--- a/tesis_oficial_borradores/para_el_grupo/Tesis_borrador.docx
+++ b/tesis_oficial_borradores/para_el_grupo/Tesis_borrador.docx
@@ -955,7 +955,7 @@
         <w:pStyle w:val="BodyText"/>
       </w:pPr>
       <w:r>
-        <w:t xml:space="preserve">pbₜ = α + ρ dₜ₋₁ + γ zₜ + εₜ,</w:t>
+        <w:t xml:space="preserve">pbₜ = α + ρ dₜ₋₁ + γ zₜ + uₜ,</w:t>
       </w:r>
     </w:p>
     <w:p>
@@ -963,7 +963,7 @@
         <w:pStyle w:val="BodyText"/>
       </w:pPr>
       <w:r>
-        <w:t xml:space="preserve">con zₜ un conjunto de determinantes cíclicos. Si ρ &gt; 0, εₜ está acotado como proporción del PIB y el valor presente del PIB es finito, la política fiscal satisface la restricción presupuestaria intertemporal y la condición de transversalidad. La demostración formal figuraba en un apéndice no publicado de Bohn (1998) y se presenta en Bohn (2005), donde se la presenta como un resultado de trabajos previos del autor, entre ellos Bohn (1998). La idea de la prueba es que una respuesta positiva reduce el crecimiento de la deuda respecto de un esquema Ponzi en un factor (1-ρ) por período, por lo que el valor presente de la deuda tiende a cero (Bohn, 2005).</w:t>
+        <w:t xml:space="preserve">con zₜ un conjunto de determinantes cíclicos. Si ρ &gt; 0, uₜ está acotado como proporción del PIB y el valor presente del PIB es finito, la política fiscal satisface la restricción presupuestaria intertemporal y la condición de transversalidad. La demostración formal figuraba en un apéndice no publicado de Bohn (1998) y se presenta en Bohn (2005), donde se la presenta como un resultado de trabajos previos del autor, entre ellos Bohn (1998). La idea de la prueba es que una respuesta positiva reduce el crecimiento de la deuda respecto de un esquema Ponzi en un factor (1-ρ) por período, por lo que el valor presente de la deuda tiende a cero (Bohn, 2005).</w:t>
       </w:r>
     </w:p>
     <w:p>
@@ -1005,7 +1005,7 @@
         <w:pStyle w:val="BodyText"/>
       </w:pPr>
       <w:r>
-        <w:t xml:space="preserve">dₜ - dₜ₋₁ = ((r-g)/(1+g) - ρ) dₜ₋₁ - α - γ zₜ - εₜ .</w:t>
+        <w:t xml:space="preserve">dₜ - dₜ₋₁ = ((r-g)/(1+g) - ρ) dₜ₋₁ - α - γ zₜ - uₜ .</w:t>
       </w:r>
     </w:p>
     <w:p>

--- a/tesis_oficial_borradores/para_el_grupo/Tesis_borrador.docx
+++ b/tesis_oficial_borradores/para_el_grupo/Tesis_borrador.docx
@@ -2754,7 +2754,7 @@
         <w:t xml:space="preserve"> </w:t>
       </w:r>
       <w:r>
-        <w:t xml:space="preserve">El orden del VAR se elige con el criterio de información de Akaike (AIC), sujeto a que el modelo sea estable, es decir, a que todas las raíces de su polinomio característico queden fuera del círculo unitario. La estabilidad no es un requisito accesorio: es la condición para que el VAR tenga una representación de medias móviles, en la que se apoyan las respuestas al impulso y la simulación de largo plazo (Lütkepohl, 2005, cap. 2 y 4). Si el orden que elige el AIC produce un modelo inestable, se toma el mayor orden estable inferior. Con la deuda consolidada neta, el AIC elige cuatro rezagos, un año completo de datos trimestrales, pero ese modelo tiene una raíz de módulo 1,02, por lo que se usan tres rezagos (raíz máxima de 0,96). Con la deuda bruta, los cuatro rezagos del AIC ya son estables. La autocorrelación residual se informa como diagnóstico.</w:t>
+        <w:t xml:space="preserve">El orden del VAR se elige con el criterio de información de Akaike (AIC), sujeto a que el modelo sea estable, es decir, a que todas las raíces de su polinomio característico queden fuera del círculo unitario. La estabilidad no es un requisito accesorio: es la condición para que el VAR tenga una representación de medias móviles, en la que se apoyan las respuestas al impulso y la simulación de largo plazo (Lütkepohl, 2005, cap. 2 y 4). Si el orden que elige el AIC produce un modelo inestable, se toma el mayor orden estable inferior. Con la deuda consolidada neta, el AIC elige cinco rezagos, pero los modelos de cuatro y cinco rezagos son inestables (raíz máxima de 1,02), por lo que se usan tres (raíz máxima de 0,96). Con la deuda bruta, el mayor orden estable es cuatro (raíz máxima de 0,99). La prueba de Portmanteau detecta autocorrelación residual leve en todos los órdenes (p entre 0,02 y 0,04 en los modelos estables), que se informa como limitación.</w:t>
       </w:r>
     </w:p>
     <w:p>
@@ -3242,7 +3242,7 @@
         <w:pStyle w:val="FirstParagraph"/>
       </w:pPr>
       <w:r>
-        <w:t xml:space="preserve">Este capítulo documenta cada serie del modelo: qué mide, de dónde sale, qué transformaciones se le aplicaron y por qué. La muestra es trimestral, 1996T1-2025T4 (120 observaciones). Todas las cifras que aparecen aquí se recalcularon desde los archivos del repositorio citados en cada sección. Cuando una serie tiene una limitación, se declara junto con la dirección probable de su sesgo.</w:t>
+        <w:t xml:space="preserve">Este capítulo documenta cada serie del modelo: qué mide, de dónde sale, qué transformaciones se le aplicaron y por qué. La muestra es trimestral, 1996T1-2025T4 (120 observaciones). La muestra efectiva de estimación es 1996T4-2025T4 (117 observaciones), porque el crecimiento pierde la primera observación y los dos rezagos de la tasa de la Fed consumen las siguientes. Todas las cifras que aparecen aquí se recalcularon desde los archivos del repositorio citados en cada sección. Cuando una serie tiene una limitación, se declara junto con la dirección probable de su sesgo.</w:t>
       </w:r>
     </w:p>
     <w:bookmarkStart w:id="55" w:name="resumen-de-las-series"/>
@@ -3368,7 +3368,7 @@
                 <w:rFonts w:ascii="Calibri" w:hAnsi="Calibri"/>
                 <w:sz w:val="20"/>
               </w:rPr>
-              <w:t xml:space="preserve">Deuda consolidada neta (% PIB)</w:t>
+              <w:t xml:space="preserve">Deuda consolidada neta, tenencia del BCRA a valor nominal, variante piso (% PIB)</w:t>
             </w:r>
           </w:p>
         </w:tc>
@@ -3399,7 +3399,36 @@
                 <w:rFonts w:ascii="Calibri" w:hAnsi="Calibri"/>
                 <w:sz w:val="20"/>
               </w:rPr>
-              <w:t xml:space="preserve">datos/procesados/deuda_consolidada_neta_1996_2025.csv</w:t>
+              <w:t xml:space="preserve">datos/procesados/deuda_consolidada_neta_nominal_1996_2025.csv</w:t>
+            </w:r>
+            <w:r>
+              <w:rPr>
+                <w:rFonts w:ascii="Calibri" w:hAnsi="Calibri"/>
+                <w:sz w:val="20"/>
+              </w:rPr>
+              <w:t xml:space="preserve"> </w:t>
+            </w:r>
+            <w:r>
+              <w:rPr>
+                <w:rFonts w:ascii="Calibri" w:hAnsi="Calibri"/>
+                <w:sz w:val="20"/>
+              </w:rPr>
+              <w:t xml:space="preserve">(</w:t>
+            </w:r>
+            <w:r>
+              <w:rPr>
+                <w:rStyle w:val="VerbatimChar"/>
+                <w:rFonts w:ascii="Calibri" w:hAnsi="Calibri"/>
+                <w:sz w:val="20"/>
+              </w:rPr>
+              <w:t xml:space="preserve">deuda_consolidada_neta_nominal_piso_pib</w:t>
+            </w:r>
+            <w:r>
+              <w:rPr>
+                <w:rFonts w:ascii="Calibri" w:hAnsi="Calibri"/>
+                <w:sz w:val="20"/>
+              </w:rPr>
+              <w:t xml:space="preserve">)</w:t>
             </w:r>
           </w:p>
         </w:tc>
@@ -3429,7 +3458,7 @@
                 <w:rFonts w:ascii="Calibri" w:hAnsi="Calibri"/>
                 <w:sz w:val="20"/>
               </w:rPr>
-              <w:t xml:space="preserve">1996T1-2025T4, sin FGS</w:t>
+              <w:t xml:space="preserve">1996T1-2025T4, sin FGS; nominal en 80 de 120 trimestres (ver 5.3.4)</w:t>
             </w:r>
           </w:p>
         </w:tc>
@@ -3446,22 +3475,22 @@
                 <w:rFonts w:ascii="Calibri" w:hAnsi="Calibri"/>
                 <w:sz w:val="20"/>
               </w:rPr>
-              <w:t xml:space="preserve">Deuda federal bruta (% PIB)</w:t>
-            </w:r>
-          </w:p>
-        </w:tc>
-        <w:tc>
-          <w:tcPr/>
-          <w:p>
-            <w:pPr>
-              <w:pStyle w:val="Compact"/>
-            </w:pPr>
-            <w:r>
-              <w:rPr>
-                <w:rFonts w:ascii="Calibri" w:hAnsi="Calibri"/>
-                <w:sz w:val="20"/>
-              </w:rPr>
-              <w:t xml:space="preserve">Componente y serie de robustez</w:t>
+              <w:t xml:space="preserve">Deuda neta a valor de libros y deuda federal bruta (% PIB)</w:t>
+            </w:r>
+          </w:p>
+        </w:tc>
+        <w:tc>
+          <w:tcPr/>
+          <w:p>
+            <w:pPr>
+              <w:pStyle w:val="Compact"/>
+            </w:pPr>
+            <w:r>
+              <w:rPr>
+                <w:rFonts w:ascii="Calibri" w:hAnsi="Calibri"/>
+                <w:sz w:val="20"/>
+              </w:rPr>
+              <w:t xml:space="preserve">Series de robustez y componente</w:t>
             </w:r>
           </w:p>
         </w:tc>
@@ -3477,29 +3506,29 @@
                 <w:rFonts w:ascii="Calibri" w:hAnsi="Calibri"/>
                 <w:sz w:val="20"/>
               </w:rPr>
+              <w:t xml:space="preserve">datos/procesados/deuda_consolidada_neta_1996_2025.csv</w:t>
+            </w:r>
+            <w:r>
+              <w:rPr>
+                <w:rFonts w:ascii="Calibri" w:hAnsi="Calibri"/>
+                <w:sz w:val="20"/>
+              </w:rPr>
+              <w:t xml:space="preserve">,</w:t>
+            </w:r>
+            <w:r>
+              <w:rPr>
+                <w:rFonts w:ascii="Calibri" w:hAnsi="Calibri"/>
+                <w:sz w:val="20"/>
+              </w:rPr>
+              <w:t xml:space="preserve"> </w:t>
+            </w:r>
+            <w:r>
+              <w:rPr>
+                <w:rStyle w:val="VerbatimChar"/>
+                <w:rFonts w:ascii="Calibri" w:hAnsi="Calibri"/>
+                <w:sz w:val="20"/>
+              </w:rPr>
               <w:t xml:space="preserve">datos/procesados/deuda_consolidada_1996_2025.csv</w:t>
-            </w:r>
-            <w:r>
-              <w:rPr>
-                <w:rFonts w:ascii="Calibri" w:hAnsi="Calibri"/>
-                <w:sz w:val="20"/>
-              </w:rPr>
-              <w:t xml:space="preserve">,</w:t>
-            </w:r>
-            <w:r>
-              <w:rPr>
-                <w:rFonts w:ascii="Calibri" w:hAnsi="Calibri"/>
-                <w:sz w:val="20"/>
-              </w:rPr>
-              <w:t xml:space="preserve"> </w:t>
-            </w:r>
-            <w:r>
-              <w:rPr>
-                <w:rStyle w:val="VerbatimChar"/>
-                <w:rFonts w:ascii="Calibri" w:hAnsi="Calibri"/>
-                <w:sz w:val="20"/>
-              </w:rPr>
-              <w:t xml:space="preserve">..._neta_...csv</w:t>
             </w:r>
           </w:p>
         </w:tc>
@@ -3780,7 +3809,7 @@
                 <w:rFonts w:ascii="Calibri" w:hAnsi="Calibri"/>
                 <w:sz w:val="20"/>
               </w:rPr>
-              <w:t xml:space="preserve">Resultado primario (% PIB)</w:t>
+              <w:t xml:space="preserve">Resultado primario (% PIB, flujo trimestral anualizado)</w:t>
             </w:r>
           </w:p>
         </w:tc>
@@ -3811,37 +3840,66 @@
                 <w:rFonts w:ascii="Calibri" w:hAnsi="Calibri"/>
                 <w:sz w:val="20"/>
               </w:rPr>
-              <w:t xml:space="preserve">datos/dataset_consolidado_1996_2025.csv</w:t>
-            </w:r>
-          </w:p>
-        </w:tc>
-        <w:tc>
-          <w:tcPr/>
-          <w:p>
-            <w:pPr>
-              <w:pStyle w:val="Compact"/>
-            </w:pPr>
-            <w:r>
-              <w:rPr>
-                <w:rFonts w:ascii="Calibri" w:hAnsi="Calibri"/>
-                <w:sz w:val="20"/>
-              </w:rPr>
-              <w:t xml:space="preserve">MECON</w:t>
-            </w:r>
-          </w:p>
-        </w:tc>
-        <w:tc>
-          <w:tcPr/>
-          <w:p>
-            <w:pPr>
-              <w:pStyle w:val="Compact"/>
-            </w:pPr>
-            <w:r>
-              <w:rPr>
-                <w:rFonts w:ascii="Calibri" w:hAnsi="Calibri"/>
-                <w:sz w:val="20"/>
-              </w:rPr>
-              <w:t xml:space="preserve">1996-2003 empalmado; 2004-2025 ver 5.7</w:t>
+              <w:t xml:space="preserve">datos/procesados/resultado_primario_1996_2025.csv</w:t>
+            </w:r>
+            <w:r>
+              <w:rPr>
+                <w:rFonts w:ascii="Calibri" w:hAnsi="Calibri"/>
+                <w:sz w:val="20"/>
+              </w:rPr>
+              <w:t xml:space="preserve"> </w:t>
+            </w:r>
+            <w:r>
+              <w:rPr>
+                <w:rFonts w:ascii="Calibri" w:hAnsi="Calibri"/>
+                <w:sz w:val="20"/>
+              </w:rPr>
+              <w:t xml:space="preserve">(</w:t>
+            </w:r>
+            <w:r>
+              <w:rPr>
+                <w:rStyle w:val="VerbatimChar"/>
+                <w:rFonts w:ascii="Calibri" w:hAnsi="Calibri"/>
+                <w:sz w:val="20"/>
+              </w:rPr>
+              <w:t xml:space="preserve">pb_pib_trim</w:t>
+            </w:r>
+            <w:r>
+              <w:rPr>
+                <w:rFonts w:ascii="Calibri" w:hAnsi="Calibri"/>
+                <w:sz w:val="20"/>
+              </w:rPr>
+              <w:t xml:space="preserve">)</w:t>
+            </w:r>
+          </w:p>
+        </w:tc>
+        <w:tc>
+          <w:tcPr/>
+          <w:p>
+            <w:pPr>
+              <w:pStyle w:val="Compact"/>
+            </w:pPr>
+            <w:r>
+              <w:rPr>
+                <w:rFonts w:ascii="Calibri" w:hAnsi="Calibri"/>
+                <w:sz w:val="20"/>
+              </w:rPr>
+              <w:t xml:space="preserve">MECON, Secretaría de Hacienda, esquema Ahorro-Inversión-Financiamiento (datos.gob.ar, dataset 379)</w:t>
+            </w:r>
+          </w:p>
+        </w:tc>
+        <w:tc>
+          <w:tcPr/>
+          <w:p>
+            <w:pPr>
+              <w:pStyle w:val="Compact"/>
+            </w:pPr>
+            <w:r>
+              <w:rPr>
+                <w:rFonts w:ascii="Calibri" w:hAnsi="Calibri"/>
+                <w:sz w:val="20"/>
+              </w:rPr>
+              <w:t xml:space="preserve">1996T1-2025T4, mensual, sin desagregación</w:t>
             </w:r>
           </w:p>
         </w:tc>
@@ -3889,6 +3947,35 @@
                 <w:rFonts w:ascii="Calibri" w:hAnsi="Calibri"/>
                 <w:sz w:val="20"/>
               </w:rPr>
+              <w:t xml:space="preserve">datos/procesados/pib_real_empalme_indec_1996_2003.csv</w:t>
+            </w:r>
+            <w:r>
+              <w:rPr>
+                <w:rFonts w:ascii="Calibri" w:hAnsi="Calibri"/>
+                <w:sz w:val="20"/>
+              </w:rPr>
+              <w:t xml:space="preserve"> </w:t>
+            </w:r>
+            <w:r>
+              <w:rPr>
+                <w:rFonts w:ascii="Calibri" w:hAnsi="Calibri"/>
+                <w:sz w:val="20"/>
+              </w:rPr>
+              <w:t xml:space="preserve">y</w:t>
+            </w:r>
+            <w:r>
+              <w:rPr>
+                <w:rFonts w:ascii="Calibri" w:hAnsi="Calibri"/>
+                <w:sz w:val="20"/>
+              </w:rPr>
+              <w:t xml:space="preserve"> </w:t>
+            </w:r>
+            <w:r>
+              <w:rPr>
+                <w:rStyle w:val="VerbatimChar"/>
+                <w:rFonts w:ascii="Calibri" w:hAnsi="Calibri"/>
+                <w:sz w:val="20"/>
+              </w:rPr>
               <w:t xml:space="preserve">datos/dataset_consolidado_1996_2025.csv</w:t>
             </w:r>
           </w:p>
@@ -3904,22 +3991,22 @@
                 <w:rFonts w:ascii="Calibri" w:hAnsi="Calibri"/>
                 <w:sz w:val="20"/>
               </w:rPr>
-              <w:t xml:space="preserve">INDEC</w:t>
-            </w:r>
-          </w:p>
-        </w:tc>
-        <w:tc>
-          <w:tcPr/>
-          <w:p>
-            <w:pPr>
-              <w:pStyle w:val="Compact"/>
-            </w:pPr>
-            <w:r>
-              <w:rPr>
-                <w:rFonts w:ascii="Calibri" w:hAnsi="Calibri"/>
-                <w:sz w:val="20"/>
-              </w:rPr>
-              <w:t xml:space="preserve">1996-2003 empalmado; 2004-2025 directo</w:t>
+              <w:t xml:space="preserve">INDEC, Oferta y Demanda Globales</w:t>
+            </w:r>
+          </w:p>
+        </w:tc>
+        <w:tc>
+          <w:tcPr/>
+          <w:p>
+            <w:pPr>
+              <w:pStyle w:val="Compact"/>
+            </w:pPr>
+            <w:r>
+              <w:rPr>
+                <w:rFonts w:ascii="Calibri" w:hAnsi="Calibri"/>
+                <w:sz w:val="20"/>
+              </w:rPr>
+              <w:t xml:space="preserve">1996-2003 base 1993 empalmada a base 2004; 2004-2025 directo</w:t>
             </w:r>
           </w:p>
         </w:tc>
@@ -4364,7 +4451,19 @@
         <w:pStyle w:val="BodyText"/>
       </w:pPr>
       <w:r>
-        <w:t xml:space="preserve">Un cambio metodológico respecto de versiones anteriores: la deuda ya no sale de un diccionario escrito a mano. Se calcula como cociente entre stocks en pesos tomados de los informes de deuda del MECON y el PIB nominal. Esa construcción es trazable a archivos y reproducible con los scripts del repositorio.</w:t>
+        <w:t xml:space="preserve">Un cambio metodológico respecto de versiones anteriores: ninguna serie fiscal ni de deuda sale ya de un diccionario escrito a mano. La deuda es el cociente entre stocks en pesos tomados de los informes del MECON y el PIB nominal. El resultado primario se lee de las planillas mensuales de Hacienda y el PIB real de 1996-2003 se empalma con las series publicadas por INDEC. Todas las construcciones son trazables a archivos y reproducibles con los scripts de</w:t>
+      </w:r>
+      <w:r>
+        <w:t xml:space="preserve"> </w:t>
+      </w:r>
+      <w:r>
+        <w:rPr>
+          <w:rStyle w:val="VerbatimChar"/>
+        </w:rPr>
+        <w:t xml:space="preserve">codigo/ingesta_datos/</w:t>
+      </w:r>
+      <w:r>
+        <w:t xml:space="preserve">.</w:t>
       </w:r>
     </w:p>
     <w:bookmarkEnd w:id="55"/>
@@ -4897,13 +4996,83 @@
       </w:r>
     </w:p>
     <w:bookmarkEnd w:id="59"/>
-    <w:bookmarkStart w:id="60" w:name="X622ddecccf45ef7e7c8a11981f2dd5e43b630d9"/>
+    <w:bookmarkStart w:id="60" w:name="X806e085bc5f2b5a11b5366608dccbae17ae6ac4"/>
     <w:p>
       <w:pPr>
         <w:pStyle w:val="Heading3"/>
       </w:pPr>
       <w:r>
-        <w:t xml:space="preserve">5.3.4 Deuda del Tesoro en poder del BCRA (T_BCRA)</w:t>
+        <w:t xml:space="preserve">5.3.4 Deuda del Tesoro en poder del BCRA (T_BCRA): valor contable y valor nominal</w:t>
+      </w:r>
+    </w:p>
+    <w:p>
+      <w:pPr>
+        <w:pStyle w:val="FirstParagraph"/>
+      </w:pPr>
+      <w:r>
+        <w:rPr>
+          <w:b/>
+          <w:bCs/>
+        </w:rPr>
+        <w:t xml:space="preserve">Valor contable.</w:t>
+      </w:r>
+      <w:r>
+        <w:t xml:space="preserve"> </w:t>
+      </w:r>
+      <w:r>
+        <w:t xml:space="preserve">Fuente: BCRA,</w:t>
+      </w:r>
+      <w:r>
+        <w:t xml:space="preserve"> </w:t>
+      </w:r>
+      <w:r>
+        <w:rPr>
+          <w:i/>
+          <w:iCs/>
+        </w:rPr>
+        <w:t xml:space="preserve">Balance del Banco Central</w:t>
+      </w:r>
+      <w:r>
+        <w:t xml:space="preserve"> </w:t>
+      </w:r>
+      <w:r>
+        <w:t xml:space="preserve">histórico (</w:t>
+      </w:r>
+      <w:r>
+        <w:rPr>
+          <w:rStyle w:val="VerbatimChar"/>
+        </w:rPr>
+        <w:t xml:space="preserve">https://www.bcra.gob.ar/Pdfs/PublicacionesEstadisticas/balbcrhis.xls</w:t>
+      </w:r>
+      <w:r>
+        <w:t xml:space="preserve">), hoja B.C.R.A., columna</w:t>
+      </w:r>
+      <w:r>
+        <w:t xml:space="preserve"> </w:t>
+      </w:r>
+      <w:r>
+        <w:t xml:space="preserve">“Sector oficial, Total”</w:t>
+      </w:r>
+      <w:r>
+        <w:t xml:space="preserve">. Incluye adelantos transitorios y títulos públicos en pesos, y Letras Intransferibles y títulos en moneda extranjera. Se toma el cierre de trimestre del dato mensual y se verifica que el total sea igual a la suma de sus dos partes. Es la valuación contable del BCRA, que se aparta del nominal desde diciembre de 2019 (ajuste de las Letras Intransferibles) y desde mayo de 2024 (costo amortizado).</w:t>
+      </w:r>
+    </w:p>
+    <w:p>
+      <w:pPr>
+        <w:pStyle w:val="BodyText"/>
+      </w:pPr>
+      <w:r>
+        <w:rPr>
+          <w:b/>
+          <w:bCs/>
+        </w:rPr>
+        <w:t xml:space="preserve">Por qué el nominal.</w:t>
+      </w:r>
+      <w:r>
+        <w:t xml:space="preserve"> </w:t>
+      </w:r>
+      <w:r>
+        <w:t xml:space="preserve">La deuda bruta del MECON está a valor nominal. Si de ella se restan tenencias valuadas de otro modo, el neteo mezcla criterios y el resultado no mide ninguna deuda definida. Por eso la serie principal sustituye, en la tenencia del BCRA, el componente en moneda extranjera del balance por el stock nominal de las Letras Intransferibles que publica el MECON.</w:t>
       </w:r>
     </w:p>
     <w:p>
@@ -4925,7 +5094,7 @@
         <w:t xml:space="preserve"> </w:t>
       </w:r>
       <w:r>
-        <w:t xml:space="preserve">BCRA,</w:t>
+        <w:t xml:space="preserve">MECON, Secretaría de Finanzas,</w:t>
       </w:r>
       <w:r>
         <w:t xml:space="preserve"> </w:t>
@@ -4935,31 +5104,34 @@
           <w:i/>
           <w:iCs/>
         </w:rPr>
-        <w:t xml:space="preserve">Balance del Banco Central</w:t>
-      </w:r>
-      <w:r>
-        <w:t xml:space="preserve"> </w:t>
-      </w:r>
-      <w:r>
-        <w:t xml:space="preserve">histórico (</w:t>
+        <w:t xml:space="preserve">Estado de la Deuda Pública</w:t>
+      </w:r>
+      <w:r>
+        <w:t xml:space="preserve">: hojas A.1.9, A.1.10 o A.1.11 según el año, bloque</w:t>
+      </w:r>
+      <w:r>
+        <w:t xml:space="preserve"> </w:t>
+      </w:r>
+      <w:r>
+        <w:t xml:space="preserve">“Letras adquiridas por el BCRA”</w:t>
+      </w:r>
+      <w:r>
+        <w:t xml:space="preserve"> </w:t>
+      </w:r>
+      <w:r>
+        <w:t xml:space="preserve">(miles de dólares), y hoja A.12.3 para 2007-2010. Se suma instrumento por instrumento y el script reproduce los totales del bloque (69.286 millones de dólares en 2024). Se convierte con el tipo de cambio de la serie de deuda. Resumen por ancla en</w:t>
+      </w:r>
+      <w:r>
+        <w:t xml:space="preserve"> </w:t>
       </w:r>
       <w:r>
         <w:rPr>
           <w:rStyle w:val="VerbatimChar"/>
         </w:rPr>
-        <w:t xml:space="preserve">https://www.bcra.gob.ar/Pdfs/PublicacionesEstadisticas/balbcrhis.xls</w:t>
-      </w:r>
-      <w:r>
-        <w:t xml:space="preserve">), hoja B.C.R.A., columna</w:t>
-      </w:r>
-      <w:r>
-        <w:t xml:space="preserve"> </w:t>
-      </w:r>
-      <w:r>
-        <w:t xml:space="preserve">“Sector oficial, Total”</w:t>
-      </w:r>
-      <w:r>
-        <w:t xml:space="preserve">. Incluye adelantos transitorios y títulos públicos en pesos, y Letras Intransferibles y títulos en moneda extranjera. Se toma el cierre de trimestre del dato mensual. Se verifica que el total sea igual a la suma de sus dos partes en todos los trimestres.</w:t>
+        <w:t xml:space="preserve">datos/procesados/letras_intransferibles_bcra_nominal_anclas.csv</w:t>
+      </w:r>
+      <w:r>
+        <w:t xml:space="preserve">.</w:t>
       </w:r>
     </w:p>
     <w:p>
@@ -4975,13 +5147,83 @@
           <w:b/>
           <w:bCs/>
         </w:rPr>
-        <w:t xml:space="preserve">Valuación.</w:t>
-      </w:r>
-      <w:r>
-        <w:t xml:space="preserve"> </w:t>
-      </w:r>
-      <w:r>
-        <w:t xml:space="preserve">Es valor contable del BCRA. Esto es relevante desde diciembre de 2019 (ajuste de las Letras Intransferibles) y desde mayo de 2024 (costo amortizado), según documenta el script de construcción. El FMI usa el stock de deuda del Tesoro. La sección 5.9 cuantifica el efecto en 2024.</w:t>
+        <w:t xml:space="preserve">Cobertura.</w:t>
+      </w:r>
+      <w:r>
+        <w:t xml:space="preserve"> </w:t>
+      </w:r>
+      <w:r>
+        <w:t xml:space="preserve">Hay planillas de cierre de año para 2007-2009 y 2013-2025, y de marzo de 2010. No hay planillas de 2010-12, 2011-12 ni 2012-12. Las Letras empiezan el 3 de enero de 2006, de modo que hasta 2005T4 no hay dato nominal (40 trimestres) y se conserva el valor contable. Hay dato nominal en 80 de 120 trimestres: 17 con ancla oficial, 32 reconstruidos con las fechas de emisión (las letras son de pago único, por lo que si ningún instrumento cambia entre dos anclas el stock se arma con la fecha de emisión), 7 reconstruidos hacia atrás (2006T1-2007T3) y 24 interpolados linealmente entre anclas con canjes o cambios de monto. Las columnas</w:t>
+      </w:r>
+      <w:r>
+        <w:t xml:space="preserve"> </w:t>
+      </w:r>
+      <w:r>
+        <w:rPr>
+          <w:rStyle w:val="VerbatimChar"/>
+        </w:rPr>
+        <w:t xml:space="preserve">nominal_metodo</w:t>
+      </w:r>
+      <w:r>
+        <w:t xml:space="preserve"> </w:t>
+      </w:r>
+      <w:r>
+        <w:t xml:space="preserve">y</w:t>
+      </w:r>
+      <w:r>
+        <w:t xml:space="preserve"> </w:t>
+      </w:r>
+      <w:r>
+        <w:rPr>
+          <w:rStyle w:val="VerbatimChar"/>
+        </w:rPr>
+        <w:t xml:space="preserve">flag_nominal_interpolado</w:t>
+      </w:r>
+      <w:r>
+        <w:t xml:space="preserve"> </w:t>
+      </w:r>
+      <w:r>
+        <w:t xml:space="preserve">lo registran. La interpolación es una aproximación declarada, no un dato.</w:t>
+      </w:r>
+    </w:p>
+    <w:p>
+      <w:pPr>
+        <w:pStyle w:val="Compact"/>
+        <w:numPr>
+          <w:ilvl w:val="0"/>
+          <w:numId w:val="1008"/>
+        </w:numPr>
+      </w:pPr>
+      <w:r>
+        <w:rPr>
+          <w:b/>
+          <w:bCs/>
+        </w:rPr>
+        <w:t xml:space="preserve">Variante piso.</w:t>
+      </w:r>
+      <w:r>
+        <w:t xml:space="preserve"> </w:t>
+      </w:r>
+      <w:r>
+        <w:t xml:space="preserve">El componente en moneda extranjera del balance no es igual a las Letras: contiene otros créditos en dólares (hasta 2017 y en 2019-2023 el valor de libros supera al nominal). La sustitución estricta empeoraría 2023 (128,2 contra 119,0). Por eso la serie principal es la variante piso: la tenencia nunca baja del valor de libros, y solo se suma el faltante donde el nominal en pesos supera al componente en moneda extranjera del balance. La variante estricta (</w:t>
+      </w:r>
+      <w:r>
+        <w:rPr>
+          <w:rStyle w:val="VerbatimChar"/>
+        </w:rPr>
+        <w:t xml:space="preserve">deuda_consolidada_neta_nominal_pib</w:t>
+      </w:r>
+      <w:r>
+        <w:t xml:space="preserve">) y la de libros (</w:t>
+      </w:r>
+      <w:r>
+        <w:rPr>
+          <w:rStyle w:val="VerbatimChar"/>
+        </w:rPr>
+        <w:t xml:space="preserve">deuda_consolidada_neta_pib</w:t>
+      </w:r>
+      <w:r>
+        <w:t xml:space="preserve">) quedan como series de robustez, junto con la deuda bruta.</w:t>
       </w:r>
     </w:p>
     <w:bookmarkEnd w:id="60"/>
@@ -5053,7 +5295,7 @@
         <w:t xml:space="preserve"> </w:t>
       </w:r>
       <w:r>
-        <w:t xml:space="preserve">se cumple al cuarto decimal en 2023 (119,03) y en 2024 (68,31). La identidad que el FMI usa en el Cuadro 2 (línea 6 = 2 + 4 − 5) también se cumple con sus cifras: 92,9 + 18,4 − 0,5 = 110,8 y 51,4 + 2,2 − 2,1 = 51,5.</w:t>
+        <w:t xml:space="preserve">se cumple al cuarto decimal en 2023 (119,03) y en 2024 (61,11 con la tenencia nominal piso; 68,31 con valor de libros). La identidad que el FMI usa en el Cuadro 2 (línea 6 = 2 + 4 − 5) también se cumple con sus cifras: 92,9 + 18,4 − 0,5 = 110,8 y 51,4 + 2,2 − 2,1 = 51,5.</w:t>
       </w:r>
     </w:p>
     <w:bookmarkEnd w:id="62"/>
@@ -5080,13 +5322,65 @@
           <w:b/>
           <w:bCs/>
         </w:rPr>
-        <w:t xml:space="preserve">Definición.</w:t>
-      </w:r>
-      <w:r>
-        <w:t xml:space="preserve"> </w:t>
-      </w:r>
-      <w:r>
-        <w:t xml:space="preserve">Resultado primario del sector público nacional como porcentaje del PIB; positivo es superávit. Cada trimestre repite el nivel anual del ratio (la suma de los cuatro trimestres de un año es cuatro veces el ratio), de modo que el promedio anual de la serie es el ratio anual.</w:t>
+        <w:t xml:space="preserve">Fuente.</w:t>
+      </w:r>
+      <w:r>
+        <w:t xml:space="preserve"> </w:t>
+      </w:r>
+      <w:r>
+        <w:t xml:space="preserve">MECON, Secretaría de Hacienda, Subsecretaría de Programación Macroeconómica,</w:t>
+      </w:r>
+      <w:r>
+        <w:t xml:space="preserve"> </w:t>
+      </w:r>
+      <w:r>
+        <w:t xml:space="preserve">“Esquema Ahorro-Inversión-Financiamiento. Sector Público Nacional. Base Caja”</w:t>
+      </w:r>
+      <w:r>
+        <w:t xml:space="preserve"> </w:t>
+      </w:r>
+      <w:r>
+        <w:t xml:space="preserve">(datos.gob.ar, dataset 379). Es una serie mensual desde 1993, en pesos corrientes, publicada en tres tramos metodológicos (1993-2006, 2007-2014 y desde 2015). Los archivos crudos están en</w:t>
+      </w:r>
+      <w:r>
+        <w:t xml:space="preserve"> </w:t>
+      </w:r>
+      <w:r>
+        <w:rPr>
+          <w:rStyle w:val="VerbatimChar"/>
+        </w:rPr>
+        <w:t xml:space="preserve">datos/crudos/resultado_primario/</w:t>
+      </w:r>
+      <w:r>
+        <w:t xml:space="preserve"> </w:t>
+      </w:r>
+      <w:r>
+        <w:t xml:space="preserve">y el script es</w:t>
+      </w:r>
+      <w:r>
+        <w:t xml:space="preserve"> </w:t>
+      </w:r>
+      <w:r>
+        <w:rPr>
+          <w:rStyle w:val="VerbatimChar"/>
+        </w:rPr>
+        <w:t xml:space="preserve">construir_resultado_primario_1996_2025.py</w:t>
+      </w:r>
+      <w:r>
+        <w:t xml:space="preserve">. Como hay dato mensual para todo el período,</w:t>
+      </w:r>
+      <w:r>
+        <w:t xml:space="preserve"> </w:t>
+      </w:r>
+      <w:r>
+        <w:rPr>
+          <w:b/>
+          <w:bCs/>
+        </w:rPr>
+        <w:t xml:space="preserve">no se desagrega con Denton ni se aplica coeficiente de enlace</w:t>
+      </w:r>
+      <w:r>
+        <w:t xml:space="preserve">: cada trimestre es la suma de sus tres meses, y se exige que estén los tres (no hay trimestres faltantes).</w:t>
       </w:r>
     </w:p>
     <w:p>
@@ -5102,35 +5396,22 @@
           <w:b/>
           <w:bCs/>
         </w:rPr>
-        <w:t xml:space="preserve">1996-2003.</w:t>
-      </w:r>
-      <w:r>
-        <w:t xml:space="preserve"> </w:t>
-      </w:r>
-      <w:r>
-        <w:rPr>
-          <w:i/>
-          <w:iCs/>
-        </w:rPr>
-        <w:t xml:space="preserve">Compendio Fiscal 1993-2006</w:t>
-      </w:r>
-      <w:r>
-        <w:t xml:space="preserve"> </w:t>
-      </w:r>
-      <w:r>
-        <w:t xml:space="preserve">(MECON, Secretaría de Hacienda, Oficina Nacional de Presupuesto), capítulo I.1.3, fila</w:t>
-      </w:r>
-      <w:r>
-        <w:t xml:space="preserve"> </w:t>
-      </w:r>
-      <w:r>
-        <w:t xml:space="preserve">“Resultado primario”</w:t>
-      </w:r>
-      <w:r>
-        <w:t xml:space="preserve"> </w:t>
-      </w:r>
-      <w:r>
-        <w:t xml:space="preserve">(anual). Se multiplica por un coeficiente de enlace calculado en 2004 y se desagrega a trimestres con el método de Denton sin indicador (Denton, 1971), que minimiza las diferencias cuadráticas entre trimestres con el promedio anual fijo. Se justifica el enlace porque el Compendio y la serie posterior no miden el mismo perímetro, y se prefiere trasladar esa diferencia a un parámetro explícito antes que ignorarla. Se justifica Denton porque no existe un indicador trimestral confiable para todo 1996-2003.</w:t>
+        <w:t xml:space="preserve">Rentas de la propiedad.</w:t>
+      </w:r>
+      <w:r>
+        <w:t xml:space="preserve"> </w:t>
+      </w:r>
+      <w:r>
+        <w:t xml:space="preserve">La serie principal incluye las rentas de la propiedad, que es la definición de titular del MECON. Esas rentas agregan las utilidades del BCRA, las rentas del FGS y los intereses cobrados por organismos públicos, y la API no desglosa la transferencia del BCRA. Se calcula además una variante sin rentas (</w:t>
+      </w:r>
+      <w:r>
+        <w:rPr>
+          <w:rStyle w:val="VerbatimChar"/>
+        </w:rPr>
+        <w:t xml:space="preserve">pb_pib_sin_rentas</w:t>
+      </w:r>
+      <w:r>
+        <w:t xml:space="preserve">), conservadora porque excluye más que el FMI. Las rentas totales fueron de 0,3 a 0,7 puntos del PIB en 1996-2008, de 1,3 a 2,6 en 2009-2014 y de 0,3 a 1,3 en 2015-2025.</w:t>
       </w:r>
     </w:p>
     <w:p>
@@ -5146,13 +5427,7 @@
           <w:b/>
           <w:bCs/>
         </w:rPr>
-        <w:t xml:space="preserve">Limitación declarada.</w:t>
-      </w:r>
-      <w:r>
-        <w:t xml:space="preserve"> </w:t>
-      </w:r>
-      <w:r>
-        <w:t xml:space="preserve">El coeficiente de enlace es inestable (la razón Compendio sobre serie vigente pasa de 1,12 en 2004 a 2,07 en 2006), lo que apunta a una diferencia de perímetro más profunda que la valuación. Es la aproximación menos confiable del empalme. Las 32 observaciones están marcadas con</w:t>
+        <w:t xml:space="preserve">Medida que entra al modelo.</w:t>
       </w:r>
       <w:r>
         <w:t xml:space="preserve"> </w:t>
@@ -5161,10 +5436,61 @@
         <w:rPr>
           <w:rStyle w:val="VerbatimChar"/>
         </w:rPr>
-        <w:t xml:space="preserve">es_interpolado = 1</w:t>
-      </w:r>
-      <w:r>
-        <w:t xml:space="preserve">.</w:t>
+        <w:t xml:space="preserve">pb_pib_trim</w:t>
+      </w:r>
+      <w:r>
+        <w:t xml:space="preserve"> </w:t>
+      </w:r>
+      <w:r>
+        <w:t xml:space="preserve">= 100 × 4 × (resultado primario del trimestre) /</w:t>
+      </w:r>
+      <w:r>
+        <w:t xml:space="preserve"> </w:t>
+      </w:r>
+      <w:r>
+        <w:rPr>
+          <w:rStyle w:val="VerbatimChar"/>
+        </w:rPr>
+        <w:t xml:space="preserve">pib_4t_mm</w:t>
+      </w:r>
+      <w:r>
+        <w:t xml:space="preserve">: el flujo trimestral anualizado sobre el PIB nominal de cuatro trimestres. No se usa la suma móvil de cuatro trimestres (</w:t>
+      </w:r>
+      <w:r>
+        <w:rPr>
+          <w:rStyle w:val="VerbatimChar"/>
+        </w:rPr>
+        <w:t xml:space="preserve">pb_pib</w:t>
+      </w:r>
+      <w:r>
+        <w:t xml:space="preserve">) porque, al superponer ventanas, induce una autocorrelación artificial de tipo MA(3): su autocorrelación de orden 1 es 0,965, contra 0,649 de</w:t>
+      </w:r>
+      <w:r>
+        <w:t xml:space="preserve"> </w:t>
+      </w:r>
+      <w:r>
+        <w:rPr>
+          <w:rStyle w:val="VerbatimChar"/>
+        </w:rPr>
+        <w:t xml:space="preserve">pb_pib_trim</w:t>
+      </w:r>
+      <w:r>
+        <w:t xml:space="preserve">. La contrapartida es que el flujo trimestral conserva estacionalidad (autocorrelación de orden 4 de 0,629), que el sistema absorbe con tres dummies trimestrales (Q1 a Q3). La suma móvil</w:t>
+      </w:r>
+      <w:r>
+        <w:t xml:space="preserve"> </w:t>
+      </w:r>
+      <w:r>
+        <w:rPr>
+          <w:rStyle w:val="VerbatimChar"/>
+        </w:rPr>
+        <w:t xml:space="preserve">pb_pib</w:t>
+      </w:r>
+      <w:r>
+        <w:t xml:space="preserve"> </w:t>
+      </w:r>
+      <w:r>
+        <w:t xml:space="preserve">se mantiene como medida comparable en base anual, y es la que se contrasta con el FMI en 5.8.</w:t>
       </w:r>
     </w:p>
     <w:p>
@@ -5180,62 +5506,72 @@
           <w:b/>
           <w:bCs/>
         </w:rPr>
-        <w:t xml:space="preserve">2004-2025.</w:t>
-      </w:r>
-      <w:r>
-        <w:t xml:space="preserve"> </w:t>
-      </w:r>
-      <w:r>
-        <w:t xml:space="preserve">Los valores provienen de una tabla escrita en el código de ingesta (</w:t>
+        <w:t xml:space="preserve">Quiebres de metodología.</w:t>
+      </w:r>
+      <w:r>
+        <w:t xml:space="preserve"> </w:t>
+      </w:r>
+      <w:r>
+        <w:t xml:space="preserve">Los empalmes de 2006/2007 y 2014/2015 no tienen período de solapamiento en la API. En las filas de empalme no se observa un salto anómalo (2006T4: 3,24 y 2007T1: 3,12; 2014T4: −0,84 y 2015T1: −1,63), pero no hay una prueba formal. El CSV trae la columna</w:t>
+      </w:r>
+      <w:r>
+        <w:t xml:space="preserve"> </w:t>
       </w:r>
       <w:r>
         <w:rPr>
           <w:rStyle w:val="VerbatimChar"/>
         </w:rPr>
-        <w:t xml:space="preserve">PB_PIB_TRIM</w:t>
-      </w:r>
-      <w:r>
-        <w:t xml:space="preserve"> </w:t>
-      </w:r>
-      <w:r>
-        <w:t xml:space="preserve">en</w:t>
-      </w:r>
-      <w:r>
-        <w:t xml:space="preserve"> </w:t>
-      </w:r>
-      <w:r>
-        <w:rPr>
-          <w:rStyle w:val="VerbatimChar"/>
-        </w:rPr>
-        <w:t xml:space="preserve">ingesta_mecon_indec.py</w:t>
-      </w:r>
-      <w:r>
-        <w:t xml:space="preserve">), con un decimal, rotulada como</w:t>
-      </w:r>
-      <w:r>
-        <w:t xml:space="preserve"> </w:t>
-      </w:r>
-      <w:r>
-        <w:t xml:space="preserve">“MECON, Sector Público Consolidado”</w:t>
-      </w:r>
-      <w:r>
-        <w:t xml:space="preserve">. El identificador de datos.gob.ar previsto (11.3_RDP_0_0_32) devuelve error HTTP 400. A diferencia de la deuda,</w:t>
-      </w:r>
-      <w:r>
-        <w:t xml:space="preserve"> </w:t>
-      </w:r>
+        <w:t xml:space="preserve">metodologia</w:t>
+      </w:r>
+      <w:r>
+        <w:t xml:space="preserve"> </w:t>
+      </w:r>
+      <w:r>
+        <w:t xml:space="preserve">(44, 32 y 44 trimestres por tramo). Entre 1993 y 2006 las privatizaciones no figuran en el primario.</w:t>
+      </w:r>
+    </w:p>
+    <w:p>
+      <w:pPr>
+        <w:pStyle w:val="Compact"/>
+        <w:numPr>
+          <w:ilvl w:val="0"/>
+          <w:numId w:val="1009"/>
+        </w:numPr>
+      </w:pPr>
       <w:r>
         <w:rPr>
           <w:b/>
           <w:bCs/>
         </w:rPr>
-        <w:t xml:space="preserve">esta serie no fue reconstruida desde archivos primarios</w:t>
-      </w:r>
-      <w:r>
-        <w:t xml:space="preserve"> </w:t>
-      </w:r>
-      <w:r>
-        <w:t xml:space="preserve">y es la limitación más relevante de trazabilidad que persiste. La sección 5.8 la contrasta con el FMI. Se recomienda sustituirla por las series fiscales trimestrales del MECON antes de la defensa.</w:t>
+        <w:t xml:space="preserve">Perímetro.</w:t>
+      </w:r>
+      <w:r>
+        <w:t xml:space="preserve"> </w:t>
+      </w:r>
+      <w:r>
+        <w:t xml:space="preserve">Es el sector público nacional consolidado (administración nacional, organismos descentralizados, seguridad social, fondos fiduciarios y empresas), más amplio que el gobierno federal del FMI. El control cruzado contra el IMIG (desde 2016) da diferencia nula, pero IMIG y esquema AIF son la misma compilación, de modo que no es un control independiente.</w:t>
+      </w:r>
+    </w:p>
+    <w:p>
+      <w:pPr>
+        <w:pStyle w:val="Compact"/>
+        <w:numPr>
+          <w:ilvl w:val="0"/>
+          <w:numId w:val="1009"/>
+        </w:numPr>
+      </w:pPr>
+      <w:r>
+        <w:rPr>
+          <w:b/>
+          <w:bCs/>
+        </w:rPr>
+        <w:t xml:space="preserve">Comparación con la serie anterior.</w:t>
+      </w:r>
+      <w:r>
+        <w:t xml:space="preserve"> </w:t>
+      </w:r>
+      <w:r>
+        <w:t xml:space="preserve">Contra la tabla escrita a mano (2004-2025) y el Denton del Compendio (1996-2003), la correlación es 0,89 en 2004-2025 y 0,33 en 1996-2003, con errores absolutos medios de 1,29 y 1,16 puntos. La serie anterior de 1996-2003 era una interpolación de datos anuales y no sirve como referencia de nivel.</w:t>
       </w:r>
     </w:p>
     <w:bookmarkEnd w:id="64"/>
@@ -5267,7 +5603,22 @@
         <w:t xml:space="preserve"> </w:t>
       </w:r>
       <w:r>
-        <w:t xml:space="preserve">INDEC, cuentas nacionales, PIB a precios constantes de 2004, serie 143.3_NO_PR_2004_A_21 de datos.gob.ar (índice de volumen). Según la auditoría del script de ingesta, se obtiene en vivo, sin pasar por el diccionario de contingencia.</w:t>
+        <w:t xml:space="preserve">INDEC, PIB a precios constantes de 2004 (serie 4.2_OGP_2004_T_17, Oferta y Demanda Globales, datos.gob.ar), en la misma unidad que</w:t>
+      </w:r>
+      <w:r>
+        <w:t xml:space="preserve"> </w:t>
+      </w:r>
+      <w:r>
+        <w:rPr>
+          <w:rStyle w:val="VerbatimChar"/>
+        </w:rPr>
+        <w:t xml:space="preserve">PIB_real</w:t>
+      </w:r>
+      <w:r>
+        <w:t xml:space="preserve"> </w:t>
+      </w:r>
+      <w:r>
+        <w:t xml:space="preserve">de la base.</w:t>
       </w:r>
     </w:p>
     <w:p>
@@ -5289,7 +5640,7 @@
         <w:t xml:space="preserve"> </w:t>
       </w:r>
       <w:r>
-        <w:t xml:space="preserve">No hay serie trimestral de base compatible. Se parte del nivel anual de 2004 (media del índice trimestral) y se encadena hacia atrás con las tasas anuales de crecimiento 1997-2004 (+8,1 %, +3,8 %, −3,4 %, −0,5 %, −4,5 %, −10,9 %, +8,8 %, +9,0 %), tomadas de INDEC y del Banco Mundial según el script</w:t>
+        <w:t xml:space="preserve">INDEC, base 1993 (serie 2.2_OGP_1993_T_17, millones de pesos de 1993), empalmada a la base 2004 con un coeficiente de enlace k = 1,751, la media de 2004 de la razón entre ambas bases. Script</w:t>
       </w:r>
       <w:r>
         <w:t xml:space="preserve"> </w:t>
@@ -5298,10 +5649,22 @@
         <w:rPr>
           <w:rStyle w:val="VerbatimChar"/>
         </w:rPr>
-        <w:t xml:space="preserve">empalme_pib_real_pre2004.py</w:t>
-      </w:r>
-      <w:r>
-        <w:t xml:space="preserve">. La desagregación trimestral usa el mismo Denton anclado en 2004T1-2006T4 para evitar un salto en la unión. A diferencia del resultado primario, aquí no se usa coeficiente de enlace, porque la tasa de crecimiento real no tiene ambigüedad de perímetro. Las tasas están escritas en el script y no se contrastaron aquí contra la publicación primaria de INDEC.</w:t>
+        <w:t xml:space="preserve">construir_pib_real_empalme_indec_1996_2003.py</w:t>
+      </w:r>
+      <w:r>
+        <w:t xml:space="preserve">; salida</w:t>
+      </w:r>
+      <w:r>
+        <w:t xml:space="preserve"> </w:t>
+      </w:r>
+      <w:r>
+        <w:rPr>
+          <w:rStyle w:val="VerbatimChar"/>
+        </w:rPr>
+        <w:t xml:space="preserve">datos/procesados/pib_real_empalme_indec_1996_2003.csv</w:t>
+      </w:r>
+      <w:r>
+        <w:t xml:space="preserve">. Reemplaza al empalme anterior, que encadenaba tasas anuales tipeadas y las desagregaba con Denton.</w:t>
       </w:r>
     </w:p>
     <w:p>
@@ -5317,25 +5680,13 @@
           <w:b/>
           <w:bCs/>
         </w:rPr>
-        <w:t xml:space="preserve">Transformación.</w:t>
-      </w:r>
-      <w:r>
-        <w:t xml:space="preserve"> </w:t>
-      </w:r>
-      <w:r>
-        <w:t xml:space="preserve">El crecimiento que entra en el sistema es</w:t>
-      </w:r>
-      <w:r>
-        <w:t xml:space="preserve"> </w:t>
-      </w:r>
-      <w:r>
-        <w:rPr>
-          <w:rStyle w:val="VerbatimChar"/>
-        </w:rPr>
-        <w:t xml:space="preserve">crec = 100 × Δln(PIB real)</w:t>
-      </w:r>
-      <w:r>
-        <w:t xml:space="preserve">, trimestral. Es lo que aparece en la identidad de la deuda (Capítulo 4, sección 4.2). El crecimiento pierde la primera observación, así que tiene 119 datos.</w:t>
+        <w:t xml:space="preserve">Límite del enlace.</w:t>
+      </w:r>
+      <w:r>
+        <w:t xml:space="preserve"> </w:t>
+      </w:r>
+      <w:r>
+        <w:t xml:space="preserve">La razón entre bases varía entre 1,46 y 1,85 en el solapamiento 2004-2013 por las distintas ponderaciones de precios, de modo que el nivel anterior a 2004 depende de haber elegido 2004 como año de enlace. Las tasas de crecimiento anteriores a 2004, que son lo que entra al modelo, no dependen de esa elección.</w:t>
       </w:r>
     </w:p>
     <w:p>
@@ -5351,13 +5702,47 @@
           <w:b/>
           <w:bCs/>
         </w:rPr>
-        <w:t xml:space="preserve">Efecto del Denton.</w:t>
-      </w:r>
-      <w:r>
-        <w:t xml:space="preserve"> </w:t>
-      </w:r>
-      <w:r>
-        <w:t xml:space="preserve">La desagregación suaviza el perfil intra-anual de 1996-2003. La variación trimestral de ese tramo refleja el filtro y no un dato observado. Es una limitación declarada.</w:t>
+        <w:t xml:space="preserve">Estacionalidad.</w:t>
+      </w:r>
+      <w:r>
+        <w:t xml:space="preserve"> </w:t>
+      </w:r>
+      <w:r>
+        <w:t xml:space="preserve">La serie conserva la estacionalidad de INDEC, que ya no está suavizada. Por ese motivo el nivel trimestral de 1996-2003 difiere de la versión anterior en hasta 9,8 % (2002T1) y 3,5 % en promedio. El sistema la absorbe con las dummies trimestrales, igual que en el resultado primario. Las tasas anuales de la versión anterior eran correctas salvo en 2000 (−0,5 % contra −0,79 %).</w:t>
+      </w:r>
+    </w:p>
+    <w:p>
+      <w:pPr>
+        <w:pStyle w:val="Compact"/>
+        <w:numPr>
+          <w:ilvl w:val="0"/>
+          <w:numId w:val="1010"/>
+        </w:numPr>
+      </w:pPr>
+      <w:r>
+        <w:rPr>
+          <w:b/>
+          <w:bCs/>
+        </w:rPr>
+        <w:t xml:space="preserve">Transformación.</w:t>
+      </w:r>
+      <w:r>
+        <w:t xml:space="preserve"> </w:t>
+      </w:r>
+      <w:r>
+        <w:t xml:space="preserve">El crecimiento que entra al sistema es</w:t>
+      </w:r>
+      <w:r>
+        <w:t xml:space="preserve"> </w:t>
+      </w:r>
+      <w:r>
+        <w:rPr>
+          <w:rStyle w:val="VerbatimChar"/>
+        </w:rPr>
+        <w:t xml:space="preserve">crec = 100 × Δln(PIB real)</w:t>
+      </w:r>
+      <w:r>
+        <w:t xml:space="preserve">, trimestral, que aparece en la identidad de la deuda (Capítulo 4, sección 4.2). Pierde la primera observación, así que tiene 119 datos. El salto entre 2003T4 y 2004T1 (−2,1 %) es el efecto estacional del cambio de trimestre y no un artefacto del empalme.</w:t>
       </w:r>
     </w:p>
     <w:bookmarkEnd w:id="65"/>
@@ -5996,7 +6381,7 @@
         <w:t xml:space="preserve"> </w:t>
       </w:r>
       <w:r>
-        <w:t xml:space="preserve">No. 25/95, Annex II, Table 2 (p. 68 del PDF; datos en</w:t>
+        <w:t xml:space="preserve">No. 25/95 (Annex II, Table 2 para la deuda; Table 3b para el resultado primario; datos en</w:t>
       </w:r>
       <w:r>
         <w:t xml:space="preserve"> </w:t>
@@ -6008,7 +6393,7 @@
         <w:t xml:space="preserve">datos/procesados/escenario_base_fmi_cr2595.csv</w:t>
       </w:r>
       <w:r>
-        <w:t xml:space="preserve">). El FMI publica ese cuadro solo para 2023-2026.</w:t>
+        <w:t xml:space="preserve">). El FMI publica el cuadro de deuda solo para 2023-2026.</w:t>
       </w:r>
     </w:p>
     <w:bookmarkStart w:id="72" w:name="Xa01cff60600f7a82bb5f91b22357c6f4e94a632"/>
@@ -6288,7 +6673,7 @@
                 <w:rFonts w:ascii="Calibri" w:hAnsi="Calibri"/>
                 <w:sz w:val="20"/>
               </w:rPr>
-              <w:t xml:space="preserve">48,6 (solo BCRA)</w:t>
+              <w:t xml:space="preserve">48,6 (solo BCRA, nominal piso)</w:t>
             </w:r>
           </w:p>
         </w:tc>
@@ -6333,7 +6718,7 @@
                 <w:rFonts w:ascii="Calibri" w:hAnsi="Calibri"/>
                 <w:sz w:val="20"/>
               </w:rPr>
-              <w:t xml:space="preserve">13,2 (solo BCRA)</w:t>
+              <w:t xml:space="preserve">20,4 (solo BCRA, nominal piso)</w:t>
             </w:r>
           </w:p>
         </w:tc>
@@ -6363,7 +6748,7 @@
                 <w:rFonts w:ascii="Calibri" w:hAnsi="Calibri"/>
                 <w:sz w:val="20"/>
               </w:rPr>
-              <w:t xml:space="preserve">−20,7</w:t>
+              <w:t xml:space="preserve">−13,5</w:t>
             </w:r>
           </w:p>
         </w:tc>
@@ -6808,7 +7193,7 @@
                 <w:rFonts w:ascii="Calibri" w:hAnsi="Calibri"/>
                 <w:sz w:val="20"/>
               </w:rPr>
-              <w:t xml:space="preserve">6. Deuda neta consolidada</w:t>
+              <w:t xml:space="preserve">6. Deuda neta consolidada (nominal piso)</w:t>
             </w:r>
           </w:p>
         </w:tc>
@@ -6876,7 +7261,7 @@
                 <w:bCs/>
                 <w:sz w:val="20"/>
               </w:rPr>
-              <w:t xml:space="preserve">68,3</w:t>
+              <w:t xml:space="preserve">61,1</w:t>
             </w:r>
           </w:p>
         </w:tc>
@@ -6910,6 +7295,115 @@
                 <w:bCs/>
                 <w:sz w:val="20"/>
               </w:rPr>
+              <w:t xml:space="preserve">+9,6</w:t>
+            </w:r>
+          </w:p>
+        </w:tc>
+      </w:tr>
+      <w:tr>
+        <w:tc>
+          <w:tcPr/>
+          <w:p>
+            <w:pPr>
+              <w:pStyle w:val="Compact"/>
+            </w:pPr>
+            <w:r>
+              <w:rPr>
+                <w:rFonts w:ascii="Calibri" w:hAnsi="Calibri"/>
+                <w:i/>
+                <w:iCs/>
+                <w:sz w:val="20"/>
+              </w:rPr>
+              <w:t xml:space="preserve">Memo: deuda neta a valor de libros</w:t>
+            </w:r>
+          </w:p>
+        </w:tc>
+        <w:tc>
+          <w:tcPr/>
+          <w:p>
+            <w:pPr>
+              <w:pStyle w:val="Compact"/>
+            </w:pPr>
+            <w:r>
+              <w:rPr>
+                <w:rFonts w:ascii="Calibri" w:hAnsi="Calibri"/>
+                <w:sz w:val="20"/>
+              </w:rPr>
+              <w:t xml:space="preserve">119,0</w:t>
+            </w:r>
+          </w:p>
+        </w:tc>
+        <w:tc>
+          <w:tcPr/>
+          <w:p>
+            <w:pPr>
+              <w:pStyle w:val="Compact"/>
+            </w:pPr>
+            <w:r>
+              <w:rPr>
+                <w:rFonts w:ascii="Calibri" w:hAnsi="Calibri"/>
+                <w:sz w:val="20"/>
+              </w:rPr>
+              <w:t xml:space="preserve">110,8</w:t>
+            </w:r>
+          </w:p>
+        </w:tc>
+        <w:tc>
+          <w:tcPr/>
+          <w:p>
+            <w:pPr>
+              <w:pStyle w:val="Compact"/>
+            </w:pPr>
+            <w:r>
+              <w:rPr>
+                <w:rFonts w:ascii="Calibri" w:hAnsi="Calibri"/>
+                <w:sz w:val="20"/>
+              </w:rPr>
+              <w:t xml:space="preserve">+8,2</w:t>
+            </w:r>
+          </w:p>
+        </w:tc>
+        <w:tc>
+          <w:tcPr/>
+          <w:p>
+            <w:pPr>
+              <w:pStyle w:val="Compact"/>
+            </w:pPr>
+            <w:r>
+              <w:rPr>
+                <w:rFonts w:ascii="Calibri" w:hAnsi="Calibri"/>
+                <w:sz w:val="20"/>
+              </w:rPr>
+              <w:t xml:space="preserve">68,3</w:t>
+            </w:r>
+          </w:p>
+        </w:tc>
+        <w:tc>
+          <w:tcPr/>
+          <w:p>
+            <w:pPr>
+              <w:pStyle w:val="Compact"/>
+            </w:pPr>
+            <w:r>
+              <w:rPr>
+                <w:rFonts w:ascii="Calibri" w:hAnsi="Calibri"/>
+                <w:sz w:val="20"/>
+              </w:rPr>
+              <w:t xml:space="preserve">51,5</w:t>
+            </w:r>
+          </w:p>
+        </w:tc>
+        <w:tc>
+          <w:tcPr/>
+          <w:p>
+            <w:pPr>
+              <w:pStyle w:val="Compact"/>
+            </w:pPr>
+            <w:r>
+              <w:rPr>
+                <w:rFonts w:ascii="Calibri" w:hAnsi="Calibri"/>
+                <w:sz w:val="20"/>
+              </w:rPr>
               <w:t xml:space="preserve">+16,8</w:t>
             </w:r>
           </w:p>
@@ -6930,7 +7424,7 @@
         <w:rPr>
           <w:rStyle w:val="VerbatimChar"/>
         </w:rPr>
-        <w:t xml:space="preserve">deuda_consolidada_neta_1996_2025.csv</w:t>
+        <w:t xml:space="preserve">deuda_consolidada_neta_nominal_1996_2025.csv</w:t>
       </w:r>
       <w:r>
         <w:t xml:space="preserve"> </w:t>
@@ -6972,7 +7466,7 @@
         <w:rPr>
           <w:rStyle w:val="VerbatimChar"/>
         </w:rPr>
-        <w:t xml:space="preserve">deuda_consolidada_neta_1996_2025_control_fmi.csv</w:t>
+        <w:t xml:space="preserve">deuda_consolidada_neta_nominal_1996_2025_control_fmi.csv</w:t>
       </w:r>
       <w:r>
         <w:t xml:space="preserve">. En dólares, el FMI publica 367,9 y 478,7 mil millones para la deuda bruta federal y 262,2 y 289,0 para la deuda neta consolidada (2023 y 2024).</w:t>
@@ -7009,7 +7503,7 @@
         <w:t xml:space="preserve"> </w:t>
       </w:r>
       <w:r>
-        <w:t xml:space="preserve">y reclamos por el cupón PIB (nota 1 del cuadro), que no figuran en los informes del MECON, y a la versión de PIB de su informe. La diferencia de los pasivos del BCRA en 2023 es compatible con la omisión del swap con el PBoC y de otros instrumentos, aunque no se pudo verificar por falta de una serie. La brecha de la deuda neta no se explica por esas partidas: se concentra en la línea 3.</w:t>
+        <w:t xml:space="preserve">y reclamos por el cupón PIB (nota 1 del cuadro), que no figuran en los informes del MECON, y a la versión de PIB de su informe. La diferencia de los pasivos del BCRA en 2023 es compatible con la omisión del swap con el PBoC y de otros instrumentos, aunque no se pudo verificar por falta de una serie. La valuación nominal no cambia 2023, porque en ese año el valor de libros ya supera al nominal y la variante piso conserva el de libros. En 2024 reduce la deuda neta de 68,3 a 61,1 y la brecha con el FMI, de 16,8 a 9,6 puntos.</w:t>
       </w:r>
     </w:p>
     <w:bookmarkEnd w:id="72"/>
@@ -7189,7 +7683,7 @@
                 <w:rFonts w:ascii="Calibri" w:hAnsi="Calibri"/>
                 <w:sz w:val="20"/>
               </w:rPr>
-              <w:t xml:space="preserve">+20,7</w:t>
+              <w:t xml:space="preserve">+13,5</w:t>
             </w:r>
           </w:p>
         </w:tc>
@@ -7336,7 +7830,7 @@
                 <w:bCs/>
                 <w:sz w:val="20"/>
               </w:rPr>
-              <w:t xml:space="preserve">+16,8</w:t>
+              <w:t xml:space="preserve">+9,6</w:t>
             </w:r>
           </w:p>
         </w:tc>
@@ -7347,17 +7841,381 @@
         <w:pStyle w:val="BodyText"/>
       </w:pPr>
       <w:r>
-        <w:t xml:space="preserve">El 100 % del exceso de nuestra deuda neta sobre la del FMI proviene del neteo incompleto de las tenencias intra-públicas.</w:t>
+        <w:t xml:space="preserve">Las filas de 2024 no suman exactamente por redondeo. El exceso de nuestra deuda neta sobre la del FMI proviene del neteo incompleto de las tenencias intra-públicas, que compensa con creces la bruta menor y los pasivos menores.</w:t>
       </w:r>
     </w:p>
     <w:bookmarkEnd w:id="73"/>
-    <w:bookmarkStart w:id="74" w:name="otras-comparaciones"/>
+    <w:bookmarkStart w:id="74" w:name="resultado-primario-y-otras-comparaciones"/>
     <w:p>
       <w:pPr>
         <w:pStyle w:val="Heading3"/>
       </w:pPr>
       <w:r>
-        <w:t xml:space="preserve">5.8.3 Otras comparaciones</w:t>
+        <w:t xml:space="preserve">5.8.3 Resultado primario y otras comparaciones</w:t>
+      </w:r>
+    </w:p>
+    <w:p>
+      <w:pPr>
+        <w:pStyle w:val="FirstParagraph"/>
+      </w:pPr>
+      <w:r>
+        <w:t xml:space="preserve">El FMI (2025, Table 3b) informa el resultado primario del gobierno federal sin las transferencias de utilidades del BCRA (0,9 % del PIB en 2023 y 0,0 % en 2024, nota 9). La comparación usa la medida anual comparable</w:t>
+      </w:r>
+      <w:r>
+        <w:t xml:space="preserve"> </w:t>
+      </w:r>
+      <w:r>
+        <w:rPr>
+          <w:rStyle w:val="VerbatimChar"/>
+        </w:rPr>
+        <w:t xml:space="preserve">pb_pib</w:t>
+      </w:r>
+      <w:r>
+        <w:t xml:space="preserve"> </w:t>
+      </w:r>
+      <w:r>
+        <w:t xml:space="preserve">(suma de cuatro trimestres sobre PIB de cuatro trimestres, cierre de diciembre), no la</w:t>
+      </w:r>
+      <w:r>
+        <w:t xml:space="preserve"> </w:t>
+      </w:r>
+      <w:r>
+        <w:rPr>
+          <w:rStyle w:val="VerbatimChar"/>
+        </w:rPr>
+        <w:t xml:space="preserve">pb_pib_trim</w:t>
+      </w:r>
+      <w:r>
+        <w:t xml:space="preserve"> </w:t>
+      </w:r>
+      <w:r>
+        <w:t xml:space="preserve">que entra al modelo.</w:t>
+      </w:r>
+    </w:p>
+    <w:tbl>
+      <w:tblPr>
+        <w:tblStyle w:val="Table"/>
+        <w:tblW w:type="pct" w:w="5000"/>
+        <w:tblLayout w:type="fixed"/>
+        <w:tblLook w:firstRow="1" w:lastRow="0" w:firstColumn="0" w:lastColumn="0" w:noHBand="0" w:noVBand="0" w:val="0020"/>
+        <w:tblBorders>
+          <w:top w:val="single" w:sz="4" w:color="808080"/>
+          <w:left w:val="single" w:sz="4" w:color="808080"/>
+          <w:bottom w:val="single" w:sz="4" w:color="808080"/>
+          <w:right w:val="single" w:sz="4" w:color="808080"/>
+          <w:insideH w:val="single" w:sz="4" w:color="808080"/>
+          <w:insideV w:val="single" w:sz="4" w:color="808080"/>
+        </w:tblBorders>
+      </w:tblPr>
+      <w:tblGrid>
+        <w:gridCol w:w="2640"/>
+        <w:gridCol w:w="2640"/>
+        <w:gridCol w:w="2640"/>
+      </w:tblGrid>
+      <w:tr>
+        <w:trPr>
+          <w:tblHeader w:val="on"/>
+        </w:trPr>
+        <w:tc>
+          <w:tcPr/>
+          <w:p>
+            <w:pPr>
+              <w:pStyle w:val="Compact"/>
+            </w:pPr>
+            <w:r>
+              <w:rPr>
+                <w:rFonts w:ascii="Calibri" w:hAnsi="Calibri"/>
+                <w:sz w:val="20"/>
+              </w:rPr>
+              <w:t xml:space="preserve">Resultado primario (% PIB)</w:t>
+            </w:r>
+          </w:p>
+        </w:tc>
+        <w:tc>
+          <w:tcPr/>
+          <w:p>
+            <w:pPr>
+              <w:pStyle w:val="Compact"/>
+            </w:pPr>
+            <w:r>
+              <w:rPr>
+                <w:rFonts w:ascii="Calibri" w:hAnsi="Calibri"/>
+                <w:sz w:val="20"/>
+              </w:rPr>
+              <w:t xml:space="preserve">2023</w:t>
+            </w:r>
+          </w:p>
+        </w:tc>
+        <w:tc>
+          <w:tcPr/>
+          <w:p>
+            <w:pPr>
+              <w:pStyle w:val="Compact"/>
+            </w:pPr>
+            <w:r>
+              <w:rPr>
+                <w:rFonts w:ascii="Calibri" w:hAnsi="Calibri"/>
+                <w:sz w:val="20"/>
+              </w:rPr>
+              <w:t xml:space="preserve">2024</w:t>
+            </w:r>
+          </w:p>
+        </w:tc>
+      </w:tr>
+      <w:tr>
+        <w:tc>
+          <w:tcPr/>
+          <w:p>
+            <w:pPr>
+              <w:pStyle w:val="Compact"/>
+            </w:pPr>
+            <w:r>
+              <w:rPr>
+                <w:rFonts w:ascii="Calibri" w:hAnsi="Calibri"/>
+                <w:sz w:val="20"/>
+              </w:rPr>
+              <w:t xml:space="preserve">Propio, con rentas (serie principal)</w:t>
+            </w:r>
+          </w:p>
+        </w:tc>
+        <w:tc>
+          <w:tcPr/>
+          <w:p>
+            <w:pPr>
+              <w:pStyle w:val="Compact"/>
+            </w:pPr>
+            <w:r>
+              <w:rPr>
+                <w:rFonts w:ascii="Calibri" w:hAnsi="Calibri"/>
+                <w:sz w:val="20"/>
+              </w:rPr>
+              <w:t xml:space="preserve">−2,66</w:t>
+            </w:r>
+          </w:p>
+        </w:tc>
+        <w:tc>
+          <w:tcPr/>
+          <w:p>
+            <w:pPr>
+              <w:pStyle w:val="Compact"/>
+            </w:pPr>
+            <w:r>
+              <w:rPr>
+                <w:rFonts w:ascii="Calibri" w:hAnsi="Calibri"/>
+                <w:sz w:val="20"/>
+              </w:rPr>
+              <w:t xml:space="preserve">1,78</w:t>
+            </w:r>
+          </w:p>
+        </w:tc>
+      </w:tr>
+      <w:tr>
+        <w:tc>
+          <w:tcPr/>
+          <w:p>
+            <w:pPr>
+              <w:pStyle w:val="Compact"/>
+            </w:pPr>
+            <w:r>
+              <w:rPr>
+                <w:rFonts w:ascii="Calibri" w:hAnsi="Calibri"/>
+                <w:sz w:val="20"/>
+              </w:rPr>
+              <w:t xml:space="preserve">Propio, sin rentas (cota conservadora)</w:t>
+            </w:r>
+          </w:p>
+        </w:tc>
+        <w:tc>
+          <w:tcPr/>
+          <w:p>
+            <w:pPr>
+              <w:pStyle w:val="Compact"/>
+            </w:pPr>
+            <w:r>
+              <w:rPr>
+                <w:rFonts w:ascii="Calibri" w:hAnsi="Calibri"/>
+                <w:sz w:val="20"/>
+              </w:rPr>
+              <w:t xml:space="preserve">−3,67</w:t>
+            </w:r>
+          </w:p>
+        </w:tc>
+        <w:tc>
+          <w:tcPr/>
+          <w:p>
+            <w:pPr>
+              <w:pStyle w:val="Compact"/>
+            </w:pPr>
+            <w:r>
+              <w:rPr>
+                <w:rFonts w:ascii="Calibri" w:hAnsi="Calibri"/>
+                <w:sz w:val="20"/>
+              </w:rPr>
+              <w:t xml:space="preserve">1,01</w:t>
+            </w:r>
+          </w:p>
+        </w:tc>
+      </w:tr>
+      <w:tr>
+        <w:tc>
+          <w:tcPr/>
+          <w:p>
+            <w:pPr>
+              <w:pStyle w:val="Compact"/>
+            </w:pPr>
+            <w:r>
+              <w:rPr>
+                <w:rFonts w:ascii="Calibri" w:hAnsi="Calibri"/>
+                <w:sz w:val="20"/>
+              </w:rPr>
+              <w:t xml:space="preserve">Propio con rentas menos transferencia BCRA del FMI</w:t>
+            </w:r>
+          </w:p>
+        </w:tc>
+        <w:tc>
+          <w:tcPr/>
+          <w:p>
+            <w:pPr>
+              <w:pStyle w:val="Compact"/>
+            </w:pPr>
+            <w:r>
+              <w:rPr>
+                <w:rFonts w:ascii="Calibri" w:hAnsi="Calibri"/>
+                <w:sz w:val="20"/>
+              </w:rPr>
+              <w:t xml:space="preserve">−3,56</w:t>
+            </w:r>
+          </w:p>
+        </w:tc>
+        <w:tc>
+          <w:tcPr/>
+          <w:p>
+            <w:pPr>
+              <w:pStyle w:val="Compact"/>
+            </w:pPr>
+            <w:r>
+              <w:rPr>
+                <w:rFonts w:ascii="Calibri" w:hAnsi="Calibri"/>
+                <w:sz w:val="20"/>
+              </w:rPr>
+              <w:t xml:space="preserve">1,78</w:t>
+            </w:r>
+          </w:p>
+        </w:tc>
+      </w:tr>
+      <w:tr>
+        <w:tc>
+          <w:tcPr/>
+          <w:p>
+            <w:pPr>
+              <w:pStyle w:val="Compact"/>
+            </w:pPr>
+            <w:r>
+              <w:rPr>
+                <w:rFonts w:ascii="Calibri" w:hAnsi="Calibri"/>
+                <w:sz w:val="20"/>
+              </w:rPr>
+              <w:t xml:space="preserve">Serie anterior (tabla escrita a mano)</w:t>
+            </w:r>
+          </w:p>
+        </w:tc>
+        <w:tc>
+          <w:tcPr/>
+          <w:p>
+            <w:pPr>
+              <w:pStyle w:val="Compact"/>
+            </w:pPr>
+            <w:r>
+              <w:rPr>
+                <w:rFonts w:ascii="Calibri" w:hAnsi="Calibri"/>
+                <w:sz w:val="20"/>
+              </w:rPr>
+              <w:t xml:space="preserve">−2,90</w:t>
+            </w:r>
+          </w:p>
+        </w:tc>
+        <w:tc>
+          <w:tcPr/>
+          <w:p>
+            <w:pPr>
+              <w:pStyle w:val="Compact"/>
+            </w:pPr>
+            <w:r>
+              <w:rPr>
+                <w:rFonts w:ascii="Calibri" w:hAnsi="Calibri"/>
+                <w:sz w:val="20"/>
+              </w:rPr>
+              <w:t xml:space="preserve">1,40</w:t>
+            </w:r>
+          </w:p>
+        </w:tc>
+      </w:tr>
+      <w:tr>
+        <w:tc>
+          <w:tcPr/>
+          <w:p>
+            <w:pPr>
+              <w:pStyle w:val="Compact"/>
+            </w:pPr>
+            <w:r>
+              <w:rPr>
+                <w:rFonts w:ascii="Calibri" w:hAnsi="Calibri"/>
+                <w:sz w:val="20"/>
+              </w:rPr>
+              <w:t xml:space="preserve">FMI (2025), gobierno federal sin transferencias del BCRA</w:t>
+            </w:r>
+          </w:p>
+        </w:tc>
+        <w:tc>
+          <w:tcPr/>
+          <w:p>
+            <w:pPr>
+              <w:pStyle w:val="Compact"/>
+            </w:pPr>
+            <w:r>
+              <w:rPr>
+                <w:rFonts w:ascii="Calibri" w:hAnsi="Calibri"/>
+                <w:sz w:val="20"/>
+              </w:rPr>
+              <w:t xml:space="preserve">−2,8</w:t>
+            </w:r>
+          </w:p>
+        </w:tc>
+        <w:tc>
+          <w:tcPr/>
+          <w:p>
+            <w:pPr>
+              <w:pStyle w:val="Compact"/>
+            </w:pPr>
+            <w:r>
+              <w:rPr>
+                <w:rFonts w:ascii="Calibri" w:hAnsi="Calibri"/>
+                <w:sz w:val="20"/>
+              </w:rPr>
+              <w:t xml:space="preserve">1,8</w:t>
+            </w:r>
+          </w:p>
+        </w:tc>
+      </w:tr>
+    </w:tbl>
+    <w:p>
+      <w:pPr>
+        <w:pStyle w:val="BodyText"/>
+      </w:pPr>
+      <w:r>
+        <w:t xml:space="preserve">Fuente:</w:t>
+      </w:r>
+      <w:r>
+        <w:t xml:space="preserve"> </w:t>
+      </w:r>
+      <w:r>
+        <w:rPr>
+          <w:rStyle w:val="VerbatimChar"/>
+        </w:rPr>
+        <w:t xml:space="preserve">datos/procesados/resultado_primario_1996_2025_control.csv</w:t>
+      </w:r>
+      <w:r>
+        <w:t xml:space="preserve">. La serie propia con rentas queda a 0,14 puntos del FMI en 2023 y a 0,02 en 2024, y los signos coinciden. Esa cercanía debe leerse con cuidado: el agregado propio es el sector público nacional con todas las rentas, y el del FMI es el gobierno federal sin las transferencias del BCRA, de modo que parte de la coincidencia puede ser casual. En 2023, descontando la transferencia del BCRA que informa el FMI, la serie propia daría −3,56, a 0,76 puntos de la cifra del FMI. La serie propia ya no es una tabla escrita a mano, pero el control contra el FMI sigue siendo de orden de magnitud por el cambio de perímetro y por los quiebres de metodología de 2006/2007 y 2014/2015 (sección 5.4).</w:t>
       </w:r>
     </w:p>
     <w:tbl>
@@ -7582,52 +8440,52 @@
                 <w:rFonts w:ascii="Calibri" w:hAnsi="Calibri"/>
                 <w:sz w:val="20"/>
               </w:rPr>
-              <w:t xml:space="preserve">Resultado primario 2023 (promedio anual)</w:t>
-            </w:r>
-          </w:p>
-        </w:tc>
-        <w:tc>
-          <w:tcPr/>
-          <w:p>
-            <w:pPr>
-              <w:pStyle w:val="Compact"/>
-            </w:pPr>
-            <w:r>
-              <w:rPr>
-                <w:rFonts w:ascii="Calibri" w:hAnsi="Calibri"/>
-                <w:sz w:val="20"/>
-              </w:rPr>
-              <w:t xml:space="preserve">−2,05 % PIB</w:t>
-            </w:r>
-          </w:p>
-        </w:tc>
-        <w:tc>
-          <w:tcPr/>
-          <w:p>
-            <w:pPr>
-              <w:pStyle w:val="Compact"/>
-            </w:pPr>
-            <w:r>
-              <w:rPr>
-                <w:rFonts w:ascii="Calibri" w:hAnsi="Calibri"/>
-                <w:sz w:val="20"/>
-              </w:rPr>
-              <w:t xml:space="preserve">−2,8 % PIB</w:t>
-            </w:r>
-          </w:p>
-        </w:tc>
-        <w:tc>
-          <w:tcPr/>
-          <w:p>
-            <w:pPr>
-              <w:pStyle w:val="Compact"/>
-            </w:pPr>
-            <w:r>
-              <w:rPr>
-                <w:rFonts w:ascii="Calibri" w:hAnsi="Calibri"/>
-                <w:sz w:val="20"/>
-              </w:rPr>
-              <w:t xml:space="preserve">FMI (2025), gobierno federal</w:t>
+              <w:t xml:space="preserve">Cociente USD/ARS al 31/12/2023</w:t>
+            </w:r>
+          </w:p>
+        </w:tc>
+        <w:tc>
+          <w:tcPr/>
+          <w:p>
+            <w:pPr>
+              <w:pStyle w:val="Compact"/>
+            </w:pPr>
+            <w:r>
+              <w:rPr>
+                <w:rFonts w:ascii="Calibri" w:hAnsi="Calibri"/>
+                <w:sz w:val="20"/>
+              </w:rPr>
+              <w:t xml:space="preserve">808,45</w:t>
+            </w:r>
+          </w:p>
+        </w:tc>
+        <w:tc>
+          <w:tcPr/>
+          <w:p>
+            <w:pPr>
+              <w:pStyle w:val="Compact"/>
+            </w:pPr>
+            <w:r>
+              <w:rPr>
+                <w:rFonts w:ascii="Calibri" w:hAnsi="Calibri"/>
+                <w:sz w:val="20"/>
+              </w:rPr>
+              <w:t xml:space="preserve">808,45</w:t>
+            </w:r>
+          </w:p>
+        </w:tc>
+        <w:tc>
+          <w:tcPr/>
+          <w:p>
+            <w:pPr>
+              <w:pStyle w:val="Compact"/>
+            </w:pPr>
+            <w:r>
+              <w:rPr>
+                <w:rFonts w:ascii="Calibri" w:hAnsi="Calibri"/>
+                <w:sz w:val="20"/>
+              </w:rPr>
+              <w:t xml:space="preserve">MECON, hoja A.1.1 (informe 2023)</w:t>
             </w:r>
           </w:p>
         </w:tc>
@@ -7644,130 +8502,6 @@
                 <w:rFonts w:ascii="Calibri" w:hAnsi="Calibri"/>
                 <w:sz w:val="20"/>
               </w:rPr>
-              <w:t xml:space="preserve">Resultado primario 2024</w:t>
-            </w:r>
-          </w:p>
-        </w:tc>
-        <w:tc>
-          <w:tcPr/>
-          <w:p>
-            <w:pPr>
-              <w:pStyle w:val="Compact"/>
-            </w:pPr>
-            <w:r>
-              <w:rPr>
-                <w:rFonts w:ascii="Calibri" w:hAnsi="Calibri"/>
-                <w:sz w:val="20"/>
-              </w:rPr>
-              <w:t xml:space="preserve">+1,58 % PIB</w:t>
-            </w:r>
-          </w:p>
-        </w:tc>
-        <w:tc>
-          <w:tcPr/>
-          <w:p>
-            <w:pPr>
-              <w:pStyle w:val="Compact"/>
-            </w:pPr>
-            <w:r>
-              <w:rPr>
-                <w:rFonts w:ascii="Calibri" w:hAnsi="Calibri"/>
-                <w:sz w:val="20"/>
-              </w:rPr>
-              <w:t xml:space="preserve">+1,8 % PIB</w:t>
-            </w:r>
-          </w:p>
-        </w:tc>
-        <w:tc>
-          <w:tcPr/>
-          <w:p>
-            <w:pPr>
-              <w:pStyle w:val="Compact"/>
-            </w:pPr>
-            <w:r>
-              <w:rPr>
-                <w:rFonts w:ascii="Calibri" w:hAnsi="Calibri"/>
-                <w:sz w:val="20"/>
-              </w:rPr>
-              <w:t xml:space="preserve">FMI (2025), gobierno federal</w:t>
-            </w:r>
-          </w:p>
-        </w:tc>
-      </w:tr>
-      <w:tr>
-        <w:tc>
-          <w:tcPr/>
-          <w:p>
-            <w:pPr>
-              <w:pStyle w:val="Compact"/>
-            </w:pPr>
-            <w:r>
-              <w:rPr>
-                <w:rFonts w:ascii="Calibri" w:hAnsi="Calibri"/>
-                <w:sz w:val="20"/>
-              </w:rPr>
-              <w:t xml:space="preserve">Cociente USD/ARS al 31/12/2023</w:t>
-            </w:r>
-          </w:p>
-        </w:tc>
-        <w:tc>
-          <w:tcPr/>
-          <w:p>
-            <w:pPr>
-              <w:pStyle w:val="Compact"/>
-            </w:pPr>
-            <w:r>
-              <w:rPr>
-                <w:rFonts w:ascii="Calibri" w:hAnsi="Calibri"/>
-                <w:sz w:val="20"/>
-              </w:rPr>
-              <w:t xml:space="preserve">808,45</w:t>
-            </w:r>
-          </w:p>
-        </w:tc>
-        <w:tc>
-          <w:tcPr/>
-          <w:p>
-            <w:pPr>
-              <w:pStyle w:val="Compact"/>
-            </w:pPr>
-            <w:r>
-              <w:rPr>
-                <w:rFonts w:ascii="Calibri" w:hAnsi="Calibri"/>
-                <w:sz w:val="20"/>
-              </w:rPr>
-              <w:t xml:space="preserve">808,45</w:t>
-            </w:r>
-          </w:p>
-        </w:tc>
-        <w:tc>
-          <w:tcPr/>
-          <w:p>
-            <w:pPr>
-              <w:pStyle w:val="Compact"/>
-            </w:pPr>
-            <w:r>
-              <w:rPr>
-                <w:rFonts w:ascii="Calibri" w:hAnsi="Calibri"/>
-                <w:sz w:val="20"/>
-              </w:rPr>
-              <w:t xml:space="preserve">MECON, hoja A.1.1 (informe 2023)</w:t>
-            </w:r>
-          </w:p>
-        </w:tc>
-      </w:tr>
-      <w:tr>
-        <w:tc>
-          <w:tcPr/>
-          <w:p>
-            <w:pPr>
-              <w:pStyle w:val="Compact"/>
-            </w:pPr>
-            <w:r>
-              <w:rPr>
-                <w:rFonts w:ascii="Calibri" w:hAnsi="Calibri"/>
-                <w:sz w:val="20"/>
-              </w:rPr>
               <w:t xml:space="preserve">Pasivos del BCRA 2023, con PIB anualizado del cuarto trimestre</w:t>
             </w:r>
           </w:p>
@@ -7825,7 +8559,7 @@
         <w:pStyle w:val="BodyText"/>
       </w:pPr>
       <w:r>
-        <w:t xml:space="preserve">Las diferencias de crecimiento (0,3 puntos) son compatibles con revisiones de INDEC posteriores al informe del FMI. El resultado primario del FMI corresponde al gobierno federal, y el propio al sector público nacional con la serie descripta en 5.4, de modo que la comparación solo sirve como orden de magnitud. En ambos años los signos coinciden y la diferencia es de 0,2 a 0,75 puntos. No se pudo contrastar contra los informes mensuales del MECON porque la serie de 2004-2025 no tiene archivo de origen.</w:t>
+        <w:t xml:space="preserve">Las diferencias de crecimiento (0,3 puntos) son compatibles con revisiones de INDEC posteriores al informe del FMI. Ambos años pertenecen al tramo con base 2004 directa, de modo que el empalme de 1996-2003 no interviene.</w:t>
       </w:r>
     </w:p>
     <w:bookmarkEnd w:id="74"/>
@@ -7843,7 +8577,7 @@
         <w:pStyle w:val="FirstParagraph"/>
       </w:pPr>
       <w:r>
-        <w:t xml:space="preserve">El Informe de Deuda del MECON publica, en la hoja A.1.9, el valor nominal de las Letras adquiridas por el BCRA (en miles de dólares).</w:t>
+        <w:t xml:space="preserve">El Informe de Deuda del MECON publica, en la hoja A.1.9, el valor nominal de las Letras adquiridas por el BCRA (en miles de dólares). Es el insumo de la serie nominal de 5.3.4.</w:t>
       </w:r>
     </w:p>
     <w:tbl>
@@ -7975,7 +8709,7 @@
                 <w:rFonts w:ascii="Calibri" w:hAnsi="Calibri"/>
                 <w:sz w:val="20"/>
               </w:rPr>
-              <w:t xml:space="preserve">Tenencia del BCRA en moneda extranjera, valor contable, propia (miles de millones de USD)</w:t>
+              <w:t xml:space="preserve">Tenencia del BCRA en moneda extranjera, valor contable (miles de millones de USD)</w:t>
             </w:r>
           </w:p>
         </w:tc>
@@ -8022,37 +8756,84 @@
                 <w:rFonts w:ascii="Calibri" w:hAnsi="Calibri"/>
                 <w:sz w:val="20"/>
               </w:rPr>
-              <w:t xml:space="preserve">Diferencia: nominal menos contable (puntos del PIB)</w:t>
-            </w:r>
-          </w:p>
-        </w:tc>
-        <w:tc>
-          <w:tcPr/>
-          <w:p>
-            <w:pPr>
-              <w:pStyle w:val="Compact"/>
-            </w:pPr>
-            <w:r>
-              <w:rPr>
-                <w:rFonts w:ascii="Calibri" w:hAnsi="Calibri"/>
-                <w:sz w:val="20"/>
-              </w:rPr>
-              <w:t xml:space="preserve">−9,2 (contable mayor)</w:t>
-            </w:r>
-          </w:p>
-        </w:tc>
-        <w:tc>
-          <w:tcPr/>
-          <w:p>
-            <w:pPr>
-              <w:pStyle w:val="Compact"/>
-            </w:pPr>
-            <w:r>
-              <w:rPr>
-                <w:rFonts w:ascii="Calibri" w:hAnsi="Calibri"/>
-                <w:sz w:val="20"/>
-              </w:rPr>
-              <w:t xml:space="preserve">+7,2</w:t>
+              <w:t xml:space="preserve">Tenencia del BCRA, % del PIB: valor de libros</w:t>
+            </w:r>
+          </w:p>
+        </w:tc>
+        <w:tc>
+          <w:tcPr/>
+          <w:p>
+            <w:pPr>
+              <w:pStyle w:val="Compact"/>
+            </w:pPr>
+            <w:r>
+              <w:rPr>
+                <w:rFonts w:ascii="Calibri" w:hAnsi="Calibri"/>
+                <w:sz w:val="20"/>
+              </w:rPr>
+              <w:t xml:space="preserve">48,6</w:t>
+            </w:r>
+          </w:p>
+        </w:tc>
+        <w:tc>
+          <w:tcPr/>
+          <w:p>
+            <w:pPr>
+              <w:pStyle w:val="Compact"/>
+            </w:pPr>
+            <w:r>
+              <w:rPr>
+                <w:rFonts w:ascii="Calibri" w:hAnsi="Calibri"/>
+                <w:sz w:val="20"/>
+              </w:rPr>
+              <w:t xml:space="preserve">13,2</w:t>
+            </w:r>
+          </w:p>
+        </w:tc>
+      </w:tr>
+      <w:tr>
+        <w:tc>
+          <w:tcPr/>
+          <w:p>
+            <w:pPr>
+              <w:pStyle w:val="Compact"/>
+            </w:pPr>
+            <w:r>
+              <w:rPr>
+                <w:rFonts w:ascii="Calibri" w:hAnsi="Calibri"/>
+                <w:sz w:val="20"/>
+              </w:rPr>
+              <w:t xml:space="preserve">Tenencia del BCRA, % del PIB: nominal piso</w:t>
+            </w:r>
+          </w:p>
+        </w:tc>
+        <w:tc>
+          <w:tcPr/>
+          <w:p>
+            <w:pPr>
+              <w:pStyle w:val="Compact"/>
+            </w:pPr>
+            <w:r>
+              <w:rPr>
+                <w:rFonts w:ascii="Calibri" w:hAnsi="Calibri"/>
+                <w:sz w:val="20"/>
+              </w:rPr>
+              <w:t xml:space="preserve">48,6</w:t>
+            </w:r>
+          </w:p>
+        </w:tc>
+        <w:tc>
+          <w:tcPr/>
+          <w:p>
+            <w:pPr>
+              <w:pStyle w:val="Compact"/>
+            </w:pPr>
+            <w:r>
+              <w:rPr>
+                <w:rFonts w:ascii="Calibri" w:hAnsi="Calibri"/>
+                <w:sz w:val="20"/>
+              </w:rPr>
+              <w:t xml:space="preserve">20,4</w:t>
             </w:r>
           </w:p>
         </w:tc>
@@ -8063,7 +8844,7 @@
         <w:pStyle w:val="BodyText"/>
       </w:pPr>
       <w:r>
-        <w:t xml:space="preserve">En 2023 la columna contable de moneda extranjera incluye otros títulos en dólares, por lo que supera al nominal de las Letras. En 2024, en cambio, el nominal de las Letras (69,3 mil millones de USD) supera en 40,7 mil millones de USD (7,2 puntos del PIB) a toda la tenencia del BCRA en moneda extranjera que registra el Balance. Eso confirma que el valor contable subestima la tenencia en 2024 por al menos esa magnitud (ver 5.9.3).</w:t>
+        <w:t xml:space="preserve">En 2023 la columna contable de moneda extranjera incluye otros créditos en dólares, por lo que supera al nominal de las Letras, y el piso conserva el valor de libros. Es la razón de que la variante estricta empeore 2023 (128,2). En 2024 el nominal de las Letras supera en 40,7 mil millones de USD a toda la tenencia en moneda extranjera que registra el Balance, y la tenencia sube 7,2 puntos del PIB. Eso confirma que el valor contable subestima la tenencia en 2024.</w:t>
       </w:r>
     </w:p>
     <w:bookmarkEnd w:id="75"/>
@@ -8135,7 +8916,7 @@
         <w:t xml:space="preserve"> </w:t>
       </w:r>
       <w:r>
-        <w:t xml:space="preserve">Se resta de la deuda del Tesoro la parte cuyo acreedor es otra entidad pública (el FGS-ANSES, organismos de la seguridad social, bancos públicos). Es un concepto de deuda consolidada del sector público en sentido amplio. El FMI (2025, Annex II, Table 2) lo aplica en la línea 3,</w:t>
+        <w:t xml:space="preserve">Se resta de la deuda del Tesoro la parte cuyo acreedor es otra entidad pública (el FGS-ANSES, organismos de la seguridad social, bancos públicos). El FMI (2025, Annex II, Table 2) lo aplica en la línea 3,</w:t>
       </w:r>
       <w:r>
         <w:t xml:space="preserve"> </w:t>
@@ -8152,7 +8933,7 @@
         <w:pStyle w:val="FirstParagraph"/>
       </w:pPr>
       <w:r>
-        <w:t xml:space="preserve">Con el FMI (2021) en la mano, nuestra serie netea el BCRA pero</w:t>
+        <w:t xml:space="preserve">Nuestra serie netea el BCRA, ahora a valor nominal, pero</w:t>
       </w:r>
       <w:r>
         <w:t xml:space="preserve"> </w:t>
@@ -8213,7 +8994,7 @@
         <w:t xml:space="preserve"> </w:t>
       </w:r>
       <w:r>
-        <w:t xml:space="preserve">son páginas HTML de bloqueo de 880 bytes, no el documento. Ninguna cifra del FGS está en el CSV (</w:t>
+        <w:t xml:space="preserve">son páginas HTML de bloqueo de 880 bytes, no el documento. Ninguna cifra del FGS está en los CSV (</w:t>
       </w:r>
       <w:r>
         <w:rPr>
@@ -8269,7 +9050,7 @@
         <w:t xml:space="preserve"> </w:t>
       </w:r>
       <w:r>
-        <w:t xml:space="preserve">El FMI resta 62,5 puntos del PIB en 2023 y 33,9 en 2024 por tenencias del BCRA y del FGS. Nosotros restamos 48,6 y 13,2 (solo BCRA). La diferencia es 13,9 y 20,7 puntos, y se traslada uno a uno a la deuda neta: nuestra serie está por encima de la del FMI en 8,2 y 16,8 puntos (tabla 5.8.2), una vez compensadas las diferencias menores de bruta y pasivos.</w:t>
+        <w:t xml:space="preserve">El FMI resta 62,5 puntos del PIB en 2023 y 33,9 en 2024 por tenencias del BCRA y del FGS. Nosotros restamos 48,6 y 20,4 (solo BCRA, nominal). La diferencia es 13,9 y 13,5 puntos, y se traslada a la deuda neta: nuestra serie está por encima de la del FMI en 8,2 y 9,6 puntos (tabla 5.8.2), una vez compensadas las diferencias menores de bruta y pasivos.</w:t>
       </w:r>
     </w:p>
     <w:p>
@@ -8291,7 +9072,7 @@
         <w:t xml:space="preserve"> </w:t>
       </w:r>
       <w:r>
-        <w:t xml:space="preserve">Según 5.8.4, en 2024 al menos 7,2 puntos de la brecha de 20,7 se deben a que el BCRA registra las Letras Intransferibles a costo amortizado (desde el 7 de mayo de 2024, Res. 128/24, según el script) en vez de a valor nominal, que es el que usa el FMI. El resto (13,5 puntos en 2024 y la totalidad de los 13,9 de 2023) es un residuo que incluye al FGS, a otros tenedores públicos y a diferencias de cobertura.</w:t>
+        <w:t xml:space="preserve">Con la tenencia del BCRA a valor nominal, la valuación deja de ser una fuente de brecha en 2024: la brecha de la neta pasa de 16,8 a 9,6 puntos. Lo que resta (13,9 puntos en 2023 y 13,5 en 2024 en la línea 3) es un residuo que incluye al FGS, a otros tenedores públicos y a diferencias de cobertura.</w:t>
       </w:r>
       <w:r>
         <w:t xml:space="preserve"> </w:t>
@@ -8303,6 +9084,12 @@
         </w:rPr>
         <w:t xml:space="preserve">No se puede asignar entre ellos con los datos disponibles.</w:t>
       </w:r>
+      <w:r>
+        <w:t xml:space="preserve"> </w:t>
+      </w:r>
+      <w:r>
+        <w:t xml:space="preserve">La estabilidad de ese residuo entre 2023 y 2024 (13,9 y 13,5) es compatible con un componente de nivel relativamente constante, aunque con dos observaciones no es una prueba.</w:t>
+      </w:r>
     </w:p>
     <w:p>
       <w:pPr>
@@ -8348,7 +9135,7 @@
         <w:t xml:space="preserve">comparable_fmi = 1</w:t>
       </w:r>
       <w:r>
-        <w:t xml:space="preserve">). Para ese tramo, sin embargo, no hay cifra del FMI con la que contrastar.</w:t>
+        <w:t xml:space="preserve">). Para ese tramo no hay cifra del FMI con la que contrastar.</w:t>
       </w:r>
     </w:p>
     <w:p>
@@ -8465,22 +9252,22 @@
                 <w:rFonts w:ascii="Calibri" w:hAnsi="Calibri"/>
                 <w:sz w:val="20"/>
               </w:rPr>
-              <w:t xml:space="preserve">Letras Intransferibles a valor contable en vez de nominal (desde 2019 y sobre todo desde 2024)</w:t>
-            </w:r>
-          </w:p>
-        </w:tc>
-        <w:tc>
-          <w:tcPr/>
-          <w:p>
-            <w:pPr>
-              <w:pStyle w:val="Compact"/>
-            </w:pPr>
-            <w:r>
-              <w:rPr>
-                <w:rFonts w:ascii="Calibri" w:hAnsi="Calibri"/>
-                <w:sz w:val="20"/>
-              </w:rPr>
-              <w:t xml:space="preserve">Sobreestima</w:t>
+              <w:t xml:space="preserve">Letras Intransferibles interpoladas o reconstruidas entre anclas (24 y 32 trimestres)</w:t>
+            </w:r>
+          </w:p>
+        </w:tc>
+        <w:tc>
+          <w:tcPr/>
+          <w:p>
+            <w:pPr>
+              <w:pStyle w:val="Compact"/>
+            </w:pPr>
+            <w:r>
+              <w:rPr>
+                <w:rFonts w:ascii="Calibri" w:hAnsi="Calibri"/>
+                <w:sz w:val="20"/>
+              </w:rPr>
+              <w:t xml:space="preserve">Ruido sin signo definido</w:t>
             </w:r>
           </w:p>
         </w:tc>
@@ -8497,22 +9284,22 @@
                 <w:rFonts w:ascii="Calibri" w:hAnsi="Calibri"/>
                 <w:sz w:val="20"/>
               </w:rPr>
-              <w:t xml:space="preserve">Swap con el PBoC activado omitido (desde 2020)</w:t>
-            </w:r>
-          </w:p>
-        </w:tc>
-        <w:tc>
-          <w:tcPr/>
-          <w:p>
-            <w:pPr>
-              <w:pStyle w:val="Compact"/>
-            </w:pPr>
-            <w:r>
-              <w:rPr>
-                <w:rFonts w:ascii="Calibri" w:hAnsi="Calibri"/>
-                <w:sz w:val="20"/>
-              </w:rPr>
-              <w:t xml:space="preserve">Subestima</w:t>
+              <w:t xml:space="preserve">Trimestres sin dato nominal (hasta 2005T4), con valor de libros</w:t>
+            </w:r>
+          </w:p>
+        </w:tc>
+        <w:tc>
+          <w:tcPr/>
+          <w:p>
+            <w:pPr>
+              <w:pStyle w:val="Compact"/>
+            </w:pPr>
+            <w:r>
+              <w:rPr>
+                <w:rFonts w:ascii="Calibri" w:hAnsi="Calibri"/>
+                <w:sz w:val="20"/>
+              </w:rPr>
+              <w:t xml:space="preserve">Sin efecto relevante, las Letras no existían</w:t>
             </w:r>
           </w:p>
         </w:tc>
@@ -8529,7 +9316,7 @@
                 <w:rFonts w:ascii="Calibri" w:hAnsi="Calibri"/>
                 <w:sz w:val="20"/>
               </w:rPr>
-              <w:t xml:space="preserve">Pases en neto, con trimestres negativos (2024T3-2025T1)</w:t>
+              <w:t xml:space="preserve">Swap con el PBoC activado omitido (desde 2020)</w:t>
             </w:r>
           </w:p>
         </w:tc>
@@ -8561,6 +9348,38 @@
                 <w:rFonts w:ascii="Calibri" w:hAnsi="Calibri"/>
                 <w:sz w:val="20"/>
               </w:rPr>
+              <w:t xml:space="preserve">Pases en neto, con trimestres negativos (2024T3-2025T1)</w:t>
+            </w:r>
+          </w:p>
+        </w:tc>
+        <w:tc>
+          <w:tcPr/>
+          <w:p>
+            <w:pPr>
+              <w:pStyle w:val="Compact"/>
+            </w:pPr>
+            <w:r>
+              <w:rPr>
+                <w:rFonts w:ascii="Calibri" w:hAnsi="Calibri"/>
+                <w:sz w:val="20"/>
+              </w:rPr>
+              <w:t xml:space="preserve">Subestima</w:t>
+            </w:r>
+          </w:p>
+        </w:tc>
+      </w:tr>
+      <w:tr>
+        <w:tc>
+          <w:tcPr/>
+          <w:p>
+            <w:pPr>
+              <w:pStyle w:val="Compact"/>
+            </w:pPr>
+            <w:r>
+              <w:rPr>
+                <w:rFonts w:ascii="Calibri" w:hAnsi="Calibri"/>
+                <w:sz w:val="20"/>
+              </w:rPr>
               <w:t xml:space="preserve">Bruta del MECON excluye intereses capitalizados,</w:t>
             </w:r>
             <w:r>
@@ -8617,7 +9436,7 @@
         <w:pStyle w:val="BodyText"/>
       </w:pPr>
       <w:r>
-        <w:t xml:space="preserve">El balance de las fuentes es una sobreestimación en 2023 y 2024 y probablemente en todo 2007-2025, de entre 8 y 17 puntos del PIB en esos dos años de control.</w:t>
+        <w:t xml:space="preserve">El balance de las fuentes es una sobreestimación en 2023 y 2024 y probablemente en todo 2007-2025, de entre 8 y 10 puntos del PIB en esos dos años de control.</w:t>
       </w:r>
     </w:p>
     <w:bookmarkEnd w:id="79"/>
@@ -8645,7 +9464,7 @@
           <w:b/>
           <w:bCs/>
         </w:rPr>
-        <w:t xml:space="preserve">deuda neta consolidada con el BCRA, sin neteo del FGS</w:t>
+        <w:t xml:space="preserve">deuda neta consolidada con el BCRA, a valor nominal, sin neteo del FGS</w:t>
       </w:r>
       <w:r>
         <w:t xml:space="preserve">, y no como</w:t>
@@ -8657,16 +9476,31 @@
         <w:t xml:space="preserve">“la deuda neta del FMI”</w:t>
       </w:r>
       <w:r>
-        <w:t xml:space="preserve">. En el modelo entra rezagada y cumple una función de retroalimentación, de modo que la corrección de nivel no cambia la dinámica si la brecha es aproximadamente estable. Esa condición no se cumple entre 2023 y 2024, años en que la brecha pasa de 14 a 21 puntos. El sistema se estima con la deuda bruta como serie de contraste (</w:t>
+        <w:t xml:space="preserve">. En el modelo entra rezagada y cumple una función de retroalimentación, de modo que la corrección de nivel no cambia la dinámica si la brecha es aproximadamente estable. Con la valuación nominal la brecha pasa de 8,2 a 9,6 puntos entre 2023 y 2024, una variación de 1,4 puntos, frente a los 8,6 puntos (de 8,2 a 16,8) que tenía con valor de libros. La condición de brecha estable se cumple mucho mejor que antes. El sistema se estima además con la deuda neta a valor de libros y con la deuda bruta como series de contraste (</w:t>
       </w:r>
       <w:r>
         <w:rPr>
           <w:rStyle w:val="VerbatimChar"/>
         </w:rPr>
+        <w:t xml:space="preserve">deuda_consolidada_neta_1996_2025.csv</w:t>
+      </w:r>
+      <w:r>
+        <w:t xml:space="preserve"> </w:t>
+      </w:r>
+      <w:r>
+        <w:t xml:space="preserve">y</w:t>
+      </w:r>
+      <w:r>
+        <w:t xml:space="preserve"> </w:t>
+      </w:r>
+      <w:r>
+        <w:rPr>
+          <w:rStyle w:val="VerbatimChar"/>
+        </w:rPr>
         <w:t xml:space="preserve">deuda_consolidada_1996_2025.csv</w:t>
       </w:r>
       <w:r>
-        <w:t xml:space="preserve">), que es homogénea y verificable en todo el período, de modo que la conclusión pueda evaluarse con ambas medidas. El cierre de la brecha exige tres insumos: las series de tenencias del FGS en ANSES (descarga manual), el stock nominal de Letras Intransferibles y adelantos por tenedor (MECON) y el saldo del swap activado (estados contables del BCRA).</w:t>
+        <w:t xml:space="preserve">), de modo que la conclusión pueda evaluarse con tres medidas. El cierre de la brecha restante exige dos insumos: las series de tenencias del FGS en ANSES (descarga manual) y el saldo del swap activado (estados contables del BCRA).</w:t>
       </w:r>
     </w:p>
     <w:bookmarkEnd w:id="80"/>
@@ -8685,7 +9519,19 @@
         <w:pStyle w:val="FirstParagraph"/>
       </w:pPr>
       <w:r>
-        <w:t xml:space="preserve">Muestra 1996T1-2025T4. El crecimiento y la variación de la Fed pierden una observación por la primera diferencia. Las variables en niveles del sistema de estimación son las filas 1, 6 a 9 y 11.</w:t>
+        <w:t xml:space="preserve">Muestra 1996T1-2025T4 (120 trimestres). El crecimiento y la variación de la Fed pierden una observación por la primera diferencia; la muestra efectiva del sistema son 117 trimestres (1996T4-2025T4). Las variables del sistema de estimación son las filas 1, 6 y 8 a 12 (el resultado primario en su versión</w:t>
+      </w:r>
+      <w:r>
+        <w:t xml:space="preserve"> </w:t>
+      </w:r>
+      <w:r>
+        <w:rPr>
+          <w:rStyle w:val="VerbatimChar"/>
+        </w:rPr>
+        <w:t xml:space="preserve">pb_pib_trim</w:t>
+      </w:r>
+      <w:r>
+        <w:t xml:space="preserve">).</w:t>
       </w:r>
     </w:p>
     <w:tbl>
@@ -8818,37 +9664,37 @@
                 <w:rFonts w:ascii="Calibri" w:hAnsi="Calibri"/>
                 <w:sz w:val="20"/>
               </w:rPr>
-              <w:t xml:space="preserve">Deuda consolidada neta (% PIB)</w:t>
-            </w:r>
-          </w:p>
-        </w:tc>
-        <w:tc>
-          <w:tcPr/>
-          <w:p>
-            <w:pPr>
-              <w:pStyle w:val="Compact"/>
-            </w:pPr>
-            <w:r>
-              <w:rPr>
-                <w:rFonts w:ascii="Calibri" w:hAnsi="Calibri"/>
-                <w:sz w:val="20"/>
-              </w:rPr>
-              <w:t xml:space="preserve">56,55</w:t>
-            </w:r>
-          </w:p>
-        </w:tc>
-        <w:tc>
-          <w:tcPr/>
-          <w:p>
-            <w:pPr>
-              <w:pStyle w:val="Compact"/>
-            </w:pPr>
-            <w:r>
-              <w:rPr>
-                <w:rFonts w:ascii="Calibri" w:hAnsi="Calibri"/>
-                <w:sz w:val="20"/>
-              </w:rPr>
-              <w:t xml:space="preserve">27,15</w:t>
+              <w:t xml:space="preserve">Deuda consolidada neta, nominal piso (% PIB)</w:t>
+            </w:r>
+          </w:p>
+        </w:tc>
+        <w:tc>
+          <w:tcPr/>
+          <w:p>
+            <w:pPr>
+              <w:pStyle w:val="Compact"/>
+            </w:pPr>
+            <w:r>
+              <w:rPr>
+                <w:rFonts w:ascii="Calibri" w:hAnsi="Calibri"/>
+                <w:sz w:val="20"/>
+              </w:rPr>
+              <w:t xml:space="preserve">55,97</w:t>
+            </w:r>
+          </w:p>
+        </w:tc>
+        <w:tc>
+          <w:tcPr/>
+          <w:p>
+            <w:pPr>
+              <w:pStyle w:val="Compact"/>
+            </w:pPr>
+            <w:r>
+              <w:rPr>
+                <w:rFonts w:ascii="Calibri" w:hAnsi="Calibri"/>
+                <w:sz w:val="20"/>
+              </w:rPr>
+              <w:t xml:space="preserve">26,89</w:t>
             </w:r>
           </w:p>
         </w:tc>
@@ -8910,67 +9756,67 @@
                 <w:rFonts w:ascii="Calibri" w:hAnsi="Calibri"/>
                 <w:sz w:val="20"/>
               </w:rPr>
-              <w:t xml:space="preserve">Deuda federal bruta (% PIB)</w:t>
-            </w:r>
-          </w:p>
-        </w:tc>
-        <w:tc>
-          <w:tcPr/>
-          <w:p>
-            <w:pPr>
-              <w:pStyle w:val="Compact"/>
-            </w:pPr>
-            <w:r>
-              <w:rPr>
-                <w:rFonts w:ascii="Calibri" w:hAnsi="Calibri"/>
-                <w:sz w:val="20"/>
-              </w:rPr>
-              <w:t xml:space="preserve">64,37</w:t>
-            </w:r>
-          </w:p>
-        </w:tc>
-        <w:tc>
-          <w:tcPr/>
-          <w:p>
-            <w:pPr>
-              <w:pStyle w:val="Compact"/>
-            </w:pPr>
-            <w:r>
-              <w:rPr>
-                <w:rFonts w:ascii="Calibri" w:hAnsi="Calibri"/>
-                <w:sz w:val="20"/>
-              </w:rPr>
-              <w:t xml:space="preserve">31,45</w:t>
-            </w:r>
-          </w:p>
-        </w:tc>
-        <w:tc>
-          <w:tcPr/>
-          <w:p>
-            <w:pPr>
-              <w:pStyle w:val="Compact"/>
-            </w:pPr>
-            <w:r>
-              <w:rPr>
-                <w:rFonts w:ascii="Calibri" w:hAnsi="Calibri"/>
-                <w:sz w:val="20"/>
-              </w:rPr>
-              <w:t xml:space="preserve">31,86</w:t>
-            </w:r>
-          </w:p>
-        </w:tc>
-        <w:tc>
-          <w:tcPr/>
-          <w:p>
-            <w:pPr>
-              <w:pStyle w:val="Compact"/>
-            </w:pPr>
-            <w:r>
-              <w:rPr>
-                <w:rFonts w:ascii="Calibri" w:hAnsi="Calibri"/>
-                <w:sz w:val="20"/>
-              </w:rPr>
-              <w:t xml:space="preserve">154,59</w:t>
+              <w:t xml:space="preserve">Deuda consolidada neta, valor de libros (% PIB)</w:t>
+            </w:r>
+          </w:p>
+        </w:tc>
+        <w:tc>
+          <w:tcPr/>
+          <w:p>
+            <w:pPr>
+              <w:pStyle w:val="Compact"/>
+            </w:pPr>
+            <w:r>
+              <w:rPr>
+                <w:rFonts w:ascii="Calibri" w:hAnsi="Calibri"/>
+                <w:sz w:val="20"/>
+              </w:rPr>
+              <w:t xml:space="preserve">56,55</w:t>
+            </w:r>
+          </w:p>
+        </w:tc>
+        <w:tc>
+          <w:tcPr/>
+          <w:p>
+            <w:pPr>
+              <w:pStyle w:val="Compact"/>
+            </w:pPr>
+            <w:r>
+              <w:rPr>
+                <w:rFonts w:ascii="Calibri" w:hAnsi="Calibri"/>
+                <w:sz w:val="20"/>
+              </w:rPr>
+              <w:t xml:space="preserve">27,15</w:t>
+            </w:r>
+          </w:p>
+        </w:tc>
+        <w:tc>
+          <w:tcPr/>
+          <w:p>
+            <w:pPr>
+              <w:pStyle w:val="Compact"/>
+            </w:pPr>
+            <w:r>
+              <w:rPr>
+                <w:rFonts w:ascii="Calibri" w:hAnsi="Calibri"/>
+                <w:sz w:val="20"/>
+              </w:rPr>
+              <w:t xml:space="preserve">26,13</w:t>
+            </w:r>
+          </w:p>
+        </w:tc>
+        <w:tc>
+          <w:tcPr/>
+          <w:p>
+            <w:pPr>
+              <w:pStyle w:val="Compact"/>
+            </w:pPr>
+            <w:r>
+              <w:rPr>
+                <w:rFonts w:ascii="Calibri" w:hAnsi="Calibri"/>
+                <w:sz w:val="20"/>
+              </w:rPr>
+              <w:t xml:space="preserve">136,60</w:t>
             </w:r>
           </w:p>
         </w:tc>
@@ -9002,67 +9848,67 @@
                 <w:rFonts w:ascii="Calibri" w:hAnsi="Calibri"/>
                 <w:sz w:val="20"/>
               </w:rPr>
-              <w:t xml:space="preserve">Tenencia del BCRA de deuda del Tesoro (% PIB)</w:t>
-            </w:r>
-          </w:p>
-        </w:tc>
-        <w:tc>
-          <w:tcPr/>
-          <w:p>
-            <w:pPr>
-              <w:pStyle w:val="Compact"/>
-            </w:pPr>
-            <w:r>
-              <w:rPr>
-                <w:rFonts w:ascii="Calibri" w:hAnsi="Calibri"/>
-                <w:sz w:val="20"/>
-              </w:rPr>
-              <w:t xml:space="preserve">12,40</w:t>
-            </w:r>
-          </w:p>
-        </w:tc>
-        <w:tc>
-          <w:tcPr/>
-          <w:p>
-            <w:pPr>
-              <w:pStyle w:val="Compact"/>
-            </w:pPr>
-            <w:r>
-              <w:rPr>
-                <w:rFonts w:ascii="Calibri" w:hAnsi="Calibri"/>
-                <w:sz w:val="20"/>
-              </w:rPr>
-              <w:t xml:space="preserve">7,77</w:t>
-            </w:r>
-          </w:p>
-        </w:tc>
-        <w:tc>
-          <w:tcPr/>
-          <w:p>
-            <w:pPr>
-              <w:pStyle w:val="Compact"/>
-            </w:pPr>
-            <w:r>
-              <w:rPr>
-                <w:rFonts w:ascii="Calibri" w:hAnsi="Calibri"/>
-                <w:sz w:val="20"/>
-              </w:rPr>
-              <w:t xml:space="preserve">1,82</w:t>
-            </w:r>
-          </w:p>
-        </w:tc>
-        <w:tc>
-          <w:tcPr/>
-          <w:p>
-            <w:pPr>
-              <w:pStyle w:val="Compact"/>
-            </w:pPr>
-            <w:r>
-              <w:rPr>
-                <w:rFonts w:ascii="Calibri" w:hAnsi="Calibri"/>
-                <w:sz w:val="20"/>
-              </w:rPr>
-              <w:t xml:space="preserve">48,57</w:t>
+              <w:t xml:space="preserve">Deuda federal bruta (% PIB)</w:t>
+            </w:r>
+          </w:p>
+        </w:tc>
+        <w:tc>
+          <w:tcPr/>
+          <w:p>
+            <w:pPr>
+              <w:pStyle w:val="Compact"/>
+            </w:pPr>
+            <w:r>
+              <w:rPr>
+                <w:rFonts w:ascii="Calibri" w:hAnsi="Calibri"/>
+                <w:sz w:val="20"/>
+              </w:rPr>
+              <w:t xml:space="preserve">64,37</w:t>
+            </w:r>
+          </w:p>
+        </w:tc>
+        <w:tc>
+          <w:tcPr/>
+          <w:p>
+            <w:pPr>
+              <w:pStyle w:val="Compact"/>
+            </w:pPr>
+            <w:r>
+              <w:rPr>
+                <w:rFonts w:ascii="Calibri" w:hAnsi="Calibri"/>
+                <w:sz w:val="20"/>
+              </w:rPr>
+              <w:t xml:space="preserve">31,45</w:t>
+            </w:r>
+          </w:p>
+        </w:tc>
+        <w:tc>
+          <w:tcPr/>
+          <w:p>
+            <w:pPr>
+              <w:pStyle w:val="Compact"/>
+            </w:pPr>
+            <w:r>
+              <w:rPr>
+                <w:rFonts w:ascii="Calibri" w:hAnsi="Calibri"/>
+                <w:sz w:val="20"/>
+              </w:rPr>
+              <w:t xml:space="preserve">31,86</w:t>
+            </w:r>
+          </w:p>
+        </w:tc>
+        <w:tc>
+          <w:tcPr/>
+          <w:p>
+            <w:pPr>
+              <w:pStyle w:val="Compact"/>
+            </w:pPr>
+            <w:r>
+              <w:rPr>
+                <w:rFonts w:ascii="Calibri" w:hAnsi="Calibri"/>
+                <w:sz w:val="20"/>
+              </w:rPr>
+              <w:t xml:space="preserve">154,59</w:t>
             </w:r>
           </w:p>
         </w:tc>
@@ -9094,67 +9940,67 @@
                 <w:rFonts w:ascii="Calibri" w:hAnsi="Calibri"/>
                 <w:sz w:val="20"/>
               </w:rPr>
-              <w:t xml:space="preserve">Pasivos remunerados del BCRA (% PIB)</w:t>
-            </w:r>
-          </w:p>
-        </w:tc>
-        <w:tc>
-          <w:tcPr/>
-          <w:p>
-            <w:pPr>
-              <w:pStyle w:val="Compact"/>
-            </w:pPr>
-            <w:r>
-              <w:rPr>
-                <w:rFonts w:ascii="Calibri" w:hAnsi="Calibri"/>
-                <w:sz w:val="20"/>
-              </w:rPr>
-              <w:t xml:space="preserve">5,22</w:t>
-            </w:r>
-          </w:p>
-        </w:tc>
-        <w:tc>
-          <w:tcPr/>
-          <w:p>
-            <w:pPr>
-              <w:pStyle w:val="Compact"/>
-            </w:pPr>
-            <w:r>
-              <w:rPr>
-                <w:rFonts w:ascii="Calibri" w:hAnsi="Calibri"/>
-                <w:sz w:val="20"/>
-              </w:rPr>
-              <w:t xml:space="preserve">3,53</w:t>
-            </w:r>
-          </w:p>
-        </w:tc>
-        <w:tc>
-          <w:tcPr/>
-          <w:p>
-            <w:pPr>
-              <w:pStyle w:val="Compact"/>
-            </w:pPr>
-            <w:r>
-              <w:rPr>
-                <w:rFonts w:ascii="Calibri" w:hAnsi="Calibri"/>
-                <w:sz w:val="20"/>
-              </w:rPr>
-              <w:t xml:space="preserve">−2,29</w:t>
-            </w:r>
-          </w:p>
-        </w:tc>
-        <w:tc>
-          <w:tcPr/>
-          <w:p>
-            <w:pPr>
-              <w:pStyle w:val="Compact"/>
-            </w:pPr>
-            <w:r>
-              <w:rPr>
-                <w:rFonts w:ascii="Calibri" w:hAnsi="Calibri"/>
-                <w:sz w:val="20"/>
-              </w:rPr>
-              <w:t xml:space="preserve">14,58</w:t>
+              <w:t xml:space="preserve">Tenencia del BCRA de deuda del Tesoro, nominal piso (% PIB)</w:t>
+            </w:r>
+          </w:p>
+        </w:tc>
+        <w:tc>
+          <w:tcPr/>
+          <w:p>
+            <w:pPr>
+              <w:pStyle w:val="Compact"/>
+            </w:pPr>
+            <w:r>
+              <w:rPr>
+                <w:rFonts w:ascii="Calibri" w:hAnsi="Calibri"/>
+                <w:sz w:val="20"/>
+              </w:rPr>
+              <w:t xml:space="preserve">12,98</w:t>
+            </w:r>
+          </w:p>
+        </w:tc>
+        <w:tc>
+          <w:tcPr/>
+          <w:p>
+            <w:pPr>
+              <w:pStyle w:val="Compact"/>
+            </w:pPr>
+            <w:r>
+              <w:rPr>
+                <w:rFonts w:ascii="Calibri" w:hAnsi="Calibri"/>
+                <w:sz w:val="20"/>
+              </w:rPr>
+              <w:t xml:space="preserve">8,07</w:t>
+            </w:r>
+          </w:p>
+        </w:tc>
+        <w:tc>
+          <w:tcPr/>
+          <w:p>
+            <w:pPr>
+              <w:pStyle w:val="Compact"/>
+            </w:pPr>
+            <w:r>
+              <w:rPr>
+                <w:rFonts w:ascii="Calibri" w:hAnsi="Calibri"/>
+                <w:sz w:val="20"/>
+              </w:rPr>
+              <w:t xml:space="preserve">1,82</w:t>
+            </w:r>
+          </w:p>
+        </w:tc>
+        <w:tc>
+          <w:tcPr/>
+          <w:p>
+            <w:pPr>
+              <w:pStyle w:val="Compact"/>
+            </w:pPr>
+            <w:r>
+              <w:rPr>
+                <w:rFonts w:ascii="Calibri" w:hAnsi="Calibri"/>
+                <w:sz w:val="20"/>
+              </w:rPr>
+              <w:t xml:space="preserve">48,57</w:t>
             </w:r>
           </w:p>
         </w:tc>
@@ -9186,67 +10032,67 @@
                 <w:rFonts w:ascii="Calibri" w:hAnsi="Calibri"/>
                 <w:sz w:val="20"/>
               </w:rPr>
-              <w:t xml:space="preserve">Depósitos del Tesoro en el BCRA (% PIB)</w:t>
-            </w:r>
-          </w:p>
-        </w:tc>
-        <w:tc>
-          <w:tcPr/>
-          <w:p>
-            <w:pPr>
-              <w:pStyle w:val="Compact"/>
-            </w:pPr>
-            <w:r>
-              <w:rPr>
-                <w:rFonts w:ascii="Calibri" w:hAnsi="Calibri"/>
-                <w:sz w:val="20"/>
-              </w:rPr>
-              <w:t xml:space="preserve">0,64</w:t>
-            </w:r>
-          </w:p>
-        </w:tc>
-        <w:tc>
-          <w:tcPr/>
-          <w:p>
-            <w:pPr>
-              <w:pStyle w:val="Compact"/>
-            </w:pPr>
-            <w:r>
-              <w:rPr>
-                <w:rFonts w:ascii="Calibri" w:hAnsi="Calibri"/>
-                <w:sz w:val="20"/>
-              </w:rPr>
-              <w:t xml:space="preserve">0,77</w:t>
-            </w:r>
-          </w:p>
-        </w:tc>
-        <w:tc>
-          <w:tcPr/>
-          <w:p>
-            <w:pPr>
-              <w:pStyle w:val="Compact"/>
-            </w:pPr>
-            <w:r>
-              <w:rPr>
-                <w:rFonts w:ascii="Calibri" w:hAnsi="Calibri"/>
-                <w:sz w:val="20"/>
-              </w:rPr>
-              <w:t xml:space="preserve">0,01</w:t>
-            </w:r>
-          </w:p>
-        </w:tc>
-        <w:tc>
-          <w:tcPr/>
-          <w:p>
-            <w:pPr>
-              <w:pStyle w:val="Compact"/>
-            </w:pPr>
-            <w:r>
-              <w:rPr>
-                <w:rFonts w:ascii="Calibri" w:hAnsi="Calibri"/>
-                <w:sz w:val="20"/>
-              </w:rPr>
-              <w:t xml:space="preserve">3,74</w:t>
+              <w:t xml:space="preserve">Pasivos remunerados del BCRA (% PIB)</w:t>
+            </w:r>
+          </w:p>
+        </w:tc>
+        <w:tc>
+          <w:tcPr/>
+          <w:p>
+            <w:pPr>
+              <w:pStyle w:val="Compact"/>
+            </w:pPr>
+            <w:r>
+              <w:rPr>
+                <w:rFonts w:ascii="Calibri" w:hAnsi="Calibri"/>
+                <w:sz w:val="20"/>
+              </w:rPr>
+              <w:t xml:space="preserve">5,22</w:t>
+            </w:r>
+          </w:p>
+        </w:tc>
+        <w:tc>
+          <w:tcPr/>
+          <w:p>
+            <w:pPr>
+              <w:pStyle w:val="Compact"/>
+            </w:pPr>
+            <w:r>
+              <w:rPr>
+                <w:rFonts w:ascii="Calibri" w:hAnsi="Calibri"/>
+                <w:sz w:val="20"/>
+              </w:rPr>
+              <w:t xml:space="preserve">3,53</w:t>
+            </w:r>
+          </w:p>
+        </w:tc>
+        <w:tc>
+          <w:tcPr/>
+          <w:p>
+            <w:pPr>
+              <w:pStyle w:val="Compact"/>
+            </w:pPr>
+            <w:r>
+              <w:rPr>
+                <w:rFonts w:ascii="Calibri" w:hAnsi="Calibri"/>
+                <w:sz w:val="20"/>
+              </w:rPr>
+              <w:t xml:space="preserve">−2,29</w:t>
+            </w:r>
+          </w:p>
+        </w:tc>
+        <w:tc>
+          <w:tcPr/>
+          <w:p>
+            <w:pPr>
+              <w:pStyle w:val="Compact"/>
+            </w:pPr>
+            <w:r>
+              <w:rPr>
+                <w:rFonts w:ascii="Calibri" w:hAnsi="Calibri"/>
+                <w:sz w:val="20"/>
+              </w:rPr>
+              <w:t xml:space="preserve">14,58</w:t>
             </w:r>
           </w:p>
         </w:tc>
@@ -9278,67 +10124,96 @@
                 <w:rFonts w:ascii="Calibri" w:hAnsi="Calibri"/>
                 <w:sz w:val="20"/>
               </w:rPr>
-              <w:t xml:space="preserve">Resultado primario (% PIB)</w:t>
-            </w:r>
-          </w:p>
-        </w:tc>
-        <w:tc>
-          <w:tcPr/>
-          <w:p>
-            <w:pPr>
-              <w:pStyle w:val="Compact"/>
-            </w:pPr>
-            <w:r>
-              <w:rPr>
-                <w:rFonts w:ascii="Calibri" w:hAnsi="Calibri"/>
-                <w:sz w:val="20"/>
-              </w:rPr>
-              <w:t xml:space="preserve">−0,27</w:t>
-            </w:r>
-          </w:p>
-        </w:tc>
-        <w:tc>
-          <w:tcPr/>
-          <w:p>
-            <w:pPr>
-              <w:pStyle w:val="Compact"/>
-            </w:pPr>
-            <w:r>
-              <w:rPr>
-                <w:rFonts w:ascii="Calibri" w:hAnsi="Calibri"/>
-                <w:sz w:val="20"/>
-              </w:rPr>
-              <w:t xml:space="preserve">1,73</w:t>
-            </w:r>
-          </w:p>
-        </w:tc>
-        <w:tc>
-          <w:tcPr/>
-          <w:p>
-            <w:pPr>
-              <w:pStyle w:val="Compact"/>
-            </w:pPr>
-            <w:r>
-              <w:rPr>
-                <w:rFonts w:ascii="Calibri" w:hAnsi="Calibri"/>
-                <w:sz w:val="20"/>
-              </w:rPr>
-              <w:t xml:space="preserve">−3,80</w:t>
-            </w:r>
-          </w:p>
-        </w:tc>
-        <w:tc>
-          <w:tcPr/>
-          <w:p>
-            <w:pPr>
-              <w:pStyle w:val="Compact"/>
-            </w:pPr>
-            <w:r>
-              <w:rPr>
-                <w:rFonts w:ascii="Calibri" w:hAnsi="Calibri"/>
-                <w:sz w:val="20"/>
-              </w:rPr>
-              <w:t xml:space="preserve">4,08</w:t>
+              <w:t xml:space="preserve">Resultado primario, flujo trimestral anualizado,</w:t>
+            </w:r>
+            <w:r>
+              <w:rPr>
+                <w:rFonts w:ascii="Calibri" w:hAnsi="Calibri"/>
+                <w:sz w:val="20"/>
+              </w:rPr>
+              <w:t xml:space="preserve"> </w:t>
+            </w:r>
+            <w:r>
+              <w:rPr>
+                <w:rStyle w:val="VerbatimChar"/>
+                <w:rFonts w:ascii="Calibri" w:hAnsi="Calibri"/>
+                <w:sz w:val="20"/>
+              </w:rPr>
+              <w:t xml:space="preserve">pb_pib_trim</w:t>
+            </w:r>
+            <w:r>
+              <w:rPr>
+                <w:rFonts w:ascii="Calibri" w:hAnsi="Calibri"/>
+                <w:sz w:val="20"/>
+              </w:rPr>
+              <w:t xml:space="preserve"> </w:t>
+            </w:r>
+            <w:r>
+              <w:rPr>
+                <w:rFonts w:ascii="Calibri" w:hAnsi="Calibri"/>
+                <w:sz w:val="20"/>
+              </w:rPr>
+              <w:t xml:space="preserve">(% PIB)</w:t>
+            </w:r>
+          </w:p>
+        </w:tc>
+        <w:tc>
+          <w:tcPr/>
+          <w:p>
+            <w:pPr>
+              <w:pStyle w:val="Compact"/>
+            </w:pPr>
+            <w:r>
+              <w:rPr>
+                <w:rFonts w:ascii="Calibri" w:hAnsi="Calibri"/>
+                <w:sz w:val="20"/>
+              </w:rPr>
+              <w:t xml:space="preserve">−0,02</w:t>
+            </w:r>
+          </w:p>
+        </w:tc>
+        <w:tc>
+          <w:tcPr/>
+          <w:p>
+            <w:pPr>
+              <w:pStyle w:val="Compact"/>
+            </w:pPr>
+            <w:r>
+              <w:rPr>
+                <w:rFonts w:ascii="Calibri" w:hAnsi="Calibri"/>
+                <w:sz w:val="20"/>
+              </w:rPr>
+              <w:t xml:space="preserve">3,11</w:t>
+            </w:r>
+          </w:p>
+        </w:tc>
+        <w:tc>
+          <w:tcPr/>
+          <w:p>
+            <w:pPr>
+              <w:pStyle w:val="Compact"/>
+            </w:pPr>
+            <w:r>
+              <w:rPr>
+                <w:rFonts w:ascii="Calibri" w:hAnsi="Calibri"/>
+                <w:sz w:val="20"/>
+              </w:rPr>
+              <w:t xml:space="preserve">−12,16</w:t>
+            </w:r>
+          </w:p>
+        </w:tc>
+        <w:tc>
+          <w:tcPr/>
+          <w:p>
+            <w:pPr>
+              <w:pStyle w:val="Compact"/>
+            </w:pPr>
+            <w:r>
+              <w:rPr>
+                <w:rFonts w:ascii="Calibri" w:hAnsi="Calibri"/>
+                <w:sz w:val="20"/>
+              </w:rPr>
+              <w:t xml:space="preserve">7,02</w:t>
             </w:r>
           </w:p>
         </w:tc>
@@ -9370,82 +10245,111 @@
                 <w:rFonts w:ascii="Calibri" w:hAnsi="Calibri"/>
                 <w:sz w:val="20"/>
               </w:rPr>
-              <w:t xml:space="preserve">Crecimiento real del PIB (pp trimestral, 100·Δln)</w:t>
-            </w:r>
-          </w:p>
-        </w:tc>
-        <w:tc>
-          <w:tcPr/>
-          <w:p>
-            <w:pPr>
-              <w:pStyle w:val="Compact"/>
-            </w:pPr>
-            <w:r>
-              <w:rPr>
-                <w:rFonts w:ascii="Calibri" w:hAnsi="Calibri"/>
-                <w:sz w:val="20"/>
-              </w:rPr>
-              <w:t xml:space="preserve">0,43</w:t>
-            </w:r>
-          </w:p>
-        </w:tc>
-        <w:tc>
-          <w:tcPr/>
-          <w:p>
-            <w:pPr>
-              <w:pStyle w:val="Compact"/>
-            </w:pPr>
-            <w:r>
-              <w:rPr>
-                <w:rFonts w:ascii="Calibri" w:hAnsi="Calibri"/>
-                <w:sz w:val="20"/>
-              </w:rPr>
-              <w:t xml:space="preserve">6,47</w:t>
-            </w:r>
-          </w:p>
-        </w:tc>
-        <w:tc>
-          <w:tcPr/>
-          <w:p>
-            <w:pPr>
-              <w:pStyle w:val="Compact"/>
-            </w:pPr>
-            <w:r>
-              <w:rPr>
-                <w:rFonts w:ascii="Calibri" w:hAnsi="Calibri"/>
-                <w:sz w:val="20"/>
-              </w:rPr>
-              <w:t xml:space="preserve">−12,23</w:t>
-            </w:r>
-          </w:p>
-        </w:tc>
-        <w:tc>
-          <w:tcPr/>
-          <w:p>
-            <w:pPr>
-              <w:pStyle w:val="Compact"/>
-            </w:pPr>
-            <w:r>
-              <w:rPr>
-                <w:rFonts w:ascii="Calibri" w:hAnsi="Calibri"/>
-                <w:sz w:val="20"/>
-              </w:rPr>
-              <w:t xml:space="preserve">18,21</w:t>
-            </w:r>
-          </w:p>
-        </w:tc>
-        <w:tc>
-          <w:tcPr/>
-          <w:p>
-            <w:pPr>
-              <w:pStyle w:val="Compact"/>
-            </w:pPr>
-            <w:r>
-              <w:rPr>
-                <w:rFonts w:ascii="Calibri" w:hAnsi="Calibri"/>
-                <w:sz w:val="20"/>
-              </w:rPr>
-              <w:t xml:space="preserve">119</w:t>
+              <w:t xml:space="preserve">Resultado primario, suma de cuatro trimestres,</w:t>
+            </w:r>
+            <w:r>
+              <w:rPr>
+                <w:rFonts w:ascii="Calibri" w:hAnsi="Calibri"/>
+                <w:sz w:val="20"/>
+              </w:rPr>
+              <w:t xml:space="preserve"> </w:t>
+            </w:r>
+            <w:r>
+              <w:rPr>
+                <w:rStyle w:val="VerbatimChar"/>
+                <w:rFonts w:ascii="Calibri" w:hAnsi="Calibri"/>
+                <w:sz w:val="20"/>
+              </w:rPr>
+              <w:t xml:space="preserve">pb_pib</w:t>
+            </w:r>
+            <w:r>
+              <w:rPr>
+                <w:rFonts w:ascii="Calibri" w:hAnsi="Calibri"/>
+                <w:sz w:val="20"/>
+              </w:rPr>
+              <w:t xml:space="preserve"> </w:t>
+            </w:r>
+            <w:r>
+              <w:rPr>
+                <w:rFonts w:ascii="Calibri" w:hAnsi="Calibri"/>
+                <w:sz w:val="20"/>
+              </w:rPr>
+              <w:t xml:space="preserve">(% PIB)</w:t>
+            </w:r>
+          </w:p>
+        </w:tc>
+        <w:tc>
+          <w:tcPr/>
+          <w:p>
+            <w:pPr>
+              <w:pStyle w:val="Compact"/>
+            </w:pPr>
+            <w:r>
+              <w:rPr>
+                <w:rFonts w:ascii="Calibri" w:hAnsi="Calibri"/>
+                <w:sz w:val="20"/>
+              </w:rPr>
+              <w:t xml:space="preserve">0,05</w:t>
+            </w:r>
+          </w:p>
+        </w:tc>
+        <w:tc>
+          <w:tcPr/>
+          <w:p>
+            <w:pPr>
+              <w:pStyle w:val="Compact"/>
+            </w:pPr>
+            <w:r>
+              <w:rPr>
+                <w:rFonts w:ascii="Calibri" w:hAnsi="Calibri"/>
+                <w:sz w:val="20"/>
+              </w:rPr>
+              <w:t xml:space="preserve">2,34</w:t>
+            </w:r>
+          </w:p>
+        </w:tc>
+        <w:tc>
+          <w:tcPr/>
+          <w:p>
+            <w:pPr>
+              <w:pStyle w:val="Compact"/>
+            </w:pPr>
+            <w:r>
+              <w:rPr>
+                <w:rFonts w:ascii="Calibri" w:hAnsi="Calibri"/>
+                <w:sz w:val="20"/>
+              </w:rPr>
+              <w:t xml:space="preserve">−6,43</w:t>
+            </w:r>
+          </w:p>
+        </w:tc>
+        <w:tc>
+          <w:tcPr/>
+          <w:p>
+            <w:pPr>
+              <w:pStyle w:val="Compact"/>
+            </w:pPr>
+            <w:r>
+              <w:rPr>
+                <w:rFonts w:ascii="Calibri" w:hAnsi="Calibri"/>
+                <w:sz w:val="20"/>
+              </w:rPr>
+              <w:t xml:space="preserve">3,93</w:t>
+            </w:r>
+          </w:p>
+        </w:tc>
+        <w:tc>
+          <w:tcPr/>
+          <w:p>
+            <w:pPr>
+              <w:pStyle w:val="Compact"/>
+            </w:pPr>
+            <w:r>
+              <w:rPr>
+                <w:rFonts w:ascii="Calibri" w:hAnsi="Calibri"/>
+                <w:sz w:val="20"/>
+              </w:rPr>
+              <w:t xml:space="preserve">120</w:t>
             </w:r>
           </w:p>
         </w:tc>
@@ -9462,82 +10366,82 @@
                 <w:rFonts w:ascii="Calibri" w:hAnsi="Calibri"/>
                 <w:sz w:val="20"/>
               </w:rPr>
-              <w:t xml:space="preserve">EMBI+ (pb)</w:t>
-            </w:r>
-          </w:p>
-        </w:tc>
-        <w:tc>
-          <w:tcPr/>
-          <w:p>
-            <w:pPr>
-              <w:pStyle w:val="Compact"/>
-            </w:pPr>
-            <w:r>
-              <w:rPr>
-                <w:rFonts w:ascii="Calibri" w:hAnsi="Calibri"/>
-                <w:sz w:val="20"/>
-              </w:rPr>
-              <w:t xml:space="preserve">1483,95</w:t>
-            </w:r>
-          </w:p>
-        </w:tc>
-        <w:tc>
-          <w:tcPr/>
-          <w:p>
-            <w:pPr>
-              <w:pStyle w:val="Compact"/>
-            </w:pPr>
-            <w:r>
-              <w:rPr>
-                <w:rFonts w:ascii="Calibri" w:hAnsi="Calibri"/>
-                <w:sz w:val="20"/>
-              </w:rPr>
-              <w:t xml:space="preserve">1573,84</w:t>
-            </w:r>
-          </w:p>
-        </w:tc>
-        <w:tc>
-          <w:tcPr/>
-          <w:p>
-            <w:pPr>
-              <w:pStyle w:val="Compact"/>
-            </w:pPr>
-            <w:r>
-              <w:rPr>
-                <w:rFonts w:ascii="Calibri" w:hAnsi="Calibri"/>
-                <w:sz w:val="20"/>
-              </w:rPr>
-              <w:t xml:space="preserve">210,22</w:t>
-            </w:r>
-          </w:p>
-        </w:tc>
-        <w:tc>
-          <w:tcPr/>
-          <w:p>
-            <w:pPr>
-              <w:pStyle w:val="Compact"/>
-            </w:pPr>
-            <w:r>
-              <w:rPr>
-                <w:rFonts w:ascii="Calibri" w:hAnsi="Calibri"/>
-                <w:sz w:val="20"/>
-              </w:rPr>
-              <w:t xml:space="preserve">6658,98</w:t>
-            </w:r>
-          </w:p>
-        </w:tc>
-        <w:tc>
-          <w:tcPr/>
-          <w:p>
-            <w:pPr>
-              <w:pStyle w:val="Compact"/>
-            </w:pPr>
-            <w:r>
-              <w:rPr>
-                <w:rFonts w:ascii="Calibri" w:hAnsi="Calibri"/>
-                <w:sz w:val="20"/>
-              </w:rPr>
-              <w:t xml:space="preserve">120</w:t>
+              <w:t xml:space="preserve">Crecimiento real del PIB (pp trimestral, 100·Δln)</w:t>
+            </w:r>
+          </w:p>
+        </w:tc>
+        <w:tc>
+          <w:tcPr/>
+          <w:p>
+            <w:pPr>
+              <w:pStyle w:val="Compact"/>
+            </w:pPr>
+            <w:r>
+              <w:rPr>
+                <w:rFonts w:ascii="Calibri" w:hAnsi="Calibri"/>
+                <w:sz w:val="20"/>
+              </w:rPr>
+              <w:t xml:space="preserve">0,48</w:t>
+            </w:r>
+          </w:p>
+        </w:tc>
+        <w:tc>
+          <w:tcPr/>
+          <w:p>
+            <w:pPr>
+              <w:pStyle w:val="Compact"/>
+            </w:pPr>
+            <w:r>
+              <w:rPr>
+                <w:rFonts w:ascii="Calibri" w:hAnsi="Calibri"/>
+                <w:sz w:val="20"/>
+              </w:rPr>
+              <w:t xml:space="preserve">7,29</w:t>
+            </w:r>
+          </w:p>
+        </w:tc>
+        <w:tc>
+          <w:tcPr/>
+          <w:p>
+            <w:pPr>
+              <w:pStyle w:val="Compact"/>
+            </w:pPr>
+            <w:r>
+              <w:rPr>
+                <w:rFonts w:ascii="Calibri" w:hAnsi="Calibri"/>
+                <w:sz w:val="20"/>
+              </w:rPr>
+              <w:t xml:space="preserve">−13,77</w:t>
+            </w:r>
+          </w:p>
+        </w:tc>
+        <w:tc>
+          <w:tcPr/>
+          <w:p>
+            <w:pPr>
+              <w:pStyle w:val="Compact"/>
+            </w:pPr>
+            <w:r>
+              <w:rPr>
+                <w:rFonts w:ascii="Calibri" w:hAnsi="Calibri"/>
+                <w:sz w:val="20"/>
+              </w:rPr>
+              <w:t xml:space="preserve">18,21</w:t>
+            </w:r>
+          </w:p>
+        </w:tc>
+        <w:tc>
+          <w:tcPr/>
+          <w:p>
+            <w:pPr>
+              <w:pStyle w:val="Compact"/>
+            </w:pPr>
+            <w:r>
+              <w:rPr>
+                <w:rFonts w:ascii="Calibri" w:hAnsi="Calibri"/>
+                <w:sz w:val="20"/>
+              </w:rPr>
+              <w:t xml:space="preserve">119</w:t>
             </w:r>
           </w:p>
         </w:tc>
@@ -9554,67 +10458,67 @@
                 <w:rFonts w:ascii="Calibri" w:hAnsi="Calibri"/>
                 <w:sz w:val="20"/>
               </w:rPr>
-              <w:t xml:space="preserve">TCRM (dic. 2001 = 1)</w:t>
-            </w:r>
-          </w:p>
-        </w:tc>
-        <w:tc>
-          <w:tcPr/>
-          <w:p>
-            <w:pPr>
-              <w:pStyle w:val="Compact"/>
-            </w:pPr>
-            <w:r>
-              <w:rPr>
-                <w:rFonts w:ascii="Calibri" w:hAnsi="Calibri"/>
-                <w:sz w:val="20"/>
-              </w:rPr>
-              <w:t xml:space="preserve">1,63</w:t>
-            </w:r>
-          </w:p>
-        </w:tc>
-        <w:tc>
-          <w:tcPr/>
-          <w:p>
-            <w:pPr>
-              <w:pStyle w:val="Compact"/>
-            </w:pPr>
-            <w:r>
-              <w:rPr>
-                <w:rFonts w:ascii="Calibri" w:hAnsi="Calibri"/>
-                <w:sz w:val="20"/>
-              </w:rPr>
-              <w:t xml:space="preserve">0,45</w:t>
-            </w:r>
-          </w:p>
-        </w:tc>
-        <w:tc>
-          <w:tcPr/>
-          <w:p>
-            <w:pPr>
-              <w:pStyle w:val="Compact"/>
-            </w:pPr>
-            <w:r>
-              <w:rPr>
-                <w:rFonts w:ascii="Calibri" w:hAnsi="Calibri"/>
-                <w:sz w:val="20"/>
-              </w:rPr>
-              <w:t xml:space="preserve">0,98</w:t>
-            </w:r>
-          </w:p>
-        </w:tc>
-        <w:tc>
-          <w:tcPr/>
-          <w:p>
-            <w:pPr>
-              <w:pStyle w:val="Compact"/>
-            </w:pPr>
-            <w:r>
-              <w:rPr>
-                <w:rFonts w:ascii="Calibri" w:hAnsi="Calibri"/>
-                <w:sz w:val="20"/>
-              </w:rPr>
-              <w:t xml:space="preserve">2,76</w:t>
+              <w:t xml:space="preserve">EMBI+ (pb)</w:t>
+            </w:r>
+          </w:p>
+        </w:tc>
+        <w:tc>
+          <w:tcPr/>
+          <w:p>
+            <w:pPr>
+              <w:pStyle w:val="Compact"/>
+            </w:pPr>
+            <w:r>
+              <w:rPr>
+                <w:rFonts w:ascii="Calibri" w:hAnsi="Calibri"/>
+                <w:sz w:val="20"/>
+              </w:rPr>
+              <w:t xml:space="preserve">1483,95</w:t>
+            </w:r>
+          </w:p>
+        </w:tc>
+        <w:tc>
+          <w:tcPr/>
+          <w:p>
+            <w:pPr>
+              <w:pStyle w:val="Compact"/>
+            </w:pPr>
+            <w:r>
+              <w:rPr>
+                <w:rFonts w:ascii="Calibri" w:hAnsi="Calibri"/>
+                <w:sz w:val="20"/>
+              </w:rPr>
+              <w:t xml:space="preserve">1573,84</w:t>
+            </w:r>
+          </w:p>
+        </w:tc>
+        <w:tc>
+          <w:tcPr/>
+          <w:p>
+            <w:pPr>
+              <w:pStyle w:val="Compact"/>
+            </w:pPr>
+            <w:r>
+              <w:rPr>
+                <w:rFonts w:ascii="Calibri" w:hAnsi="Calibri"/>
+                <w:sz w:val="20"/>
+              </w:rPr>
+              <w:t xml:space="preserve">210,22</w:t>
+            </w:r>
+          </w:p>
+        </w:tc>
+        <w:tc>
+          <w:tcPr/>
+          <w:p>
+            <w:pPr>
+              <w:pStyle w:val="Compact"/>
+            </w:pPr>
+            <w:r>
+              <w:rPr>
+                <w:rFonts w:ascii="Calibri" w:hAnsi="Calibri"/>
+                <w:sz w:val="20"/>
+              </w:rPr>
+              <w:t xml:space="preserve">6658,98</w:t>
             </w:r>
           </w:p>
         </w:tc>
@@ -9646,67 +10550,67 @@
                 <w:rFonts w:ascii="Calibri" w:hAnsi="Calibri"/>
                 <w:sz w:val="20"/>
               </w:rPr>
-              <w:t xml:space="preserve">Tasa de política de la Fed (%)</w:t>
-            </w:r>
-          </w:p>
-        </w:tc>
-        <w:tc>
-          <w:tcPr/>
-          <w:p>
-            <w:pPr>
-              <w:pStyle w:val="Compact"/>
-            </w:pPr>
-            <w:r>
-              <w:rPr>
-                <w:rFonts w:ascii="Calibri" w:hAnsi="Calibri"/>
-                <w:sz w:val="20"/>
-              </w:rPr>
-              <w:t xml:space="preserve">2,08</w:t>
-            </w:r>
-          </w:p>
-        </w:tc>
-        <w:tc>
-          <w:tcPr/>
-          <w:p>
-            <w:pPr>
-              <w:pStyle w:val="Compact"/>
-            </w:pPr>
-            <w:r>
-              <w:rPr>
-                <w:rFonts w:ascii="Calibri" w:hAnsi="Calibri"/>
-                <w:sz w:val="20"/>
-              </w:rPr>
-              <w:t xml:space="preserve">2,67</w:t>
-            </w:r>
-          </w:p>
-        </w:tc>
-        <w:tc>
-          <w:tcPr/>
-          <w:p>
-            <w:pPr>
-              <w:pStyle w:val="Compact"/>
-            </w:pPr>
-            <w:r>
-              <w:rPr>
-                <w:rFonts w:ascii="Calibri" w:hAnsi="Calibri"/>
-                <w:sz w:val="20"/>
-              </w:rPr>
-              <w:t xml:space="preserve">−2,92</w:t>
-            </w:r>
-          </w:p>
-        </w:tc>
-        <w:tc>
-          <w:tcPr/>
-          <w:p>
-            <w:pPr>
-              <w:pStyle w:val="Compact"/>
-            </w:pPr>
-            <w:r>
-              <w:rPr>
-                <w:rFonts w:ascii="Calibri" w:hAnsi="Calibri"/>
-                <w:sz w:val="20"/>
-              </w:rPr>
-              <w:t xml:space="preserve">6,52</w:t>
+              <w:t xml:space="preserve">TCRM (dic. 2001 = 1)</w:t>
+            </w:r>
+          </w:p>
+        </w:tc>
+        <w:tc>
+          <w:tcPr/>
+          <w:p>
+            <w:pPr>
+              <w:pStyle w:val="Compact"/>
+            </w:pPr>
+            <w:r>
+              <w:rPr>
+                <w:rFonts w:ascii="Calibri" w:hAnsi="Calibri"/>
+                <w:sz w:val="20"/>
+              </w:rPr>
+              <w:t xml:space="preserve">1,63</w:t>
+            </w:r>
+          </w:p>
+        </w:tc>
+        <w:tc>
+          <w:tcPr/>
+          <w:p>
+            <w:pPr>
+              <w:pStyle w:val="Compact"/>
+            </w:pPr>
+            <w:r>
+              <w:rPr>
+                <w:rFonts w:ascii="Calibri" w:hAnsi="Calibri"/>
+                <w:sz w:val="20"/>
+              </w:rPr>
+              <w:t xml:space="preserve">0,45</w:t>
+            </w:r>
+          </w:p>
+        </w:tc>
+        <w:tc>
+          <w:tcPr/>
+          <w:p>
+            <w:pPr>
+              <w:pStyle w:val="Compact"/>
+            </w:pPr>
+            <w:r>
+              <w:rPr>
+                <w:rFonts w:ascii="Calibri" w:hAnsi="Calibri"/>
+                <w:sz w:val="20"/>
+              </w:rPr>
+              <w:t xml:space="preserve">0,98</w:t>
+            </w:r>
+          </w:p>
+        </w:tc>
+        <w:tc>
+          <w:tcPr/>
+          <w:p>
+            <w:pPr>
+              <w:pStyle w:val="Compact"/>
+            </w:pPr>
+            <w:r>
+              <w:rPr>
+                <w:rFonts w:ascii="Calibri" w:hAnsi="Calibri"/>
+                <w:sz w:val="20"/>
+              </w:rPr>
+              <w:t xml:space="preserve">2,76</w:t>
             </w:r>
           </w:p>
         </w:tc>
@@ -9738,82 +10642,82 @@
                 <w:rFonts w:ascii="Calibri" w:hAnsi="Calibri"/>
                 <w:sz w:val="20"/>
               </w:rPr>
-              <w:t xml:space="preserve">Variación de la tasa de la Fed (pp)</w:t>
-            </w:r>
-          </w:p>
-        </w:tc>
-        <w:tc>
-          <w:tcPr/>
-          <w:p>
-            <w:pPr>
-              <w:pStyle w:val="Compact"/>
-            </w:pPr>
-            <w:r>
-              <w:rPr>
-                <w:rFonts w:ascii="Calibri" w:hAnsi="Calibri"/>
-                <w:sz w:val="20"/>
-              </w:rPr>
-              <w:t xml:space="preserve">−0,01</w:t>
-            </w:r>
-          </w:p>
-        </w:tc>
-        <w:tc>
-          <w:tcPr/>
-          <w:p>
-            <w:pPr>
-              <w:pStyle w:val="Compact"/>
-            </w:pPr>
-            <w:r>
-              <w:rPr>
-                <w:rFonts w:ascii="Calibri" w:hAnsi="Calibri"/>
-                <w:sz w:val="20"/>
-              </w:rPr>
-              <w:t xml:space="preserve">0,50</w:t>
-            </w:r>
-          </w:p>
-        </w:tc>
-        <w:tc>
-          <w:tcPr/>
-          <w:p>
-            <w:pPr>
-              <w:pStyle w:val="Compact"/>
-            </w:pPr>
-            <w:r>
-              <w:rPr>
-                <w:rFonts w:ascii="Calibri" w:hAnsi="Calibri"/>
-                <w:sz w:val="20"/>
-              </w:rPr>
-              <w:t xml:space="preserve">−1,43</w:t>
-            </w:r>
-          </w:p>
-        </w:tc>
-        <w:tc>
-          <w:tcPr/>
-          <w:p>
-            <w:pPr>
-              <w:pStyle w:val="Compact"/>
-            </w:pPr>
-            <w:r>
-              <w:rPr>
-                <w:rFonts w:ascii="Calibri" w:hAnsi="Calibri"/>
-                <w:sz w:val="20"/>
-              </w:rPr>
-              <w:t xml:space="preserve">1,69</w:t>
-            </w:r>
-          </w:p>
-        </w:tc>
-        <w:tc>
-          <w:tcPr/>
-          <w:p>
-            <w:pPr>
-              <w:pStyle w:val="Compact"/>
-            </w:pPr>
-            <w:r>
-              <w:rPr>
-                <w:rFonts w:ascii="Calibri" w:hAnsi="Calibri"/>
-                <w:sz w:val="20"/>
-              </w:rPr>
-              <w:t xml:space="preserve">119</w:t>
+              <w:t xml:space="preserve">Tasa de política de la Fed (%)</w:t>
+            </w:r>
+          </w:p>
+        </w:tc>
+        <w:tc>
+          <w:tcPr/>
+          <w:p>
+            <w:pPr>
+              <w:pStyle w:val="Compact"/>
+            </w:pPr>
+            <w:r>
+              <w:rPr>
+                <w:rFonts w:ascii="Calibri" w:hAnsi="Calibri"/>
+                <w:sz w:val="20"/>
+              </w:rPr>
+              <w:t xml:space="preserve">2,08</w:t>
+            </w:r>
+          </w:p>
+        </w:tc>
+        <w:tc>
+          <w:tcPr/>
+          <w:p>
+            <w:pPr>
+              <w:pStyle w:val="Compact"/>
+            </w:pPr>
+            <w:r>
+              <w:rPr>
+                <w:rFonts w:ascii="Calibri" w:hAnsi="Calibri"/>
+                <w:sz w:val="20"/>
+              </w:rPr>
+              <w:t xml:space="preserve">2,67</w:t>
+            </w:r>
+          </w:p>
+        </w:tc>
+        <w:tc>
+          <w:tcPr/>
+          <w:p>
+            <w:pPr>
+              <w:pStyle w:val="Compact"/>
+            </w:pPr>
+            <w:r>
+              <w:rPr>
+                <w:rFonts w:ascii="Calibri" w:hAnsi="Calibri"/>
+                <w:sz w:val="20"/>
+              </w:rPr>
+              <w:t xml:space="preserve">−2,92</w:t>
+            </w:r>
+          </w:p>
+        </w:tc>
+        <w:tc>
+          <w:tcPr/>
+          <w:p>
+            <w:pPr>
+              <w:pStyle w:val="Compact"/>
+            </w:pPr>
+            <w:r>
+              <w:rPr>
+                <w:rFonts w:ascii="Calibri" w:hAnsi="Calibri"/>
+                <w:sz w:val="20"/>
+              </w:rPr>
+              <w:t xml:space="preserve">6,52</w:t>
+            </w:r>
+          </w:p>
+        </w:tc>
+        <w:tc>
+          <w:tcPr/>
+          <w:p>
+            <w:pPr>
+              <w:pStyle w:val="Compact"/>
+            </w:pPr>
+            <w:r>
+              <w:rPr>
+                <w:rFonts w:ascii="Calibri" w:hAnsi="Calibri"/>
+                <w:sz w:val="20"/>
+              </w:rPr>
+              <w:t xml:space="preserve">120</w:t>
             </w:r>
           </w:p>
         </w:tc>
@@ -9830,82 +10734,82 @@
                 <w:rFonts w:ascii="Calibri" w:hAnsi="Calibri"/>
                 <w:sz w:val="20"/>
               </w:rPr>
-              <w:t xml:space="preserve">FEDFUNDS (%)</w:t>
-            </w:r>
-          </w:p>
-        </w:tc>
-        <w:tc>
-          <w:tcPr/>
-          <w:p>
-            <w:pPr>
-              <w:pStyle w:val="Compact"/>
-            </w:pPr>
-            <w:r>
-              <w:rPr>
-                <w:rFonts w:ascii="Calibri" w:hAnsi="Calibri"/>
-                <w:sz w:val="20"/>
-              </w:rPr>
-              <w:t xml:space="preserve">2,44</w:t>
-            </w:r>
-          </w:p>
-        </w:tc>
-        <w:tc>
-          <w:tcPr/>
-          <w:p>
-            <w:pPr>
-              <w:pStyle w:val="Compact"/>
-            </w:pPr>
-            <w:r>
-              <w:rPr>
-                <w:rFonts w:ascii="Calibri" w:hAnsi="Calibri"/>
-                <w:sz w:val="20"/>
-              </w:rPr>
-              <w:t xml:space="preserve">2,20</w:t>
-            </w:r>
-          </w:p>
-        </w:tc>
-        <w:tc>
-          <w:tcPr/>
-          <w:p>
-            <w:pPr>
-              <w:pStyle w:val="Compact"/>
-            </w:pPr>
-            <w:r>
-              <w:rPr>
-                <w:rFonts w:ascii="Calibri" w:hAnsi="Calibri"/>
-                <w:sz w:val="20"/>
-              </w:rPr>
-              <w:t xml:space="preserve">0,06</w:t>
-            </w:r>
-          </w:p>
-        </w:tc>
-        <w:tc>
-          <w:tcPr/>
-          <w:p>
-            <w:pPr>
-              <w:pStyle w:val="Compact"/>
-            </w:pPr>
-            <w:r>
-              <w:rPr>
-                <w:rFonts w:ascii="Calibri" w:hAnsi="Calibri"/>
-                <w:sz w:val="20"/>
-              </w:rPr>
-              <w:t xml:space="preserve">6,52</w:t>
-            </w:r>
-          </w:p>
-        </w:tc>
-        <w:tc>
-          <w:tcPr/>
-          <w:p>
-            <w:pPr>
-              <w:pStyle w:val="Compact"/>
-            </w:pPr>
-            <w:r>
-              <w:rPr>
-                <w:rFonts w:ascii="Calibri" w:hAnsi="Calibri"/>
-                <w:sz w:val="20"/>
-              </w:rPr>
-              <w:t xml:space="preserve">120</w:t>
+              <w:t xml:space="preserve">Variación de la tasa de la Fed (pp)</w:t>
+            </w:r>
+          </w:p>
+        </w:tc>
+        <w:tc>
+          <w:tcPr/>
+          <w:p>
+            <w:pPr>
+              <w:pStyle w:val="Compact"/>
+            </w:pPr>
+            <w:r>
+              <w:rPr>
+                <w:rFonts w:ascii="Calibri" w:hAnsi="Calibri"/>
+                <w:sz w:val="20"/>
+              </w:rPr>
+              <w:t xml:space="preserve">−0,01</w:t>
+            </w:r>
+          </w:p>
+        </w:tc>
+        <w:tc>
+          <w:tcPr/>
+          <w:p>
+            <w:pPr>
+              <w:pStyle w:val="Compact"/>
+            </w:pPr>
+            <w:r>
+              <w:rPr>
+                <w:rFonts w:ascii="Calibri" w:hAnsi="Calibri"/>
+                <w:sz w:val="20"/>
+              </w:rPr>
+              <w:t xml:space="preserve">0,50</w:t>
+            </w:r>
+          </w:p>
+        </w:tc>
+        <w:tc>
+          <w:tcPr/>
+          <w:p>
+            <w:pPr>
+              <w:pStyle w:val="Compact"/>
+            </w:pPr>
+            <w:r>
+              <w:rPr>
+                <w:rFonts w:ascii="Calibri" w:hAnsi="Calibri"/>
+                <w:sz w:val="20"/>
+              </w:rPr>
+              <w:t xml:space="preserve">−1,43</w:t>
+            </w:r>
+          </w:p>
+        </w:tc>
+        <w:tc>
+          <w:tcPr/>
+          <w:p>
+            <w:pPr>
+              <w:pStyle w:val="Compact"/>
+            </w:pPr>
+            <w:r>
+              <w:rPr>
+                <w:rFonts w:ascii="Calibri" w:hAnsi="Calibri"/>
+                <w:sz w:val="20"/>
+              </w:rPr>
+              <w:t xml:space="preserve">1,69</w:t>
+            </w:r>
+          </w:p>
+        </w:tc>
+        <w:tc>
+          <w:tcPr/>
+          <w:p>
+            <w:pPr>
+              <w:pStyle w:val="Compact"/>
+            </w:pPr>
+            <w:r>
+              <w:rPr>
+                <w:rFonts w:ascii="Calibri" w:hAnsi="Calibri"/>
+                <w:sz w:val="20"/>
+              </w:rPr>
+              <w:t xml:space="preserve">119</w:t>
             </w:r>
           </w:p>
         </w:tc>
@@ -10008,7 +10912,7 @@
         <w:pStyle w:val="BodyText"/>
       </w:pPr>
       <w:r>
-        <w:t xml:space="preserve">Fuente: cálculo propio sobre los CSV citados en 5.1. La desviación estándar es muestral (ddof = 1). El crecimiento del PIB tiene un desvío alto porque el tramo 1996-2003 contiene variaciones trimestrales de la crisis de 2001-2002, y no por ruido de medición. El máximo de la deuda neta ocurre en 2002T3 y el mínimo en 2013T3. El máximo del EMBI+ ocurre en 2002T3 y el mínimo en 2007T1.</w:t>
+        <w:t xml:space="preserve">Fuente: cálculo propio sobre los CSV citados en 5.1. La desviación estándar es muestral (ddof = 1). Los depósitos del Tesoro en el BCRA tienen media de 0,64 % del PIB y desvío de 0,77, y no forman parte de las estadísticas del sistema. El resultado primario trimestral tiene un desvío mayor que el de la suma de cuatro trimestres por su estacionalidad (el mínimo, −12,16, ocurre en 2020T2 y el máximo, 7,02, en 2004T2). El crecimiento del PIB tiene un desvío alto porque la serie conserva la estacionalidad de INDEC y porque el tramo 1996-2003 contiene variaciones trimestrales de la crisis de 2001-2002 (mínimo en 2002T1, máximo en 2010T2). El máximo de la deuda neta ocurre en 2002T3 y el mínimo en 2013T3. El máximo del EMBI+ ocurre en 2002T3 y el mínimo en 2007T1.</w:t>
       </w:r>
     </w:p>
     <w:bookmarkEnd w:id="82"/>
@@ -10040,7 +10944,7 @@
         <w:t xml:space="preserve"> </w:t>
       </w:r>
       <w:r>
-        <w:t xml:space="preserve">Cota superior de la neta del FMI desde 2007T3 (secciones 5.8 y 5.9).</w:t>
+        <w:t xml:space="preserve">Cota superior de la neta del FMI desde 2007T3, con una brecha de 8,2 puntos en 2023 y 9,6 en 2024 (secciones 5.8 y 5.9).</w:t>
       </w:r>
     </w:p>
     <w:p>
@@ -10056,13 +10960,13 @@
           <w:b/>
           <w:bCs/>
         </w:rPr>
-        <w:t xml:space="preserve">Resultado primario 2004-2025.</w:t>
-      </w:r>
-      <w:r>
-        <w:t xml:space="preserve"> </w:t>
-      </w:r>
-      <w:r>
-        <w:t xml:space="preserve">Serie de un decimal que no se reconstruyó desde archivos. Su contraste con el FMI es solo de orden de magnitud.</w:t>
+        <w:t xml:space="preserve">Resultado primario.</w:t>
+      </w:r>
+      <w:r>
+        <w:t xml:space="preserve"> </w:t>
+      </w:r>
+      <w:r>
+        <w:t xml:space="preserve">Incluye todas las rentas de la propiedad, entre ellas las utilidades del BCRA que la API no permite separar. Perímetro del sector público nacional, no del gobierno federal del FMI, y quiebres de metodología en 2006/2007 y 2014/2015 sin período de solapamiento.</w:t>
       </w:r>
     </w:p>
     <w:p>
@@ -10078,13 +10982,13 @@
           <w:b/>
           <w:bCs/>
         </w:rPr>
-        <w:t xml:space="preserve">Empalme 1996-2003</w:t>
-      </w:r>
-      <w:r>
-        <w:t xml:space="preserve"> </w:t>
-      </w:r>
-      <w:r>
-        <w:t xml:space="preserve">de resultado primario, PIB real y PIB nominal. Incertidumbre de nivel por el coeficiente de enlace.</w:t>
+        <w:t xml:space="preserve">Valuación nominal de la tenencia del BCRA.</w:t>
+      </w:r>
+      <w:r>
+        <w:t xml:space="preserve"> </w:t>
+      </w:r>
+      <w:r>
+        <w:t xml:space="preserve">Hay dato nominal en 80 de 120 trimestres; 24 están interpolados y 39 reconstruidos con fechas de emisión o hacia atrás. Los 40 trimestres anteriores a 2006 conservan el valor de libros porque las Letras no existían.</w:t>
       </w:r>
     </w:p>
     <w:p>
@@ -10100,22 +11004,44 @@
           <w:b/>
           <w:bCs/>
         </w:rPr>
-        <w:t xml:space="preserve">Seis trimestres de deuda bruta interpolados</w:t>
-      </w:r>
-      <w:r>
-        <w:t xml:space="preserve"> </w:t>
-      </w:r>
-      <w:r>
-        <w:t xml:space="preserve">(1996-1997) y</w:t>
-      </w:r>
-      <w:r>
-        <w:t xml:space="preserve"> </w:t>
-      </w:r>
+        <w:t xml:space="preserve">Empalme 1996-2003</w:t>
+      </w:r>
+      <w:r>
+        <w:t xml:space="preserve"> </w:t>
+      </w:r>
+      <w:r>
+        <w:t xml:space="preserve">del PIB real (base 1993 a base 2004, coeficiente k = 1,751) y del PIB nominal (coeficiente 1,0837). Incertidumbre de nivel por el coeficiente de enlace, sin efecto sobre las tasas de crecimiento del PIB real.</w:t>
+      </w:r>
+    </w:p>
+    <w:p>
+      <w:pPr>
+        <w:pStyle w:val="Compact"/>
+        <w:numPr>
+          <w:ilvl w:val="0"/>
+          <w:numId w:val="1016"/>
+        </w:numPr>
+      </w:pPr>
       <w:r>
         <w:rPr>
           <w:b/>
           <w:bCs/>
         </w:rPr>
+        <w:t xml:space="preserve">Seis trimestres de deuda bruta interpolados</w:t>
+      </w:r>
+      <w:r>
+        <w:t xml:space="preserve"> </w:t>
+      </w:r>
+      <w:r>
+        <w:t xml:space="preserve">(1996-1997) y</w:t>
+      </w:r>
+      <w:r>
+        <w:t xml:space="preserve"> </w:t>
+      </w:r>
+      <w:r>
+        <w:rPr>
+          <w:b/>
+          <w:bCs/>
+        </w:rPr>
         <w:t xml:space="preserve">cuatro de TCRM retropolados</w:t>
       </w:r>
       <w:r>
@@ -10161,28 +11087,6 @@
       </w:r>
       <w:r>
         <w:t xml:space="preserve">en los pasivos del BCRA.</w:t>
-      </w:r>
-    </w:p>
-    <w:p>
-      <w:pPr>
-        <w:pStyle w:val="Compact"/>
-        <w:numPr>
-          <w:ilvl w:val="0"/>
-          <w:numId w:val="1016"/>
-        </w:numPr>
-      </w:pPr>
-      <w:r>
-        <w:rPr>
-          <w:b/>
-          <w:bCs/>
-        </w:rPr>
-        <w:t xml:space="preserve">Valuación contable</w:t>
-      </w:r>
-      <w:r>
-        <w:t xml:space="preserve"> </w:t>
-      </w:r>
-      <w:r>
-        <w:t xml:space="preserve">de la deuda en poder del BCRA.</w:t>
       </w:r>
     </w:p>
     <w:p>

--- a/tesis_oficial_borradores/para_el_grupo/Tesis_borrador.docx
+++ b/tesis_oficial_borradores/para_el_grupo/Tesis_borrador.docx
@@ -247,7 +247,7 @@
         <w:pStyle w:val="BodyText"/>
       </w:pPr>
       <w:r>
-        <w:t xml:space="preserve">H1b. La probabilidad de que la deuda consolidada no se estabilice hacia el final del horizonte de proyección, estimada con shocks estructuralmente identificados, es mayor que la que el FMI reporta para la deuda federal bruta en su análisis de 2025, de alrededor de 3% (FMI, 2025, anexo II). Para que la comparación sea válida, el escenario base de la simulación reproduce los supuestos del escenario base del FMI.</w:t>
+        <w:t xml:space="preserve">H1b. La probabilidad de que la deuda consolidada no se estabilice, medida a cinco años (2030, el mismo horizonte de la métrica del FMI) y a diez años (2035, el final del horizonte de proyección) y estimada con shocks estructuralmente identificados, es mayor que la que el FMI reporta para la deuda federal bruta en su análisis de 2025, de alrededor de 3% (FMI, 2025, anexo II). Para que la comparación sea válida, el escenario base de la simulación reproduce los supuestos del escenario base del FMI.</w:t>
       </w:r>
     </w:p>
     <w:p>
@@ -255,7 +255,7 @@
         <w:pStyle w:val="BodyText"/>
       </w:pPr>
       <w:r>
-        <w:t xml:space="preserve">H2. Un endurecimiento de la política monetaria de la FED eleva la trayectoria esperada de la deuda consolidada y su probabilidad de no estabilizarse, a través del riesgo soberano, el tipo de cambio real y el crecimiento. [DECIDIR el tamaño del shock con criterio justificado: ver nota 2 al final del archivo.]</w:t>
+        <w:t xml:space="preserve">H2. Un endurecimiento de la política monetaria de la FED eleva la trayectoria esperada de la deuda consolidada y su probabilidad de no estabilizarse, a través del riesgo soberano, el tipo de cambio real y el crecimiento. El shock se mide de dos maneras: un desvío estándar de la variación trimestral de la tasa (convención de la literatura de VAR) y una repetición del ciclo de subas de 2022-2023.</w:t>
       </w:r>
     </w:p>
     <w:bookmarkEnd w:id="14"/>
@@ -2748,13 +2748,13 @@
           <w:b/>
           <w:bCs/>
         </w:rPr>
-        <w:t xml:space="preserve">Rezagos.</w:t>
-      </w:r>
-      <w:r>
-        <w:t xml:space="preserve"> </w:t>
-      </w:r>
-      <w:r>
-        <w:t xml:space="preserve">El orden del VAR se elige con el criterio de información de Akaike (AIC), sujeto a que el modelo sea estable, es decir, a que todas las raíces de su polinomio característico queden fuera del círculo unitario. La estabilidad no es un requisito accesorio: es la condición para que el VAR tenga una representación de medias móviles, en la que se apoyan las respuestas al impulso y la simulación de largo plazo (Lütkepohl, 2005, cap. 2 y 4). Si el orden que elige el AIC produce un modelo inestable, se toma el mayor orden estable inferior. Con la deuda consolidada neta, el AIC elige cinco rezagos, pero los modelos de cuatro y cinco rezagos son inestables (raíz máxima de 1,02), por lo que se usan tres (raíz máxima de 0,96). Con la deuda bruta, el mayor orden estable es cuatro (raíz máxima de 0,99). La prueba de Portmanteau detecta autocorrelación residual leve en todos los órdenes (p entre 0,02 y 0,04 en los modelos estables), que se informa como limitación.</w:t>
+        <w:t xml:space="preserve">Ventana única.</w:t>
+      </w:r>
+      <w:r>
+        <w:t xml:space="preserve"> </w:t>
+      </w:r>
+      <w:r>
+        <w:t xml:space="preserve">Todas las series cubren 1996-2025 y todas las especificaciones se estiman sobre la misma muestra efectiva, 1998T2-2025T4 (111 trimestres). Los primeros trimestres no se pierden por falta de datos: se usan como condiciones iniciales de los rezagos (la variación de la tasa de la FED con dos rezagos y hasta seis rezagos del VAR). Reservar el mismo número de observaciones para cualquier orden del VAR es lo que permite comparar los criterios de información entre órdenes (Lütkepohl, 2005, sec. 4.3) y hace que la deuda neta, la neta en libros y la bruta se estimen sobre exactamente los mismos trimestres. La simulación usa esa misma muestra para remuestrear los shocks, y la variante con shocks como los del FMI usa los años 1997-2025 de las mismas series.</w:t>
       </w:r>
     </w:p>
     <w:p>
@@ -2770,25 +2770,35 @@
           <w:b/>
           <w:bCs/>
         </w:rPr>
+        <w:t xml:space="preserve">Rezagos.</w:t>
+      </w:r>
+      <w:r>
+        <w:t xml:space="preserve"> </w:t>
+      </w:r>
+      <w:r>
+        <w:t xml:space="preserve">El orden del VAR se elige con el criterio de información de Akaike (AIC), sujeto a que el modelo sea estable, es decir, a que todas las raíces de su polinomio característico queden fuera del círculo unitario. La estabilidad no es un requisito accesorio: es la condición para que el VAR tenga una representación de medias móviles, en la que se apoyan las respuestas al impulso y la simulación de largo plazo (Lütkepohl, 2005, cap. 2 y 4). Si el orden que elige el AIC produce un modelo inestable, se toma el mayor orden estable inferior. Con la deuda consolidada neta, el AIC alcanza su mínimo en seis rezagos, el máximo considerado, pero todos los órdenes desde cuatro son inestables (raíz máxima entre 1,02 y 1,03), por lo que se usan tres (raíz máxima de 0,96). Los criterios de Hannan-Quinn y de Schwarz eligen órdenes menores (dos y uno), de modo que tres rezagos quedan dentro del rango que sugieren los tres criterios. Con la deuda bruta, el mayor orden estable es cuatro (raíz máxima de 0,99). La prueba de Portmanteau detecta autocorrelación residual leve en los modelos estables (p entre 0,02 y 0,04), que se informa como limitación.</w:t>
+      </w:r>
+    </w:p>
+    <w:p>
+      <w:pPr>
+        <w:pStyle w:val="Compact"/>
+        <w:numPr>
+          <w:ilvl w:val="0"/>
+          <w:numId w:val="1003"/>
+        </w:numPr>
+      </w:pPr>
+      <w:r>
+        <w:rPr>
+          <w:b/>
+          <w:bCs/>
+        </w:rPr>
         <w:t xml:space="preserve">Intervalos de confianza.</w:t>
       </w:r>
       <w:r>
         <w:t xml:space="preserve"> </w:t>
       </w:r>
       <w:r>
-        <w:t xml:space="preserve">Los residuos de este tipo de modelos para Argentina rechazan la normalidad y</w:t>
-      </w:r>
-      <w:r>
-        <w:t xml:space="preserve"> </w:t>
-      </w:r>
-      <w:r>
-        <w:t xml:space="preserve">muestran volatilidad cambiante en el tiempo (heterocedasticidad condicional; ver Capítulo 6).</w:t>
-      </w:r>
-      <w:r>
-        <w:t xml:space="preserve"> </w:t>
-      </w:r>
-      <w:r>
-        <w:t xml:space="preserve">Por eso los intervalos se calculan con un</w:t>
+        <w:t xml:space="preserve">Los residuos de este tipo de modelos para Argentina rechazan la normalidad, y la volatilidad de las variables cambia entre subperíodos. Por eso los intervalos se calculan con un</w:t>
       </w:r>
       <w:r>
         <w:t xml:space="preserve"> </w:t>
@@ -2804,13 +2814,7 @@
         <w:t xml:space="preserve"> </w:t>
       </w:r>
       <w:r>
-        <w:t xml:space="preserve">robusto a esa heterocedasticidad (Gonçalves y</w:t>
-      </w:r>
-      <w:r>
-        <w:t xml:space="preserve"> </w:t>
-      </w:r>
-      <w:r>
-        <w:t xml:space="preserve">Kilian, 2004), con semilla fija para que sean reproducibles.</w:t>
+        <w:t xml:space="preserve">salvaje de diseño recursivo, que es válido con heterocedasticidad condicional de forma desconocida y también sin ella (Gonçalves y Kilian, 2004), con semilla fija para que sean reproducibles. Los diagnósticos del modelo estimado se presentan en el Capítulo 6.</w:t>
       </w:r>
     </w:p>
     <w:bookmarkEnd w:id="51"/>
@@ -2973,7 +2977,73 @@
         <w:t xml:space="preserve"> </w:t>
       </w:r>
       <w:r>
-        <w:t xml:space="preserve">Es la tasa de la FED más el EMBI+ simulado.</w:t>
+        <w:t xml:space="preserve">Es la tasa de la FED más el EMBI+ simulado. No se traslada de inmediato a toda la deuda: cada año se refinancia la fracción λ = 13/64,1 ≈ 0,20, que es el cociente entre las necesidades brutas de financiamiento y la deuda del escenario base del FMI (2025, anexo II).</w:t>
+      </w:r>
+    </w:p>
+    <w:p>
+      <w:pPr>
+        <w:pStyle w:val="Compact"/>
+        <w:numPr>
+          <w:ilvl w:val="0"/>
+          <w:numId w:val="1004"/>
+        </w:numPr>
+      </w:pPr>
+      <w:r>
+        <w:rPr>
+          <w:b/>
+          <w:bCs/>
+        </w:rPr>
+        <w:t xml:space="preserve">Canal de tasas domésticas (variante).</w:t>
+      </w:r>
+      <w:r>
+        <w:t xml:space="preserve"> </w:t>
+      </w:r>
+      <w:r>
+        <w:t xml:space="preserve">En la especificación principal, el EMBI+ encarece solo la deuda en moneda extranjera. En la variante, el mismo desvío del EMBI+ también reprecia la deuda en pesos, con la misma velocidad λ. El fundamento es la tasa de interés del país de Neumeyer y Perri (2005) y Uribe y Yue (2006): el costo del crédito para el soberano es la tasa internacional más la prima de riesgo, cualquiera sea la moneda. No se agrega una tasa en pesos como variable del VAR porque no hay una serie homogénea para 1996-2025: la convertibilidad, el control de tasas posterior a 2002 y la indexación por CER cambian el significado de cualquier tasa nominal en pesos entre subperíodos.</w:t>
+      </w:r>
+    </w:p>
+    <w:p>
+      <w:pPr>
+        <w:pStyle w:val="Compact"/>
+        <w:numPr>
+          <w:ilvl w:val="0"/>
+          <w:numId w:val="1004"/>
+        </w:numPr>
+      </w:pPr>
+      <w:r>
+        <w:rPr>
+          <w:b/>
+          <w:bCs/>
+        </w:rPr>
+        <w:t xml:space="preserve">Shocks como los del FMI (variante).</w:t>
+      </w:r>
+      <w:r>
+        <w:t xml:space="preserve"> </w:t>
+      </w:r>
+      <w:r>
+        <w:t xml:space="preserve">Para saber cuánto del resultado depende de la forma de generar los shocks, se repite la simulación con el procedimiento del abanico del FMI (FMI, 2021, anexo VI; FMI y ESM, 2023): se calculan los desvíos respecto de la media histórica de los cuatro impulsores anuales de la deuda (tasa real efectiva, crecimiento real, depreciación real y resultado primario, 1997-2025), se los remuestrea como vectores, para conservar la correlación entre impulsores, en bloques de dos años consecutivos, para conservar parte de la persistencia, y se los suma al escenario base. La identidad, el punto de partida y la métrica son los mismos. La tasa real efectiva es el cociente entre los intereses pagados (resultado primario menos resultado financiero del Sector Público Nacional, MECON) y la deuda bruta del año anterior, deflactado por el deflactor del PIB.</w:t>
+      </w:r>
+    </w:p>
+    <w:p>
+      <w:pPr>
+        <w:pStyle w:val="Compact"/>
+        <w:numPr>
+          <w:ilvl w:val="0"/>
+          <w:numId w:val="1004"/>
+        </w:numPr>
+      </w:pPr>
+      <w:r>
+        <w:rPr>
+          <w:b/>
+          <w:bCs/>
+        </w:rPr>
+        <w:t xml:space="preserve">Por qué la especificación principal es el SVARX.</w:t>
+      </w:r>
+      <w:r>
+        <w:t xml:space="preserve"> </w:t>
+      </w:r>
+      <w:r>
+        <w:t xml:space="preserve">La elección se fija antes de ver los resultados y no según cuál da una probabilidad mayor. El procedimiento del FMI genera shocks en forma reducida: no distingue un shock fiscal de uno cambiario ni aísla la tasa de la FED. Por eso no puede contrastar H1a, que compara bloques de shocks, ni H2, que requiere un shock externo identificado. El SVARX sí puede, y además incorpora la respuesta de la política fiscal a la deuda (Bohn, 1998). La variante del FMI se informa como comparación metodológica.</w:t>
       </w:r>
     </w:p>
     <w:bookmarkEnd w:id="52"/>
@@ -3158,22 +3228,22 @@
                 <w:rFonts w:ascii="Calibri" w:hAnsi="Calibri"/>
                 <w:sz w:val="20"/>
               </w:rPr>
-              <w:t xml:space="preserve">Probabilidad de que la deuda no se estabilice, con el escenario base del FMI</w:t>
-            </w:r>
-          </w:p>
-        </w:tc>
-        <w:tc>
-          <w:tcPr/>
-          <w:p>
-            <w:pPr>
-              <w:pStyle w:val="Compact"/>
-            </w:pPr>
-            <w:r>
-              <w:rPr>
-                <w:rFonts w:ascii="Calibri" w:hAnsi="Calibri"/>
-                <w:sz w:val="20"/>
-              </w:rPr>
-              <w:t xml:space="preserve">El límite inferior del intervalo de 90% supera el 3% del FMI (contraste unilateral al 5%).</w:t>
+              <w:t xml:space="preserve">Probabilidad de que la deuda no se estabilice, con el escenario base del FMI, a cinco años (2030) y a diez años (2035)</w:t>
+            </w:r>
+          </w:p>
+        </w:tc>
+        <w:tc>
+          <w:tcPr/>
+          <w:p>
+            <w:pPr>
+              <w:pStyle w:val="Compact"/>
+            </w:pPr>
+            <w:r>
+              <w:rPr>
+                <w:rFonts w:ascii="Calibri" w:hAnsi="Calibri"/>
+                <w:sz w:val="20"/>
+              </w:rPr>
+              <w:t xml:space="preserve">El límite inferior del intervalo de 90% supera el 3% del FMI (contraste unilateral al 5%). El contraste directo es el de 2030, porque el 3% del FMI se mide a cinco años; el de 2035 indica si el resultado se sostiene hasta el final del horizonte.</w:t>
             </w:r>
           </w:p>
         </w:tc>
@@ -11113,13 +11183,3080 @@
     </w:p>
     <w:bookmarkEnd w:id="83"/>
     <w:bookmarkEnd w:id="84"/>
-    <w:bookmarkStart w:id="85" w:name="referencias"/>
+    <w:bookmarkStart w:id="91" w:name="resultados"/>
     <w:p>
       <w:pPr>
         <w:pStyle w:val="Heading1"/>
       </w:pPr>
       <w:r>
-        <w:t xml:space="preserve">Referencias</w:t>
+        <w:t xml:space="preserve">6. Resultados</w:t>
+      </w:r>
+    </w:p>
+    <w:p>
+      <w:pPr>
+        <w:pStyle w:val="FirstParagraph"/>
+      </w:pPr>
+      <w:r>
+        <w:t xml:space="preserve">Todos los resultados de este capítulo salen de la misma muestra efectiva, 1998T2-2025T4 (111 trimestres), y del mismo escenario base, el del FMI (2025, anexo II). La especificación principal usa la deuda consolidada neta con las Letras Intransferibles a valor nominal, que parte de 61,0% del PIB en diciembre de 2025. Las cifras se pueden reproducir con</w:t>
+      </w:r>
+      <w:r>
+        <w:t xml:space="preserve"> </w:t>
+      </w:r>
+      <w:r>
+        <w:rPr>
+          <w:rStyle w:val="VerbatimChar"/>
+        </w:rPr>
+        <w:t xml:space="preserve">codigo/modelos/fase24_svarx_1996_2025.py</w:t>
+      </w:r>
+      <w:r>
+        <w:t xml:space="preserve"> </w:t>
+      </w:r>
+      <w:r>
+        <w:t xml:space="preserve">y</w:t>
+      </w:r>
+      <w:r>
+        <w:t xml:space="preserve"> </w:t>
+      </w:r>
+      <w:r>
+        <w:rPr>
+          <w:rStyle w:val="VerbatimChar"/>
+        </w:rPr>
+        <w:t xml:space="preserve">codigo/modelos/fase25_simulacion_dsa_svarx.py</w:t>
+      </w:r>
+      <w:r>
+        <w:t xml:space="preserve">.</w:t>
+      </w:r>
+    </w:p>
+    <w:bookmarkStart w:id="85" w:name="el-svarx-estimado"/>
+    <w:p>
+      <w:pPr>
+        <w:pStyle w:val="Heading2"/>
+      </w:pPr>
+      <w:r>
+        <w:t xml:space="preserve">6.1 El SVARX estimado</w:t>
+      </w:r>
+    </w:p>
+    <w:p>
+      <w:pPr>
+        <w:pStyle w:val="FirstParagraph"/>
+      </w:pPr>
+      <w:r>
+        <w:rPr>
+          <w:b/>
+          <w:bCs/>
+        </w:rPr>
+        <w:t xml:space="preserve">Rezagos y diagnósticos.</w:t>
+      </w:r>
+      <w:r>
+        <w:t xml:space="preserve"> </w:t>
+      </w:r>
+      <w:r>
+        <w:t xml:space="preserve">Con la regla de la sección 4.5, el modelo usa tres rezagos. La raíz de mayor módulo del polinomio característico es 0,96, de modo que el sistema es estable y tiene representación de medias móviles. La prueba de Portmanteau con 12 rezagos da un p-valor de 0,036: queda algo de autocorrelación en los residuos, que se informa como limitación. Los residuos no son normales (p &lt; 0,001), lo que justifica remuestrear shocks históricos en lugar de suponer normalidad. La prueba ARCH-LM con cuatro rezagos no detecta heterocedasticidad condicional en ninguna ecuación (p-valores entre 0,87 y 0,99). El</w:t>
+      </w:r>
+      <w:r>
+        <w:t xml:space="preserve"> </w:t>
+      </w:r>
+      <w:r>
+        <w:rPr>
+          <w:i/>
+          <w:iCs/>
+        </w:rPr>
+        <w:t xml:space="preserve">bootstrap</w:t>
+      </w:r>
+      <w:r>
+        <w:t xml:space="preserve"> </w:t>
+      </w:r>
+      <w:r>
+        <w:t xml:space="preserve">salvaje es válido con y sin heterocedasticidad, así que su uso no depende de este resultado.</w:t>
+      </w:r>
+    </w:p>
+    <w:p>
+      <w:pPr>
+        <w:pStyle w:val="BodyText"/>
+      </w:pPr>
+      <w:r>
+        <w:rPr>
+          <w:b/>
+          <w:bCs/>
+        </w:rPr>
+        <w:t xml:space="preserve">Reacción fiscal.</w:t>
+      </w:r>
+      <w:r>
+        <w:t xml:space="preserve"> </w:t>
+      </w:r>
+      <w:r>
+        <w:t xml:space="preserve">El coeficiente de la deuda rezagada en la ecuación del resultado primario es 0,051 (p = 0,019), con un intervalo de 90% del</w:t>
+      </w:r>
+      <w:r>
+        <w:t xml:space="preserve"> </w:t>
+      </w:r>
+      <w:r>
+        <w:rPr>
+          <w:i/>
+          <w:iCs/>
+        </w:rPr>
+        <w:t xml:space="preserve">bootstrap</w:t>
+      </w:r>
+      <w:r>
+        <w:t xml:space="preserve"> </w:t>
+      </w:r>
+      <w:r>
+        <w:t xml:space="preserve">de [0,020; 0,082]. Diez puntos más de deuda en relación con el PIB se asocian, en promedio, con medio punto más de superávit primario. El resultado no depende del perímetro de la deuda:</w:t>
+      </w:r>
+    </w:p>
+    <w:tbl>
+      <w:tblPr>
+        <w:tblStyle w:val="Table"/>
+        <w:tblW w:type="pct" w:w="5000"/>
+        <w:tblLayout w:type="fixed"/>
+        <w:tblLook w:firstRow="1" w:lastRow="0" w:firstColumn="0" w:lastColumn="0" w:noHBand="0" w:noVBand="0" w:val="0020"/>
+        <w:tblBorders>
+          <w:top w:val="single" w:sz="4" w:color="808080"/>
+          <w:left w:val="single" w:sz="4" w:color="808080"/>
+          <w:bottom w:val="single" w:sz="4" w:color="808080"/>
+          <w:right w:val="single" w:sz="4" w:color="808080"/>
+          <w:insideH w:val="single" w:sz="4" w:color="808080"/>
+          <w:insideV w:val="single" w:sz="4" w:color="808080"/>
+        </w:tblBorders>
+      </w:tblPr>
+      <w:tblGrid>
+        <w:gridCol w:w="1980"/>
+        <w:gridCol w:w="1980"/>
+        <w:gridCol w:w="1980"/>
+        <w:gridCol w:w="1980"/>
+      </w:tblGrid>
+      <w:tr>
+        <w:trPr>
+          <w:tblHeader w:val="on"/>
+        </w:trPr>
+        <w:tc>
+          <w:tcPr/>
+          <w:p>
+            <w:pPr>
+              <w:pStyle w:val="Compact"/>
+            </w:pPr>
+            <w:r>
+              <w:rPr>
+                <w:rFonts w:ascii="Calibri" w:hAnsi="Calibri"/>
+                <w:sz w:val="20"/>
+              </w:rPr>
+              <w:t xml:space="preserve">Serie de deuda</w:t>
+            </w:r>
+          </w:p>
+        </w:tc>
+        <w:tc>
+          <w:tcPr/>
+          <w:p>
+            <w:pPr>
+              <w:pStyle w:val="Compact"/>
+            </w:pPr>
+            <w:r>
+              <w:rPr>
+                <w:rFonts w:ascii="Calibri" w:hAnsi="Calibri"/>
+                <w:sz w:val="20"/>
+              </w:rPr>
+              <w:t xml:space="preserve">Rezagos</w:t>
+            </w:r>
+          </w:p>
+        </w:tc>
+        <w:tc>
+          <w:tcPr/>
+          <w:p>
+            <w:pPr>
+              <w:pStyle w:val="Compact"/>
+            </w:pPr>
+            <w:r>
+              <w:rPr>
+                <w:rFonts w:ascii="Calibri" w:hAnsi="Calibri"/>
+                <w:sz w:val="20"/>
+              </w:rPr>
+              <w:t xml:space="preserve">Reacción fiscal</w:t>
+            </w:r>
+          </w:p>
+        </w:tc>
+        <w:tc>
+          <w:tcPr/>
+          <w:p>
+            <w:pPr>
+              <w:pStyle w:val="Compact"/>
+            </w:pPr>
+            <w:r>
+              <w:rPr>
+                <w:rFonts w:ascii="Calibri" w:hAnsi="Calibri"/>
+                <w:sz w:val="20"/>
+              </w:rPr>
+              <w:t xml:space="preserve">Intervalo de 90%</w:t>
+            </w:r>
+          </w:p>
+        </w:tc>
+      </w:tr>
+      <w:tr>
+        <w:tc>
+          <w:tcPr/>
+          <w:p>
+            <w:pPr>
+              <w:pStyle w:val="Compact"/>
+            </w:pPr>
+            <w:r>
+              <w:rPr>
+                <w:rFonts w:ascii="Calibri" w:hAnsi="Calibri"/>
+                <w:sz w:val="20"/>
+              </w:rPr>
+              <w:t xml:space="preserve">Consolidada neta, Letras a valor nominal (principal)</w:t>
+            </w:r>
+          </w:p>
+        </w:tc>
+        <w:tc>
+          <w:tcPr/>
+          <w:p>
+            <w:pPr>
+              <w:pStyle w:val="Compact"/>
+            </w:pPr>
+            <w:r>
+              <w:rPr>
+                <w:rFonts w:ascii="Calibri" w:hAnsi="Calibri"/>
+                <w:sz w:val="20"/>
+              </w:rPr>
+              <w:t xml:space="preserve">3</w:t>
+            </w:r>
+          </w:p>
+        </w:tc>
+        <w:tc>
+          <w:tcPr/>
+          <w:p>
+            <w:pPr>
+              <w:pStyle w:val="Compact"/>
+            </w:pPr>
+            <w:r>
+              <w:rPr>
+                <w:rFonts w:ascii="Calibri" w:hAnsi="Calibri"/>
+                <w:sz w:val="20"/>
+              </w:rPr>
+              <w:t xml:space="preserve">0,051</w:t>
+            </w:r>
+          </w:p>
+        </w:tc>
+        <w:tc>
+          <w:tcPr/>
+          <w:p>
+            <w:pPr>
+              <w:pStyle w:val="Compact"/>
+            </w:pPr>
+            <w:r>
+              <w:rPr>
+                <w:rFonts w:ascii="Calibri" w:hAnsi="Calibri"/>
+                <w:sz w:val="20"/>
+              </w:rPr>
+              <w:t xml:space="preserve">[0,020; 0,082]</w:t>
+            </w:r>
+          </w:p>
+        </w:tc>
+      </w:tr>
+      <w:tr>
+        <w:tc>
+          <w:tcPr/>
+          <w:p>
+            <w:pPr>
+              <w:pStyle w:val="Compact"/>
+            </w:pPr>
+            <w:r>
+              <w:rPr>
+                <w:rFonts w:ascii="Calibri" w:hAnsi="Calibri"/>
+                <w:sz w:val="20"/>
+              </w:rPr>
+              <w:t xml:space="preserve">Consolidada neta, Letras a valor libros</w:t>
+            </w:r>
+          </w:p>
+        </w:tc>
+        <w:tc>
+          <w:tcPr/>
+          <w:p>
+            <w:pPr>
+              <w:pStyle w:val="Compact"/>
+            </w:pPr>
+            <w:r>
+              <w:rPr>
+                <w:rFonts w:ascii="Calibri" w:hAnsi="Calibri"/>
+                <w:sz w:val="20"/>
+              </w:rPr>
+              <w:t xml:space="preserve">3</w:t>
+            </w:r>
+          </w:p>
+        </w:tc>
+        <w:tc>
+          <w:tcPr/>
+          <w:p>
+            <w:pPr>
+              <w:pStyle w:val="Compact"/>
+            </w:pPr>
+            <w:r>
+              <w:rPr>
+                <w:rFonts w:ascii="Calibri" w:hAnsi="Calibri"/>
+                <w:sz w:val="20"/>
+              </w:rPr>
+              <w:t xml:space="preserve">0,053</w:t>
+            </w:r>
+          </w:p>
+        </w:tc>
+        <w:tc>
+          <w:tcPr/>
+          <w:p>
+            <w:pPr>
+              <w:pStyle w:val="Compact"/>
+            </w:pPr>
+            <w:r>
+              <w:rPr>
+                <w:rFonts w:ascii="Calibri" w:hAnsi="Calibri"/>
+                <w:sz w:val="20"/>
+              </w:rPr>
+              <w:t xml:space="preserve">[0,021; 0,085]</w:t>
+            </w:r>
+          </w:p>
+        </w:tc>
+      </w:tr>
+      <w:tr>
+        <w:tc>
+          <w:tcPr/>
+          <w:p>
+            <w:pPr>
+              <w:pStyle w:val="Compact"/>
+            </w:pPr>
+            <w:r>
+              <w:rPr>
+                <w:rFonts w:ascii="Calibri" w:hAnsi="Calibri"/>
+                <w:sz w:val="20"/>
+              </w:rPr>
+              <w:t xml:space="preserve">Consolidada bruta</w:t>
+            </w:r>
+          </w:p>
+        </w:tc>
+        <w:tc>
+          <w:tcPr/>
+          <w:p>
+            <w:pPr>
+              <w:pStyle w:val="Compact"/>
+            </w:pPr>
+            <w:r>
+              <w:rPr>
+                <w:rFonts w:ascii="Calibri" w:hAnsi="Calibri"/>
+                <w:sz w:val="20"/>
+              </w:rPr>
+              <w:t xml:space="preserve">4</w:t>
+            </w:r>
+          </w:p>
+        </w:tc>
+        <w:tc>
+          <w:tcPr/>
+          <w:p>
+            <w:pPr>
+              <w:pStyle w:val="Compact"/>
+            </w:pPr>
+            <w:r>
+              <w:rPr>
+                <w:rFonts w:ascii="Calibri" w:hAnsi="Calibri"/>
+                <w:sz w:val="20"/>
+              </w:rPr>
+              <w:t xml:space="preserve">0,054</w:t>
+            </w:r>
+          </w:p>
+        </w:tc>
+        <w:tc>
+          <w:tcPr/>
+          <w:p>
+            <w:pPr>
+              <w:pStyle w:val="Compact"/>
+            </w:pPr>
+            <w:r>
+              <w:rPr>
+                <w:rFonts w:ascii="Calibri" w:hAnsi="Calibri"/>
+                <w:sz w:val="20"/>
+              </w:rPr>
+              <w:t xml:space="preserve">[0,027; 0,079]</w:t>
+            </w:r>
+          </w:p>
+        </w:tc>
+      </w:tr>
+    </w:tbl>
+    <w:p>
+      <w:pPr>
+        <w:pStyle w:val="BodyText"/>
+      </w:pPr>
+      <w:r>
+        <w:t xml:space="preserve">El signo coincide con el que encuentran Celasun et al. (2006) en su panel de economías emergentes. La política fiscal argentina respondió a la deuda en el período, pero con un coeficiente chico. La simulación muestra si esa respuesta alcanza para estabilizarla.</w:t>
+      </w:r>
+    </w:p>
+    <w:p>
+      <w:pPr>
+        <w:pStyle w:val="BodyText"/>
+      </w:pPr>
+      <w:r>
+        <w:rPr>
+          <w:b/>
+          <w:bCs/>
+        </w:rPr>
+        <w:t xml:space="preserve">Respuesta a la tasa de la FED.</w:t>
+      </w:r>
+      <w:r>
+        <w:t xml:space="preserve"> </w:t>
+      </w:r>
+      <w:r>
+        <w:t xml:space="preserve">Un aumento de un desvío estándar en la tasa de política de la FED (0,50 puntos porcentuales) no produce respuestas significativas de las variables domésticas en ninguno de los horizontes considerados (0, 4, 8 y 20 trimestres). El EMBI+ sube 9 puntos básicos en el trimestre del shock, con un intervalo de 90% de [-83; 103], y 12 puntos básicos a los dos años, con un intervalo de [-14; 42]. El tipo de cambio real y el resultado primario tampoco responden de manera significativa. La única excepción es el crecimiento, que en el trimestre del shock sube medio punto con un intervalo que apenas excluye el cero, [0,00; 1,04]. Ese signo no tiene una explicación económica clara y desaparece desde el cuarto trimestre. Con 111 trimestres y un shock chico, el modelo no puede distinguir los efectos indirectos de la FED del ruido.</w:t>
+      </w:r>
+    </w:p>
+    <w:bookmarkEnd w:id="85"/>
+    <w:bookmarkStart w:id="86" w:name="el-gráfico-de-abanico"/>
+    <w:p>
+      <w:pPr>
+        <w:pStyle w:val="Heading2"/>
+      </w:pPr>
+      <w:r>
+        <w:t xml:space="preserve">6.2 El gráfico de abanico</w:t>
+      </w:r>
+    </w:p>
+    <w:p>
+      <w:pPr>
+        <w:pStyle w:val="FirstParagraph"/>
+      </w:pPr>
+      <w:r>
+        <w:t xml:space="preserve">La Tabla 6.1 resume la distribución de la deuda simulada. La mediana baja de 61,0% del PIB en 2025 a 35,9% en 2030 y a 16,7% en 2035. La caída la determina el escenario base del FMI, que combina un superávit primario de alrededor de 2,5% del PIB con una tasa de interés efectiva de alrededor de 4% y un deflactor del PIB que crece cerca de 7,5% por año. Con esos supuestos, la tasa real que paga la deuda es negativa y la licua año tras año.</w:t>
+      </w:r>
+    </w:p>
+    <w:p>
+      <w:pPr>
+        <w:pStyle w:val="BodyText"/>
+      </w:pPr>
+      <w:r>
+        <w:rPr>
+          <w:b/>
+          <w:bCs/>
+        </w:rPr>
+        <w:t xml:space="preserve">Tabla 6.1. Deuda consolidada neta simulada (% del PIB), percentiles</w:t>
+      </w:r>
+    </w:p>
+    <w:tbl>
+      <w:tblPr>
+        <w:tblStyle w:val="Table"/>
+        <w:tblW w:type="auto" w:w="0"/>
+        <w:tblLook w:firstRow="1" w:lastRow="0" w:firstColumn="0" w:lastColumn="0" w:noHBand="0" w:noVBand="0" w:val="0020"/>
+        <w:tblBorders>
+          <w:top w:val="single" w:sz="4" w:color="808080"/>
+          <w:left w:val="single" w:sz="4" w:color="808080"/>
+          <w:bottom w:val="single" w:sz="4" w:color="808080"/>
+          <w:right w:val="single" w:sz="4" w:color="808080"/>
+          <w:insideH w:val="single" w:sz="4" w:color="808080"/>
+          <w:insideV w:val="single" w:sz="4" w:color="808080"/>
+        </w:tblBorders>
+      </w:tblPr>
+      <w:tblGrid>
+        <w:gridCol w:w="1320"/>
+        <w:gridCol w:w="1320"/>
+        <w:gridCol w:w="1320"/>
+        <w:gridCol w:w="1320"/>
+        <w:gridCol w:w="1320"/>
+        <w:gridCol w:w="1320"/>
+      </w:tblGrid>
+      <w:tr>
+        <w:trPr>
+          <w:tblHeader w:val="on"/>
+        </w:trPr>
+        <w:tc>
+          <w:tcPr/>
+          <w:p>
+            <w:pPr>
+              <w:pStyle w:val="Compact"/>
+            </w:pPr>
+            <w:r>
+              <w:rPr>
+                <w:rFonts w:ascii="Calibri" w:hAnsi="Calibri"/>
+                <w:sz w:val="20"/>
+              </w:rPr>
+              <w:t xml:space="preserve">Año</w:t>
+            </w:r>
+          </w:p>
+        </w:tc>
+        <w:tc>
+          <w:tcPr/>
+          <w:p>
+            <w:pPr>
+              <w:pStyle w:val="Compact"/>
+            </w:pPr>
+            <w:r>
+              <w:rPr>
+                <w:rFonts w:ascii="Calibri" w:hAnsi="Calibri"/>
+                <w:sz w:val="20"/>
+              </w:rPr>
+              <w:t xml:space="preserve">p5</w:t>
+            </w:r>
+          </w:p>
+        </w:tc>
+        <w:tc>
+          <w:tcPr/>
+          <w:p>
+            <w:pPr>
+              <w:pStyle w:val="Compact"/>
+            </w:pPr>
+            <w:r>
+              <w:rPr>
+                <w:rFonts w:ascii="Calibri" w:hAnsi="Calibri"/>
+                <w:sz w:val="20"/>
+              </w:rPr>
+              <w:t xml:space="preserve">p25</w:t>
+            </w:r>
+          </w:p>
+        </w:tc>
+        <w:tc>
+          <w:tcPr/>
+          <w:p>
+            <w:pPr>
+              <w:pStyle w:val="Compact"/>
+            </w:pPr>
+            <w:r>
+              <w:rPr>
+                <w:rFonts w:ascii="Calibri" w:hAnsi="Calibri"/>
+                <w:sz w:val="20"/>
+              </w:rPr>
+              <w:t xml:space="preserve">Mediana</w:t>
+            </w:r>
+          </w:p>
+        </w:tc>
+        <w:tc>
+          <w:tcPr/>
+          <w:p>
+            <w:pPr>
+              <w:pStyle w:val="Compact"/>
+            </w:pPr>
+            <w:r>
+              <w:rPr>
+                <w:rFonts w:ascii="Calibri" w:hAnsi="Calibri"/>
+                <w:sz w:val="20"/>
+              </w:rPr>
+              <w:t xml:space="preserve">p75</w:t>
+            </w:r>
+          </w:p>
+        </w:tc>
+        <w:tc>
+          <w:tcPr/>
+          <w:p>
+            <w:pPr>
+              <w:pStyle w:val="Compact"/>
+            </w:pPr>
+            <w:r>
+              <w:rPr>
+                <w:rFonts w:ascii="Calibri" w:hAnsi="Calibri"/>
+                <w:sz w:val="20"/>
+              </w:rPr>
+              <w:t xml:space="preserve">p95</w:t>
+            </w:r>
+          </w:p>
+        </w:tc>
+      </w:tr>
+      <w:tr>
+        <w:tc>
+          <w:tcPr/>
+          <w:p>
+            <w:pPr>
+              <w:pStyle w:val="Compact"/>
+            </w:pPr>
+            <w:r>
+              <w:rPr>
+                <w:rFonts w:ascii="Calibri" w:hAnsi="Calibri"/>
+                <w:sz w:val="20"/>
+              </w:rPr>
+              <w:t xml:space="preserve">2026</w:t>
+            </w:r>
+          </w:p>
+        </w:tc>
+        <w:tc>
+          <w:tcPr/>
+          <w:p>
+            <w:pPr>
+              <w:pStyle w:val="Compact"/>
+            </w:pPr>
+            <w:r>
+              <w:rPr>
+                <w:rFonts w:ascii="Calibri" w:hAnsi="Calibri"/>
+                <w:sz w:val="20"/>
+              </w:rPr>
+              <w:t xml:space="preserve">46,0</w:t>
+            </w:r>
+          </w:p>
+        </w:tc>
+        <w:tc>
+          <w:tcPr/>
+          <w:p>
+            <w:pPr>
+              <w:pStyle w:val="Compact"/>
+            </w:pPr>
+            <w:r>
+              <w:rPr>
+                <w:rFonts w:ascii="Calibri" w:hAnsi="Calibri"/>
+                <w:sz w:val="20"/>
+              </w:rPr>
+              <w:t xml:space="preserve">49,7</w:t>
+            </w:r>
+          </w:p>
+        </w:tc>
+        <w:tc>
+          <w:tcPr/>
+          <w:p>
+            <w:pPr>
+              <w:pStyle w:val="Compact"/>
+            </w:pPr>
+            <w:r>
+              <w:rPr>
+                <w:rFonts w:ascii="Calibri" w:hAnsi="Calibri"/>
+                <w:sz w:val="20"/>
+              </w:rPr>
+              <w:t xml:space="preserve">52,8</w:t>
+            </w:r>
+          </w:p>
+        </w:tc>
+        <w:tc>
+          <w:tcPr/>
+          <w:p>
+            <w:pPr>
+              <w:pStyle w:val="Compact"/>
+            </w:pPr>
+            <w:r>
+              <w:rPr>
+                <w:rFonts w:ascii="Calibri" w:hAnsi="Calibri"/>
+                <w:sz w:val="20"/>
+              </w:rPr>
+              <w:t xml:space="preserve">56,9</w:t>
+            </w:r>
+          </w:p>
+        </w:tc>
+        <w:tc>
+          <w:tcPr/>
+          <w:p>
+            <w:pPr>
+              <w:pStyle w:val="Compact"/>
+            </w:pPr>
+            <w:r>
+              <w:rPr>
+                <w:rFonts w:ascii="Calibri" w:hAnsi="Calibri"/>
+                <w:sz w:val="20"/>
+              </w:rPr>
+              <w:t xml:space="preserve">64,5</w:t>
+            </w:r>
+          </w:p>
+        </w:tc>
+      </w:tr>
+      <w:tr>
+        <w:tc>
+          <w:tcPr/>
+          <w:p>
+            <w:pPr>
+              <w:pStyle w:val="Compact"/>
+            </w:pPr>
+            <w:r>
+              <w:rPr>
+                <w:rFonts w:ascii="Calibri" w:hAnsi="Calibri"/>
+                <w:sz w:val="20"/>
+              </w:rPr>
+              <w:t xml:space="preserve">2028</w:t>
+            </w:r>
+          </w:p>
+        </w:tc>
+        <w:tc>
+          <w:tcPr/>
+          <w:p>
+            <w:pPr>
+              <w:pStyle w:val="Compact"/>
+            </w:pPr>
+            <w:r>
+              <w:rPr>
+                <w:rFonts w:ascii="Calibri" w:hAnsi="Calibri"/>
+                <w:sz w:val="20"/>
+              </w:rPr>
+              <w:t xml:space="preserve">37,7</w:t>
+            </w:r>
+          </w:p>
+        </w:tc>
+        <w:tc>
+          <w:tcPr/>
+          <w:p>
+            <w:pPr>
+              <w:pStyle w:val="Compact"/>
+            </w:pPr>
+            <w:r>
+              <w:rPr>
+                <w:rFonts w:ascii="Calibri" w:hAnsi="Calibri"/>
+                <w:sz w:val="20"/>
+              </w:rPr>
+              <w:t xml:space="preserve">41,9</w:t>
+            </w:r>
+          </w:p>
+        </w:tc>
+        <w:tc>
+          <w:tcPr/>
+          <w:p>
+            <w:pPr>
+              <w:pStyle w:val="Compact"/>
+            </w:pPr>
+            <w:r>
+              <w:rPr>
+                <w:rFonts w:ascii="Calibri" w:hAnsi="Calibri"/>
+                <w:sz w:val="20"/>
+              </w:rPr>
+              <w:t xml:space="preserve">45,6</w:t>
+            </w:r>
+          </w:p>
+        </w:tc>
+        <w:tc>
+          <w:tcPr/>
+          <w:p>
+            <w:pPr>
+              <w:pStyle w:val="Compact"/>
+            </w:pPr>
+            <w:r>
+              <w:rPr>
+                <w:rFonts w:ascii="Calibri" w:hAnsi="Calibri"/>
+                <w:sz w:val="20"/>
+              </w:rPr>
+              <w:t xml:space="preserve">50,0</w:t>
+            </w:r>
+          </w:p>
+        </w:tc>
+        <w:tc>
+          <w:tcPr/>
+          <w:p>
+            <w:pPr>
+              <w:pStyle w:val="Compact"/>
+            </w:pPr>
+            <w:r>
+              <w:rPr>
+                <w:rFonts w:ascii="Calibri" w:hAnsi="Calibri"/>
+                <w:sz w:val="20"/>
+              </w:rPr>
+              <w:t xml:space="preserve">57,9</w:t>
+            </w:r>
+          </w:p>
+        </w:tc>
+      </w:tr>
+      <w:tr>
+        <w:tc>
+          <w:tcPr/>
+          <w:p>
+            <w:pPr>
+              <w:pStyle w:val="Compact"/>
+            </w:pPr>
+            <w:r>
+              <w:rPr>
+                <w:rFonts w:ascii="Calibri" w:hAnsi="Calibri"/>
+                <w:sz w:val="20"/>
+              </w:rPr>
+              <w:t xml:space="preserve">2030</w:t>
+            </w:r>
+          </w:p>
+        </w:tc>
+        <w:tc>
+          <w:tcPr/>
+          <w:p>
+            <w:pPr>
+              <w:pStyle w:val="Compact"/>
+            </w:pPr>
+            <w:r>
+              <w:rPr>
+                <w:rFonts w:ascii="Calibri" w:hAnsi="Calibri"/>
+                <w:sz w:val="20"/>
+              </w:rPr>
+              <w:t xml:space="preserve">25,9</w:t>
+            </w:r>
+          </w:p>
+        </w:tc>
+        <w:tc>
+          <w:tcPr/>
+          <w:p>
+            <w:pPr>
+              <w:pStyle w:val="Compact"/>
+            </w:pPr>
+            <w:r>
+              <w:rPr>
+                <w:rFonts w:ascii="Calibri" w:hAnsi="Calibri"/>
+                <w:sz w:val="20"/>
+              </w:rPr>
+              <w:t xml:space="preserve">31,2</w:t>
+            </w:r>
+          </w:p>
+        </w:tc>
+        <w:tc>
+          <w:tcPr/>
+          <w:p>
+            <w:pPr>
+              <w:pStyle w:val="Compact"/>
+            </w:pPr>
+            <w:r>
+              <w:rPr>
+                <w:rFonts w:ascii="Calibri" w:hAnsi="Calibri"/>
+                <w:sz w:val="20"/>
+              </w:rPr>
+              <w:t xml:space="preserve">35,9</w:t>
+            </w:r>
+          </w:p>
+        </w:tc>
+        <w:tc>
+          <w:tcPr/>
+          <w:p>
+            <w:pPr>
+              <w:pStyle w:val="Compact"/>
+            </w:pPr>
+            <w:r>
+              <w:rPr>
+                <w:rFonts w:ascii="Calibri" w:hAnsi="Calibri"/>
+                <w:sz w:val="20"/>
+              </w:rPr>
+              <w:t xml:space="preserve">40,7</w:t>
+            </w:r>
+          </w:p>
+        </w:tc>
+        <w:tc>
+          <w:tcPr/>
+          <w:p>
+            <w:pPr>
+              <w:pStyle w:val="Compact"/>
+            </w:pPr>
+            <w:r>
+              <w:rPr>
+                <w:rFonts w:ascii="Calibri" w:hAnsi="Calibri"/>
+                <w:sz w:val="20"/>
+              </w:rPr>
+              <w:t xml:space="preserve">49,6</w:t>
+            </w:r>
+          </w:p>
+        </w:tc>
+      </w:tr>
+      <w:tr>
+        <w:tc>
+          <w:tcPr/>
+          <w:p>
+            <w:pPr>
+              <w:pStyle w:val="Compact"/>
+            </w:pPr>
+            <w:r>
+              <w:rPr>
+                <w:rFonts w:ascii="Calibri" w:hAnsi="Calibri"/>
+                <w:sz w:val="20"/>
+              </w:rPr>
+              <w:t xml:space="preserve">2032</w:t>
+            </w:r>
+          </w:p>
+        </w:tc>
+        <w:tc>
+          <w:tcPr/>
+          <w:p>
+            <w:pPr>
+              <w:pStyle w:val="Compact"/>
+            </w:pPr>
+            <w:r>
+              <w:rPr>
+                <w:rFonts w:ascii="Calibri" w:hAnsi="Calibri"/>
+                <w:sz w:val="20"/>
+              </w:rPr>
+              <w:t xml:space="preserve">15,0</w:t>
+            </w:r>
+          </w:p>
+        </w:tc>
+        <w:tc>
+          <w:tcPr/>
+          <w:p>
+            <w:pPr>
+              <w:pStyle w:val="Compact"/>
+            </w:pPr>
+            <w:r>
+              <w:rPr>
+                <w:rFonts w:ascii="Calibri" w:hAnsi="Calibri"/>
+                <w:sz w:val="20"/>
+              </w:rPr>
+              <w:t xml:space="preserve">21,1</w:t>
+            </w:r>
+          </w:p>
+        </w:tc>
+        <w:tc>
+          <w:tcPr/>
+          <w:p>
+            <w:pPr>
+              <w:pStyle w:val="Compact"/>
+            </w:pPr>
+            <w:r>
+              <w:rPr>
+                <w:rFonts w:ascii="Calibri" w:hAnsi="Calibri"/>
+                <w:sz w:val="20"/>
+              </w:rPr>
+              <w:t xml:space="preserve">26,9</w:t>
+            </w:r>
+          </w:p>
+        </w:tc>
+        <w:tc>
+          <w:tcPr/>
+          <w:p>
+            <w:pPr>
+              <w:pStyle w:val="Compact"/>
+            </w:pPr>
+            <w:r>
+              <w:rPr>
+                <w:rFonts w:ascii="Calibri" w:hAnsi="Calibri"/>
+                <w:sz w:val="20"/>
+              </w:rPr>
+              <w:t xml:space="preserve">32,7</w:t>
+            </w:r>
+          </w:p>
+        </w:tc>
+        <w:tc>
+          <w:tcPr/>
+          <w:p>
+            <w:pPr>
+              <w:pStyle w:val="Compact"/>
+            </w:pPr>
+            <w:r>
+              <w:rPr>
+                <w:rFonts w:ascii="Calibri" w:hAnsi="Calibri"/>
+                <w:sz w:val="20"/>
+              </w:rPr>
+              <w:t xml:space="preserve">44,2</w:t>
+            </w:r>
+          </w:p>
+        </w:tc>
+      </w:tr>
+      <w:tr>
+        <w:tc>
+          <w:tcPr/>
+          <w:p>
+            <w:pPr>
+              <w:pStyle w:val="Compact"/>
+            </w:pPr>
+            <w:r>
+              <w:rPr>
+                <w:rFonts w:ascii="Calibri" w:hAnsi="Calibri"/>
+                <w:sz w:val="20"/>
+              </w:rPr>
+              <w:t xml:space="preserve">2035</w:t>
+            </w:r>
+          </w:p>
+        </w:tc>
+        <w:tc>
+          <w:tcPr/>
+          <w:p>
+            <w:pPr>
+              <w:pStyle w:val="Compact"/>
+            </w:pPr>
+            <w:r>
+              <w:rPr>
+                <w:rFonts w:ascii="Calibri" w:hAnsi="Calibri"/>
+                <w:sz w:val="20"/>
+              </w:rPr>
+              <w:t xml:space="preserve">2,2</w:t>
+            </w:r>
+          </w:p>
+        </w:tc>
+        <w:tc>
+          <w:tcPr/>
+          <w:p>
+            <w:pPr>
+              <w:pStyle w:val="Compact"/>
+            </w:pPr>
+            <w:r>
+              <w:rPr>
+                <w:rFonts w:ascii="Calibri" w:hAnsi="Calibri"/>
+                <w:sz w:val="20"/>
+              </w:rPr>
+              <w:t xml:space="preserve">9,6</w:t>
+            </w:r>
+          </w:p>
+        </w:tc>
+        <w:tc>
+          <w:tcPr/>
+          <w:p>
+            <w:pPr>
+              <w:pStyle w:val="Compact"/>
+            </w:pPr>
+            <w:r>
+              <w:rPr>
+                <w:rFonts w:ascii="Calibri" w:hAnsi="Calibri"/>
+                <w:sz w:val="20"/>
+              </w:rPr>
+              <w:t xml:space="preserve">16,7</w:t>
+            </w:r>
+          </w:p>
+        </w:tc>
+        <w:tc>
+          <w:tcPr/>
+          <w:p>
+            <w:pPr>
+              <w:pStyle w:val="Compact"/>
+            </w:pPr>
+            <w:r>
+              <w:rPr>
+                <w:rFonts w:ascii="Calibri" w:hAnsi="Calibri"/>
+                <w:sz w:val="20"/>
+              </w:rPr>
+              <w:t xml:space="preserve">23,7</w:t>
+            </w:r>
+          </w:p>
+        </w:tc>
+        <w:tc>
+          <w:tcPr/>
+          <w:p>
+            <w:pPr>
+              <w:pStyle w:val="Compact"/>
+            </w:pPr>
+            <w:r>
+              <w:rPr>
+                <w:rFonts w:ascii="Calibri" w:hAnsi="Calibri"/>
+                <w:sz w:val="20"/>
+              </w:rPr>
+              <w:t xml:space="preserve">38,5</w:t>
+            </w:r>
+          </w:p>
+        </w:tc>
+      </w:tr>
+    </w:tbl>
+    <w:p>
+      <w:pPr>
+        <w:pStyle w:val="BodyText"/>
+      </w:pPr>
+      <w:r>
+        <w:t xml:space="preserve">El ancho del abanico entre los percentiles 5 y 95 es de 19,4 puntos en 2030, con un intervalo de 90% de [15,4; 24,3]. El del FMI para la deuda federal bruta es 74,2 (FMI, 2025, anexo II, cuadro 7). El Capítulo 7 analiza esta diferencia.</w:t>
+      </w:r>
+    </w:p>
+    <w:bookmarkEnd w:id="86"/>
+    <w:bookmarkStart w:id="87" w:name="contraste-de-h1a"/>
+    <w:p>
+      <w:pPr>
+        <w:pStyle w:val="Heading2"/>
+      </w:pPr>
+      <w:r>
+        <w:t xml:space="preserve">6.3 Contraste de H1a</w:t>
+      </w:r>
+    </w:p>
+    <w:p>
+      <w:pPr>
+        <w:pStyle w:val="FirstParagraph"/>
+      </w:pPr>
+      <w:r>
+        <w:t xml:space="preserve">H1a sostiene que el superávit primario, por sí solo, no basta para estabilizar la deuda, porque la condicionan también el crecimiento, el tipo de cambio real y el riesgo país. El contraste compara la contribución de cada bloque de shocks a la varianza de la deuda simulada en 2035.</w:t>
+      </w:r>
+    </w:p>
+    <w:tbl>
+      <w:tblPr>
+        <w:tblStyle w:val="Table"/>
+        <w:tblW w:type="pct" w:w="5000"/>
+        <w:tblLayout w:type="fixed"/>
+        <w:tblLook w:firstRow="1" w:lastRow="0" w:firstColumn="0" w:lastColumn="0" w:noHBand="0" w:noVBand="0" w:val="0020"/>
+        <w:tblBorders>
+          <w:top w:val="single" w:sz="4" w:color="808080"/>
+          <w:left w:val="single" w:sz="4" w:color="808080"/>
+          <w:bottom w:val="single" w:sz="4" w:color="808080"/>
+          <w:right w:val="single" w:sz="4" w:color="808080"/>
+          <w:insideH w:val="single" w:sz="4" w:color="808080"/>
+          <w:insideV w:val="single" w:sz="4" w:color="808080"/>
+        </w:tblBorders>
+      </w:tblPr>
+      <w:tblGrid>
+        <w:gridCol w:w="2640"/>
+        <w:gridCol w:w="2640"/>
+        <w:gridCol w:w="2640"/>
+      </w:tblGrid>
+      <w:tr>
+        <w:trPr>
+          <w:tblHeader w:val="on"/>
+        </w:trPr>
+        <w:tc>
+          <w:tcPr/>
+          <w:p>
+            <w:pPr>
+              <w:pStyle w:val="Compact"/>
+            </w:pPr>
+            <w:r>
+              <w:rPr>
+                <w:rFonts w:ascii="Calibri" w:hAnsi="Calibri"/>
+                <w:sz w:val="20"/>
+              </w:rPr>
+              <w:t xml:space="preserve">Bloque de shocks</w:t>
+            </w:r>
+          </w:p>
+        </w:tc>
+        <w:tc>
+          <w:tcPr/>
+          <w:p>
+            <w:pPr>
+              <w:pStyle w:val="Compact"/>
+            </w:pPr>
+            <w:r>
+              <w:rPr>
+                <w:rFonts w:ascii="Calibri" w:hAnsi="Calibri"/>
+                <w:sz w:val="20"/>
+              </w:rPr>
+              <w:t xml:space="preserve">Participación en la varianza de la deuda en 2035</w:t>
+            </w:r>
+          </w:p>
+        </w:tc>
+        <w:tc>
+          <w:tcPr/>
+          <w:p>
+            <w:pPr>
+              <w:pStyle w:val="Compact"/>
+            </w:pPr>
+            <w:r>
+              <w:rPr>
+                <w:rFonts w:ascii="Calibri" w:hAnsi="Calibri"/>
+                <w:sz w:val="20"/>
+              </w:rPr>
+              <w:t xml:space="preserve">Intervalo de 90%</w:t>
+            </w:r>
+          </w:p>
+        </w:tc>
+      </w:tr>
+      <w:tr>
+        <w:tc>
+          <w:tcPr/>
+          <w:p>
+            <w:pPr>
+              <w:pStyle w:val="Compact"/>
+            </w:pPr>
+            <w:r>
+              <w:rPr>
+                <w:rFonts w:ascii="Calibri" w:hAnsi="Calibri"/>
+                <w:sz w:val="20"/>
+              </w:rPr>
+              <w:t xml:space="preserve">Fiscal</w:t>
+            </w:r>
+          </w:p>
+        </w:tc>
+        <w:tc>
+          <w:tcPr/>
+          <w:p>
+            <w:pPr>
+              <w:pStyle w:val="Compact"/>
+            </w:pPr>
+            <w:r>
+              <w:rPr>
+                <w:rFonts w:ascii="Calibri" w:hAnsi="Calibri"/>
+                <w:sz w:val="20"/>
+              </w:rPr>
+              <w:t xml:space="preserve">19,4%</w:t>
+            </w:r>
+          </w:p>
+        </w:tc>
+        <w:tc>
+          <w:tcPr/>
+          <w:p>
+            <w:pPr>
+              <w:pStyle w:val="Compact"/>
+            </w:pPr>
+            <w:r>
+              <w:rPr>
+                <w:rFonts w:ascii="Calibri" w:hAnsi="Calibri"/>
+                <w:sz w:val="20"/>
+              </w:rPr>
+              <w:t xml:space="preserve">[3,5; 41,2]</w:t>
+            </w:r>
+          </w:p>
+        </w:tc>
+      </w:tr>
+      <w:tr>
+        <w:tc>
+          <w:tcPr/>
+          <w:p>
+            <w:pPr>
+              <w:pStyle w:val="Compact"/>
+            </w:pPr>
+            <w:r>
+              <w:rPr>
+                <w:rFonts w:ascii="Calibri" w:hAnsi="Calibri"/>
+                <w:sz w:val="20"/>
+              </w:rPr>
+              <w:t xml:space="preserve">Actividad</w:t>
+            </w:r>
+          </w:p>
+        </w:tc>
+        <w:tc>
+          <w:tcPr/>
+          <w:p>
+            <w:pPr>
+              <w:pStyle w:val="Compact"/>
+            </w:pPr>
+            <w:r>
+              <w:rPr>
+                <w:rFonts w:ascii="Calibri" w:hAnsi="Calibri"/>
+                <w:sz w:val="20"/>
+              </w:rPr>
+              <w:t xml:space="preserve">21,6%</w:t>
+            </w:r>
+          </w:p>
+        </w:tc>
+        <w:tc>
+          <w:tcPr/>
+          <w:p>
+            <w:pPr>
+              <w:pStyle w:val="Compact"/>
+            </w:pPr>
+            <w:r>
+              <w:rPr>
+                <w:rFonts w:ascii="Calibri" w:hAnsi="Calibri"/>
+                <w:sz w:val="20"/>
+              </w:rPr>
+              <w:t xml:space="preserve">[3,9; 49,9]</w:t>
+            </w:r>
+          </w:p>
+        </w:tc>
+      </w:tr>
+      <w:tr>
+        <w:tc>
+          <w:tcPr/>
+          <w:p>
+            <w:pPr>
+              <w:pStyle w:val="Compact"/>
+            </w:pPr>
+            <w:r>
+              <w:rPr>
+                <w:rFonts w:ascii="Calibri" w:hAnsi="Calibri"/>
+                <w:sz w:val="20"/>
+              </w:rPr>
+              <w:t xml:space="preserve">Cambiario y de riesgo (EMBI+ y TCRM)</w:t>
+            </w:r>
+          </w:p>
+        </w:tc>
+        <w:tc>
+          <w:tcPr/>
+          <w:p>
+            <w:pPr>
+              <w:pStyle w:val="Compact"/>
+            </w:pPr>
+            <w:r>
+              <w:rPr>
+                <w:rFonts w:ascii="Calibri" w:hAnsi="Calibri"/>
+                <w:sz w:val="20"/>
+              </w:rPr>
+              <w:t xml:space="preserve">59,0%</w:t>
+            </w:r>
+          </w:p>
+        </w:tc>
+        <w:tc>
+          <w:tcPr/>
+          <w:p>
+            <w:pPr>
+              <w:pStyle w:val="Compact"/>
+            </w:pPr>
+            <w:r>
+              <w:rPr>
+                <w:rFonts w:ascii="Calibri" w:hAnsi="Calibri"/>
+                <w:sz w:val="20"/>
+              </w:rPr>
+              <w:t xml:space="preserve">[12,5; 89,5]</w:t>
+            </w:r>
+          </w:p>
+        </w:tc>
+      </w:tr>
+      <w:tr>
+        <w:tc>
+          <w:tcPr/>
+          <w:p>
+            <w:pPr>
+              <w:pStyle w:val="Compact"/>
+            </w:pPr>
+            <w:r>
+              <w:rPr>
+                <w:rFonts w:ascii="Calibri" w:hAnsi="Calibri"/>
+                <w:sz w:val="20"/>
+              </w:rPr>
+              <w:t xml:space="preserve">No fiscal menos fiscal (diferencia)</w:t>
+            </w:r>
+          </w:p>
+        </w:tc>
+        <w:tc>
+          <w:tcPr/>
+          <w:p>
+            <w:pPr>
+              <w:pStyle w:val="Compact"/>
+            </w:pPr>
+            <w:r>
+              <w:rPr>
+                <w:rFonts w:ascii="Calibri" w:hAnsi="Calibri"/>
+                <w:sz w:val="20"/>
+              </w:rPr>
+              <w:t xml:space="preserve">61,2 puntos</w:t>
+            </w:r>
+          </w:p>
+        </w:tc>
+        <w:tc>
+          <w:tcPr/>
+          <w:p>
+            <w:pPr>
+              <w:pStyle w:val="Compact"/>
+            </w:pPr>
+            <w:r>
+              <w:rPr>
+                <w:rFonts w:ascii="Calibri" w:hAnsi="Calibri"/>
+                <w:sz w:val="20"/>
+              </w:rPr>
+              <w:t xml:space="preserve">[17,5; 93,0]</w:t>
+            </w:r>
+          </w:p>
+        </w:tc>
+      </w:tr>
+    </w:tbl>
+    <w:p>
+      <w:pPr>
+        <w:pStyle w:val="BodyText"/>
+      </w:pPr>
+      <w:r>
+        <w:t xml:space="preserve">Los shocks no fiscales explican cerca de cuatro quintos de la incertidumbre sobre la deuda en 2035, y el intervalo de la diferencia con el fiscal excluye el cero.</w:t>
+      </w:r>
+      <w:r>
+        <w:t xml:space="preserve"> </w:t>
+      </w:r>
+      <w:r>
+        <w:rPr>
+          <w:b/>
+          <w:bCs/>
+        </w:rPr>
+        <w:t xml:space="preserve">H1a queda respaldada.</w:t>
+      </w:r>
+      <w:r>
+        <w:t xml:space="preserve"> </w:t>
+      </w:r>
+      <w:r>
+        <w:t xml:space="preserve">El bloque cambiario y de riesgo es el que más pesa. El resultado es coherente con la reacción fiscal positiva de la sección 6.1: el superávit responde a la deuda, pero la variabilidad de la deuda la dominan el tipo de cambio real y el riesgo país.</w:t>
+      </w:r>
+    </w:p>
+    <w:bookmarkEnd w:id="87"/>
+    <w:bookmarkStart w:id="88" w:name="contraste-de-h1b"/>
+    <w:p>
+      <w:pPr>
+        <w:pStyle w:val="Heading2"/>
+      </w:pPr>
+      <w:r>
+        <w:t xml:space="preserve">6.4 Contraste de H1b</w:t>
+      </w:r>
+    </w:p>
+    <w:tbl>
+      <w:tblPr>
+        <w:tblStyle w:val="Table"/>
+        <w:tblW w:type="pct" w:w="5000"/>
+        <w:tblLayout w:type="fixed"/>
+        <w:tblLook w:firstRow="1" w:lastRow="0" w:firstColumn="0" w:lastColumn="0" w:noHBand="0" w:noVBand="0" w:val="0020"/>
+        <w:tblBorders>
+          <w:top w:val="single" w:sz="4" w:color="808080"/>
+          <w:left w:val="single" w:sz="4" w:color="808080"/>
+          <w:bottom w:val="single" w:sz="4" w:color="808080"/>
+          <w:right w:val="single" w:sz="4" w:color="808080"/>
+          <w:insideH w:val="single" w:sz="4" w:color="808080"/>
+          <w:insideV w:val="single" w:sz="4" w:color="808080"/>
+        </w:tblBorders>
+      </w:tblPr>
+      <w:tblGrid>
+        <w:gridCol w:w="1980"/>
+        <w:gridCol w:w="1980"/>
+        <w:gridCol w:w="1980"/>
+        <w:gridCol w:w="1980"/>
+      </w:tblGrid>
+      <w:tr>
+        <w:trPr>
+          <w:tblHeader w:val="on"/>
+        </w:trPr>
+        <w:tc>
+          <w:tcPr/>
+          <w:p>
+            <w:pPr>
+              <w:pStyle w:val="Compact"/>
+            </w:pPr>
+            <w:r>
+              <w:rPr>
+                <w:rFonts w:ascii="Calibri" w:hAnsi="Calibri"/>
+                <w:sz w:val="20"/>
+              </w:rPr>
+              <w:t xml:space="preserve">Horizonte</w:t>
+            </w:r>
+          </w:p>
+        </w:tc>
+        <w:tc>
+          <w:tcPr/>
+          <w:p>
+            <w:pPr>
+              <w:pStyle w:val="Compact"/>
+            </w:pPr>
+            <w:r>
+              <w:rPr>
+                <w:rFonts w:ascii="Calibri" w:hAnsi="Calibri"/>
+                <w:sz w:val="20"/>
+              </w:rPr>
+              <w:t xml:space="preserve">Probabilidad de no estabilización</w:t>
+            </w:r>
+          </w:p>
+        </w:tc>
+        <w:tc>
+          <w:tcPr/>
+          <w:p>
+            <w:pPr>
+              <w:pStyle w:val="Compact"/>
+            </w:pPr>
+            <w:r>
+              <w:rPr>
+                <w:rFonts w:ascii="Calibri" w:hAnsi="Calibri"/>
+                <w:sz w:val="20"/>
+              </w:rPr>
+              <w:t xml:space="preserve">Intervalo de 90%</w:t>
+            </w:r>
+          </w:p>
+        </w:tc>
+        <w:tc>
+          <w:tcPr/>
+          <w:p>
+            <w:pPr>
+              <w:pStyle w:val="Compact"/>
+            </w:pPr>
+            <w:r>
+              <w:rPr>
+                <w:rFonts w:ascii="Calibri" w:hAnsi="Calibri"/>
+                <w:sz w:val="20"/>
+              </w:rPr>
+              <w:t xml:space="preserve">Criterio (límite inferior &gt; 3%)</w:t>
+            </w:r>
+          </w:p>
+        </w:tc>
+      </w:tr>
+      <w:tr>
+        <w:tc>
+          <w:tcPr/>
+          <w:p>
+            <w:pPr>
+              <w:pStyle w:val="Compact"/>
+            </w:pPr>
+            <w:r>
+              <w:rPr>
+                <w:rFonts w:ascii="Calibri" w:hAnsi="Calibri"/>
+                <w:sz w:val="20"/>
+              </w:rPr>
+              <w:t xml:space="preserve">2030 (cinco años, el horizonte del FMI)</w:t>
+            </w:r>
+          </w:p>
+        </w:tc>
+        <w:tc>
+          <w:tcPr/>
+          <w:p>
+            <w:pPr>
+              <w:pStyle w:val="Compact"/>
+            </w:pPr>
+            <w:r>
+              <w:rPr>
+                <w:rFonts w:ascii="Calibri" w:hAnsi="Calibri"/>
+                <w:sz w:val="20"/>
+              </w:rPr>
+              <w:t xml:space="preserve">11,8%</w:t>
+            </w:r>
+          </w:p>
+        </w:tc>
+        <w:tc>
+          <w:tcPr/>
+          <w:p>
+            <w:pPr>
+              <w:pStyle w:val="Compact"/>
+            </w:pPr>
+            <w:r>
+              <w:rPr>
+                <w:rFonts w:ascii="Calibri" w:hAnsi="Calibri"/>
+                <w:sz w:val="20"/>
+              </w:rPr>
+              <w:t xml:space="preserve">[8,0; 15,8]</w:t>
+            </w:r>
+          </w:p>
+        </w:tc>
+        <w:tc>
+          <w:tcPr/>
+          <w:p>
+            <w:pPr>
+              <w:pStyle w:val="Compact"/>
+            </w:pPr>
+            <w:r>
+              <w:rPr>
+                <w:rFonts w:ascii="Calibri" w:hAnsi="Calibri"/>
+                <w:sz w:val="20"/>
+              </w:rPr>
+              <w:t xml:space="preserve">Se cumple</w:t>
+            </w:r>
+          </w:p>
+        </w:tc>
+      </w:tr>
+      <w:tr>
+        <w:tc>
+          <w:tcPr/>
+          <w:p>
+            <w:pPr>
+              <w:pStyle w:val="Compact"/>
+            </w:pPr>
+            <w:r>
+              <w:rPr>
+                <w:rFonts w:ascii="Calibri" w:hAnsi="Calibri"/>
+                <w:sz w:val="20"/>
+              </w:rPr>
+              <w:t xml:space="preserve">2035 (diez años)</w:t>
+            </w:r>
+          </w:p>
+        </w:tc>
+        <w:tc>
+          <w:tcPr/>
+          <w:p>
+            <w:pPr>
+              <w:pStyle w:val="Compact"/>
+            </w:pPr>
+            <w:r>
+              <w:rPr>
+                <w:rFonts w:ascii="Calibri" w:hAnsi="Calibri"/>
+                <w:sz w:val="20"/>
+              </w:rPr>
+              <w:t xml:space="preserve">6,0%</w:t>
+            </w:r>
+          </w:p>
+        </w:tc>
+        <w:tc>
+          <w:tcPr/>
+          <w:p>
+            <w:pPr>
+              <w:pStyle w:val="Compact"/>
+            </w:pPr>
+            <w:r>
+              <w:rPr>
+                <w:rFonts w:ascii="Calibri" w:hAnsi="Calibri"/>
+                <w:sz w:val="20"/>
+              </w:rPr>
+              <w:t xml:space="preserve">[3,0; 9,8]</w:t>
+            </w:r>
+          </w:p>
+        </w:tc>
+        <w:tc>
+          <w:tcPr/>
+          <w:p>
+            <w:pPr>
+              <w:pStyle w:val="Compact"/>
+            </w:pPr>
+            <w:r>
+              <w:rPr>
+                <w:rFonts w:ascii="Calibri" w:hAnsi="Calibri"/>
+                <w:sz w:val="20"/>
+              </w:rPr>
+              <w:t xml:space="preserve">Límite inferior igual al umbral</w:t>
+            </w:r>
+          </w:p>
+        </w:tc>
+      </w:tr>
+    </w:tbl>
+    <w:p>
+      <w:pPr>
+        <w:pStyle w:val="BodyText"/>
+      </w:pPr>
+      <w:r>
+        <w:t xml:space="preserve">A cinco años, la probabilidad de que la deuda consolidada no se estabilice es de 11,8%, casi cuatro veces el 3% del FMI, y el intervalo de 90% queda entero por encima del umbral.</w:t>
+      </w:r>
+      <w:r>
+        <w:t xml:space="preserve"> </w:t>
+      </w:r>
+      <w:r>
+        <w:rPr>
+          <w:b/>
+          <w:bCs/>
+        </w:rPr>
+        <w:t xml:space="preserve">H1b queda respaldada en el horizonte en que el FMI mide su métrica.</w:t>
+      </w:r>
+      <w:r>
+        <w:t xml:space="preserve"> </w:t>
+      </w:r>
+      <w:r>
+        <w:t xml:space="preserve">A diez años la probabilidad baja a 6,0%, porque el escenario base sigue reduciendo la deuda y cada vez menos trayectorias terminan con la deuda en aumento. El límite inferior del intervalo coincide con el 3%, así que a diez años el contraste no rechaza que la probabilidad sea igual a la del FMI.</w:t>
+      </w:r>
+    </w:p>
+    <w:bookmarkEnd w:id="88"/>
+    <w:bookmarkStart w:id="89" w:name="contraste-de-h2"/>
+    <w:p>
+      <w:pPr>
+        <w:pStyle w:val="Heading2"/>
+      </w:pPr>
+      <w:r>
+        <w:t xml:space="preserve">6.5 Contraste de H2</w:t>
+      </w:r>
+    </w:p>
+    <w:tbl>
+      <w:tblPr>
+        <w:tblStyle w:val="Table"/>
+        <w:tblW w:type="pct" w:w="5000"/>
+        <w:tblLayout w:type="fixed"/>
+        <w:tblLook w:firstRow="1" w:lastRow="0" w:firstColumn="0" w:lastColumn="0" w:noHBand="0" w:noVBand="0" w:val="0020"/>
+        <w:tblBorders>
+          <w:top w:val="single" w:sz="4" w:color="808080"/>
+          <w:left w:val="single" w:sz="4" w:color="808080"/>
+          <w:bottom w:val="single" w:sz="4" w:color="808080"/>
+          <w:right w:val="single" w:sz="4" w:color="808080"/>
+          <w:insideH w:val="single" w:sz="4" w:color="808080"/>
+          <w:insideV w:val="single" w:sz="4" w:color="808080"/>
+        </w:tblBorders>
+      </w:tblPr>
+      <w:tblGrid>
+        <w:gridCol w:w="2640"/>
+        <w:gridCol w:w="2640"/>
+        <w:gridCol w:w="2640"/>
+      </w:tblGrid>
+      <w:tr>
+        <w:trPr>
+          <w:tblHeader w:val="on"/>
+        </w:trPr>
+        <w:tc>
+          <w:tcPr/>
+          <w:p>
+            <w:pPr>
+              <w:pStyle w:val="Compact"/>
+            </w:pPr>
+            <w:r>
+              <w:rPr>
+                <w:rFonts w:ascii="Calibri" w:hAnsi="Calibri"/>
+                <w:sz w:val="20"/>
+              </w:rPr>
+              <w:t xml:space="preserve">Escenario</w:t>
+            </w:r>
+          </w:p>
+        </w:tc>
+        <w:tc>
+          <w:tcPr/>
+          <w:p>
+            <w:pPr>
+              <w:pStyle w:val="Compact"/>
+            </w:pPr>
+            <w:r>
+              <w:rPr>
+                <w:rFonts w:ascii="Calibri" w:hAnsi="Calibri"/>
+                <w:sz w:val="20"/>
+              </w:rPr>
+              <w:t xml:space="preserve">Diferencia en la probabilidad de no estabilización en 2035</w:t>
+            </w:r>
+          </w:p>
+        </w:tc>
+        <w:tc>
+          <w:tcPr/>
+          <w:p>
+            <w:pPr>
+              <w:pStyle w:val="Compact"/>
+            </w:pPr>
+            <w:r>
+              <w:rPr>
+                <w:rFonts w:ascii="Calibri" w:hAnsi="Calibri"/>
+                <w:sz w:val="20"/>
+              </w:rPr>
+              <w:t xml:space="preserve">Diferencia en la deuda media en 2035</w:t>
+            </w:r>
+          </w:p>
+        </w:tc>
+      </w:tr>
+      <w:tr>
+        <w:tc>
+          <w:tcPr/>
+          <w:p>
+            <w:pPr>
+              <w:pStyle w:val="Compact"/>
+            </w:pPr>
+            <w:r>
+              <w:rPr>
+                <w:rFonts w:ascii="Calibri" w:hAnsi="Calibri"/>
+                <w:sz w:val="20"/>
+              </w:rPr>
+              <w:t xml:space="preserve">Suba de un desvío estándar (0,50 pp)</w:t>
+            </w:r>
+          </w:p>
+        </w:tc>
+        <w:tc>
+          <w:tcPr/>
+          <w:p>
+            <w:pPr>
+              <w:pStyle w:val="Compact"/>
+            </w:pPr>
+            <w:r>
+              <w:rPr>
+                <w:rFonts w:ascii="Calibri" w:hAnsi="Calibri"/>
+                <w:sz w:val="20"/>
+              </w:rPr>
+              <w:t xml:space="preserve">+0,5 pp [0,0; 1,5]</w:t>
+            </w:r>
+          </w:p>
+        </w:tc>
+        <w:tc>
+          <w:tcPr/>
+          <w:p>
+            <w:pPr>
+              <w:pStyle w:val="Compact"/>
+            </w:pPr>
+            <w:r>
+              <w:rPr>
+                <w:rFonts w:ascii="Calibri" w:hAnsi="Calibri"/>
+                <w:sz w:val="20"/>
+              </w:rPr>
+              <w:t xml:space="preserve">+0,7 pp del PIB</w:t>
+            </w:r>
+          </w:p>
+        </w:tc>
+      </w:tr>
+      <w:tr>
+        <w:tc>
+          <w:tcPr/>
+          <w:p>
+            <w:pPr>
+              <w:pStyle w:val="Compact"/>
+            </w:pPr>
+            <w:r>
+              <w:rPr>
+                <w:rFonts w:ascii="Calibri" w:hAnsi="Calibri"/>
+                <w:sz w:val="20"/>
+              </w:rPr>
+              <w:t xml:space="preserve">Repetición del ciclo 2022-2023 (+5,25 pp en ocho trimestres)</w:t>
+            </w:r>
+          </w:p>
+        </w:tc>
+        <w:tc>
+          <w:tcPr/>
+          <w:p>
+            <w:pPr>
+              <w:pStyle w:val="Compact"/>
+            </w:pPr>
+            <w:r>
+              <w:rPr>
+                <w:rFonts w:ascii="Calibri" w:hAnsi="Calibri"/>
+                <w:sz w:val="20"/>
+              </w:rPr>
+              <w:t xml:space="preserve">+7,7 pp [2,5; 16,0]</w:t>
+            </w:r>
+          </w:p>
+        </w:tc>
+        <w:tc>
+          <w:tcPr/>
+          <w:p>
+            <w:pPr>
+              <w:pStyle w:val="Compact"/>
+            </w:pPr>
+            <w:r>
+              <w:rPr>
+                <w:rFonts w:ascii="Calibri" w:hAnsi="Calibri"/>
+                <w:sz w:val="20"/>
+              </w:rPr>
+              <w:t xml:space="preserve">+7,0 pp del PIB [1,4; 16,0]</w:t>
+            </w:r>
+          </w:p>
+        </w:tc>
+      </w:tr>
+    </w:tbl>
+    <w:p>
+      <w:pPr>
+        <w:pStyle w:val="BodyText"/>
+      </w:pPr>
+      <w:r>
+        <w:t xml:space="preserve">Entre corchetes, los intervalos de 90%.</w:t>
+      </w:r>
+    </w:p>
+    <w:p>
+      <w:pPr>
+        <w:pStyle w:val="BodyText"/>
+      </w:pPr>
+      <w:r>
+        <w:t xml:space="preserve">Con un shock de un desvío estándar, el intervalo de la diferencia en la probabilidad toca el cero, de modo que no hay un efecto distinguible. Con una suba como la de 2022-2023, la probabilidad de no estabilización en 2035 sube 7,7 puntos y la deuda esperada, 7,0 puntos del PIB, y los dos intervalos excluyen el cero.</w:t>
+      </w:r>
+      <w:r>
+        <w:t xml:space="preserve"> </w:t>
+      </w:r>
+      <w:r>
+        <w:rPr>
+          <w:b/>
+          <w:bCs/>
+        </w:rPr>
+        <w:t xml:space="preserve">H2 queda respaldada para un endurecimiento de la magnitud del de 2022-2023, y no para un shock de un desvío estándar.</w:t>
+      </w:r>
+    </w:p>
+    <w:p>
+      <w:pPr>
+        <w:pStyle w:val="BodyText"/>
+      </w:pPr>
+      <w:r>
+        <w:t xml:space="preserve">Para saber por qué canal pasa el efecto, se repitió el escenario de 2022-2023 anulando la respuesta de las variables domésticas a la FED, de modo que solo actúa el mayor costo de refinanciar la deuda en dólares. Con los parámetros estimados, ese costo directo explica 4,7 de los 7,3 puntos de aumento de la deuda en 2035 (dos tercios). El tercio restante corresponde a la respuesta del riesgo país, el tipo de cambio real y el crecimiento, que en conjunto empujan en la misma dirección aunque, como se vio en la sección 6.1, ninguna de esas respuestas es significativa por separado.</w:t>
+      </w:r>
+    </w:p>
+    <w:bookmarkEnd w:id="89"/>
+    <w:bookmarkStart w:id="90" w:name="robustez"/>
+    <w:p>
+      <w:pPr>
+        <w:pStyle w:val="Heading2"/>
+      </w:pPr>
+      <w:r>
+        <w:t xml:space="preserve">6.6 Robustez</w:t>
+      </w:r>
+    </w:p>
+    <w:p>
+      <w:pPr>
+        <w:pStyle w:val="FirstParagraph"/>
+      </w:pPr>
+      <w:r>
+        <w:rPr>
+          <w:b/>
+          <w:bCs/>
+        </w:rPr>
+        <w:t xml:space="preserve">Perímetro de la deuda.</w:t>
+      </w:r>
+      <w:r>
+        <w:t xml:space="preserve"> </w:t>
+      </w:r>
+      <w:r>
+        <w:t xml:space="preserve">Con la deuda neta a valor libros y con la deuda bruta, los resultados cambian poco. La probabilidad de no estabilización a cinco años es de 13,0% y 12,7%, con límites inferiores de 9,0% y 9,0%. A diez años es de 6,8% y 7,3%, y en los dos casos el límite inferior (3,3% y 4,0%) queda por encima del 3%. La contribución de los shocks no fiscales supera a la del fiscal en las dos variantes, aunque con la deuda bruta el límite inferior de la diferencia queda prácticamente en cero (0,1 puntos). El efecto del ciclo 2022-2023 sobre la probabilidad a diez años es de 8,2 y 7,2 puntos, con intervalos que excluyen el cero.</w:t>
+      </w:r>
+    </w:p>
+    <w:p>
+      <w:pPr>
+        <w:pStyle w:val="BodyText"/>
+      </w:pPr>
+      <w:r>
+        <w:rPr>
+          <w:b/>
+          <w:bCs/>
+        </w:rPr>
+        <w:t xml:space="preserve">Canal de tasas domésticas.</w:t>
+      </w:r>
+      <w:r>
+        <w:t xml:space="preserve"> </w:t>
+      </w:r>
+      <w:r>
+        <w:t xml:space="preserve">Si el riesgo país también encarece la deuda en pesos (sección 4.6), la probabilidad de no estabilización sube a 12,2% a cinco años y a 7,6% a diez años, con límites inferiores de 8,5% y 3,7%: con este canal, H1b queda respaldada en los dos horizontes. El bloque cambiario y de riesgo pasa a explicar 66,9% de la varianza de la deuda en 2035 y el efecto del ciclo 2022-2023 sube a 9,0 puntos de probabilidad.</w:t>
+      </w:r>
+    </w:p>
+    <w:p>
+      <w:pPr>
+        <w:pStyle w:val="BodyText"/>
+      </w:pPr>
+      <w:r>
+        <w:rPr>
+          <w:b/>
+          <w:bCs/>
+        </w:rPr>
+        <w:t xml:space="preserve">Shocks como los del FMI.</w:t>
+      </w:r>
+      <w:r>
+        <w:t xml:space="preserve"> </w:t>
+      </w:r>
+      <w:r>
+        <w:t xml:space="preserve">Con el procedimiento del abanico del FMI aplicado a las mismas series (sección 4.6), la probabilidad de no estabilización es de 23,5% a cinco años y de 15,1% a diez años, y el ancho del abanico en 2030 es de 93,3 puntos. Con la deuda bruta, las cifras son 25,2%, 17,4% y 118,4. Las dos formas de generar los shocks llevan a la misma conclusión sobre H1b. La del FMI da probabilidades y anchos mucho mayores.</w:t>
+      </w:r>
+    </w:p>
+    <w:p>
+      <w:pPr>
+        <w:pStyle w:val="BodyText"/>
+      </w:pPr>
+      <w:r>
+        <w:rPr>
+          <w:b/>
+          <w:bCs/>
+        </w:rPr>
+        <w:t xml:space="preserve">Tabla 6.2. Resumen de robustez de H1b</w:t>
+      </w:r>
+    </w:p>
+    <w:tbl>
+      <w:tblPr>
+        <w:tblStyle w:val="Table"/>
+        <w:tblW w:type="pct" w:w="5000"/>
+        <w:tblLayout w:type="fixed"/>
+        <w:tblLook w:firstRow="1" w:lastRow="0" w:firstColumn="0" w:lastColumn="0" w:noHBand="0" w:noVBand="0" w:val="0020"/>
+        <w:tblBorders>
+          <w:top w:val="single" w:sz="4" w:color="808080"/>
+          <w:left w:val="single" w:sz="4" w:color="808080"/>
+          <w:bottom w:val="single" w:sz="4" w:color="808080"/>
+          <w:right w:val="single" w:sz="4" w:color="808080"/>
+          <w:insideH w:val="single" w:sz="4" w:color="808080"/>
+          <w:insideV w:val="single" w:sz="4" w:color="808080"/>
+        </w:tblBorders>
+      </w:tblPr>
+      <w:tblGrid>
+        <w:gridCol w:w="1980"/>
+        <w:gridCol w:w="1980"/>
+        <w:gridCol w:w="1980"/>
+        <w:gridCol w:w="1980"/>
+      </w:tblGrid>
+      <w:tr>
+        <w:trPr>
+          <w:tblHeader w:val="on"/>
+        </w:trPr>
+        <w:tc>
+          <w:tcPr/>
+          <w:p>
+            <w:pPr>
+              <w:pStyle w:val="Compact"/>
+            </w:pPr>
+            <w:r>
+              <w:rPr>
+                <w:rFonts w:ascii="Calibri" w:hAnsi="Calibri"/>
+                <w:sz w:val="20"/>
+              </w:rPr>
+              <w:t xml:space="preserve">Especificación</w:t>
+            </w:r>
+          </w:p>
+        </w:tc>
+        <w:tc>
+          <w:tcPr/>
+          <w:p>
+            <w:pPr>
+              <w:pStyle w:val="Compact"/>
+            </w:pPr>
+            <w:r>
+              <w:rPr>
+                <w:rFonts w:ascii="Calibri" w:hAnsi="Calibri"/>
+                <w:sz w:val="20"/>
+              </w:rPr>
+              <w:t xml:space="preserve">No estabilización 2030</w:t>
+            </w:r>
+          </w:p>
+        </w:tc>
+        <w:tc>
+          <w:tcPr/>
+          <w:p>
+            <w:pPr>
+              <w:pStyle w:val="Compact"/>
+            </w:pPr>
+            <w:r>
+              <w:rPr>
+                <w:rFonts w:ascii="Calibri" w:hAnsi="Calibri"/>
+                <w:sz w:val="20"/>
+              </w:rPr>
+              <w:t xml:space="preserve">No estabilización 2035</w:t>
+            </w:r>
+          </w:p>
+        </w:tc>
+        <w:tc>
+          <w:tcPr/>
+          <w:p>
+            <w:pPr>
+              <w:pStyle w:val="Compact"/>
+            </w:pPr>
+            <w:r>
+              <w:rPr>
+                <w:rFonts w:ascii="Calibri" w:hAnsi="Calibri"/>
+                <w:sz w:val="20"/>
+              </w:rPr>
+              <w:t xml:space="preserve">Ancho del abanico 2030</w:t>
+            </w:r>
+          </w:p>
+        </w:tc>
+      </w:tr>
+      <w:tr>
+        <w:tc>
+          <w:tcPr/>
+          <w:p>
+            <w:pPr>
+              <w:pStyle w:val="Compact"/>
+            </w:pPr>
+            <w:r>
+              <w:rPr>
+                <w:rFonts w:ascii="Calibri" w:hAnsi="Calibri"/>
+                <w:sz w:val="20"/>
+              </w:rPr>
+              <w:t xml:space="preserve">SVARX, deuda neta (principal)</w:t>
+            </w:r>
+          </w:p>
+        </w:tc>
+        <w:tc>
+          <w:tcPr/>
+          <w:p>
+            <w:pPr>
+              <w:pStyle w:val="Compact"/>
+            </w:pPr>
+            <w:r>
+              <w:rPr>
+                <w:rFonts w:ascii="Calibri" w:hAnsi="Calibri"/>
+                <w:sz w:val="20"/>
+              </w:rPr>
+              <w:t xml:space="preserve">11,8% [8,0; 15,8]</w:t>
+            </w:r>
+          </w:p>
+        </w:tc>
+        <w:tc>
+          <w:tcPr/>
+          <w:p>
+            <w:pPr>
+              <w:pStyle w:val="Compact"/>
+            </w:pPr>
+            <w:r>
+              <w:rPr>
+                <w:rFonts w:ascii="Calibri" w:hAnsi="Calibri"/>
+                <w:sz w:val="20"/>
+              </w:rPr>
+              <w:t xml:space="preserve">6,0% [3,0; 9,8]</w:t>
+            </w:r>
+          </w:p>
+        </w:tc>
+        <w:tc>
+          <w:tcPr/>
+          <w:p>
+            <w:pPr>
+              <w:pStyle w:val="Compact"/>
+            </w:pPr>
+            <w:r>
+              <w:rPr>
+                <w:rFonts w:ascii="Calibri" w:hAnsi="Calibri"/>
+                <w:sz w:val="20"/>
+              </w:rPr>
+              <w:t xml:space="preserve">19,4</w:t>
+            </w:r>
+          </w:p>
+        </w:tc>
+      </w:tr>
+      <w:tr>
+        <w:tc>
+          <w:tcPr/>
+          <w:p>
+            <w:pPr>
+              <w:pStyle w:val="Compact"/>
+            </w:pPr>
+            <w:r>
+              <w:rPr>
+                <w:rFonts w:ascii="Calibri" w:hAnsi="Calibri"/>
+                <w:sz w:val="20"/>
+              </w:rPr>
+              <w:t xml:space="preserve">SVARX, deuda neta a valor libros</w:t>
+            </w:r>
+          </w:p>
+        </w:tc>
+        <w:tc>
+          <w:tcPr/>
+          <w:p>
+            <w:pPr>
+              <w:pStyle w:val="Compact"/>
+            </w:pPr>
+            <w:r>
+              <w:rPr>
+                <w:rFonts w:ascii="Calibri" w:hAnsi="Calibri"/>
+                <w:sz w:val="20"/>
+              </w:rPr>
+              <w:t xml:space="preserve">13,0% [9,0; 17,8]</w:t>
+            </w:r>
+          </w:p>
+        </w:tc>
+        <w:tc>
+          <w:tcPr/>
+          <w:p>
+            <w:pPr>
+              <w:pStyle w:val="Compact"/>
+            </w:pPr>
+            <w:r>
+              <w:rPr>
+                <w:rFonts w:ascii="Calibri" w:hAnsi="Calibri"/>
+                <w:sz w:val="20"/>
+              </w:rPr>
+              <w:t xml:space="preserve">6,8% [3,3; 10,8]</w:t>
+            </w:r>
+          </w:p>
+        </w:tc>
+        <w:tc>
+          <w:tcPr/>
+          <w:p>
+            <w:pPr>
+              <w:pStyle w:val="Compact"/>
+            </w:pPr>
+            <w:r>
+              <w:rPr>
+                <w:rFonts w:ascii="Calibri" w:hAnsi="Calibri"/>
+                <w:sz w:val="20"/>
+              </w:rPr>
+              <w:t xml:space="preserve">19,9</w:t>
+            </w:r>
+          </w:p>
+        </w:tc>
+      </w:tr>
+      <w:tr>
+        <w:tc>
+          <w:tcPr/>
+          <w:p>
+            <w:pPr>
+              <w:pStyle w:val="Compact"/>
+            </w:pPr>
+            <w:r>
+              <w:rPr>
+                <w:rFonts w:ascii="Calibri" w:hAnsi="Calibri"/>
+                <w:sz w:val="20"/>
+              </w:rPr>
+              <w:t xml:space="preserve">SVARX, deuda bruta</w:t>
+            </w:r>
+          </w:p>
+        </w:tc>
+        <w:tc>
+          <w:tcPr/>
+          <w:p>
+            <w:pPr>
+              <w:pStyle w:val="Compact"/>
+            </w:pPr>
+            <w:r>
+              <w:rPr>
+                <w:rFonts w:ascii="Calibri" w:hAnsi="Calibri"/>
+                <w:sz w:val="20"/>
+              </w:rPr>
+              <w:t xml:space="preserve">12,7% [9,0; 17,0]</w:t>
+            </w:r>
+          </w:p>
+        </w:tc>
+        <w:tc>
+          <w:tcPr/>
+          <w:p>
+            <w:pPr>
+              <w:pStyle w:val="Compact"/>
+            </w:pPr>
+            <w:r>
+              <w:rPr>
+                <w:rFonts w:ascii="Calibri" w:hAnsi="Calibri"/>
+                <w:sz w:val="20"/>
+              </w:rPr>
+              <w:t xml:space="preserve">7,3% [4,0; 11,3]</w:t>
+            </w:r>
+          </w:p>
+        </w:tc>
+        <w:tc>
+          <w:tcPr/>
+          <w:p>
+            <w:pPr>
+              <w:pStyle w:val="Compact"/>
+            </w:pPr>
+            <w:r>
+              <w:rPr>
+                <w:rFonts w:ascii="Calibri" w:hAnsi="Calibri"/>
+                <w:sz w:val="20"/>
+              </w:rPr>
+              <w:t xml:space="preserve">20,9</w:t>
+            </w:r>
+          </w:p>
+        </w:tc>
+      </w:tr>
+      <w:tr>
+        <w:tc>
+          <w:tcPr/>
+          <w:p>
+            <w:pPr>
+              <w:pStyle w:val="Compact"/>
+            </w:pPr>
+            <w:r>
+              <w:rPr>
+                <w:rFonts w:ascii="Calibri" w:hAnsi="Calibri"/>
+                <w:sz w:val="20"/>
+              </w:rPr>
+              <w:t xml:space="preserve">SVARX, deuda neta con canal de tasas domésticas</w:t>
+            </w:r>
+          </w:p>
+        </w:tc>
+        <w:tc>
+          <w:tcPr/>
+          <w:p>
+            <w:pPr>
+              <w:pStyle w:val="Compact"/>
+            </w:pPr>
+            <w:r>
+              <w:rPr>
+                <w:rFonts w:ascii="Calibri" w:hAnsi="Calibri"/>
+                <w:sz w:val="20"/>
+              </w:rPr>
+              <w:t xml:space="preserve">12,2% [8,5; 16,0]</w:t>
+            </w:r>
+          </w:p>
+        </w:tc>
+        <w:tc>
+          <w:tcPr/>
+          <w:p>
+            <w:pPr>
+              <w:pStyle w:val="Compact"/>
+            </w:pPr>
+            <w:r>
+              <w:rPr>
+                <w:rFonts w:ascii="Calibri" w:hAnsi="Calibri"/>
+                <w:sz w:val="20"/>
+              </w:rPr>
+              <w:t xml:space="preserve">7,6% [3,7; 12,0]</w:t>
+            </w:r>
+          </w:p>
+        </w:tc>
+        <w:tc>
+          <w:tcPr/>
+          <w:p>
+            <w:pPr>
+              <w:pStyle w:val="Compact"/>
+            </w:pPr>
+            <w:r>
+              <w:rPr>
+                <w:rFonts w:ascii="Calibri" w:hAnsi="Calibri"/>
+                <w:sz w:val="20"/>
+              </w:rPr>
+              <w:t xml:space="preserve">21,3</w:t>
+            </w:r>
+          </w:p>
+        </w:tc>
+      </w:tr>
+      <w:tr>
+        <w:tc>
+          <w:tcPr/>
+          <w:p>
+            <w:pPr>
+              <w:pStyle w:val="Compact"/>
+            </w:pPr>
+            <w:r>
+              <w:rPr>
+                <w:rFonts w:ascii="Calibri" w:hAnsi="Calibri"/>
+                <w:sz w:val="20"/>
+              </w:rPr>
+              <w:t xml:space="preserve">Shocks a la manera del FMI, deuda neta</w:t>
+            </w:r>
+          </w:p>
+        </w:tc>
+        <w:tc>
+          <w:tcPr/>
+          <w:p>
+            <w:pPr>
+              <w:pStyle w:val="Compact"/>
+            </w:pPr>
+            <w:r>
+              <w:rPr>
+                <w:rFonts w:ascii="Calibri" w:hAnsi="Calibri"/>
+                <w:sz w:val="20"/>
+              </w:rPr>
+              <w:t xml:space="preserve">23,5%</w:t>
+            </w:r>
+          </w:p>
+        </w:tc>
+        <w:tc>
+          <w:tcPr/>
+          <w:p>
+            <w:pPr>
+              <w:pStyle w:val="Compact"/>
+            </w:pPr>
+            <w:r>
+              <w:rPr>
+                <w:rFonts w:ascii="Calibri" w:hAnsi="Calibri"/>
+                <w:sz w:val="20"/>
+              </w:rPr>
+              <w:t xml:space="preserve">15,1%</w:t>
+            </w:r>
+          </w:p>
+        </w:tc>
+        <w:tc>
+          <w:tcPr/>
+          <w:p>
+            <w:pPr>
+              <w:pStyle w:val="Compact"/>
+            </w:pPr>
+            <w:r>
+              <w:rPr>
+                <w:rFonts w:ascii="Calibri" w:hAnsi="Calibri"/>
+                <w:sz w:val="20"/>
+              </w:rPr>
+              <w:t xml:space="preserve">93,3</w:t>
+            </w:r>
+          </w:p>
+        </w:tc>
+      </w:tr>
+      <w:tr>
+        <w:tc>
+          <w:tcPr/>
+          <w:p>
+            <w:pPr>
+              <w:pStyle w:val="Compact"/>
+            </w:pPr>
+            <w:r>
+              <w:rPr>
+                <w:rFonts w:ascii="Calibri" w:hAnsi="Calibri"/>
+                <w:sz w:val="20"/>
+              </w:rPr>
+              <w:t xml:space="preserve">Shocks a la manera del FMI, deuda bruta</w:t>
+            </w:r>
+          </w:p>
+        </w:tc>
+        <w:tc>
+          <w:tcPr/>
+          <w:p>
+            <w:pPr>
+              <w:pStyle w:val="Compact"/>
+            </w:pPr>
+            <w:r>
+              <w:rPr>
+                <w:rFonts w:ascii="Calibri" w:hAnsi="Calibri"/>
+                <w:sz w:val="20"/>
+              </w:rPr>
+              <w:t xml:space="preserve">25,2%</w:t>
+            </w:r>
+          </w:p>
+        </w:tc>
+        <w:tc>
+          <w:tcPr/>
+          <w:p>
+            <w:pPr>
+              <w:pStyle w:val="Compact"/>
+            </w:pPr>
+            <w:r>
+              <w:rPr>
+                <w:rFonts w:ascii="Calibri" w:hAnsi="Calibri"/>
+                <w:sz w:val="20"/>
+              </w:rPr>
+              <w:t xml:space="preserve">17,4%</w:t>
+            </w:r>
+          </w:p>
+        </w:tc>
+        <w:tc>
+          <w:tcPr/>
+          <w:p>
+            <w:pPr>
+              <w:pStyle w:val="Compact"/>
+            </w:pPr>
+            <w:r>
+              <w:rPr>
+                <w:rFonts w:ascii="Calibri" w:hAnsi="Calibri"/>
+                <w:sz w:val="20"/>
+              </w:rPr>
+              <w:t xml:space="preserve">118,4</w:t>
+            </w:r>
+          </w:p>
+        </w:tc>
+      </w:tr>
+      <w:tr>
+        <w:tc>
+          <w:tcPr/>
+          <w:p>
+            <w:pPr>
+              <w:pStyle w:val="Compact"/>
+            </w:pPr>
+            <w:r>
+              <w:rPr>
+                <w:rFonts w:ascii="Calibri" w:hAnsi="Calibri"/>
+                <w:sz w:val="20"/>
+              </w:rPr>
+              <w:t xml:space="preserve">FMI (2025), deuda federal bruta</w:t>
+            </w:r>
+          </w:p>
+        </w:tc>
+        <w:tc>
+          <w:tcPr/>
+          <w:p>
+            <w:pPr>
+              <w:pStyle w:val="Compact"/>
+            </w:pPr>
+            <w:r>
+              <w:rPr>
+                <w:rFonts w:ascii="Calibri" w:hAnsi="Calibri"/>
+                <w:sz w:val="20"/>
+              </w:rPr>
+              <w:t xml:space="preserve">3,0%</w:t>
+            </w:r>
+          </w:p>
+        </w:tc>
+        <w:tc>
+          <w:tcPr/>
+          <w:p>
+            <w:pPr>
+              <w:pStyle w:val="Compact"/>
+            </w:pPr>
+          </w:p>
+        </w:tc>
+        <w:tc>
+          <w:tcPr/>
+          <w:p>
+            <w:pPr>
+              <w:pStyle w:val="Compact"/>
+            </w:pPr>
+            <w:r>
+              <w:rPr>
+                <w:rFonts w:ascii="Calibri" w:hAnsi="Calibri"/>
+                <w:sz w:val="20"/>
+              </w:rPr>
+              <w:t xml:space="preserve">74,2</w:t>
+            </w:r>
+          </w:p>
+        </w:tc>
+      </w:tr>
+    </w:tbl>
+    <w:p>
+      <w:pPr>
+        <w:pStyle w:val="BodyText"/>
+      </w:pPr>
+      <w:r>
+        <w:t xml:space="preserve">Entre corchetes, los intervalos de 90% del</w:t>
+      </w:r>
+      <w:r>
+        <w:t xml:space="preserve"> </w:t>
+      </w:r>
+      <w:r>
+        <w:rPr>
+          <w:i/>
+          <w:iCs/>
+        </w:rPr>
+        <w:t xml:space="preserve">bootstrap</w:t>
+      </w:r>
+      <w:r>
+        <w:t xml:space="preserve"> </w:t>
+      </w:r>
+      <w:r>
+        <w:t xml:space="preserve">de parámetros. Las filas a la manera del FMI no tienen intervalo porque ese procedimiento no estima parámetros.</w:t>
+      </w:r>
+    </w:p>
+    <w:bookmarkEnd w:id="90"/>
+    <w:bookmarkEnd w:id="91"/>
+    <w:bookmarkStart w:id="97" w:name="discusión"/>
+    <w:p>
+      <w:pPr>
+        <w:pStyle w:val="Heading1"/>
+      </w:pPr>
+      <w:r>
+        <w:t xml:space="preserve">7. Discusión</w:t>
+      </w:r>
+    </w:p>
+    <w:bookmarkStart w:id="92" w:name="Xd2bfaf14c1e57bc7fc44159cc760bdc22586e66"/>
+    <w:p>
+      <w:pPr>
+        <w:pStyle w:val="Heading2"/>
+      </w:pPr>
+      <w:r>
+        <w:t xml:space="preserve">7.1 Qué cambia respecto del diagnóstico del FMI</w:t>
+      </w:r>
+    </w:p>
+    <w:p>
+      <w:pPr>
+        <w:pStyle w:val="FirstParagraph"/>
+      </w:pPr>
+      <w:r>
+        <w:t xml:space="preserve">El FMI (2025, anexo II) concluye que la deuda argentina es sostenible pero no con alta probabilidad, y estima en alrededor de 97% la probabilidad de que se estabilice. Esta tesis llega a un diagnóstico más exigente con el mismo escenario base. Con shocks identificados y el perímetro consolidado, la probabilidad de no estabilización a cinco años es de 11,8%, con un intervalo de 90% de 8,0% a 15,8%. Como el escenario base es el mismo, la diferencia no viene de supuestos más pesimistas sobre crecimiento, superávit o tasas. Viene de la forma de representar la incertidumbre alrededor de esos supuestos, que es la vacancia que plantea la sección 2.9.</w:t>
+      </w:r>
+    </w:p>
+    <w:p>
+      <w:pPr>
+        <w:pStyle w:val="BodyText"/>
+      </w:pPr>
+      <w:r>
+        <w:t xml:space="preserve">A diez años la diferencia se achica: 6,0%, con un límite inferior que coincide con el 3%. No es una contradicción. La métrica del FMI pregunta si el ajuste del escenario base alcanza para poner la deuda en una senda descendente (FMI, 2021, anexo VI, nota 9). En el escenario del FMI la deuda baja rápido, de modo que hacia 2035 quedan pocas trayectorias en las que el superávit previsto resulte insuficiente. El riesgo se concentra en los primeros años, que son también los que el FMI mira para su calificación de riesgo a mediano plazo.</w:t>
+      </w:r>
+    </w:p>
+    <w:bookmarkEnd w:id="92"/>
+    <w:bookmarkStart w:id="93" w:name="X296fb36fe1945ef431d31692b730d7f1c364e24"/>
+    <w:p>
+      <w:pPr>
+        <w:pStyle w:val="Heading2"/>
+      </w:pPr>
+      <w:r>
+        <w:t xml:space="preserve">7.2 Por qué el abanico es más angosto y, aun así, la probabilidad es mayor</w:t>
+      </w:r>
+    </w:p>
+    <w:p>
+      <w:pPr>
+        <w:pStyle w:val="FirstParagraph"/>
+      </w:pPr>
+      <w:r>
+        <w:t xml:space="preserve">El ancho del abanico de esta tesis en 2030 es de 19,4 puntos del PIB, contra 74,2 del FMI. A primera vista, un abanico cuatro veces más angosto debería dar una probabilidad de no estabilización menor, no mayor. La variante con shocks a la manera del FMI (sección 6.6) permite separar las causas, porque usa los mismos datos, la misma identidad y la misma métrica, y cambia solo la forma de generar los shocks.</w:t>
+      </w:r>
+    </w:p>
+    <w:p>
+      <w:pPr>
+        <w:pStyle w:val="BodyText"/>
+      </w:pPr>
+      <w:r>
+        <w:rPr>
+          <w:b/>
+          <w:bCs/>
+        </w:rPr>
+        <w:t xml:space="preserve">El ancho depende de cómo se generan los shocks, no del perímetro.</w:t>
+      </w:r>
+      <w:r>
+        <w:t xml:space="preserve"> </w:t>
+      </w:r>
+      <w:r>
+        <w:t xml:space="preserve">Con el procedimiento del FMI aplicado a la deuda neta, el ancho es de 93,3 puntos, del mismo orden que el del FMI. Con el SVARX, la deuda bruta da 20,9 puntos, casi lo mismo que la neta. El perímetro mueve el ancho en uno o dos puntos y la forma de los shocks lo multiplica por cuatro.</w:t>
+      </w:r>
+    </w:p>
+    <w:p>
+      <w:pPr>
+        <w:pStyle w:val="BodyText"/>
+      </w:pPr>
+      <w:r>
+        <w:rPr>
+          <w:b/>
+          <w:bCs/>
+        </w:rPr>
+        <w:t xml:space="preserve">Qué ensancha el abanico del procedimiento del FMI.</w:t>
+      </w:r>
+      <w:r>
+        <w:t xml:space="preserve"> </w:t>
+      </w:r>
+      <w:r>
+        <w:t xml:space="preserve">El ejercicio de la Tabla 7.1 repite esa variante quitando el año 2002 o fijando cada impulsor en su media histórica.</w:t>
+      </w:r>
+    </w:p>
+    <w:p>
+      <w:pPr>
+        <w:pStyle w:val="BodyText"/>
+      </w:pPr>
+      <w:r>
+        <w:rPr>
+          <w:b/>
+          <w:bCs/>
+        </w:rPr>
+        <w:t xml:space="preserve">Tabla 7.1. Diagnóstico de la variante con shocks a la manera del FMI (deuda neta)</w:t>
+      </w:r>
+    </w:p>
+    <w:tbl>
+      <w:tblPr>
+        <w:tblStyle w:val="Table"/>
+        <w:tblW w:type="pct" w:w="5000"/>
+        <w:tblLayout w:type="fixed"/>
+        <w:tblLook w:firstRow="1" w:lastRow="0" w:firstColumn="0" w:lastColumn="0" w:noHBand="0" w:noVBand="0" w:val="0020"/>
+        <w:tblBorders>
+          <w:top w:val="single" w:sz="4" w:color="808080"/>
+          <w:left w:val="single" w:sz="4" w:color="808080"/>
+          <w:bottom w:val="single" w:sz="4" w:color="808080"/>
+          <w:right w:val="single" w:sz="4" w:color="808080"/>
+          <w:insideH w:val="single" w:sz="4" w:color="808080"/>
+          <w:insideV w:val="single" w:sz="4" w:color="808080"/>
+        </w:tblBorders>
+      </w:tblPr>
+      <w:tblGrid>
+        <w:gridCol w:w="1980"/>
+        <w:gridCol w:w="1980"/>
+        <w:gridCol w:w="1980"/>
+        <w:gridCol w:w="1980"/>
+      </w:tblGrid>
+      <w:tr>
+        <w:trPr>
+          <w:tblHeader w:val="on"/>
+        </w:trPr>
+        <w:tc>
+          <w:tcPr/>
+          <w:p>
+            <w:pPr>
+              <w:pStyle w:val="Compact"/>
+            </w:pPr>
+            <w:r>
+              <w:rPr>
+                <w:rFonts w:ascii="Calibri" w:hAnsi="Calibri"/>
+                <w:sz w:val="20"/>
+              </w:rPr>
+              <w:t xml:space="preserve">Variante</w:t>
+            </w:r>
+          </w:p>
+        </w:tc>
+        <w:tc>
+          <w:tcPr/>
+          <w:p>
+            <w:pPr>
+              <w:pStyle w:val="Compact"/>
+            </w:pPr>
+            <w:r>
+              <w:rPr>
+                <w:rFonts w:ascii="Calibri" w:hAnsi="Calibri"/>
+                <w:sz w:val="20"/>
+              </w:rPr>
+              <w:t xml:space="preserve">No estabilización 2030</w:t>
+            </w:r>
+          </w:p>
+        </w:tc>
+        <w:tc>
+          <w:tcPr/>
+          <w:p>
+            <w:pPr>
+              <w:pStyle w:val="Compact"/>
+            </w:pPr>
+            <w:r>
+              <w:rPr>
+                <w:rFonts w:ascii="Calibri" w:hAnsi="Calibri"/>
+                <w:sz w:val="20"/>
+              </w:rPr>
+              <w:t xml:space="preserve">No estabilización 2035</w:t>
+            </w:r>
+          </w:p>
+        </w:tc>
+        <w:tc>
+          <w:tcPr/>
+          <w:p>
+            <w:pPr>
+              <w:pStyle w:val="Compact"/>
+            </w:pPr>
+            <w:r>
+              <w:rPr>
+                <w:rFonts w:ascii="Calibri" w:hAnsi="Calibri"/>
+                <w:sz w:val="20"/>
+              </w:rPr>
+              <w:t xml:space="preserve">Ancho del abanico 2030</w:t>
+            </w:r>
+          </w:p>
+        </w:tc>
+      </w:tr>
+      <w:tr>
+        <w:tc>
+          <w:tcPr/>
+          <w:p>
+            <w:pPr>
+              <w:pStyle w:val="Compact"/>
+            </w:pPr>
+            <w:r>
+              <w:rPr>
+                <w:rFonts w:ascii="Calibri" w:hAnsi="Calibri"/>
+                <w:sz w:val="20"/>
+              </w:rPr>
+              <w:t xml:space="preserve">Todos los años, 1997-2025</w:t>
+            </w:r>
+          </w:p>
+        </w:tc>
+        <w:tc>
+          <w:tcPr/>
+          <w:p>
+            <w:pPr>
+              <w:pStyle w:val="Compact"/>
+            </w:pPr>
+            <w:r>
+              <w:rPr>
+                <w:rFonts w:ascii="Calibri" w:hAnsi="Calibri"/>
+                <w:sz w:val="20"/>
+              </w:rPr>
+              <w:t xml:space="preserve">23,5%</w:t>
+            </w:r>
+          </w:p>
+        </w:tc>
+        <w:tc>
+          <w:tcPr/>
+          <w:p>
+            <w:pPr>
+              <w:pStyle w:val="Compact"/>
+            </w:pPr>
+            <w:r>
+              <w:rPr>
+                <w:rFonts w:ascii="Calibri" w:hAnsi="Calibri"/>
+                <w:sz w:val="20"/>
+              </w:rPr>
+              <w:t xml:space="preserve">15,1%</w:t>
+            </w:r>
+          </w:p>
+        </w:tc>
+        <w:tc>
+          <w:tcPr/>
+          <w:p>
+            <w:pPr>
+              <w:pStyle w:val="Compact"/>
+            </w:pPr>
+            <w:r>
+              <w:rPr>
+                <w:rFonts w:ascii="Calibri" w:hAnsi="Calibri"/>
+                <w:sz w:val="20"/>
+              </w:rPr>
+              <w:t xml:space="preserve">93,3</w:t>
+            </w:r>
+          </w:p>
+        </w:tc>
+      </w:tr>
+      <w:tr>
+        <w:tc>
+          <w:tcPr/>
+          <w:p>
+            <w:pPr>
+              <w:pStyle w:val="Compact"/>
+            </w:pPr>
+            <w:r>
+              <w:rPr>
+                <w:rFonts w:ascii="Calibri" w:hAnsi="Calibri"/>
+                <w:sz w:val="20"/>
+              </w:rPr>
+              <w:t xml:space="preserve">Sin el año 2002</w:t>
+            </w:r>
+          </w:p>
+        </w:tc>
+        <w:tc>
+          <w:tcPr/>
+          <w:p>
+            <w:pPr>
+              <w:pStyle w:val="Compact"/>
+            </w:pPr>
+            <w:r>
+              <w:rPr>
+                <w:rFonts w:ascii="Calibri" w:hAnsi="Calibri"/>
+                <w:sz w:val="20"/>
+              </w:rPr>
+              <w:t xml:space="preserve">23,2%</w:t>
+            </w:r>
+          </w:p>
+        </w:tc>
+        <w:tc>
+          <w:tcPr/>
+          <w:p>
+            <w:pPr>
+              <w:pStyle w:val="Compact"/>
+            </w:pPr>
+            <w:r>
+              <w:rPr>
+                <w:rFonts w:ascii="Calibri" w:hAnsi="Calibri"/>
+                <w:sz w:val="20"/>
+              </w:rPr>
+              <w:t xml:space="preserve">15,0%</w:t>
+            </w:r>
+          </w:p>
+        </w:tc>
+        <w:tc>
+          <w:tcPr/>
+          <w:p>
+            <w:pPr>
+              <w:pStyle w:val="Compact"/>
+            </w:pPr>
+            <w:r>
+              <w:rPr>
+                <w:rFonts w:ascii="Calibri" w:hAnsi="Calibri"/>
+                <w:sz w:val="20"/>
+              </w:rPr>
+              <w:t xml:space="preserve">70,1</w:t>
+            </w:r>
+          </w:p>
+        </w:tc>
+      </w:tr>
+      <w:tr>
+        <w:tc>
+          <w:tcPr/>
+          <w:p>
+            <w:pPr>
+              <w:pStyle w:val="Compact"/>
+            </w:pPr>
+            <w:r>
+              <w:rPr>
+                <w:rFonts w:ascii="Calibri" w:hAnsi="Calibri"/>
+                <w:sz w:val="20"/>
+              </w:rPr>
+              <w:t xml:space="preserve">Depreciación real en su media</w:t>
+            </w:r>
+          </w:p>
+        </w:tc>
+        <w:tc>
+          <w:tcPr/>
+          <w:p>
+            <w:pPr>
+              <w:pStyle w:val="Compact"/>
+            </w:pPr>
+            <w:r>
+              <w:rPr>
+                <w:rFonts w:ascii="Calibri" w:hAnsi="Calibri"/>
+                <w:sz w:val="20"/>
+              </w:rPr>
+              <w:t xml:space="preserve">20,4%</w:t>
+            </w:r>
+          </w:p>
+        </w:tc>
+        <w:tc>
+          <w:tcPr/>
+          <w:p>
+            <w:pPr>
+              <w:pStyle w:val="Compact"/>
+            </w:pPr>
+            <w:r>
+              <w:rPr>
+                <w:rFonts w:ascii="Calibri" w:hAnsi="Calibri"/>
+                <w:sz w:val="20"/>
+              </w:rPr>
+              <w:t xml:space="preserve">12,8%</w:t>
+            </w:r>
+          </w:p>
+        </w:tc>
+        <w:tc>
+          <w:tcPr/>
+          <w:p>
+            <w:pPr>
+              <w:pStyle w:val="Compact"/>
+            </w:pPr>
+            <w:r>
+              <w:rPr>
+                <w:rFonts w:ascii="Calibri" w:hAnsi="Calibri"/>
+                <w:sz w:val="20"/>
+              </w:rPr>
+              <w:t xml:space="preserve">69,0</w:t>
+            </w:r>
+          </w:p>
+        </w:tc>
+      </w:tr>
+      <w:tr>
+        <w:tc>
+          <w:tcPr/>
+          <w:p>
+            <w:pPr>
+              <w:pStyle w:val="Compact"/>
+            </w:pPr>
+            <w:r>
+              <w:rPr>
+                <w:rFonts w:ascii="Calibri" w:hAnsi="Calibri"/>
+                <w:sz w:val="20"/>
+              </w:rPr>
+              <w:t xml:space="preserve">Tasa real efectiva en su media</w:t>
+            </w:r>
+          </w:p>
+        </w:tc>
+        <w:tc>
+          <w:tcPr/>
+          <w:p>
+            <w:pPr>
+              <w:pStyle w:val="Compact"/>
+            </w:pPr>
+            <w:r>
+              <w:rPr>
+                <w:rFonts w:ascii="Calibri" w:hAnsi="Calibri"/>
+                <w:sz w:val="20"/>
+              </w:rPr>
+              <w:t xml:space="preserve">10,6%</w:t>
+            </w:r>
+          </w:p>
+        </w:tc>
+        <w:tc>
+          <w:tcPr/>
+          <w:p>
+            <w:pPr>
+              <w:pStyle w:val="Compact"/>
+            </w:pPr>
+            <w:r>
+              <w:rPr>
+                <w:rFonts w:ascii="Calibri" w:hAnsi="Calibri"/>
+                <w:sz w:val="20"/>
+              </w:rPr>
+              <w:t xml:space="preserve">7,2%</w:t>
+            </w:r>
+          </w:p>
+        </w:tc>
+        <w:tc>
+          <w:tcPr/>
+          <w:p>
+            <w:pPr>
+              <w:pStyle w:val="Compact"/>
+            </w:pPr>
+            <w:r>
+              <w:rPr>
+                <w:rFonts w:ascii="Calibri" w:hAnsi="Calibri"/>
+                <w:sz w:val="20"/>
+              </w:rPr>
+              <w:t xml:space="preserve">62,2</w:t>
+            </w:r>
+          </w:p>
+        </w:tc>
+      </w:tr>
+      <w:tr>
+        <w:tc>
+          <w:tcPr/>
+          <w:p>
+            <w:pPr>
+              <w:pStyle w:val="Compact"/>
+            </w:pPr>
+            <w:r>
+              <w:rPr>
+                <w:rFonts w:ascii="Calibri" w:hAnsi="Calibri"/>
+                <w:sz w:val="20"/>
+              </w:rPr>
+              <w:t xml:space="preserve">Crecimiento en su media</w:t>
+            </w:r>
+          </w:p>
+        </w:tc>
+        <w:tc>
+          <w:tcPr/>
+          <w:p>
+            <w:pPr>
+              <w:pStyle w:val="Compact"/>
+            </w:pPr>
+            <w:r>
+              <w:rPr>
+                <w:rFonts w:ascii="Calibri" w:hAnsi="Calibri"/>
+                <w:sz w:val="20"/>
+              </w:rPr>
+              <w:t xml:space="preserve">22,4%</w:t>
+            </w:r>
+          </w:p>
+        </w:tc>
+        <w:tc>
+          <w:tcPr/>
+          <w:p>
+            <w:pPr>
+              <w:pStyle w:val="Compact"/>
+            </w:pPr>
+            <w:r>
+              <w:rPr>
+                <w:rFonts w:ascii="Calibri" w:hAnsi="Calibri"/>
+                <w:sz w:val="20"/>
+              </w:rPr>
+              <w:t xml:space="preserve">12,1%</w:t>
+            </w:r>
+          </w:p>
+        </w:tc>
+        <w:tc>
+          <w:tcPr/>
+          <w:p>
+            <w:pPr>
+              <w:pStyle w:val="Compact"/>
+            </w:pPr>
+            <w:r>
+              <w:rPr>
+                <w:rFonts w:ascii="Calibri" w:hAnsi="Calibri"/>
+                <w:sz w:val="20"/>
+              </w:rPr>
+              <w:t xml:space="preserve">80,2</w:t>
+            </w:r>
+          </w:p>
+        </w:tc>
+      </w:tr>
+      <w:tr>
+        <w:tc>
+          <w:tcPr/>
+          <w:p>
+            <w:pPr>
+              <w:pStyle w:val="Compact"/>
+            </w:pPr>
+            <w:r>
+              <w:rPr>
+                <w:rFonts w:ascii="Calibri" w:hAnsi="Calibri"/>
+                <w:sz w:val="20"/>
+              </w:rPr>
+              <w:t xml:space="preserve">Resultado primario en su media</w:t>
+            </w:r>
+          </w:p>
+        </w:tc>
+        <w:tc>
+          <w:tcPr/>
+          <w:p>
+            <w:pPr>
+              <w:pStyle w:val="Compact"/>
+            </w:pPr>
+            <w:r>
+              <w:rPr>
+                <w:rFonts w:ascii="Calibri" w:hAnsi="Calibri"/>
+                <w:sz w:val="20"/>
+              </w:rPr>
+              <w:t xml:space="preserve">23,3%</w:t>
+            </w:r>
+          </w:p>
+        </w:tc>
+        <w:tc>
+          <w:tcPr/>
+          <w:p>
+            <w:pPr>
+              <w:pStyle w:val="Compact"/>
+            </w:pPr>
+            <w:r>
+              <w:rPr>
+                <w:rFonts w:ascii="Calibri" w:hAnsi="Calibri"/>
+                <w:sz w:val="20"/>
+              </w:rPr>
+              <w:t xml:space="preserve">14,6%</w:t>
+            </w:r>
+          </w:p>
+        </w:tc>
+        <w:tc>
+          <w:tcPr/>
+          <w:p>
+            <w:pPr>
+              <w:pStyle w:val="Compact"/>
+            </w:pPr>
+            <w:r>
+              <w:rPr>
+                <w:rFonts w:ascii="Calibri" w:hAnsi="Calibri"/>
+                <w:sz w:val="20"/>
+              </w:rPr>
+              <w:t xml:space="preserve">95,7</w:t>
+            </w:r>
+          </w:p>
+        </w:tc>
+      </w:tr>
+    </w:tbl>
+    <w:p>
+      <w:pPr>
+        <w:pStyle w:val="BodyText"/>
+      </w:pPr>
+      <w:r>
+        <w:t xml:space="preserve">Fuente:</w:t>
+      </w:r>
+      <w:r>
+        <w:t xml:space="preserve"> </w:t>
+      </w:r>
+      <w:r>
+        <w:rPr>
+          <w:rStyle w:val="VerbatimChar"/>
+        </w:rPr>
+        <w:t xml:space="preserve">codigo/modelos/fase25b_diagnostico_abanico_fmi.py</w:t>
+      </w:r>
+      <w:r>
+        <w:t xml:space="preserve">.</w:t>
+      </w:r>
+    </w:p>
+    <w:p>
+      <w:pPr>
+        <w:pStyle w:val="BodyText"/>
+      </w:pPr>
+      <w:r>
+        <w:t xml:space="preserve">Un solo año, 2002, aporta un cuarto del ancho: la depreciación real de ese año (145%) aparece, con probabilidad uno en catorce, en cada bloque de dos años sorteado. La probabilidad de no estabilización, en cambio, depende sobre todo de la tasa real efectiva. Esa tasa pasó de valores positivos durante la convertibilidad (entre 6% y 9% en 1997-2001) a valores muy negativos con la inflación posterior (-56% en 2023 y -66% en 2024). El procedimiento del FMI mide los shocks como desvíos respecto de una única media para todo el período, de -17%. Así, un año como 1999 cuenta como un shock de 26 puntos de tasa real, y puede aparecer en 2030 junto con cualquier otro año de la muestra, aunque correspondan a regímenes monetarios distintos. Es una manifestación del problema que el propio FMI y el ESM (2023) señalan como desafío de su método: que la historia usada para generar el abanico sea representativa del futuro.</w:t>
+      </w:r>
+    </w:p>
+    <w:p>
+      <w:pPr>
+        <w:pStyle w:val="BodyText"/>
+      </w:pPr>
+      <w:r>
+        <w:rPr>
+          <w:b/>
+          <w:bCs/>
+        </w:rPr>
+        <w:t xml:space="preserve">Qué hace distinto el SVARX.</w:t>
+      </w:r>
+      <w:r>
+        <w:t xml:space="preserve"> </w:t>
+      </w:r>
+      <w:r>
+        <w:t xml:space="preserve">El SVARX trata los cambios de régimen con las variables binarias de los quiebres estructurales (2001, 2006 y 2018) y separa lo que la dinámica del sistema permite anticipar de lo que es sorpresa. Solo remuestrea las sorpresas, que son menores que los desvíos respecto de una media de largo plazo. Además, la tasa en dólares se reprecia de a poco, a medida que vence la deuda. El resultado es un abanico más angosto, pero con una forma que importa: los shocks cambiarios y de riesgo son persistentes y están correlacionados entre sí, y por eso, cuando ocurren, empujan la deuda hacia arriba durante varios años seguidos. Con esa persistencia, una dispersión menor alcanza para que en 12% de las trayectorias el superávit del escenario base no frene la suba de la deuda en 2030.</w:t>
+      </w:r>
+    </w:p>
+    <w:p>
+      <w:pPr>
+        <w:pStyle w:val="BodyText"/>
+      </w:pPr>
+      <w:r>
+        <w:rPr>
+          <w:b/>
+          <w:bCs/>
+        </w:rPr>
+        <w:t xml:space="preserve">Lo que no se puede reproducir.</w:t>
+      </w:r>
+      <w:r>
+        <w:t xml:space="preserve"> </w:t>
+      </w:r>
+      <w:r>
+        <w:t xml:space="preserve">Con nuestros datos, el procedimiento del FMI da 23,5% de no estabilización, no 3%. El FMI no publica la muestra histórica ni los datos de los impulsores que usa para Argentina, así que esta diferencia no se puede descomponer con la información disponible. Las dos estimaciones de esta tesis (11,8% con el SVARX y 23,5% con el procedimiento del FMI) superan el 3%, de modo que la conclusión sobre H1b a cinco años no depende de esa elección.</w:t>
+      </w:r>
+    </w:p>
+    <w:bookmarkEnd w:id="93"/>
+    <w:bookmarkStart w:id="94" w:name="el-papel-del-superávit-primario"/>
+    <w:p>
+      <w:pPr>
+        <w:pStyle w:val="Heading2"/>
+      </w:pPr>
+      <w:r>
+        <w:t xml:space="preserve">7.3 El papel del superávit primario</w:t>
+      </w:r>
+    </w:p>
+    <w:p>
+      <w:pPr>
+        <w:pStyle w:val="FirstParagraph"/>
+      </w:pPr>
+      <w:r>
+        <w:t xml:space="preserve">La reacción fiscal estimada es positiva y significativa (0,051): en 1998-2025, el resultado primario respondió a la deuda, en línea con la condición de Bohn (1998). Pero el bloque fiscal explica menos de un quinto de la varianza de la deuda en 2035, y el cambiario y de riesgo, casi tres quintos. Esto respalda la idea central de H1a. El superávit es necesario, y el escenario base del FMI se apoya en él, pero no alcanza para controlar la trayectoria, porque la mayor parte del riesgo viene del tipo de cambio real y de la prima de riesgo. El resultado coincide con el diagnóstico de la restricción externa del Capítulo 3: con más de la mitad de la deuda en moneda extranjera, una depreciación real cambia el cociente de deuda aunque las cuentas fiscales estén en orden (Calvo et al., 2003).</w:t>
+      </w:r>
+    </w:p>
+    <w:bookmarkEnd w:id="94"/>
+    <w:bookmarkStart w:id="95" w:name="el-shock-de-la-fed"/>
+    <w:p>
+      <w:pPr>
+        <w:pStyle w:val="Heading2"/>
+      </w:pPr>
+      <w:r>
+        <w:t xml:space="preserve">7.4 El shock de la FED</w:t>
+      </w:r>
+    </w:p>
+    <w:p>
+      <w:pPr>
+        <w:pStyle w:val="FirstParagraph"/>
+      </w:pPr>
+      <w:r>
+        <w:t xml:space="preserve">El efecto de la FED depende del tamaño del shock. Una suba de medio punto no tiene un efecto distinguible. Un ciclo como el de 2022-2023 eleva la deuda en 7 puntos del PIB hacia 2035. Dos tercios de ese efecto vienen del canal más directo, el mayor costo de refinanciar la deuda en dólares, y un tercio de la respuesta del riesgo país, el tipo de cambio real y el crecimiento. Las respuestas al impulso de esas variables no son significativas por separado. Esto no quiere decir que los canales indirectos no existan. Uribe y Yue (2006) y Canova (2005) los documentan con paneles y muestras más largas. Quiere decir que una sola serie argentina de 111 trimestres no alcanza para medirlos con precisión. La conclusión sobre H2 descansa, por lo tanto, sobre todo en el canal de costo.</w:t>
+      </w:r>
+    </w:p>
+    <w:bookmarkEnd w:id="95"/>
+    <w:bookmarkStart w:id="96" w:name="limitaciones"/>
+    <w:p>
+      <w:pPr>
+        <w:pStyle w:val="Heading2"/>
+      </w:pPr>
+      <w:r>
+        <w:t xml:space="preserve">7.5 Limitaciones</w:t>
       </w:r>
     </w:p>
     <w:p>
@@ -11131,20 +14268,17 @@
         </w:numPr>
       </w:pPr>
       <w:r>
-        <w:t xml:space="preserve">Adler, G., Djigbenou, M.-L., y Sosa, S. (2016). Global financial shocks and foreign asset repatriation: Do local investors play a stabilizing role?</w:t>
-      </w:r>
-      <w:r>
-        <w:t xml:space="preserve"> </w:t>
-      </w:r>
-      <w:r>
-        <w:rPr>
-          <w:i/>
-          <w:iCs/>
-        </w:rPr>
-        <w:t xml:space="preserve">Journal of International Money and Finance</w:t>
-      </w:r>
-      <w:r>
-        <w:t xml:space="preserve">, 60, 8-28.</w:t>
+        <w:rPr>
+          <w:b/>
+          <w:bCs/>
+        </w:rPr>
+        <w:t xml:space="preserve">Escenario base.</w:t>
+      </w:r>
+      <w:r>
+        <w:t xml:space="preserve"> </w:t>
+      </w:r>
+      <w:r>
+        <w:t xml:space="preserve">Todos los resultados están condicionados al escenario del FMI, que supone una tasa real efectiva negativa durante toda la década. Si la desinflación avanza más rápido de lo que supone el FMI, el efecto licuación se reduce y las probabilidades de este capítulo serían cotas inferiores.</w:t>
       </w:r>
     </w:p>
     <w:p>
@@ -11156,23 +14290,17 @@
         </w:numPr>
       </w:pPr>
       <w:r>
-        <w:t xml:space="preserve">Adler, G., y Sosa, S. (2013).</w:t>
-      </w:r>
-      <w:r>
-        <w:t xml:space="preserve"> </w:t>
-      </w:r>
-      <w:r>
-        <w:rPr>
-          <w:i/>
-          <w:iCs/>
-        </w:rPr>
-        <w:t xml:space="preserve">External conditions and debt sustainability in Latin America</w:t>
-      </w:r>
-      <w:r>
-        <w:t xml:space="preserve"> </w:t>
-      </w:r>
-      <w:r>
-        <w:t xml:space="preserve">(IMF Working Paper No. 13/27). Fondo Monetario Internacional.</w:t>
+        <w:rPr>
+          <w:b/>
+          <w:bCs/>
+        </w:rPr>
+        <w:t xml:space="preserve">Tasas en pesos.</w:t>
+      </w:r>
+      <w:r>
+        <w:t xml:space="preserve"> </w:t>
+      </w:r>
+      <w:r>
+        <w:t xml:space="preserve">La especificación principal no hace depender la tasa de la deuda en pesos del riesgo país. Cuando se agrega ese canal, las probabilidades suben y H1b pasa a cumplirse también a diez años. Por eso, la especificación principal es conservadora.</w:t>
       </w:r>
     </w:p>
     <w:p>
@@ -11184,20 +14312,17 @@
         </w:numPr>
       </w:pPr>
       <w:r>
-        <w:t xml:space="preserve">Ando, S., Mishra, P., Patel, N., Peralta-Alva, A., y Presbitero, A. F. (2025). Fiscal consolidation and public debt.</w:t>
-      </w:r>
-      <w:r>
-        <w:t xml:space="preserve"> </w:t>
-      </w:r>
-      <w:r>
-        <w:rPr>
-          <w:i/>
-          <w:iCs/>
-        </w:rPr>
-        <w:t xml:space="preserve">Journal of Economic Dynamics and Control</w:t>
-      </w:r>
-      <w:r>
-        <w:t xml:space="preserve">, 170, artículo 104998. https://doi.org/10.1016/j.jedc.2024.104998</w:t>
+        <w:rPr>
+          <w:b/>
+          <w:bCs/>
+        </w:rPr>
+        <w:t xml:space="preserve">Activos del FGS.</w:t>
+      </w:r>
+      <w:r>
+        <w:t xml:space="preserve"> </w:t>
+      </w:r>
+      <w:r>
+        <w:t xml:space="preserve">La deuda neta no descuenta los títulos públicos en poder del Fondo de Garantía de Sustentabilidad, porque no hay una serie trimestral pública para todo el período (Capítulo 5). Por eso la deuda neta de esta tesis queda por encima de la consolidada que informa el FMI.</w:t>
       </w:r>
     </w:p>
     <w:p>
@@ -11209,20 +14334,17 @@
         </w:numPr>
       </w:pPr>
       <w:r>
-        <w:t xml:space="preserve">Aruguete, E. (2021). Crisis de balanza de pagos y recuperación de la sostenibilidad de la deuda pública en la Argentina (2016-2020).</w:t>
-      </w:r>
-      <w:r>
-        <w:t xml:space="preserve"> </w:t>
-      </w:r>
-      <w:r>
-        <w:rPr>
-          <w:i/>
-          <w:iCs/>
-        </w:rPr>
-        <w:t xml:space="preserve">Revista Estado y Políticas Públicas</w:t>
-      </w:r>
-      <w:r>
-        <w:t xml:space="preserve">, (16), 101-123.</w:t>
+        <w:rPr>
+          <w:b/>
+          <w:bCs/>
+        </w:rPr>
+        <w:t xml:space="preserve">Autocorrelación residual.</w:t>
+      </w:r>
+      <w:r>
+        <w:t xml:space="preserve"> </w:t>
+      </w:r>
+      <w:r>
+        <w:t xml:space="preserve">La prueba de Portmanteau rechaza la ausencia de autocorrelación al 5% (p = 0,036). Los órdenes que la eliminarían son inestables, de modo que se mantuvo el orden estable y se informa la limitación.</w:t>
       </w:r>
     </w:p>
     <w:p>
@@ -11234,1939 +14356,44 @@
         </w:numPr>
       </w:pPr>
       <w:r>
-        <w:t xml:space="preserve">Bai, J., y Perron, P. (2003). Computation and analysis of multiple structural change models.</w:t>
-      </w:r>
-      <w:r>
-        <w:t xml:space="preserve"> </w:t>
-      </w:r>
-      <w:r>
-        <w:rPr>
-          <w:i/>
-          <w:iCs/>
-        </w:rPr>
-        <w:t xml:space="preserve">Journal of Applied Econometrics</w:t>
-      </w:r>
-      <w:r>
-        <w:t xml:space="preserve">, 18(1), 1-22.</w:t>
-      </w:r>
-    </w:p>
-    <w:p>
-      <w:pPr>
-        <w:pStyle w:val="Compact"/>
-        <w:numPr>
-          <w:ilvl w:val="0"/>
-          <w:numId w:val="1017"/>
-        </w:numPr>
-      </w:pPr>
-      <w:r>
-        <w:t xml:space="preserve">Banco Central de la República Argentina. (s. f.).</w:t>
-      </w:r>
-      <w:r>
-        <w:t xml:space="preserve"> </w:t>
-      </w:r>
-      <w:r>
-        <w:rPr>
-          <w:i/>
-          <w:iCs/>
-        </w:rPr>
-        <w:t xml:space="preserve">Balance del Banco Central, serie histórica</w:t>
-      </w:r>
-      <w:r>
-        <w:t xml:space="preserve"> </w:t>
-      </w:r>
-      <w:r>
-        <w:t xml:space="preserve">[Conjunto de datos]. https://www.bcra.gob.ar/Pdfs/PublicacionesEstadisticas/balbcrhis.xls</w:t>
-      </w:r>
-    </w:p>
-    <w:p>
-      <w:pPr>
-        <w:pStyle w:val="Compact"/>
-        <w:numPr>
-          <w:ilvl w:val="0"/>
-          <w:numId w:val="1017"/>
-        </w:numPr>
-      </w:pPr>
-      <w:r>
-        <w:t xml:space="preserve">Blanchard, O. (1990).</w:t>
-      </w:r>
-      <w:r>
-        <w:t xml:space="preserve"> </w:t>
-      </w:r>
-      <w:r>
-        <w:rPr>
-          <w:i/>
-          <w:iCs/>
-        </w:rPr>
-        <w:t xml:space="preserve">Suggestions for a new set of fiscal indicators</w:t>
-      </w:r>
-      <w:r>
-        <w:t xml:space="preserve"> </w:t>
-      </w:r>
-      <w:r>
-        <w:t xml:space="preserve">(OECD Economics Department Working Papers No. 79). OECD Publishing.</w:t>
-      </w:r>
-    </w:p>
-    <w:p>
-      <w:pPr>
-        <w:pStyle w:val="Compact"/>
-        <w:numPr>
-          <w:ilvl w:val="0"/>
-          <w:numId w:val="1017"/>
-        </w:numPr>
-      </w:pPr>
-      <w:r>
-        <w:t xml:space="preserve">Blanchard, O. (2019). Public debt and low interest rates.</w:t>
-      </w:r>
-      <w:r>
-        <w:t xml:space="preserve"> </w:t>
-      </w:r>
-      <w:r>
-        <w:rPr>
-          <w:i/>
-          <w:iCs/>
-        </w:rPr>
-        <w:t xml:space="preserve">American Economic Review</w:t>
-      </w:r>
-      <w:r>
-        <w:t xml:space="preserve">, 109(4), 1197-1229.</w:t>
-      </w:r>
-    </w:p>
-    <w:p>
-      <w:pPr>
-        <w:pStyle w:val="Compact"/>
-        <w:numPr>
-          <w:ilvl w:val="0"/>
-          <w:numId w:val="1017"/>
-        </w:numPr>
-      </w:pPr>
-      <w:r>
-        <w:t xml:space="preserve">Blanchard, O., y Perotti, R. (2002). An empirical characterization of the dynamic effects of changes in government spending and taxes on output.</w:t>
-      </w:r>
-      <w:r>
-        <w:t xml:space="preserve"> </w:t>
-      </w:r>
-      <w:r>
-        <w:rPr>
-          <w:i/>
-          <w:iCs/>
-        </w:rPr>
-        <w:t xml:space="preserve">Quarterly Journal of Economics</w:t>
-      </w:r>
-      <w:r>
-        <w:t xml:space="preserve">, 117(4), 1329-1368.</w:t>
-      </w:r>
-    </w:p>
-    <w:p>
-      <w:pPr>
-        <w:pStyle w:val="Compact"/>
-        <w:numPr>
-          <w:ilvl w:val="0"/>
-          <w:numId w:val="1017"/>
-        </w:numPr>
-      </w:pPr>
-      <w:r>
-        <w:t xml:space="preserve">Board of Governors of the Federal Reserve System (US). (s. f.).</w:t>
-      </w:r>
-      <w:r>
-        <w:t xml:space="preserve"> </w:t>
-      </w:r>
-      <w:r>
-        <w:rPr>
-          <w:i/>
-          <w:iCs/>
-        </w:rPr>
-        <w:t xml:space="preserve">Federal funds effective rate</w:t>
-      </w:r>
-      <w:r>
-        <w:t xml:space="preserve"> </w:t>
-      </w:r>
-      <w:r>
-        <w:t xml:space="preserve">[FEDFUNDS; conjunto de datos]. Federal Reserve Bank of St. Louis, FRED. https://fred.stlouisfed.org/series/FEDFUNDS</w:t>
-      </w:r>
-    </w:p>
-    <w:p>
-      <w:pPr>
-        <w:pStyle w:val="Compact"/>
-        <w:numPr>
-          <w:ilvl w:val="0"/>
-          <w:numId w:val="1017"/>
-        </w:numPr>
-      </w:pPr>
-      <w:r>
-        <w:t xml:space="preserve">Bohn, H. (1998). The behavior of U.S. public debt and deficits.</w:t>
-      </w:r>
-      <w:r>
-        <w:t xml:space="preserve"> </w:t>
-      </w:r>
-      <w:r>
-        <w:rPr>
-          <w:i/>
-          <w:iCs/>
-        </w:rPr>
-        <w:t xml:space="preserve">Quarterly Journal of Economics</w:t>
-      </w:r>
-      <w:r>
-        <w:t xml:space="preserve">, 113(3), 949-963.</w:t>
-      </w:r>
-    </w:p>
-    <w:p>
-      <w:pPr>
-        <w:pStyle w:val="Compact"/>
-        <w:numPr>
-          <w:ilvl w:val="0"/>
-          <w:numId w:val="1017"/>
-        </w:numPr>
-      </w:pPr>
-      <w:r>
-        <w:t xml:space="preserve">Bohn, H. (2005).</w:t>
-      </w:r>
-      <w:r>
-        <w:t xml:space="preserve"> </w:t>
-      </w:r>
-      <w:r>
-        <w:rPr>
-          <w:i/>
-          <w:iCs/>
-        </w:rPr>
-        <w:t xml:space="preserve">The sustainability of fiscal policy in the United States</w:t>
-      </w:r>
-      <w:r>
-        <w:t xml:space="preserve"> </w:t>
-      </w:r>
-      <w:r>
-        <w:t xml:space="preserve">(CESifo Working Paper No. 1446). CESifo.</w:t>
-      </w:r>
-    </w:p>
-    <w:p>
-      <w:pPr>
-        <w:pStyle w:val="Compact"/>
-        <w:numPr>
-          <w:ilvl w:val="0"/>
-          <w:numId w:val="1017"/>
-        </w:numPr>
-      </w:pPr>
-      <w:r>
-        <w:t xml:space="preserve">Bohn, H. (2007). Are stationarity and cointegration restrictions really necessary for the intertemporal budget constraint?</w:t>
-      </w:r>
-      <w:r>
-        <w:t xml:space="preserve"> </w:t>
-      </w:r>
-      <w:r>
-        <w:rPr>
-          <w:i/>
-          <w:iCs/>
-        </w:rPr>
-        <w:t xml:space="preserve">Journal of Monetary Economics, 54</w:t>
-      </w:r>
-      <w:r>
-        <w:t xml:space="preserve">(7), 1837-1847.</w:t>
-      </w:r>
-    </w:p>
-    <w:p>
-      <w:pPr>
-        <w:pStyle w:val="Compact"/>
-        <w:numPr>
-          <w:ilvl w:val="0"/>
-          <w:numId w:val="1017"/>
-        </w:numPr>
-      </w:pPr>
-      <w:r>
-        <w:t xml:space="preserve">Bohoslavsky, J. P., y Cantamutto, F. J. (2024). Deuda pública y desarrollo (no)sustentable en Argentina. Una visión crítica sobre la especialización productiva.</w:t>
-      </w:r>
-      <w:r>
-        <w:t xml:space="preserve"> </w:t>
-      </w:r>
-      <w:r>
-        <w:rPr>
-          <w:i/>
-          <w:iCs/>
-        </w:rPr>
-        <w:t xml:space="preserve">FACES</w:t>
-      </w:r>
-      <w:r>
-        <w:t xml:space="preserve">, 30(62), 1-18.</w:t>
-      </w:r>
-    </w:p>
-    <w:p>
-      <w:pPr>
-        <w:pStyle w:val="Compact"/>
-        <w:numPr>
-          <w:ilvl w:val="0"/>
-          <w:numId w:val="1017"/>
-        </w:numPr>
-      </w:pPr>
-      <w:r>
-        <w:t xml:space="preserve">Bouabdallah, O., Checherita-Westphal, C., Warmedinger, T., de Stefani, R., Drudi, F., Setzer, R., y Westphal, A. (2017).</w:t>
-      </w:r>
-      <w:r>
-        <w:t xml:space="preserve"> </w:t>
-      </w:r>
-      <w:r>
-        <w:rPr>
-          <w:i/>
-          <w:iCs/>
-        </w:rPr>
-        <w:t xml:space="preserve">Debt sustainability analysis for euro area sovereigns: A methodological framework</w:t>
-      </w:r>
-      <w:r>
-        <w:t xml:space="preserve"> </w:t>
-      </w:r>
-      <w:r>
-        <w:t xml:space="preserve">(ECB Occasional Paper No. 185). Banco Central Europeo.</w:t>
-      </w:r>
-    </w:p>
-    <w:p>
-      <w:pPr>
-        <w:pStyle w:val="Compact"/>
-        <w:numPr>
-          <w:ilvl w:val="0"/>
-          <w:numId w:val="1017"/>
-        </w:numPr>
-      </w:pPr>
-      <w:r>
-        <w:t xml:space="preserve">Braun, O., y Joy, L. (1968). A model of economic stagnation: A case study of the Argentine economy.</w:t>
-      </w:r>
-      <w:r>
-        <w:t xml:space="preserve"> </w:t>
-      </w:r>
-      <w:r>
-        <w:rPr>
-          <w:i/>
-          <w:iCs/>
-        </w:rPr>
-        <w:t xml:space="preserve">The Economic Journal, 78</w:t>
-      </w:r>
-      <w:r>
-        <w:t xml:space="preserve">(312), 868-887. https://doi.org/10.2307/2229183</w:t>
-      </w:r>
-    </w:p>
-    <w:p>
-      <w:pPr>
-        <w:pStyle w:val="Compact"/>
-        <w:numPr>
-          <w:ilvl w:val="0"/>
-          <w:numId w:val="1017"/>
-        </w:numPr>
-      </w:pPr>
-      <w:r>
-        <w:t xml:space="preserve">Calvo, G. A., Izquierdo, A., y Talvi, E. (2003).</w:t>
-      </w:r>
-      <w:r>
-        <w:t xml:space="preserve"> </w:t>
-      </w:r>
-      <w:r>
-        <w:rPr>
-          <w:i/>
-          <w:iCs/>
-        </w:rPr>
-        <w:t xml:space="preserve">Sudden stops, the real exchange rate, and fiscal sustainability: Argentina’s lessons</w:t>
-      </w:r>
-      <w:r>
-        <w:t xml:space="preserve"> </w:t>
-      </w:r>
-      <w:r>
-        <w:t xml:space="preserve">(NBER Working Paper No. 9828).</w:t>
-      </w:r>
-    </w:p>
-    <w:p>
-      <w:pPr>
-        <w:pStyle w:val="Compact"/>
-        <w:numPr>
-          <w:ilvl w:val="0"/>
-          <w:numId w:val="1017"/>
-        </w:numPr>
-      </w:pPr>
-      <w:r>
-        <w:t xml:space="preserve">Canova, F. (2005). The transmission of US shocks to Latin America.</w:t>
-      </w:r>
-      <w:r>
-        <w:t xml:space="preserve"> </w:t>
-      </w:r>
-      <w:r>
-        <w:rPr>
-          <w:i/>
-          <w:iCs/>
-        </w:rPr>
-        <w:t xml:space="preserve">Journal of Applied Econometrics</w:t>
-      </w:r>
-      <w:r>
-        <w:t xml:space="preserve">, 20(2), 229-251.</w:t>
-      </w:r>
-    </w:p>
-    <w:p>
-      <w:pPr>
-        <w:pStyle w:val="Compact"/>
-        <w:numPr>
-          <w:ilvl w:val="0"/>
-          <w:numId w:val="1017"/>
-        </w:numPr>
-      </w:pPr>
-      <w:r>
-        <w:t xml:space="preserve">Cantamutto, F. J., Lobato, J., Rodríguez-Enríquez, C., y Féliz, M. (2024). Sustentabilidad de la deuda y derechos humanos desde la perspectiva de la sostenibilidad de la vida. En J. P. Bohoslavsky y M. L. Clérico (Eds.),</w:t>
-      </w:r>
-      <w:r>
-        <w:t xml:space="preserve"> </w:t>
-      </w:r>
-      <w:r>
-        <w:rPr>
-          <w:i/>
-          <w:iCs/>
-        </w:rPr>
-        <w:t xml:space="preserve">Deuda y derechos humanos: Claves desde el sistema interamericano</w:t>
-      </w:r>
-      <w:r>
-        <w:t xml:space="preserve"> </w:t>
-      </w:r>
-      <w:r>
-        <w:t xml:space="preserve">(pp. 170-195). EDULP.</w:t>
-      </w:r>
-    </w:p>
-    <w:p>
-      <w:pPr>
-        <w:pStyle w:val="Compact"/>
-        <w:numPr>
-          <w:ilvl w:val="0"/>
-          <w:numId w:val="1017"/>
-        </w:numPr>
-      </w:pPr>
-      <w:r>
-        <w:t xml:space="preserve">Cantamutto, F. J., y Féliz, M. (2021). Argentina entre la sostenibilidad de la deuda y la vida.</w:t>
-      </w:r>
-      <w:r>
-        <w:t xml:space="preserve"> </w:t>
-      </w:r>
-      <w:r>
-        <w:rPr>
-          <w:i/>
-          <w:iCs/>
-        </w:rPr>
-        <w:t xml:space="preserve">Revista Nuestramérica</w:t>
-      </w:r>
-      <w:r>
-        <w:t xml:space="preserve">, 9(17), e6167845.</w:t>
-      </w:r>
-    </w:p>
-    <w:p>
-      <w:pPr>
-        <w:pStyle w:val="Compact"/>
-        <w:numPr>
-          <w:ilvl w:val="0"/>
-          <w:numId w:val="1017"/>
-        </w:numPr>
-      </w:pPr>
-      <w:r>
-        <w:t xml:space="preserve">Celasun, O., Debrun, X., y Ostry, J. D. (2006).</w:t>
-      </w:r>
-      <w:r>
-        <w:t xml:space="preserve"> </w:t>
-      </w:r>
-      <w:r>
-        <w:rPr>
-          <w:i/>
-          <w:iCs/>
-        </w:rPr>
-        <w:t xml:space="preserve">Primary surplus behavior and risks to fiscal sustainability in emerging market countries: A</w:t>
-      </w:r>
-      <w:r>
-        <w:rPr>
-          <w:i/>
-          <w:iCs/>
-        </w:rPr>
-        <w:t xml:space="preserve"> </w:t>
-      </w:r>
-      <w:r>
-        <w:rPr>
-          <w:i/>
-          <w:iCs/>
-        </w:rPr>
-        <w:t xml:space="preserve">“fan-chart”</w:t>
-      </w:r>
-      <w:r>
-        <w:rPr>
-          <w:i/>
-          <w:iCs/>
-        </w:rPr>
-        <w:t xml:space="preserve"> </w:t>
-      </w:r>
-      <w:r>
-        <w:rPr>
-          <w:i/>
-          <w:iCs/>
-        </w:rPr>
-        <w:t xml:space="preserve">approach</w:t>
-      </w:r>
-      <w:r>
-        <w:t xml:space="preserve"> </w:t>
-      </w:r>
-      <w:r>
-        <w:t xml:space="preserve">(IMF Working Paper WP/06/67).</w:t>
-      </w:r>
-    </w:p>
-    <w:p>
-      <w:pPr>
-        <w:pStyle w:val="Compact"/>
-        <w:numPr>
-          <w:ilvl w:val="0"/>
-          <w:numId w:val="1017"/>
-        </w:numPr>
-      </w:pPr>
-      <w:r>
-        <w:t xml:space="preserve">Cetrángolo, O., Damill, M., Frenkel, R., y Jiménez, J. P. (1997).</w:t>
-      </w:r>
-      <w:r>
-        <w:t xml:space="preserve"> </w:t>
-      </w:r>
-      <w:r>
-        <w:rPr>
-          <w:i/>
-          <w:iCs/>
-        </w:rPr>
-        <w:t xml:space="preserve">La sostenibilidad de la política fiscal en América Latina: El caso argentino</w:t>
-      </w:r>
-      <w:r>
-        <w:t xml:space="preserve"> </w:t>
-      </w:r>
-      <w:r>
-        <w:t xml:space="preserve">(Documento de Trabajo R-315). Banco Interamericano de Desarrollo, Red de Centros de Investigación.</w:t>
-      </w:r>
-    </w:p>
-    <w:p>
-      <w:pPr>
-        <w:pStyle w:val="Compact"/>
-        <w:numPr>
-          <w:ilvl w:val="0"/>
-          <w:numId w:val="1017"/>
-        </w:numPr>
-      </w:pPr>
-      <w:r>
-        <w:t xml:space="preserve">Christiano, L. J., Eichenbaum, M., y Evans, C. L. (1999). Monetary policy shocks: What have we learned and to what end? En J. B. Taylor y M. Woodford (Eds.),</w:t>
-      </w:r>
-      <w:r>
-        <w:t xml:space="preserve"> </w:t>
-      </w:r>
-      <w:r>
-        <w:rPr>
-          <w:i/>
-          <w:iCs/>
-        </w:rPr>
-        <w:t xml:space="preserve">Handbook of Macroeconomics</w:t>
-      </w:r>
-      <w:r>
-        <w:t xml:space="preserve"> </w:t>
-      </w:r>
-      <w:r>
-        <w:t xml:space="preserve">(Vol. 1A, pp. 65-148). Elsevier.</w:t>
-      </w:r>
-    </w:p>
-    <w:p>
-      <w:pPr>
-        <w:pStyle w:val="Compact"/>
-        <w:numPr>
-          <w:ilvl w:val="0"/>
-          <w:numId w:val="1017"/>
-        </w:numPr>
-      </w:pPr>
-      <w:r>
-        <w:t xml:space="preserve">Comín Comín, F. (2014).</w:t>
-      </w:r>
-      <w:r>
-        <w:t xml:space="preserve"> </w:t>
-      </w:r>
-      <w:r>
-        <w:rPr>
-          <w:i/>
-          <w:iCs/>
-        </w:rPr>
-        <w:t xml:space="preserve">Historia económica mundial: De los orígenes a la actualidad</w:t>
-      </w:r>
-      <w:r>
-        <w:t xml:space="preserve">. Alianza Editorial.</w:t>
-      </w:r>
-    </w:p>
-    <w:p>
-      <w:pPr>
-        <w:pStyle w:val="Compact"/>
-        <w:numPr>
-          <w:ilvl w:val="0"/>
-          <w:numId w:val="1017"/>
-        </w:numPr>
-      </w:pPr>
-      <w:r>
-        <w:t xml:space="preserve">Cushman, D. O., y Zha, T. (1997). Identifying monetary policy in a small open economy under flexible exchange rates.</w:t>
-      </w:r>
-      <w:r>
-        <w:t xml:space="preserve"> </w:t>
-      </w:r>
-      <w:r>
-        <w:rPr>
-          <w:i/>
-          <w:iCs/>
-        </w:rPr>
-        <w:t xml:space="preserve">Journal of Monetary Economics</w:t>
-      </w:r>
-      <w:r>
-        <w:t xml:space="preserve">, 39(3), 433-448.</w:t>
-      </w:r>
-    </w:p>
-    <w:p>
-      <w:pPr>
-        <w:pStyle w:val="Compact"/>
-        <w:numPr>
-          <w:ilvl w:val="0"/>
-          <w:numId w:val="1017"/>
-        </w:numPr>
-      </w:pPr>
-      <w:r>
-        <w:t xml:space="preserve">Damill, M., Frenkel, R., y Rapetti, M. (2015). Macroeconomic policy in Argentina during 2002-2013.</w:t>
-      </w:r>
-      <w:r>
-        <w:t xml:space="preserve"> </w:t>
-      </w:r>
-      <w:r>
-        <w:rPr>
-          <w:i/>
-          <w:iCs/>
-        </w:rPr>
-        <w:t xml:space="preserve">Comparative Economic Studies</w:t>
-      </w:r>
-      <w:r>
-        <w:t xml:space="preserve">, 57(3), 369-400.</w:t>
-      </w:r>
-    </w:p>
-    <w:p>
-      <w:pPr>
-        <w:pStyle w:val="Compact"/>
-        <w:numPr>
-          <w:ilvl w:val="0"/>
-          <w:numId w:val="1017"/>
-        </w:numPr>
-      </w:pPr>
-      <w:r>
-        <w:t xml:space="preserve">della Paolera, G., y Taylor, A. M. (2001).</w:t>
-      </w:r>
-      <w:r>
-        <w:t xml:space="preserve"> </w:t>
-      </w:r>
-      <w:r>
-        <w:rPr>
-          <w:i/>
-          <w:iCs/>
-        </w:rPr>
-        <w:t xml:space="preserve">Straining at the anchor: The Argentine currency board and the search for macroeconomic stability, 1880-1935</w:t>
-      </w:r>
-      <w:r>
-        <w:t xml:space="preserve">. University of Chicago Press.</w:t>
-      </w:r>
-    </w:p>
-    <w:p>
-      <w:pPr>
-        <w:pStyle w:val="Compact"/>
-        <w:numPr>
-          <w:ilvl w:val="0"/>
-          <w:numId w:val="1017"/>
-        </w:numPr>
-      </w:pPr>
-      <w:r>
-        <w:t xml:space="preserve">Denton, F. T. (1971). Adjustment of monthly or quarterly series to annual totals: An approach based on quadratic minimization.</w:t>
-      </w:r>
-      <w:r>
-        <w:t xml:space="preserve"> </w:t>
-      </w:r>
-      <w:r>
-        <w:rPr>
-          <w:i/>
-          <w:iCs/>
-        </w:rPr>
-        <w:t xml:space="preserve">Journal of the American Statistical Association, 66</w:t>
-      </w:r>
-      <w:r>
-        <w:t xml:space="preserve">(333), 99-102.</w:t>
-      </w:r>
-    </w:p>
-    <w:p>
-      <w:pPr>
-        <w:pStyle w:val="Compact"/>
-        <w:numPr>
-          <w:ilvl w:val="0"/>
-          <w:numId w:val="1017"/>
-        </w:numPr>
-      </w:pPr>
-      <w:r>
-        <w:t xml:space="preserve">Diamand, M. (1972). La estructura productiva desequilibrada argentina y el tipo de cambio.</w:t>
-      </w:r>
-      <w:r>
-        <w:t xml:space="preserve"> </w:t>
-      </w:r>
-      <w:r>
-        <w:rPr>
-          <w:i/>
-          <w:iCs/>
-        </w:rPr>
-        <w:t xml:space="preserve">Desarrollo Económico, 12</w:t>
-      </w:r>
-      <w:r>
-        <w:t xml:space="preserve">(45), 25-47.</w:t>
-      </w:r>
-    </w:p>
-    <w:p>
-      <w:pPr>
-        <w:pStyle w:val="Compact"/>
-        <w:numPr>
-          <w:ilvl w:val="0"/>
-          <w:numId w:val="1017"/>
-        </w:numPr>
-      </w:pPr>
-      <w:r>
-        <w:t xml:space="preserve">Díaz Alejandro, C. F. (1970).</w:t>
-      </w:r>
-      <w:r>
-        <w:t xml:space="preserve"> </w:t>
-      </w:r>
-      <w:r>
-        <w:rPr>
-          <w:i/>
-          <w:iCs/>
-        </w:rPr>
-        <w:t xml:space="preserve">Essays on the economic history of the Argentine Republic</w:t>
-      </w:r>
-      <w:r>
-        <w:t xml:space="preserve">. Yale University Press.</w:t>
-      </w:r>
-    </w:p>
-    <w:p>
-      <w:pPr>
-        <w:pStyle w:val="Compact"/>
-        <w:numPr>
-          <w:ilvl w:val="0"/>
-          <w:numId w:val="1017"/>
-        </w:numPr>
-      </w:pPr>
-      <w:r>
-        <w:t xml:space="preserve">Eichengreen, B., Hausmann, R., y Panizza, U. (2003).</w:t>
-      </w:r>
-      <w:r>
-        <w:t xml:space="preserve"> </w:t>
-      </w:r>
-      <w:r>
-        <w:rPr>
-          <w:i/>
-          <w:iCs/>
-        </w:rPr>
-        <w:t xml:space="preserve">Currency mismatches, debt intolerance and original sin: Why they are not the same and why it matters</w:t>
-      </w:r>
-      <w:r>
-        <w:t xml:space="preserve"> </w:t>
-      </w:r>
-      <w:r>
-        <w:t xml:space="preserve">(NBER Working Paper No. 10036). National Bureau of Economic Research.</w:t>
-      </w:r>
-    </w:p>
-    <w:p>
-      <w:pPr>
-        <w:pStyle w:val="Compact"/>
-        <w:numPr>
-          <w:ilvl w:val="0"/>
-          <w:numId w:val="1017"/>
-        </w:numPr>
-      </w:pPr>
-      <w:r>
-        <w:t xml:space="preserve">Everaert, G., y Jansen, S. (2018). On the estimation of panel fiscal reaction functions: Heterogeneity or fiscal fatigue?</w:t>
-      </w:r>
-      <w:r>
-        <w:t xml:space="preserve"> </w:t>
-      </w:r>
-      <w:r>
-        <w:rPr>
-          <w:i/>
-          <w:iCs/>
-        </w:rPr>
-        <w:t xml:space="preserve">Economic Modelling</w:t>
-      </w:r>
-      <w:r>
-        <w:t xml:space="preserve">, 70, 87-96.</w:t>
-      </w:r>
-    </w:p>
-    <w:p>
-      <w:pPr>
-        <w:pStyle w:val="Compact"/>
-        <w:numPr>
-          <w:ilvl w:val="0"/>
-          <w:numId w:val="1017"/>
-        </w:numPr>
-      </w:pPr>
-      <w:r>
-        <w:t xml:space="preserve">Favero, C., y Giavazzi, F. (2007).</w:t>
-      </w:r>
-      <w:r>
-        <w:t xml:space="preserve"> </w:t>
-      </w:r>
-      <w:r>
-        <w:rPr>
-          <w:i/>
-          <w:iCs/>
-        </w:rPr>
-        <w:t xml:space="preserve">Debt and the effects of fiscal policy</w:t>
-      </w:r>
-      <w:r>
-        <w:t xml:space="preserve"> </w:t>
-      </w:r>
-      <w:r>
-        <w:t xml:space="preserve">(NBER Working Paper No. 12822).</w:t>
-      </w:r>
-    </w:p>
-    <w:p>
-      <w:pPr>
-        <w:pStyle w:val="Compact"/>
-        <w:numPr>
-          <w:ilvl w:val="0"/>
-          <w:numId w:val="1017"/>
-        </w:numPr>
-      </w:pPr>
-      <w:r>
-        <w:t xml:space="preserve">Federal Reserve Bank of Atlanta. (s. f.).</w:t>
-      </w:r>
-      <w:r>
-        <w:t xml:space="preserve"> </w:t>
-      </w:r>
-      <w:r>
-        <w:rPr>
-          <w:i/>
-          <w:iCs/>
-        </w:rPr>
-        <w:t xml:space="preserve">Wu-Xia shadow federal funds rate</w:t>
-      </w:r>
-      <w:r>
-        <w:t xml:space="preserve"> </w:t>
-      </w:r>
-      <w:r>
-        <w:t xml:space="preserve">[Conjunto de datos]. https://www.atlantafed.org/cqer/research/wu-xia-shadow-federal-funds-rate</w:t>
-      </w:r>
-    </w:p>
-    <w:p>
-      <w:pPr>
-        <w:pStyle w:val="Compact"/>
-        <w:numPr>
-          <w:ilvl w:val="0"/>
-          <w:numId w:val="1017"/>
-        </w:numPr>
-      </w:pPr>
-      <w:r>
-        <w:t xml:space="preserve">Fondo Monetario Internacional y Mecanismo Europeo de Estabilidad. (2023).</w:t>
-      </w:r>
-      <w:r>
-        <w:t xml:space="preserve"> </w:t>
-      </w:r>
-      <w:r>
-        <w:rPr>
-          <w:i/>
-          <w:iCs/>
-        </w:rPr>
-        <w:t xml:space="preserve">The stochastic debt fanchart in the IMF’s Sovereign Risk and Debt Sustainability Framework for MACs</w:t>
-      </w:r>
-      <w:r>
-        <w:t xml:space="preserve"> </w:t>
-      </w:r>
-      <w:r>
-        <w:t xml:space="preserve">[Presentación, 30 de noviembre de 2023].</w:t>
-      </w:r>
-    </w:p>
-    <w:p>
-      <w:pPr>
-        <w:pStyle w:val="Compact"/>
-        <w:numPr>
-          <w:ilvl w:val="0"/>
-          <w:numId w:val="1017"/>
-        </w:numPr>
-      </w:pPr>
-      <w:r>
-        <w:t xml:space="preserve">Fondo Monetario Internacional. (2021).</w:t>
-      </w:r>
-      <w:r>
-        <w:t xml:space="preserve"> </w:t>
-      </w:r>
-      <w:r>
-        <w:rPr>
-          <w:i/>
-          <w:iCs/>
-        </w:rPr>
-        <w:t xml:space="preserve">Review of the debt sustainability framework for market access countries</w:t>
-      </w:r>
-      <w:r>
-        <w:t xml:space="preserve"> </w:t>
-      </w:r>
-      <w:r>
-        <w:t xml:space="preserve">(IMF Policy Paper). Aprobado por el Directorio el 14 de enero de 2021.</w:t>
-      </w:r>
-    </w:p>
-    <w:p>
-      <w:pPr>
-        <w:pStyle w:val="Compact"/>
-        <w:numPr>
-          <w:ilvl w:val="0"/>
-          <w:numId w:val="1017"/>
-        </w:numPr>
-      </w:pPr>
-      <w:r>
-        <w:t xml:space="preserve">Fondo Monetario Internacional. (2024).</w:t>
-      </w:r>
-      <w:r>
-        <w:t xml:space="preserve"> </w:t>
-      </w:r>
-      <w:r>
-        <w:rPr>
-          <w:i/>
-          <w:iCs/>
-        </w:rPr>
-        <w:t xml:space="preserve">Argentina: Eighth review under the extended arrangement under the Extended Fund Facility</w:t>
-      </w:r>
-      <w:r>
-        <w:t xml:space="preserve"> </w:t>
-      </w:r>
-      <w:r>
-        <w:t xml:space="preserve">(IMF Country Report No. 24/167).</w:t>
-      </w:r>
-    </w:p>
-    <w:p>
-      <w:pPr>
-        <w:pStyle w:val="Compact"/>
-        <w:numPr>
-          <w:ilvl w:val="0"/>
-          <w:numId w:val="1017"/>
-        </w:numPr>
-      </w:pPr>
-      <w:r>
-        <w:t xml:space="preserve">Fondo Monetario Internacional. (2025).</w:t>
-      </w:r>
-      <w:r>
-        <w:t xml:space="preserve"> </w:t>
-      </w:r>
-      <w:r>
-        <w:rPr>
-          <w:i/>
-          <w:iCs/>
-        </w:rPr>
-        <w:t xml:space="preserve">Argentina: Request for an extended arrangement under the Extended Fund Facility</w:t>
-      </w:r>
-      <w:r>
-        <w:t xml:space="preserve"> </w:t>
-      </w:r>
-      <w:r>
-        <w:t xml:space="preserve">(IMF Country Report No. 25/95). Anexo II: Application of the Sovereign Risk and Debt Sustainability Framework.</w:t>
-      </w:r>
-    </w:p>
-    <w:p>
-      <w:pPr>
-        <w:pStyle w:val="Compact"/>
-        <w:numPr>
-          <w:ilvl w:val="0"/>
-          <w:numId w:val="1017"/>
-        </w:numPr>
-      </w:pPr>
-      <w:r>
-        <w:t xml:space="preserve">Ghosh, A. R., Kim, J. I., Mendoza, E. G., Ostry, J. D., y Qureshi, M. S. (2013). Fiscal fatigue, fiscal space and debt sustainability in advanced economies.</w:t>
-      </w:r>
-      <w:r>
-        <w:t xml:space="preserve"> </w:t>
-      </w:r>
-      <w:r>
-        <w:rPr>
-          <w:i/>
-          <w:iCs/>
-        </w:rPr>
-        <w:t xml:space="preserve">The Economic Journal</w:t>
-      </w:r>
-      <w:r>
-        <w:t xml:space="preserve">, 123(566), F4-F30.</w:t>
-      </w:r>
-    </w:p>
-    <w:p>
-      <w:pPr>
-        <w:pStyle w:val="Compact"/>
-        <w:numPr>
-          <w:ilvl w:val="0"/>
-          <w:numId w:val="1017"/>
-        </w:numPr>
-      </w:pPr>
-      <w:r>
-        <w:t xml:space="preserve">Girouard, N., y André, C. (2005).</w:t>
-      </w:r>
-      <w:r>
-        <w:t xml:space="preserve"> </w:t>
-      </w:r>
-      <w:r>
-        <w:rPr>
-          <w:i/>
-          <w:iCs/>
-        </w:rPr>
-        <w:t xml:space="preserve">Measuring cyclically-adjusted budget balances for OECD countries</w:t>
-      </w:r>
-      <w:r>
-        <w:t xml:space="preserve"> </w:t>
-      </w:r>
-      <w:r>
-        <w:t xml:space="preserve">(OECD Economics Department Working Papers No. 434).</w:t>
-      </w:r>
-    </w:p>
-    <w:p>
-      <w:pPr>
-        <w:pStyle w:val="Compact"/>
-        <w:numPr>
-          <w:ilvl w:val="0"/>
-          <w:numId w:val="1017"/>
-        </w:numPr>
-      </w:pPr>
-      <w:r>
-        <w:t xml:space="preserve">González, M. J., y Hernández, J. M. (2023).</w:t>
-      </w:r>
-      <w:r>
-        <w:t xml:space="preserve"> </w:t>
-      </w:r>
-      <w:r>
-        <w:rPr>
-          <w:i/>
-          <w:iCs/>
-        </w:rPr>
-        <w:t xml:space="preserve">Public debt sustainability and fiscal reaction functions in Latin America and the Caribbean</w:t>
-      </w:r>
-      <w:r>
-        <w:t xml:space="preserve"> </w:t>
-      </w:r>
-      <w:r>
-        <w:t xml:space="preserve">(IDB Discussion Paper IDB-DP-988). Banco Interamericano de Desarrollo.</w:t>
-      </w:r>
-    </w:p>
-    <w:p>
-      <w:pPr>
-        <w:pStyle w:val="Compact"/>
-        <w:numPr>
-          <w:ilvl w:val="0"/>
-          <w:numId w:val="1017"/>
-        </w:numPr>
-      </w:pPr>
-      <w:r>
-        <w:t xml:space="preserve">Gonçalves, S., y Kilian, L. (2004). Bootstrapping autoregressions with conditional heteroskedasticity of unknown form.</w:t>
-      </w:r>
-      <w:r>
-        <w:t xml:space="preserve"> </w:t>
-      </w:r>
-      <w:r>
-        <w:rPr>
-          <w:i/>
-          <w:iCs/>
-        </w:rPr>
-        <w:t xml:space="preserve">Journal of Econometrics</w:t>
-      </w:r>
-      <w:r>
-        <w:t xml:space="preserve">, 123(1), 89-120.</w:t>
-      </w:r>
-    </w:p>
-    <w:p>
-      <w:pPr>
-        <w:pStyle w:val="Compact"/>
-        <w:numPr>
-          <w:ilvl w:val="0"/>
-          <w:numId w:val="1017"/>
-        </w:numPr>
-      </w:pPr>
-      <w:r>
-        <w:t xml:space="preserve">Hansen, B. E. (1999). Threshold effects in non-dynamic panels: Estimation, testing, and inference.</w:t>
-      </w:r>
-      <w:r>
-        <w:t xml:space="preserve"> </w:t>
-      </w:r>
-      <w:r>
-        <w:rPr>
-          <w:i/>
-          <w:iCs/>
-        </w:rPr>
-        <w:t xml:space="preserve">Journal of Econometrics, 93</w:t>
-      </w:r>
-      <w:r>
-        <w:t xml:space="preserve">(2), 345-368.</w:t>
-      </w:r>
-    </w:p>
-    <w:p>
-      <w:pPr>
-        <w:pStyle w:val="Compact"/>
-        <w:numPr>
-          <w:ilvl w:val="0"/>
-          <w:numId w:val="1017"/>
-        </w:numPr>
-      </w:pPr>
-      <w:r>
-        <w:t xml:space="preserve">Hébert, B., y Schreger, J. (2017). The costs of sovereign default: Evidence from Argentina.</w:t>
-      </w:r>
-      <w:r>
-        <w:t xml:space="preserve"> </w:t>
-      </w:r>
-      <w:r>
-        <w:rPr>
-          <w:i/>
-          <w:iCs/>
-        </w:rPr>
-        <w:t xml:space="preserve">American Economic Review</w:t>
-      </w:r>
-      <w:r>
-        <w:t xml:space="preserve">, 107(10), 3119-3145.</w:t>
-      </w:r>
-    </w:p>
-    <w:p>
-      <w:pPr>
-        <w:pStyle w:val="Compact"/>
-        <w:numPr>
-          <w:ilvl w:val="0"/>
-          <w:numId w:val="1017"/>
-        </w:numPr>
-      </w:pPr>
-      <w:r>
-        <w:t xml:space="preserve">Kalemli-Özcan, Ş. (2019).</w:t>
-      </w:r>
-      <w:r>
-        <w:t xml:space="preserve"> </w:t>
-      </w:r>
-      <w:r>
-        <w:rPr>
-          <w:i/>
-          <w:iCs/>
-        </w:rPr>
-        <w:t xml:space="preserve">U.S. monetary policy and international risk spillovers</w:t>
-      </w:r>
-      <w:r>
-        <w:t xml:space="preserve"> </w:t>
-      </w:r>
-      <w:r>
-        <w:t xml:space="preserve">(NBER Working Paper No. 26297). National Bureau of Economic Research. https://www.nber.org/papers/w26297</w:t>
-      </w:r>
-    </w:p>
-    <w:p>
-      <w:pPr>
-        <w:pStyle w:val="Compact"/>
-        <w:numPr>
-          <w:ilvl w:val="0"/>
-          <w:numId w:val="1017"/>
-        </w:numPr>
-      </w:pPr>
-      <w:r>
-        <w:t xml:space="preserve">Leeper, E. M. (1991). Equilibria under</w:t>
-      </w:r>
-      <w:r>
-        <w:t xml:space="preserve"> </w:t>
-      </w:r>
-      <w:r>
-        <w:t xml:space="preserve">“active”</w:t>
-      </w:r>
-      <w:r>
-        <w:t xml:space="preserve"> </w:t>
-      </w:r>
-      <w:r>
-        <w:t xml:space="preserve">and</w:t>
-      </w:r>
-      <w:r>
-        <w:t xml:space="preserve"> </w:t>
-      </w:r>
-      <w:r>
-        <w:t xml:space="preserve">“passive”</w:t>
-      </w:r>
-      <w:r>
-        <w:t xml:space="preserve"> </w:t>
-      </w:r>
-      <w:r>
-        <w:t xml:space="preserve">monetary and fiscal policies.</w:t>
-      </w:r>
-      <w:r>
-        <w:t xml:space="preserve"> </w:t>
-      </w:r>
-      <w:r>
-        <w:rPr>
-          <w:i/>
-          <w:iCs/>
-        </w:rPr>
-        <w:t xml:space="preserve">Journal of Monetary Economics, 27</w:t>
-      </w:r>
-      <w:r>
-        <w:t xml:space="preserve">(1), 129-147. https://doi.org/10.1016/0304-3932(91)90007-B</w:t>
-      </w:r>
-    </w:p>
-    <w:p>
-      <w:pPr>
-        <w:pStyle w:val="Compact"/>
-        <w:numPr>
-          <w:ilvl w:val="0"/>
-          <w:numId w:val="1017"/>
-        </w:numPr>
-      </w:pPr>
-      <w:r>
-        <w:t xml:space="preserve">Levy Yeyati, E., y Sturzenegger, F. (2023). A balance-sheet approach to fiscal sustainability.</w:t>
-      </w:r>
-      <w:r>
-        <w:t xml:space="preserve"> </w:t>
-      </w:r>
-      <w:r>
-        <w:rPr>
-          <w:i/>
-          <w:iCs/>
-        </w:rPr>
-        <w:t xml:space="preserve">Fiscal Studies</w:t>
-      </w:r>
-      <w:r>
-        <w:t xml:space="preserve">, 44(1), 61-84. https://doi.org/10.1111/1475-5890.12319</w:t>
-      </w:r>
-    </w:p>
-    <w:p>
-      <w:pPr>
-        <w:pStyle w:val="Compact"/>
-        <w:numPr>
-          <w:ilvl w:val="0"/>
-          <w:numId w:val="1017"/>
-        </w:numPr>
-      </w:pPr>
-      <w:r>
-        <w:t xml:space="preserve">Ley 27.541 de Solidaridad Social y Reactivación Productiva en el Marco de la Emergencia Pública (2019). Boletín Oficial de la República Argentina, 23 de diciembre de 2019.</w:t>
-      </w:r>
-    </w:p>
-    <w:p>
-      <w:pPr>
-        <w:pStyle w:val="Compact"/>
-        <w:numPr>
-          <w:ilvl w:val="0"/>
-          <w:numId w:val="1017"/>
-        </w:numPr>
-      </w:pPr>
-      <w:r>
-        <w:t xml:space="preserve">Ley 27.612 de Fortalecimiento de la Sostenibilidad de la Deuda Pública (2021). Boletín Oficial de la República Argentina, 3 de marzo de 2021.</w:t>
-      </w:r>
-    </w:p>
-    <w:p>
-      <w:pPr>
-        <w:pStyle w:val="Compact"/>
-        <w:numPr>
-          <w:ilvl w:val="0"/>
-          <w:numId w:val="1017"/>
-        </w:numPr>
-      </w:pPr>
-      <w:r>
-        <w:t xml:space="preserve">Lütkepohl, H. (2005).</w:t>
-      </w:r>
-      <w:r>
-        <w:t xml:space="preserve"> </w:t>
-      </w:r>
-      <w:r>
-        <w:rPr>
-          <w:i/>
-          <w:iCs/>
-        </w:rPr>
-        <w:t xml:space="preserve">New introduction to multiple time series analysis</w:t>
-      </w:r>
-      <w:r>
-        <w:t xml:space="preserve">. Springer.</w:t>
-      </w:r>
-    </w:p>
-    <w:p>
-      <w:pPr>
-        <w:pStyle w:val="Compact"/>
-        <w:numPr>
-          <w:ilvl w:val="0"/>
-          <w:numId w:val="1017"/>
-        </w:numPr>
-      </w:pPr>
-      <w:r>
-        <w:t xml:space="preserve">Medeiros, J. (2012).</w:t>
-      </w:r>
-      <w:r>
-        <w:t xml:space="preserve"> </w:t>
-      </w:r>
-      <w:r>
-        <w:rPr>
-          <w:i/>
-          <w:iCs/>
-        </w:rPr>
-        <w:t xml:space="preserve">Stochastic debt simulation using VAR models and a panel fiscal reaction function: Results for a selected number of countries</w:t>
-      </w:r>
-      <w:r>
-        <w:t xml:space="preserve"> </w:t>
-      </w:r>
-      <w:r>
-        <w:t xml:space="preserve">(European Economy Economic Papers 459). Comisión Europea.</w:t>
-      </w:r>
-    </w:p>
-    <w:p>
-      <w:pPr>
-        <w:pStyle w:val="Compact"/>
-        <w:numPr>
-          <w:ilvl w:val="0"/>
-          <w:numId w:val="1017"/>
-        </w:numPr>
-      </w:pPr>
-      <w:r>
-        <w:t xml:space="preserve">Mendoza, E. G., y Oviedo, P. M. (2009). Public debt, fiscal solvency and macroeconomic uncertainty in Latin America: The cases of Brazil, Colombia, Costa Rica and Mexico.</w:t>
-      </w:r>
-      <w:r>
-        <w:t xml:space="preserve"> </w:t>
-      </w:r>
-      <w:r>
-        <w:rPr>
-          <w:i/>
-          <w:iCs/>
-        </w:rPr>
-        <w:t xml:space="preserve">Economía Mexicana. Nueva Época</w:t>
-      </w:r>
-      <w:r>
-        <w:t xml:space="preserve">, 18(2), 133-177.</w:t>
-      </w:r>
-    </w:p>
-    <w:p>
-      <w:pPr>
-        <w:pStyle w:val="Compact"/>
-        <w:numPr>
-          <w:ilvl w:val="0"/>
-          <w:numId w:val="1017"/>
-        </w:numPr>
-      </w:pPr>
-      <w:r>
-        <w:t xml:space="preserve">Ministerio de Economía de la Nación, Secretaría de Finanzas. (2025).</w:t>
-      </w:r>
-      <w:r>
-        <w:t xml:space="preserve"> </w:t>
-      </w:r>
-      <w:r>
-        <w:rPr>
-          <w:i/>
-          <w:iCs/>
-        </w:rPr>
-        <w:t xml:space="preserve">Informe de deuda pública al 31/12/2025</w:t>
-      </w:r>
-      <w:r>
-        <w:t xml:space="preserve"> </w:t>
-      </w:r>
-      <w:r>
-        <w:t xml:space="preserve">[Conjunto de datos]. (Archivos de los cierres 2007 a 2025 en</w:t>
-      </w:r>
-      <w:r>
-        <w:t xml:space="preserve"> </w:t>
-      </w:r>
-      <w:r>
-        <w:rPr>
-          <w:rStyle w:val="VerbatimChar"/>
-        </w:rPr>
-        <w:t xml:space="preserve">datos/crudos/mecon_deuda/</w:t>
-      </w:r>
-      <w:r>
-        <w:t xml:space="preserve">.)</w:t>
-      </w:r>
-    </w:p>
-    <w:p>
-      <w:pPr>
-        <w:pStyle w:val="Compact"/>
-        <w:numPr>
-          <w:ilvl w:val="0"/>
-          <w:numId w:val="1017"/>
-        </w:numPr>
-      </w:pPr>
-      <w:r>
-        <w:t xml:space="preserve">Ministerio de Economía y Producción, Secretaría de Hacienda, Oficina Nacional de Presupuesto. (2006).</w:t>
-      </w:r>
-      <w:r>
-        <w:t xml:space="preserve"> </w:t>
-      </w:r>
-      <w:r>
-        <w:rPr>
-          <w:i/>
-          <w:iCs/>
-        </w:rPr>
-        <w:t xml:space="preserve">Compendio fiscal 1993-2006</w:t>
-      </w:r>
-      <w:r>
-        <w:t xml:space="preserve">. https://www.economia.gob.ar/onp/documentos/ejectexto/compendio/compendio93-06.pdf</w:t>
-      </w:r>
-    </w:p>
-    <w:p>
-      <w:pPr>
-        <w:pStyle w:val="Compact"/>
-        <w:numPr>
-          <w:ilvl w:val="0"/>
-          <w:numId w:val="1017"/>
-        </w:numPr>
-      </w:pPr>
-      <w:r>
-        <w:t xml:space="preserve">Neumeyer, P. A., y Perri, F. (2005). Business cycles in emerging economies: The role of interest rates.</w:t>
-      </w:r>
-      <w:r>
-        <w:t xml:space="preserve"> </w:t>
-      </w:r>
-      <w:r>
-        <w:rPr>
-          <w:i/>
-          <w:iCs/>
-        </w:rPr>
-        <w:t xml:space="preserve">Journal of Monetary Economics</w:t>
-      </w:r>
-      <w:r>
-        <w:t xml:space="preserve">, 52(2), 345-380.</w:t>
-      </w:r>
-    </w:p>
-    <w:p>
-      <w:pPr>
-        <w:pStyle w:val="Compact"/>
-        <w:numPr>
-          <w:ilvl w:val="0"/>
-          <w:numId w:val="1017"/>
-        </w:numPr>
-      </w:pPr>
-      <w:r>
-        <w:t xml:space="preserve">Oficina de Presupuesto del Congreso. (2026).</w:t>
-      </w:r>
-      <w:r>
-        <w:t xml:space="preserve"> </w:t>
-      </w:r>
-      <w:r>
-        <w:rPr>
-          <w:i/>
-          <w:iCs/>
-        </w:rPr>
-        <w:t xml:space="preserve">Operaciones de deuda pública, julio 2026</w:t>
-      </w:r>
-      <w:r>
-        <w:t xml:space="preserve">.</w:t>
-      </w:r>
-    </w:p>
-    <w:p>
-      <w:pPr>
-        <w:pStyle w:val="Compact"/>
-        <w:numPr>
-          <w:ilvl w:val="0"/>
-          <w:numId w:val="1017"/>
-        </w:numPr>
-      </w:pPr>
-      <w:r>
-        <w:t xml:space="preserve">Poder Ejecutivo Nacional. (2007).</w:t>
-      </w:r>
-      <w:r>
-        <w:t xml:space="preserve"> </w:t>
-      </w:r>
-      <w:r>
-        <w:rPr>
-          <w:i/>
-          <w:iCs/>
-        </w:rPr>
-        <w:t xml:space="preserve">Decreto 897/2007: Fondo de Garantía de Sustentabilidad del Régimen Previsional Público de Reparto</w:t>
-      </w:r>
-      <w:r>
-        <w:t xml:space="preserve"> </w:t>
-      </w:r>
-      <w:r>
-        <w:t xml:space="preserve">(Boletín Oficial, 13 de julio de 2007). Base normativa de la AFIP. https://biblioteca.afip.gob.ar/dcp/DEC_C_000897_2007_07_12</w:t>
-      </w:r>
-    </w:p>
-    <w:p>
-      <w:pPr>
-        <w:pStyle w:val="Compact"/>
-        <w:numPr>
-          <w:ilvl w:val="0"/>
-          <w:numId w:val="1017"/>
-        </w:numPr>
-      </w:pPr>
-      <w:r>
-        <w:t xml:space="preserve">Porto, A. (2020).</w:t>
-      </w:r>
-      <w:r>
-        <w:t xml:space="preserve"> </w:t>
-      </w:r>
-      <w:r>
-        <w:rPr>
-          <w:i/>
-          <w:iCs/>
-        </w:rPr>
-        <w:t xml:space="preserve">Evolución del sector público argentino en el largo plazo</w:t>
-      </w:r>
-      <w:r>
-        <w:t xml:space="preserve"> </w:t>
-      </w:r>
-      <w:r>
-        <w:t xml:space="preserve">(Documento de Trabajo N.° 36). CEFIP, Universidad Nacional de La Plata.</w:t>
-      </w:r>
-    </w:p>
-    <w:p>
-      <w:pPr>
-        <w:pStyle w:val="Compact"/>
-        <w:numPr>
-          <w:ilvl w:val="0"/>
-          <w:numId w:val="1017"/>
-        </w:numPr>
-      </w:pPr>
-      <w:r>
-        <w:t xml:space="preserve">Rapoport, M. (2020).</w:t>
-      </w:r>
-      <w:r>
-        <w:t xml:space="preserve"> </w:t>
-      </w:r>
-      <w:r>
-        <w:rPr>
-          <w:i/>
-          <w:iCs/>
-        </w:rPr>
-        <w:t xml:space="preserve">Historia económica, política y social de la Argentina (1880-2003)</w:t>
-      </w:r>
-      <w:r>
-        <w:t xml:space="preserve">. Crítica.</w:t>
-      </w:r>
-    </w:p>
-    <w:p>
-      <w:pPr>
-        <w:pStyle w:val="Compact"/>
-        <w:numPr>
-          <w:ilvl w:val="0"/>
-          <w:numId w:val="1017"/>
-        </w:numPr>
-      </w:pPr>
-      <w:r>
-        <w:t xml:space="preserve">Reinhart, C. M., Rogoff, K. S., y Savastano, M. A. (2003). Debt intolerance.</w:t>
-      </w:r>
-      <w:r>
-        <w:t xml:space="preserve"> </w:t>
-      </w:r>
-      <w:r>
-        <w:rPr>
-          <w:i/>
-          <w:iCs/>
-        </w:rPr>
-        <w:t xml:space="preserve">Brookings Papers on Economic Activity</w:t>
-      </w:r>
-      <w:r>
-        <w:t xml:space="preserve">, 2003(1), 1-74.</w:t>
-      </w:r>
-    </w:p>
-    <w:p>
-      <w:pPr>
-        <w:pStyle w:val="Compact"/>
-        <w:numPr>
-          <w:ilvl w:val="0"/>
-          <w:numId w:val="1017"/>
-        </w:numPr>
-      </w:pPr>
-      <w:r>
-        <w:t xml:space="preserve">Reinhart, C. M., y Rogoff, K. S. (2009).</w:t>
-      </w:r>
-      <w:r>
-        <w:t xml:space="preserve"> </w:t>
-      </w:r>
-      <w:r>
-        <w:rPr>
-          <w:i/>
-          <w:iCs/>
-        </w:rPr>
-        <w:t xml:space="preserve">This time is different: Eight centuries of financial folly</w:t>
-      </w:r>
-      <w:r>
-        <w:t xml:space="preserve">. Princeton University Press.</w:t>
-      </w:r>
-    </w:p>
-    <w:p>
-      <w:pPr>
-        <w:pStyle w:val="Compact"/>
-        <w:numPr>
-          <w:ilvl w:val="0"/>
-          <w:numId w:val="1017"/>
-        </w:numPr>
-      </w:pPr>
-      <w:r>
-        <w:t xml:space="preserve">Renzhi, N., y Beirne, J. (2024).</w:t>
-      </w:r>
-      <w:r>
-        <w:t xml:space="preserve"> </w:t>
-      </w:r>
-      <w:r>
-        <w:rPr>
-          <w:i/>
-          <w:iCs/>
-        </w:rPr>
-        <w:t xml:space="preserve">Global shocks and monetary policy transmission in emerging markets</w:t>
-      </w:r>
-      <w:r>
-        <w:t xml:space="preserve"> </w:t>
-      </w:r>
-      <w:r>
-        <w:t xml:space="preserve">(ADB Economics Working Paper No. 726). Asian Development Bank.</w:t>
-      </w:r>
-    </w:p>
-    <w:p>
-      <w:pPr>
-        <w:pStyle w:val="Compact"/>
-        <w:numPr>
-          <w:ilvl w:val="0"/>
-          <w:numId w:val="1017"/>
-        </w:numPr>
-      </w:pPr>
-      <w:r>
-        <w:t xml:space="preserve">Rey, H. (2013).</w:t>
-      </w:r>
-      <w:r>
-        <w:t xml:space="preserve"> </w:t>
-      </w:r>
-      <w:r>
-        <w:rPr>
-          <w:i/>
-          <w:iCs/>
-        </w:rPr>
-        <w:t xml:space="preserve">Dilemma not trilemma: The global financial cycle and monetary policy independence</w:t>
-      </w:r>
-      <w:r>
-        <w:t xml:space="preserve"> </w:t>
-      </w:r>
-      <w:r>
-        <w:t xml:space="preserve">[Documento presentado en el Simposio de Política Económica de Jackson Hole]. Federal Reserve Bank of Kansas City.</w:t>
-      </w:r>
-    </w:p>
-    <w:p>
-      <w:pPr>
-        <w:pStyle w:val="Compact"/>
-        <w:numPr>
-          <w:ilvl w:val="0"/>
-          <w:numId w:val="1017"/>
-        </w:numPr>
-      </w:pPr>
-      <w:r>
-        <w:t xml:space="preserve">Rigobon, R. (2003). Identification through heteroskedasticity.</w:t>
-      </w:r>
-      <w:r>
-        <w:t xml:space="preserve"> </w:t>
-      </w:r>
-      <w:r>
-        <w:rPr>
-          <w:i/>
-          <w:iCs/>
-        </w:rPr>
-        <w:t xml:space="preserve">The Review of Economics and Statistics</w:t>
-      </w:r>
-      <w:r>
-        <w:t xml:space="preserve">, 85(4), 777-792.</w:t>
-      </w:r>
-    </w:p>
-    <w:p>
-      <w:pPr>
-        <w:pStyle w:val="Compact"/>
-        <w:numPr>
-          <w:ilvl w:val="0"/>
-          <w:numId w:val="1017"/>
-        </w:numPr>
-      </w:pPr>
-      <w:r>
-        <w:t xml:space="preserve">Rigobon, R., y Sack, B. (2004). The impact of monetary policy on asset prices.</w:t>
-      </w:r>
-      <w:r>
-        <w:t xml:space="preserve"> </w:t>
-      </w:r>
-      <w:r>
-        <w:rPr>
-          <w:i/>
-          <w:iCs/>
-        </w:rPr>
-        <w:t xml:space="preserve">Journal of Monetary Economics</w:t>
-      </w:r>
-      <w:r>
-        <w:t xml:space="preserve">, 51(8), 1553-1575.</w:t>
-      </w:r>
-    </w:p>
-    <w:p>
-      <w:pPr>
-        <w:pStyle w:val="Compact"/>
-        <w:numPr>
-          <w:ilvl w:val="0"/>
-          <w:numId w:val="1017"/>
-        </w:numPr>
-      </w:pPr>
-      <w:r>
-        <w:t xml:space="preserve">Rodríguez, A. (2023). Financiamiento y sostenibilidad de la deuda pública: El caso de la economía argentina (2001-2022).</w:t>
-      </w:r>
-      <w:r>
-        <w:t xml:space="preserve"> </w:t>
-      </w:r>
-      <w:r>
-        <w:rPr>
-          <w:i/>
-          <w:iCs/>
-        </w:rPr>
-        <w:t xml:space="preserve">Ciencias Económicas</w:t>
-      </w:r>
-      <w:r>
-        <w:t xml:space="preserve">, 2(20).</w:t>
-      </w:r>
-    </w:p>
-    <w:p>
-      <w:pPr>
-        <w:pStyle w:val="Compact"/>
-        <w:numPr>
-          <w:ilvl w:val="0"/>
-          <w:numId w:val="1017"/>
-        </w:numPr>
-      </w:pPr>
-      <w:r>
-        <w:t xml:space="preserve">Roldán, V. (2021).</w:t>
-      </w:r>
-      <w:r>
-        <w:t xml:space="preserve"> </w:t>
-      </w:r>
-      <w:r>
-        <w:rPr>
-          <w:i/>
-          <w:iCs/>
-        </w:rPr>
-        <w:t xml:space="preserve">La renegociación por la reestructuración de la deuda soberana argentina con los acreedores privados poseedores de instrumentos bajo jurisdicción extranjera durante 2020</w:t>
-      </w:r>
-      <w:r>
-        <w:t xml:space="preserve"> </w:t>
-      </w:r>
-      <w:r>
-        <w:t xml:space="preserve">[Tesina de grado]. Universidad Nacional de Rosario.</w:t>
-      </w:r>
-    </w:p>
-    <w:p>
-      <w:pPr>
-        <w:pStyle w:val="Compact"/>
-        <w:numPr>
-          <w:ilvl w:val="0"/>
-          <w:numId w:val="1017"/>
-        </w:numPr>
-      </w:pPr>
-      <w:r>
-        <w:t xml:space="preserve">Sanches, P. (2019).</w:t>
-      </w:r>
-      <w:r>
-        <w:t xml:space="preserve"> </w:t>
-      </w:r>
-      <w:r>
-        <w:rPr>
-          <w:i/>
-          <w:iCs/>
-        </w:rPr>
-        <w:t xml:space="preserve">Análisis de la sostenibilidad de la deuda soberana argentina. 2019-2023</w:t>
-      </w:r>
-      <w:r>
-        <w:t xml:space="preserve"> </w:t>
-      </w:r>
-      <w:r>
-        <w:t xml:space="preserve">[Tesis de maestría]. Universidad Torcuato Di Tella.</w:t>
-      </w:r>
-    </w:p>
-    <w:p>
-      <w:pPr>
-        <w:pStyle w:val="Compact"/>
-        <w:numPr>
-          <w:ilvl w:val="0"/>
-          <w:numId w:val="1017"/>
-        </w:numPr>
-      </w:pPr>
-      <w:r>
-        <w:t xml:space="preserve">Sargent, T. J., y Wallace, N. (1981). Some unpleasant monetarist arithmetic.</w:t>
-      </w:r>
-      <w:r>
-        <w:t xml:space="preserve"> </w:t>
-      </w:r>
-      <w:r>
-        <w:rPr>
-          <w:i/>
-          <w:iCs/>
-        </w:rPr>
-        <w:t xml:space="preserve">Federal Reserve Bank of Minneapolis Quarterly Review, 5</w:t>
-      </w:r>
-      <w:r>
-        <w:t xml:space="preserve">(3), 1-17.</w:t>
-      </w:r>
-    </w:p>
-    <w:p>
-      <w:pPr>
-        <w:pStyle w:val="Compact"/>
-        <w:numPr>
-          <w:ilvl w:val="0"/>
-          <w:numId w:val="1017"/>
-        </w:numPr>
-      </w:pPr>
-      <w:r>
-        <w:t xml:space="preserve">Secretaría de Finanzas, Ministerio de Economía. (2025, 10 de diciembre).</w:t>
-      </w:r>
-      <w:r>
-        <w:t xml:space="preserve"> </w:t>
-      </w:r>
-      <w:r>
-        <w:rPr>
-          <w:i/>
-          <w:iCs/>
-        </w:rPr>
-        <w:t xml:space="preserve">Resultado de licitación del Bono del Tesoro Nacional en dólares estadounidenses 6,50% con vencimiento 30 de noviembre de 2029</w:t>
-      </w:r>
-      <w:r>
-        <w:t xml:space="preserve"> </w:t>
-      </w:r>
-      <w:r>
-        <w:t xml:space="preserve">[Comunicado]. https://www.argentina.gob.ar/noticias/resultado-de-licitacion-del-bono-del-tesoro-nacional-en-dolares-estadounidenses-650-con</w:t>
-      </w:r>
-    </w:p>
-    <w:p>
-      <w:pPr>
-        <w:pStyle w:val="Compact"/>
-        <w:numPr>
-          <w:ilvl w:val="0"/>
-          <w:numId w:val="1017"/>
-        </w:numPr>
-      </w:pPr>
-      <w:r>
-        <w:t xml:space="preserve">Sims, C. A., Stock, J. H., y Watson, M. W. (1990). Inference in linear time series models with some unit roots.</w:t>
-      </w:r>
-      <w:r>
-        <w:t xml:space="preserve"> </w:t>
-      </w:r>
-      <w:r>
-        <w:rPr>
-          <w:i/>
-          <w:iCs/>
-        </w:rPr>
-        <w:t xml:space="preserve">Econometrica</w:t>
-      </w:r>
-      <w:r>
-        <w:t xml:space="preserve">, 58(1), 113-144.</w:t>
-      </w:r>
-    </w:p>
-    <w:p>
-      <w:pPr>
-        <w:pStyle w:val="Compact"/>
-        <w:numPr>
-          <w:ilvl w:val="0"/>
-          <w:numId w:val="1017"/>
-        </w:numPr>
-      </w:pPr>
-      <w:r>
-        <w:t xml:space="preserve">Thirlwall, A. P. (1979). The balance of payments constraint as an explanation of international growth rate differences.</w:t>
-      </w:r>
-      <w:r>
-        <w:t xml:space="preserve"> </w:t>
-      </w:r>
-      <w:r>
-        <w:rPr>
-          <w:i/>
-          <w:iCs/>
-        </w:rPr>
-        <w:t xml:space="preserve">Banca Nazionale del Lavoro Quarterly Review, 32</w:t>
-      </w:r>
-      <w:r>
-        <w:t xml:space="preserve">(128), 45-53.</w:t>
-      </w:r>
-    </w:p>
-    <w:p>
-      <w:pPr>
-        <w:pStyle w:val="Compact"/>
-        <w:numPr>
-          <w:ilvl w:val="0"/>
-          <w:numId w:val="1017"/>
-        </w:numPr>
-      </w:pPr>
-      <w:r>
-        <w:t xml:space="preserve">Uribe, M., y Yue, V. Z. (2006). Country spreads and emerging countries: Who drives whom?</w:t>
-      </w:r>
-      <w:r>
-        <w:t xml:space="preserve"> </w:t>
-      </w:r>
-      <w:r>
-        <w:rPr>
-          <w:i/>
-          <w:iCs/>
-        </w:rPr>
-        <w:t xml:space="preserve">Journal of International Economics</w:t>
-      </w:r>
-      <w:r>
-        <w:t xml:space="preserve">, 69(1), 6-36.</w:t>
-      </w:r>
-    </w:p>
-    <w:p>
-      <w:pPr>
-        <w:pStyle w:val="Compact"/>
-        <w:numPr>
-          <w:ilvl w:val="0"/>
-          <w:numId w:val="1017"/>
-        </w:numPr>
-      </w:pPr>
-      <w:r>
-        <w:t xml:space="preserve">Wijayanti, R., y Rachmanira, S. (2020). Early warning system for government debt crisis in developing countries.</w:t>
-      </w:r>
-      <w:r>
-        <w:t xml:space="preserve"> </w:t>
-      </w:r>
-      <w:r>
-        <w:rPr>
-          <w:i/>
-          <w:iCs/>
-        </w:rPr>
-        <w:t xml:space="preserve">Journal of Central Banking Theory and Practice</w:t>
-      </w:r>
-      <w:r>
-        <w:t xml:space="preserve">, 9(número especial), 103-124.</w:t>
-      </w:r>
-    </w:p>
-    <w:p>
-      <w:pPr>
-        <w:pStyle w:val="Compact"/>
-        <w:numPr>
-          <w:ilvl w:val="0"/>
-          <w:numId w:val="1017"/>
-        </w:numPr>
-      </w:pPr>
-      <w:r>
-        <w:t xml:space="preserve">Wu, J. C., y Xia, F. D. (2016). Measuring the macroeconomic impact of monetary policy at the zero lower bound.</w:t>
-      </w:r>
-      <w:r>
-        <w:t xml:space="preserve"> </w:t>
-      </w:r>
-      <w:r>
-        <w:rPr>
-          <w:i/>
-          <w:iCs/>
-        </w:rPr>
-        <w:t xml:space="preserve">Journal of Money, Credit and Banking</w:t>
-      </w:r>
-      <w:r>
-        <w:t xml:space="preserve">, 48(2-3), 253-291.</w:t>
-      </w:r>
-    </w:p>
-    <w:p>
-      <w:r>
-        <w:pict>
-          <v:rect style="width:0;height:1.5pt" o:hralign="center" o:hrstd="t" o:hr="t"/>
-        </w:pict>
-      </w:r>
-    </w:p>
-    <w:bookmarkEnd w:id="85"/>
-    <w:bookmarkStart w:id="90" w:name="X94fa00cbba88d80644c76c995e4abd03512405e"/>
-    <w:p>
-      <w:pPr>
-        <w:pStyle w:val="Heading1"/>
-      </w:pPr>
-      <w:r>
-        <w:t xml:space="preserve">Notas para el grupo (no forman parte del texto de la tesis)</w:t>
-      </w:r>
-    </w:p>
-    <w:bookmarkStart w:id="86" w:name="X28ba9501ac41b1fea27c299c39d93c8cc47c96f"/>
-    <w:p>
-      <w:pPr>
-        <w:pStyle w:val="Heading2"/>
-      </w:pPr>
-      <w:r>
-        <w:t xml:space="preserve">Nota 1. Criterio de H1b (decidido el 10/10/2026)</w:t>
-      </w:r>
-    </w:p>
-    <w:p>
-      <w:pPr>
-        <w:pStyle w:val="FirstParagraph"/>
-      </w:pPr>
-      <w:r>
         <w:rPr>
           <w:b/>
           <w:bCs/>
         </w:rPr>
-        <w:t xml:space="preserve">La métrica.</w:t>
-      </w:r>
-      <w:r>
-        <w:t xml:space="preserve"> </w:t>
-      </w:r>
-      <w:r>
-        <w:t xml:space="preserve">La probabilidad de que la deuda no se estabilice: la proporción de trayectorias simuladas en las que el resultado primario al final del horizonte es menor que el necesario para estabilizar la deuda. Es la primera de las tres métricas del gráfico de abanico del FMI (FMI, 2021, párr. 53), y la no estabilización es uno de los tres conceptos centrales del marco (FMI, 2021, recuadro 2).</w:t>
+        <w:t xml:space="preserve">Precisión de los canales externos.</w:t>
+      </w:r>
+      <w:r>
+        <w:t xml:space="preserve"> </w:t>
+      </w:r>
+      <w:r>
+        <w:t xml:space="preserve">Las respuestas individuales a la FED no son significativas, por lo que la descomposición del efecto de H2 por canales se informa como estimación puntual.</w:t>
+      </w:r>
+    </w:p>
+    <w:bookmarkEnd w:id="96"/>
+    <w:bookmarkEnd w:id="97"/>
+    <w:bookmarkStart w:id="98" w:name="conclusiones"/>
+    <w:p>
+      <w:pPr>
+        <w:pStyle w:val="Heading1"/>
+      </w:pPr>
+      <w:r>
+        <w:t xml:space="preserve">8. Conclusiones</w:t>
+      </w:r>
+    </w:p>
+    <w:p>
+      <w:pPr>
+        <w:pStyle w:val="FirstParagraph"/>
+      </w:pPr>
+      <w:r>
+        <w:t xml:space="preserve">Esta tesis se preguntó en qué medida el crecimiento, el tipo de cambio real, el riesgo país y el resultado primario condicionan la sostenibilidad de la deuda pública consolidada argentina (SPNF y BCRA) en 2026-2035, y cuál es la probabilidad de que no se estabilice. Para responderla se estimó un SVAR con variables exógenas sobre datos trimestrales de 1996-2025, con la deuda consolidada neta construida según el criterio del FMI (2021, anexo II), y se lo usó para simular la deuda alrededor del escenario base del FMI (2025).</w:t>
+      </w:r>
+    </w:p>
+    <w:p>
+      <w:pPr>
+        <w:pStyle w:val="BodyText"/>
+      </w:pPr>
+      <w:r>
+        <w:t xml:space="preserve">Las respuestas son tres.</w:t>
       </w:r>
     </w:p>
     <w:p>
@@ -13178,13 +14405,13 @@
           <w:b/>
           <w:bCs/>
         </w:rPr>
-        <w:t xml:space="preserve">El umbral: el propio resultado del FMI.</w:t>
-      </w:r>
-      <w:r>
-        <w:t xml:space="preserve"> </w:t>
-      </w:r>
-      <w:r>
-        <w:t xml:space="preserve">El FMI estimó para Argentina una probabilidad de estabilización de alrededor de 97% a mediano plazo y en su abanico a 2034 (FMI, 2025, anexo II, párrs. 6 y 8). La probabilidad de no estabilización es, entonces, de alrededor de 3%. H1b sostiene que nuestra estimación supera ese valor. El umbral no es una elección nuestra: es el diagnóstico oficial vigente. La hipótesis mide si las dos diferencias de esta tesis respecto del FMI (perímetro consolidado y shocks identificados con su dinámica) cambian ese diagnóstico, que es exactamente lo que plantea la vacancia.</w:t>
+        <w:t xml:space="preserve">Primera (H1a).</w:t>
+      </w:r>
+      <w:r>
+        <w:t xml:space="preserve"> </w:t>
+      </w:r>
+      <w:r>
+        <w:t xml:space="preserve">El superávit primario, por sí solo, no basta. La política fiscal respondió a la deuda en el período (una reacción de 0,05 por punto de deuda, significativa), pero los shocks cambiarios y de riesgo explican cerca de 60% de la incertidumbre sobre la deuda en 2035, y los fiscales, menos de 20%. El resultado se mantiene con la deuda bruta, con la deuda neta a valor libros y con el canal de tasas en pesos.</w:t>
       </w:r>
     </w:p>
     <w:p>
@@ -13196,29 +14423,13 @@
           <w:b/>
           <w:bCs/>
         </w:rPr>
-        <w:t xml:space="preserve">Cómo se contrasta.</w:t>
-      </w:r>
-      <w:r>
-        <w:t xml:space="preserve"> </w:t>
-      </w:r>
-      <w:r>
-        <w:t xml:space="preserve">La probabilidad estimada tiene incertidumbre, que viene del muestreo de las trayectorias y de los parámetros estimados del SVARX. Se calcula su intervalo de confianza con</w:t>
-      </w:r>
-      <w:r>
-        <w:t xml:space="preserve"> </w:t>
-      </w:r>
-      <w:r>
-        <w:rPr>
-          <w:i/>
-          <w:iCs/>
-        </w:rPr>
-        <w:t xml:space="preserve">bootstrap</w:t>
-      </w:r>
-      <w:r>
-        <w:t xml:space="preserve"> </w:t>
-      </w:r>
-      <w:r>
-        <w:t xml:space="preserve">de los parámetros. H1b se considera respaldada si el límite inferior del intervalo de 90% supera el 3%, lo que equivale a un contraste unilateral al 5%, la convención estándar de significatividad.</w:t>
+        <w:t xml:space="preserve">Segunda (H1b).</w:t>
+      </w:r>
+      <w:r>
+        <w:t xml:space="preserve"> </w:t>
+      </w:r>
+      <w:r>
+        <w:t xml:space="preserve">Con shocks identificados, la probabilidad de que la deuda consolidada no se estabilice en el horizonte de cinco años que usa el FMI es de 11,8% (entre 8,0% y 15,8%), casi cuatro veces el 3% que surge del análisis oficial. A diez años baja a 6,0%, y su límite inferior coincide con el umbral. Con la deuda bruta, con la neta a valor libros o con el canal de tasas en pesos, el límite inferior a diez años también supera el 3%. El procedimiento de shocks del FMI aplicado a los mismos datos da probabilidades todavía mayores. El diagnóstico de sostenibilidad del FMI es, por lo tanto, más optimista que el que surge de representar la incertidumbre con la dinámica histórica de la economía argentina, sobre todo en los primeros cinco años.</w:t>
       </w:r>
     </w:p>
     <w:p>
@@ -13230,13 +14441,13 @@
           <w:b/>
           <w:bCs/>
         </w:rPr>
-        <w:t xml:space="preserve">Condiciones de comparabilidad.</w:t>
-      </w:r>
-      <w:r>
-        <w:t xml:space="preserve"> </w:t>
-      </w:r>
-      <w:r>
-        <w:t xml:space="preserve">El escenario base de la simulación reproduce los senderos del FMI: crecimiento, resultado primario y tasas, tomados de FMI (2025). Se reporta también el resultado con la deuda federal bruta, el perímetro del FMI, para separar cuánto de la diferencia viene del perímetro y cuánto de los shocks.</w:t>
+        <w:t xml:space="preserve">Tercera (H2).</w:t>
+      </w:r>
+      <w:r>
+        <w:t xml:space="preserve"> </w:t>
+      </w:r>
+      <w:r>
+        <w:t xml:space="preserve">Un endurecimiento de la FED de la magnitud del de 2022-2023 eleva la deuda esperada en 7 puntos del PIB hacia 2035 y la probabilidad de no estabilización en casi 8 puntos. Un shock de medio punto no tiene un efecto distinguible. La mayor parte del efecto pasa por el costo de refinanciar la deuda en dólares. Los canales indirectos (riesgo país, tipo de cambio real y crecimiento) empujan en la misma dirección, pero con 30 años de datos de un solo país no se los puede medir con precisión.</w:t>
       </w:r>
     </w:p>
     <w:p>
@@ -13248,53 +14459,41 @@
           <w:b/>
           <w:bCs/>
         </w:rPr>
-        <w:t xml:space="preserve">Por qué no el 50%.</w:t>
-      </w:r>
-      <w:r>
-        <w:t xml:space="preserve"> </w:t>
-      </w:r>
-      <w:r>
-        <w:t xml:space="preserve">El corte del 50% (equivalente a que la trayectoria mediana no se estabilice) era defendible, pero con un 97% de estabilización estimado por el FMI el resultado quedaba prácticamente determinado de antemano y no informaba nada sobre la vacancia. Se lo conserva solo como dato descriptivo.</w:t>
-      </w:r>
-    </w:p>
-    <w:bookmarkEnd w:id="86"/>
-    <w:bookmarkStart w:id="87" w:name="X6e923efd645ab780f33626d97e87b3009ff5b88"/>
-    <w:p>
-      <w:pPr>
-        <w:pStyle w:val="Heading2"/>
-      </w:pPr>
-      <w:r>
-        <w:t xml:space="preserve">Nota 2. Tamaño del shock de la FED (pendiente)</w:t>
-      </w:r>
-    </w:p>
-    <w:p>
-      <w:pPr>
-        <w:pStyle w:val="FirstParagraph"/>
-      </w:pPr>
-      <w:r>
-        <w:t xml:space="preserve">Los +100 puntos básicos de la versión anterior no estaban justificados y se sacaron. Hay dos criterios defendibles: un desvío estándar de la variación trimestral de la tasa sombra de la FED en 1996-2025, que es la convención de la literatura de VAR, o un episodio histórico como el ciclo de subas de 2022-2023. Se decide con la serie construida.</w:t>
-      </w:r>
-    </w:p>
-    <w:bookmarkEnd w:id="87"/>
-    <w:bookmarkStart w:id="88" w:name="X73c46a59ea692b6fb8fe2ed0b01725fbf578251"/>
-    <w:p>
-      <w:pPr>
-        <w:pStyle w:val="Heading2"/>
-      </w:pPr>
-      <w:r>
-        <w:t xml:space="preserve">Nota 3. Cambios respecto del texto de Santiago</w:t>
-      </w:r>
-    </w:p>
-    <w:p>
-      <w:pPr>
-        <w:pStyle w:val="FirstParagraph"/>
+        <w:t xml:space="preserve">Implicancia.</w:t>
+      </w:r>
+      <w:r>
+        <w:t xml:space="preserve"> </w:t>
+      </w:r>
+      <w:r>
+        <w:t xml:space="preserve">El riesgo de la deuda argentina depende menos del esfuerzo fiscal, que el escenario base ya incorpora, que de la exposición al tipo de cambio real y a la prima de riesgo. Reducir la proporción de deuda en moneda extranjera y alargar los plazos atacan directamente los dos canales que dominan la varianza en esta tesis. Con eso no se reemplaza el superávit, pero se reduce la sensibilidad de la deuda a los shocks que el superávit no controla.</w:t>
+      </w:r>
+    </w:p>
+    <w:p>
+      <w:pPr>
+        <w:pStyle w:val="BodyText"/>
       </w:pPr>
       <w:r>
         <w:rPr>
           <w:b/>
           <w:bCs/>
         </w:rPr>
-        <w:t xml:space="preserve">Introducción:</w:t>
+        <w:t xml:space="preserve">Líneas de trabajo futuro.</w:t>
+      </w:r>
+      <w:r>
+        <w:t xml:space="preserve"> </w:t>
+      </w:r>
+      <w:r>
+        <w:t xml:space="preserve">Tres extensiones se desprenden de las limitaciones: incorporar los activos del FGS cuando haya una serie trimestral pública, modelar una tasa en pesos homogénea para todo el período y estimar los canales de la FED con un panel de economías emergentes que dé más precisión a las respuestas indirectas.</w:t>
+      </w:r>
+    </w:p>
+    <w:bookmarkEnd w:id="98"/>
+    <w:bookmarkStart w:id="99" w:name="referencias"/>
+    <w:p>
+      <w:pPr>
+        <w:pStyle w:val="Heading1"/>
+      </w:pPr>
+      <w:r>
+        <w:t xml:space="preserve">Referencias</w:t>
       </w:r>
     </w:p>
     <w:p>
@@ -13306,32 +14505,20 @@
         </w:numPr>
       </w:pPr>
       <w:r>
-        <w:rPr>
-          <w:b/>
-          <w:bCs/>
-        </w:rPr>
-        <w:t xml:space="preserve">Coyuntura actualizada:</w:t>
-      </w:r>
-      <w:r>
-        <w:t xml:space="preserve"> </w:t>
-      </w:r>
-      <w:r>
-        <w:t xml:space="preserve">“administración ingresante”</w:t>
-      </w:r>
-      <w:r>
-        <w:t xml:space="preserve"> </w:t>
-      </w:r>
-      <w:r>
-        <w:t xml:space="preserve">pasó a</w:t>
-      </w:r>
-      <w:r>
-        <w:t xml:space="preserve"> </w:t>
-      </w:r>
-      <w:r>
-        <w:t xml:space="preserve">“la que asumió en diciembre de 2023”</w:t>
-      </w:r>
-      <w:r>
-        <w:t xml:space="preserve">, y se usan datos de la OPC de julio de 2026.</w:t>
+        <w:t xml:space="preserve">Adler, G., Djigbenou, M.-L., y Sosa, S. (2016). Global financial shocks and foreign asset repatriation: Do local investors play a stabilizing role?</w:t>
+      </w:r>
+      <w:r>
+        <w:t xml:space="preserve"> </w:t>
+      </w:r>
+      <w:r>
+        <w:rPr>
+          <w:i/>
+          <w:iCs/>
+        </w:rPr>
+        <w:t xml:space="preserve">Journal of International Money and Finance</w:t>
+      </w:r>
+      <w:r>
+        <w:t xml:space="preserve">, 60, 8-28.</w:t>
       </w:r>
     </w:p>
     <w:p>
@@ -13343,71 +14530,23 @@
         </w:numPr>
       </w:pPr>
       <w:r>
-        <w:rPr>
-          <w:b/>
-          <w:bCs/>
-        </w:rPr>
-        <w:t xml:space="preserve">Citas corregidas:</w:t>
-      </w:r>
-    </w:p>
-    <w:p>
-      <w:pPr>
-        <w:pStyle w:val="Compact"/>
-        <w:numPr>
-          <w:ilvl w:val="1"/>
-          <w:numId w:val="1019"/>
-        </w:numPr>
-      </w:pPr>
-      <w:r>
-        <w:t xml:space="preserve">Reinhart et al. (2003) se usa ahora para la intolerancia a la deuda.</w:t>
-      </w:r>
-    </w:p>
-    <w:p>
-      <w:pPr>
-        <w:pStyle w:val="Compact"/>
-        <w:numPr>
-          <w:ilvl w:val="1"/>
-          <w:numId w:val="1019"/>
-        </w:numPr>
-      </w:pPr>
-      <w:r>
-        <w:t xml:space="preserve">Mendoza y Oviedo (2007), para la incertidumbre y el límite de deuda.</w:t>
-      </w:r>
-    </w:p>
-    <w:p>
-      <w:pPr>
-        <w:pStyle w:val="Compact"/>
-        <w:numPr>
-          <w:ilvl w:val="1"/>
-          <w:numId w:val="1019"/>
-        </w:numPr>
-      </w:pPr>
-      <w:r>
-        <w:t xml:space="preserve">La fatiga fiscal pasa a Ghosh et al. (2013).</w:t>
-      </w:r>
-    </w:p>
-    <w:p>
-      <w:pPr>
-        <w:pStyle w:val="Compact"/>
-        <w:numPr>
-          <w:ilvl w:val="1"/>
-          <w:numId w:val="1019"/>
-        </w:numPr>
-      </w:pPr>
-      <w:r>
-        <w:t xml:space="preserve">Ando et al. queda con año 2025.</w:t>
-      </w:r>
-    </w:p>
-    <w:p>
-      <w:pPr>
-        <w:pStyle w:val="Compact"/>
-        <w:numPr>
-          <w:ilvl w:val="1"/>
-          <w:numId w:val="1019"/>
-        </w:numPr>
-      </w:pPr>
-      <w:r>
-        <w:t xml:space="preserve">Se sacan Garud y la tesis propia.</w:t>
+        <w:t xml:space="preserve">Adler, G., y Sosa, S. (2013).</w:t>
+      </w:r>
+      <w:r>
+        <w:t xml:space="preserve"> </w:t>
+      </w:r>
+      <w:r>
+        <w:rPr>
+          <w:i/>
+          <w:iCs/>
+        </w:rPr>
+        <w:t xml:space="preserve">External conditions and debt sustainability in Latin America</w:t>
+      </w:r>
+      <w:r>
+        <w:t xml:space="preserve"> </w:t>
+      </w:r>
+      <w:r>
+        <w:t xml:space="preserve">(IMF Working Paper No. 13/27). Fondo Monetario Internacional.</w:t>
       </w:r>
     </w:p>
     <w:p>
@@ -13419,17 +14558,20 @@
         </w:numPr>
       </w:pPr>
       <w:r>
-        <w:rPr>
-          <w:b/>
-          <w:bCs/>
-        </w:rPr>
-        <w:t xml:space="preserve">Canal cuasifiscal del shock de la FED:</w:t>
-      </w:r>
-      <w:r>
-        <w:t xml:space="preserve"> </w:t>
-      </w:r>
-      <w:r>
-        <w:t xml:space="preserve">se redacta en pasado.</w:t>
+        <w:t xml:space="preserve">Ando, S., Mishra, P., Patel, N., Peralta-Alva, A., y Presbitero, A. F. (2025). Fiscal consolidation and public debt.</w:t>
+      </w:r>
+      <w:r>
+        <w:t xml:space="preserve"> </w:t>
+      </w:r>
+      <w:r>
+        <w:rPr>
+          <w:i/>
+          <w:iCs/>
+        </w:rPr>
+        <w:t xml:space="preserve">Journal of Economic Dynamics and Control</w:t>
+      </w:r>
+      <w:r>
+        <w:t xml:space="preserve">, 170, artículo 104998. https://doi.org/10.1016/j.jedc.2024.104998</w:t>
       </w:r>
     </w:p>
     <w:p>
@@ -13441,17 +14583,20 @@
         </w:numPr>
       </w:pPr>
       <w:r>
-        <w:rPr>
-          <w:b/>
-          <w:bCs/>
-        </w:rPr>
-        <w:t xml:space="preserve">Pregunta e hipótesis:</w:t>
-      </w:r>
-      <w:r>
-        <w:t xml:space="preserve"> </w:t>
-      </w:r>
-      <w:r>
-        <w:t xml:space="preserve">se acorta la pregunta, se agregan seis objetivos específicos, y H1a mantiene el concepto central de Santiago con un criterio de contraste explícito (Capítulo 4).</w:t>
+        <w:t xml:space="preserve">Aruguete, E. (2021). Crisis de balanza de pagos y recuperación de la sostenibilidad de la deuda pública en la Argentina (2016-2020).</w:t>
+      </w:r>
+      <w:r>
+        <w:t xml:space="preserve"> </w:t>
+      </w:r>
+      <w:r>
+        <w:rPr>
+          <w:i/>
+          <w:iCs/>
+        </w:rPr>
+        <w:t xml:space="preserve">Revista Estado y Políticas Públicas</w:t>
+      </w:r>
+      <w:r>
+        <w:t xml:space="preserve">, (16), 101-123.</w:t>
       </w:r>
     </w:p>
     <w:p>
@@ -13463,29 +14608,20 @@
         </w:numPr>
       </w:pPr>
       <w:r>
-        <w:rPr>
-          <w:b/>
-          <w:bCs/>
-        </w:rPr>
-        <w:t xml:space="preserve">Del texto LaTeX:</w:t>
-      </w:r>
-      <w:r>
-        <w:t xml:space="preserve"> </w:t>
-      </w:r>
-      <w:r>
-        <w:t xml:space="preserve">se suman la Justificación (Ley 27.612) y la organización por capítulos.</w:t>
-      </w:r>
-    </w:p>
-    <w:p>
-      <w:pPr>
-        <w:pStyle w:val="FirstParagraph"/>
-      </w:pPr>
-      <w:r>
-        <w:rPr>
-          <w:b/>
-          <w:bCs/>
-        </w:rPr>
-        <w:t xml:space="preserve">Antecedentes:</w:t>
+        <w:t xml:space="preserve">Bai, J., y Perron, P. (2003). Computation and analysis of multiple structural change models.</w:t>
+      </w:r>
+      <w:r>
+        <w:t xml:space="preserve"> </w:t>
+      </w:r>
+      <w:r>
+        <w:rPr>
+          <w:i/>
+          <w:iCs/>
+        </w:rPr>
+        <w:t xml:space="preserve">Journal of Applied Econometrics</w:t>
+      </w:r>
+      <w:r>
+        <w:t xml:space="preserve">, 18(1), 1-22.</w:t>
       </w:r>
     </w:p>
     <w:p>
@@ -13493,21 +14629,27 @@
         <w:pStyle w:val="Compact"/>
         <w:numPr>
           <w:ilvl w:val="0"/>
-          <w:numId w:val="1020"/>
+          <w:numId w:val="1018"/>
         </w:numPr>
       </w:pPr>
       <w:r>
-        <w:rPr>
-          <w:b/>
-          <w:bCs/>
-        </w:rPr>
-        <w:t xml:space="preserve">Fusión con el texto LaTeX:</w:t>
-      </w:r>
-      <w:r>
-        <w:t xml:space="preserve"> </w:t>
-      </w:r>
-      <w:r>
-        <w:t xml:space="preserve">se fusionaron los ocho ejes del LaTeX con la versión de Santiago, incluido su párrafo sobre Everaert y Jansen.</w:t>
+        <w:t xml:space="preserve">Banco Central de la República Argentina. (s. f.).</w:t>
+      </w:r>
+      <w:r>
+        <w:t xml:space="preserve"> </w:t>
+      </w:r>
+      <w:r>
+        <w:rPr>
+          <w:i/>
+          <w:iCs/>
+        </w:rPr>
+        <w:t xml:space="preserve">Balance del Banco Central, serie histórica</w:t>
+      </w:r>
+      <w:r>
+        <w:t xml:space="preserve"> </w:t>
+      </w:r>
+      <w:r>
+        <w:t xml:space="preserve">[Conjunto de datos]. https://www.bcra.gob.ar/Pdfs/PublicacionesEstadisticas/balbcrhis.xls</w:t>
       </w:r>
     </w:p>
     <w:p>
@@ -13515,30 +14657,27 @@
         <w:pStyle w:val="Compact"/>
         <w:numPr>
           <w:ilvl w:val="0"/>
-          <w:numId w:val="1020"/>
+          <w:numId w:val="1018"/>
         </w:numPr>
       </w:pPr>
       <w:r>
-        <w:rPr>
-          <w:b/>
-          <w:bCs/>
-        </w:rPr>
-        <w:t xml:space="preserve">Porcentaje en Hébert y Schreger:</w:t>
-      </w:r>
-      <w:r>
-        <w:t xml:space="preserve"> </w:t>
-      </w:r>
-      <w:r>
-        <w:t xml:space="preserve">se corrigió a</w:t>
-      </w:r>
-      <w:r>
-        <w:t xml:space="preserve"> </w:t>
-      </w:r>
-      <w:r>
-        <w:t xml:space="preserve">“10 puntos porcentuales”</w:t>
-      </w:r>
-      <w:r>
-        <w:t xml:space="preserve">.</w:t>
+        <w:t xml:space="preserve">Blanchard, O. (1990).</w:t>
+      </w:r>
+      <w:r>
+        <w:t xml:space="preserve"> </w:t>
+      </w:r>
+      <w:r>
+        <w:rPr>
+          <w:i/>
+          <w:iCs/>
+        </w:rPr>
+        <w:t xml:space="preserve">Suggestions for a new set of fiscal indicators</w:t>
+      </w:r>
+      <w:r>
+        <w:t xml:space="preserve"> </w:t>
+      </w:r>
+      <w:r>
+        <w:t xml:space="preserve">(OECD Economics Department Working Papers No. 79). OECD Publishing.</w:t>
       </w:r>
     </w:p>
     <w:p>
@@ -13546,33 +14685,2181 @@
         <w:pStyle w:val="Compact"/>
         <w:numPr>
           <w:ilvl w:val="0"/>
+          <w:numId w:val="1018"/>
+        </w:numPr>
+      </w:pPr>
+      <w:r>
+        <w:t xml:space="preserve">Blanchard, O. (2019). Public debt and low interest rates.</w:t>
+      </w:r>
+      <w:r>
+        <w:t xml:space="preserve"> </w:t>
+      </w:r>
+      <w:r>
+        <w:rPr>
+          <w:i/>
+          <w:iCs/>
+        </w:rPr>
+        <w:t xml:space="preserve">American Economic Review</w:t>
+      </w:r>
+      <w:r>
+        <w:t xml:space="preserve">, 109(4), 1197-1229.</w:t>
+      </w:r>
+    </w:p>
+    <w:p>
+      <w:pPr>
+        <w:pStyle w:val="Compact"/>
+        <w:numPr>
+          <w:ilvl w:val="0"/>
+          <w:numId w:val="1018"/>
+        </w:numPr>
+      </w:pPr>
+      <w:r>
+        <w:t xml:space="preserve">Blanchard, O., y Perotti, R. (2002). An empirical characterization of the dynamic effects of changes in government spending and taxes on output.</w:t>
+      </w:r>
+      <w:r>
+        <w:t xml:space="preserve"> </w:t>
+      </w:r>
+      <w:r>
+        <w:rPr>
+          <w:i/>
+          <w:iCs/>
+        </w:rPr>
+        <w:t xml:space="preserve">Quarterly Journal of Economics</w:t>
+      </w:r>
+      <w:r>
+        <w:t xml:space="preserve">, 117(4), 1329-1368.</w:t>
+      </w:r>
+    </w:p>
+    <w:p>
+      <w:pPr>
+        <w:pStyle w:val="Compact"/>
+        <w:numPr>
+          <w:ilvl w:val="0"/>
+          <w:numId w:val="1018"/>
+        </w:numPr>
+      </w:pPr>
+      <w:r>
+        <w:t xml:space="preserve">Board of Governors of the Federal Reserve System (US). (s. f.).</w:t>
+      </w:r>
+      <w:r>
+        <w:t xml:space="preserve"> </w:t>
+      </w:r>
+      <w:r>
+        <w:rPr>
+          <w:i/>
+          <w:iCs/>
+        </w:rPr>
+        <w:t xml:space="preserve">Federal funds effective rate</w:t>
+      </w:r>
+      <w:r>
+        <w:t xml:space="preserve"> </w:t>
+      </w:r>
+      <w:r>
+        <w:t xml:space="preserve">[FEDFUNDS; conjunto de datos]. Federal Reserve Bank of St. Louis, FRED. https://fred.stlouisfed.org/series/FEDFUNDS</w:t>
+      </w:r>
+    </w:p>
+    <w:p>
+      <w:pPr>
+        <w:pStyle w:val="Compact"/>
+        <w:numPr>
+          <w:ilvl w:val="0"/>
+          <w:numId w:val="1018"/>
+        </w:numPr>
+      </w:pPr>
+      <w:r>
+        <w:t xml:space="preserve">Bohn, H. (1998). The behavior of U.S. public debt and deficits.</w:t>
+      </w:r>
+      <w:r>
+        <w:t xml:space="preserve"> </w:t>
+      </w:r>
+      <w:r>
+        <w:rPr>
+          <w:i/>
+          <w:iCs/>
+        </w:rPr>
+        <w:t xml:space="preserve">Quarterly Journal of Economics</w:t>
+      </w:r>
+      <w:r>
+        <w:t xml:space="preserve">, 113(3), 949-963.</w:t>
+      </w:r>
+    </w:p>
+    <w:p>
+      <w:pPr>
+        <w:pStyle w:val="Compact"/>
+        <w:numPr>
+          <w:ilvl w:val="0"/>
+          <w:numId w:val="1018"/>
+        </w:numPr>
+      </w:pPr>
+      <w:r>
+        <w:t xml:space="preserve">Bohn, H. (2005).</w:t>
+      </w:r>
+      <w:r>
+        <w:t xml:space="preserve"> </w:t>
+      </w:r>
+      <w:r>
+        <w:rPr>
+          <w:i/>
+          <w:iCs/>
+        </w:rPr>
+        <w:t xml:space="preserve">The sustainability of fiscal policy in the United States</w:t>
+      </w:r>
+      <w:r>
+        <w:t xml:space="preserve"> </w:t>
+      </w:r>
+      <w:r>
+        <w:t xml:space="preserve">(CESifo Working Paper No. 1446). CESifo.</w:t>
+      </w:r>
+    </w:p>
+    <w:p>
+      <w:pPr>
+        <w:pStyle w:val="Compact"/>
+        <w:numPr>
+          <w:ilvl w:val="0"/>
+          <w:numId w:val="1018"/>
+        </w:numPr>
+      </w:pPr>
+      <w:r>
+        <w:t xml:space="preserve">Bohn, H. (2007). Are stationarity and cointegration restrictions really necessary for the intertemporal budget constraint?</w:t>
+      </w:r>
+      <w:r>
+        <w:t xml:space="preserve"> </w:t>
+      </w:r>
+      <w:r>
+        <w:rPr>
+          <w:i/>
+          <w:iCs/>
+        </w:rPr>
+        <w:t xml:space="preserve">Journal of Monetary Economics, 54</w:t>
+      </w:r>
+      <w:r>
+        <w:t xml:space="preserve">(7), 1837-1847.</w:t>
+      </w:r>
+    </w:p>
+    <w:p>
+      <w:pPr>
+        <w:pStyle w:val="Compact"/>
+        <w:numPr>
+          <w:ilvl w:val="0"/>
+          <w:numId w:val="1018"/>
+        </w:numPr>
+      </w:pPr>
+      <w:r>
+        <w:t xml:space="preserve">Bohoslavsky, J. P., y Cantamutto, F. J. (2024). Deuda pública y desarrollo (no)sustentable en Argentina. Una visión crítica sobre la especialización productiva.</w:t>
+      </w:r>
+      <w:r>
+        <w:t xml:space="preserve"> </w:t>
+      </w:r>
+      <w:r>
+        <w:rPr>
+          <w:i/>
+          <w:iCs/>
+        </w:rPr>
+        <w:t xml:space="preserve">FACES</w:t>
+      </w:r>
+      <w:r>
+        <w:t xml:space="preserve">, 30(62), 1-18.</w:t>
+      </w:r>
+    </w:p>
+    <w:p>
+      <w:pPr>
+        <w:pStyle w:val="Compact"/>
+        <w:numPr>
+          <w:ilvl w:val="0"/>
+          <w:numId w:val="1018"/>
+        </w:numPr>
+      </w:pPr>
+      <w:r>
+        <w:t xml:space="preserve">Bouabdallah, O., Checherita-Westphal, C., Warmedinger, T., de Stefani, R., Drudi, F., Setzer, R., y Westphal, A. (2017).</w:t>
+      </w:r>
+      <w:r>
+        <w:t xml:space="preserve"> </w:t>
+      </w:r>
+      <w:r>
+        <w:rPr>
+          <w:i/>
+          <w:iCs/>
+        </w:rPr>
+        <w:t xml:space="preserve">Debt sustainability analysis for euro area sovereigns: A methodological framework</w:t>
+      </w:r>
+      <w:r>
+        <w:t xml:space="preserve"> </w:t>
+      </w:r>
+      <w:r>
+        <w:t xml:space="preserve">(ECB Occasional Paper No. 185). Banco Central Europeo.</w:t>
+      </w:r>
+    </w:p>
+    <w:p>
+      <w:pPr>
+        <w:pStyle w:val="Compact"/>
+        <w:numPr>
+          <w:ilvl w:val="0"/>
+          <w:numId w:val="1018"/>
+        </w:numPr>
+      </w:pPr>
+      <w:r>
+        <w:t xml:space="preserve">Braun, O., y Joy, L. (1968). A model of economic stagnation: A case study of the Argentine economy.</w:t>
+      </w:r>
+      <w:r>
+        <w:t xml:space="preserve"> </w:t>
+      </w:r>
+      <w:r>
+        <w:rPr>
+          <w:i/>
+          <w:iCs/>
+        </w:rPr>
+        <w:t xml:space="preserve">The Economic Journal, 78</w:t>
+      </w:r>
+      <w:r>
+        <w:t xml:space="preserve">(312), 868-887. https://doi.org/10.2307/2229183</w:t>
+      </w:r>
+    </w:p>
+    <w:p>
+      <w:pPr>
+        <w:pStyle w:val="Compact"/>
+        <w:numPr>
+          <w:ilvl w:val="0"/>
+          <w:numId w:val="1018"/>
+        </w:numPr>
+      </w:pPr>
+      <w:r>
+        <w:t xml:space="preserve">Calvo, G. A., Izquierdo, A., y Talvi, E. (2003).</w:t>
+      </w:r>
+      <w:r>
+        <w:t xml:space="preserve"> </w:t>
+      </w:r>
+      <w:r>
+        <w:rPr>
+          <w:i/>
+          <w:iCs/>
+        </w:rPr>
+        <w:t xml:space="preserve">Sudden stops, the real exchange rate, and fiscal sustainability: Argentina’s lessons</w:t>
+      </w:r>
+      <w:r>
+        <w:t xml:space="preserve"> </w:t>
+      </w:r>
+      <w:r>
+        <w:t xml:space="preserve">(NBER Working Paper No. 9828).</w:t>
+      </w:r>
+    </w:p>
+    <w:p>
+      <w:pPr>
+        <w:pStyle w:val="Compact"/>
+        <w:numPr>
+          <w:ilvl w:val="0"/>
+          <w:numId w:val="1018"/>
+        </w:numPr>
+      </w:pPr>
+      <w:r>
+        <w:t xml:space="preserve">Canova, F. (2005). The transmission of US shocks to Latin America.</w:t>
+      </w:r>
+      <w:r>
+        <w:t xml:space="preserve"> </w:t>
+      </w:r>
+      <w:r>
+        <w:rPr>
+          <w:i/>
+          <w:iCs/>
+        </w:rPr>
+        <w:t xml:space="preserve">Journal of Applied Econometrics</w:t>
+      </w:r>
+      <w:r>
+        <w:t xml:space="preserve">, 20(2), 229-251.</w:t>
+      </w:r>
+    </w:p>
+    <w:p>
+      <w:pPr>
+        <w:pStyle w:val="Compact"/>
+        <w:numPr>
+          <w:ilvl w:val="0"/>
+          <w:numId w:val="1018"/>
+        </w:numPr>
+      </w:pPr>
+      <w:r>
+        <w:t xml:space="preserve">Cantamutto, F. J., Lobato, J., Rodríguez-Enríquez, C., y Féliz, M. (2024). Sustentabilidad de la deuda y derechos humanos desde la perspectiva de la sostenibilidad de la vida. En J. P. Bohoslavsky y M. L. Clérico (Eds.),</w:t>
+      </w:r>
+      <w:r>
+        <w:t xml:space="preserve"> </w:t>
+      </w:r>
+      <w:r>
+        <w:rPr>
+          <w:i/>
+          <w:iCs/>
+        </w:rPr>
+        <w:t xml:space="preserve">Deuda y derechos humanos: Claves desde el sistema interamericano</w:t>
+      </w:r>
+      <w:r>
+        <w:t xml:space="preserve"> </w:t>
+      </w:r>
+      <w:r>
+        <w:t xml:space="preserve">(pp. 170-195). EDULP.</w:t>
+      </w:r>
+    </w:p>
+    <w:p>
+      <w:pPr>
+        <w:pStyle w:val="Compact"/>
+        <w:numPr>
+          <w:ilvl w:val="0"/>
+          <w:numId w:val="1018"/>
+        </w:numPr>
+      </w:pPr>
+      <w:r>
+        <w:t xml:space="preserve">Cantamutto, F. J., y Féliz, M. (2021). Argentina entre la sostenibilidad de la deuda y la vida.</w:t>
+      </w:r>
+      <w:r>
+        <w:t xml:space="preserve"> </w:t>
+      </w:r>
+      <w:r>
+        <w:rPr>
+          <w:i/>
+          <w:iCs/>
+        </w:rPr>
+        <w:t xml:space="preserve">Revista Nuestramérica</w:t>
+      </w:r>
+      <w:r>
+        <w:t xml:space="preserve">, 9(17), e6167845.</w:t>
+      </w:r>
+    </w:p>
+    <w:p>
+      <w:pPr>
+        <w:pStyle w:val="Compact"/>
+        <w:numPr>
+          <w:ilvl w:val="0"/>
+          <w:numId w:val="1018"/>
+        </w:numPr>
+      </w:pPr>
+      <w:r>
+        <w:t xml:space="preserve">Celasun, O., Debrun, X., y Ostry, J. D. (2006).</w:t>
+      </w:r>
+      <w:r>
+        <w:t xml:space="preserve"> </w:t>
+      </w:r>
+      <w:r>
+        <w:rPr>
+          <w:i/>
+          <w:iCs/>
+        </w:rPr>
+        <w:t xml:space="preserve">Primary surplus behavior and risks to fiscal sustainability in emerging market countries: A</w:t>
+      </w:r>
+      <w:r>
+        <w:rPr>
+          <w:i/>
+          <w:iCs/>
+        </w:rPr>
+        <w:t xml:space="preserve"> </w:t>
+      </w:r>
+      <w:r>
+        <w:rPr>
+          <w:i/>
+          <w:iCs/>
+        </w:rPr>
+        <w:t xml:space="preserve">“fan-chart”</w:t>
+      </w:r>
+      <w:r>
+        <w:rPr>
+          <w:i/>
+          <w:iCs/>
+        </w:rPr>
+        <w:t xml:space="preserve"> </w:t>
+      </w:r>
+      <w:r>
+        <w:rPr>
+          <w:i/>
+          <w:iCs/>
+        </w:rPr>
+        <w:t xml:space="preserve">approach</w:t>
+      </w:r>
+      <w:r>
+        <w:t xml:space="preserve"> </w:t>
+      </w:r>
+      <w:r>
+        <w:t xml:space="preserve">(IMF Working Paper WP/06/67).</w:t>
+      </w:r>
+    </w:p>
+    <w:p>
+      <w:pPr>
+        <w:pStyle w:val="Compact"/>
+        <w:numPr>
+          <w:ilvl w:val="0"/>
+          <w:numId w:val="1018"/>
+        </w:numPr>
+      </w:pPr>
+      <w:r>
+        <w:t xml:space="preserve">Cetrángolo, O., Damill, M., Frenkel, R., y Jiménez, J. P. (1997).</w:t>
+      </w:r>
+      <w:r>
+        <w:t xml:space="preserve"> </w:t>
+      </w:r>
+      <w:r>
+        <w:rPr>
+          <w:i/>
+          <w:iCs/>
+        </w:rPr>
+        <w:t xml:space="preserve">La sostenibilidad de la política fiscal en América Latina: El caso argentino</w:t>
+      </w:r>
+      <w:r>
+        <w:t xml:space="preserve"> </w:t>
+      </w:r>
+      <w:r>
+        <w:t xml:space="preserve">(Documento de Trabajo R-315). Banco Interamericano de Desarrollo, Red de Centros de Investigación.</w:t>
+      </w:r>
+    </w:p>
+    <w:p>
+      <w:pPr>
+        <w:pStyle w:val="Compact"/>
+        <w:numPr>
+          <w:ilvl w:val="0"/>
+          <w:numId w:val="1018"/>
+        </w:numPr>
+      </w:pPr>
+      <w:r>
+        <w:t xml:space="preserve">Christiano, L. J., Eichenbaum, M., y Evans, C. L. (1999). Monetary policy shocks: What have we learned and to what end? En J. B. Taylor y M. Woodford (Eds.),</w:t>
+      </w:r>
+      <w:r>
+        <w:t xml:space="preserve"> </w:t>
+      </w:r>
+      <w:r>
+        <w:rPr>
+          <w:i/>
+          <w:iCs/>
+        </w:rPr>
+        <w:t xml:space="preserve">Handbook of Macroeconomics</w:t>
+      </w:r>
+      <w:r>
+        <w:t xml:space="preserve"> </w:t>
+      </w:r>
+      <w:r>
+        <w:t xml:space="preserve">(Vol. 1A, pp. 65-148). Elsevier.</w:t>
+      </w:r>
+    </w:p>
+    <w:p>
+      <w:pPr>
+        <w:pStyle w:val="Compact"/>
+        <w:numPr>
+          <w:ilvl w:val="0"/>
+          <w:numId w:val="1018"/>
+        </w:numPr>
+      </w:pPr>
+      <w:r>
+        <w:t xml:space="preserve">Comín Comín, F. (2014).</w:t>
+      </w:r>
+      <w:r>
+        <w:t xml:space="preserve"> </w:t>
+      </w:r>
+      <w:r>
+        <w:rPr>
+          <w:i/>
+          <w:iCs/>
+        </w:rPr>
+        <w:t xml:space="preserve">Historia económica mundial: De los orígenes a la actualidad</w:t>
+      </w:r>
+      <w:r>
+        <w:t xml:space="preserve">. Alianza Editorial.</w:t>
+      </w:r>
+    </w:p>
+    <w:p>
+      <w:pPr>
+        <w:pStyle w:val="Compact"/>
+        <w:numPr>
+          <w:ilvl w:val="0"/>
+          <w:numId w:val="1018"/>
+        </w:numPr>
+      </w:pPr>
+      <w:r>
+        <w:t xml:space="preserve">Cushman, D. O., y Zha, T. (1997). Identifying monetary policy in a small open economy under flexible exchange rates.</w:t>
+      </w:r>
+      <w:r>
+        <w:t xml:space="preserve"> </w:t>
+      </w:r>
+      <w:r>
+        <w:rPr>
+          <w:i/>
+          <w:iCs/>
+        </w:rPr>
+        <w:t xml:space="preserve">Journal of Monetary Economics</w:t>
+      </w:r>
+      <w:r>
+        <w:t xml:space="preserve">, 39(3), 433-448.</w:t>
+      </w:r>
+    </w:p>
+    <w:p>
+      <w:pPr>
+        <w:pStyle w:val="Compact"/>
+        <w:numPr>
+          <w:ilvl w:val="0"/>
+          <w:numId w:val="1018"/>
+        </w:numPr>
+      </w:pPr>
+      <w:r>
+        <w:t xml:space="preserve">Damill, M., Frenkel, R., y Rapetti, M. (2015). Macroeconomic policy in Argentina during 2002-2013.</w:t>
+      </w:r>
+      <w:r>
+        <w:t xml:space="preserve"> </w:t>
+      </w:r>
+      <w:r>
+        <w:rPr>
+          <w:i/>
+          <w:iCs/>
+        </w:rPr>
+        <w:t xml:space="preserve">Comparative Economic Studies</w:t>
+      </w:r>
+      <w:r>
+        <w:t xml:space="preserve">, 57(3), 369-400.</w:t>
+      </w:r>
+    </w:p>
+    <w:p>
+      <w:pPr>
+        <w:pStyle w:val="Compact"/>
+        <w:numPr>
+          <w:ilvl w:val="0"/>
+          <w:numId w:val="1018"/>
+        </w:numPr>
+      </w:pPr>
+      <w:r>
+        <w:t xml:space="preserve">della Paolera, G., y Taylor, A. M. (2001).</w:t>
+      </w:r>
+      <w:r>
+        <w:t xml:space="preserve"> </w:t>
+      </w:r>
+      <w:r>
+        <w:rPr>
+          <w:i/>
+          <w:iCs/>
+        </w:rPr>
+        <w:t xml:space="preserve">Straining at the anchor: The Argentine currency board and the search for macroeconomic stability, 1880-1935</w:t>
+      </w:r>
+      <w:r>
+        <w:t xml:space="preserve">. University of Chicago Press.</w:t>
+      </w:r>
+    </w:p>
+    <w:p>
+      <w:pPr>
+        <w:pStyle w:val="Compact"/>
+        <w:numPr>
+          <w:ilvl w:val="0"/>
+          <w:numId w:val="1018"/>
+        </w:numPr>
+      </w:pPr>
+      <w:r>
+        <w:t xml:space="preserve">Denton, F. T. (1971). Adjustment of monthly or quarterly series to annual totals: An approach based on quadratic minimization.</w:t>
+      </w:r>
+      <w:r>
+        <w:t xml:space="preserve"> </w:t>
+      </w:r>
+      <w:r>
+        <w:rPr>
+          <w:i/>
+          <w:iCs/>
+        </w:rPr>
+        <w:t xml:space="preserve">Journal of the American Statistical Association, 66</w:t>
+      </w:r>
+      <w:r>
+        <w:t xml:space="preserve">(333), 99-102.</w:t>
+      </w:r>
+    </w:p>
+    <w:p>
+      <w:pPr>
+        <w:pStyle w:val="Compact"/>
+        <w:numPr>
+          <w:ilvl w:val="0"/>
+          <w:numId w:val="1018"/>
+        </w:numPr>
+      </w:pPr>
+      <w:r>
+        <w:t xml:space="preserve">Diamand, M. (1972). La estructura productiva desequilibrada argentina y el tipo de cambio.</w:t>
+      </w:r>
+      <w:r>
+        <w:t xml:space="preserve"> </w:t>
+      </w:r>
+      <w:r>
+        <w:rPr>
+          <w:i/>
+          <w:iCs/>
+        </w:rPr>
+        <w:t xml:space="preserve">Desarrollo Económico, 12</w:t>
+      </w:r>
+      <w:r>
+        <w:t xml:space="preserve">(45), 25-47.</w:t>
+      </w:r>
+    </w:p>
+    <w:p>
+      <w:pPr>
+        <w:pStyle w:val="Compact"/>
+        <w:numPr>
+          <w:ilvl w:val="0"/>
+          <w:numId w:val="1018"/>
+        </w:numPr>
+      </w:pPr>
+      <w:r>
+        <w:t xml:space="preserve">Díaz Alejandro, C. F. (1970).</w:t>
+      </w:r>
+      <w:r>
+        <w:t xml:space="preserve"> </w:t>
+      </w:r>
+      <w:r>
+        <w:rPr>
+          <w:i/>
+          <w:iCs/>
+        </w:rPr>
+        <w:t xml:space="preserve">Essays on the economic history of the Argentine Republic</w:t>
+      </w:r>
+      <w:r>
+        <w:t xml:space="preserve">. Yale University Press.</w:t>
+      </w:r>
+    </w:p>
+    <w:p>
+      <w:pPr>
+        <w:pStyle w:val="Compact"/>
+        <w:numPr>
+          <w:ilvl w:val="0"/>
+          <w:numId w:val="1018"/>
+        </w:numPr>
+      </w:pPr>
+      <w:r>
+        <w:t xml:space="preserve">Eichengreen, B., Hausmann, R., y Panizza, U. (2003).</w:t>
+      </w:r>
+      <w:r>
+        <w:t xml:space="preserve"> </w:t>
+      </w:r>
+      <w:r>
+        <w:rPr>
+          <w:i/>
+          <w:iCs/>
+        </w:rPr>
+        <w:t xml:space="preserve">Currency mismatches, debt intolerance and original sin: Why they are not the same and why it matters</w:t>
+      </w:r>
+      <w:r>
+        <w:t xml:space="preserve"> </w:t>
+      </w:r>
+      <w:r>
+        <w:t xml:space="preserve">(NBER Working Paper No. 10036). National Bureau of Economic Research.</w:t>
+      </w:r>
+    </w:p>
+    <w:p>
+      <w:pPr>
+        <w:pStyle w:val="Compact"/>
+        <w:numPr>
+          <w:ilvl w:val="0"/>
+          <w:numId w:val="1018"/>
+        </w:numPr>
+      </w:pPr>
+      <w:r>
+        <w:t xml:space="preserve">Everaert, G., y Jansen, S. (2018). On the estimation of panel fiscal reaction functions: Heterogeneity or fiscal fatigue?</w:t>
+      </w:r>
+      <w:r>
+        <w:t xml:space="preserve"> </w:t>
+      </w:r>
+      <w:r>
+        <w:rPr>
+          <w:i/>
+          <w:iCs/>
+        </w:rPr>
+        <w:t xml:space="preserve">Economic Modelling</w:t>
+      </w:r>
+      <w:r>
+        <w:t xml:space="preserve">, 70, 87-96.</w:t>
+      </w:r>
+    </w:p>
+    <w:p>
+      <w:pPr>
+        <w:pStyle w:val="Compact"/>
+        <w:numPr>
+          <w:ilvl w:val="0"/>
+          <w:numId w:val="1018"/>
+        </w:numPr>
+      </w:pPr>
+      <w:r>
+        <w:t xml:space="preserve">Favero, C., y Giavazzi, F. (2007).</w:t>
+      </w:r>
+      <w:r>
+        <w:t xml:space="preserve"> </w:t>
+      </w:r>
+      <w:r>
+        <w:rPr>
+          <w:i/>
+          <w:iCs/>
+        </w:rPr>
+        <w:t xml:space="preserve">Debt and the effects of fiscal policy</w:t>
+      </w:r>
+      <w:r>
+        <w:t xml:space="preserve"> </w:t>
+      </w:r>
+      <w:r>
+        <w:t xml:space="preserve">(NBER Working Paper No. 12822).</w:t>
+      </w:r>
+    </w:p>
+    <w:p>
+      <w:pPr>
+        <w:pStyle w:val="Compact"/>
+        <w:numPr>
+          <w:ilvl w:val="0"/>
+          <w:numId w:val="1018"/>
+        </w:numPr>
+      </w:pPr>
+      <w:r>
+        <w:t xml:space="preserve">Federal Reserve Bank of Atlanta. (s. f.).</w:t>
+      </w:r>
+      <w:r>
+        <w:t xml:space="preserve"> </w:t>
+      </w:r>
+      <w:r>
+        <w:rPr>
+          <w:i/>
+          <w:iCs/>
+        </w:rPr>
+        <w:t xml:space="preserve">Wu-Xia shadow federal funds rate</w:t>
+      </w:r>
+      <w:r>
+        <w:t xml:space="preserve"> </w:t>
+      </w:r>
+      <w:r>
+        <w:t xml:space="preserve">[Conjunto de datos]. https://www.atlantafed.org/cqer/research/wu-xia-shadow-federal-funds-rate</w:t>
+      </w:r>
+    </w:p>
+    <w:p>
+      <w:pPr>
+        <w:pStyle w:val="Compact"/>
+        <w:numPr>
+          <w:ilvl w:val="0"/>
+          <w:numId w:val="1018"/>
+        </w:numPr>
+      </w:pPr>
+      <w:r>
+        <w:t xml:space="preserve">Fondo Monetario Internacional y Mecanismo Europeo de Estabilidad. (2023).</w:t>
+      </w:r>
+      <w:r>
+        <w:t xml:space="preserve"> </w:t>
+      </w:r>
+      <w:r>
+        <w:rPr>
+          <w:i/>
+          <w:iCs/>
+        </w:rPr>
+        <w:t xml:space="preserve">The stochastic debt fanchart in the IMF’s Sovereign Risk and Debt Sustainability Framework for MACs</w:t>
+      </w:r>
+      <w:r>
+        <w:t xml:space="preserve"> </w:t>
+      </w:r>
+      <w:r>
+        <w:t xml:space="preserve">[Presentación, 30 de noviembre de 2023].</w:t>
+      </w:r>
+    </w:p>
+    <w:p>
+      <w:pPr>
+        <w:pStyle w:val="Compact"/>
+        <w:numPr>
+          <w:ilvl w:val="0"/>
+          <w:numId w:val="1018"/>
+        </w:numPr>
+      </w:pPr>
+      <w:r>
+        <w:t xml:space="preserve">Fondo Monetario Internacional. (2021).</w:t>
+      </w:r>
+      <w:r>
+        <w:t xml:space="preserve"> </w:t>
+      </w:r>
+      <w:r>
+        <w:rPr>
+          <w:i/>
+          <w:iCs/>
+        </w:rPr>
+        <w:t xml:space="preserve">Review of the debt sustainability framework for market access countries</w:t>
+      </w:r>
+      <w:r>
+        <w:t xml:space="preserve"> </w:t>
+      </w:r>
+      <w:r>
+        <w:t xml:space="preserve">(IMF Policy Paper). Aprobado por el Directorio el 14 de enero de 2021.</w:t>
+      </w:r>
+    </w:p>
+    <w:p>
+      <w:pPr>
+        <w:pStyle w:val="Compact"/>
+        <w:numPr>
+          <w:ilvl w:val="0"/>
+          <w:numId w:val="1018"/>
+        </w:numPr>
+      </w:pPr>
+      <w:r>
+        <w:t xml:space="preserve">Fondo Monetario Internacional. (2024).</w:t>
+      </w:r>
+      <w:r>
+        <w:t xml:space="preserve"> </w:t>
+      </w:r>
+      <w:r>
+        <w:rPr>
+          <w:i/>
+          <w:iCs/>
+        </w:rPr>
+        <w:t xml:space="preserve">Argentina: Eighth review under the extended arrangement under the Extended Fund Facility</w:t>
+      </w:r>
+      <w:r>
+        <w:t xml:space="preserve"> </w:t>
+      </w:r>
+      <w:r>
+        <w:t xml:space="preserve">(IMF Country Report No. 24/167).</w:t>
+      </w:r>
+    </w:p>
+    <w:p>
+      <w:pPr>
+        <w:pStyle w:val="Compact"/>
+        <w:numPr>
+          <w:ilvl w:val="0"/>
+          <w:numId w:val="1018"/>
+        </w:numPr>
+      </w:pPr>
+      <w:r>
+        <w:t xml:space="preserve">Fondo Monetario Internacional. (2025).</w:t>
+      </w:r>
+      <w:r>
+        <w:t xml:space="preserve"> </w:t>
+      </w:r>
+      <w:r>
+        <w:rPr>
+          <w:i/>
+          <w:iCs/>
+        </w:rPr>
+        <w:t xml:space="preserve">Argentina: Request for an extended arrangement under the Extended Fund Facility</w:t>
+      </w:r>
+      <w:r>
+        <w:t xml:space="preserve"> </w:t>
+      </w:r>
+      <w:r>
+        <w:t xml:space="preserve">(IMF Country Report No. 25/95). Anexo II: Application of the Sovereign Risk and Debt Sustainability Framework.</w:t>
+      </w:r>
+    </w:p>
+    <w:p>
+      <w:pPr>
+        <w:pStyle w:val="Compact"/>
+        <w:numPr>
+          <w:ilvl w:val="0"/>
+          <w:numId w:val="1018"/>
+        </w:numPr>
+      </w:pPr>
+      <w:r>
+        <w:t xml:space="preserve">Ghosh, A. R., Kim, J. I., Mendoza, E. G., Ostry, J. D., y Qureshi, M. S. (2013). Fiscal fatigue, fiscal space and debt sustainability in advanced economies.</w:t>
+      </w:r>
+      <w:r>
+        <w:t xml:space="preserve"> </w:t>
+      </w:r>
+      <w:r>
+        <w:rPr>
+          <w:i/>
+          <w:iCs/>
+        </w:rPr>
+        <w:t xml:space="preserve">The Economic Journal</w:t>
+      </w:r>
+      <w:r>
+        <w:t xml:space="preserve">, 123(566), F4-F30.</w:t>
+      </w:r>
+    </w:p>
+    <w:p>
+      <w:pPr>
+        <w:pStyle w:val="Compact"/>
+        <w:numPr>
+          <w:ilvl w:val="0"/>
+          <w:numId w:val="1018"/>
+        </w:numPr>
+      </w:pPr>
+      <w:r>
+        <w:t xml:space="preserve">Girouard, N., y André, C. (2005).</w:t>
+      </w:r>
+      <w:r>
+        <w:t xml:space="preserve"> </w:t>
+      </w:r>
+      <w:r>
+        <w:rPr>
+          <w:i/>
+          <w:iCs/>
+        </w:rPr>
+        <w:t xml:space="preserve">Measuring cyclically-adjusted budget balances for OECD countries</w:t>
+      </w:r>
+      <w:r>
+        <w:t xml:space="preserve"> </w:t>
+      </w:r>
+      <w:r>
+        <w:t xml:space="preserve">(OECD Economics Department Working Papers No. 434).</w:t>
+      </w:r>
+    </w:p>
+    <w:p>
+      <w:pPr>
+        <w:pStyle w:val="Compact"/>
+        <w:numPr>
+          <w:ilvl w:val="0"/>
+          <w:numId w:val="1018"/>
+        </w:numPr>
+      </w:pPr>
+      <w:r>
+        <w:t xml:space="preserve">González, M. J., y Hernández, J. M. (2023).</w:t>
+      </w:r>
+      <w:r>
+        <w:t xml:space="preserve"> </w:t>
+      </w:r>
+      <w:r>
+        <w:rPr>
+          <w:i/>
+          <w:iCs/>
+        </w:rPr>
+        <w:t xml:space="preserve">Public debt sustainability and fiscal reaction functions in Latin America and the Caribbean</w:t>
+      </w:r>
+      <w:r>
+        <w:t xml:space="preserve"> </w:t>
+      </w:r>
+      <w:r>
+        <w:t xml:space="preserve">(IDB Discussion Paper IDB-DP-988). Banco Interamericano de Desarrollo.</w:t>
+      </w:r>
+    </w:p>
+    <w:p>
+      <w:pPr>
+        <w:pStyle w:val="Compact"/>
+        <w:numPr>
+          <w:ilvl w:val="0"/>
+          <w:numId w:val="1018"/>
+        </w:numPr>
+      </w:pPr>
+      <w:r>
+        <w:t xml:space="preserve">Gonçalves, S., y Kilian, L. (2004). Bootstrapping autoregressions with conditional heteroskedasticity of unknown form.</w:t>
+      </w:r>
+      <w:r>
+        <w:t xml:space="preserve"> </w:t>
+      </w:r>
+      <w:r>
+        <w:rPr>
+          <w:i/>
+          <w:iCs/>
+        </w:rPr>
+        <w:t xml:space="preserve">Journal of Econometrics</w:t>
+      </w:r>
+      <w:r>
+        <w:t xml:space="preserve">, 123(1), 89-120.</w:t>
+      </w:r>
+    </w:p>
+    <w:p>
+      <w:pPr>
+        <w:pStyle w:val="Compact"/>
+        <w:numPr>
+          <w:ilvl w:val="0"/>
+          <w:numId w:val="1018"/>
+        </w:numPr>
+      </w:pPr>
+      <w:r>
+        <w:t xml:space="preserve">Hansen, B. E. (1999). Threshold effects in non-dynamic panels: Estimation, testing, and inference.</w:t>
+      </w:r>
+      <w:r>
+        <w:t xml:space="preserve"> </w:t>
+      </w:r>
+      <w:r>
+        <w:rPr>
+          <w:i/>
+          <w:iCs/>
+        </w:rPr>
+        <w:t xml:space="preserve">Journal of Econometrics, 93</w:t>
+      </w:r>
+      <w:r>
+        <w:t xml:space="preserve">(2), 345-368.</w:t>
+      </w:r>
+    </w:p>
+    <w:p>
+      <w:pPr>
+        <w:pStyle w:val="Compact"/>
+        <w:numPr>
+          <w:ilvl w:val="0"/>
+          <w:numId w:val="1018"/>
+        </w:numPr>
+      </w:pPr>
+      <w:r>
+        <w:t xml:space="preserve">Hébert, B., y Schreger, J. (2017). The costs of sovereign default: Evidence from Argentina.</w:t>
+      </w:r>
+      <w:r>
+        <w:t xml:space="preserve"> </w:t>
+      </w:r>
+      <w:r>
+        <w:rPr>
+          <w:i/>
+          <w:iCs/>
+        </w:rPr>
+        <w:t xml:space="preserve">American Economic Review</w:t>
+      </w:r>
+      <w:r>
+        <w:t xml:space="preserve">, 107(10), 3119-3145.</w:t>
+      </w:r>
+    </w:p>
+    <w:p>
+      <w:pPr>
+        <w:pStyle w:val="Compact"/>
+        <w:numPr>
+          <w:ilvl w:val="0"/>
+          <w:numId w:val="1018"/>
+        </w:numPr>
+      </w:pPr>
+      <w:r>
+        <w:t xml:space="preserve">Kalemli-Özcan, Ş. (2019).</w:t>
+      </w:r>
+      <w:r>
+        <w:t xml:space="preserve"> </w:t>
+      </w:r>
+      <w:r>
+        <w:rPr>
+          <w:i/>
+          <w:iCs/>
+        </w:rPr>
+        <w:t xml:space="preserve">U.S. monetary policy and international risk spillovers</w:t>
+      </w:r>
+      <w:r>
+        <w:t xml:space="preserve"> </w:t>
+      </w:r>
+      <w:r>
+        <w:t xml:space="preserve">(NBER Working Paper No. 26297). National Bureau of Economic Research. https://www.nber.org/papers/w26297</w:t>
+      </w:r>
+    </w:p>
+    <w:p>
+      <w:pPr>
+        <w:pStyle w:val="Compact"/>
+        <w:numPr>
+          <w:ilvl w:val="0"/>
+          <w:numId w:val="1018"/>
+        </w:numPr>
+      </w:pPr>
+      <w:r>
+        <w:t xml:space="preserve">Leeper, E. M. (1991). Equilibria under</w:t>
+      </w:r>
+      <w:r>
+        <w:t xml:space="preserve"> </w:t>
+      </w:r>
+      <w:r>
+        <w:t xml:space="preserve">“active”</w:t>
+      </w:r>
+      <w:r>
+        <w:t xml:space="preserve"> </w:t>
+      </w:r>
+      <w:r>
+        <w:t xml:space="preserve">and</w:t>
+      </w:r>
+      <w:r>
+        <w:t xml:space="preserve"> </w:t>
+      </w:r>
+      <w:r>
+        <w:t xml:space="preserve">“passive”</w:t>
+      </w:r>
+      <w:r>
+        <w:t xml:space="preserve"> </w:t>
+      </w:r>
+      <w:r>
+        <w:t xml:space="preserve">monetary and fiscal policies.</w:t>
+      </w:r>
+      <w:r>
+        <w:t xml:space="preserve"> </w:t>
+      </w:r>
+      <w:r>
+        <w:rPr>
+          <w:i/>
+          <w:iCs/>
+        </w:rPr>
+        <w:t xml:space="preserve">Journal of Monetary Economics, 27</w:t>
+      </w:r>
+      <w:r>
+        <w:t xml:space="preserve">(1), 129-147. https://doi.org/10.1016/0304-3932(91)90007-B</w:t>
+      </w:r>
+    </w:p>
+    <w:p>
+      <w:pPr>
+        <w:pStyle w:val="Compact"/>
+        <w:numPr>
+          <w:ilvl w:val="0"/>
+          <w:numId w:val="1018"/>
+        </w:numPr>
+      </w:pPr>
+      <w:r>
+        <w:t xml:space="preserve">Levy Yeyati, E., y Sturzenegger, F. (2023). A balance-sheet approach to fiscal sustainability.</w:t>
+      </w:r>
+      <w:r>
+        <w:t xml:space="preserve"> </w:t>
+      </w:r>
+      <w:r>
+        <w:rPr>
+          <w:i/>
+          <w:iCs/>
+        </w:rPr>
+        <w:t xml:space="preserve">Fiscal Studies</w:t>
+      </w:r>
+      <w:r>
+        <w:t xml:space="preserve">, 44(1), 61-84. https://doi.org/10.1111/1475-5890.12319</w:t>
+      </w:r>
+    </w:p>
+    <w:p>
+      <w:pPr>
+        <w:pStyle w:val="Compact"/>
+        <w:numPr>
+          <w:ilvl w:val="0"/>
+          <w:numId w:val="1018"/>
+        </w:numPr>
+      </w:pPr>
+      <w:r>
+        <w:t xml:space="preserve">Ley 27.541 de Solidaridad Social y Reactivación Productiva en el Marco de la Emergencia Pública (2019). Boletín Oficial de la República Argentina, 23 de diciembre de 2019.</w:t>
+      </w:r>
+    </w:p>
+    <w:p>
+      <w:pPr>
+        <w:pStyle w:val="Compact"/>
+        <w:numPr>
+          <w:ilvl w:val="0"/>
+          <w:numId w:val="1018"/>
+        </w:numPr>
+      </w:pPr>
+      <w:r>
+        <w:t xml:space="preserve">Ley 27.612 de Fortalecimiento de la Sostenibilidad de la Deuda Pública (2021). Boletín Oficial de la República Argentina, 3 de marzo de 2021.</w:t>
+      </w:r>
+    </w:p>
+    <w:p>
+      <w:pPr>
+        <w:pStyle w:val="Compact"/>
+        <w:numPr>
+          <w:ilvl w:val="0"/>
+          <w:numId w:val="1018"/>
+        </w:numPr>
+      </w:pPr>
+      <w:r>
+        <w:t xml:space="preserve">Lütkepohl, H. (2005).</w:t>
+      </w:r>
+      <w:r>
+        <w:t xml:space="preserve"> </w:t>
+      </w:r>
+      <w:r>
+        <w:rPr>
+          <w:i/>
+          <w:iCs/>
+        </w:rPr>
+        <w:t xml:space="preserve">New introduction to multiple time series analysis</w:t>
+      </w:r>
+      <w:r>
+        <w:t xml:space="preserve">. Springer.</w:t>
+      </w:r>
+    </w:p>
+    <w:p>
+      <w:pPr>
+        <w:pStyle w:val="Compact"/>
+        <w:numPr>
+          <w:ilvl w:val="0"/>
+          <w:numId w:val="1018"/>
+        </w:numPr>
+      </w:pPr>
+      <w:r>
+        <w:t xml:space="preserve">Medeiros, J. (2012).</w:t>
+      </w:r>
+      <w:r>
+        <w:t xml:space="preserve"> </w:t>
+      </w:r>
+      <w:r>
+        <w:rPr>
+          <w:i/>
+          <w:iCs/>
+        </w:rPr>
+        <w:t xml:space="preserve">Stochastic debt simulation using VAR models and a panel fiscal reaction function: Results for a selected number of countries</w:t>
+      </w:r>
+      <w:r>
+        <w:t xml:space="preserve"> </w:t>
+      </w:r>
+      <w:r>
+        <w:t xml:space="preserve">(European Economy Economic Papers 459). Comisión Europea.</w:t>
+      </w:r>
+    </w:p>
+    <w:p>
+      <w:pPr>
+        <w:pStyle w:val="Compact"/>
+        <w:numPr>
+          <w:ilvl w:val="0"/>
+          <w:numId w:val="1018"/>
+        </w:numPr>
+      </w:pPr>
+      <w:r>
+        <w:t xml:space="preserve">Mendoza, E. G., y Oviedo, P. M. (2009). Public debt, fiscal solvency and macroeconomic uncertainty in Latin America: The cases of Brazil, Colombia, Costa Rica and Mexico.</w:t>
+      </w:r>
+      <w:r>
+        <w:t xml:space="preserve"> </w:t>
+      </w:r>
+      <w:r>
+        <w:rPr>
+          <w:i/>
+          <w:iCs/>
+        </w:rPr>
+        <w:t xml:space="preserve">Economía Mexicana. Nueva Época</w:t>
+      </w:r>
+      <w:r>
+        <w:t xml:space="preserve">, 18(2), 133-177.</w:t>
+      </w:r>
+    </w:p>
+    <w:p>
+      <w:pPr>
+        <w:pStyle w:val="Compact"/>
+        <w:numPr>
+          <w:ilvl w:val="0"/>
+          <w:numId w:val="1018"/>
+        </w:numPr>
+      </w:pPr>
+      <w:r>
+        <w:t xml:space="preserve">Ministerio de Economía de la Nación, Secretaría de Finanzas. (2025).</w:t>
+      </w:r>
+      <w:r>
+        <w:t xml:space="preserve"> </w:t>
+      </w:r>
+      <w:r>
+        <w:rPr>
+          <w:i/>
+          <w:iCs/>
+        </w:rPr>
+        <w:t xml:space="preserve">Informe de deuda pública al 31/12/2025</w:t>
+      </w:r>
+      <w:r>
+        <w:t xml:space="preserve"> </w:t>
+      </w:r>
+      <w:r>
+        <w:t xml:space="preserve">[Conjunto de datos]. (Archivos de los cierres 2007 a 2025 en</w:t>
+      </w:r>
+      <w:r>
+        <w:t xml:space="preserve"> </w:t>
+      </w:r>
+      <w:r>
+        <w:rPr>
+          <w:rStyle w:val="VerbatimChar"/>
+        </w:rPr>
+        <w:t xml:space="preserve">datos/crudos/mecon_deuda/</w:t>
+      </w:r>
+      <w:r>
+        <w:t xml:space="preserve">.)</w:t>
+      </w:r>
+    </w:p>
+    <w:p>
+      <w:pPr>
+        <w:pStyle w:val="Compact"/>
+        <w:numPr>
+          <w:ilvl w:val="0"/>
+          <w:numId w:val="1018"/>
+        </w:numPr>
+      </w:pPr>
+      <w:r>
+        <w:t xml:space="preserve">Ministerio de Economía y Producción, Secretaría de Hacienda, Oficina Nacional de Presupuesto. (2006).</w:t>
+      </w:r>
+      <w:r>
+        <w:t xml:space="preserve"> </w:t>
+      </w:r>
+      <w:r>
+        <w:rPr>
+          <w:i/>
+          <w:iCs/>
+        </w:rPr>
+        <w:t xml:space="preserve">Compendio fiscal 1993-2006</w:t>
+      </w:r>
+      <w:r>
+        <w:t xml:space="preserve">. https://www.economia.gob.ar/onp/documentos/ejectexto/compendio/compendio93-06.pdf</w:t>
+      </w:r>
+    </w:p>
+    <w:p>
+      <w:pPr>
+        <w:pStyle w:val="Compact"/>
+        <w:numPr>
+          <w:ilvl w:val="0"/>
+          <w:numId w:val="1018"/>
+        </w:numPr>
+      </w:pPr>
+      <w:r>
+        <w:t xml:space="preserve">Neumeyer, P. A., y Perri, F. (2005). Business cycles in emerging economies: The role of interest rates.</w:t>
+      </w:r>
+      <w:r>
+        <w:t xml:space="preserve"> </w:t>
+      </w:r>
+      <w:r>
+        <w:rPr>
+          <w:i/>
+          <w:iCs/>
+        </w:rPr>
+        <w:t xml:space="preserve">Journal of Monetary Economics</w:t>
+      </w:r>
+      <w:r>
+        <w:t xml:space="preserve">, 52(2), 345-380.</w:t>
+      </w:r>
+    </w:p>
+    <w:p>
+      <w:pPr>
+        <w:pStyle w:val="Compact"/>
+        <w:numPr>
+          <w:ilvl w:val="0"/>
+          <w:numId w:val="1018"/>
+        </w:numPr>
+      </w:pPr>
+      <w:r>
+        <w:t xml:space="preserve">Oficina de Presupuesto del Congreso. (2026).</w:t>
+      </w:r>
+      <w:r>
+        <w:t xml:space="preserve"> </w:t>
+      </w:r>
+      <w:r>
+        <w:rPr>
+          <w:i/>
+          <w:iCs/>
+        </w:rPr>
+        <w:t xml:space="preserve">Operaciones de deuda pública, julio 2026</w:t>
+      </w:r>
+      <w:r>
+        <w:t xml:space="preserve">.</w:t>
+      </w:r>
+    </w:p>
+    <w:p>
+      <w:pPr>
+        <w:pStyle w:val="Compact"/>
+        <w:numPr>
+          <w:ilvl w:val="0"/>
+          <w:numId w:val="1018"/>
+        </w:numPr>
+      </w:pPr>
+      <w:r>
+        <w:t xml:space="preserve">Poder Ejecutivo Nacional. (2007).</w:t>
+      </w:r>
+      <w:r>
+        <w:t xml:space="preserve"> </w:t>
+      </w:r>
+      <w:r>
+        <w:rPr>
+          <w:i/>
+          <w:iCs/>
+        </w:rPr>
+        <w:t xml:space="preserve">Decreto 897/2007: Fondo de Garantía de Sustentabilidad del Régimen Previsional Público de Reparto</w:t>
+      </w:r>
+      <w:r>
+        <w:t xml:space="preserve"> </w:t>
+      </w:r>
+      <w:r>
+        <w:t xml:space="preserve">(Boletín Oficial, 13 de julio de 2007). Base normativa de la AFIP. https://biblioteca.afip.gob.ar/dcp/DEC_C_000897_2007_07_12</w:t>
+      </w:r>
+    </w:p>
+    <w:p>
+      <w:pPr>
+        <w:pStyle w:val="Compact"/>
+        <w:numPr>
+          <w:ilvl w:val="0"/>
+          <w:numId w:val="1018"/>
+        </w:numPr>
+      </w:pPr>
+      <w:r>
+        <w:t xml:space="preserve">Porto, A. (2020).</w:t>
+      </w:r>
+      <w:r>
+        <w:t xml:space="preserve"> </w:t>
+      </w:r>
+      <w:r>
+        <w:rPr>
+          <w:i/>
+          <w:iCs/>
+        </w:rPr>
+        <w:t xml:space="preserve">Evolución del sector público argentino en el largo plazo</w:t>
+      </w:r>
+      <w:r>
+        <w:t xml:space="preserve"> </w:t>
+      </w:r>
+      <w:r>
+        <w:t xml:space="preserve">(Documento de Trabajo N.° 36). CEFIP, Universidad Nacional de La Plata.</w:t>
+      </w:r>
+    </w:p>
+    <w:p>
+      <w:pPr>
+        <w:pStyle w:val="Compact"/>
+        <w:numPr>
+          <w:ilvl w:val="0"/>
+          <w:numId w:val="1018"/>
+        </w:numPr>
+      </w:pPr>
+      <w:r>
+        <w:t xml:space="preserve">Rapoport, M. (2020).</w:t>
+      </w:r>
+      <w:r>
+        <w:t xml:space="preserve"> </w:t>
+      </w:r>
+      <w:r>
+        <w:rPr>
+          <w:i/>
+          <w:iCs/>
+        </w:rPr>
+        <w:t xml:space="preserve">Historia económica, política y social de la Argentina (1880-2003)</w:t>
+      </w:r>
+      <w:r>
+        <w:t xml:space="preserve">. Crítica.</w:t>
+      </w:r>
+    </w:p>
+    <w:p>
+      <w:pPr>
+        <w:pStyle w:val="Compact"/>
+        <w:numPr>
+          <w:ilvl w:val="0"/>
+          <w:numId w:val="1018"/>
+        </w:numPr>
+      </w:pPr>
+      <w:r>
+        <w:t xml:space="preserve">Reinhart, C. M., Rogoff, K. S., y Savastano, M. A. (2003). Debt intolerance.</w:t>
+      </w:r>
+      <w:r>
+        <w:t xml:space="preserve"> </w:t>
+      </w:r>
+      <w:r>
+        <w:rPr>
+          <w:i/>
+          <w:iCs/>
+        </w:rPr>
+        <w:t xml:space="preserve">Brookings Papers on Economic Activity</w:t>
+      </w:r>
+      <w:r>
+        <w:t xml:space="preserve">, 2003(1), 1-74.</w:t>
+      </w:r>
+    </w:p>
+    <w:p>
+      <w:pPr>
+        <w:pStyle w:val="Compact"/>
+        <w:numPr>
+          <w:ilvl w:val="0"/>
+          <w:numId w:val="1018"/>
+        </w:numPr>
+      </w:pPr>
+      <w:r>
+        <w:t xml:space="preserve">Reinhart, C. M., y Rogoff, K. S. (2009).</w:t>
+      </w:r>
+      <w:r>
+        <w:t xml:space="preserve"> </w:t>
+      </w:r>
+      <w:r>
+        <w:rPr>
+          <w:i/>
+          <w:iCs/>
+        </w:rPr>
+        <w:t xml:space="preserve">This time is different: Eight centuries of financial folly</w:t>
+      </w:r>
+      <w:r>
+        <w:t xml:space="preserve">. Princeton University Press.</w:t>
+      </w:r>
+    </w:p>
+    <w:p>
+      <w:pPr>
+        <w:pStyle w:val="Compact"/>
+        <w:numPr>
+          <w:ilvl w:val="0"/>
+          <w:numId w:val="1018"/>
+        </w:numPr>
+      </w:pPr>
+      <w:r>
+        <w:t xml:space="preserve">Renzhi, N., y Beirne, J. (2024).</w:t>
+      </w:r>
+      <w:r>
+        <w:t xml:space="preserve"> </w:t>
+      </w:r>
+      <w:r>
+        <w:rPr>
+          <w:i/>
+          <w:iCs/>
+        </w:rPr>
+        <w:t xml:space="preserve">Global shocks and monetary policy transmission in emerging markets</w:t>
+      </w:r>
+      <w:r>
+        <w:t xml:space="preserve"> </w:t>
+      </w:r>
+      <w:r>
+        <w:t xml:space="preserve">(ADB Economics Working Paper No. 726). Asian Development Bank.</w:t>
+      </w:r>
+    </w:p>
+    <w:p>
+      <w:pPr>
+        <w:pStyle w:val="Compact"/>
+        <w:numPr>
+          <w:ilvl w:val="0"/>
+          <w:numId w:val="1018"/>
+        </w:numPr>
+      </w:pPr>
+      <w:r>
+        <w:t xml:space="preserve">Rey, H. (2013).</w:t>
+      </w:r>
+      <w:r>
+        <w:t xml:space="preserve"> </w:t>
+      </w:r>
+      <w:r>
+        <w:rPr>
+          <w:i/>
+          <w:iCs/>
+        </w:rPr>
+        <w:t xml:space="preserve">Dilemma not trilemma: The global financial cycle and monetary policy independence</w:t>
+      </w:r>
+      <w:r>
+        <w:t xml:space="preserve"> </w:t>
+      </w:r>
+      <w:r>
+        <w:t xml:space="preserve">[Documento presentado en el Simposio de Política Económica de Jackson Hole]. Federal Reserve Bank of Kansas City.</w:t>
+      </w:r>
+    </w:p>
+    <w:p>
+      <w:pPr>
+        <w:pStyle w:val="Compact"/>
+        <w:numPr>
+          <w:ilvl w:val="0"/>
+          <w:numId w:val="1018"/>
+        </w:numPr>
+      </w:pPr>
+      <w:r>
+        <w:t xml:space="preserve">Rigobon, R. (2003). Identification through heteroskedasticity.</w:t>
+      </w:r>
+      <w:r>
+        <w:t xml:space="preserve"> </w:t>
+      </w:r>
+      <w:r>
+        <w:rPr>
+          <w:i/>
+          <w:iCs/>
+        </w:rPr>
+        <w:t xml:space="preserve">The Review of Economics and Statistics</w:t>
+      </w:r>
+      <w:r>
+        <w:t xml:space="preserve">, 85(4), 777-792.</w:t>
+      </w:r>
+    </w:p>
+    <w:p>
+      <w:pPr>
+        <w:pStyle w:val="Compact"/>
+        <w:numPr>
+          <w:ilvl w:val="0"/>
+          <w:numId w:val="1018"/>
+        </w:numPr>
+      </w:pPr>
+      <w:r>
+        <w:t xml:space="preserve">Rigobon, R., y Sack, B. (2004). The impact of monetary policy on asset prices.</w:t>
+      </w:r>
+      <w:r>
+        <w:t xml:space="preserve"> </w:t>
+      </w:r>
+      <w:r>
+        <w:rPr>
+          <w:i/>
+          <w:iCs/>
+        </w:rPr>
+        <w:t xml:space="preserve">Journal of Monetary Economics</w:t>
+      </w:r>
+      <w:r>
+        <w:t xml:space="preserve">, 51(8), 1553-1575.</w:t>
+      </w:r>
+    </w:p>
+    <w:p>
+      <w:pPr>
+        <w:pStyle w:val="Compact"/>
+        <w:numPr>
+          <w:ilvl w:val="0"/>
+          <w:numId w:val="1018"/>
+        </w:numPr>
+      </w:pPr>
+      <w:r>
+        <w:t xml:space="preserve">Rodríguez, A. (2023). Financiamiento y sostenibilidad de la deuda pública: El caso de la economía argentina (2001-2022).</w:t>
+      </w:r>
+      <w:r>
+        <w:t xml:space="preserve"> </w:t>
+      </w:r>
+      <w:r>
+        <w:rPr>
+          <w:i/>
+          <w:iCs/>
+        </w:rPr>
+        <w:t xml:space="preserve">Ciencias Económicas</w:t>
+      </w:r>
+      <w:r>
+        <w:t xml:space="preserve">, 2(20).</w:t>
+      </w:r>
+    </w:p>
+    <w:p>
+      <w:pPr>
+        <w:pStyle w:val="Compact"/>
+        <w:numPr>
+          <w:ilvl w:val="0"/>
+          <w:numId w:val="1018"/>
+        </w:numPr>
+      </w:pPr>
+      <w:r>
+        <w:t xml:space="preserve">Roldán, V. (2021).</w:t>
+      </w:r>
+      <w:r>
+        <w:t xml:space="preserve"> </w:t>
+      </w:r>
+      <w:r>
+        <w:rPr>
+          <w:i/>
+          <w:iCs/>
+        </w:rPr>
+        <w:t xml:space="preserve">La renegociación por la reestructuración de la deuda soberana argentina con los acreedores privados poseedores de instrumentos bajo jurisdicción extranjera durante 2020</w:t>
+      </w:r>
+      <w:r>
+        <w:t xml:space="preserve"> </w:t>
+      </w:r>
+      <w:r>
+        <w:t xml:space="preserve">[Tesina de grado]. Universidad Nacional de Rosario.</w:t>
+      </w:r>
+    </w:p>
+    <w:p>
+      <w:pPr>
+        <w:pStyle w:val="Compact"/>
+        <w:numPr>
+          <w:ilvl w:val="0"/>
+          <w:numId w:val="1018"/>
+        </w:numPr>
+      </w:pPr>
+      <w:r>
+        <w:t xml:space="preserve">Sanches, P. (2019).</w:t>
+      </w:r>
+      <w:r>
+        <w:t xml:space="preserve"> </w:t>
+      </w:r>
+      <w:r>
+        <w:rPr>
+          <w:i/>
+          <w:iCs/>
+        </w:rPr>
+        <w:t xml:space="preserve">Análisis de la sostenibilidad de la deuda soberana argentina. 2019-2023</w:t>
+      </w:r>
+      <w:r>
+        <w:t xml:space="preserve"> </w:t>
+      </w:r>
+      <w:r>
+        <w:t xml:space="preserve">[Tesis de maestría]. Universidad Torcuato Di Tella.</w:t>
+      </w:r>
+    </w:p>
+    <w:p>
+      <w:pPr>
+        <w:pStyle w:val="Compact"/>
+        <w:numPr>
+          <w:ilvl w:val="0"/>
+          <w:numId w:val="1018"/>
+        </w:numPr>
+      </w:pPr>
+      <w:r>
+        <w:t xml:space="preserve">Sargent, T. J., y Wallace, N. (1981). Some unpleasant monetarist arithmetic.</w:t>
+      </w:r>
+      <w:r>
+        <w:t xml:space="preserve"> </w:t>
+      </w:r>
+      <w:r>
+        <w:rPr>
+          <w:i/>
+          <w:iCs/>
+        </w:rPr>
+        <w:t xml:space="preserve">Federal Reserve Bank of Minneapolis Quarterly Review, 5</w:t>
+      </w:r>
+      <w:r>
+        <w:t xml:space="preserve">(3), 1-17.</w:t>
+      </w:r>
+    </w:p>
+    <w:p>
+      <w:pPr>
+        <w:pStyle w:val="Compact"/>
+        <w:numPr>
+          <w:ilvl w:val="0"/>
+          <w:numId w:val="1018"/>
+        </w:numPr>
+      </w:pPr>
+      <w:r>
+        <w:t xml:space="preserve">Secretaría de Finanzas, Ministerio de Economía. (2025, 10 de diciembre).</w:t>
+      </w:r>
+      <w:r>
+        <w:t xml:space="preserve"> </w:t>
+      </w:r>
+      <w:r>
+        <w:rPr>
+          <w:i/>
+          <w:iCs/>
+        </w:rPr>
+        <w:t xml:space="preserve">Resultado de licitación del Bono del Tesoro Nacional en dólares estadounidenses 6,50% con vencimiento 30 de noviembre de 2029</w:t>
+      </w:r>
+      <w:r>
+        <w:t xml:space="preserve"> </w:t>
+      </w:r>
+      <w:r>
+        <w:t xml:space="preserve">[Comunicado]. https://www.argentina.gob.ar/noticias/resultado-de-licitacion-del-bono-del-tesoro-nacional-en-dolares-estadounidenses-650-con</w:t>
+      </w:r>
+    </w:p>
+    <w:p>
+      <w:pPr>
+        <w:pStyle w:val="Compact"/>
+        <w:numPr>
+          <w:ilvl w:val="0"/>
+          <w:numId w:val="1018"/>
+        </w:numPr>
+      </w:pPr>
+      <w:r>
+        <w:t xml:space="preserve">Sims, C. A., Stock, J. H., y Watson, M. W. (1990). Inference in linear time series models with some unit roots.</w:t>
+      </w:r>
+      <w:r>
+        <w:t xml:space="preserve"> </w:t>
+      </w:r>
+      <w:r>
+        <w:rPr>
+          <w:i/>
+          <w:iCs/>
+        </w:rPr>
+        <w:t xml:space="preserve">Econometrica</w:t>
+      </w:r>
+      <w:r>
+        <w:t xml:space="preserve">, 58(1), 113-144.</w:t>
+      </w:r>
+    </w:p>
+    <w:p>
+      <w:pPr>
+        <w:pStyle w:val="Compact"/>
+        <w:numPr>
+          <w:ilvl w:val="0"/>
+          <w:numId w:val="1018"/>
+        </w:numPr>
+      </w:pPr>
+      <w:r>
+        <w:t xml:space="preserve">Thirlwall, A. P. (1979). The balance of payments constraint as an explanation of international growth rate differences.</w:t>
+      </w:r>
+      <w:r>
+        <w:t xml:space="preserve"> </w:t>
+      </w:r>
+      <w:r>
+        <w:rPr>
+          <w:i/>
+          <w:iCs/>
+        </w:rPr>
+        <w:t xml:space="preserve">Banca Nazionale del Lavoro Quarterly Review, 32</w:t>
+      </w:r>
+      <w:r>
+        <w:t xml:space="preserve">(128), 45-53.</w:t>
+      </w:r>
+    </w:p>
+    <w:p>
+      <w:pPr>
+        <w:pStyle w:val="Compact"/>
+        <w:numPr>
+          <w:ilvl w:val="0"/>
+          <w:numId w:val="1018"/>
+        </w:numPr>
+      </w:pPr>
+      <w:r>
+        <w:t xml:space="preserve">Uribe, M., y Yue, V. Z. (2006). Country spreads and emerging countries: Who drives whom?</w:t>
+      </w:r>
+      <w:r>
+        <w:t xml:space="preserve"> </w:t>
+      </w:r>
+      <w:r>
+        <w:rPr>
+          <w:i/>
+          <w:iCs/>
+        </w:rPr>
+        <w:t xml:space="preserve">Journal of International Economics</w:t>
+      </w:r>
+      <w:r>
+        <w:t xml:space="preserve">, 69(1), 6-36.</w:t>
+      </w:r>
+    </w:p>
+    <w:p>
+      <w:pPr>
+        <w:pStyle w:val="Compact"/>
+        <w:numPr>
+          <w:ilvl w:val="0"/>
+          <w:numId w:val="1018"/>
+        </w:numPr>
+      </w:pPr>
+      <w:r>
+        <w:t xml:space="preserve">Wijayanti, R., y Rachmanira, S. (2020). Early warning system for government debt crisis in developing countries.</w:t>
+      </w:r>
+      <w:r>
+        <w:t xml:space="preserve"> </w:t>
+      </w:r>
+      <w:r>
+        <w:rPr>
+          <w:i/>
+          <w:iCs/>
+        </w:rPr>
+        <w:t xml:space="preserve">Journal of Central Banking Theory and Practice</w:t>
+      </w:r>
+      <w:r>
+        <w:t xml:space="preserve">, 9(número especial), 103-124.</w:t>
+      </w:r>
+    </w:p>
+    <w:p>
+      <w:pPr>
+        <w:pStyle w:val="Compact"/>
+        <w:numPr>
+          <w:ilvl w:val="0"/>
+          <w:numId w:val="1018"/>
+        </w:numPr>
+      </w:pPr>
+      <w:r>
+        <w:t xml:space="preserve">Wu, J. C., y Xia, F. D. (2016). Measuring the macroeconomic impact of monetary policy at the zero lower bound.</w:t>
+      </w:r>
+      <w:r>
+        <w:t xml:space="preserve"> </w:t>
+      </w:r>
+      <w:r>
+        <w:rPr>
+          <w:i/>
+          <w:iCs/>
+        </w:rPr>
+        <w:t xml:space="preserve">Journal of Money, Credit and Banking</w:t>
+      </w:r>
+      <w:r>
+        <w:t xml:space="preserve">, 48(2-3), 253-291.</w:t>
+      </w:r>
+    </w:p>
+    <w:p>
+      <w:r>
+        <w:pict>
+          <v:rect style="width:0;height:1.5pt" o:hralign="center" o:hrstd="t" o:hr="t"/>
+        </w:pict>
+      </w:r>
+    </w:p>
+    <w:bookmarkEnd w:id="99"/>
+    <w:bookmarkStart w:id="104" w:name="X94fa00cbba88d80644c76c995e4abd03512405e"/>
+    <w:p>
+      <w:pPr>
+        <w:pStyle w:val="Heading1"/>
+      </w:pPr>
+      <w:r>
+        <w:t xml:space="preserve">Notas para el grupo (no forman parte del texto de la tesis)</w:t>
+      </w:r>
+    </w:p>
+    <w:bookmarkStart w:id="100" w:name="X28ba9501ac41b1fea27c299c39d93c8cc47c96f"/>
+    <w:p>
+      <w:pPr>
+        <w:pStyle w:val="Heading2"/>
+      </w:pPr>
+      <w:r>
+        <w:t xml:space="preserve">Nota 1. Criterio de H1b (decidido el 10/10/2026)</w:t>
+      </w:r>
+    </w:p>
+    <w:p>
+      <w:pPr>
+        <w:pStyle w:val="FirstParagraph"/>
+      </w:pPr>
+      <w:r>
+        <w:rPr>
+          <w:b/>
+          <w:bCs/>
+        </w:rPr>
+        <w:t xml:space="preserve">La métrica.</w:t>
+      </w:r>
+      <w:r>
+        <w:t xml:space="preserve"> </w:t>
+      </w:r>
+      <w:r>
+        <w:t xml:space="preserve">La probabilidad de que la deuda no se estabilice: la proporción de trayectorias simuladas en las que el resultado primario al final del horizonte es menor que el necesario para estabilizar la deuda. Es la primera de las tres métricas del gráfico de abanico del FMI (FMI, 2021, párr. 53), y la no estabilización es uno de los tres conceptos centrales del marco (FMI, 2021, recuadro 2).</w:t>
+      </w:r>
+    </w:p>
+    <w:p>
+      <w:pPr>
+        <w:pStyle w:val="BodyText"/>
+      </w:pPr>
+      <w:r>
+        <w:rPr>
+          <w:b/>
+          <w:bCs/>
+        </w:rPr>
+        <w:t xml:space="preserve">El umbral: el propio resultado del FMI.</w:t>
+      </w:r>
+      <w:r>
+        <w:t xml:space="preserve"> </w:t>
+      </w:r>
+      <w:r>
+        <w:t xml:space="preserve">El FMI estimó para Argentina una probabilidad de estabilización de alrededor de 97% a mediano plazo y en su abanico a 2034 (FMI, 2025, anexo II, párrs. 6 y 8). La probabilidad de no estabilización es, entonces, de alrededor de 3%. H1b sostiene que nuestra estimación supera ese valor. El umbral no es una elección nuestra: es el diagnóstico oficial vigente. La hipótesis mide si las dos diferencias de esta tesis respecto del FMI (perímetro consolidado y shocks identificados con su dinámica) cambian ese diagnóstico, que es exactamente lo que plantea la vacancia.</w:t>
+      </w:r>
+    </w:p>
+    <w:p>
+      <w:pPr>
+        <w:pStyle w:val="BodyText"/>
+      </w:pPr>
+      <w:r>
+        <w:rPr>
+          <w:b/>
+          <w:bCs/>
+        </w:rPr>
+        <w:t xml:space="preserve">Cómo se contrasta.</w:t>
+      </w:r>
+      <w:r>
+        <w:t xml:space="preserve"> </w:t>
+      </w:r>
+      <w:r>
+        <w:t xml:space="preserve">La probabilidad estimada tiene incertidumbre, que viene del muestreo de las trayectorias y de los parámetros estimados del SVARX. Se calcula su intervalo de confianza con</w:t>
+      </w:r>
+      <w:r>
+        <w:t xml:space="preserve"> </w:t>
+      </w:r>
+      <w:r>
+        <w:rPr>
+          <w:i/>
+          <w:iCs/>
+        </w:rPr>
+        <w:t xml:space="preserve">bootstrap</w:t>
+      </w:r>
+      <w:r>
+        <w:t xml:space="preserve"> </w:t>
+      </w:r>
+      <w:r>
+        <w:t xml:space="preserve">de los parámetros. H1b se considera respaldada si el límite inferior del intervalo de 90% supera el 3%, lo que equivale a un contraste unilateral al 5%, la convención estándar de significatividad.</w:t>
+      </w:r>
+    </w:p>
+    <w:p>
+      <w:pPr>
+        <w:pStyle w:val="BodyText"/>
+      </w:pPr>
+      <w:r>
+        <w:rPr>
+          <w:b/>
+          <w:bCs/>
+        </w:rPr>
+        <w:t xml:space="preserve">Condiciones de comparabilidad.</w:t>
+      </w:r>
+      <w:r>
+        <w:t xml:space="preserve"> </w:t>
+      </w:r>
+      <w:r>
+        <w:t xml:space="preserve">El escenario base de la simulación reproduce los senderos del FMI: crecimiento, resultado primario y tasas, tomados de FMI (2025). Se reporta también el resultado con la deuda federal bruta, el perímetro del FMI, para separar cuánto de la diferencia viene del perímetro y cuánto de los shocks.</w:t>
+      </w:r>
+    </w:p>
+    <w:p>
+      <w:pPr>
+        <w:pStyle w:val="BodyText"/>
+      </w:pPr>
+      <w:r>
+        <w:rPr>
+          <w:b/>
+          <w:bCs/>
+        </w:rPr>
+        <w:t xml:space="preserve">Por qué no el 50%.</w:t>
+      </w:r>
+      <w:r>
+        <w:t xml:space="preserve"> </w:t>
+      </w:r>
+      <w:r>
+        <w:t xml:space="preserve">El corte del 50% (equivalente a que la trayectoria mediana no se estabilice) era defendible, pero con un 97% de estabilización estimado por el FMI el resultado quedaba prácticamente determinado de antemano y no informaba nada sobre la vacancia. Se lo conserva solo como dato descriptivo.</w:t>
+      </w:r>
+    </w:p>
+    <w:bookmarkEnd w:id="100"/>
+    <w:bookmarkStart w:id="101" w:name="X516bcb10eb65bb639c4b0de9683673a51efbad9"/>
+    <w:p>
+      <w:pPr>
+        <w:pStyle w:val="Heading2"/>
+      </w:pPr>
+      <w:r>
+        <w:t xml:space="preserve">Nota 2. Tamaño del shock de la FED (decidido el 11/10/2026)</w:t>
+      </w:r>
+    </w:p>
+    <w:p>
+      <w:pPr>
+        <w:pStyle w:val="FirstParagraph"/>
+      </w:pPr>
+      <w:r>
+        <w:t xml:space="preserve">Los +100 puntos básicos de la versión anterior no estaban justificados y se sacaron. Se usan dos tamaños, los dos con fundamento: un desvío estándar de la variación trimestral de la tasa de política de la FED en 1996-2025 (0,50 puntos), que es la convención de la literatura de VAR, y una repetición del ciclo de subas de 2022-2023 (5,25 puntos en ocho trimestres), que es el episodio histórico más reciente. El primero no tiene un efecto distinguible y el segundo sí (Capítulo 6).</w:t>
+      </w:r>
+    </w:p>
+    <w:bookmarkEnd w:id="101"/>
+    <w:bookmarkStart w:id="102" w:name="X73c46a59ea692b6fb8fe2ed0b01725fbf578251"/>
+    <w:p>
+      <w:pPr>
+        <w:pStyle w:val="Heading2"/>
+      </w:pPr>
+      <w:r>
+        <w:t xml:space="preserve">Nota 3. Cambios respecto del texto de Santiago</w:t>
+      </w:r>
+    </w:p>
+    <w:p>
+      <w:pPr>
+        <w:pStyle w:val="FirstParagraph"/>
+      </w:pPr>
+      <w:r>
+        <w:rPr>
+          <w:b/>
+          <w:bCs/>
+        </w:rPr>
+        <w:t xml:space="preserve">Introducción:</w:t>
+      </w:r>
+    </w:p>
+    <w:p>
+      <w:pPr>
+        <w:pStyle w:val="Compact"/>
+        <w:numPr>
+          <w:ilvl w:val="0"/>
+          <w:numId w:val="1019"/>
+        </w:numPr>
+      </w:pPr>
+      <w:r>
+        <w:rPr>
+          <w:b/>
+          <w:bCs/>
+        </w:rPr>
+        <w:t xml:space="preserve">Coyuntura actualizada:</w:t>
+      </w:r>
+      <w:r>
+        <w:t xml:space="preserve"> </w:t>
+      </w:r>
+      <w:r>
+        <w:t xml:space="preserve">“administración ingresante”</w:t>
+      </w:r>
+      <w:r>
+        <w:t xml:space="preserve"> </w:t>
+      </w:r>
+      <w:r>
+        <w:t xml:space="preserve">pasó a</w:t>
+      </w:r>
+      <w:r>
+        <w:t xml:space="preserve"> </w:t>
+      </w:r>
+      <w:r>
+        <w:t xml:space="preserve">“la que asumió en diciembre de 2023”</w:t>
+      </w:r>
+      <w:r>
+        <w:t xml:space="preserve">, y se usan datos de la OPC de julio de 2026.</w:t>
+      </w:r>
+    </w:p>
+    <w:p>
+      <w:pPr>
+        <w:pStyle w:val="Compact"/>
+        <w:numPr>
+          <w:ilvl w:val="0"/>
+          <w:numId w:val="1019"/>
+        </w:numPr>
+      </w:pPr>
+      <w:r>
+        <w:rPr>
+          <w:b/>
+          <w:bCs/>
+        </w:rPr>
+        <w:t xml:space="preserve">Citas corregidas:</w:t>
+      </w:r>
+    </w:p>
+    <w:p>
+      <w:pPr>
+        <w:pStyle w:val="Compact"/>
+        <w:numPr>
+          <w:ilvl w:val="1"/>
           <w:numId w:val="1020"/>
         </w:numPr>
       </w:pPr>
       <w:r>
+        <w:t xml:space="preserve">Reinhart et al. (2003) se usa ahora para la intolerancia a la deuda.</w:t>
+      </w:r>
+    </w:p>
+    <w:p>
+      <w:pPr>
+        <w:pStyle w:val="Compact"/>
+        <w:numPr>
+          <w:ilvl w:val="1"/>
+          <w:numId w:val="1020"/>
+        </w:numPr>
+      </w:pPr>
+      <w:r>
+        <w:t xml:space="preserve">Mendoza y Oviedo (2007), para la incertidumbre y el límite de deuda.</w:t>
+      </w:r>
+    </w:p>
+    <w:p>
+      <w:pPr>
+        <w:pStyle w:val="Compact"/>
+        <w:numPr>
+          <w:ilvl w:val="1"/>
+          <w:numId w:val="1020"/>
+        </w:numPr>
+      </w:pPr>
+      <w:r>
+        <w:t xml:space="preserve">La fatiga fiscal pasa a Ghosh et al. (2013).</w:t>
+      </w:r>
+    </w:p>
+    <w:p>
+      <w:pPr>
+        <w:pStyle w:val="Compact"/>
+        <w:numPr>
+          <w:ilvl w:val="1"/>
+          <w:numId w:val="1020"/>
+        </w:numPr>
+      </w:pPr>
+      <w:r>
+        <w:t xml:space="preserve">Ando et al. queda con año 2025.</w:t>
+      </w:r>
+    </w:p>
+    <w:p>
+      <w:pPr>
+        <w:pStyle w:val="Compact"/>
+        <w:numPr>
+          <w:ilvl w:val="1"/>
+          <w:numId w:val="1020"/>
+        </w:numPr>
+      </w:pPr>
+      <w:r>
+        <w:t xml:space="preserve">Se sacan Garud y la tesis propia.</w:t>
+      </w:r>
+    </w:p>
+    <w:p>
+      <w:pPr>
+        <w:pStyle w:val="Compact"/>
+        <w:numPr>
+          <w:ilvl w:val="0"/>
+          <w:numId w:val="1019"/>
+        </w:numPr>
+      </w:pPr>
+      <w:r>
         <w:rPr>
           <w:b/>
           <w:bCs/>
         </w:rPr>
-        <w:t xml:space="preserve">Cifras del FMI:</w:t>
-      </w:r>
-      <w:r>
-        <w:t xml:space="preserve"> </w:t>
-      </w:r>
-      <w:r>
-        <w:t xml:space="preserve">las del salto de 2023 se apoyan ahora en el informe de 2025, y las de 2024 quedan marcadas para verificar.</w:t>
-      </w:r>
-    </w:p>
-    <w:p>
-      <w:pPr>
-        <w:pStyle w:val="FirstParagraph"/>
+        <w:t xml:space="preserve">Canal cuasifiscal del shock de la FED:</w:t>
+      </w:r>
+      <w:r>
+        <w:t xml:space="preserve"> </w:t>
+      </w:r>
+      <w:r>
+        <w:t xml:space="preserve">se redacta en pasado.</w:t>
+      </w:r>
+    </w:p>
+    <w:p>
+      <w:pPr>
+        <w:pStyle w:val="Compact"/>
+        <w:numPr>
+          <w:ilvl w:val="0"/>
+          <w:numId w:val="1019"/>
+        </w:numPr>
       </w:pPr>
       <w:r>
         <w:rPr>
           <w:b/>
           <w:bCs/>
         </w:rPr>
-        <w:t xml:space="preserve">Vacancia:</w:t>
+        <w:t xml:space="preserve">Pregunta e hipótesis:</w:t>
+      </w:r>
+      <w:r>
+        <w:t xml:space="preserve"> </w:t>
+      </w:r>
+      <w:r>
+        <w:t xml:space="preserve">se acorta la pregunta, se agregan seis objetivos específicos, y H1a mantiene el concepto central de Santiago con un criterio de contraste explícito (Capítulo 4).</w:t>
+      </w:r>
+    </w:p>
+    <w:p>
+      <w:pPr>
+        <w:pStyle w:val="Compact"/>
+        <w:numPr>
+          <w:ilvl w:val="0"/>
+          <w:numId w:val="1019"/>
+        </w:numPr>
+      </w:pPr>
+      <w:r>
+        <w:rPr>
+          <w:b/>
+          <w:bCs/>
+        </w:rPr>
+        <w:t xml:space="preserve">Del texto LaTeX:</w:t>
+      </w:r>
+      <w:r>
+        <w:t xml:space="preserve"> </w:t>
+      </w:r>
+      <w:r>
+        <w:t xml:space="preserve">se suman la Justificación (Ley 27.612) y la organización por capítulos.</w:t>
+      </w:r>
+    </w:p>
+    <w:p>
+      <w:pPr>
+        <w:pStyle w:val="FirstParagraph"/>
+      </w:pPr>
+      <w:r>
+        <w:rPr>
+          <w:b/>
+          <w:bCs/>
+        </w:rPr>
+        <w:t xml:space="preserve">Antecedentes:</w:t>
       </w:r>
     </w:p>
     <w:p>
@@ -13588,13 +16875,13 @@
           <w:b/>
           <w:bCs/>
         </w:rPr>
-        <w:t xml:space="preserve">Afirmación corregida:</w:t>
-      </w:r>
-      <w:r>
-        <w:t xml:space="preserve"> </w:t>
-      </w:r>
-      <w:r>
-        <w:t xml:space="preserve">se reescribió la idea de que el marco del FMI excluye al BCRA. El marco lo admite (FMI, 2021). En su análisis de Argentina, el FMI usa la deuda federal bruta y muestra la consolidada solo como cuadro (FMI, 2025).</w:t>
+        <w:t xml:space="preserve">Fusión con el texto LaTeX:</w:t>
+      </w:r>
+      <w:r>
+        <w:t xml:space="preserve"> </w:t>
+      </w:r>
+      <w:r>
+        <w:t xml:space="preserve">se fusionaron los ocho ejes del LaTeX con la versión de Santiago, incluido su párrafo sobre Everaert y Jansen.</w:t>
       </w:r>
     </w:p>
     <w:p>
@@ -13610,23 +16897,56 @@
           <w:b/>
           <w:bCs/>
         </w:rPr>
-        <w:t xml:space="preserve">Párrafo cortado:</w:t>
-      </w:r>
-      <w:r>
-        <w:t xml:space="preserve"> </w:t>
-      </w:r>
-      <w:r>
-        <w:t xml:space="preserve">el párrafo de Santiago sobre la subordinación del BCRA, que estaba cortado, se completó y quedó marcado para verificar.</w:t>
-      </w:r>
-    </w:p>
-    <w:bookmarkEnd w:id="88"/>
-    <w:bookmarkStart w:id="89" w:name="nota-4.-pendientes"/>
-    <w:p>
-      <w:pPr>
-        <w:pStyle w:val="Heading2"/>
-      </w:pPr>
-      <w:r>
-        <w:t xml:space="preserve">Nota 4. Pendientes</w:t>
+        <w:t xml:space="preserve">Porcentaje en Hébert y Schreger:</w:t>
+      </w:r>
+      <w:r>
+        <w:t xml:space="preserve"> </w:t>
+      </w:r>
+      <w:r>
+        <w:t xml:space="preserve">se corrigió a</w:t>
+      </w:r>
+      <w:r>
+        <w:t xml:space="preserve"> </w:t>
+      </w:r>
+      <w:r>
+        <w:t xml:space="preserve">“10 puntos porcentuales”</w:t>
+      </w:r>
+      <w:r>
+        <w:t xml:space="preserve">.</w:t>
+      </w:r>
+    </w:p>
+    <w:p>
+      <w:pPr>
+        <w:pStyle w:val="Compact"/>
+        <w:numPr>
+          <w:ilvl w:val="0"/>
+          <w:numId w:val="1021"/>
+        </w:numPr>
+      </w:pPr>
+      <w:r>
+        <w:rPr>
+          <w:b/>
+          <w:bCs/>
+        </w:rPr>
+        <w:t xml:space="preserve">Cifras del FMI:</w:t>
+      </w:r>
+      <w:r>
+        <w:t xml:space="preserve"> </w:t>
+      </w:r>
+      <w:r>
+        <w:t xml:space="preserve">las del salto de 2023 se apoyan ahora en el informe de 2025, y las de 2024 quedan marcadas para verificar.</w:t>
+      </w:r>
+    </w:p>
+    <w:p>
+      <w:pPr>
+        <w:pStyle w:val="FirstParagraph"/>
+      </w:pPr>
+      <w:r>
+        <w:rPr>
+          <w:b/>
+          <w:bCs/>
+        </w:rPr>
+        <w:t xml:space="preserve">Vacancia:</w:t>
       </w:r>
     </w:p>
     <w:p>
@@ -13638,19 +16958,17 @@
         </w:numPr>
       </w:pPr>
       <w:r>
-        <w:t xml:space="preserve">Adler y Sosa: la versión de Santiago les atribuía un VAR global con un índice de precios netos de materias primas, que</w:t>
-      </w:r>
-      <w:r>
-        <w:t xml:space="preserve"> </w:t>
-      </w:r>
-      <w:r>
-        <w:t xml:space="preserve">“más de la mitad”</w:t>
-      </w:r>
-      <w:r>
-        <w:t xml:space="preserve"> </w:t>
-      </w:r>
-      <w:r>
-        <w:t xml:space="preserve">de la variabilidad de los flujos de capital responde a condiciones internacionales y una asimetría argentina. Nada de eso aparece en los trabajos de esos autores que se pudieron leer. El párrafo se reescribió con lo verificado. Si Santiago tiene la página de donde salió, se puede recuperar.</w:t>
+        <w:rPr>
+          <w:b/>
+          <w:bCs/>
+        </w:rPr>
+        <w:t xml:space="preserve">Afirmación corregida:</w:t>
+      </w:r>
+      <w:r>
+        <w:t xml:space="preserve"> </w:t>
+      </w:r>
+      <w:r>
+        <w:t xml:space="preserve">se reescribió la idea de que el marco del FMI excluye al BCRA. El marco lo admite (FMI, 2021). En su análisis de Argentina, el FMI usa la deuda federal bruta y muestra la consolidada solo como cuadro (FMI, 2025).</w:t>
       </w:r>
     </w:p>
     <w:p>
@@ -13662,11 +16980,67 @@
         </w:numPr>
       </w:pPr>
       <w:r>
+        <w:rPr>
+          <w:b/>
+          <w:bCs/>
+        </w:rPr>
+        <w:t xml:space="preserve">Párrafo cortado:</w:t>
+      </w:r>
+      <w:r>
+        <w:t xml:space="preserve"> </w:t>
+      </w:r>
+      <w:r>
+        <w:t xml:space="preserve">el párrafo de Santiago sobre la subordinación del BCRA, que estaba cortado, se completó y quedó marcado para verificar.</w:t>
+      </w:r>
+    </w:p>
+    <w:bookmarkEnd w:id="102"/>
+    <w:bookmarkStart w:id="103" w:name="nota-4.-pendientes"/>
+    <w:p>
+      <w:pPr>
+        <w:pStyle w:val="Heading2"/>
+      </w:pPr>
+      <w:r>
+        <w:t xml:space="preserve">Nota 4. Pendientes</w:t>
+      </w:r>
+    </w:p>
+    <w:p>
+      <w:pPr>
+        <w:pStyle w:val="Compact"/>
+        <w:numPr>
+          <w:ilvl w:val="0"/>
+          <w:numId w:val="1023"/>
+        </w:numPr>
+      </w:pPr>
+      <w:r>
+        <w:t xml:space="preserve">Adler y Sosa: la versión de Santiago les atribuía un VAR global con un índice de precios netos de materias primas, que</w:t>
+      </w:r>
+      <w:r>
+        <w:t xml:space="preserve"> </w:t>
+      </w:r>
+      <w:r>
+        <w:t xml:space="preserve">“más de la mitad”</w:t>
+      </w:r>
+      <w:r>
+        <w:t xml:space="preserve"> </w:t>
+      </w:r>
+      <w:r>
+        <w:t xml:space="preserve">de la variabilidad de los flujos de capital responde a condiciones internacionales y una asimetría argentina. Nada de eso aparece en los trabajos de esos autores que se pudieron leer. El párrafo se reescribió con lo verificado. Si Santiago tiene la página de donde salió, se puede recuperar.</w:t>
+      </w:r>
+    </w:p>
+    <w:p>
+      <w:pPr>
+        <w:pStyle w:val="Compact"/>
+        <w:numPr>
+          <w:ilvl w:val="0"/>
+          <w:numId w:val="1023"/>
+        </w:numPr>
+      </w:pPr>
+      <w:r>
         <w:t xml:space="preserve">Klemm et al. (2014) y Adler y Magud (2014) salieron del texto: no se pudo leer el capítulo de Klemm et al., y en Adler y Magud no está definido el índice que se les atribuía.</w:t>
       </w:r>
     </w:p>
-    <w:bookmarkEnd w:id="89"/>
-    <w:bookmarkEnd w:id="90"/>
+    <w:bookmarkEnd w:id="103"/>
+    <w:bookmarkEnd w:id="104"/>
     <w:sectPr>
       <w:footnotePr>
         <w:numRestart w:val="eachSect"/>
@@ -14218,6 +17592,9 @@
     <w:abstractNumId w:val="991"/>
   </w:num>
   <w:num w:numId="1022">
+    <w:abstractNumId w:val="991"/>
+  </w:num>
+  <w:num w:numId="1023">
     <w:abstractNumId w:val="991"/>
   </w:num>
 </w:numbering>

--- a/tesis_oficial_borradores/para_el_grupo/Tesis_borrador.docx
+++ b/tesis_oficial_borradores/para_el_grupo/Tesis_borrador.docx
@@ -10,16 +10,134 @@
         <w:t xml:space="preserve">Tesis: borrador de trabajo</w:t>
       </w:r>
     </w:p>
-    <w:bookmarkStart w:id="19" w:name="introducción"/>
+    <w:bookmarkStart w:id="9" w:name="resumen"/>
     <w:p>
       <w:pPr>
         <w:pStyle w:val="Heading1"/>
       </w:pPr>
       <w:r>
+        <w:t xml:space="preserve">Resumen</w:t>
+      </w:r>
+    </w:p>
+    <w:p>
+      <w:pPr>
+        <w:pStyle w:val="FirstParagraph"/>
+      </w:pPr>
+      <w:r>
+        <w:rPr>
+          <w:b/>
+          <w:bCs/>
+        </w:rPr>
+        <w:t xml:space="preserve">Objetivo.</w:t>
+      </w:r>
+      <w:r>
+        <w:t xml:space="preserve"> </w:t>
+      </w:r>
+      <w:r>
+        <w:t xml:space="preserve">La tesis evalúa la sostenibilidad de la deuda pública consolidada argentina, que suma la del Sector Público No Financiero y la del Banco Central, en el horizonte 2026-2035, a partir de sus determinantes macroeconómicos históricos (1996-2025): el crecimiento, el tipo de cambio real, el riesgo país y el resultado primario.</w:t>
+      </w:r>
+    </w:p>
+    <w:p>
+      <w:pPr>
+        <w:pStyle w:val="BodyText"/>
+      </w:pPr>
+      <w:r>
+        <w:rPr>
+          <w:b/>
+          <w:bCs/>
+        </w:rPr>
+        <w:t xml:space="preserve">Metodología.</w:t>
+      </w:r>
+      <w:r>
+        <w:t xml:space="preserve"> </w:t>
+      </w:r>
+      <w:r>
+        <w:t xml:space="preserve">Se estima un modelo de vectores autorregresivos estructural con variables exógenas (SVARX) sobre datos trimestrales, con la tasa de política de la Reserva Federal y la volatilidad financiera global como variables externas. Los shocks fiscales se identifican con el método de Blanchard y Perotti (2002), y la deuda consolidada neta se construye según el criterio del FMI (2021). Con el modelo se simulan 120.000 trayectorias de la deuda alrededor del escenario base del FMI (2025) y se mide la probabilidad de que la deuda no se estabilice, la métrica central del marco de sostenibilidad del FMI.</w:t>
+      </w:r>
+    </w:p>
+    <w:p>
+      <w:pPr>
+        <w:pStyle w:val="BodyText"/>
+      </w:pPr>
+      <w:r>
+        <w:rPr>
+          <w:b/>
+          <w:bCs/>
+        </w:rPr>
+        <w:t xml:space="preserve">Resultados.</w:t>
+      </w:r>
+      <w:r>
+        <w:t xml:space="preserve"> </w:t>
+      </w:r>
+      <w:r>
+        <w:t xml:space="preserve">La política fiscal respondió a la deuda en el período (reacción de 0,05 por punto de deuda), pero los shocks cambiarios y de riesgo explican cerca de 60% de la incertidumbre sobre la deuda en 2035, y los fiscales, menos de 20%. La probabilidad de que la deuda no se estabilice a cinco años es de 11,8%, con un intervalo de 90% de 8,0% a 15,8%, frente a alrededor de 3% en el análisis del FMI. A diez años baja a 6,0%. Un endurecimiento de la Reserva Federal como el de 2022-2023 eleva la deuda esperada en 7 puntos del PIB hacia 2035, sobre todo por el mayor costo de refinanciar la deuda en dólares.</w:t>
+      </w:r>
+    </w:p>
+    <w:p>
+      <w:pPr>
+        <w:pStyle w:val="BodyText"/>
+      </w:pPr>
+      <w:r>
+        <w:rPr>
+          <w:b/>
+          <w:bCs/>
+        </w:rPr>
+        <w:t xml:space="preserve">Conclusión.</w:t>
+      </w:r>
+      <w:r>
+        <w:t xml:space="preserve"> </w:t>
+      </w:r>
+      <w:r>
+        <w:t xml:space="preserve">El superávit primario es necesario pero no alcanza para estabilizar la deuda. Con el mismo escenario base, representar la incertidumbre con la dinámica histórica de la economía argentina da un diagnóstico de sostenibilidad más exigente que el del FMI en los primeros cinco años.</w:t>
+      </w:r>
+    </w:p>
+    <w:p>
+      <w:pPr>
+        <w:pStyle w:val="BodyText"/>
+      </w:pPr>
+      <w:r>
+        <w:rPr>
+          <w:b/>
+          <w:bCs/>
+        </w:rPr>
+        <w:t xml:space="preserve">Palabras clave:</w:t>
+      </w:r>
+      <w:r>
+        <w:t xml:space="preserve"> </w:t>
+      </w:r>
+      <w:r>
+        <w:t xml:space="preserve">deuda pública, sostenibilidad fiscal, SVAR, gráfico de abanico, Argentina.</w:t>
+      </w:r>
+    </w:p>
+    <w:p>
+      <w:pPr>
+        <w:pStyle w:val="BodyText"/>
+      </w:pPr>
+      <w:r>
+        <w:rPr>
+          <w:b/>
+          <w:bCs/>
+        </w:rPr>
+        <w:t xml:space="preserve">Clasificación JEL:</w:t>
+      </w:r>
+      <w:r>
+        <w:t xml:space="preserve"> </w:t>
+      </w:r>
+      <w:r>
+        <w:t xml:space="preserve">E62, F34, H63.</w:t>
+      </w:r>
+    </w:p>
+    <w:bookmarkEnd w:id="9"/>
+    <w:bookmarkStart w:id="20" w:name="introducción"/>
+    <w:p>
+      <w:pPr>
+        <w:pStyle w:val="Heading1"/>
+      </w:pPr>
+      <w:r>
         <w:t xml:space="preserve">1. Introducción</w:t>
       </w:r>
     </w:p>
-    <w:bookmarkStart w:id="10" w:name="contextualización"/>
+    <w:bookmarkStart w:id="11" w:name="contextualización"/>
     <w:p>
       <w:pPr>
         <w:pStyle w:val="Heading2"/>
@@ -49,7 +167,7 @@
         <w:rPr>
           <w:rStyle w:val="FootnoteReference"/>
         </w:rPr>
-        <w:footnoteReference w:id="9"/>
+        <w:footnoteReference w:id="10"/>
       </w:r>
       <w:r>
         <w:t xml:space="preserve"> </w:t>
@@ -63,11 +181,11 @@
         <w:pStyle w:val="BodyText"/>
       </w:pPr>
       <w:r>
-        <w:t xml:space="preserve">La administración que asumió en diciembre de 2023 recibió un elevado stock de pasivos y un acceso muy limitado al crédito voluntario. El regreso a los mercados fue gradual: la primera colocación en dólares se realizó en diciembre de 2025, con un bono a 2029 bajo legislación local por USD 1.000 millones de valor nominal y un rendimiento de 9,26% anual (Secretaría de Finanzas, 2025). A fines de julio de 2026, la deuda en moneda extranjera de la Administración Central sumaba USD 248.458 millones, y los vencimientos en divisas previstos para el resto del año alcanzaban USD 5.080 millones, de los cuales el 53,5% correspondía a pagos al Fondo Monetario Internacional (FMI) (Oficina de Presupuesto del Congreso [OPC], 2026).</w:t>
-      </w:r>
-    </w:p>
-    <w:bookmarkEnd w:id="10"/>
-    <w:bookmarkStart w:id="11" w:name="planteamiento-del-problema"/>
+        <w:t xml:space="preserve">La administración que asumió en diciembre de 2023 recibió un elevado stock de pasivos y un acceso muy limitado al crédito voluntario. El regreso a los mercados fue gradual: la primera colocación en dólares se realizó en diciembre de 2025, con un bono a 2029 bajo legislación local por USD 1.000 millones de valor nominal y un rendimiento de 9,26% anual (Secretaría de Finanzas, 2025). El precio de colocación fue de 91 por cada 100 nominales, de modo que el Tesoro recaudó unos USD 910 millones (Chequeado, 2025). En 2026 el Tesoro siguió financiándose con bonos en dólares bajo ley local y no emitió bajo legislación de Nueva York: en septiembre, el ministro de Economía afirmó que el Gobierno no tenía planes de emitir deuda internacional (Infobae, 2026). A fines de julio de 2026, la deuda en moneda extranjera de la Administración Central sumaba USD 248.458 millones, y los vencimientos en divisas previstos para el resto del año alcanzaban USD 5.080 millones, de los cuales el 53,5% correspondía a pagos al Fondo Monetario Internacional (FMI) (Oficina de Presupuesto del Congreso [OPC], 2026).</w:t>
+      </w:r>
+    </w:p>
+    <w:bookmarkEnd w:id="11"/>
+    <w:bookmarkStart w:id="12" w:name="planteamiento-del-problema"/>
     <w:p>
       <w:pPr>
         <w:pStyle w:val="Heading2"/>
@@ -92,8 +210,8 @@
         <w:t xml:space="preserve">La evidencia internacional matiza la premisa de que la consolidación presupuestaria alcanza para disipar el riesgo de impago: en promedio, los ajustes fiscales discrecionales tienen un efecto reducido sobre la ratio de deuda, y solo se asocian con reducciones duraderas cuando se aplican en fases de expansión económica (Ando et al., 2025). La sostenibilidad depende además de otros factores. Uno es la capacidad de la economía de generar las divisas que exige el servicio de una deuda dolarizada (Calvo et al., 2003). Otro es el efecto de valuación del tipo de cambio real sobre los pasivos en moneda extranjera (Levy Yeyati y Sturzenegger, 2023). Se suman la exposición de la deuda a las condiciones financieras externas (Adler y Sosa, 2013) y la menor tolerancia a la deuda de las economías con historia de default (Reinhart et al., 2003). Por último, la incertidumbre macroeconómica reduce el nivel de deuda que un gobierno puede sostener (Mendoza y Oviedo, 2009), y existe un límite político e institucional a los superávits que una sociedad acepta de manera prolongada, conocido como fatiga fiscal (Ghosh et al., 2013).</w:t>
       </w:r>
     </w:p>
-    <w:bookmarkEnd w:id="11"/>
-    <w:bookmarkStart w:id="12" w:name="preguntas-de-investigación"/>
+    <w:bookmarkEnd w:id="12"/>
+    <w:bookmarkStart w:id="13" w:name="preguntas-de-investigación"/>
     <w:p>
       <w:pPr>
         <w:pStyle w:val="Heading2"/>
@@ -126,8 +244,8 @@
         <w:t xml:space="preserve">La elección de esta perturbación se fundamenta en que opera simultáneamente sobre varios canales. Encarece el financiamiento externo y eleva el riesgo soberano (Uribe y Yue, 2006). Desencadena una depreciación del tipo de cambio real, con efectos de valuación sobre los pasivos dolarizados (Calvo et al., 2003). Deprime el crecimiento y, con ello, deteriora el diferencial entre la tasa de interés y el crecimiento (Blanchard, 2019; Neumeyer y Perri, 2005; Uribe y Yue, 2006). Por último, condiciona la transmisión de la política monetaria doméstica en las economías emergentes (Renzhi y Beirne, 2024). En Argentina, ese último canal operó durante buena parte del período histórico a través del costo de los pasivos remunerados del BCRA, cuyo stock llegó a 18,4% del PIB en 2023 y cayó a 2,2% en 2024, cuando la esterilización monetaria pasó al Tesoro (FMI, 2025, anexo II, cuadro 2).</w:t>
       </w:r>
     </w:p>
-    <w:bookmarkEnd w:id="12"/>
-    <w:bookmarkStart w:id="13" w:name="objetivos"/>
+    <w:bookmarkEnd w:id="13"/>
+    <w:bookmarkStart w:id="14" w:name="objetivos"/>
     <w:p>
       <w:pPr>
         <w:pStyle w:val="Heading2"/>
@@ -224,8 +342,8 @@
         <w:t xml:space="preserve">Estimar el impacto de un endurecimiento de la política monetaria de la FED sobre esa distribución.</w:t>
       </w:r>
     </w:p>
-    <w:bookmarkEnd w:id="13"/>
-    <w:bookmarkStart w:id="14" w:name="hipótesis"/>
+    <w:bookmarkEnd w:id="14"/>
+    <w:bookmarkStart w:id="15" w:name="hipótesis"/>
     <w:p>
       <w:pPr>
         <w:pStyle w:val="Heading2"/>
@@ -258,8 +376,8 @@
         <w:t xml:space="preserve">H2. Un endurecimiento de la política monetaria de la FED eleva la trayectoria esperada de la deuda consolidada y su probabilidad de no estabilizarse, a través del riesgo soberano, el tipo de cambio real y el crecimiento. El shock se mide de dos maneras: un desvío estándar de la variación trimestral de la tasa (convención de la literatura de VAR) y una repetición del ciclo de subas de 2022-2023.</w:t>
       </w:r>
     </w:p>
-    <w:bookmarkEnd w:id="14"/>
-    <w:bookmarkStart w:id="16" w:name="estrategia-metodológica"/>
+    <w:bookmarkEnd w:id="15"/>
+    <w:bookmarkStart w:id="17" w:name="estrategia-metodológica"/>
     <w:p>
       <w:pPr>
         <w:pStyle w:val="Heading2"/>
@@ -289,7 +407,7 @@
         <w:rPr>
           <w:rStyle w:val="FootnoteReference"/>
         </w:rPr>
-        <w:footnoteReference w:id="15"/>
+        <w:footnoteReference w:id="16"/>
       </w:r>
       <w:r>
         <w:t xml:space="preserve"> </w:t>
@@ -298,8 +416,8 @@
         <w:t xml:space="preserve">y en las métricas que utiliza el FMI para evaluar el riesgo soberano.</w:t>
       </w:r>
     </w:p>
-    <w:bookmarkEnd w:id="16"/>
-    <w:bookmarkStart w:id="17" w:name="justificación"/>
+    <w:bookmarkEnd w:id="17"/>
+    <w:bookmarkStart w:id="18" w:name="justificación"/>
     <w:p>
       <w:pPr>
         <w:pStyle w:val="Heading2"/>
@@ -324,8 +442,8 @@
         <w:t xml:space="preserve">El precedente metodológico directo es Medeiros (2012), quien combinó un modelo VAR con una función de reacción fiscal para simular la trayectoria de la deuda y construir distribuciones de probabilidad en lugar de escenarios únicos. El FMI adoptó luego esa lógica en su Marco de Riesgo Soberano y Sostenibilidad de la Deuda (SRDSF), aplicado a Argentina en sus revisiones del programa (FMI, 2024, 2025). Esta tesis retoma esa arquitectura y la especifica para el caso argentino en dos direcciones. La primera es metodológica: identifica de manera explícita los canales de transmisión entre el resultado fiscal, el riesgo soberano, el tipo de cambio real y la actividad, e incorpora un shock externo de origen identificable, la política monetaria de la FED. La segunda es de cobertura: estima la dinámica histórica de la deuda incluyendo los pasivos remunerados del BCRA, que el propio FMI considera parte de la deuda pública cuando pueden financiar al Tesoro o representan un riesgo fiscal material (FMI, 2021).</w:t>
       </w:r>
     </w:p>
-    <w:bookmarkEnd w:id="17"/>
-    <w:bookmarkStart w:id="18" w:name="organización-del-trabajo"/>
+    <w:bookmarkEnd w:id="18"/>
+    <w:bookmarkStart w:id="19" w:name="organización-del-trabajo"/>
     <w:p>
       <w:pPr>
         <w:pStyle w:val="Heading2"/>
@@ -342,9 +460,9 @@
         <w:t xml:space="preserve">El Capítulo 2 revisa los antecedentes y delimita el área de vacancia. El Capítulo 3 presenta el marco teórico. El Capítulo 4 describe la estrategia metodológica y el Capítulo 5, los datos. El Capítulo 6 expone los resultados, incluido el escenario de shock de la FED. El Capítulo 7 los discute y el Capítulo 8 presenta las conclusiones y las limitaciones. [AJUSTAR cuando se cierre el índice.]</w:t>
       </w:r>
     </w:p>
-    <w:bookmarkEnd w:id="18"/>
     <w:bookmarkEnd w:id="19"/>
-    <w:bookmarkStart w:id="32" w:name="antecedentes"/>
+    <w:bookmarkEnd w:id="20"/>
+    <w:bookmarkStart w:id="33" w:name="antecedentes"/>
     <w:p>
       <w:pPr>
         <w:pStyle w:val="Heading1"/>
@@ -361,7 +479,7 @@
         <w:t xml:space="preserve">Este capítulo ordena la literatura relevante en ocho ejes. Los cuatro primeros provienen de la literatura argentina reciente: las limitaciones de los enfoques contables (Rodríguez, 2023; Sanches, 2019), la economía política del endeudamiento y de las reestructuraciones (Aruguete, 2021; Roldán, 2021), las consecuencias materiales del ciclo financiero (Bohoslavsky y Cantamutto, 2024; Cantamutto et al., 2024) y la literatura que relativiza la urgencia de la fatiga fiscal (Blanchard, 1990, 2019; Everaert y Jansen, 2018). Los cuatro restantes reúnen la literatura internacional de simulación estocástica de deuda y tres antecedentes específicos sobre Argentina: la tradición que combina modelos VAR con simulación (Medeiros, 2012; Adler y Sosa, 2013; Wijayanti y Rachmanira, 2020), las dos lecturas de la antesala de la crisis de 2001-2002 (Cetrángolo et al., 1997; Calvo et al., 2003), la controversia entre la ratio deuda/PIB y el balance patrimonial (Levy Yeyati y Sturzenegger, 2023) y el costo real del default (Hébert y Schreger, 2017). El capítulo cierra con el área de vacancia.</w:t>
       </w:r>
     </w:p>
-    <w:bookmarkStart w:id="20" w:name="Xd30872c284e5b335f776e4fb8cf86880297864c"/>
+    <w:bookmarkStart w:id="21" w:name="Xd30872c284e5b335f776e4fb8cf86880297864c"/>
     <w:p>
       <w:pPr>
         <w:pStyle w:val="Heading2"/>
@@ -406,8 +524,8 @@
         <w:t xml:space="preserve">Sanches (2019), en su tesis de maestría, descompone la ratio deuda/PIB argentina para aislar el peso del tipo de cambio, dado un perfil de deuda con alta participación en moneda extranjera. Lo complementa con un panel de países emergentes sobre la sensibilidad del diferencial de rendimiento soberano a la composición por moneda de la deuda. Su hallazgo central es que, con un perfil como el argentino, una depreciación real afecta la ratio deuda/PIB tanto por el canal del capital como por el de los intereses.</w:t>
       </w:r>
     </w:p>
-    <w:bookmarkEnd w:id="20"/>
-    <w:bookmarkStart w:id="22" w:name="X7042623e0e43d817ea31358db1ad8306e38ae4d"/>
+    <w:bookmarkEnd w:id="21"/>
+    <w:bookmarkStart w:id="23" w:name="X7042623e0e43d817ea31358db1ad8306e38ae4d"/>
     <w:p>
       <w:pPr>
         <w:pStyle w:val="Heading2"/>
@@ -445,14 +563,14 @@
         <w:rPr>
           <w:rStyle w:val="FootnoteReference"/>
         </w:rPr>
-        <w:footnoteReference w:id="21"/>
+        <w:footnoteReference w:id="22"/>
       </w:r>
       <w:r>
         <w:t xml:space="preserve">.</w:t>
       </w:r>
     </w:p>
-    <w:bookmarkEnd w:id="22"/>
-    <w:bookmarkStart w:id="23" w:name="X581ad12eca82b5a398ca516d7f4a7b074d3c308"/>
+    <w:bookmarkEnd w:id="23"/>
+    <w:bookmarkStart w:id="24" w:name="X581ad12eca82b5a398ca516d7f4a7b074d3c308"/>
     <w:p>
       <w:pPr>
         <w:pStyle w:val="Heading2"/>
@@ -478,8 +596,8 @@
         <w:t xml:space="preserve">: cuestionan que la capacidad de pago frente a los acreedores pueda evaluarse con independencia de sus efectos sobre la reproducción social. El planteo sistematiza un argumento previo de Cantamutto y Féliz (2021).</w:t>
       </w:r>
     </w:p>
-    <w:bookmarkEnd w:id="23"/>
-    <w:bookmarkStart w:id="24" w:name="X3ef49e8e200548a8b05dde81bcde92b615e749b"/>
+    <w:bookmarkEnd w:id="24"/>
+    <w:bookmarkStart w:id="25" w:name="X3ef49e8e200548a8b05dde81bcde92b615e749b"/>
     <w:p>
       <w:pPr>
         <w:pStyle w:val="Heading2"/>
@@ -504,8 +622,8 @@
         <w:t xml:space="preserve">Everaert y Jansen (2018) discuten la fatiga fiscal desde otro ángulo. Retoman el panel de países de la OCDE (1970-2014) en el que se apoya buena parte de esta literatura y testean si el patrón no lineal de Medeiros (2012) es una regularidad genuina o un efecto de agregar países heterogéneos en un solo panel. Usan el estimador de grupos medios de Pesaran y Smith, que permite una pendiente de reacción fiscal distinta para cada país, y encuentran heterogeneidad significativa: la fatiga fiscal no es un rasgo compartido por todos los países, sino el promedio de comportamientos muy distintos. La implicancia para un análisis de un solo país, y en particular de Argentina, es directa. Una función de reacción estimada sobre economías avanzadas no es transferible sin más, porque esos parámetros provienen de países con marcos de disciplina institucional (Pacto de Estabilidad, vigilancia de la Comisión Europea) que Argentina no tiene. Esta advertencia respalda el diseño de caso único de esta tesis.</w:t>
       </w:r>
     </w:p>
-    <w:bookmarkEnd w:id="24"/>
-    <w:bookmarkStart w:id="27" w:name="X4d733897fde12b7f0cf614c762e0f3fc43f0bab"/>
+    <w:bookmarkEnd w:id="25"/>
+    <w:bookmarkStart w:id="28" w:name="X4d733897fde12b7f0cf614c762e0f3fc43f0bab"/>
     <w:p>
       <w:pPr>
         <w:pStyle w:val="Heading2"/>
@@ -543,7 +661,7 @@
         <w:rPr>
           <w:rStyle w:val="FootnoteReference"/>
         </w:rPr>
-        <w:footnoteReference w:id="25"/>
+        <w:footnoteReference w:id="26"/>
       </w:r>
       <w:r>
         <w:t xml:space="preserve">. Adler et al. (2016), con un VAR de panel de 38 economías emergentes entre 1990 y 2012, encontraron que los inversores locales amortiguan los shocks de incertidumbre global y de tasas largas de Estados Unidos, pero frente a las subas de tasas cortas se comportan igual que los no residentes, lo que vuelve especialmente relevante un shock de la política monetaria estadounidense.</w:t>
@@ -570,7 +688,7 @@
         <w:rPr>
           <w:rStyle w:val="FootnoteReference"/>
         </w:rPr>
-        <w:footnoteReference w:id="26"/>
+        <w:footnoteReference w:id="27"/>
       </w:r>
       <w:r>
         <w:t xml:space="preserve"> </w:t>
@@ -579,8 +697,8 @@
         <w:t xml:space="preserve">buscó anticipar crisis de deuda con otro objetivo: no explicar mecanismos, sino maximizar el poder predictivo. Wijayanti y Rachmanira (2020) aplicaron el enfoque de señales de Kaminsky, Lizondo y Reinhart y una regresión logística a un panel de 43 países en desarrollo entre 1960 y 2017. Predijeron el 61,5% de las crisis de deuda con dos años de anticipación. El resultado expone una tensión: estos sistemas maximizan el poder predictivo sobre un panel amplio, mientras que el gráfico de abanico del FMI busca representar la distribución de riesgo de un país en particular, y ambos enfoques pueden dar señales distintas frente a un mismo episodio.</w:t>
       </w:r>
     </w:p>
-    <w:bookmarkEnd w:id="27"/>
-    <w:bookmarkStart w:id="28" w:name="Xed9dfe865fa02d1c78e9c600386051147b065ff"/>
+    <w:bookmarkEnd w:id="28"/>
+    <w:bookmarkStart w:id="29" w:name="Xed9dfe865fa02d1c78e9c600386051147b065ff"/>
     <w:p>
       <w:pPr>
         <w:pStyle w:val="Heading2"/>
@@ -605,8 +723,8 @@
         <w:t xml:space="preserve">Calvo et al. (2003) llegaron a la misma advertencia con un instrumental distinto: contabilidad de balanza de pagos, calibración de elasticidades de demanda de bienes no transables y la identidad de dinámica de la deuda. Mostraron que, ante una interrupción súbita del financiamiento como la que siguió a la crisis rusa de 1998, el ajuste del tipo de cambio real necesario para restablecer el equilibrio externo dependía de la apertura comercial y del descalce de monedas de los pasivos. En ambos rasgos, Argentina se ubicaba en el peor extremo entre los casos comparados (Argentina, Brasil, Chile, Colombia y Ecuador). Uno de los trabajos detecta el problema por el lado del flujo (cuenta corriente) y el otro por el del stock (descalce patrimonial). Ambos coinciden en que el diagnóstico fiscal de corto plazo no bastaba para juzgar la sostenibilidad.</w:t>
       </w:r>
     </w:p>
-    <w:bookmarkEnd w:id="28"/>
-    <w:bookmarkStart w:id="29" w:name="X32defa92924f5d38061ec5e88ac80dda6a3ebf8"/>
+    <w:bookmarkEnd w:id="29"/>
+    <w:bookmarkStart w:id="30" w:name="X32defa92924f5d38061ec5e88ac80dda6a3ebf8"/>
     <w:p>
       <w:pPr>
         <w:pStyle w:val="Heading2"/>
@@ -668,8 +786,8 @@
         <w:t xml:space="preserve">de un VAR de tres variables (PIB, tipo de cambio real y tasa internacional). Para Argentina obtuvieron un patrimonio neto medio de 2,2 veces el PIB, sin valores negativos en la distribución simulada. Además, una devaluación real del 20% apenas lo modifica (de 2,225 a 2,214 veces el PIB), porque el mayor costo en dólares de la deuda se compensa con más recaudación de bienes transables y con la licuación de gastos en pesos. El resultado choca con el cálculo tradicional que los mismos autores citan de Calvo et al. (2003): con el enfoque de descalce de monedas, una devaluación del 50% eleva la ratio deuda/PIB argentina de 36,5% a 50,8%. Los autores advierten que su resultado benigno depende de que Argentina redujo la dolarización de su deuda después de 2001. Con la estructura de deuda de 2001, el mismo shock habría producido un deterioro severo.</w:t>
       </w:r>
     </w:p>
-    <w:bookmarkEnd w:id="29"/>
-    <w:bookmarkStart w:id="30" w:name="octavo-eje-el-costo-real-del-default"/>
+    <w:bookmarkEnd w:id="30"/>
+    <w:bookmarkStart w:id="31" w:name="octavo-eje-el-costo-real-del-default"/>
     <w:p>
       <w:pPr>
         <w:pStyle w:val="Heading2"/>
@@ -715,8 +833,8 @@
         <w:t xml:space="preserve">del evento que estos marcos buscan evitar. Hébert y Schreger (2017) usaron el litigio de la República Argentina con NML Capital como experimento natural: los fallos judiciales alteraron la probabilidad de default percibida por el mercado con independencia de las noticias económicas del día. Con identificación por heterocedasticidad (Rigobon, 2003; Rigobon y Sack, 2004), estimaron que un aumento de 10 puntos porcentuales en la probabilidad de default, medida con los seguros de incumplimiento (CDS), redujo en alrededor de 6% el índice de acciones argentinas. El paso de una probabilidad de 40% a una de 100%, lo efectivamente ocurrido en 2014, implicó una pérdida de valor de mercado de las empresas cotizantes de entre 30% y 45%, concentrada en exportadoras y filiales de empresas extranjeras. Este trabajo cuantifica el costo del evento extremo que los marcos estocásticos (Medeiros, 2012; FMI, 2021) buscan mantener con baja probabilidad.</w:t>
       </w:r>
     </w:p>
-    <w:bookmarkEnd w:id="30"/>
-    <w:bookmarkStart w:id="31" w:name="área-de-vacancia"/>
+    <w:bookmarkEnd w:id="31"/>
+    <w:bookmarkStart w:id="32" w:name="área-de-vacancia"/>
     <w:p>
       <w:pPr>
         <w:pStyle w:val="Heading2"/>
@@ -792,7 +910,7 @@
         <w:pStyle w:val="BodyText"/>
       </w:pPr>
       <w:r>
-        <w:t xml:space="preserve">Esa omisión importa por razones institucionales. La autonomía formal que el BCRA había obtenido en 1992 se redujo de manera progresiva desde 2002, y en especial entre 2010 y 2012, cuando la reforma de su Carta Orgánica amplió los márgenes legales de asistencia al Tesoro (Damill et al., 2015). En ese período, el Tesoro canceló deuda externa con reservas del BCRA (Damill et al., 2015), y entre 2003 y 2015 las utilidades del BCRA se convirtieron en una fuente regular de ingresos extraordinarios del Tesoro (Porto, 2020). La absorción de esa liquidez se hizo con pasivos remunerados: letras (LEBAC y NOBAC) hasta 2018, Leliq y pases entre 2018 y 2024, que respondieron a los mismos shocks cambiarios y de riesgo que la deuda del Tesoro. Un modelo estimado solo sobre la deuda del Tesoro omite esa parte del endeudamiento y puede subestimar la sensibilidad de la deuda a esos shocks. Esto sigue siendo cierto aunque, desde 2024, los pasivos del BCRA se hayan reducido a niveles mínimos: la proyección parte de un BCRA casi sin pasivos, pero los parámetros que la gobiernan se estiman sobre tres décadas en las que no fue así.</w:t>
+        <w:t xml:space="preserve">Esa omisión importa por razones institucionales. La autonomía formal que el BCRA había obtenido en 1992 se redujo de manera progresiva desde 2002, y en especial entre 2010 y 2012, cuando la reforma de su Carta Orgánica amplió los márgenes legales de asistencia al Tesoro (Damill et al., 2015). En ese período, el Tesoro canceló deuda externa con reservas del BCRA (Damill et al., 2015), y entre 2003 y 2015 las utilidades del BCRA se convirtieron en una fuente regular de ingresos extraordinarios del Tesoro (Porto, 2020). La absorción de esa liquidez se hizo con pasivos remunerados: letras (LEBAC y NOBAC) hasta 2018, Leliq y pases entre 2018 y 2024, que respondieron a los mismos shocks cambiarios y de riesgo que la deuda del Tesoro. Un modelo estimado solo sobre la deuda del Tesoro omite esa parte del endeudamiento y puede subestimar la sensibilidad de la deuda a esos shocks. Esto sigue siendo cierto aunque, desde 2024, los pasivos remunerados del BCRA se hayan reducido a niveles mínimos. Los pases pasivos se suspendieron en julio de 2024 y su stock pasó al Tesoro como Letras Fiscales de Liquidez (LEFI), que el BCRA dejó de ofrecer en julio de 2025 (BCRA, 2025). A fin de 2025 el stock de LEFI era nulo, frente a 11,1 billones de pesos un año antes (BCRA, 2026). La proyección parte de un BCRA casi sin pasivos, pero los parámetros que la gobiernan se estiman sobre tres décadas en las que no fue así.</w:t>
       </w:r>
     </w:p>
     <w:p>
@@ -803,9 +921,9 @@
         <w:t xml:space="preserve">Esta tesis atiende las tres omisiones con un solo diseño: un SVARX de caso único para Argentina (1996-2025), estimado sobre la deuda consolidada del SPNF y el BCRA, con identificación estructural de los canales y la tasa de la FED como variable exógena. Sus resultados alimentan una simulación de Monte Carlo que expresa el riesgo con las métricas del propio FMI, lo que permite comparar directamente ambos resultados.</w:t>
       </w:r>
     </w:p>
-    <w:bookmarkEnd w:id="31"/>
     <w:bookmarkEnd w:id="32"/>
-    <w:bookmarkStart w:id="45" w:name="marco-teórico"/>
+    <w:bookmarkEnd w:id="33"/>
+    <w:bookmarkStart w:id="46" w:name="marco-teórico"/>
     <w:p>
       <w:pPr>
         <w:pStyle w:val="Heading1"/>
@@ -822,7 +940,7 @@
         <w:t xml:space="preserve">Este capítulo reúne los conceptos que sostienen el análisis empírico. Parte de un enfoque macroeconómico general, la restricción externa (sección 3.1), y de la teoría de la solvencia intertemporal y la identidad de acumulación de la deuda (3.2). Luego incorpora tres elementos que la pregunta de investigación exige: la restricción presupuestaria consolidada del Tesoro y el Banco Central de la República Argentina (BCRA) (3.3), el descalce de monedas y las interrupciones repentinas del financiamiento (3.4) y la transmisión de la política monetaria de Estados Unidos (3.5). Cierra con la noción probabilística de sostenibilidad que usa el Fondo Monetario Internacional (FMI) (3.6), la fatiga fiscal como teoría complementaria (3.7) y los alcances del marco (3.8). Cada sección indica qué variable o hipótesis del modelo sustenta.</w:t>
       </w:r>
     </w:p>
-    <w:bookmarkStart w:id="33" w:name="el-enfoque-de-la-restricción-externa"/>
+    <w:bookmarkStart w:id="34" w:name="el-enfoque-de-la-restricción-externa"/>
     <w:p>
       <w:pPr>
         <w:pStyle w:val="Heading2"/>
@@ -863,8 +981,8 @@
         <w:t xml:space="preserve">El enfoque cumple en esta tesis una función interpretativa. No se contrasta aquí la ley de Thirlwall, y el modelo no incluye el saldo comercial. Lo que el enfoque aporta es la razón para tratar al tipo de cambio real y al riesgo soberano como determinantes de la deuda y no solo como variables de control. Si la escasez de divisas es el límite del proceso, el superávit primario en pesos no se traduce de manera directa en capacidad de pago en dólares. Esa es la intuición detrás de la hipótesis H1a, y se formaliza con la identidad de la deuda de la sección siguiente.</w:t>
       </w:r>
     </w:p>
-    <w:bookmarkEnd w:id="33"/>
-    <w:bookmarkStart w:id="38" w:name="Xa279cf3229c29106283bb4d1e58e9229cedcf6a"/>
+    <w:bookmarkEnd w:id="34"/>
+    <w:bookmarkStart w:id="39" w:name="Xa279cf3229c29106283bb4d1e58e9229cedcf6a"/>
     <w:p>
       <w:pPr>
         <w:pStyle w:val="Heading2"/>
@@ -873,7 +991,7 @@
         <w:t xml:space="preserve">3.2 Solvencia intertemporal, la regla de Bohn y la identidad de la deuda</w:t>
       </w:r>
     </w:p>
-    <w:bookmarkStart w:id="34" w:name="sostenibilidad-en-la-definición-del-fmi"/>
+    <w:bookmarkStart w:id="35" w:name="sostenibilidad-en-la-definición-del-fmi"/>
     <w:p>
       <w:pPr>
         <w:pStyle w:val="Heading3"/>
@@ -890,8 +1008,8 @@
         <w:t xml:space="preserve">El marco del FMI distingue tres conceptos cercanos. La deuda es sostenible cuando se estabiliza con riesgos de refinanciamiento bajos bajo un conjunto de políticas factibles, no necesariamente las del escenario base. Es insostenible cuando no existe ningún conjunto de políticas política y económicamente factibles que la estabilice con riesgo de refinanciamiento aceptable. La no estabilización bajo el escenario base describe una situación más acotada: la ratio deuda/PIB no se estabiliza con las políticas que el equipo técnico considera más probables, lo cual puede implicar solo que se requiere un ajuste, no una reestructuración (FMI, 2021, párr. 9 y recuadro 2). Esta distinción ordena el uso de las palabras en la tesis. La métrica de H1b mide la no estabilización bajo un escenario base y no la insolvencia. Se la interpreta como un indicador de riesgo, no como un diagnóstico de reestructuración.</w:t>
       </w:r>
     </w:p>
-    <w:bookmarkEnd w:id="34"/>
-    <w:bookmarkStart w:id="35" w:name="X5603608d2d3310290ee9683b07fbcbdfb089f33"/>
+    <w:bookmarkEnd w:id="35"/>
+    <w:bookmarkStart w:id="36" w:name="X5603608d2d3310290ee9683b07fbcbdfb089f33"/>
     <w:p>
       <w:pPr>
         <w:pStyle w:val="Heading3"/>
@@ -932,8 +1050,8 @@
         <w:t xml:space="preserve">La identidad separa dos efectos de la depreciación real. El primero es el de valuación: εₜ dᶠₜ₋₁ eleva la ratio de manera inmediata aunque el gobierno no haya emitido un dólar adicional. El segundo es el diferencial entre tasa y crecimiento, que en la parte en dólares incluye el tipo de cambio. Con el saldo primario constante, la ratio se estabiliza si pbₜ ≥ (rₜ - gₜ)/(1+gₜ) dₜ₋₁, donde rₜ es la tasa efectiva ponderada por la composición de la cartera. Cuando la depreciación pesa sobre una cartera con alta proporción de moneda extranjera, rₜ puede superar con holgura a gₜ de un año a otro, sin que el resultado primario haya cambiado. Los datos argentinos muestran ese patrón. En 2018, el aumento de la ratio deuda en moneda extranjera/PIB se intensificó por una fuerte depreciación de la moneda y una caída de la actividad de 2,6% (Rodríguez, 2023), y en la relación entre crecimiento y deuda de 2018-2019 pesó la participación de la deuda en moneda extranjera y el mayor tipo de cambio (Rodríguez, 2023). El mecanismo opera en las dos direcciones. En 2024 la deuda federal bruta pasó de 155,4% a 85,3% del PIB, por un ajuste fiscal de más de cinco puntos y por efectos de valuación cambiaria (FMI, 2025). Esta simetría muestra que el tipo de cambio real puede mover la ratio más que el resultado primario en cualquiera de los dos sentidos.</w:t>
       </w:r>
     </w:p>
-    <w:bookmarkEnd w:id="35"/>
-    <w:bookmarkStart w:id="36" w:name="X846565093c0ab0d7bb416dd57e9da4780d4b03e"/>
+    <w:bookmarkEnd w:id="36"/>
+    <w:bookmarkStart w:id="37" w:name="X846565093c0ab0d7bb416dd57e9da4780d4b03e"/>
     <w:p>
       <w:pPr>
         <w:pStyle w:val="Heading3"/>
@@ -979,11 +1097,11 @@
         <w:pStyle w:val="BodyText"/>
       </w:pPr>
       <w:r>
-        <w:t xml:space="preserve">Conviene corregir una atribución frecuente. Bohn (2007) no demuestra que ρ &gt; 0 sea suficiente sin cointegración. Lo que muestra es que las pruebas de estacionariedad y cointegración sobre series fiscales no pueden rechazar la sostenibilidad: la restricción intertemporal se cumple si la deuda, o los ingresos y gastos con intereses, son integrados de orden arbitrariamente alto, y no hace falta que ingresos y gastos cointegren (Bohn, 2007). La suficiencia de ρ &gt; 0 proviene de Bohn (1998, 2005). La lectura de Bohn (2007) tiene una consecuencia para el diseño econométrico: que una prueba de cointegración no rechace la hipótesis nula, como ocurre en la muestra de la tesis, no permite concluir que la política sea insostenible, y por eso el sistema se estima en niveles sin imponer relaciones de cointegración.</w:t>
-      </w:r>
-    </w:p>
-    <w:bookmarkEnd w:id="36"/>
-    <w:bookmarkStart w:id="37" w:name="Xc6e60f5a5238a1c66820dbbaf1540ecfd51aebe"/>
+        <w:t xml:space="preserve">Conviene corregir una atribución frecuente. Bohn (2007) no demuestra que ρ &gt; 0 sea suficiente sin cointegración. Lo que muestra es que las pruebas de estacionariedad y cointegración sobre series fiscales no pueden rechazar la sostenibilidad: la restricción intertemporal se cumple si la deuda, o los ingresos y gastos con intereses, son integrados de orden arbitrariamente alto, y no hace falta que ingresos y gastos cointegren (Bohn, 2007). La suficiencia de ρ &gt; 0 proviene de Bohn (1998, 2005). La lectura de Bohn (2007) tiene una consecuencia para el diseño econométrico: que una prueba de cointegración no rechace la hipótesis nula de no cointegración, como ocurre en la muestra de la tesis, no permite concluir que la política sea insostenible, y por eso el sistema se estima en niveles sin imponer relaciones de cointegración.</w:t>
+      </w:r>
+    </w:p>
+    <w:bookmarkEnd w:id="37"/>
+    <w:bookmarkStart w:id="38" w:name="Xc6e60f5a5238a1c66820dbbaf1540ecfd51aebe"/>
     <w:p>
       <w:pPr>
         <w:pStyle w:val="Heading3"/>
@@ -1024,9 +1142,9 @@
         <w:t xml:space="preserve">Esta es la lógica de H1a. Con un coeficiente de la magnitud que Bohn estima para Estados Unidos, del orden de 0,05, una respuesta fiscal significativa pero pequeña es superada por un diferencial r-g de uno o dos puntos. En una economía con deuda en moneda extranjera, el término r incluye la depreciación real y el spread soberano, que son variables con shocks grandes y poco predecibles, de modo que (r-g)/(1+g) puede exceder a ρ por márgenes amplios en años de estrés. El coeficiente ρ que estima esta tesis es positivo y de magnitud reducida (Capítulo 6). La conclusión que corresponde a H1a no es que el gobierno no reaccione, sino que su reacción, por sí sola, no basta para estabilizar la deuda cuando dominan el diferencial r-g, los efectos de valuación y los shocks externos. Esa lectura es compatible con la evidencia de que las consolidaciones fiscales discrecionales tienen en promedio un efecto reducido sobre la ratio de deuda (Ando et al., 2025).</w:t>
       </w:r>
     </w:p>
-    <w:bookmarkEnd w:id="37"/>
     <w:bookmarkEnd w:id="38"/>
-    <w:bookmarkStart w:id="39" w:name="X58cdfd26e0cc5f235c20c1f7917896edd4b92f6"/>
+    <w:bookmarkEnd w:id="39"/>
+    <w:bookmarkStart w:id="40" w:name="X58cdfd26e0cc5f235c20c1f7917896edd4b92f6"/>
     <w:p>
       <w:pPr>
         <w:pStyle w:val="Heading2"/>
@@ -1048,7 +1166,7 @@
         <w:pStyle w:val="BodyText"/>
       </w:pPr>
       <w:r>
-        <w:t xml:space="preserve">Leeper (1991) agrega la dimensión de la interacción entre políticas. La existencia y la unicidad del equilibrio dependen de si cada autoridad responde o no a la deuda (política pasiva o activa). El caso en que la política fiscal es activa, es decir, no corrige el resultado primario ante la deuda, y la monetaria es pasiva, es el que se conoce como dominancia fiscal (Leeper, 1991). La contrapartida empírica es la regla de Bohn de la sección 3.2: un ρ positivo indica una autoridad fiscal que responde, pero solo a la deuda que se mide dentro de su perímetro.</w:t>
+        <w:t xml:space="preserve">Leeper (1991) agrega la dimensión de la interacción entre políticas. La existencia y la unicidad del equilibrio dependen de si cada autoridad responde o no a la deuda (política pasiva o activa). El caso en que la política fiscal es activa, es decir, no corrige el resultado primario ante la deuda, y la monetaria es pasiva (región II de Leeper, 1991), se asemeja al régimen fiscal dominante de Sargent y Wallace (1981) y suele llamarse dominancia fiscal. La contrapartida empírica es la regla de Bohn de la sección 3.2: un ρ positivo indica una autoridad fiscal que responde, pero solo a la deuda que se mide dentro de su perímetro.</w:t>
       </w:r>
     </w:p>
     <w:p>
@@ -1059,8 +1177,8 @@
         <w:t xml:space="preserve">El FMI recoge este argumento en su marco de análisis. Propone consolidar al banco central con el gobierno cuando el banco tiene una posición de capital muy negativa, o cuando participa de manera significativa en el financiamiento monetario directo del presupuesto o en actividades cuasifiscales. La consolidación implica netear los créditos del banco central contra el gobierno y sumar los pasivos de deuda del banco central, excluidos la moneda y los depósitos en poder de residentes (FMI, 2021, párr. 40 y anexo II, sección B). En el caso argentino, ese perímetro tuvo importancia cuantitativa. Los pasivos del BCRA pasaron de 18,4% del PIB en 2023 a 2,2% en 2024, mientras el Tesoro asumía el costo de la deuda de corto plazo del banco, con una recapitalización de alrededor de 2,5% del PIB (FMI, 2025, anexo II). La deuda neta consolidada pasó de 111% a 52% del PIB entre ambos años (FMI, 2025, anexo II). Una medida que solo tome la deuda del Tesoro no registra el traspaso de los pasivos del banco al Tesoro como un cambio en la composición de una misma deuda pública. Por eso esta tesis trabaja con la deuda consolidada neta.</w:t>
       </w:r>
     </w:p>
-    <w:bookmarkEnd w:id="39"/>
-    <w:bookmarkStart w:id="40" w:name="X20862c7541b595f20b5f9ddc0e3ce04fa00711b"/>
+    <w:bookmarkEnd w:id="40"/>
+    <w:bookmarkStart w:id="41" w:name="X20862c7541b595f20b5f9ddc0e3ce04fa00711b"/>
     <w:p>
       <w:pPr>
         <w:pStyle w:val="Heading2"/>
@@ -1103,8 +1221,8 @@
         <w:t xml:space="preserve">). Esas interrupciones suelen ir acompañadas de una depreciación real sustancial, que daña a los países con pasivos muy dolarizados y convierte posiciones fiscales y corporativas que parecían sostenibles en insostenibles. El ajuste de precios relativos requerido es mayor cuanto más cerrada es la economía en la oferta de bienes transables (Calvo et al., 2003). Los autores usan este mecanismo para explicar la caída de la Convertibilidad. Es la misma lógica que mueve el término εₜ dᶠₜ₋₁ de la identidad. Para el período 2016-2020, Aruguete (2021) describe una crisis de balanza de pagos originada en un proceso de sobreendeudamiento público iniciado cuatro años antes.</w:t>
       </w:r>
     </w:p>
-    <w:bookmarkEnd w:id="40"/>
-    <w:bookmarkStart w:id="41" w:name="X338997c1c1ad6c197b4a88bfa341f9a999e425f"/>
+    <w:bookmarkEnd w:id="41"/>
+    <w:bookmarkStart w:id="42" w:name="X338997c1c1ad6c197b4a88bfa341f9a999e425f"/>
     <w:p>
       <w:pPr>
         <w:pStyle w:val="Heading2"/>
@@ -1136,7 +1254,7 @@
         <w:t xml:space="preserve"> </w:t>
       </w:r>
       <w:r>
-        <w:t xml:space="preserve">Uribe y Yue (2006) estiman que los shocks de la tasa de Estados Unidos explican alrededor de 20% de los movimientos de la actividad en economías emergentes en frecuencias de ciclo económico, y que afectan a las variables domésticas sobre todo a través del spread soberano. Kalemli-Özcan (2019) encuentra que la política de Estados Unidos desplaza el costo del crédito en el exterior al cambiar la percepción global del riesgo, con efectos más intensos sobre los emergentes que sobre las economías avanzadas, y que ese efecto llega a los spreads locales. Rey (2013) sostiene que los flujos de capital, los precios de los activos y el crédito se mueven con un ciclo financiero global asociado al índice VIX, y que la política monetaria del centro es uno de los factores de ese ciclo. Por eso el EMBI+ es una variable endógena del sistema, la tasa en dólares se construye como tasa de la FED más EMBI+ y el VIX entra como variable exógena que recoge las condiciones financieras globales (Adler y Sosa, 2013, usan el VIX entre sus variables globales).</w:t>
+        <w:t xml:space="preserve">Uribe y Yue (2006) estiman que los shocks de la tasa de Estados Unidos explican alrededor de 20% de los movimientos de la actividad en economías emergentes en frecuencias de ciclo económico, y que afectan a las variables domésticas sobre todo a través del spread soberano. Kalemli-Özcan (2019) encuentra que la política monetaria de Estados Unidos afecta el costo del crédito interno de otros países a través de la percepción de riesgo de los inversores globales, con efectos más intensos sobre los emergentes que sobre las economías avanzadas, y que los flujos de capital, muy sensibles a esa percepción, inciden de forma directa sobre los spreads de crédito locales. Rey (2013) sostiene que los flujos de capital, los precios de los activos y el crédito se mueven con un ciclo financiero global asociado al índice VIX, y que la política monetaria del centro es uno de los factores de ese ciclo. Por eso el EMBI+ es una variable endógena del sistema, la tasa en dólares se construye como tasa de la FED más EMBI+ y el VIX entra como variable exógena que recoge las condiciones financieras globales (Adler y Sosa, 2013, usan el VIX entre sus variables globales).</w:t>
       </w:r>
     </w:p>
     <w:p>
@@ -1154,7 +1272,7 @@
         <w:t xml:space="preserve"> </w:t>
       </w:r>
       <w:r>
-        <w:t xml:space="preserve">Los shocks de Estados Unidos influyen en las economías de América Latina por vía financiera y producen en dos episodios efectos desestabilizadores sobre los tipos de cambio nominales (Canova, 2005). Una vez que el tipo de cambio real se deprecia, el efecto sobre una cartera con deuda en divisas es el mecanismo de valuación de la sección 3.2 y de Calvo et al. (2003). Por eso el tipo de cambio real es una variable endógena y su efecto se mide como parte del bloque cambiario y de riesgo.</w:t>
+        <w:t xml:space="preserve">Los shocks de Estados Unidos influyen en las economías de América Latina por vía financiera y producen en dos episodios, las crisis de Argentina y de Brasil, efectos desestabilizadores sobre los tipos de cambio nominales (Canova, 2005). Una vez que el tipo de cambio real se deprecia, el efecto sobre una cartera con deuda en divisas es el mecanismo de valuación de la sección 3.2 y de Calvo et al. (2003). Por eso el tipo de cambio real es una variable endógena y su efecto se mide como parte del bloque cambiario y de riesgo.</w:t>
       </w:r>
     </w:p>
     <w:p>
@@ -1198,11 +1316,11 @@
         <w:pStyle w:val="BodyText"/>
       </w:pPr>
       <w:r>
-        <w:t xml:space="preserve">El tratamiento de la FED y del VIX como variables exógenas se apoya en que Argentina es una economía pequeña y abierta. Canova (2005) identifica los shocks de Estados Unidos y los trata como exógenos respecto de los países latinoamericanos. Adler, Djigbenou y Sosa (2016), con un VAR de panel sobre los flujos brutos de capital de economías emergentes, muestran que la respuesta ante los shocks globales difiere según el tipo de shock: los inversores locales amortiguan de manera importante los shocks de incertidumbre global y de manera más limitada los de la tasa larga de Estados Unidos. Esto justifica incluir a la vez la tasa de la FED y el VIX, que no se confunden entre sí.</w:t>
-      </w:r>
-    </w:p>
-    <w:bookmarkEnd w:id="41"/>
-    <w:bookmarkStart w:id="42" w:name="sostenibilidad-en-sentido-probabilístico"/>
+        <w:t xml:space="preserve">El tratamiento de la FED y del VIX como variables exógenas se apoya en que Argentina es una economía pequeña y abierta. Canova (2005) identifica los shocks de Estados Unidos y los trata como exógenos respecto de los países latinoamericanos. Adler, Djigbenou y Sosa (2016), con un VAR de panel sobre los flujos brutos de capital de economías emergentes, muestran que la respuesta ante los shocks globales difiere según el tipo de shock: los inversores locales cumplen un papel estabilizador tanto ante los shocks de incertidumbre global, donde la repatriación de activos compensa en buena medida la salida de no residentes, como ante los de la tasa larga de Estados Unidos, donde la compensación es mucho más limitada. Esto justifica incluir a la vez la tasa de la FED y el VIX, que no se confunden entre sí.</w:t>
+      </w:r>
+    </w:p>
+    <w:bookmarkEnd w:id="42"/>
+    <w:bookmarkStart w:id="43" w:name="sostenibilidad-en-sentido-probabilístico"/>
     <w:p>
       <w:pPr>
         <w:pStyle w:val="Heading2"/>
@@ -1216,7 +1334,7 @@
         <w:pStyle w:val="FirstParagraph"/>
       </w:pPr>
       <w:r>
-        <w:t xml:space="preserve">El análisis tradicional de sostenibilidad proyecta una sola trayectoria de la deuda. El enfoque probabilístico representa la incertidumbre alrededor de esa trayectoria. Celasun, Debrun y Ostry (2006) proponen un algoritmo de simulación de la trayectoria de la deuda con shocks realistas al crecimiento, a las tasas de interés y al tipo de cambio, junto con la respuesta endógena de la política fiscal y los shocks fiscales propios. Su arquitectura combina un VAR sin restricciones sobre la tasa de interés externa real, la tasa doméstica real, el crecimiento y el tipo de cambio real efectivo, con una función de reacción fiscal estimada en panel que incluye la deuda rezagada. Los gráficos de abanico resultan de combinar ese patrón de shocks con la reacción fiscal, y las aplicaciones incluyen a Argentina (Celasun et al., 2006). Medeiros (2012) simula las ratios de deuda de quince Estados miembros de la Unión Europea con modelos VAR y una función de reacción fiscal de panel, con errores normales o remuestreados, y muestra que las trayectorias simuladas tienen asimetría positiva. Recomienda incorporar una función de reacción fiscal en los escenarios de sostenibilidad (Medeiros, 2012).</w:t>
+        <w:t xml:space="preserve">El análisis tradicional de sostenibilidad proyecta una sola trayectoria de la deuda. El enfoque probabilístico representa la incertidumbre alrededor de esa trayectoria. Celasun, Debrun y Ostry (2006) proponen un algoritmo de simulación de la trayectoria de la deuda con shocks realistas al crecimiento, a las tasas de interés y al tipo de cambio, junto con la respuesta endógena de la política fiscal y los shocks fiscales propios. Su arquitectura combina un VAR sin restricciones sobre la tasa de interés externa real, la tasa doméstica real, el crecimiento y el tipo de cambio real efectivo, con una función de reacción fiscal estimada en panel que incluye la deuda rezagada. Los gráficos de abanico resultan de combinar ese patrón de shocks con la reacción fiscal, y las aplicaciones incluyen a Argentina (Celasun et al., 2006). Medeiros (2012) simula las ratios de deuda de quince Estados miembros de la Unión Europea con modelos VAR y una función de reacción fiscal de panel, con errores normales o remuestreados, y muestra que las trayectorias simuladas tienen asimetría positiva. Sugiere correr los escenarios de sostenibilidad también con una función de reacción fiscal o con una hipótesis equivalente de reversión a la media (Medeiros, 2012).</w:t>
       </w:r>
     </w:p>
     <w:p>
@@ -1235,8 +1353,8 @@
         <w:t xml:space="preserve">Este enfoque tiene una ventaja sobre el análisis puntual: permite separar la dispersión debida a los shocks (los efectos de valuación, de riesgo y de crecimiento) de la trayectoria central. También tiene el límite que se desprende de la sección 3.2: una probabilidad de no estabilización es una medida de riesgo bajo un escenario base, no una prueba de insostenibilidad en el sentido formal del FMI (FMI, 2021, recuadro 2).</w:t>
       </w:r>
     </w:p>
-    <w:bookmarkEnd w:id="42"/>
-    <w:bookmarkStart w:id="43" w:name="X4b0d8751a9ddb75de76d745052144bc2c592993"/>
+    <w:bookmarkEnd w:id="43"/>
+    <w:bookmarkStart w:id="44" w:name="X4b0d8751a9ddb75de76d745052144bc2c592993"/>
     <w:p>
       <w:pPr>
         <w:pStyle w:val="Heading2"/>
@@ -1261,8 +1379,8 @@
         <w:t xml:space="preserve">En esta tesis la fatiga fiscal no organiza el marco ni sustenta una hipótesis. Es un resultado complementario del Capítulo 6, que se interpreta como una verificación de robustez de la regla lineal, no como la explicación central. La razón es que el objetivo es evaluar el peso conjunto de los canales sobre la deuda y la probabilidad de que no se estabilice, y para eso la reacción fiscal es un componente más del sistema.</w:t>
       </w:r>
     </w:p>
-    <w:bookmarkEnd w:id="43"/>
-    <w:bookmarkStart w:id="44" w:name="alcances-y-límites-del-marco"/>
+    <w:bookmarkEnd w:id="44"/>
+    <w:bookmarkStart w:id="45" w:name="alcances-y-límites-del-marco"/>
     <w:p>
       <w:pPr>
         <w:pStyle w:val="Heading2"/>
@@ -1294,9 +1412,9 @@
         </w:pict>
       </w:r>
     </w:p>
-    <w:bookmarkEnd w:id="44"/>
     <w:bookmarkEnd w:id="45"/>
-    <w:bookmarkStart w:id="54" w:name="metodología"/>
+    <w:bookmarkEnd w:id="46"/>
+    <w:bookmarkStart w:id="55" w:name="metodología"/>
     <w:p>
       <w:pPr>
         <w:pStyle w:val="Heading1"/>
@@ -1313,7 +1431,7 @@
         <w:t xml:space="preserve">Este capítulo presenta la estrategia empírica: un modelo de vectores autorregresivos estructural con variables exógenas (SVARX), combinado con la identidad de acumulación de la deuda y una simulación de Monte Carlo. Cada decisión de especificación se fundamenta en el marco del FMI, en la literatura o en las propiedades de los datos.</w:t>
       </w:r>
     </w:p>
-    <w:bookmarkStart w:id="46" w:name="arquitectura-general"/>
+    <w:bookmarkStart w:id="47" w:name="arquitectura-general"/>
     <w:p>
       <w:pPr>
         <w:pStyle w:val="Heading2"/>
@@ -1472,8 +1590,8 @@
         <w:t xml:space="preserve">nombre propio.</w:t>
       </w:r>
     </w:p>
-    <w:bookmarkEnd w:id="46"/>
-    <w:bookmarkStart w:id="47" w:name="variables-del-sistema"/>
+    <w:bookmarkEnd w:id="47"/>
+    <w:bookmarkStart w:id="48" w:name="variables-del-sistema"/>
     <w:p>
       <w:pPr>
         <w:pStyle w:val="Heading2"/>
@@ -1977,8 +2095,8 @@
         <w:t xml:space="preserve">investigación y mantiene la acumulación contablemente exacta.</w:t>
       </w:r>
     </w:p>
-    <w:bookmarkEnd w:id="47"/>
-    <w:bookmarkStart w:id="49" w:name="variables-exógenas"/>
+    <w:bookmarkEnd w:id="48"/>
+    <w:bookmarkStart w:id="50" w:name="variables-exógenas"/>
     <w:p>
       <w:pPr>
         <w:pStyle w:val="Heading2"/>
@@ -2080,7 +2198,7 @@
         <w:t xml:space="preserve">cuando la tasa efectiva no puede bajar más.</w:t>
       </w:r>
     </w:p>
-    <w:bookmarkStart w:id="48" w:name="X4626adc4a04cc38647431de13eed7f7fdb244c4"/>
+    <w:bookmarkStart w:id="49" w:name="X4626adc4a04cc38647431de13eed7f7fdb244c4"/>
     <w:p>
       <w:pPr>
         <w:pStyle w:val="Heading3"/>
@@ -2411,9 +2529,9 @@
         <w:t xml:space="preserve">El canal cuasifiscal, es decir, el mayor costo de los pasivos remunerados del BCRA, operó en el período de estimación a través de la deuda consolidada. No se proyecta como un canal separado porque esos pasivos son mínimos desde 2024 (FMI, 2025, anexo II).</w:t>
       </w:r>
     </w:p>
-    <w:bookmarkEnd w:id="48"/>
     <w:bookmarkEnd w:id="49"/>
-    <w:bookmarkStart w:id="50" w:name="identificación-de-los-shocks-domésticos"/>
+    <w:bookmarkEnd w:id="50"/>
+    <w:bookmarkStart w:id="51" w:name="identificación-de-los-shocks-domésticos"/>
     <w:p>
       <w:pPr>
         <w:pStyle w:val="Heading2"/>
@@ -2685,8 +2803,8 @@
         </w:tc>
       </w:tr>
     </w:tbl>
-    <w:bookmarkEnd w:id="50"/>
-    <w:bookmarkStart w:id="51" w:name="niveles-rezagos-e-inferencia"/>
+    <w:bookmarkEnd w:id="51"/>
+    <w:bookmarkStart w:id="52" w:name="niveles-rezagos-e-inferencia"/>
     <w:p>
       <w:pPr>
         <w:pStyle w:val="Heading2"/>
@@ -2817,8 +2935,8 @@
         <w:t xml:space="preserve">salvaje de diseño recursivo, que es válido con heterocedasticidad condicional de forma desconocida y también sin ella (Gonçalves y Kilian, 2004), con semilla fija para que sean reproducibles. Los diagnósticos del modelo estimado se presentan en el Capítulo 6.</w:t>
       </w:r>
     </w:p>
-    <w:bookmarkEnd w:id="51"/>
-    <w:bookmarkStart w:id="52" w:name="simulación-de-monte-carlo"/>
+    <w:bookmarkEnd w:id="52"/>
+    <w:bookmarkStart w:id="53" w:name="simulación-de-monte-carlo"/>
     <w:p>
       <w:pPr>
         <w:pStyle w:val="Heading2"/>
@@ -3046,8 +3164,8 @@
         <w:t xml:space="preserve">La elección se fija antes de ver los resultados y no según cuál da una probabilidad mayor. El procedimiento del FMI genera shocks en forma reducida: no distingue un shock fiscal de uno cambiario ni aísla la tasa de la FED. Por eso no puede contrastar H1a, que compara bloques de shocks, ni H2, que requiere un shock externo identificado. El SVARX sí puede, y además incorpora la respuesta de la política fiscal a la deuda (Bohn, 1998). La variante del FMI se informa como comparación metodológica.</w:t>
       </w:r>
     </w:p>
-    <w:bookmarkEnd w:id="52"/>
-    <w:bookmarkStart w:id="53" w:name="contraste-de-las-hipótesis"/>
+    <w:bookmarkEnd w:id="53"/>
+    <w:bookmarkStart w:id="54" w:name="contraste-de-las-hipótesis"/>
     <w:p>
       <w:pPr>
         <w:pStyle w:val="Heading2"/>
@@ -3296,9 +3414,9 @@
         </w:tc>
       </w:tr>
     </w:tbl>
-    <w:bookmarkEnd w:id="53"/>
     <w:bookmarkEnd w:id="54"/>
-    <w:bookmarkStart w:id="84" w:name="datos"/>
+    <w:bookmarkEnd w:id="55"/>
+    <w:bookmarkStart w:id="85" w:name="datos"/>
     <w:p>
       <w:pPr>
         <w:pStyle w:val="Heading1"/>
@@ -3315,7 +3433,7 @@
         <w:t xml:space="preserve">Este capítulo documenta cada serie del modelo: qué mide, de dónde sale, qué transformaciones se le aplicaron y por qué. La muestra es trimestral, 1996T1-2025T4 (120 observaciones). La muestra efectiva de estimación es 1996T4-2025T4 (117 observaciones), porque el crecimiento pierde la primera observación y los dos rezagos de la tasa de la Fed consumen las siguientes. Todas las cifras que aparecen aquí se recalcularon desde los archivos del repositorio citados en cada sección. Cuando una serie tiene una limitación, se declara junto con la dirección probable de su sesgo.</w:t>
       </w:r>
     </w:p>
-    <w:bookmarkStart w:id="55" w:name="resumen-de-las-series"/>
+    <w:bookmarkStart w:id="56" w:name="resumen-de-las-series"/>
     <w:p>
       <w:pPr>
         <w:pStyle w:val="Heading2"/>
@@ -4536,8 +4654,8 @@
         <w:t xml:space="preserve">.</w:t>
       </w:r>
     </w:p>
-    <w:bookmarkEnd w:id="55"/>
-    <w:bookmarkStart w:id="56" w:name="X9551ff4f8fe6138b2157a69a2c063d63865295b"/>
+    <w:bookmarkEnd w:id="56"/>
+    <w:bookmarkStart w:id="57" w:name="X9551ff4f8fe6138b2157a69a2c063d63865295b"/>
     <w:p>
       <w:pPr>
         <w:pStyle w:val="Heading2"/>
@@ -4668,8 +4786,8 @@
         <w:t xml:space="preserve">.</w:t>
       </w:r>
     </w:p>
-    <w:bookmarkEnd w:id="56"/>
-    <w:bookmarkStart w:id="63" w:name="deuda-consolidada-neta-y-sus-componentes"/>
+    <w:bookmarkEnd w:id="57"/>
+    <w:bookmarkStart w:id="64" w:name="deuda-consolidada-neta-y-sus-componentes"/>
     <w:p>
       <w:pPr>
         <w:pStyle w:val="Heading2"/>
@@ -4678,7 +4796,7 @@
         <w:t xml:space="preserve">5.3 Deuda consolidada neta y sus componentes</w:t>
       </w:r>
     </w:p>
-    <w:bookmarkStart w:id="57" w:name="definición"/>
+    <w:bookmarkStart w:id="58" w:name="definición"/>
     <w:p>
       <w:pPr>
         <w:pStyle w:val="Heading3"/>
@@ -4711,8 +4829,8 @@
         <w:t xml:space="preserve">Aquí B es la deuda bruta federal, T_BCRA la deuda del Tesoro en poder del BCRA, T_FGS la deuda del Tesoro en poder del FGS-ANSES, L_BCRA los pasivos remunerados del BCRA y DEP los depósitos del Tesoro en el BCRA. En la serie estimada, T_FGS no está disponible (sección 5.9).</w:t>
       </w:r>
     </w:p>
-    <w:bookmarkEnd w:id="57"/>
-    <w:bookmarkStart w:id="58" w:name="deuda-federal-bruta-b"/>
+    <w:bookmarkEnd w:id="58"/>
+    <w:bookmarkStart w:id="59" w:name="deuda-federal-bruta-b"/>
     <w:p>
       <w:pPr>
         <w:pStyle w:val="Heading3"/>
@@ -4886,8 +5004,8 @@
         <w:t xml:space="preserve">La hoja A.2.4 trae una fila con fecha 2022-03-31 duplicada, que corresponde a 2002-03-31 (intercalada con un CER de 1,0481). El script la reasigna solo si detecta la duplicación.</w:t>
       </w:r>
     </w:p>
-    <w:bookmarkEnd w:id="58"/>
-    <w:bookmarkStart w:id="59" w:name="pasivos-remunerados-del-bcra-l_bcra"/>
+    <w:bookmarkEnd w:id="59"/>
+    <w:bookmarkStart w:id="60" w:name="pasivos-remunerados-del-bcra-l_bcra"/>
     <w:p>
       <w:pPr>
         <w:pStyle w:val="Heading3"/>
@@ -5065,8 +5183,8 @@
         <w:t xml:space="preserve">, 24 trimestres). Su omisión subestima L_BCRA y, por lo tanto, subestima la deuda neta (sesgo en dirección contraria al del FGS).</w:t>
       </w:r>
     </w:p>
-    <w:bookmarkEnd w:id="59"/>
-    <w:bookmarkStart w:id="60" w:name="X806e085bc5f2b5a11b5366608dccbae17ae6ac4"/>
+    <w:bookmarkEnd w:id="60"/>
+    <w:bookmarkStart w:id="61" w:name="X806e085bc5f2b5a11b5366608dccbae17ae6ac4"/>
     <w:p>
       <w:pPr>
         <w:pStyle w:val="Heading3"/>
@@ -5296,8 +5414,8 @@
         <w:t xml:space="preserve">) quedan como series de robustez, junto con la deuda bruta.</w:t>
       </w:r>
     </w:p>
-    <w:bookmarkEnd w:id="60"/>
-    <w:bookmarkStart w:id="61" w:name="depósitos-del-tesoro-en-el-bcra-dep"/>
+    <w:bookmarkEnd w:id="61"/>
+    <w:bookmarkStart w:id="62" w:name="depósitos-del-tesoro-en-el-bcra-dep"/>
     <w:p>
       <w:pPr>
         <w:pStyle w:val="Heading3"/>
@@ -5335,8 +5453,8 @@
         <w:t xml:space="preserve">del Balance (1.002.754 millones de pesos en 2023-12). Cobertura completa, sin interpolaciones. Se incluyen los depósitos en moneda extranjera a la valuación del BCRA.</w:t>
       </w:r>
     </w:p>
-    <w:bookmarkEnd w:id="61"/>
-    <w:bookmarkStart w:id="62" w:name="identidad-verificada"/>
+    <w:bookmarkEnd w:id="62"/>
+    <w:bookmarkStart w:id="63" w:name="identidad-verificada"/>
     <w:p>
       <w:pPr>
         <w:pStyle w:val="Heading3"/>
@@ -5368,9 +5486,9 @@
         <w:t xml:space="preserve">se cumple al cuarto decimal en 2023 (119,03) y en 2024 (61,11 con la tenencia nominal piso; 68,31 con valor de libros). La identidad que el FMI usa en el Cuadro 2 (línea 6 = 2 + 4 − 5) también se cumple con sus cifras: 92,9 + 18,4 − 0,5 = 110,8 y 51,4 + 2,2 − 2,1 = 51,5.</w:t>
       </w:r>
     </w:p>
-    <w:bookmarkEnd w:id="62"/>
     <w:bookmarkEnd w:id="63"/>
-    <w:bookmarkStart w:id="64" w:name="resultado-primario"/>
+    <w:bookmarkEnd w:id="64"/>
+    <w:bookmarkStart w:id="65" w:name="resultado-primario"/>
     <w:p>
       <w:pPr>
         <w:pStyle w:val="Heading2"/>
@@ -5644,8 +5762,8 @@
         <w:t xml:space="preserve">Contra la tabla escrita a mano (2004-2025) y el Denton del Compendio (1996-2003), la correlación es 0,89 en 2004-2025 y 0,33 en 1996-2003, con errores absolutos medios de 1,29 y 1,16 puntos. La serie anterior de 1996-2003 era una interpolación de datos anuales y no sirve como referencia de nivel.</w:t>
       </w:r>
     </w:p>
-    <w:bookmarkEnd w:id="64"/>
-    <w:bookmarkStart w:id="65" w:name="pib-real-y-crecimiento"/>
+    <w:bookmarkEnd w:id="65"/>
+    <w:bookmarkStart w:id="66" w:name="pib-real-y-crecimiento"/>
     <w:p>
       <w:pPr>
         <w:pStyle w:val="Heading2"/>
@@ -5815,8 +5933,8 @@
         <w:t xml:space="preserve">, trimestral, que aparece en la identidad de la deuda (Capítulo 4, sección 4.2). Pierde la primera observación, así que tiene 119 datos. El salto entre 2003T4 y 2004T1 (−2,1 %) es el efecto estacional del cambio de trimestre y no un artefacto del empalme.</w:t>
       </w:r>
     </w:p>
-    <w:bookmarkEnd w:id="65"/>
-    <w:bookmarkStart w:id="70" w:name="variables-financieras"/>
+    <w:bookmarkEnd w:id="66"/>
+    <w:bookmarkStart w:id="71" w:name="variables-financieras"/>
     <w:p>
       <w:pPr>
         <w:pStyle w:val="Heading2"/>
@@ -5825,7 +5943,7 @@
         <w:t xml:space="preserve">5.6 Variables financieras</w:t>
       </w:r>
     </w:p>
-    <w:bookmarkStart w:id="66" w:name="embi-riesgo-soberano"/>
+    <w:bookmarkStart w:id="67" w:name="embi-riesgo-soberano"/>
     <w:p>
       <w:pPr>
         <w:pStyle w:val="Heading3"/>
@@ -6001,8 +6119,8 @@
         <w:t xml:space="preserve">El spread Brady no es exactamente el EMBI+ (distinto universo de instrumentos). El factor k ajusta el nivel pero no el comportamiento de corto plazo. Son 12 de 120 trimestres.</w:t>
       </w:r>
     </w:p>
-    <w:bookmarkEnd w:id="66"/>
-    <w:bookmarkStart w:id="67" w:name="tipo-de-cambio-real-multilateral-tcrm"/>
+    <w:bookmarkEnd w:id="67"/>
+    <w:bookmarkStart w:id="68" w:name="tipo-de-cambio-real-multilateral-tcrm"/>
     <w:p>
       <w:pPr>
         <w:pStyle w:val="Heading3"/>
@@ -6113,8 +6231,8 @@
         <w:t xml:space="preserve">. Es la única variable del sistema en que una proyección reemplaza a una fuente primaria. La alternativa, perder un año de muestra, se considera peor que una aproximación declarada. Los resultados centrales se verifican reestimando desde 1997 (Capítulo 6).</w:t>
       </w:r>
     </w:p>
-    <w:bookmarkEnd w:id="67"/>
-    <w:bookmarkStart w:id="68" w:name="X2485cc34e02ab40b24c6d05171fb843d12e02c8"/>
+    <w:bookmarkEnd w:id="68"/>
+    <w:bookmarkStart w:id="69" w:name="X2485cc34e02ab40b24c6d05171fb843d12e02c8"/>
     <w:p>
       <w:pPr>
         <w:pStyle w:val="Heading3"/>
@@ -6347,8 +6465,8 @@
         <w:t xml:space="preserve">En el modelo entra como variación trimestral (ΔFed), con una media de −0,012 pp y un desvío estándar de 0,505 pp (119 variaciones). Ese desvío es el tamaño del shock del Capítulo 4. El ciclo 2022-2023 acumula 6,90 pp con la sombra de base y 5,25 pp medido solo con FEDFUNDS.</w:t>
       </w:r>
     </w:p>
-    <w:bookmarkEnd w:id="68"/>
-    <w:bookmarkStart w:id="69" w:name="vix"/>
+    <w:bookmarkEnd w:id="69"/>
+    <w:bookmarkStart w:id="70" w:name="vix"/>
     <w:p>
       <w:pPr>
         <w:pStyle w:val="Heading3"/>
@@ -6389,9 +6507,9 @@
         <w:t xml:space="preserve">), promedio trimestral. Tiene cobertura real desde 1996, sin faltantes (120 observaciones). Entra como exógena en nivel (Adler y Sosa, 2013, citados en el Capítulo 4).</w:t>
       </w:r>
     </w:p>
-    <w:bookmarkEnd w:id="69"/>
     <w:bookmarkEnd w:id="70"/>
-    <w:bookmarkStart w:id="71" w:name="Xe2c1f699aa3e9ae6a11f93541e9c4657f6aae32"/>
+    <w:bookmarkEnd w:id="71"/>
+    <w:bookmarkStart w:id="72" w:name="Xe2c1f699aa3e9ae6a11f93541e9c4657f6aae32"/>
     <w:p>
       <w:pPr>
         <w:pStyle w:val="Heading2"/>
@@ -6420,8 +6538,8 @@
         <w:t xml:space="preserve">.</w:t>
       </w:r>
     </w:p>
-    <w:bookmarkEnd w:id="71"/>
-    <w:bookmarkStart w:id="76" w:name="Xfba9795b0262a3aec86cb988d85d10ac0b2d960"/>
+    <w:bookmarkEnd w:id="72"/>
+    <w:bookmarkStart w:id="77" w:name="Xfba9795b0262a3aec86cb988d85d10ac0b2d960"/>
     <w:p>
       <w:pPr>
         <w:pStyle w:val="Heading2"/>
@@ -6466,7 +6584,7 @@
         <w:t xml:space="preserve">). El FMI publica el cuadro de deuda solo para 2023-2026.</w:t>
       </w:r>
     </w:p>
-    <w:bookmarkStart w:id="72" w:name="Xa01cff60600f7a82bb5f91b22357c6f4e94a632"/>
+    <w:bookmarkStart w:id="73" w:name="Xa01cff60600f7a82bb5f91b22357c6f4e94a632"/>
     <w:p>
       <w:pPr>
         <w:pStyle w:val="Heading3"/>
@@ -7576,8 +7694,8 @@
         <w:t xml:space="preserve">y reclamos por el cupón PIB (nota 1 del cuadro), que no figuran en los informes del MECON, y a la versión de PIB de su informe. La diferencia de los pasivos del BCRA en 2023 es compatible con la omisión del swap con el PBoC y de otros instrumentos, aunque no se pudo verificar por falta de una serie. La valuación nominal no cambia 2023, porque en ese año el valor de libros ya supera al nominal y la variante piso conserva el de libros. En 2024 reduce la deuda neta de 68,3 a 61,1 y la brecha con el FMI, de 16,8 a 9,6 puntos.</w:t>
       </w:r>
     </w:p>
-    <w:bookmarkEnd w:id="72"/>
-    <w:bookmarkStart w:id="73" w:name="X7a2c85742a23c57b132a6154d51d01bf040b9b5"/>
+    <w:bookmarkEnd w:id="73"/>
+    <w:bookmarkStart w:id="74" w:name="X7a2c85742a23c57b132a6154d51d01bf040b9b5"/>
     <w:p>
       <w:pPr>
         <w:pStyle w:val="Heading3"/>
@@ -7914,8 +8032,8 @@
         <w:t xml:space="preserve">Las filas de 2024 no suman exactamente por redondeo. El exceso de nuestra deuda neta sobre la del FMI proviene del neteo incompleto de las tenencias intra-públicas, que compensa con creces la bruta menor y los pasivos menores.</w:t>
       </w:r>
     </w:p>
-    <w:bookmarkEnd w:id="73"/>
-    <w:bookmarkStart w:id="74" w:name="resultado-primario-y-otras-comparaciones"/>
+    <w:bookmarkEnd w:id="74"/>
+    <w:bookmarkStart w:id="75" w:name="resultado-primario-y-otras-comparaciones"/>
     <w:p>
       <w:pPr>
         <w:pStyle w:val="Heading3"/>
@@ -8632,8 +8750,8 @@
         <w:t xml:space="preserve">Las diferencias de crecimiento (0,3 puntos) son compatibles con revisiones de INDEC posteriores al informe del FMI. Ambos años pertenecen al tramo con base 2004 directa, de modo que el empalme de 1996-2003 no interviene.</w:t>
       </w:r>
     </w:p>
-    <w:bookmarkEnd w:id="74"/>
-    <w:bookmarkStart w:id="75" w:name="X33a369f85777ae1b8f66c2d89b242fbe0bb8662"/>
+    <w:bookmarkEnd w:id="75"/>
+    <w:bookmarkStart w:id="76" w:name="X33a369f85777ae1b8f66c2d89b242fbe0bb8662"/>
     <w:p>
       <w:pPr>
         <w:pStyle w:val="Heading3"/>
@@ -8917,9 +9035,9 @@
         <w:t xml:space="preserve">En 2023 la columna contable de moneda extranjera incluye otros créditos en dólares, por lo que supera al nominal de las Letras, y el piso conserva el valor de libros. Es la razón de que la variante estricta empeore 2023 (128,2). En 2024 el nominal de las Letras supera en 40,7 mil millones de USD a toda la tenencia en moneda extranjera que registra el Balance, y la tenencia sube 7,2 puntos del PIB. Eso confirma que el valor contable subestima la tenencia en 2024.</w:t>
       </w:r>
     </w:p>
-    <w:bookmarkEnd w:id="75"/>
     <w:bookmarkEnd w:id="76"/>
-    <w:bookmarkStart w:id="81" w:name="X53893ea74fc765be5bc0650fe40c4402adf70cb"/>
+    <w:bookmarkEnd w:id="77"/>
+    <w:bookmarkStart w:id="82" w:name="X53893ea74fc765be5bc0650fe40c4402adf70cb"/>
     <w:p>
       <w:pPr>
         <w:pStyle w:val="Heading2"/>
@@ -8928,7 +9046,7 @@
         <w:t xml:space="preserve">5.9 La diferencia con el FGS-ANSES y otras limitaciones de la deuda neta</w:t>
       </w:r>
     </w:p>
-    <w:bookmarkStart w:id="77" w:name="dos-conceptos-distintos"/>
+    <w:bookmarkStart w:id="78" w:name="dos-conceptos-distintos"/>
     <w:p>
       <w:pPr>
         <w:pStyle w:val="Heading3"/>
@@ -9019,8 +9137,8 @@
         <w:t xml:space="preserve">. No se trata de una omisión por criterio, sino de falta de datos.</w:t>
       </w:r>
     </w:p>
-    <w:bookmarkEnd w:id="77"/>
-    <w:bookmarkStart w:id="78" w:name="por-qué-no-se-pudo-incluir"/>
+    <w:bookmarkEnd w:id="78"/>
+    <w:bookmarkStart w:id="79" w:name="por-qué-no-se-pudo-incluir"/>
     <w:p>
       <w:pPr>
         <w:pStyle w:val="Heading3"/>
@@ -9091,8 +9209,8 @@
         <w:t xml:space="preserve">). El MECON no ofrece una apertura trimestral por tenedor sectorial (la hoja A.4.5 clasifica por residencia), y el FMI da las tenencias solo para 2023-2026. Aproximar con una cifra no verificada violaría la regla de no fabricar datos.</w:t>
       </w:r>
     </w:p>
-    <w:bookmarkEnd w:id="78"/>
-    <w:bookmarkStart w:id="79" w:name="magnitud-y-dirección-del-sesgo"/>
+    <w:bookmarkEnd w:id="79"/>
+    <w:bookmarkStart w:id="80" w:name="magnitud-y-dirección-del-sesgo"/>
     <w:p>
       <w:pPr>
         <w:pStyle w:val="Heading3"/>
@@ -9509,8 +9627,8 @@
         <w:t xml:space="preserve">El balance de las fuentes es una sobreestimación en 2023 y 2024 y probablemente en todo 2007-2025, de entre 8 y 10 puntos del PIB en esos dos años de control.</w:t>
       </w:r>
     </w:p>
-    <w:bookmarkEnd w:id="79"/>
-    <w:bookmarkStart w:id="80" w:name="cómo-se-trata-en-el-análisis"/>
+    <w:bookmarkEnd w:id="80"/>
+    <w:bookmarkStart w:id="81" w:name="cómo-se-trata-en-el-análisis"/>
     <w:p>
       <w:pPr>
         <w:pStyle w:val="Heading3"/>
@@ -9573,9 +9691,9 @@
         <w:t xml:space="preserve">), de modo que la conclusión pueda evaluarse con tres medidas. El cierre de la brecha restante exige dos insumos: las series de tenencias del FGS en ANSES (descarga manual) y el saldo del swap activado (estados contables del BCRA).</w:t>
       </w:r>
     </w:p>
-    <w:bookmarkEnd w:id="80"/>
     <w:bookmarkEnd w:id="81"/>
-    <w:bookmarkStart w:id="82" w:name="estadísticos-descriptivos"/>
+    <w:bookmarkEnd w:id="82"/>
+    <w:bookmarkStart w:id="83" w:name="estadísticos-descriptivos"/>
     <w:p>
       <w:pPr>
         <w:pStyle w:val="Heading2"/>
@@ -10985,8 +11103,8 @@
         <w:t xml:space="preserve">Fuente: cálculo propio sobre los CSV citados en 5.1. La desviación estándar es muestral (ddof = 1). Los depósitos del Tesoro en el BCRA tienen media de 0,64 % del PIB y desvío de 0,77, y no forman parte de las estadísticas del sistema. El resultado primario trimestral tiene un desvío mayor que el de la suma de cuatro trimestres por su estacionalidad (el mínimo, −12,16, ocurre en 2020T2 y el máximo, 7,02, en 2004T2). El crecimiento del PIB tiene un desvío alto porque la serie conserva la estacionalidad de INDEC y porque el tramo 1996-2003 contiene variaciones trimestrales de la crisis de 2001-2002 (mínimo en 2002T1, máximo en 2010T2). El máximo de la deuda neta ocurre en 2002T3 y el mínimo en 2013T3. El máximo del EMBI+ ocurre en 2002T3 y el mínimo en 2007T1.</w:t>
       </w:r>
     </w:p>
-    <w:bookmarkEnd w:id="82"/>
-    <w:bookmarkStart w:id="83" w:name="resumen-de-limitaciones-de-datos"/>
+    <w:bookmarkEnd w:id="83"/>
+    <w:bookmarkStart w:id="84" w:name="resumen-de-limitaciones-de-datos"/>
     <w:p>
       <w:pPr>
         <w:pStyle w:val="Heading2"/>
@@ -11181,9 +11299,9 @@
         <w:t xml:space="preserve">con rezago en períodos de inflación alta.</w:t>
       </w:r>
     </w:p>
-    <w:bookmarkEnd w:id="83"/>
     <w:bookmarkEnd w:id="84"/>
-    <w:bookmarkStart w:id="91" w:name="resultados"/>
+    <w:bookmarkEnd w:id="85"/>
+    <w:bookmarkStart w:id="95" w:name="resultados"/>
     <w:p>
       <w:pPr>
         <w:pStyle w:val="Heading1"/>
@@ -11227,7 +11345,7 @@
         <w:t xml:space="preserve">.</w:t>
       </w:r>
     </w:p>
-    <w:bookmarkStart w:id="85" w:name="el-svarx-estimado"/>
+    <w:bookmarkStart w:id="86" w:name="el-svarx-estimado"/>
     <w:p>
       <w:pPr>
         <w:pStyle w:val="Heading2"/>
@@ -11603,8 +11721,8 @@
         <w:t xml:space="preserve">Un aumento de un desvío estándar en la tasa de política de la FED (0,50 puntos porcentuales) no produce respuestas significativas de las variables domésticas en ninguno de los horizontes considerados (0, 4, 8 y 20 trimestres). El EMBI+ sube 9 puntos básicos en el trimestre del shock, con un intervalo de 90% de [-83; 103], y 12 puntos básicos a los dos años, con un intervalo de [-14; 42]. El tipo de cambio real y el resultado primario tampoco responden de manera significativa. La única excepción es el crecimiento, que en el trimestre del shock sube medio punto con un intervalo que apenas excluye el cero, [0,00; 1,04]. Ese signo no tiene una explicación económica clara y desaparece desde el cuarto trimestre. Con 111 trimestres y un shock chico, el modelo no puede distinguir los efectos indirectos de la FED del ruido.</w:t>
       </w:r>
     </w:p>
-    <w:bookmarkEnd w:id="85"/>
-    <w:bookmarkStart w:id="86" w:name="el-gráfico-de-abanico"/>
+    <w:bookmarkEnd w:id="86"/>
+    <w:bookmarkStart w:id="90" w:name="el-gráfico-de-abanico"/>
     <w:p>
       <w:pPr>
         <w:pStyle w:val="Heading2"/>
@@ -12213,14 +12331,69 @@
     </w:tbl>
     <w:p>
       <w:pPr>
+        <w:pStyle w:val="CaptionedFigure"/>
+      </w:pPr>
+      <w:r>
+        <w:drawing>
+          <wp:inline>
+            <wp:extent cx="5334000" cy="3048000"/>
+            <wp:effectExtent b="0" l="0" r="0" t="0"/>
+            <wp:docPr descr="Figura 6.1. Gráfico de abanico de la deuda consolidada neta simulada, 2025-2035 (% del PIB). Escenario base del FMI (2025) con shocks estructurales del SVARX; 300 réplicas de parámetros por 400 trayectorias." title="" id="88" name="Picture"/>
+            <a:graphic>
+              <a:graphicData uri="http://schemas.openxmlformats.org/drawingml/2006/picture">
+                <pic:pic>
+                  <pic:nvPicPr>
+                    <pic:cNvPr descr="../tesis/figuras/fig6_1_abanico_deuda_neta.png" id="89" name="Picture"/>
+                    <pic:cNvPicPr>
+                      <a:picLocks noChangeArrowheads="1" noChangeAspect="1"/>
+                    </pic:cNvPicPr>
+                  </pic:nvPicPr>
+                  <pic:blipFill>
+                    <a:blip r:embed="rId87"/>
+                    <a:stretch>
+                      <a:fillRect/>
+                    </a:stretch>
+                  </pic:blipFill>
+                  <pic:spPr bwMode="auto">
+                    <a:xfrm>
+                      <a:off x="0" y="0"/>
+                      <a:ext cx="5334000" cy="3048000"/>
+                    </a:xfrm>
+                    <a:prstGeom prst="rect">
+                      <a:avLst/>
+                    </a:prstGeom>
+                    <a:noFill/>
+                    <a:ln w="9525">
+                      <a:noFill/>
+                      <a:headEnd/>
+                      <a:tailEnd/>
+                    </a:ln>
+                  </pic:spPr>
+                </pic:pic>
+              </a:graphicData>
+            </a:graphic>
+          </wp:inline>
+        </w:drawing>
+      </w:r>
+    </w:p>
+    <w:p>
+      <w:pPr>
+        <w:pStyle w:val="ImageCaption"/>
+      </w:pPr>
+      <w:r>
+        <w:t xml:space="preserve">Figura 6.1. Gráfico de abanico de la deuda consolidada neta simulada, 2025-2035 (% del PIB). Escenario base del FMI (2025) con shocks estructurales del SVARX; 300 réplicas de parámetros por 400 trayectorias.</w:t>
+      </w:r>
+    </w:p>
+    <w:p>
+      <w:pPr>
         <w:pStyle w:val="BodyText"/>
       </w:pPr>
       <w:r>
         <w:t xml:space="preserve">El ancho del abanico entre los percentiles 5 y 95 es de 19,4 puntos en 2030, con un intervalo de 90% de [15,4; 24,3]. El del FMI para la deuda federal bruta es 74,2 (FMI, 2025, anexo II, cuadro 7). El Capítulo 7 analiza esta diferencia.</w:t>
       </w:r>
     </w:p>
-    <w:bookmarkEnd w:id="86"/>
-    <w:bookmarkStart w:id="87" w:name="contraste-de-h1a"/>
+    <w:bookmarkEnd w:id="90"/>
+    <w:bookmarkStart w:id="91" w:name="contraste-de-h1a"/>
     <w:p>
       <w:pPr>
         <w:pStyle w:val="Heading2"/>
@@ -12520,8 +12693,8 @@
         <w:t xml:space="preserve">El bloque cambiario y de riesgo es el que más pesa. El resultado es coherente con la reacción fiscal positiva de la sección 6.1: el superávit responde a la deuda, pero la variabilidad de la deuda la dominan el tipo de cambio real y el riesgo país.</w:t>
       </w:r>
     </w:p>
-    <w:bookmarkEnd w:id="87"/>
-    <w:bookmarkStart w:id="88" w:name="contraste-de-h1b"/>
+    <w:bookmarkEnd w:id="91"/>
+    <w:bookmarkStart w:id="92" w:name="contraste-de-h1b"/>
     <w:p>
       <w:pPr>
         <w:pStyle w:val="Heading2"/>
@@ -12765,8 +12938,8 @@
         <w:t xml:space="preserve">A diez años la probabilidad baja a 6,0%, porque el escenario base sigue reduciendo la deuda y cada vez menos trayectorias terminan con la deuda en aumento. El límite inferior del intervalo coincide con el 3%, así que a diez años el contraste no rechaza que la probabilidad sea igual a la del FMI.</w:t>
       </w:r>
     </w:p>
-    <w:bookmarkEnd w:id="88"/>
-    <w:bookmarkStart w:id="89" w:name="contraste-de-h2"/>
+    <w:bookmarkEnd w:id="92"/>
+    <w:bookmarkStart w:id="93" w:name="contraste-de-h2"/>
     <w:p>
       <w:pPr>
         <w:pStyle w:val="Heading2"/>
@@ -12974,8 +13147,8 @@
         <w:t xml:space="preserve">Para saber por qué canal pasa el efecto, se repitió el escenario de 2022-2023 anulando la respuesta de las variables domésticas a la FED, de modo que solo actúa el mayor costo de refinanciar la deuda en dólares. Con los parámetros estimados, ese costo directo explica 4,7 de los 7,3 puntos de aumento de la deuda en 2035 (dos tercios). El tercio restante corresponde a la respuesta del riesgo país, el tipo de cambio real y el crecimiento, que en conjunto empujan en la misma dirección aunque, como se vio en la sección 6.1, ninguna de esas respuestas es significativa por separado.</w:t>
       </w:r>
     </w:p>
-    <w:bookmarkEnd w:id="89"/>
-    <w:bookmarkStart w:id="90" w:name="robustez"/>
+    <w:bookmarkEnd w:id="93"/>
+    <w:bookmarkStart w:id="94" w:name="robustez"/>
     <w:p>
       <w:pPr>
         <w:pStyle w:val="Heading2"/>
@@ -13588,9 +13761,9 @@
         <w:t xml:space="preserve">de parámetros. Las filas a la manera del FMI no tienen intervalo porque ese procedimiento no estima parámetros.</w:t>
       </w:r>
     </w:p>
-    <w:bookmarkEnd w:id="90"/>
-    <w:bookmarkEnd w:id="91"/>
-    <w:bookmarkStart w:id="97" w:name="discusión"/>
+    <w:bookmarkEnd w:id="94"/>
+    <w:bookmarkEnd w:id="95"/>
+    <w:bookmarkStart w:id="101" w:name="discusión"/>
     <w:p>
       <w:pPr>
         <w:pStyle w:val="Heading1"/>
@@ -13599,7 +13772,7 @@
         <w:t xml:space="preserve">7. Discusión</w:t>
       </w:r>
     </w:p>
-    <w:bookmarkStart w:id="92" w:name="Xd2bfaf14c1e57bc7fc44159cc760bdc22586e66"/>
+    <w:bookmarkStart w:id="96" w:name="Xd2bfaf14c1e57bc7fc44159cc760bdc22586e66"/>
     <w:p>
       <w:pPr>
         <w:pStyle w:val="Heading2"/>
@@ -13624,8 +13797,8 @@
         <w:t xml:space="preserve">A diez años la diferencia se achica: 6,0%, con un límite inferior que coincide con el 3%. No es una contradicción. La métrica del FMI pregunta si el ajuste del escenario base alcanza para poner la deuda en una senda descendente (FMI, 2021, anexo VI, nota 9). En el escenario del FMI la deuda baja rápido, de modo que hacia 2035 quedan pocas trayectorias en las que el superávit previsto resulte insuficiente. El riesgo se concentra en los primeros años, que son también los que el FMI mira para su calificación de riesgo a mediano plazo.</w:t>
       </w:r>
     </w:p>
-    <w:bookmarkEnd w:id="92"/>
-    <w:bookmarkStart w:id="93" w:name="X296fb36fe1945ef431d31692b730d7f1c364e24"/>
+    <w:bookmarkEnd w:id="96"/>
+    <w:bookmarkStart w:id="97" w:name="X296fb36fe1945ef431d31692b730d7f1c364e24"/>
     <w:p>
       <w:pPr>
         <w:pStyle w:val="Heading2"/>
@@ -14213,8 +14386,8 @@
         <w:t xml:space="preserve">Con nuestros datos, el procedimiento del FMI da 23,5% de no estabilización, no 3%. El FMI no publica la muestra histórica ni los datos de los impulsores que usa para Argentina, así que esta diferencia no se puede descomponer con la información disponible. Las dos estimaciones de esta tesis (11,8% con el SVARX y 23,5% con el procedimiento del FMI) superan el 3%, de modo que la conclusión sobre H1b a cinco años no depende de esa elección.</w:t>
       </w:r>
     </w:p>
-    <w:bookmarkEnd w:id="93"/>
-    <w:bookmarkStart w:id="94" w:name="el-papel-del-superávit-primario"/>
+    <w:bookmarkEnd w:id="97"/>
+    <w:bookmarkStart w:id="98" w:name="el-papel-del-superávit-primario"/>
     <w:p>
       <w:pPr>
         <w:pStyle w:val="Heading2"/>
@@ -14231,8 +14404,8 @@
         <w:t xml:space="preserve">La reacción fiscal estimada es positiva y significativa (0,051): en 1998-2025, el resultado primario respondió a la deuda, en línea con la condición de Bohn (1998). Pero el bloque fiscal explica menos de un quinto de la varianza de la deuda en 2035, y el cambiario y de riesgo, casi tres quintos. Esto respalda la idea central de H1a. El superávit es necesario, y el escenario base del FMI se apoya en él, pero no alcanza para controlar la trayectoria, porque la mayor parte del riesgo viene del tipo de cambio real y de la prima de riesgo. El resultado coincide con el diagnóstico de la restricción externa del Capítulo 3: con más de la mitad de la deuda en moneda extranjera, una depreciación real cambia el cociente de deuda aunque las cuentas fiscales estén en orden (Calvo et al., 2003).</w:t>
       </w:r>
     </w:p>
-    <w:bookmarkEnd w:id="94"/>
-    <w:bookmarkStart w:id="95" w:name="el-shock-de-la-fed"/>
+    <w:bookmarkEnd w:id="98"/>
+    <w:bookmarkStart w:id="99" w:name="el-shock-de-la-fed"/>
     <w:p>
       <w:pPr>
         <w:pStyle w:val="Heading2"/>
@@ -14249,8 +14422,8 @@
         <w:t xml:space="preserve">El efecto de la FED depende del tamaño del shock. Una suba de medio punto no tiene un efecto distinguible. Un ciclo como el de 2022-2023 eleva la deuda en 7 puntos del PIB hacia 2035. Dos tercios de ese efecto vienen del canal más directo, el mayor costo de refinanciar la deuda en dólares, y un tercio de la respuesta del riesgo país, el tipo de cambio real y el crecimiento. Las respuestas al impulso de esas variables no son significativas por separado. Esto no quiere decir que los canales indirectos no existan. Uribe y Yue (2006) y Canova (2005) los documentan con paneles y muestras más largas. Quiere decir que una sola serie argentina de 111 trimestres no alcanza para medirlos con precisión. La conclusión sobre H2 descansa, por lo tanto, sobre todo en el canal de costo.</w:t>
       </w:r>
     </w:p>
-    <w:bookmarkEnd w:id="95"/>
-    <w:bookmarkStart w:id="96" w:name="limitaciones"/>
+    <w:bookmarkEnd w:id="99"/>
+    <w:bookmarkStart w:id="100" w:name="limitaciones"/>
     <w:p>
       <w:pPr>
         <w:pStyle w:val="Heading2"/>
@@ -14369,9 +14542,9 @@
         <w:t xml:space="preserve">Las respuestas individuales a la FED no son significativas, por lo que la descomposición del efecto de H2 por canales se informa como estimación puntual.</w:t>
       </w:r>
     </w:p>
-    <w:bookmarkEnd w:id="96"/>
-    <w:bookmarkEnd w:id="97"/>
-    <w:bookmarkStart w:id="98" w:name="conclusiones"/>
+    <w:bookmarkEnd w:id="100"/>
+    <w:bookmarkEnd w:id="101"/>
+    <w:bookmarkStart w:id="102" w:name="conclusiones"/>
     <w:p>
       <w:pPr>
         <w:pStyle w:val="Heading1"/>
@@ -14486,8 +14659,8 @@
         <w:t xml:space="preserve">Tres extensiones se desprenden de las limitaciones: incorporar los activos del FGS cuando haya una serie trimestral pública, modelar una tasa en pesos homogénea para todo el período y estimar los canales de la FED con un panel de economías emergentes que dé más precisión a las respuestas indirectas.</w:t>
       </w:r>
     </w:p>
-    <w:bookmarkEnd w:id="98"/>
-    <w:bookmarkStart w:id="99" w:name="referencias"/>
+    <w:bookmarkEnd w:id="102"/>
+    <w:bookmarkStart w:id="103" w:name="referencias"/>
     <w:p>
       <w:pPr>
         <w:pStyle w:val="Heading1"/>
@@ -14661,7 +14834,7 @@
         </w:numPr>
       </w:pPr>
       <w:r>
-        <w:t xml:space="preserve">Blanchard, O. (1990).</w:t>
+        <w:t xml:space="preserve">Banco Central de la República Argentina. (2025).</w:t>
       </w:r>
       <w:r>
         <w:t xml:space="preserve"> </w:t>
@@ -14671,13 +14844,10 @@
           <w:i/>
           <w:iCs/>
         </w:rPr>
-        <w:t xml:space="preserve">Suggestions for a new set of fiscal indicators</w:t>
-      </w:r>
-      <w:r>
-        <w:t xml:space="preserve"> </w:t>
-      </w:r>
-      <w:r>
-        <w:t xml:space="preserve">(OECD Economics Department Working Papers No. 79). OECD Publishing.</w:t>
+        <w:t xml:space="preserve">Informe monetario mensual, junio de 2025</w:t>
+      </w:r>
+      <w:r>
+        <w:t xml:space="preserve">. https://www.bcra.gob.ar/archivos/Pdfs/PublicacionesEstadisticas/informe-monetario-mensual-jun-25.pdf</w:t>
       </w:r>
     </w:p>
     <w:p>
@@ -14689,7 +14859,7 @@
         </w:numPr>
       </w:pPr>
       <w:r>
-        <w:t xml:space="preserve">Blanchard, O. (2019). Public debt and low interest rates.</w:t>
+        <w:t xml:space="preserve">Banco Central de la República Argentina. (2026).</w:t>
       </w:r>
       <w:r>
         <w:t xml:space="preserve"> </w:t>
@@ -14699,10 +14869,10 @@
           <w:i/>
           <w:iCs/>
         </w:rPr>
-        <w:t xml:space="preserve">American Economic Review</w:t>
-      </w:r>
-      <w:r>
-        <w:t xml:space="preserve">, 109(4), 1197-1229.</w:t>
+        <w:t xml:space="preserve">Informe monetario mensual, diciembre de 2025</w:t>
+      </w:r>
+      <w:r>
+        <w:t xml:space="preserve">. https://www.bcra.gob.ar/archivos/Pdfs/PublicacionesEstadisticas/informe-monetario-mensual-dic-25.pdf</w:t>
       </w:r>
     </w:p>
     <w:p>
@@ -14714,7 +14884,7 @@
         </w:numPr>
       </w:pPr>
       <w:r>
-        <w:t xml:space="preserve">Blanchard, O., y Perotti, R. (2002). An empirical characterization of the dynamic effects of changes in government spending and taxes on output.</w:t>
+        <w:t xml:space="preserve">Blanchard, O. (1990).</w:t>
       </w:r>
       <w:r>
         <w:t xml:space="preserve"> </w:t>
@@ -14724,10 +14894,13 @@
           <w:i/>
           <w:iCs/>
         </w:rPr>
-        <w:t xml:space="preserve">Quarterly Journal of Economics</w:t>
-      </w:r>
-      <w:r>
-        <w:t xml:space="preserve">, 117(4), 1329-1368.</w:t>
+        <w:t xml:space="preserve">Suggestions for a new set of fiscal indicators</w:t>
+      </w:r>
+      <w:r>
+        <w:t xml:space="preserve"> </w:t>
+      </w:r>
+      <w:r>
+        <w:t xml:space="preserve">(OECD Economics Department Working Papers No. 79). OECD Publishing.</w:t>
       </w:r>
     </w:p>
     <w:p>
@@ -14739,7 +14912,7 @@
         </w:numPr>
       </w:pPr>
       <w:r>
-        <w:t xml:space="preserve">Board of Governors of the Federal Reserve System (US). (s. f.).</w:t>
+        <w:t xml:space="preserve">Blanchard, O. (2019). Public debt and low interest rates.</w:t>
       </w:r>
       <w:r>
         <w:t xml:space="preserve"> </w:t>
@@ -14749,13 +14922,10 @@
           <w:i/>
           <w:iCs/>
         </w:rPr>
-        <w:t xml:space="preserve">Federal funds effective rate</w:t>
-      </w:r>
-      <w:r>
-        <w:t xml:space="preserve"> </w:t>
-      </w:r>
-      <w:r>
-        <w:t xml:space="preserve">[FEDFUNDS; conjunto de datos]. Federal Reserve Bank of St. Louis, FRED. https://fred.stlouisfed.org/series/FEDFUNDS</w:t>
+        <w:t xml:space="preserve">American Economic Review</w:t>
+      </w:r>
+      <w:r>
+        <w:t xml:space="preserve">, 109(4), 1197-1229.</w:t>
       </w:r>
     </w:p>
     <w:p>
@@ -14767,7 +14937,7 @@
         </w:numPr>
       </w:pPr>
       <w:r>
-        <w:t xml:space="preserve">Bohn, H. (1998). The behavior of U.S. public debt and deficits.</w:t>
+        <w:t xml:space="preserve">Blanchard, O., y Perotti, R. (2002). An empirical characterization of the dynamic effects of changes in government spending and taxes on output.</w:t>
       </w:r>
       <w:r>
         <w:t xml:space="preserve"> </w:t>
@@ -14780,7 +14950,7 @@
         <w:t xml:space="preserve">Quarterly Journal of Economics</w:t>
       </w:r>
       <w:r>
-        <w:t xml:space="preserve">, 113(3), 949-963.</w:t>
+        <w:t xml:space="preserve">, 117(4), 1329-1368.</w:t>
       </w:r>
     </w:p>
     <w:p>
@@ -14792,7 +14962,7 @@
         </w:numPr>
       </w:pPr>
       <w:r>
-        <w:t xml:space="preserve">Bohn, H. (2005).</w:t>
+        <w:t xml:space="preserve">Board of Governors of the Federal Reserve System (US). (s. f.).</w:t>
       </w:r>
       <w:r>
         <w:t xml:space="preserve"> </w:t>
@@ -14802,13 +14972,13 @@
           <w:i/>
           <w:iCs/>
         </w:rPr>
-        <w:t xml:space="preserve">The sustainability of fiscal policy in the United States</w:t>
-      </w:r>
-      <w:r>
-        <w:t xml:space="preserve"> </w:t>
-      </w:r>
-      <w:r>
-        <w:t xml:space="preserve">(CESifo Working Paper No. 1446). CESifo.</w:t>
+        <w:t xml:space="preserve">Federal funds effective rate</w:t>
+      </w:r>
+      <w:r>
+        <w:t xml:space="preserve"> </w:t>
+      </w:r>
+      <w:r>
+        <w:t xml:space="preserve">[FEDFUNDS; conjunto de datos]. Federal Reserve Bank of St. Louis, FRED. https://fred.stlouisfed.org/series/FEDFUNDS</w:t>
       </w:r>
     </w:p>
     <w:p>
@@ -14820,7 +14990,7 @@
         </w:numPr>
       </w:pPr>
       <w:r>
-        <w:t xml:space="preserve">Bohn, H. (2007). Are stationarity and cointegration restrictions really necessary for the intertemporal budget constraint?</w:t>
+        <w:t xml:space="preserve">Bohn, H. (1998). The behavior of U.S. public debt and deficits.</w:t>
       </w:r>
       <w:r>
         <w:t xml:space="preserve"> </w:t>
@@ -14830,10 +15000,10 @@
           <w:i/>
           <w:iCs/>
         </w:rPr>
-        <w:t xml:space="preserve">Journal of Monetary Economics, 54</w:t>
-      </w:r>
-      <w:r>
-        <w:t xml:space="preserve">(7), 1837-1847.</w:t>
+        <w:t xml:space="preserve">Quarterly Journal of Economics</w:t>
+      </w:r>
+      <w:r>
+        <w:t xml:space="preserve">, 113(3), 949-963.</w:t>
       </w:r>
     </w:p>
     <w:p>
@@ -14845,7 +15015,7 @@
         </w:numPr>
       </w:pPr>
       <w:r>
-        <w:t xml:space="preserve">Bohoslavsky, J. P., y Cantamutto, F. J. (2024). Deuda pública y desarrollo (no)sustentable en Argentina. Una visión crítica sobre la especialización productiva.</w:t>
+        <w:t xml:space="preserve">Bohn, H. (2005).</w:t>
       </w:r>
       <w:r>
         <w:t xml:space="preserve"> </w:t>
@@ -14855,10 +15025,13 @@
           <w:i/>
           <w:iCs/>
         </w:rPr>
-        <w:t xml:space="preserve">FACES</w:t>
-      </w:r>
-      <w:r>
-        <w:t xml:space="preserve">, 30(62), 1-18.</w:t>
+        <w:t xml:space="preserve">The sustainability of fiscal policy in the United States</w:t>
+      </w:r>
+      <w:r>
+        <w:t xml:space="preserve"> </w:t>
+      </w:r>
+      <w:r>
+        <w:t xml:space="preserve">(CESifo Working Paper No. 1446). CESifo.</w:t>
       </w:r>
     </w:p>
     <w:p>
@@ -14870,7 +15043,7 @@
         </w:numPr>
       </w:pPr>
       <w:r>
-        <w:t xml:space="preserve">Bouabdallah, O., Checherita-Westphal, C., Warmedinger, T., de Stefani, R., Drudi, F., Setzer, R., y Westphal, A. (2017).</w:t>
+        <w:t xml:space="preserve">Bohn, H. (2007). Are stationarity and cointegration restrictions really necessary for the intertemporal budget constraint?</w:t>
       </w:r>
       <w:r>
         <w:t xml:space="preserve"> </w:t>
@@ -14880,13 +15053,10 @@
           <w:i/>
           <w:iCs/>
         </w:rPr>
-        <w:t xml:space="preserve">Debt sustainability analysis for euro area sovereigns: A methodological framework</w:t>
-      </w:r>
-      <w:r>
-        <w:t xml:space="preserve"> </w:t>
-      </w:r>
-      <w:r>
-        <w:t xml:space="preserve">(ECB Occasional Paper No. 185). Banco Central Europeo.</w:t>
+        <w:t xml:space="preserve">Journal of Monetary Economics, 54</w:t>
+      </w:r>
+      <w:r>
+        <w:t xml:space="preserve">(7), 1837-1847.</w:t>
       </w:r>
     </w:p>
     <w:p>
@@ -14898,7 +15068,7 @@
         </w:numPr>
       </w:pPr>
       <w:r>
-        <w:t xml:space="preserve">Braun, O., y Joy, L. (1968). A model of economic stagnation: A case study of the Argentine economy.</w:t>
+        <w:t xml:space="preserve">Bohoslavsky, J. P., y Cantamutto, F. J. (2024). Deuda pública y desarrollo (no)sustentable en Argentina. Una visión crítica sobre la especialización productiva.</w:t>
       </w:r>
       <w:r>
         <w:t xml:space="preserve"> </w:t>
@@ -14908,10 +15078,10 @@
           <w:i/>
           <w:iCs/>
         </w:rPr>
-        <w:t xml:space="preserve">The Economic Journal, 78</w:t>
-      </w:r>
-      <w:r>
-        <w:t xml:space="preserve">(312), 868-887. https://doi.org/10.2307/2229183</w:t>
+        <w:t xml:space="preserve">FACES</w:t>
+      </w:r>
+      <w:r>
+        <w:t xml:space="preserve">, 30(62), 1-18.</w:t>
       </w:r>
     </w:p>
     <w:p>
@@ -14923,7 +15093,7 @@
         </w:numPr>
       </w:pPr>
       <w:r>
-        <w:t xml:space="preserve">Calvo, G. A., Izquierdo, A., y Talvi, E. (2003).</w:t>
+        <w:t xml:space="preserve">Bouabdallah, O., Checherita-Westphal, C., Warmedinger, T., de Stefani, R., Drudi, F., Setzer, R., y Westphal, A. (2017).</w:t>
       </w:r>
       <w:r>
         <w:t xml:space="preserve"> </w:t>
@@ -14933,13 +15103,13 @@
           <w:i/>
           <w:iCs/>
         </w:rPr>
-        <w:t xml:space="preserve">Sudden stops, the real exchange rate, and fiscal sustainability: Argentina’s lessons</w:t>
-      </w:r>
-      <w:r>
-        <w:t xml:space="preserve"> </w:t>
-      </w:r>
-      <w:r>
-        <w:t xml:space="preserve">(NBER Working Paper No. 9828).</w:t>
+        <w:t xml:space="preserve">Debt sustainability analysis for euro area sovereigns: A methodological framework</w:t>
+      </w:r>
+      <w:r>
+        <w:t xml:space="preserve"> </w:t>
+      </w:r>
+      <w:r>
+        <w:t xml:space="preserve">(ECB Occasional Paper No. 185). Banco Central Europeo.</w:t>
       </w:r>
     </w:p>
     <w:p>
@@ -14951,7 +15121,7 @@
         </w:numPr>
       </w:pPr>
       <w:r>
-        <w:t xml:space="preserve">Canova, F. (2005). The transmission of US shocks to Latin America.</w:t>
+        <w:t xml:space="preserve">Braun, O., y Joy, L. (1968). A model of economic stagnation: A case study of the Argentine economy.</w:t>
       </w:r>
       <w:r>
         <w:t xml:space="preserve"> </w:t>
@@ -14961,10 +15131,10 @@
           <w:i/>
           <w:iCs/>
         </w:rPr>
-        <w:t xml:space="preserve">Journal of Applied Econometrics</w:t>
-      </w:r>
-      <w:r>
-        <w:t xml:space="preserve">, 20(2), 229-251.</w:t>
+        <w:t xml:space="preserve">The Economic Journal, 78</w:t>
+      </w:r>
+      <w:r>
+        <w:t xml:space="preserve">(312), 868-887. https://doi.org/10.2307/2229183</w:t>
       </w:r>
     </w:p>
     <w:p>
@@ -14976,7 +15146,7 @@
         </w:numPr>
       </w:pPr>
       <w:r>
-        <w:t xml:space="preserve">Cantamutto, F. J., Lobato, J., Rodríguez-Enríquez, C., y Féliz, M. (2024). Sustentabilidad de la deuda y derechos humanos desde la perspectiva de la sostenibilidad de la vida. En J. P. Bohoslavsky y M. L. Clérico (Eds.),</w:t>
+        <w:t xml:space="preserve">Calvo, G. A., Izquierdo, A., y Talvi, E. (2003).</w:t>
       </w:r>
       <w:r>
         <w:t xml:space="preserve"> </w:t>
@@ -14986,13 +15156,13 @@
           <w:i/>
           <w:iCs/>
         </w:rPr>
-        <w:t xml:space="preserve">Deuda y derechos humanos: Claves desde el sistema interamericano</w:t>
-      </w:r>
-      <w:r>
-        <w:t xml:space="preserve"> </w:t>
-      </w:r>
-      <w:r>
-        <w:t xml:space="preserve">(pp. 170-195). EDULP.</w:t>
+        <w:t xml:space="preserve">Sudden stops, the real exchange rate, and fiscal sustainability: Argentina’s lessons</w:t>
+      </w:r>
+      <w:r>
+        <w:t xml:space="preserve"> </w:t>
+      </w:r>
+      <w:r>
+        <w:t xml:space="preserve">(NBER Working Paper No. 9828).</w:t>
       </w:r>
     </w:p>
     <w:p>
@@ -15004,7 +15174,7 @@
         </w:numPr>
       </w:pPr>
       <w:r>
-        <w:t xml:space="preserve">Cantamutto, F. J., y Féliz, M. (2021). Argentina entre la sostenibilidad de la deuda y la vida.</w:t>
+        <w:t xml:space="preserve">Canova, F. (2005). The transmission of US shocks to Latin America.</w:t>
       </w:r>
       <w:r>
         <w:t xml:space="preserve"> </w:t>
@@ -15014,10 +15184,10 @@
           <w:i/>
           <w:iCs/>
         </w:rPr>
-        <w:t xml:space="preserve">Revista Nuestramérica</w:t>
-      </w:r>
-      <w:r>
-        <w:t xml:space="preserve">, 9(17), e6167845.</w:t>
+        <w:t xml:space="preserve">Journal of Applied Econometrics</w:t>
+      </w:r>
+      <w:r>
+        <w:t xml:space="preserve">, 20(2), 229-251.</w:t>
       </w:r>
     </w:p>
     <w:p>
@@ -15029,7 +15199,7 @@
         </w:numPr>
       </w:pPr>
       <w:r>
-        <w:t xml:space="preserve">Celasun, O., Debrun, X., y Ostry, J. D. (2006).</w:t>
+        <w:t xml:space="preserve">Cantamutto, F. J., Lobato, J., Rodríguez-Enríquez, C., y Féliz, M. (2024). Sustentabilidad de la deuda y derechos humanos desde la perspectiva de la sostenibilidad de la vida. En J. P. Bohoslavsky y M. L. Clérico (Eds.),</w:t>
       </w:r>
       <w:r>
         <w:t xml:space="preserve"> </w:t>
@@ -15039,41 +15209,13 @@
           <w:i/>
           <w:iCs/>
         </w:rPr>
-        <w:t xml:space="preserve">Primary surplus behavior and risks to fiscal sustainability in emerging market countries: A</w:t>
-      </w:r>
-      <w:r>
-        <w:rPr>
-          <w:i/>
-          <w:iCs/>
-        </w:rPr>
-        <w:t xml:space="preserve"> </w:t>
-      </w:r>
-      <w:r>
-        <w:rPr>
-          <w:i/>
-          <w:iCs/>
-        </w:rPr>
-        <w:t xml:space="preserve">“fan-chart”</w:t>
-      </w:r>
-      <w:r>
-        <w:rPr>
-          <w:i/>
-          <w:iCs/>
-        </w:rPr>
-        <w:t xml:space="preserve"> </w:t>
-      </w:r>
-      <w:r>
-        <w:rPr>
-          <w:i/>
-          <w:iCs/>
-        </w:rPr>
-        <w:t xml:space="preserve">approach</w:t>
-      </w:r>
-      <w:r>
-        <w:t xml:space="preserve"> </w:t>
-      </w:r>
-      <w:r>
-        <w:t xml:space="preserve">(IMF Working Paper WP/06/67).</w:t>
+        <w:t xml:space="preserve">Deuda y derechos humanos: Claves desde el sistema interamericano</w:t>
+      </w:r>
+      <w:r>
+        <w:t xml:space="preserve"> </w:t>
+      </w:r>
+      <w:r>
+        <w:t xml:space="preserve">(pp. 170-195). EDULP.</w:t>
       </w:r>
     </w:p>
     <w:p>
@@ -15085,7 +15227,7 @@
         </w:numPr>
       </w:pPr>
       <w:r>
-        <w:t xml:space="preserve">Cetrángolo, O., Damill, M., Frenkel, R., y Jiménez, J. P. (1997).</w:t>
+        <w:t xml:space="preserve">Cantamutto, F. J., y Féliz, M. (2021). Argentina entre la sostenibilidad de la deuda y la vida.</w:t>
       </w:r>
       <w:r>
         <w:t xml:space="preserve"> </w:t>
@@ -15095,13 +15237,10 @@
           <w:i/>
           <w:iCs/>
         </w:rPr>
-        <w:t xml:space="preserve">La sostenibilidad de la política fiscal en América Latina: El caso argentino</w:t>
-      </w:r>
-      <w:r>
-        <w:t xml:space="preserve"> </w:t>
-      </w:r>
-      <w:r>
-        <w:t xml:space="preserve">(Documento de Trabajo R-315). Banco Interamericano de Desarrollo, Red de Centros de Investigación.</w:t>
+        <w:t xml:space="preserve">Revista Nuestramérica</w:t>
+      </w:r>
+      <w:r>
+        <w:t xml:space="preserve">, 9(17), e6167845.</w:t>
       </w:r>
     </w:p>
     <w:p>
@@ -15113,7 +15252,7 @@
         </w:numPr>
       </w:pPr>
       <w:r>
-        <w:t xml:space="preserve">Christiano, L. J., Eichenbaum, M., y Evans, C. L. (1999). Monetary policy shocks: What have we learned and to what end? En J. B. Taylor y M. Woodford (Eds.),</w:t>
+        <w:t xml:space="preserve">Celasun, O., Debrun, X., y Ostry, J. D. (2006).</w:t>
       </w:r>
       <w:r>
         <w:t xml:space="preserve"> </w:t>
@@ -15123,13 +15262,41 @@
           <w:i/>
           <w:iCs/>
         </w:rPr>
-        <w:t xml:space="preserve">Handbook of Macroeconomics</w:t>
-      </w:r>
-      <w:r>
-        <w:t xml:space="preserve"> </w:t>
-      </w:r>
-      <w:r>
-        <w:t xml:space="preserve">(Vol. 1A, pp. 65-148). Elsevier.</w:t>
+        <w:t xml:space="preserve">Primary surplus behavior and risks to fiscal sustainability in emerging market countries: A</w:t>
+      </w:r>
+      <w:r>
+        <w:rPr>
+          <w:i/>
+          <w:iCs/>
+        </w:rPr>
+        <w:t xml:space="preserve"> </w:t>
+      </w:r>
+      <w:r>
+        <w:rPr>
+          <w:i/>
+          <w:iCs/>
+        </w:rPr>
+        <w:t xml:space="preserve">“fan-chart”</w:t>
+      </w:r>
+      <w:r>
+        <w:rPr>
+          <w:i/>
+          <w:iCs/>
+        </w:rPr>
+        <w:t xml:space="preserve"> </w:t>
+      </w:r>
+      <w:r>
+        <w:rPr>
+          <w:i/>
+          <w:iCs/>
+        </w:rPr>
+        <w:t xml:space="preserve">approach</w:t>
+      </w:r>
+      <w:r>
+        <w:t xml:space="preserve"> </w:t>
+      </w:r>
+      <w:r>
+        <w:t xml:space="preserve">(IMF Working Paper WP/06/67).</w:t>
       </w:r>
     </w:p>
     <w:p>
@@ -15141,7 +15308,7 @@
         </w:numPr>
       </w:pPr>
       <w:r>
-        <w:t xml:space="preserve">Comín Comín, F. (2014).</w:t>
+        <w:t xml:space="preserve">Cetrángolo, O., Damill, M., Frenkel, R., y Jiménez, J. P. (1997).</w:t>
       </w:r>
       <w:r>
         <w:t xml:space="preserve"> </w:t>
@@ -15151,10 +15318,13 @@
           <w:i/>
           <w:iCs/>
         </w:rPr>
-        <w:t xml:space="preserve">Historia económica mundial: De los orígenes a la actualidad</w:t>
-      </w:r>
-      <w:r>
-        <w:t xml:space="preserve">. Alianza Editorial.</w:t>
+        <w:t xml:space="preserve">La sostenibilidad de la política fiscal en América Latina: El caso argentino</w:t>
+      </w:r>
+      <w:r>
+        <w:t xml:space="preserve"> </w:t>
+      </w:r>
+      <w:r>
+        <w:t xml:space="preserve">(Documento de Trabajo R-315). Banco Interamericano de Desarrollo, Red de Centros de Investigación.</w:t>
       </w:r>
     </w:p>
     <w:p>
@@ -15166,7 +15336,7 @@
         </w:numPr>
       </w:pPr>
       <w:r>
-        <w:t xml:space="preserve">Cushman, D. O., y Zha, T. (1997). Identifying monetary policy in a small open economy under flexible exchange rates.</w:t>
+        <w:t xml:space="preserve">Chequeado. (2025, diciembre).</w:t>
       </w:r>
       <w:r>
         <w:t xml:space="preserve"> </w:t>
@@ -15176,10 +15346,10 @@
           <w:i/>
           <w:iCs/>
         </w:rPr>
-        <w:t xml:space="preserve">Journal of Monetary Economics</w:t>
-      </w:r>
-      <w:r>
-        <w:t xml:space="preserve">, 39(3), 433-448.</w:t>
+        <w:t xml:space="preserve">Luis Caputo anunció la colocación de un bono por US$ 910 millones: qué implica el regreso al mercado de deuda</w:t>
+      </w:r>
+      <w:r>
+        <w:t xml:space="preserve">. https://chequeado.com/el-explicador/luis-caputo-anuncio-un-bono-a-4-anos-que-significa-que-el-pais-vuelva-al-mercado-de-deuda/</w:t>
       </w:r>
     </w:p>
     <w:p>
@@ -15191,7 +15361,7 @@
         </w:numPr>
       </w:pPr>
       <w:r>
-        <w:t xml:space="preserve">Damill, M., Frenkel, R., y Rapetti, M. (2015). Macroeconomic policy in Argentina during 2002-2013.</w:t>
+        <w:t xml:space="preserve">Christiano, L. J., Eichenbaum, M., y Evans, C. L. (1999). Monetary policy shocks: What have we learned and to what end? En J. B. Taylor y M. Woodford (Eds.),</w:t>
       </w:r>
       <w:r>
         <w:t xml:space="preserve"> </w:t>
@@ -15201,10 +15371,13 @@
           <w:i/>
           <w:iCs/>
         </w:rPr>
-        <w:t xml:space="preserve">Comparative Economic Studies</w:t>
-      </w:r>
-      <w:r>
-        <w:t xml:space="preserve">, 57(3), 369-400.</w:t>
+        <w:t xml:space="preserve">Handbook of Macroeconomics</w:t>
+      </w:r>
+      <w:r>
+        <w:t xml:space="preserve"> </w:t>
+      </w:r>
+      <w:r>
+        <w:t xml:space="preserve">(Vol. 1A, pp. 65-148). Elsevier.</w:t>
       </w:r>
     </w:p>
     <w:p>
@@ -15216,7 +15389,7 @@
         </w:numPr>
       </w:pPr>
       <w:r>
-        <w:t xml:space="preserve">della Paolera, G., y Taylor, A. M. (2001).</w:t>
+        <w:t xml:space="preserve">Comín Comín, F. (2014).</w:t>
       </w:r>
       <w:r>
         <w:t xml:space="preserve"> </w:t>
@@ -15226,10 +15399,10 @@
           <w:i/>
           <w:iCs/>
         </w:rPr>
-        <w:t xml:space="preserve">Straining at the anchor: The Argentine currency board and the search for macroeconomic stability, 1880-1935</w:t>
-      </w:r>
-      <w:r>
-        <w:t xml:space="preserve">. University of Chicago Press.</w:t>
+        <w:t xml:space="preserve">Historia económica mundial: De los orígenes a la actualidad</w:t>
+      </w:r>
+      <w:r>
+        <w:t xml:space="preserve">. Alianza Editorial.</w:t>
       </w:r>
     </w:p>
     <w:p>
@@ -15241,7 +15414,7 @@
         </w:numPr>
       </w:pPr>
       <w:r>
-        <w:t xml:space="preserve">Denton, F. T. (1971). Adjustment of monthly or quarterly series to annual totals: An approach based on quadratic minimization.</w:t>
+        <w:t xml:space="preserve">Cushman, D. O., y Zha, T. (1997). Identifying monetary policy in a small open economy under flexible exchange rates.</w:t>
       </w:r>
       <w:r>
         <w:t xml:space="preserve"> </w:t>
@@ -15251,10 +15424,10 @@
           <w:i/>
           <w:iCs/>
         </w:rPr>
-        <w:t xml:space="preserve">Journal of the American Statistical Association, 66</w:t>
-      </w:r>
-      <w:r>
-        <w:t xml:space="preserve">(333), 99-102.</w:t>
+        <w:t xml:space="preserve">Journal of Monetary Economics</w:t>
+      </w:r>
+      <w:r>
+        <w:t xml:space="preserve">, 39(3), 433-448.</w:t>
       </w:r>
     </w:p>
     <w:p>
@@ -15266,7 +15439,7 @@
         </w:numPr>
       </w:pPr>
       <w:r>
-        <w:t xml:space="preserve">Diamand, M. (1972). La estructura productiva desequilibrada argentina y el tipo de cambio.</w:t>
+        <w:t xml:space="preserve">Damill, M., Frenkel, R., y Rapetti, M. (2015). Macroeconomic policy in Argentina during 2002-2013.</w:t>
       </w:r>
       <w:r>
         <w:t xml:space="preserve"> </w:t>
@@ -15276,10 +15449,10 @@
           <w:i/>
           <w:iCs/>
         </w:rPr>
-        <w:t xml:space="preserve">Desarrollo Económico, 12</w:t>
-      </w:r>
-      <w:r>
-        <w:t xml:space="preserve">(45), 25-47.</w:t>
+        <w:t xml:space="preserve">Comparative Economic Studies</w:t>
+      </w:r>
+      <w:r>
+        <w:t xml:space="preserve">, 57(3), 369-400.</w:t>
       </w:r>
     </w:p>
     <w:p>
@@ -15291,7 +15464,7 @@
         </w:numPr>
       </w:pPr>
       <w:r>
-        <w:t xml:space="preserve">Díaz Alejandro, C. F. (1970).</w:t>
+        <w:t xml:space="preserve">della Paolera, G., y Taylor, A. M. (2001).</w:t>
       </w:r>
       <w:r>
         <w:t xml:space="preserve"> </w:t>
@@ -15301,10 +15474,10 @@
           <w:i/>
           <w:iCs/>
         </w:rPr>
-        <w:t xml:space="preserve">Essays on the economic history of the Argentine Republic</w:t>
-      </w:r>
-      <w:r>
-        <w:t xml:space="preserve">. Yale University Press.</w:t>
+        <w:t xml:space="preserve">Straining at the anchor: The Argentine currency board and the search for macroeconomic stability, 1880-1935</w:t>
+      </w:r>
+      <w:r>
+        <w:t xml:space="preserve">. University of Chicago Press.</w:t>
       </w:r>
     </w:p>
     <w:p>
@@ -15316,7 +15489,7 @@
         </w:numPr>
       </w:pPr>
       <w:r>
-        <w:t xml:space="preserve">Eichengreen, B., Hausmann, R., y Panizza, U. (2003).</w:t>
+        <w:t xml:space="preserve">Denton, F. T. (1971). Adjustment of monthly or quarterly series to annual totals: An approach based on quadratic minimization.</w:t>
       </w:r>
       <w:r>
         <w:t xml:space="preserve"> </w:t>
@@ -15326,13 +15499,10 @@
           <w:i/>
           <w:iCs/>
         </w:rPr>
-        <w:t xml:space="preserve">Currency mismatches, debt intolerance and original sin: Why they are not the same and why it matters</w:t>
-      </w:r>
-      <w:r>
-        <w:t xml:space="preserve"> </w:t>
-      </w:r>
-      <w:r>
-        <w:t xml:space="preserve">(NBER Working Paper No. 10036). National Bureau of Economic Research.</w:t>
+        <w:t xml:space="preserve">Journal of the American Statistical Association, 66</w:t>
+      </w:r>
+      <w:r>
+        <w:t xml:space="preserve">(333), 99-102.</w:t>
       </w:r>
     </w:p>
     <w:p>
@@ -15344,7 +15514,7 @@
         </w:numPr>
       </w:pPr>
       <w:r>
-        <w:t xml:space="preserve">Everaert, G., y Jansen, S. (2018). On the estimation of panel fiscal reaction functions: Heterogeneity or fiscal fatigue?</w:t>
+        <w:t xml:space="preserve">Diamand, M. (1972). La estructura productiva desequilibrada argentina y el tipo de cambio.</w:t>
       </w:r>
       <w:r>
         <w:t xml:space="preserve"> </w:t>
@@ -15354,10 +15524,10 @@
           <w:i/>
           <w:iCs/>
         </w:rPr>
-        <w:t xml:space="preserve">Economic Modelling</w:t>
-      </w:r>
-      <w:r>
-        <w:t xml:space="preserve">, 70, 87-96.</w:t>
+        <w:t xml:space="preserve">Desarrollo Económico, 12</w:t>
+      </w:r>
+      <w:r>
+        <w:t xml:space="preserve">(45), 25-47.</w:t>
       </w:r>
     </w:p>
     <w:p>
@@ -15369,7 +15539,7 @@
         </w:numPr>
       </w:pPr>
       <w:r>
-        <w:t xml:space="preserve">Favero, C., y Giavazzi, F. (2007).</w:t>
+        <w:t xml:space="preserve">Díaz Alejandro, C. F. (1970).</w:t>
       </w:r>
       <w:r>
         <w:t xml:space="preserve"> </w:t>
@@ -15379,13 +15549,10 @@
           <w:i/>
           <w:iCs/>
         </w:rPr>
-        <w:t xml:space="preserve">Debt and the effects of fiscal policy</w:t>
-      </w:r>
-      <w:r>
-        <w:t xml:space="preserve"> </w:t>
-      </w:r>
-      <w:r>
-        <w:t xml:space="preserve">(NBER Working Paper No. 12822).</w:t>
+        <w:t xml:space="preserve">Essays on the economic history of the Argentine Republic</w:t>
+      </w:r>
+      <w:r>
+        <w:t xml:space="preserve">. Yale University Press.</w:t>
       </w:r>
     </w:p>
     <w:p>
@@ -15397,7 +15564,7 @@
         </w:numPr>
       </w:pPr>
       <w:r>
-        <w:t xml:space="preserve">Federal Reserve Bank of Atlanta. (s. f.).</w:t>
+        <w:t xml:space="preserve">Eichengreen, B., Hausmann, R., y Panizza, U. (2003).</w:t>
       </w:r>
       <w:r>
         <w:t xml:space="preserve"> </w:t>
@@ -15407,13 +15574,13 @@
           <w:i/>
           <w:iCs/>
         </w:rPr>
-        <w:t xml:space="preserve">Wu-Xia shadow federal funds rate</w:t>
-      </w:r>
-      <w:r>
-        <w:t xml:space="preserve"> </w:t>
-      </w:r>
-      <w:r>
-        <w:t xml:space="preserve">[Conjunto de datos]. https://www.atlantafed.org/cqer/research/wu-xia-shadow-federal-funds-rate</w:t>
+        <w:t xml:space="preserve">Currency mismatches, debt intolerance and original sin: Why they are not the same and why it matters</w:t>
+      </w:r>
+      <w:r>
+        <w:t xml:space="preserve"> </w:t>
+      </w:r>
+      <w:r>
+        <w:t xml:space="preserve">(NBER Working Paper No. 10036). National Bureau of Economic Research.</w:t>
       </w:r>
     </w:p>
     <w:p>
@@ -15425,7 +15592,7 @@
         </w:numPr>
       </w:pPr>
       <w:r>
-        <w:t xml:space="preserve">Fondo Monetario Internacional y Mecanismo Europeo de Estabilidad. (2023).</w:t>
+        <w:t xml:space="preserve">Everaert, G., y Jansen, S. (2018). On the estimation of panel fiscal reaction functions: Heterogeneity or fiscal fatigue?</w:t>
       </w:r>
       <w:r>
         <w:t xml:space="preserve"> </w:t>
@@ -15435,13 +15602,10 @@
           <w:i/>
           <w:iCs/>
         </w:rPr>
-        <w:t xml:space="preserve">The stochastic debt fanchart in the IMF’s Sovereign Risk and Debt Sustainability Framework for MACs</w:t>
-      </w:r>
-      <w:r>
-        <w:t xml:space="preserve"> </w:t>
-      </w:r>
-      <w:r>
-        <w:t xml:space="preserve">[Presentación, 30 de noviembre de 2023].</w:t>
+        <w:t xml:space="preserve">Economic Modelling</w:t>
+      </w:r>
+      <w:r>
+        <w:t xml:space="preserve">, 70, 87-96.</w:t>
       </w:r>
     </w:p>
     <w:p>
@@ -15453,7 +15617,7 @@
         </w:numPr>
       </w:pPr>
       <w:r>
-        <w:t xml:space="preserve">Fondo Monetario Internacional. (2021).</w:t>
+        <w:t xml:space="preserve">Favero, C., y Giavazzi, F. (2007).</w:t>
       </w:r>
       <w:r>
         <w:t xml:space="preserve"> </w:t>
@@ -15463,13 +15627,13 @@
           <w:i/>
           <w:iCs/>
         </w:rPr>
-        <w:t xml:space="preserve">Review of the debt sustainability framework for market access countries</w:t>
-      </w:r>
-      <w:r>
-        <w:t xml:space="preserve"> </w:t>
-      </w:r>
-      <w:r>
-        <w:t xml:space="preserve">(IMF Policy Paper). Aprobado por el Directorio el 14 de enero de 2021.</w:t>
+        <w:t xml:space="preserve">Debt and the effects of fiscal policy</w:t>
+      </w:r>
+      <w:r>
+        <w:t xml:space="preserve"> </w:t>
+      </w:r>
+      <w:r>
+        <w:t xml:space="preserve">(NBER Working Paper No. 12822).</w:t>
       </w:r>
     </w:p>
     <w:p>
@@ -15481,7 +15645,7 @@
         </w:numPr>
       </w:pPr>
       <w:r>
-        <w:t xml:space="preserve">Fondo Monetario Internacional. (2024).</w:t>
+        <w:t xml:space="preserve">Federal Reserve Bank of Atlanta. (s. f.).</w:t>
       </w:r>
       <w:r>
         <w:t xml:space="preserve"> </w:t>
@@ -15491,13 +15655,13 @@
           <w:i/>
           <w:iCs/>
         </w:rPr>
-        <w:t xml:space="preserve">Argentina: Eighth review under the extended arrangement under the Extended Fund Facility</w:t>
-      </w:r>
-      <w:r>
-        <w:t xml:space="preserve"> </w:t>
-      </w:r>
-      <w:r>
-        <w:t xml:space="preserve">(IMF Country Report No. 24/167).</w:t>
+        <w:t xml:space="preserve">Wu-Xia shadow federal funds rate</w:t>
+      </w:r>
+      <w:r>
+        <w:t xml:space="preserve"> </w:t>
+      </w:r>
+      <w:r>
+        <w:t xml:space="preserve">[Conjunto de datos]. https://www.atlantafed.org/cqer/research/wu-xia-shadow-federal-funds-rate</w:t>
       </w:r>
     </w:p>
     <w:p>
@@ -15509,7 +15673,7 @@
         </w:numPr>
       </w:pPr>
       <w:r>
-        <w:t xml:space="preserve">Fondo Monetario Internacional. (2025).</w:t>
+        <w:t xml:space="preserve">Fondo Monetario Internacional y Mecanismo Europeo de Estabilidad. (2023).</w:t>
       </w:r>
       <w:r>
         <w:t xml:space="preserve"> </w:t>
@@ -15519,13 +15683,13 @@
           <w:i/>
           <w:iCs/>
         </w:rPr>
-        <w:t xml:space="preserve">Argentina: Request for an extended arrangement under the Extended Fund Facility</w:t>
-      </w:r>
-      <w:r>
-        <w:t xml:space="preserve"> </w:t>
-      </w:r>
-      <w:r>
-        <w:t xml:space="preserve">(IMF Country Report No. 25/95). Anexo II: Application of the Sovereign Risk and Debt Sustainability Framework.</w:t>
+        <w:t xml:space="preserve">The stochastic debt fanchart in the IMF’s Sovereign Risk and Debt Sustainability Framework for MACs</w:t>
+      </w:r>
+      <w:r>
+        <w:t xml:space="preserve"> </w:t>
+      </w:r>
+      <w:r>
+        <w:t xml:space="preserve">[Presentación, 30 de noviembre de 2023].</w:t>
       </w:r>
     </w:p>
     <w:p>
@@ -15537,7 +15701,7 @@
         </w:numPr>
       </w:pPr>
       <w:r>
-        <w:t xml:space="preserve">Ghosh, A. R., Kim, J. I., Mendoza, E. G., Ostry, J. D., y Qureshi, M. S. (2013). Fiscal fatigue, fiscal space and debt sustainability in advanced economies.</w:t>
+        <w:t xml:space="preserve">Fondo Monetario Internacional. (2021).</w:t>
       </w:r>
       <w:r>
         <w:t xml:space="preserve"> </w:t>
@@ -15547,10 +15711,13 @@
           <w:i/>
           <w:iCs/>
         </w:rPr>
-        <w:t xml:space="preserve">The Economic Journal</w:t>
-      </w:r>
-      <w:r>
-        <w:t xml:space="preserve">, 123(566), F4-F30.</w:t>
+        <w:t xml:space="preserve">Review of the debt sustainability framework for market access countries</w:t>
+      </w:r>
+      <w:r>
+        <w:t xml:space="preserve"> </w:t>
+      </w:r>
+      <w:r>
+        <w:t xml:space="preserve">(IMF Policy Paper). Aprobado por el Directorio el 14 de enero de 2021.</w:t>
       </w:r>
     </w:p>
     <w:p>
@@ -15562,7 +15729,7 @@
         </w:numPr>
       </w:pPr>
       <w:r>
-        <w:t xml:space="preserve">Girouard, N., y André, C. (2005).</w:t>
+        <w:t xml:space="preserve">Fondo Monetario Internacional. (2024).</w:t>
       </w:r>
       <w:r>
         <w:t xml:space="preserve"> </w:t>
@@ -15572,13 +15739,13 @@
           <w:i/>
           <w:iCs/>
         </w:rPr>
-        <w:t xml:space="preserve">Measuring cyclically-adjusted budget balances for OECD countries</w:t>
-      </w:r>
-      <w:r>
-        <w:t xml:space="preserve"> </w:t>
-      </w:r>
-      <w:r>
-        <w:t xml:space="preserve">(OECD Economics Department Working Papers No. 434).</w:t>
+        <w:t xml:space="preserve">Argentina: Eighth review under the extended arrangement under the Extended Fund Facility</w:t>
+      </w:r>
+      <w:r>
+        <w:t xml:space="preserve"> </w:t>
+      </w:r>
+      <w:r>
+        <w:t xml:space="preserve">(IMF Country Report No. 24/167).</w:t>
       </w:r>
     </w:p>
     <w:p>
@@ -15590,7 +15757,7 @@
         </w:numPr>
       </w:pPr>
       <w:r>
-        <w:t xml:space="preserve">González, M. J., y Hernández, J. M. (2023).</w:t>
+        <w:t xml:space="preserve">Fondo Monetario Internacional. (2025).</w:t>
       </w:r>
       <w:r>
         <w:t xml:space="preserve"> </w:t>
@@ -15600,13 +15767,13 @@
           <w:i/>
           <w:iCs/>
         </w:rPr>
-        <w:t xml:space="preserve">Public debt sustainability and fiscal reaction functions in Latin America and the Caribbean</w:t>
-      </w:r>
-      <w:r>
-        <w:t xml:space="preserve"> </w:t>
-      </w:r>
-      <w:r>
-        <w:t xml:space="preserve">(IDB Discussion Paper IDB-DP-988). Banco Interamericano de Desarrollo.</w:t>
+        <w:t xml:space="preserve">Argentina: Request for an extended arrangement under the Extended Fund Facility</w:t>
+      </w:r>
+      <w:r>
+        <w:t xml:space="preserve"> </w:t>
+      </w:r>
+      <w:r>
+        <w:t xml:space="preserve">(IMF Country Report No. 25/95). Anexo II: Application of the Sovereign Risk and Debt Sustainability Framework.</w:t>
       </w:r>
     </w:p>
     <w:p>
@@ -15618,7 +15785,7 @@
         </w:numPr>
       </w:pPr>
       <w:r>
-        <w:t xml:space="preserve">Gonçalves, S., y Kilian, L. (2004). Bootstrapping autoregressions with conditional heteroskedasticity of unknown form.</w:t>
+        <w:t xml:space="preserve">Ghosh, A. R., Kim, J. I., Mendoza, E. G., Ostry, J. D., y Qureshi, M. S. (2013). Fiscal fatigue, fiscal space and debt sustainability in advanced economies.</w:t>
       </w:r>
       <w:r>
         <w:t xml:space="preserve"> </w:t>
@@ -15628,10 +15795,10 @@
           <w:i/>
           <w:iCs/>
         </w:rPr>
-        <w:t xml:space="preserve">Journal of Econometrics</w:t>
-      </w:r>
-      <w:r>
-        <w:t xml:space="preserve">, 123(1), 89-120.</w:t>
+        <w:t xml:space="preserve">The Economic Journal</w:t>
+      </w:r>
+      <w:r>
+        <w:t xml:space="preserve">, 123(566), F4-F30.</w:t>
       </w:r>
     </w:p>
     <w:p>
@@ -15643,7 +15810,7 @@
         </w:numPr>
       </w:pPr>
       <w:r>
-        <w:t xml:space="preserve">Hansen, B. E. (1999). Threshold effects in non-dynamic panels: Estimation, testing, and inference.</w:t>
+        <w:t xml:space="preserve">Girouard, N., y André, C. (2005).</w:t>
       </w:r>
       <w:r>
         <w:t xml:space="preserve"> </w:t>
@@ -15653,10 +15820,13 @@
           <w:i/>
           <w:iCs/>
         </w:rPr>
-        <w:t xml:space="preserve">Journal of Econometrics, 93</w:t>
-      </w:r>
-      <w:r>
-        <w:t xml:space="preserve">(2), 345-368.</w:t>
+        <w:t xml:space="preserve">Measuring cyclically-adjusted budget balances for OECD countries</w:t>
+      </w:r>
+      <w:r>
+        <w:t xml:space="preserve"> </w:t>
+      </w:r>
+      <w:r>
+        <w:t xml:space="preserve">(OECD Economics Department Working Papers No. 434).</w:t>
       </w:r>
     </w:p>
     <w:p>
@@ -15668,7 +15838,7 @@
         </w:numPr>
       </w:pPr>
       <w:r>
-        <w:t xml:space="preserve">Hébert, B., y Schreger, J. (2017). The costs of sovereign default: Evidence from Argentina.</w:t>
+        <w:t xml:space="preserve">González, M. J., y Hernández, J. M. (2023).</w:t>
       </w:r>
       <w:r>
         <w:t xml:space="preserve"> </w:t>
@@ -15678,10 +15848,13 @@
           <w:i/>
           <w:iCs/>
         </w:rPr>
-        <w:t xml:space="preserve">American Economic Review</w:t>
-      </w:r>
-      <w:r>
-        <w:t xml:space="preserve">, 107(10), 3119-3145.</w:t>
+        <w:t xml:space="preserve">Public debt sustainability and fiscal reaction functions in Latin America and the Caribbean</w:t>
+      </w:r>
+      <w:r>
+        <w:t xml:space="preserve"> </w:t>
+      </w:r>
+      <w:r>
+        <w:t xml:space="preserve">(IDB Discussion Paper IDB-DP-988). Banco Interamericano de Desarrollo.</w:t>
       </w:r>
     </w:p>
     <w:p>
@@ -15693,7 +15866,7 @@
         </w:numPr>
       </w:pPr>
       <w:r>
-        <w:t xml:space="preserve">Kalemli-Özcan, Ş. (2019).</w:t>
+        <w:t xml:space="preserve">Gonçalves, S., y Kilian, L. (2004). Bootstrapping autoregressions with conditional heteroskedasticity of unknown form.</w:t>
       </w:r>
       <w:r>
         <w:t xml:space="preserve"> </w:t>
@@ -15703,13 +15876,10 @@
           <w:i/>
           <w:iCs/>
         </w:rPr>
-        <w:t xml:space="preserve">U.S. monetary policy and international risk spillovers</w:t>
-      </w:r>
-      <w:r>
-        <w:t xml:space="preserve"> </w:t>
-      </w:r>
-      <w:r>
-        <w:t xml:space="preserve">(NBER Working Paper No. 26297). National Bureau of Economic Research. https://www.nber.org/papers/w26297</w:t>
+        <w:t xml:space="preserve">Journal of Econometrics</w:t>
+      </w:r>
+      <w:r>
+        <w:t xml:space="preserve">, 123(1), 89-120.</w:t>
       </w:r>
     </w:p>
     <w:p>
@@ -15721,31 +15891,7 @@
         </w:numPr>
       </w:pPr>
       <w:r>
-        <w:t xml:space="preserve">Leeper, E. M. (1991). Equilibria under</w:t>
-      </w:r>
-      <w:r>
-        <w:t xml:space="preserve"> </w:t>
-      </w:r>
-      <w:r>
-        <w:t xml:space="preserve">“active”</w:t>
-      </w:r>
-      <w:r>
-        <w:t xml:space="preserve"> </w:t>
-      </w:r>
-      <w:r>
-        <w:t xml:space="preserve">and</w:t>
-      </w:r>
-      <w:r>
-        <w:t xml:space="preserve"> </w:t>
-      </w:r>
-      <w:r>
-        <w:t xml:space="preserve">“passive”</w:t>
-      </w:r>
-      <w:r>
-        <w:t xml:space="preserve"> </w:t>
-      </w:r>
-      <w:r>
-        <w:t xml:space="preserve">monetary and fiscal policies.</w:t>
+        <w:t xml:space="preserve">Hansen, B. E. (1999). Threshold effects in non-dynamic panels: Estimation, testing, and inference.</w:t>
       </w:r>
       <w:r>
         <w:t xml:space="preserve"> </w:t>
@@ -15755,10 +15901,10 @@
           <w:i/>
           <w:iCs/>
         </w:rPr>
-        <w:t xml:space="preserve">Journal of Monetary Economics, 27</w:t>
-      </w:r>
-      <w:r>
-        <w:t xml:space="preserve">(1), 129-147. https://doi.org/10.1016/0304-3932(91)90007-B</w:t>
+        <w:t xml:space="preserve">Journal of Econometrics, 93</w:t>
+      </w:r>
+      <w:r>
+        <w:t xml:space="preserve">(2), 345-368.</w:t>
       </w:r>
     </w:p>
     <w:p>
@@ -15770,7 +15916,7 @@
         </w:numPr>
       </w:pPr>
       <w:r>
-        <w:t xml:space="preserve">Levy Yeyati, E., y Sturzenegger, F. (2023). A balance-sheet approach to fiscal sustainability.</w:t>
+        <w:t xml:space="preserve">Hébert, B., y Schreger, J. (2017). The costs of sovereign default: Evidence from Argentina.</w:t>
       </w:r>
       <w:r>
         <w:t xml:space="preserve"> </w:t>
@@ -15780,10 +15926,10 @@
           <w:i/>
           <w:iCs/>
         </w:rPr>
-        <w:t xml:space="preserve">Fiscal Studies</w:t>
-      </w:r>
-      <w:r>
-        <w:t xml:space="preserve">, 44(1), 61-84. https://doi.org/10.1111/1475-5890.12319</w:t>
+        <w:t xml:space="preserve">American Economic Review</w:t>
+      </w:r>
+      <w:r>
+        <w:t xml:space="preserve">, 107(10), 3119-3145.</w:t>
       </w:r>
     </w:p>
     <w:p>
@@ -15795,7 +15941,20 @@
         </w:numPr>
       </w:pPr>
       <w:r>
-        <w:t xml:space="preserve">Ley 27.541 de Solidaridad Social y Reactivación Productiva en el Marco de la Emergencia Pública (2019). Boletín Oficial de la República Argentina, 23 de diciembre de 2019.</w:t>
+        <w:t xml:space="preserve">Infobae. (2026, 23 de septiembre).</w:t>
+      </w:r>
+      <w:r>
+        <w:t xml:space="preserve"> </w:t>
+      </w:r>
+      <w:r>
+        <w:rPr>
+          <w:i/>
+          <w:iCs/>
+        </w:rPr>
+        <w:t xml:space="preserve">El riesgo país arriba de los 550 puntos condiciona la primera emisión de deuda internacional de una provincia</w:t>
+      </w:r>
+      <w:r>
+        <w:t xml:space="preserve">. https://www.infobae.com/economia/2026/09/23/el-riesgo-pais-arriba-de-los-550-puntos-condiciona-la-primera-emision-de-deuda-internacional-de-una-provincia/</w:t>
       </w:r>
     </w:p>
     <w:p>
@@ -15807,7 +15966,23 @@
         </w:numPr>
       </w:pPr>
       <w:r>
-        <w:t xml:space="preserve">Ley 27.612 de Fortalecimiento de la Sostenibilidad de la Deuda Pública (2021). Boletín Oficial de la República Argentina, 3 de marzo de 2021.</w:t>
+        <w:t xml:space="preserve">Kalemli-Özcan, Ş. (2019).</w:t>
+      </w:r>
+      <w:r>
+        <w:t xml:space="preserve"> </w:t>
+      </w:r>
+      <w:r>
+        <w:rPr>
+          <w:i/>
+          <w:iCs/>
+        </w:rPr>
+        <w:t xml:space="preserve">U.S. monetary policy and international risk spillovers</w:t>
+      </w:r>
+      <w:r>
+        <w:t xml:space="preserve"> </w:t>
+      </w:r>
+      <w:r>
+        <w:t xml:space="preserve">(NBER Working Paper No. 26297). National Bureau of Economic Research. https://www.nber.org/papers/w26297</w:t>
       </w:r>
     </w:p>
     <w:p>
@@ -15819,7 +15994,31 @@
         </w:numPr>
       </w:pPr>
       <w:r>
-        <w:t xml:space="preserve">Lütkepohl, H. (2005).</w:t>
+        <w:t xml:space="preserve">Leeper, E. M. (1991). Equilibria under</w:t>
+      </w:r>
+      <w:r>
+        <w:t xml:space="preserve"> </w:t>
+      </w:r>
+      <w:r>
+        <w:t xml:space="preserve">“active”</w:t>
+      </w:r>
+      <w:r>
+        <w:t xml:space="preserve"> </w:t>
+      </w:r>
+      <w:r>
+        <w:t xml:space="preserve">and</w:t>
+      </w:r>
+      <w:r>
+        <w:t xml:space="preserve"> </w:t>
+      </w:r>
+      <w:r>
+        <w:t xml:space="preserve">“passive”</w:t>
+      </w:r>
+      <w:r>
+        <w:t xml:space="preserve"> </w:t>
+      </w:r>
+      <w:r>
+        <w:t xml:space="preserve">monetary and fiscal policies.</w:t>
       </w:r>
       <w:r>
         <w:t xml:space="preserve"> </w:t>
@@ -15829,10 +16028,10 @@
           <w:i/>
           <w:iCs/>
         </w:rPr>
-        <w:t xml:space="preserve">New introduction to multiple time series analysis</w:t>
-      </w:r>
-      <w:r>
-        <w:t xml:space="preserve">. Springer.</w:t>
+        <w:t xml:space="preserve">Journal of Monetary Economics, 27</w:t>
+      </w:r>
+      <w:r>
+        <w:t xml:space="preserve">(1), 129-147. https://doi.org/10.1016/0304-3932(91)90007-B</w:t>
       </w:r>
     </w:p>
     <w:p>
@@ -15844,7 +16043,7 @@
         </w:numPr>
       </w:pPr>
       <w:r>
-        <w:t xml:space="preserve">Medeiros, J. (2012).</w:t>
+        <w:t xml:space="preserve">Levy Yeyati, E., y Sturzenegger, F. (2023). A balance-sheet approach to fiscal sustainability.</w:t>
       </w:r>
       <w:r>
         <w:t xml:space="preserve"> </w:t>
@@ -15854,13 +16053,10 @@
           <w:i/>
           <w:iCs/>
         </w:rPr>
-        <w:t xml:space="preserve">Stochastic debt simulation using VAR models and a panel fiscal reaction function: Results for a selected number of countries</w:t>
-      </w:r>
-      <w:r>
-        <w:t xml:space="preserve"> </w:t>
-      </w:r>
-      <w:r>
-        <w:t xml:space="preserve">(European Economy Economic Papers 459). Comisión Europea.</w:t>
+        <w:t xml:space="preserve">Fiscal Studies</w:t>
+      </w:r>
+      <w:r>
+        <w:t xml:space="preserve">, 44(1), 61-84. https://doi.org/10.1111/1475-5890.12319</w:t>
       </w:r>
     </w:p>
     <w:p>
@@ -15872,20 +16068,7 @@
         </w:numPr>
       </w:pPr>
       <w:r>
-        <w:t xml:space="preserve">Mendoza, E. G., y Oviedo, P. M. (2009). Public debt, fiscal solvency and macroeconomic uncertainty in Latin America: The cases of Brazil, Colombia, Costa Rica and Mexico.</w:t>
-      </w:r>
-      <w:r>
-        <w:t xml:space="preserve"> </w:t>
-      </w:r>
-      <w:r>
-        <w:rPr>
-          <w:i/>
-          <w:iCs/>
-        </w:rPr>
-        <w:t xml:space="preserve">Economía Mexicana. Nueva Época</w:t>
-      </w:r>
-      <w:r>
-        <w:t xml:space="preserve">, 18(2), 133-177.</w:t>
+        <w:t xml:space="preserve">Ley 27.541 de Solidaridad Social y Reactivación Productiva en el Marco de la Emergencia Pública (2019). Boletín Oficial de la República Argentina, 23 de diciembre de 2019.</w:t>
       </w:r>
     </w:p>
     <w:p>
@@ -15897,35 +16080,7 @@
         </w:numPr>
       </w:pPr>
       <w:r>
-        <w:t xml:space="preserve">Ministerio de Economía de la Nación, Secretaría de Finanzas. (2025).</w:t>
-      </w:r>
-      <w:r>
-        <w:t xml:space="preserve"> </w:t>
-      </w:r>
-      <w:r>
-        <w:rPr>
-          <w:i/>
-          <w:iCs/>
-        </w:rPr>
-        <w:t xml:space="preserve">Informe de deuda pública al 31/12/2025</w:t>
-      </w:r>
-      <w:r>
-        <w:t xml:space="preserve"> </w:t>
-      </w:r>
-      <w:r>
-        <w:t xml:space="preserve">[Conjunto de datos]. (Archivos de los cierres 2007 a 2025 en</w:t>
-      </w:r>
-      <w:r>
-        <w:t xml:space="preserve"> </w:t>
-      </w:r>
-      <w:r>
-        <w:rPr>
-          <w:rStyle w:val="VerbatimChar"/>
-        </w:rPr>
-        <w:t xml:space="preserve">datos/crudos/mecon_deuda/</w:t>
-      </w:r>
-      <w:r>
-        <w:t xml:space="preserve">.)</w:t>
+        <w:t xml:space="preserve">Ley 27.612 de Fortalecimiento de la Sostenibilidad de la Deuda Pública (2021). Boletín Oficial de la República Argentina, 3 de marzo de 2021.</w:t>
       </w:r>
     </w:p>
     <w:p>
@@ -15937,7 +16092,7 @@
         </w:numPr>
       </w:pPr>
       <w:r>
-        <w:t xml:space="preserve">Ministerio de Economía y Producción, Secretaría de Hacienda, Oficina Nacional de Presupuesto. (2006).</w:t>
+        <w:t xml:space="preserve">Lütkepohl, H. (2005).</w:t>
       </w:r>
       <w:r>
         <w:t xml:space="preserve"> </w:t>
@@ -15947,10 +16102,10 @@
           <w:i/>
           <w:iCs/>
         </w:rPr>
-        <w:t xml:space="preserve">Compendio fiscal 1993-2006</w:t>
-      </w:r>
-      <w:r>
-        <w:t xml:space="preserve">. https://www.economia.gob.ar/onp/documentos/ejectexto/compendio/compendio93-06.pdf</w:t>
+        <w:t xml:space="preserve">New introduction to multiple time series analysis</w:t>
+      </w:r>
+      <w:r>
+        <w:t xml:space="preserve">. Springer.</w:t>
       </w:r>
     </w:p>
     <w:p>
@@ -15962,7 +16117,7 @@
         </w:numPr>
       </w:pPr>
       <w:r>
-        <w:t xml:space="preserve">Neumeyer, P. A., y Perri, F. (2005). Business cycles in emerging economies: The role of interest rates.</w:t>
+        <w:t xml:space="preserve">Medeiros, J. (2012).</w:t>
       </w:r>
       <w:r>
         <w:t xml:space="preserve"> </w:t>
@@ -15972,10 +16127,13 @@
           <w:i/>
           <w:iCs/>
         </w:rPr>
-        <w:t xml:space="preserve">Journal of Monetary Economics</w:t>
-      </w:r>
-      <w:r>
-        <w:t xml:space="preserve">, 52(2), 345-380.</w:t>
+        <w:t xml:space="preserve">Stochastic debt simulation using VAR models and a panel fiscal reaction function: Results for a selected number of countries</w:t>
+      </w:r>
+      <w:r>
+        <w:t xml:space="preserve"> </w:t>
+      </w:r>
+      <w:r>
+        <w:t xml:space="preserve">(European Economy Economic Papers 459). Comisión Europea.</w:t>
       </w:r>
     </w:p>
     <w:p>
@@ -15987,7 +16145,7 @@
         </w:numPr>
       </w:pPr>
       <w:r>
-        <w:t xml:space="preserve">Oficina de Presupuesto del Congreso. (2026).</w:t>
+        <w:t xml:space="preserve">Mendoza, E. G., y Oviedo, P. M. (2009). Public debt, fiscal solvency and macroeconomic uncertainty in Latin America: The cases of Brazil, Colombia, Costa Rica and Mexico.</w:t>
       </w:r>
       <w:r>
         <w:t xml:space="preserve"> </w:t>
@@ -15997,10 +16155,10 @@
           <w:i/>
           <w:iCs/>
         </w:rPr>
-        <w:t xml:space="preserve">Operaciones de deuda pública, julio 2026</w:t>
-      </w:r>
-      <w:r>
-        <w:t xml:space="preserve">.</w:t>
+        <w:t xml:space="preserve">Economía Mexicana. Nueva Época</w:t>
+      </w:r>
+      <w:r>
+        <w:t xml:space="preserve">, 18(2), 133-177.</w:t>
       </w:r>
     </w:p>
     <w:p>
@@ -16012,7 +16170,7 @@
         </w:numPr>
       </w:pPr>
       <w:r>
-        <w:t xml:space="preserve">Poder Ejecutivo Nacional. (2007).</w:t>
+        <w:t xml:space="preserve">Ministerio de Economía de la Nación, Secretaría de Finanzas. (2025).</w:t>
       </w:r>
       <w:r>
         <w:t xml:space="preserve"> </w:t>
@@ -16022,13 +16180,25 @@
           <w:i/>
           <w:iCs/>
         </w:rPr>
-        <w:t xml:space="preserve">Decreto 897/2007: Fondo de Garantía de Sustentabilidad del Régimen Previsional Público de Reparto</w:t>
-      </w:r>
-      <w:r>
-        <w:t xml:space="preserve"> </w:t>
-      </w:r>
-      <w:r>
-        <w:t xml:space="preserve">(Boletín Oficial, 13 de julio de 2007). Base normativa de la AFIP. https://biblioteca.afip.gob.ar/dcp/DEC_C_000897_2007_07_12</w:t>
+        <w:t xml:space="preserve">Informe de deuda pública al 31/12/2025</w:t>
+      </w:r>
+      <w:r>
+        <w:t xml:space="preserve"> </w:t>
+      </w:r>
+      <w:r>
+        <w:t xml:space="preserve">[Conjunto de datos]. (Archivos de los cierres 2007 a 2025 en</w:t>
+      </w:r>
+      <w:r>
+        <w:t xml:space="preserve"> </w:t>
+      </w:r>
+      <w:r>
+        <w:rPr>
+          <w:rStyle w:val="VerbatimChar"/>
+        </w:rPr>
+        <w:t xml:space="preserve">datos/crudos/mecon_deuda/</w:t>
+      </w:r>
+      <w:r>
+        <w:t xml:space="preserve">.)</w:t>
       </w:r>
     </w:p>
     <w:p>
@@ -16040,7 +16210,7 @@
         </w:numPr>
       </w:pPr>
       <w:r>
-        <w:t xml:space="preserve">Porto, A. (2020).</w:t>
+        <w:t xml:space="preserve">Ministerio de Economía y Producción, Secretaría de Hacienda, Oficina Nacional de Presupuesto. (2006).</w:t>
       </w:r>
       <w:r>
         <w:t xml:space="preserve"> </w:t>
@@ -16050,13 +16220,10 @@
           <w:i/>
           <w:iCs/>
         </w:rPr>
-        <w:t xml:space="preserve">Evolución del sector público argentino en el largo plazo</w:t>
-      </w:r>
-      <w:r>
-        <w:t xml:space="preserve"> </w:t>
-      </w:r>
-      <w:r>
-        <w:t xml:space="preserve">(Documento de Trabajo N.° 36). CEFIP, Universidad Nacional de La Plata.</w:t>
+        <w:t xml:space="preserve">Compendio fiscal 1993-2006</w:t>
+      </w:r>
+      <w:r>
+        <w:t xml:space="preserve">. https://www.economia.gob.ar/onp/documentos/ejectexto/compendio/compendio93-06.pdf</w:t>
       </w:r>
     </w:p>
     <w:p>
@@ -16068,7 +16235,7 @@
         </w:numPr>
       </w:pPr>
       <w:r>
-        <w:t xml:space="preserve">Rapoport, M. (2020).</w:t>
+        <w:t xml:space="preserve">Neumeyer, P. A., y Perri, F. (2005). Business cycles in emerging economies: The role of interest rates.</w:t>
       </w:r>
       <w:r>
         <w:t xml:space="preserve"> </w:t>
@@ -16078,10 +16245,10 @@
           <w:i/>
           <w:iCs/>
         </w:rPr>
-        <w:t xml:space="preserve">Historia económica, política y social de la Argentina (1880-2003)</w:t>
-      </w:r>
-      <w:r>
-        <w:t xml:space="preserve">. Crítica.</w:t>
+        <w:t xml:space="preserve">Journal of Monetary Economics</w:t>
+      </w:r>
+      <w:r>
+        <w:t xml:space="preserve">, 52(2), 345-380.</w:t>
       </w:r>
     </w:p>
     <w:p>
@@ -16093,7 +16260,7 @@
         </w:numPr>
       </w:pPr>
       <w:r>
-        <w:t xml:space="preserve">Reinhart, C. M., Rogoff, K. S., y Savastano, M. A. (2003). Debt intolerance.</w:t>
+        <w:t xml:space="preserve">Oficina de Presupuesto del Congreso. (2026).</w:t>
       </w:r>
       <w:r>
         <w:t xml:space="preserve"> </w:t>
@@ -16103,10 +16270,10 @@
           <w:i/>
           <w:iCs/>
         </w:rPr>
-        <w:t xml:space="preserve">Brookings Papers on Economic Activity</w:t>
-      </w:r>
-      <w:r>
-        <w:t xml:space="preserve">, 2003(1), 1-74.</w:t>
+        <w:t xml:space="preserve">Operaciones de deuda pública, julio 2026</w:t>
+      </w:r>
+      <w:r>
+        <w:t xml:space="preserve">.</w:t>
       </w:r>
     </w:p>
     <w:p>
@@ -16118,7 +16285,7 @@
         </w:numPr>
       </w:pPr>
       <w:r>
-        <w:t xml:space="preserve">Reinhart, C. M., y Rogoff, K. S. (2009).</w:t>
+        <w:t xml:space="preserve">Poder Ejecutivo Nacional. (2007).</w:t>
       </w:r>
       <w:r>
         <w:t xml:space="preserve"> </w:t>
@@ -16128,10 +16295,13 @@
           <w:i/>
           <w:iCs/>
         </w:rPr>
-        <w:t xml:space="preserve">This time is different: Eight centuries of financial folly</w:t>
-      </w:r>
-      <w:r>
-        <w:t xml:space="preserve">. Princeton University Press.</w:t>
+        <w:t xml:space="preserve">Decreto 897/2007: Fondo de Garantía de Sustentabilidad del Régimen Previsional Público de Reparto</w:t>
+      </w:r>
+      <w:r>
+        <w:t xml:space="preserve"> </w:t>
+      </w:r>
+      <w:r>
+        <w:t xml:space="preserve">(Boletín Oficial, 13 de julio de 2007). Base normativa de la AFIP. https://biblioteca.afip.gob.ar/dcp/DEC_C_000897_2007_07_12</w:t>
       </w:r>
     </w:p>
     <w:p>
@@ -16143,7 +16313,7 @@
         </w:numPr>
       </w:pPr>
       <w:r>
-        <w:t xml:space="preserve">Renzhi, N., y Beirne, J. (2024).</w:t>
+        <w:t xml:space="preserve">Porto, A. (2020).</w:t>
       </w:r>
       <w:r>
         <w:t xml:space="preserve"> </w:t>
@@ -16153,13 +16323,13 @@
           <w:i/>
           <w:iCs/>
         </w:rPr>
-        <w:t xml:space="preserve">Global shocks and monetary policy transmission in emerging markets</w:t>
-      </w:r>
-      <w:r>
-        <w:t xml:space="preserve"> </w:t>
-      </w:r>
-      <w:r>
-        <w:t xml:space="preserve">(ADB Economics Working Paper No. 726). Asian Development Bank.</w:t>
+        <w:t xml:space="preserve">Evolución del sector público argentino en el largo plazo</w:t>
+      </w:r>
+      <w:r>
+        <w:t xml:space="preserve"> </w:t>
+      </w:r>
+      <w:r>
+        <w:t xml:space="preserve">(Documento de Trabajo N.° 36). CEFIP, Universidad Nacional de La Plata.</w:t>
       </w:r>
     </w:p>
     <w:p>
@@ -16171,7 +16341,7 @@
         </w:numPr>
       </w:pPr>
       <w:r>
-        <w:t xml:space="preserve">Rey, H. (2013).</w:t>
+        <w:t xml:space="preserve">Rapoport, M. (2020).</w:t>
       </w:r>
       <w:r>
         <w:t xml:space="preserve"> </w:t>
@@ -16181,13 +16351,10 @@
           <w:i/>
           <w:iCs/>
         </w:rPr>
-        <w:t xml:space="preserve">Dilemma not trilemma: The global financial cycle and monetary policy independence</w:t>
-      </w:r>
-      <w:r>
-        <w:t xml:space="preserve"> </w:t>
-      </w:r>
-      <w:r>
-        <w:t xml:space="preserve">[Documento presentado en el Simposio de Política Económica de Jackson Hole]. Federal Reserve Bank of Kansas City.</w:t>
+        <w:t xml:space="preserve">Historia económica, política y social de la Argentina (1880-2003)</w:t>
+      </w:r>
+      <w:r>
+        <w:t xml:space="preserve">. Crítica.</w:t>
       </w:r>
     </w:p>
     <w:p>
@@ -16199,7 +16366,7 @@
         </w:numPr>
       </w:pPr>
       <w:r>
-        <w:t xml:space="preserve">Rigobon, R. (2003). Identification through heteroskedasticity.</w:t>
+        <w:t xml:space="preserve">Reinhart, C. M., Rogoff, K. S., y Savastano, M. A. (2003). Debt intolerance.</w:t>
       </w:r>
       <w:r>
         <w:t xml:space="preserve"> </w:t>
@@ -16209,10 +16376,10 @@
           <w:i/>
           <w:iCs/>
         </w:rPr>
-        <w:t xml:space="preserve">The Review of Economics and Statistics</w:t>
-      </w:r>
-      <w:r>
-        <w:t xml:space="preserve">, 85(4), 777-792.</w:t>
+        <w:t xml:space="preserve">Brookings Papers on Economic Activity</w:t>
+      </w:r>
+      <w:r>
+        <w:t xml:space="preserve">, 2003(1), 1-74.</w:t>
       </w:r>
     </w:p>
     <w:p>
@@ -16224,7 +16391,7 @@
         </w:numPr>
       </w:pPr>
       <w:r>
-        <w:t xml:space="preserve">Rigobon, R., y Sack, B. (2004). The impact of monetary policy on asset prices.</w:t>
+        <w:t xml:space="preserve">Reinhart, C. M., y Rogoff, K. S. (2009).</w:t>
       </w:r>
       <w:r>
         <w:t xml:space="preserve"> </w:t>
@@ -16234,10 +16401,10 @@
           <w:i/>
           <w:iCs/>
         </w:rPr>
-        <w:t xml:space="preserve">Journal of Monetary Economics</w:t>
-      </w:r>
-      <w:r>
-        <w:t xml:space="preserve">, 51(8), 1553-1575.</w:t>
+        <w:t xml:space="preserve">This time is different: Eight centuries of financial folly</w:t>
+      </w:r>
+      <w:r>
+        <w:t xml:space="preserve">. Princeton University Press.</w:t>
       </w:r>
     </w:p>
     <w:p>
@@ -16249,7 +16416,7 @@
         </w:numPr>
       </w:pPr>
       <w:r>
-        <w:t xml:space="preserve">Rodríguez, A. (2023). Financiamiento y sostenibilidad de la deuda pública: El caso de la economía argentina (2001-2022).</w:t>
+        <w:t xml:space="preserve">Renzhi, N., y Beirne, J. (2024).</w:t>
       </w:r>
       <w:r>
         <w:t xml:space="preserve"> </w:t>
@@ -16259,10 +16426,13 @@
           <w:i/>
           <w:iCs/>
         </w:rPr>
-        <w:t xml:space="preserve">Ciencias Económicas</w:t>
-      </w:r>
-      <w:r>
-        <w:t xml:space="preserve">, 2(20).</w:t>
+        <w:t xml:space="preserve">Global shocks and monetary policy transmission in emerging markets</w:t>
+      </w:r>
+      <w:r>
+        <w:t xml:space="preserve"> </w:t>
+      </w:r>
+      <w:r>
+        <w:t xml:space="preserve">(ADB Economics Working Paper No. 726). Asian Development Bank.</w:t>
       </w:r>
     </w:p>
     <w:p>
@@ -16274,7 +16444,7 @@
         </w:numPr>
       </w:pPr>
       <w:r>
-        <w:t xml:space="preserve">Roldán, V. (2021).</w:t>
+        <w:t xml:space="preserve">Rey, H. (2013).</w:t>
       </w:r>
       <w:r>
         <w:t xml:space="preserve"> </w:t>
@@ -16284,13 +16454,13 @@
           <w:i/>
           <w:iCs/>
         </w:rPr>
-        <w:t xml:space="preserve">La renegociación por la reestructuración de la deuda soberana argentina con los acreedores privados poseedores de instrumentos bajo jurisdicción extranjera durante 2020</w:t>
-      </w:r>
-      <w:r>
-        <w:t xml:space="preserve"> </w:t>
-      </w:r>
-      <w:r>
-        <w:t xml:space="preserve">[Tesina de grado]. Universidad Nacional de Rosario.</w:t>
+        <w:t xml:space="preserve">Dilemma not trilemma: The global financial cycle and monetary policy independence</w:t>
+      </w:r>
+      <w:r>
+        <w:t xml:space="preserve"> </w:t>
+      </w:r>
+      <w:r>
+        <w:t xml:space="preserve">[Documento presentado en el Simposio de Política Económica de Jackson Hole, 2013]. Federal Reserve Bank of Kansas City. Versión en NBER Working Paper No. 21162 (2015, rev. 2018).</w:t>
       </w:r>
     </w:p>
     <w:p>
@@ -16302,7 +16472,7 @@
         </w:numPr>
       </w:pPr>
       <w:r>
-        <w:t xml:space="preserve">Sanches, P. (2019).</w:t>
+        <w:t xml:space="preserve">Rigobon, R. (2003). Identification through heteroskedasticity.</w:t>
       </w:r>
       <w:r>
         <w:t xml:space="preserve"> </w:t>
@@ -16312,13 +16482,10 @@
           <w:i/>
           <w:iCs/>
         </w:rPr>
-        <w:t xml:space="preserve">Análisis de la sostenibilidad de la deuda soberana argentina. 2019-2023</w:t>
-      </w:r>
-      <w:r>
-        <w:t xml:space="preserve"> </w:t>
-      </w:r>
-      <w:r>
-        <w:t xml:space="preserve">[Tesis de maestría]. Universidad Torcuato Di Tella.</w:t>
+        <w:t xml:space="preserve">The Review of Economics and Statistics</w:t>
+      </w:r>
+      <w:r>
+        <w:t xml:space="preserve">, 85(4), 777-792.</w:t>
       </w:r>
     </w:p>
     <w:p>
@@ -16330,7 +16497,7 @@
         </w:numPr>
       </w:pPr>
       <w:r>
-        <w:t xml:space="preserve">Sargent, T. J., y Wallace, N. (1981). Some unpleasant monetarist arithmetic.</w:t>
+        <w:t xml:space="preserve">Rigobon, R., y Sack, B. (2004). The impact of monetary policy on asset prices.</w:t>
       </w:r>
       <w:r>
         <w:t xml:space="preserve"> </w:t>
@@ -16340,10 +16507,10 @@
           <w:i/>
           <w:iCs/>
         </w:rPr>
-        <w:t xml:space="preserve">Federal Reserve Bank of Minneapolis Quarterly Review, 5</w:t>
-      </w:r>
-      <w:r>
-        <w:t xml:space="preserve">(3), 1-17.</w:t>
+        <w:t xml:space="preserve">Journal of Monetary Economics</w:t>
+      </w:r>
+      <w:r>
+        <w:t xml:space="preserve">, 51(8), 1553-1575.</w:t>
       </w:r>
     </w:p>
     <w:p>
@@ -16355,7 +16522,7 @@
         </w:numPr>
       </w:pPr>
       <w:r>
-        <w:t xml:space="preserve">Secretaría de Finanzas, Ministerio de Economía. (2025, 10 de diciembre).</w:t>
+        <w:t xml:space="preserve">Rodríguez, A. (2023). Financiamiento y sostenibilidad de la deuda pública: El caso de la economía argentina (2001-2022).</w:t>
       </w:r>
       <w:r>
         <w:t xml:space="preserve"> </w:t>
@@ -16365,13 +16532,10 @@
           <w:i/>
           <w:iCs/>
         </w:rPr>
-        <w:t xml:space="preserve">Resultado de licitación del Bono del Tesoro Nacional en dólares estadounidenses 6,50% con vencimiento 30 de noviembre de 2029</w:t>
-      </w:r>
-      <w:r>
-        <w:t xml:space="preserve"> </w:t>
-      </w:r>
-      <w:r>
-        <w:t xml:space="preserve">[Comunicado]. https://www.argentina.gob.ar/noticias/resultado-de-licitacion-del-bono-del-tesoro-nacional-en-dolares-estadounidenses-650-con</w:t>
+        <w:t xml:space="preserve">Ciencias Económicas</w:t>
+      </w:r>
+      <w:r>
+        <w:t xml:space="preserve">, 2(20).</w:t>
       </w:r>
     </w:p>
     <w:p>
@@ -16383,7 +16547,7 @@
         </w:numPr>
       </w:pPr>
       <w:r>
-        <w:t xml:space="preserve">Sims, C. A., Stock, J. H., y Watson, M. W. (1990). Inference in linear time series models with some unit roots.</w:t>
+        <w:t xml:space="preserve">Roldán, V. (2021).</w:t>
       </w:r>
       <w:r>
         <w:t xml:space="preserve"> </w:t>
@@ -16393,10 +16557,13 @@
           <w:i/>
           <w:iCs/>
         </w:rPr>
-        <w:t xml:space="preserve">Econometrica</w:t>
-      </w:r>
-      <w:r>
-        <w:t xml:space="preserve">, 58(1), 113-144.</w:t>
+        <w:t xml:space="preserve">La renegociación por la reestructuración de la deuda soberana argentina con los acreedores privados poseedores de instrumentos bajo jurisdicción extranjera durante 2020</w:t>
+      </w:r>
+      <w:r>
+        <w:t xml:space="preserve"> </w:t>
+      </w:r>
+      <w:r>
+        <w:t xml:space="preserve">[Tesina de grado]. Universidad Nacional de Rosario.</w:t>
       </w:r>
     </w:p>
     <w:p>
@@ -16408,7 +16575,7 @@
         </w:numPr>
       </w:pPr>
       <w:r>
-        <w:t xml:space="preserve">Thirlwall, A. P. (1979). The balance of payments constraint as an explanation of international growth rate differences.</w:t>
+        <w:t xml:space="preserve">Sanches, P. (2019).</w:t>
       </w:r>
       <w:r>
         <w:t xml:space="preserve"> </w:t>
@@ -16418,10 +16585,13 @@
           <w:i/>
           <w:iCs/>
         </w:rPr>
-        <w:t xml:space="preserve">Banca Nazionale del Lavoro Quarterly Review, 32</w:t>
-      </w:r>
-      <w:r>
-        <w:t xml:space="preserve">(128), 45-53.</w:t>
+        <w:t xml:space="preserve">Análisis de la sostenibilidad de la deuda soberana argentina. 2019-2023</w:t>
+      </w:r>
+      <w:r>
+        <w:t xml:space="preserve"> </w:t>
+      </w:r>
+      <w:r>
+        <w:t xml:space="preserve">[Tesis de maestría]. Universidad Torcuato Di Tella.</w:t>
       </w:r>
     </w:p>
     <w:p>
@@ -16433,7 +16603,7 @@
         </w:numPr>
       </w:pPr>
       <w:r>
-        <w:t xml:space="preserve">Uribe, M., y Yue, V. Z. (2006). Country spreads and emerging countries: Who drives whom?</w:t>
+        <w:t xml:space="preserve">Sargent, T. J., y Wallace, N. (1981). Some unpleasant monetarist arithmetic.</w:t>
       </w:r>
       <w:r>
         <w:t xml:space="preserve"> </w:t>
@@ -16443,10 +16613,10 @@
           <w:i/>
           <w:iCs/>
         </w:rPr>
-        <w:t xml:space="preserve">Journal of International Economics</w:t>
-      </w:r>
-      <w:r>
-        <w:t xml:space="preserve">, 69(1), 6-36.</w:t>
+        <w:t xml:space="preserve">Federal Reserve Bank of Minneapolis Quarterly Review, 5</w:t>
+      </w:r>
+      <w:r>
+        <w:t xml:space="preserve">(3), 1-17.</w:t>
       </w:r>
     </w:p>
     <w:p>
@@ -16458,7 +16628,7 @@
         </w:numPr>
       </w:pPr>
       <w:r>
-        <w:t xml:space="preserve">Wijayanti, R., y Rachmanira, S. (2020). Early warning system for government debt crisis in developing countries.</w:t>
+        <w:t xml:space="preserve">Secretaría de Finanzas, Ministerio de Economía. (2025, 10 de diciembre).</w:t>
       </w:r>
       <w:r>
         <w:t xml:space="preserve"> </w:t>
@@ -16468,10 +16638,13 @@
           <w:i/>
           <w:iCs/>
         </w:rPr>
-        <w:t xml:space="preserve">Journal of Central Banking Theory and Practice</w:t>
-      </w:r>
-      <w:r>
-        <w:t xml:space="preserve">, 9(número especial), 103-124.</w:t>
+        <w:t xml:space="preserve">Resultado de licitación del Bono del Tesoro Nacional en dólares estadounidenses 6,50% con vencimiento 30 de noviembre de 2029</w:t>
+      </w:r>
+      <w:r>
+        <w:t xml:space="preserve"> </w:t>
+      </w:r>
+      <w:r>
+        <w:t xml:space="preserve">[Comunicado]. https://www.argentina.gob.ar/noticias/resultado-de-licitacion-del-bono-del-tesoro-nacional-en-dolares-estadounidenses-650-con</w:t>
       </w:r>
     </w:p>
     <w:p>
@@ -16483,6 +16656,106 @@
         </w:numPr>
       </w:pPr>
       <w:r>
+        <w:t xml:space="preserve">Sims, C. A., Stock, J. H., y Watson, M. W. (1990). Inference in linear time series models with some unit roots.</w:t>
+      </w:r>
+      <w:r>
+        <w:t xml:space="preserve"> </w:t>
+      </w:r>
+      <w:r>
+        <w:rPr>
+          <w:i/>
+          <w:iCs/>
+        </w:rPr>
+        <w:t xml:space="preserve">Econometrica</w:t>
+      </w:r>
+      <w:r>
+        <w:t xml:space="preserve">, 58(1), 113-144.</w:t>
+      </w:r>
+    </w:p>
+    <w:p>
+      <w:pPr>
+        <w:pStyle w:val="Compact"/>
+        <w:numPr>
+          <w:ilvl w:val="0"/>
+          <w:numId w:val="1018"/>
+        </w:numPr>
+      </w:pPr>
+      <w:r>
+        <w:t xml:space="preserve">Thirlwall, A. P. (1979). The balance of payments constraint as an explanation of international growth rate differences.</w:t>
+      </w:r>
+      <w:r>
+        <w:t xml:space="preserve"> </w:t>
+      </w:r>
+      <w:r>
+        <w:rPr>
+          <w:i/>
+          <w:iCs/>
+        </w:rPr>
+        <w:t xml:space="preserve">Banca Nazionale del Lavoro Quarterly Review, 32</w:t>
+      </w:r>
+      <w:r>
+        <w:t xml:space="preserve">(128), 45-53.</w:t>
+      </w:r>
+    </w:p>
+    <w:p>
+      <w:pPr>
+        <w:pStyle w:val="Compact"/>
+        <w:numPr>
+          <w:ilvl w:val="0"/>
+          <w:numId w:val="1018"/>
+        </w:numPr>
+      </w:pPr>
+      <w:r>
+        <w:t xml:space="preserve">Uribe, M., y Yue, V. Z. (2006). Country spreads and emerging countries: Who drives whom?</w:t>
+      </w:r>
+      <w:r>
+        <w:t xml:space="preserve"> </w:t>
+      </w:r>
+      <w:r>
+        <w:rPr>
+          <w:i/>
+          <w:iCs/>
+        </w:rPr>
+        <w:t xml:space="preserve">Journal of International Economics</w:t>
+      </w:r>
+      <w:r>
+        <w:t xml:space="preserve">, 69(1), 6-36.</w:t>
+      </w:r>
+    </w:p>
+    <w:p>
+      <w:pPr>
+        <w:pStyle w:val="Compact"/>
+        <w:numPr>
+          <w:ilvl w:val="0"/>
+          <w:numId w:val="1018"/>
+        </w:numPr>
+      </w:pPr>
+      <w:r>
+        <w:t xml:space="preserve">Wijayanti, R., y Rachmanira, S. (2020). Early warning system for government debt crisis in developing countries.</w:t>
+      </w:r>
+      <w:r>
+        <w:t xml:space="preserve"> </w:t>
+      </w:r>
+      <w:r>
+        <w:rPr>
+          <w:i/>
+          <w:iCs/>
+        </w:rPr>
+        <w:t xml:space="preserve">Journal of Central Banking Theory and Practice</w:t>
+      </w:r>
+      <w:r>
+        <w:t xml:space="preserve">, 9(número especial), 103-124.</w:t>
+      </w:r>
+    </w:p>
+    <w:p>
+      <w:pPr>
+        <w:pStyle w:val="Compact"/>
+        <w:numPr>
+          <w:ilvl w:val="0"/>
+          <w:numId w:val="1018"/>
+        </w:numPr>
+      </w:pPr>
+      <w:r>
         <w:t xml:space="preserve">Wu, J. C., y Xia, F. D. (2016). Measuring the macroeconomic impact of monetary policy at the zero lower bound.</w:t>
       </w:r>
       <w:r>
@@ -16506,8 +16779,8 @@
         </w:pict>
       </w:r>
     </w:p>
-    <w:bookmarkEnd w:id="99"/>
-    <w:bookmarkStart w:id="104" w:name="X94fa00cbba88d80644c76c995e4abd03512405e"/>
+    <w:bookmarkEnd w:id="103"/>
+    <w:bookmarkStart w:id="108" w:name="X94fa00cbba88d80644c76c995e4abd03512405e"/>
     <w:p>
       <w:pPr>
         <w:pStyle w:val="Heading1"/>
@@ -16516,7 +16789,7 @@
         <w:t xml:space="preserve">Notas para el grupo (no forman parte del texto de la tesis)</w:t>
       </w:r>
     </w:p>
-    <w:bookmarkStart w:id="100" w:name="X28ba9501ac41b1fea27c299c39d93c8cc47c96f"/>
+    <w:bookmarkStart w:id="104" w:name="X28ba9501ac41b1fea27c299c39d93c8cc47c96f"/>
     <w:p>
       <w:pPr>
         <w:pStyle w:val="Heading2"/>
@@ -16631,8 +16904,8 @@
         <w:t xml:space="preserve">El corte del 50% (equivalente a que la trayectoria mediana no se estabilice) era defendible, pero con un 97% de estabilización estimado por el FMI el resultado quedaba prácticamente determinado de antemano y no informaba nada sobre la vacancia. Se lo conserva solo como dato descriptivo.</w:t>
       </w:r>
     </w:p>
-    <w:bookmarkEnd w:id="100"/>
-    <w:bookmarkStart w:id="101" w:name="X516bcb10eb65bb639c4b0de9683673a51efbad9"/>
+    <w:bookmarkEnd w:id="104"/>
+    <w:bookmarkStart w:id="105" w:name="X516bcb10eb65bb639c4b0de9683673a51efbad9"/>
     <w:p>
       <w:pPr>
         <w:pStyle w:val="Heading2"/>
@@ -16649,8 +16922,8 @@
         <w:t xml:space="preserve">Los +100 puntos básicos de la versión anterior no estaban justificados y se sacaron. Se usan dos tamaños, los dos con fundamento: un desvío estándar de la variación trimestral de la tasa de política de la FED en 1996-2025 (0,50 puntos), que es la convención de la literatura de VAR, y una repetición del ciclo de subas de 2022-2023 (5,25 puntos en ocho trimestres), que es el episodio histórico más reciente. El primero no tiene un efecto distinguible y el segundo sí (Capítulo 6).</w:t>
       </w:r>
     </w:p>
-    <w:bookmarkEnd w:id="101"/>
-    <w:bookmarkStart w:id="102" w:name="X73c46a59ea692b6fb8fe2ed0b01725fbf578251"/>
+    <w:bookmarkEnd w:id="105"/>
+    <w:bookmarkStart w:id="106" w:name="X73c46a59ea692b6fb8fe2ed0b01725fbf578251"/>
     <w:p>
       <w:pPr>
         <w:pStyle w:val="Heading2"/>
@@ -16993,8 +17266,8 @@
         <w:t xml:space="preserve">el párrafo de Santiago sobre la subordinación del BCRA, que estaba cortado, se completó y quedó marcado para verificar.</w:t>
       </w:r>
     </w:p>
-    <w:bookmarkEnd w:id="102"/>
-    <w:bookmarkStart w:id="103" w:name="nota-4.-pendientes"/>
+    <w:bookmarkEnd w:id="106"/>
+    <w:bookmarkStart w:id="107" w:name="nota-4.-pendientes"/>
     <w:p>
       <w:pPr>
         <w:pStyle w:val="Heading2"/>
@@ -17039,8 +17312,8 @@
         <w:t xml:space="preserve">Klemm et al. (2014) y Adler y Magud (2014) salieron del texto: no se pudo leer el capítulo de Klemm et al., y en Adler y Magud no está definido el índice que se les atribuía.</w:t>
       </w:r>
     </w:p>
-    <w:bookmarkEnd w:id="103"/>
-    <w:bookmarkEnd w:id="104"/>
+    <w:bookmarkEnd w:id="107"/>
+    <w:bookmarkEnd w:id="108"/>
     <w:sectPr>
       <w:footnotePr>
         <w:numRestart w:val="eachSect"/>
@@ -17070,7 +17343,7 @@
       </w:r>
     </w:p>
   </w:footnote>
-  <w:footnote w:id="9">
+  <w:footnote w:id="10">
     <w:p>
       <w:pPr>
         <w:pStyle w:val="FootnoteText"/>
@@ -17089,7 +17362,7 @@
       </w:r>
     </w:p>
   </w:footnote>
-  <w:footnote w:id="15">
+  <w:footnote w:id="16">
     <w:p>
       <w:pPr>
         <w:pStyle w:val="FootnoteText"/>
@@ -17108,7 +17381,7 @@
       </w:r>
     </w:p>
   </w:footnote>
-  <w:footnote w:id="21">
+  <w:footnote w:id="22">
     <w:p>
       <w:pPr>
         <w:pStyle w:val="FootnoteText"/>
@@ -17127,7 +17400,7 @@
       </w:r>
     </w:p>
   </w:footnote>
-  <w:footnote w:id="25">
+  <w:footnote w:id="26">
     <w:p>
       <w:pPr>
         <w:pStyle w:val="FootnoteText"/>
@@ -17156,7 +17429,7 @@
       </w:r>
     </w:p>
   </w:footnote>
-  <w:footnote w:id="26">
+  <w:footnote w:id="27">
     <w:p>
       <w:pPr>
         <w:pStyle w:val="FootnoteText"/>

--- a/tesis_oficial_borradores/para_el_grupo/Tesis_borrador.docx
+++ b/tesis_oficial_borradores/para_el_grupo/Tesis_borrador.docx
@@ -3416,7 +3416,7 @@
     </w:tbl>
     <w:bookmarkEnd w:id="54"/>
     <w:bookmarkEnd w:id="55"/>
-    <w:bookmarkStart w:id="85" w:name="datos"/>
+    <w:bookmarkStart w:id="94" w:name="datos"/>
     <w:p>
       <w:pPr>
         <w:pStyle w:val="Heading1"/>
@@ -4787,7 +4787,7 @@
       </w:r>
     </w:p>
     <w:bookmarkEnd w:id="57"/>
-    <w:bookmarkStart w:id="64" w:name="deuda-consolidada-neta-y-sus-componentes"/>
+    <w:bookmarkStart w:id="67" w:name="deuda-consolidada-neta-y-sus-componentes"/>
     <w:p>
       <w:pPr>
         <w:pStyle w:val="Heading2"/>
@@ -5454,7 +5454,7 @@
       </w:r>
     </w:p>
     <w:bookmarkEnd w:id="62"/>
-    <w:bookmarkStart w:id="63" w:name="identidad-verificada"/>
+    <w:bookmarkStart w:id="66" w:name="identidad-verificada"/>
     <w:p>
       <w:pPr>
         <w:pStyle w:val="Heading3"/>
@@ -5486,9 +5486,72 @@
         <w:t xml:space="preserve">se cumple al cuarto decimal en 2023 (119,03) y en 2024 (61,11 con la tenencia nominal piso; 68,31 con valor de libros). La identidad que el FMI usa en el Cuadro 2 (línea 6 = 2 + 4 − 5) también se cumple con sus cifras: 92,9 + 18,4 − 0,5 = 110,8 y 51,4 + 2,2 − 2,1 = 51,5.</w:t>
       </w:r>
     </w:p>
-    <w:bookmarkEnd w:id="63"/>
-    <w:bookmarkEnd w:id="64"/>
-    <w:bookmarkStart w:id="65" w:name="resultado-primario"/>
+    <w:p>
+      <w:pPr>
+        <w:pStyle w:val="BodyText"/>
+      </w:pPr>
+      <w:r>
+        <w:t xml:space="preserve">La Figura 5.1 muestra las tres series de deuda consolidada y los dos valores de control del FMI. Las tres se mueven juntas; la distancia entre la bruta y las netas es la deuda del Tesoro en poder del BCRA neta de sus pasivos.</w:t>
+      </w:r>
+    </w:p>
+    <w:p>
+      <w:pPr>
+        <w:pStyle w:val="CaptionedFigure"/>
+      </w:pPr>
+      <w:r>
+        <w:drawing>
+          <wp:inline>
+            <wp:extent cx="5334000" cy="2743200"/>
+            <wp:effectExtent b="0" l="0" r="0" t="0"/>
+            <wp:docPr descr="Figura 5.1. Deuda pública consolidada, 1996-2025 (% del PIB de los últimos cuatro trimestres). Los puntos son la deuda consolidada neta del FMI (2025, anexo II, cuadro 2) a diciembre de 2023 y de 2024." title="" id="64" name="Picture"/>
+            <a:graphic>
+              <a:graphicData uri="http://schemas.openxmlformats.org/drawingml/2006/picture">
+                <pic:pic>
+                  <pic:nvPicPr>
+                    <pic:cNvPr descr="../tesis/figuras/fig5_1_deuda_consolidada_1996_2025.png" id="65" name="Picture"/>
+                    <pic:cNvPicPr>
+                      <a:picLocks noChangeArrowheads="1" noChangeAspect="1"/>
+                    </pic:cNvPicPr>
+                  </pic:nvPicPr>
+                  <pic:blipFill>
+                    <a:blip r:embed="rId63"/>
+                    <a:stretch>
+                      <a:fillRect/>
+                    </a:stretch>
+                  </pic:blipFill>
+                  <pic:spPr bwMode="auto">
+                    <a:xfrm>
+                      <a:off x="0" y="0"/>
+                      <a:ext cx="5334000" cy="2743200"/>
+                    </a:xfrm>
+                    <a:prstGeom prst="rect">
+                      <a:avLst/>
+                    </a:prstGeom>
+                    <a:noFill/>
+                    <a:ln w="9525">
+                      <a:noFill/>
+                      <a:headEnd/>
+                      <a:tailEnd/>
+                    </a:ln>
+                  </pic:spPr>
+                </pic:pic>
+              </a:graphicData>
+            </a:graphic>
+          </wp:inline>
+        </w:drawing>
+      </w:r>
+    </w:p>
+    <w:p>
+      <w:pPr>
+        <w:pStyle w:val="ImageCaption"/>
+      </w:pPr>
+      <w:r>
+        <w:t xml:space="preserve">Figura 5.1. Deuda pública consolidada, 1996-2025 (% del PIB de los últimos cuatro trimestres). Los puntos son la deuda consolidada neta del FMI (2025, anexo II, cuadro 2) a diciembre de 2023 y de 2024.</w:t>
+      </w:r>
+    </w:p>
+    <w:bookmarkEnd w:id="66"/>
+    <w:bookmarkEnd w:id="67"/>
+    <w:bookmarkStart w:id="68" w:name="resultado-primario"/>
     <w:p>
       <w:pPr>
         <w:pStyle w:val="Heading2"/>
@@ -5762,8 +5825,8 @@
         <w:t xml:space="preserve">Contra la tabla escrita a mano (2004-2025) y el Denton del Compendio (1996-2003), la correlación es 0,89 en 2004-2025 y 0,33 en 1996-2003, con errores absolutos medios de 1,29 y 1,16 puntos. La serie anterior de 1996-2003 era una interpolación de datos anuales y no sirve como referencia de nivel.</w:t>
       </w:r>
     </w:p>
-    <w:bookmarkEnd w:id="65"/>
-    <w:bookmarkStart w:id="66" w:name="pib-real-y-crecimiento"/>
+    <w:bookmarkEnd w:id="68"/>
+    <w:bookmarkStart w:id="69" w:name="pib-real-y-crecimiento"/>
     <w:p>
       <w:pPr>
         <w:pStyle w:val="Heading2"/>
@@ -5933,8 +5996,8 @@
         <w:t xml:space="preserve">, trimestral, que aparece en la identidad de la deuda (Capítulo 4, sección 4.2). Pierde la primera observación, así que tiene 119 datos. El salto entre 2003T4 y 2004T1 (−2,1 %) es el efecto estacional del cambio de trimestre y no un artefacto del empalme.</w:t>
       </w:r>
     </w:p>
-    <w:bookmarkEnd w:id="66"/>
-    <w:bookmarkStart w:id="71" w:name="variables-financieras"/>
+    <w:bookmarkEnd w:id="69"/>
+    <w:bookmarkStart w:id="80" w:name="variables-financieras"/>
     <w:p>
       <w:pPr>
         <w:pStyle w:val="Heading2"/>
@@ -5943,7 +6006,7 @@
         <w:t xml:space="preserve">5.6 Variables financieras</w:t>
       </w:r>
     </w:p>
-    <w:bookmarkStart w:id="67" w:name="embi-riesgo-soberano"/>
+    <w:bookmarkStart w:id="70" w:name="embi-riesgo-soberano"/>
     <w:p>
       <w:pPr>
         <w:pStyle w:val="Heading3"/>
@@ -6119,8 +6182,8 @@
         <w:t xml:space="preserve">El spread Brady no es exactamente el EMBI+ (distinto universo de instrumentos). El factor k ajusta el nivel pero no el comportamiento de corto plazo. Son 12 de 120 trimestres.</w:t>
       </w:r>
     </w:p>
-    <w:bookmarkEnd w:id="67"/>
-    <w:bookmarkStart w:id="68" w:name="tipo-de-cambio-real-multilateral-tcrm"/>
+    <w:bookmarkEnd w:id="70"/>
+    <w:bookmarkStart w:id="71" w:name="tipo-de-cambio-real-multilateral-tcrm"/>
     <w:p>
       <w:pPr>
         <w:pStyle w:val="Heading3"/>
@@ -6231,8 +6294,8 @@
         <w:t xml:space="preserve">. Es la única variable del sistema en que una proyección reemplaza a una fuente primaria. La alternativa, perder un año de muestra, se considera peor que una aproximación declarada. Los resultados centrales se verifican reestimando desde 1997 (Capítulo 6).</w:t>
       </w:r>
     </w:p>
-    <w:bookmarkEnd w:id="68"/>
-    <w:bookmarkStart w:id="69" w:name="X2485cc34e02ab40b24c6d05171fb843d12e02c8"/>
+    <w:bookmarkEnd w:id="71"/>
+    <w:bookmarkStart w:id="72" w:name="X2485cc34e02ab40b24c6d05171fb843d12e02c8"/>
     <w:p>
       <w:pPr>
         <w:pStyle w:val="Heading3"/>
@@ -6465,8 +6528,8 @@
         <w:t xml:space="preserve">En el modelo entra como variación trimestral (ΔFed), con una media de −0,012 pp y un desvío estándar de 0,505 pp (119 variaciones). Ese desvío es el tamaño del shock del Capítulo 4. El ciclo 2022-2023 acumula 6,90 pp con la sombra de base y 5,25 pp medido solo con FEDFUNDS.</w:t>
       </w:r>
     </w:p>
-    <w:bookmarkEnd w:id="69"/>
-    <w:bookmarkStart w:id="70" w:name="vix"/>
+    <w:bookmarkEnd w:id="72"/>
+    <w:bookmarkStart w:id="79" w:name="vix"/>
     <w:p>
       <w:pPr>
         <w:pStyle w:val="Heading3"/>
@@ -6507,9 +6570,127 @@
         <w:t xml:space="preserve">), promedio trimestral. Tiene cobertura real desde 1996, sin faltantes (120 observaciones). Entra como exógena en nivel (Adler y Sosa, 2013, citados en el Capítulo 4).</w:t>
       </w:r>
     </w:p>
-    <w:bookmarkEnd w:id="70"/>
-    <w:bookmarkEnd w:id="71"/>
-    <w:bookmarkStart w:id="72" w:name="Xe2c1f699aa3e9ae6a11f93541e9c4657f6aae32"/>
+    <w:p>
+      <w:pPr>
+        <w:pStyle w:val="BodyText"/>
+      </w:pPr>
+      <w:r>
+        <w:t xml:space="preserve">Las Figuras 5.2 y 5.3 muestran las cuatro variables endógenas y las dos exógenas del SVARX en la muestra completa.</w:t>
+      </w:r>
+    </w:p>
+    <w:p>
+      <w:pPr>
+        <w:pStyle w:val="CaptionedFigure"/>
+      </w:pPr>
+      <w:r>
+        <w:drawing>
+          <wp:inline>
+            <wp:extent cx="5334000" cy="3657600"/>
+            <wp:effectExtent b="0" l="0" r="0" t="0"/>
+            <wp:docPr descr="Figura 5.2. Variables endógenas del SVARX, 1996-2025. El crecimiento es la variación trimestral del PIB real sin desestacionalizar; la estacionalidad la absorben las variables binarias del modelo. Las líneas punteadas marcan los quiebres de Bai y Perron." title="" id="74" name="Picture"/>
+            <a:graphic>
+              <a:graphicData uri="http://schemas.openxmlformats.org/drawingml/2006/picture">
+                <pic:pic>
+                  <pic:nvPicPr>
+                    <pic:cNvPr descr="../tesis/figuras/fig5_2_variables_endogenas.png" id="75" name="Picture"/>
+                    <pic:cNvPicPr>
+                      <a:picLocks noChangeArrowheads="1" noChangeAspect="1"/>
+                    </pic:cNvPicPr>
+                  </pic:nvPicPr>
+                  <pic:blipFill>
+                    <a:blip r:embed="rId73"/>
+                    <a:stretch>
+                      <a:fillRect/>
+                    </a:stretch>
+                  </pic:blipFill>
+                  <pic:spPr bwMode="auto">
+                    <a:xfrm>
+                      <a:off x="0" y="0"/>
+                      <a:ext cx="5334000" cy="3657600"/>
+                    </a:xfrm>
+                    <a:prstGeom prst="rect">
+                      <a:avLst/>
+                    </a:prstGeom>
+                    <a:noFill/>
+                    <a:ln w="9525">
+                      <a:noFill/>
+                      <a:headEnd/>
+                      <a:tailEnd/>
+                    </a:ln>
+                  </pic:spPr>
+                </pic:pic>
+              </a:graphicData>
+            </a:graphic>
+          </wp:inline>
+        </w:drawing>
+      </w:r>
+    </w:p>
+    <w:p>
+      <w:pPr>
+        <w:pStyle w:val="ImageCaption"/>
+      </w:pPr>
+      <w:r>
+        <w:t xml:space="preserve">Figura 5.2. Variables endógenas del SVARX, 1996-2025. El crecimiento es la variación trimestral del PIB real sin desestacionalizar; la estacionalidad la absorben las variables binarias del modelo. Las líneas punteadas marcan los quiebres de Bai y Perron.</w:t>
+      </w:r>
+    </w:p>
+    <w:p>
+      <w:pPr>
+        <w:pStyle w:val="CaptionedFigure"/>
+      </w:pPr>
+      <w:r>
+        <w:drawing>
+          <wp:inline>
+            <wp:extent cx="5334000" cy="3200400"/>
+            <wp:effectExtent b="0" l="0" r="0" t="0"/>
+            <wp:docPr descr="Figura 5.3. Variables exógenas del SVARX. Arriba, tasa de política de la Reserva Federal: tasa de fondos federales y, en el límite cero, tasa sombra de Wu y Xia (2016). Abajo, VIX. Promedios trimestrales." title="" id="77" name="Picture"/>
+            <a:graphic>
+              <a:graphicData uri="http://schemas.openxmlformats.org/drawingml/2006/picture">
+                <pic:pic>
+                  <pic:nvPicPr>
+                    <pic:cNvPr descr="../tesis/figuras/fig5_3_fed_y_vix.png" id="78" name="Picture"/>
+                    <pic:cNvPicPr>
+                      <a:picLocks noChangeArrowheads="1" noChangeAspect="1"/>
+                    </pic:cNvPicPr>
+                  </pic:nvPicPr>
+                  <pic:blipFill>
+                    <a:blip r:embed="rId76"/>
+                    <a:stretch>
+                      <a:fillRect/>
+                    </a:stretch>
+                  </pic:blipFill>
+                  <pic:spPr bwMode="auto">
+                    <a:xfrm>
+                      <a:off x="0" y="0"/>
+                      <a:ext cx="5334000" cy="3200400"/>
+                    </a:xfrm>
+                    <a:prstGeom prst="rect">
+                      <a:avLst/>
+                    </a:prstGeom>
+                    <a:noFill/>
+                    <a:ln w="9525">
+                      <a:noFill/>
+                      <a:headEnd/>
+                      <a:tailEnd/>
+                    </a:ln>
+                  </pic:spPr>
+                </pic:pic>
+              </a:graphicData>
+            </a:graphic>
+          </wp:inline>
+        </w:drawing>
+      </w:r>
+    </w:p>
+    <w:p>
+      <w:pPr>
+        <w:pStyle w:val="ImageCaption"/>
+      </w:pPr>
+      <w:r>
+        <w:t xml:space="preserve">Figura 5.3. Variables exógenas del SVARX. Arriba, tasa de política de la Reserva Federal: tasa de fondos federales y, en el límite cero, tasa sombra de Wu y Xia (2016). Abajo, VIX. Promedios trimestrales.</w:t>
+      </w:r>
+    </w:p>
+    <w:bookmarkEnd w:id="79"/>
+    <w:bookmarkEnd w:id="80"/>
+    <w:bookmarkStart w:id="81" w:name="Xe2c1f699aa3e9ae6a11f93541e9c4657f6aae32"/>
     <w:p>
       <w:pPr>
         <w:pStyle w:val="Heading2"/>
@@ -6538,8 +6719,8 @@
         <w:t xml:space="preserve">.</w:t>
       </w:r>
     </w:p>
-    <w:bookmarkEnd w:id="72"/>
-    <w:bookmarkStart w:id="77" w:name="Xfba9795b0262a3aec86cb988d85d10ac0b2d960"/>
+    <w:bookmarkEnd w:id="81"/>
+    <w:bookmarkStart w:id="86" w:name="Xfba9795b0262a3aec86cb988d85d10ac0b2d960"/>
     <w:p>
       <w:pPr>
         <w:pStyle w:val="Heading2"/>
@@ -6584,7 +6765,7 @@
         <w:t xml:space="preserve">). El FMI publica el cuadro de deuda solo para 2023-2026.</w:t>
       </w:r>
     </w:p>
-    <w:bookmarkStart w:id="73" w:name="Xa01cff60600f7a82bb5f91b22357c6f4e94a632"/>
+    <w:bookmarkStart w:id="82" w:name="Xa01cff60600f7a82bb5f91b22357c6f4e94a632"/>
     <w:p>
       <w:pPr>
         <w:pStyle w:val="Heading3"/>
@@ -7694,8 +7875,8 @@
         <w:t xml:space="preserve">y reclamos por el cupón PIB (nota 1 del cuadro), que no figuran en los informes del MECON, y a la versión de PIB de su informe. La diferencia de los pasivos del BCRA en 2023 es compatible con la omisión del swap con el PBoC y de otros instrumentos, aunque no se pudo verificar por falta de una serie. La valuación nominal no cambia 2023, porque en ese año el valor de libros ya supera al nominal y la variante piso conserva el de libros. En 2024 reduce la deuda neta de 68,3 a 61,1 y la brecha con el FMI, de 16,8 a 9,6 puntos.</w:t>
       </w:r>
     </w:p>
-    <w:bookmarkEnd w:id="73"/>
-    <w:bookmarkStart w:id="74" w:name="X7a2c85742a23c57b132a6154d51d01bf040b9b5"/>
+    <w:bookmarkEnd w:id="82"/>
+    <w:bookmarkStart w:id="83" w:name="X7a2c85742a23c57b132a6154d51d01bf040b9b5"/>
     <w:p>
       <w:pPr>
         <w:pStyle w:val="Heading3"/>
@@ -8032,8 +8213,8 @@
         <w:t xml:space="preserve">Las filas de 2024 no suman exactamente por redondeo. El exceso de nuestra deuda neta sobre la del FMI proviene del neteo incompleto de las tenencias intra-públicas, que compensa con creces la bruta menor y los pasivos menores.</w:t>
       </w:r>
     </w:p>
-    <w:bookmarkEnd w:id="74"/>
-    <w:bookmarkStart w:id="75" w:name="resultado-primario-y-otras-comparaciones"/>
+    <w:bookmarkEnd w:id="83"/>
+    <w:bookmarkStart w:id="84" w:name="resultado-primario-y-otras-comparaciones"/>
     <w:p>
       <w:pPr>
         <w:pStyle w:val="Heading3"/>
@@ -8750,8 +8931,8 @@
         <w:t xml:space="preserve">Las diferencias de crecimiento (0,3 puntos) son compatibles con revisiones de INDEC posteriores al informe del FMI. Ambos años pertenecen al tramo con base 2004 directa, de modo que el empalme de 1996-2003 no interviene.</w:t>
       </w:r>
     </w:p>
-    <w:bookmarkEnd w:id="75"/>
-    <w:bookmarkStart w:id="76" w:name="X33a369f85777ae1b8f66c2d89b242fbe0bb8662"/>
+    <w:bookmarkEnd w:id="84"/>
+    <w:bookmarkStart w:id="85" w:name="X33a369f85777ae1b8f66c2d89b242fbe0bb8662"/>
     <w:p>
       <w:pPr>
         <w:pStyle w:val="Heading3"/>
@@ -9035,9 +9216,9 @@
         <w:t xml:space="preserve">En 2023 la columna contable de moneda extranjera incluye otros créditos en dólares, por lo que supera al nominal de las Letras, y el piso conserva el valor de libros. Es la razón de que la variante estricta empeore 2023 (128,2). En 2024 el nominal de las Letras supera en 40,7 mil millones de USD a toda la tenencia en moneda extranjera que registra el Balance, y la tenencia sube 7,2 puntos del PIB. Eso confirma que el valor contable subestima la tenencia en 2024.</w:t>
       </w:r>
     </w:p>
-    <w:bookmarkEnd w:id="76"/>
-    <w:bookmarkEnd w:id="77"/>
-    <w:bookmarkStart w:id="82" w:name="X53893ea74fc765be5bc0650fe40c4402adf70cb"/>
+    <w:bookmarkEnd w:id="85"/>
+    <w:bookmarkEnd w:id="86"/>
+    <w:bookmarkStart w:id="91" w:name="X53893ea74fc765be5bc0650fe40c4402adf70cb"/>
     <w:p>
       <w:pPr>
         <w:pStyle w:val="Heading2"/>
@@ -9046,7 +9227,7 @@
         <w:t xml:space="preserve">5.9 La diferencia con el FGS-ANSES y otras limitaciones de la deuda neta</w:t>
       </w:r>
     </w:p>
-    <w:bookmarkStart w:id="78" w:name="dos-conceptos-distintos"/>
+    <w:bookmarkStart w:id="87" w:name="dos-conceptos-distintos"/>
     <w:p>
       <w:pPr>
         <w:pStyle w:val="Heading3"/>
@@ -9137,8 +9318,8 @@
         <w:t xml:space="preserve">. No se trata de una omisión por criterio, sino de falta de datos.</w:t>
       </w:r>
     </w:p>
-    <w:bookmarkEnd w:id="78"/>
-    <w:bookmarkStart w:id="79" w:name="por-qué-no-se-pudo-incluir"/>
+    <w:bookmarkEnd w:id="87"/>
+    <w:bookmarkStart w:id="88" w:name="por-qué-no-se-pudo-incluir"/>
     <w:p>
       <w:pPr>
         <w:pStyle w:val="Heading3"/>
@@ -9209,8 +9390,8 @@
         <w:t xml:space="preserve">). El MECON no ofrece una apertura trimestral por tenedor sectorial (la hoja A.4.5 clasifica por residencia), y el FMI da las tenencias solo para 2023-2026. Aproximar con una cifra no verificada violaría la regla de no fabricar datos.</w:t>
       </w:r>
     </w:p>
-    <w:bookmarkEnd w:id="79"/>
-    <w:bookmarkStart w:id="80" w:name="magnitud-y-dirección-del-sesgo"/>
+    <w:bookmarkEnd w:id="88"/>
+    <w:bookmarkStart w:id="89" w:name="magnitud-y-dirección-del-sesgo"/>
     <w:p>
       <w:pPr>
         <w:pStyle w:val="Heading3"/>
@@ -9627,8 +9808,8 @@
         <w:t xml:space="preserve">El balance de las fuentes es una sobreestimación en 2023 y 2024 y probablemente en todo 2007-2025, de entre 8 y 10 puntos del PIB en esos dos años de control.</w:t>
       </w:r>
     </w:p>
-    <w:bookmarkEnd w:id="80"/>
-    <w:bookmarkStart w:id="81" w:name="cómo-se-trata-en-el-análisis"/>
+    <w:bookmarkEnd w:id="89"/>
+    <w:bookmarkStart w:id="90" w:name="cómo-se-trata-en-el-análisis"/>
     <w:p>
       <w:pPr>
         <w:pStyle w:val="Heading3"/>
@@ -9691,9 +9872,9 @@
         <w:t xml:space="preserve">), de modo que la conclusión pueda evaluarse con tres medidas. El cierre de la brecha restante exige dos insumos: las series de tenencias del FGS en ANSES (descarga manual) y el saldo del swap activado (estados contables del BCRA).</w:t>
       </w:r>
     </w:p>
-    <w:bookmarkEnd w:id="81"/>
-    <w:bookmarkEnd w:id="82"/>
-    <w:bookmarkStart w:id="83" w:name="estadísticos-descriptivos"/>
+    <w:bookmarkEnd w:id="90"/>
+    <w:bookmarkEnd w:id="91"/>
+    <w:bookmarkStart w:id="92" w:name="estadísticos-descriptivos"/>
     <w:p>
       <w:pPr>
         <w:pStyle w:val="Heading2"/>
@@ -11103,8 +11284,8 @@
         <w:t xml:space="preserve">Fuente: cálculo propio sobre los CSV citados en 5.1. La desviación estándar es muestral (ddof = 1). Los depósitos del Tesoro en el BCRA tienen media de 0,64 % del PIB y desvío de 0,77, y no forman parte de las estadísticas del sistema. El resultado primario trimestral tiene un desvío mayor que el de la suma de cuatro trimestres por su estacionalidad (el mínimo, −12,16, ocurre en 2020T2 y el máximo, 7,02, en 2004T2). El crecimiento del PIB tiene un desvío alto porque la serie conserva la estacionalidad de INDEC y porque el tramo 1996-2003 contiene variaciones trimestrales de la crisis de 2001-2002 (mínimo en 2002T1, máximo en 2010T2). El máximo de la deuda neta ocurre en 2002T3 y el mínimo en 2013T3. El máximo del EMBI+ ocurre en 2002T3 y el mínimo en 2007T1.</w:t>
       </w:r>
     </w:p>
-    <w:bookmarkEnd w:id="83"/>
-    <w:bookmarkStart w:id="84" w:name="resumen-de-limitaciones-de-datos"/>
+    <w:bookmarkEnd w:id="92"/>
+    <w:bookmarkStart w:id="93" w:name="resumen-de-limitaciones-de-datos"/>
     <w:p>
       <w:pPr>
         <w:pStyle w:val="Heading2"/>
@@ -11299,9 +11480,9 @@
         <w:t xml:space="preserve">con rezago en períodos de inflación alta.</w:t>
       </w:r>
     </w:p>
-    <w:bookmarkEnd w:id="84"/>
-    <w:bookmarkEnd w:id="85"/>
-    <w:bookmarkStart w:id="95" w:name="resultados"/>
+    <w:bookmarkEnd w:id="93"/>
+    <w:bookmarkEnd w:id="94"/>
+    <w:bookmarkStart w:id="113" w:name="resultados"/>
     <w:p>
       <w:pPr>
         <w:pStyle w:val="Heading1"/>
@@ -11345,7 +11526,7 @@
         <w:t xml:space="preserve">.</w:t>
       </w:r>
     </w:p>
-    <w:bookmarkStart w:id="86" w:name="el-svarx-estimado"/>
+    <w:bookmarkStart w:id="98" w:name="el-svarx-estimado"/>
     <w:p>
       <w:pPr>
         <w:pStyle w:val="Heading2"/>
@@ -11718,11 +11899,66 @@
         <w:t xml:space="preserve"> </w:t>
       </w:r>
       <w:r>
-        <w:t xml:space="preserve">Un aumento de un desvío estándar en la tasa de política de la FED (0,50 puntos porcentuales) no produce respuestas significativas de las variables domésticas en ninguno de los horizontes considerados (0, 4, 8 y 20 trimestres). El EMBI+ sube 9 puntos básicos en el trimestre del shock, con un intervalo de 90% de [-83; 103], y 12 puntos básicos a los dos años, con un intervalo de [-14; 42]. El tipo de cambio real y el resultado primario tampoco responden de manera significativa. La única excepción es el crecimiento, que en el trimestre del shock sube medio punto con un intervalo que apenas excluye el cero, [0,00; 1,04]. Ese signo no tiene una explicación económica clara y desaparece desde el cuarto trimestre. Con 111 trimestres y un shock chico, el modelo no puede distinguir los efectos indirectos de la FED del ruido.</w:t>
-      </w:r>
-    </w:p>
-    <w:bookmarkEnd w:id="86"/>
-    <w:bookmarkStart w:id="90" w:name="el-gráfico-de-abanico"/>
+        <w:t xml:space="preserve">Un aumento de un desvío estándar en la tasa de política de la FED (0,50 puntos porcentuales) no produce respuestas sistemáticas de las variables domésticas (Figura 6.1). El EMBI+ sube 9 puntos básicos en el trimestre del shock, con un intervalo de 90% de [-83; 103], y 12 puntos básicos a los dos años, con un intervalo de [-14; 42]. De las 84 respuestas estimadas (cuatro variables en 21 horizontes), solo tres tienen una banda de 90% que excluye el cero: el crecimiento en el trimestre del shock (+0,5 puntos), el resultado primario un trimestre después (-0,35 puntos del PIB) y el tipo de cambio real tres trimestres después (una leve apreciación). Con bandas de 90%, el azar ya produciría unas ocho exclusiones aunque la FED no tuviera ningún efecto, y los signos del crecimiento y del tipo de cambio real son los contrarios a los que predice la teoría. Con 111 trimestres y un shock chico, el modelo no puede distinguir los efectos indirectos de la FED del ruido.</w:t>
+      </w:r>
+    </w:p>
+    <w:p>
+      <w:pPr>
+        <w:pStyle w:val="CaptionedFigure"/>
+      </w:pPr>
+      <w:r>
+        <w:drawing>
+          <wp:inline>
+            <wp:extent cx="5334000" cy="3501390"/>
+            <wp:effectExtent b="0" l="0" r="0" t="0"/>
+            <wp:docPr descr="Figura 6.1. Respuestas al impulso ante una suba de la tasa de la FED. Aumento de un desvío estándar (0,50 puntos porcentuales) de la tasa de política; deuda consolidada neta, tres rezagos; bandas de 90% del bootstrap salvaje (1.000 réplicas)." title="" id="96" name="Picture"/>
+            <a:graphic>
+              <a:graphicData uri="http://schemas.openxmlformats.org/drawingml/2006/picture">
+                <pic:pic>
+                  <pic:nvPicPr>
+                    <pic:cNvPr descr="../tesis/figuras/fig6_1_respuesta_fed.png" id="97" name="Picture"/>
+                    <pic:cNvPicPr>
+                      <a:picLocks noChangeArrowheads="1" noChangeAspect="1"/>
+                    </pic:cNvPicPr>
+                  </pic:nvPicPr>
+                  <pic:blipFill>
+                    <a:blip r:embed="rId95"/>
+                    <a:stretch>
+                      <a:fillRect/>
+                    </a:stretch>
+                  </pic:blipFill>
+                  <pic:spPr bwMode="auto">
+                    <a:xfrm>
+                      <a:off x="0" y="0"/>
+                      <a:ext cx="5334000" cy="3501390"/>
+                    </a:xfrm>
+                    <a:prstGeom prst="rect">
+                      <a:avLst/>
+                    </a:prstGeom>
+                    <a:noFill/>
+                    <a:ln w="9525">
+                      <a:noFill/>
+                      <a:headEnd/>
+                      <a:tailEnd/>
+                    </a:ln>
+                  </pic:spPr>
+                </pic:pic>
+              </a:graphicData>
+            </a:graphic>
+          </wp:inline>
+        </w:drawing>
+      </w:r>
+    </w:p>
+    <w:p>
+      <w:pPr>
+        <w:pStyle w:val="ImageCaption"/>
+      </w:pPr>
+      <w:r>
+        <w:t xml:space="preserve">Figura 6.1. Respuestas al impulso ante una suba de la tasa de la FED. Aumento de un desvío estándar (0,50 puntos porcentuales) de la tasa de política; deuda consolidada neta, tres rezagos; bandas de 90% del bootstrap salvaje (1.000 réplicas).</w:t>
+      </w:r>
+    </w:p>
+    <w:bookmarkEnd w:id="98"/>
+    <w:bookmarkStart w:id="102" w:name="el-gráfico-de-abanico"/>
     <w:p>
       <w:pPr>
         <w:pStyle w:val="Heading2"/>
@@ -11736,7 +11972,7 @@
         <w:pStyle w:val="FirstParagraph"/>
       </w:pPr>
       <w:r>
-        <w:t xml:space="preserve">La Tabla 6.1 resume la distribución de la deuda simulada. La mediana baja de 61,0% del PIB en 2025 a 35,9% en 2030 y a 16,7% en 2035. La caída la determina el escenario base del FMI, que combina un superávit primario de alrededor de 2,5% del PIB con una tasa de interés efectiva de alrededor de 4% y un deflactor del PIB que crece cerca de 7,5% por año. Con esos supuestos, la tasa real que paga la deuda es negativa y la licua año tras año.</w:t>
+        <w:t xml:space="preserve">La Tabla 6.1 resume la distribución de la deuda simulada. La mediana baja de 61,0% del PIB en 2025 a 35,9% en 2030 y a 16,7% en 2035. La Figura 6.2 muestra el abanico. La caída la determina el escenario base del FMI, que combina un superávit primario de alrededor de 2,5% del PIB con una tasa de interés efectiva de alrededor de 4% y un deflactor del PIB que crece cerca de 7,5% por año. Con esos supuestos, la tasa real que paga la deuda es negativa y la licua año tras año.</w:t>
       </w:r>
     </w:p>
     <w:p>
@@ -12338,18 +12574,18 @@
           <wp:inline>
             <wp:extent cx="5334000" cy="3048000"/>
             <wp:effectExtent b="0" l="0" r="0" t="0"/>
-            <wp:docPr descr="Figura 6.1. Gráfico de abanico de la deuda consolidada neta simulada, 2025-2035 (% del PIB). Escenario base del FMI (2025) con shocks estructurales del SVARX; 300 réplicas de parámetros por 400 trayectorias." title="" id="88" name="Picture"/>
+            <wp:docPr descr="Figura 6.2. Gráfico de abanico de la deuda consolidada neta simulada, 2025-2035 (% del PIB). Escenario base del FMI (2025) con shocks estructurales del SVARX; 300 réplicas de parámetros por 400 trayectorias." title="" id="100" name="Picture"/>
             <a:graphic>
               <a:graphicData uri="http://schemas.openxmlformats.org/drawingml/2006/picture">
                 <pic:pic>
                   <pic:nvPicPr>
-                    <pic:cNvPr descr="../tesis/figuras/fig6_1_abanico_deuda_neta.png" id="89" name="Picture"/>
+                    <pic:cNvPr descr="../tesis/figuras/fig6_2_abanico_deuda_neta.png" id="101" name="Picture"/>
                     <pic:cNvPicPr>
                       <a:picLocks noChangeArrowheads="1" noChangeAspect="1"/>
                     </pic:cNvPicPr>
                   </pic:nvPicPr>
                   <pic:blipFill>
-                    <a:blip r:embed="rId87"/>
+                    <a:blip r:embed="rId99"/>
                     <a:stretch>
                       <a:fillRect/>
                     </a:stretch>
@@ -12381,7 +12617,7 @@
         <w:pStyle w:val="ImageCaption"/>
       </w:pPr>
       <w:r>
-        <w:t xml:space="preserve">Figura 6.1. Gráfico de abanico de la deuda consolidada neta simulada, 2025-2035 (% del PIB). Escenario base del FMI (2025) con shocks estructurales del SVARX; 300 réplicas de parámetros por 400 trayectorias.</w:t>
+        <w:t xml:space="preserve">Figura 6.2. Gráfico de abanico de la deuda consolidada neta simulada, 2025-2035 (% del PIB). Escenario base del FMI (2025) con shocks estructurales del SVARX; 300 réplicas de parámetros por 400 trayectorias.</w:t>
       </w:r>
     </w:p>
     <w:p>
@@ -12392,8 +12628,8 @@
         <w:t xml:space="preserve">El ancho del abanico entre los percentiles 5 y 95 es de 19,4 puntos en 2030, con un intervalo de 90% de [15,4; 24,3]. El del FMI para la deuda federal bruta es 74,2 (FMI, 2025, anexo II, cuadro 7). El Capítulo 7 analiza esta diferencia.</w:t>
       </w:r>
     </w:p>
-    <w:bookmarkEnd w:id="90"/>
-    <w:bookmarkStart w:id="91" w:name="contraste-de-h1a"/>
+    <w:bookmarkEnd w:id="102"/>
+    <w:bookmarkStart w:id="106" w:name="contraste-de-h1a"/>
     <w:p>
       <w:pPr>
         <w:pStyle w:val="Heading2"/>
@@ -12693,8 +12929,63 @@
         <w:t xml:space="preserve">El bloque cambiario y de riesgo es el que más pesa. El resultado es coherente con la reacción fiscal positiva de la sección 6.1: el superávit responde a la deuda, pero la variabilidad de la deuda la dominan el tipo de cambio real y el riesgo país.</w:t>
       </w:r>
     </w:p>
-    <w:bookmarkEnd w:id="91"/>
-    <w:bookmarkStart w:id="92" w:name="contraste-de-h1b"/>
+    <w:p>
+      <w:pPr>
+        <w:pStyle w:val="CaptionedFigure"/>
+      </w:pPr>
+      <w:r>
+        <w:drawing>
+          <wp:inline>
+            <wp:extent cx="5334000" cy="2667000"/>
+            <wp:effectExtent b="0" l="0" r="0" t="0"/>
+            <wp:docPr descr="Figura 6.3. Varianza de la deuda en 2035 por bloque de shocks. Participación de cada bloque de shocks estructurales en la varianza de la deuda simulada en 2035. Las barras de error son el intervalo de 90% entre réplicas de parámetros." title="" id="104" name="Picture"/>
+            <a:graphic>
+              <a:graphicData uri="http://schemas.openxmlformats.org/drawingml/2006/picture">
+                <pic:pic>
+                  <pic:nvPicPr>
+                    <pic:cNvPr descr="../tesis/figuras/fig6_3_varianza_por_bloque.png" id="105" name="Picture"/>
+                    <pic:cNvPicPr>
+                      <a:picLocks noChangeArrowheads="1" noChangeAspect="1"/>
+                    </pic:cNvPicPr>
+                  </pic:nvPicPr>
+                  <pic:blipFill>
+                    <a:blip r:embed="rId103"/>
+                    <a:stretch>
+                      <a:fillRect/>
+                    </a:stretch>
+                  </pic:blipFill>
+                  <pic:spPr bwMode="auto">
+                    <a:xfrm>
+                      <a:off x="0" y="0"/>
+                      <a:ext cx="5334000" cy="2667000"/>
+                    </a:xfrm>
+                    <a:prstGeom prst="rect">
+                      <a:avLst/>
+                    </a:prstGeom>
+                    <a:noFill/>
+                    <a:ln w="9525">
+                      <a:noFill/>
+                      <a:headEnd/>
+                      <a:tailEnd/>
+                    </a:ln>
+                  </pic:spPr>
+                </pic:pic>
+              </a:graphicData>
+            </a:graphic>
+          </wp:inline>
+        </w:drawing>
+      </w:r>
+    </w:p>
+    <w:p>
+      <w:pPr>
+        <w:pStyle w:val="ImageCaption"/>
+      </w:pPr>
+      <w:r>
+        <w:t xml:space="preserve">Figura 6.3. Varianza de la deuda en 2035 por bloque de shocks. Participación de cada bloque de shocks estructurales en la varianza de la deuda simulada en 2035. Las barras de error son el intervalo de 90% entre réplicas de parámetros.</w:t>
+      </w:r>
+    </w:p>
+    <w:bookmarkEnd w:id="106"/>
+    <w:bookmarkStart w:id="107" w:name="contraste-de-h1b"/>
     <w:p>
       <w:pPr>
         <w:pStyle w:val="Heading2"/>
@@ -12938,8 +13229,8 @@
         <w:t xml:space="preserve">A diez años la probabilidad baja a 6,0%, porque el escenario base sigue reduciendo la deuda y cada vez menos trayectorias terminan con la deuda en aumento. El límite inferior del intervalo coincide con el 3%, así que a diez años el contraste no rechaza que la probabilidad sea igual a la del FMI.</w:t>
       </w:r>
     </w:p>
-    <w:bookmarkEnd w:id="92"/>
-    <w:bookmarkStart w:id="93" w:name="contraste-de-h2"/>
+    <w:bookmarkEnd w:id="107"/>
+    <w:bookmarkStart w:id="108" w:name="contraste-de-h2"/>
     <w:p>
       <w:pPr>
         <w:pStyle w:val="Heading2"/>
@@ -13147,8 +13438,8 @@
         <w:t xml:space="preserve">Para saber por qué canal pasa el efecto, se repitió el escenario de 2022-2023 anulando la respuesta de las variables domésticas a la FED, de modo que solo actúa el mayor costo de refinanciar la deuda en dólares. Con los parámetros estimados, ese costo directo explica 4,7 de los 7,3 puntos de aumento de la deuda en 2035 (dos tercios). El tercio restante corresponde a la respuesta del riesgo país, el tipo de cambio real y el crecimiento, que en conjunto empujan en la misma dirección aunque, como se vio en la sección 6.1, ninguna de esas respuestas es significativa por separado.</w:t>
       </w:r>
     </w:p>
-    <w:bookmarkEnd w:id="93"/>
-    <w:bookmarkStart w:id="94" w:name="robustez"/>
+    <w:bookmarkEnd w:id="108"/>
+    <w:bookmarkStart w:id="112" w:name="robustez"/>
     <w:p>
       <w:pPr>
         <w:pStyle w:val="Heading2"/>
@@ -13761,9 +14052,72 @@
         <w:t xml:space="preserve">de parámetros. Las filas a la manera del FMI no tienen intervalo porque ese procedimiento no estima parámetros.</w:t>
       </w:r>
     </w:p>
-    <w:bookmarkEnd w:id="94"/>
-    <w:bookmarkEnd w:id="95"/>
-    <w:bookmarkStart w:id="101" w:name="discusión"/>
+    <w:p>
+      <w:pPr>
+        <w:pStyle w:val="BodyText"/>
+      </w:pPr>
+      <w:r>
+        <w:t xml:space="preserve">La Figura 6.4 resume la tabla: en todas las especificaciones, la barra de 2030 y su intervalo quedan por encima del 3% del FMI.</w:t>
+      </w:r>
+    </w:p>
+    <w:p>
+      <w:pPr>
+        <w:pStyle w:val="CaptionedFigure"/>
+      </w:pPr>
+      <w:r>
+        <w:drawing>
+          <wp:inline>
+            <wp:extent cx="5334000" cy="2590800"/>
+            <wp:effectExtent b="0" l="0" r="0" t="0"/>
+            <wp:docPr descr="Figura 6.4. Probabilidad de no estabilización por especificación. A cinco y a diez años, con intervalos de 90% del bootstrap de parámetros, y el 3% del FMI (2025). La variante a la manera del FMI no tiene intervalo porque no estima parámetros." title="" id="110" name="Picture"/>
+            <a:graphic>
+              <a:graphicData uri="http://schemas.openxmlformats.org/drawingml/2006/picture">
+                <pic:pic>
+                  <pic:nvPicPr>
+                    <pic:cNvPr descr="../tesis/figuras/fig6_4_probabilidad_no_estabilizacion.png" id="111" name="Picture"/>
+                    <pic:cNvPicPr>
+                      <a:picLocks noChangeArrowheads="1" noChangeAspect="1"/>
+                    </pic:cNvPicPr>
+                  </pic:nvPicPr>
+                  <pic:blipFill>
+                    <a:blip r:embed="rId109"/>
+                    <a:stretch>
+                      <a:fillRect/>
+                    </a:stretch>
+                  </pic:blipFill>
+                  <pic:spPr bwMode="auto">
+                    <a:xfrm>
+                      <a:off x="0" y="0"/>
+                      <a:ext cx="5334000" cy="2590800"/>
+                    </a:xfrm>
+                    <a:prstGeom prst="rect">
+                      <a:avLst/>
+                    </a:prstGeom>
+                    <a:noFill/>
+                    <a:ln w="9525">
+                      <a:noFill/>
+                      <a:headEnd/>
+                      <a:tailEnd/>
+                    </a:ln>
+                  </pic:spPr>
+                </pic:pic>
+              </a:graphicData>
+            </a:graphic>
+          </wp:inline>
+        </w:drawing>
+      </w:r>
+    </w:p>
+    <w:p>
+      <w:pPr>
+        <w:pStyle w:val="ImageCaption"/>
+      </w:pPr>
+      <w:r>
+        <w:t xml:space="preserve">Figura 6.4. Probabilidad de no estabilización por especificación. A cinco y a diez años, con intervalos de 90% del bootstrap de parámetros, y el 3% del FMI (2025). La variante a la manera del FMI no tiene intervalo porque no estima parámetros.</w:t>
+      </w:r>
+    </w:p>
+    <w:bookmarkEnd w:id="112"/>
+    <w:bookmarkEnd w:id="113"/>
+    <w:bookmarkStart w:id="125" w:name="discusión"/>
     <w:p>
       <w:pPr>
         <w:pStyle w:val="Heading1"/>
@@ -13772,7 +14126,7 @@
         <w:t xml:space="preserve">7. Discusión</w:t>
       </w:r>
     </w:p>
-    <w:bookmarkStart w:id="96" w:name="Xd2bfaf14c1e57bc7fc44159cc760bdc22586e66"/>
+    <w:bookmarkStart w:id="114" w:name="Xd2bfaf14c1e57bc7fc44159cc760bdc22586e66"/>
     <w:p>
       <w:pPr>
         <w:pStyle w:val="Heading2"/>
@@ -13797,8 +14151,8 @@
         <w:t xml:space="preserve">A diez años la diferencia se achica: 6,0%, con un límite inferior que coincide con el 3%. No es una contradicción. La métrica del FMI pregunta si el ajuste del escenario base alcanza para poner la deuda en una senda descendente (FMI, 2021, anexo VI, nota 9). En el escenario del FMI la deuda baja rápido, de modo que hacia 2035 quedan pocas trayectorias en las que el superávit previsto resulte insuficiente. El riesgo se concentra en los primeros años, que son también los que el FMI mira para su calificación de riesgo a mediano plazo.</w:t>
       </w:r>
     </w:p>
-    <w:bookmarkEnd w:id="96"/>
-    <w:bookmarkStart w:id="97" w:name="X296fb36fe1945ef431d31692b730d7f1c364e24"/>
+    <w:bookmarkEnd w:id="114"/>
+    <w:bookmarkStart w:id="121" w:name="X296fb36fe1945ef431d31692b730d7f1c364e24"/>
     <w:p>
       <w:pPr>
         <w:pStyle w:val="Heading2"/>
@@ -13831,6 +14185,69 @@
       </w:r>
       <w:r>
         <w:t xml:space="preserve">Con el procedimiento del FMI aplicado a la deuda neta, el ancho es de 93,3 puntos, del mismo orden que el del FMI. Con el SVARX, la deuda bruta da 20,9 puntos, casi lo mismo que la neta. El perímetro mueve el ancho en uno o dos puntos y la forma de los shocks lo multiplica por cuatro.</w:t>
+      </w:r>
+    </w:p>
+    <w:p>
+      <w:pPr>
+        <w:pStyle w:val="BodyText"/>
+      </w:pPr>
+      <w:r>
+        <w:t xml:space="preserve">La Figura 7.1 compara los dos abanicos. Las medianas son casi iguales, porque las fija el escenario base; lo que cambia es la dispersión.</w:t>
+      </w:r>
+    </w:p>
+    <w:p>
+      <w:pPr>
+        <w:pStyle w:val="CaptionedFigure"/>
+      </w:pPr>
+      <w:r>
+        <w:drawing>
+          <wp:inline>
+            <wp:extent cx="5334000" cy="2895600"/>
+            <wp:effectExtent b="0" l="0" r="0" t="0"/>
+            <wp:docPr descr="Figura 7.1. Abanicos con shocks del SVARX y con shocks a la manera del FMI. Deuda consolidada neta simulada, percentiles 5 y 95 y mediana (% del PIB). Los shocks a la manera del FMI son bloques de dos años de desvíos históricos, 1997-2025." title="" id="116" name="Picture"/>
+            <a:graphic>
+              <a:graphicData uri="http://schemas.openxmlformats.org/drawingml/2006/picture">
+                <pic:pic>
+                  <pic:nvPicPr>
+                    <pic:cNvPr descr="../tesis/figuras/fig7_1_abanico_svarx_vs_fmi.png" id="117" name="Picture"/>
+                    <pic:cNvPicPr>
+                      <a:picLocks noChangeArrowheads="1" noChangeAspect="1"/>
+                    </pic:cNvPicPr>
+                  </pic:nvPicPr>
+                  <pic:blipFill>
+                    <a:blip r:embed="rId115"/>
+                    <a:stretch>
+                      <a:fillRect/>
+                    </a:stretch>
+                  </pic:blipFill>
+                  <pic:spPr bwMode="auto">
+                    <a:xfrm>
+                      <a:off x="0" y="0"/>
+                      <a:ext cx="5334000" cy="2895600"/>
+                    </a:xfrm>
+                    <a:prstGeom prst="rect">
+                      <a:avLst/>
+                    </a:prstGeom>
+                    <a:noFill/>
+                    <a:ln w="9525">
+                      <a:noFill/>
+                      <a:headEnd/>
+                      <a:tailEnd/>
+                    </a:ln>
+                  </pic:spPr>
+                </pic:pic>
+              </a:graphicData>
+            </a:graphic>
+          </wp:inline>
+        </w:drawing>
+      </w:r>
+    </w:p>
+    <w:p>
+      <w:pPr>
+        <w:pStyle w:val="ImageCaption"/>
+      </w:pPr>
+      <w:r>
+        <w:t xml:space="preserve">Figura 7.1. Abanicos con shocks del SVARX y con shocks a la manera del FMI. Deuda consolidada neta simulada, percentiles 5 y 95 y mediana (% del PIB). Los shocks a la manera del FMI son bloques de dos años de desvíos históricos, 1997-2025.</w:t>
       </w:r>
     </w:p>
     <w:p>
@@ -14352,6 +14769,61 @@
     </w:p>
     <w:p>
       <w:pPr>
+        <w:pStyle w:val="CaptionedFigure"/>
+      </w:pPr>
+      <w:r>
+        <w:drawing>
+          <wp:inline>
+            <wp:extent cx="5334000" cy="3501390"/>
+            <wp:effectExtent b="0" l="0" r="0" t="0"/>
+            <wp:docPr descr="Figura 7.2. Impulsores anuales de la deuda que usa la variante a la manera del FMI, 1997-2025. La tasa real efectiva pasa de valores positivos en la convertibilidad a valores muy negativos con la inflación posterior." title="" id="119" name="Picture"/>
+            <a:graphic>
+              <a:graphicData uri="http://schemas.openxmlformats.org/drawingml/2006/picture">
+                <pic:pic>
+                  <pic:nvPicPr>
+                    <pic:cNvPr descr="../tesis/figuras/fig7_2_impulsores_historicos.png" id="120" name="Picture"/>
+                    <pic:cNvPicPr>
+                      <a:picLocks noChangeArrowheads="1" noChangeAspect="1"/>
+                    </pic:cNvPicPr>
+                  </pic:nvPicPr>
+                  <pic:blipFill>
+                    <a:blip r:embed="rId118"/>
+                    <a:stretch>
+                      <a:fillRect/>
+                    </a:stretch>
+                  </pic:blipFill>
+                  <pic:spPr bwMode="auto">
+                    <a:xfrm>
+                      <a:off x="0" y="0"/>
+                      <a:ext cx="5334000" cy="3501390"/>
+                    </a:xfrm>
+                    <a:prstGeom prst="rect">
+                      <a:avLst/>
+                    </a:prstGeom>
+                    <a:noFill/>
+                    <a:ln w="9525">
+                      <a:noFill/>
+                      <a:headEnd/>
+                      <a:tailEnd/>
+                    </a:ln>
+                  </pic:spPr>
+                </pic:pic>
+              </a:graphicData>
+            </a:graphic>
+          </wp:inline>
+        </w:drawing>
+      </w:r>
+    </w:p>
+    <w:p>
+      <w:pPr>
+        <w:pStyle w:val="ImageCaption"/>
+      </w:pPr>
+      <w:r>
+        <w:t xml:space="preserve">Figura 7.2. Impulsores anuales de la deuda que usa la variante a la manera del FMI, 1997-2025. La tasa real efectiva pasa de valores positivos en la convertibilidad a valores muy negativos con la inflación posterior.</w:t>
+      </w:r>
+    </w:p>
+    <w:p>
+      <w:pPr>
         <w:pStyle w:val="BodyText"/>
       </w:pPr>
       <w:r>
@@ -14386,8 +14858,8 @@
         <w:t xml:space="preserve">Con nuestros datos, el procedimiento del FMI da 23,5% de no estabilización, no 3%. El FMI no publica la muestra histórica ni los datos de los impulsores que usa para Argentina, así que esta diferencia no se puede descomponer con la información disponible. Las dos estimaciones de esta tesis (11,8% con el SVARX y 23,5% con el procedimiento del FMI) superan el 3%, de modo que la conclusión sobre H1b a cinco años no depende de esa elección.</w:t>
       </w:r>
     </w:p>
-    <w:bookmarkEnd w:id="97"/>
-    <w:bookmarkStart w:id="98" w:name="el-papel-del-superávit-primario"/>
+    <w:bookmarkEnd w:id="121"/>
+    <w:bookmarkStart w:id="122" w:name="el-papel-del-superávit-primario"/>
     <w:p>
       <w:pPr>
         <w:pStyle w:val="Heading2"/>
@@ -14404,8 +14876,8 @@
         <w:t xml:space="preserve">La reacción fiscal estimada es positiva y significativa (0,051): en 1998-2025, el resultado primario respondió a la deuda, en línea con la condición de Bohn (1998). Pero el bloque fiscal explica menos de un quinto de la varianza de la deuda en 2035, y el cambiario y de riesgo, casi tres quintos. Esto respalda la idea central de H1a. El superávit es necesario, y el escenario base del FMI se apoya en él, pero no alcanza para controlar la trayectoria, porque la mayor parte del riesgo viene del tipo de cambio real y de la prima de riesgo. El resultado coincide con el diagnóstico de la restricción externa del Capítulo 3: con más de la mitad de la deuda en moneda extranjera, una depreciación real cambia el cociente de deuda aunque las cuentas fiscales estén en orden (Calvo et al., 2003).</w:t>
       </w:r>
     </w:p>
-    <w:bookmarkEnd w:id="98"/>
-    <w:bookmarkStart w:id="99" w:name="el-shock-de-la-fed"/>
+    <w:bookmarkEnd w:id="122"/>
+    <w:bookmarkStart w:id="123" w:name="el-shock-de-la-fed"/>
     <w:p>
       <w:pPr>
         <w:pStyle w:val="Heading2"/>
@@ -14422,8 +14894,8 @@
         <w:t xml:space="preserve">El efecto de la FED depende del tamaño del shock. Una suba de medio punto no tiene un efecto distinguible. Un ciclo como el de 2022-2023 eleva la deuda en 7 puntos del PIB hacia 2035. Dos tercios de ese efecto vienen del canal más directo, el mayor costo de refinanciar la deuda en dólares, y un tercio de la respuesta del riesgo país, el tipo de cambio real y el crecimiento. Las respuestas al impulso de esas variables no son significativas por separado. Esto no quiere decir que los canales indirectos no existan. Uribe y Yue (2006) y Canova (2005) los documentan con paneles y muestras más largas. Quiere decir que una sola serie argentina de 111 trimestres no alcanza para medirlos con precisión. La conclusión sobre H2 descansa, por lo tanto, sobre todo en el canal de costo.</w:t>
       </w:r>
     </w:p>
-    <w:bookmarkEnd w:id="99"/>
-    <w:bookmarkStart w:id="100" w:name="limitaciones"/>
+    <w:bookmarkEnd w:id="123"/>
+    <w:bookmarkStart w:id="124" w:name="limitaciones"/>
     <w:p>
       <w:pPr>
         <w:pStyle w:val="Heading2"/>
@@ -14542,9 +15014,9 @@
         <w:t xml:space="preserve">Las respuestas individuales a la FED no son significativas, por lo que la descomposición del efecto de H2 por canales se informa como estimación puntual.</w:t>
       </w:r>
     </w:p>
-    <w:bookmarkEnd w:id="100"/>
-    <w:bookmarkEnd w:id="101"/>
-    <w:bookmarkStart w:id="102" w:name="conclusiones"/>
+    <w:bookmarkEnd w:id="124"/>
+    <w:bookmarkEnd w:id="125"/>
+    <w:bookmarkStart w:id="126" w:name="conclusiones"/>
     <w:p>
       <w:pPr>
         <w:pStyle w:val="Heading1"/>
@@ -14659,8 +15131,5563 @@
         <w:t xml:space="preserve">Tres extensiones se desprenden de las limitaciones: incorporar los activos del FGS cuando haya una serie trimestral pública, modelar una tasa en pesos homogénea para todo el período y estimar los canales de la FED con un panel de economías emergentes que dé más precisión a las respuestas indirectas.</w:t>
       </w:r>
     </w:p>
-    <w:bookmarkEnd w:id="102"/>
-    <w:bookmarkStart w:id="103" w:name="referencias"/>
+    <w:bookmarkEnd w:id="126"/>
+    <w:bookmarkStart w:id="132" w:name="apéndice-estadístico"/>
+    <w:p>
+      <w:pPr>
+        <w:pStyle w:val="Heading1"/>
+      </w:pPr>
+      <w:r>
+        <w:t xml:space="preserve">Apéndice estadístico</w:t>
+      </w:r>
+    </w:p>
+    <w:p>
+      <w:pPr>
+        <w:pStyle w:val="FirstParagraph"/>
+      </w:pPr>
+      <w:r>
+        <w:t xml:space="preserve">Tablas generadas con</w:t>
+      </w:r>
+      <w:r>
+        <w:t xml:space="preserve"> </w:t>
+      </w:r>
+      <w:r>
+        <w:rPr>
+          <w:rStyle w:val="VerbatimChar"/>
+        </w:rPr>
+        <w:t xml:space="preserve">codigo/modelos/apendice_tablas.py</w:t>
+      </w:r>
+      <w:r>
+        <w:t xml:space="preserve"> </w:t>
+      </w:r>
+      <w:r>
+        <w:t xml:space="preserve">a partir de los resultados de</w:t>
+      </w:r>
+      <w:r>
+        <w:t xml:space="preserve"> </w:t>
+      </w:r>
+      <w:r>
+        <w:rPr>
+          <w:rStyle w:val="VerbatimChar"/>
+        </w:rPr>
+        <w:t xml:space="preserve">fase24_svarx_1996_2025.py</w:t>
+      </w:r>
+      <w:r>
+        <w:t xml:space="preserve"> </w:t>
+      </w:r>
+      <w:r>
+        <w:t xml:space="preserve">y</w:t>
+      </w:r>
+      <w:r>
+        <w:t xml:space="preserve"> </w:t>
+      </w:r>
+      <w:r>
+        <w:rPr>
+          <w:rStyle w:val="VerbatimChar"/>
+        </w:rPr>
+        <w:t xml:space="preserve">fase25_simulacion_dsa_svarx.py</w:t>
+      </w:r>
+      <w:r>
+        <w:t xml:space="preserve">.</w:t>
+      </w:r>
+    </w:p>
+    <w:bookmarkStart w:id="127" w:name="a.1-selección-del-orden-del-var"/>
+    <w:p>
+      <w:pPr>
+        <w:pStyle w:val="Heading2"/>
+      </w:pPr>
+      <w:r>
+        <w:t xml:space="preserve">A.1 Selección del orden del VAR</w:t>
+      </w:r>
+    </w:p>
+    <w:p>
+      <w:pPr>
+        <w:pStyle w:val="FirstParagraph"/>
+      </w:pPr>
+      <w:r>
+        <w:t xml:space="preserve">Muestra efectiva común 1998T2-2025T4 (111 trimestres) para todos los órdenes (sección 4.5). El orden elegido es el mayor orden estable que no supera al que minimiza el AIC.</w:t>
+      </w:r>
+    </w:p>
+    <w:p>
+      <w:pPr>
+        <w:pStyle w:val="BodyText"/>
+      </w:pPr>
+      <w:r>
+        <w:rPr>
+          <w:b/>
+          <w:bCs/>
+        </w:rPr>
+        <w:t xml:space="preserve">Deuda consolidada neta, valor nominal (principal).</w:t>
+      </w:r>
+      <w:r>
+        <w:t xml:space="preserve"> </w:t>
+      </w:r>
+      <w:r>
+        <w:t xml:space="preserve">Orden elegido: 3.</w:t>
+      </w:r>
+    </w:p>
+    <w:tbl>
+      <w:tblPr>
+        <w:tblStyle w:val="Table"/>
+        <w:tblW w:type="auto" w:w="0"/>
+        <w:tblLook w:firstRow="1" w:lastRow="0" w:firstColumn="0" w:lastColumn="0" w:noHBand="0" w:noVBand="0" w:val="0020"/>
+        <w:tblBorders>
+          <w:top w:val="single" w:sz="4" w:color="808080"/>
+          <w:left w:val="single" w:sz="4" w:color="808080"/>
+          <w:bottom w:val="single" w:sz="4" w:color="808080"/>
+          <w:right w:val="single" w:sz="4" w:color="808080"/>
+          <w:insideH w:val="single" w:sz="4" w:color="808080"/>
+          <w:insideV w:val="single" w:sz="4" w:color="808080"/>
+        </w:tblBorders>
+      </w:tblPr>
+      <w:tblGrid>
+        <w:gridCol w:w="1131"/>
+        <w:gridCol w:w="1131"/>
+        <w:gridCol w:w="1131"/>
+        <w:gridCol w:w="1131"/>
+        <w:gridCol w:w="1131"/>
+        <w:gridCol w:w="1131"/>
+        <w:gridCol w:w="1131"/>
+      </w:tblGrid>
+      <w:tr>
+        <w:trPr>
+          <w:tblHeader w:val="on"/>
+        </w:trPr>
+        <w:tc>
+          <w:tcPr/>
+          <w:p>
+            <w:pPr>
+              <w:pStyle w:val="Compact"/>
+            </w:pPr>
+            <w:r>
+              <w:rPr>
+                <w:rFonts w:ascii="Calibri" w:hAnsi="Calibri"/>
+                <w:sz w:val="20"/>
+              </w:rPr>
+              <w:t xml:space="preserve">p</w:t>
+            </w:r>
+          </w:p>
+        </w:tc>
+        <w:tc>
+          <w:tcPr/>
+          <w:p>
+            <w:pPr>
+              <w:pStyle w:val="Compact"/>
+            </w:pPr>
+            <w:r>
+              <w:rPr>
+                <w:rFonts w:ascii="Calibri" w:hAnsi="Calibri"/>
+                <w:sz w:val="20"/>
+              </w:rPr>
+              <w:t xml:space="preserve">AIC</w:t>
+            </w:r>
+          </w:p>
+        </w:tc>
+        <w:tc>
+          <w:tcPr/>
+          <w:p>
+            <w:pPr>
+              <w:pStyle w:val="Compact"/>
+            </w:pPr>
+            <w:r>
+              <w:rPr>
+                <w:rFonts w:ascii="Calibri" w:hAnsi="Calibri"/>
+                <w:sz w:val="20"/>
+              </w:rPr>
+              <w:t xml:space="preserve">BIC</w:t>
+            </w:r>
+          </w:p>
+        </w:tc>
+        <w:tc>
+          <w:tcPr/>
+          <w:p>
+            <w:pPr>
+              <w:pStyle w:val="Compact"/>
+            </w:pPr>
+            <w:r>
+              <w:rPr>
+                <w:rFonts w:ascii="Calibri" w:hAnsi="Calibri"/>
+                <w:sz w:val="20"/>
+              </w:rPr>
+              <w:t xml:space="preserve">HQ</w:t>
+            </w:r>
+          </w:p>
+        </w:tc>
+        <w:tc>
+          <w:tcPr/>
+          <w:p>
+            <w:pPr>
+              <w:pStyle w:val="Compact"/>
+            </w:pPr>
+            <w:r>
+              <w:rPr>
+                <w:rFonts w:ascii="Calibri" w:hAnsi="Calibri"/>
+                <w:sz w:val="20"/>
+              </w:rPr>
+              <w:t xml:space="preserve">Raíz máxima</w:t>
+            </w:r>
+          </w:p>
+        </w:tc>
+        <w:tc>
+          <w:tcPr/>
+          <w:p>
+            <w:pPr>
+              <w:pStyle w:val="Compact"/>
+            </w:pPr>
+            <w:r>
+              <w:rPr>
+                <w:rFonts w:ascii="Calibri" w:hAnsi="Calibri"/>
+                <w:sz w:val="20"/>
+              </w:rPr>
+              <w:t xml:space="preserve">Estable</w:t>
+            </w:r>
+          </w:p>
+        </w:tc>
+        <w:tc>
+          <w:tcPr/>
+          <w:p>
+            <w:pPr>
+              <w:pStyle w:val="Compact"/>
+            </w:pPr>
+            <w:r>
+              <w:rPr>
+                <w:rFonts w:ascii="Calibri" w:hAnsi="Calibri"/>
+                <w:sz w:val="20"/>
+              </w:rPr>
+              <w:t xml:space="preserve">Portmanteau (p)</w:t>
+            </w:r>
+          </w:p>
+        </w:tc>
+      </w:tr>
+      <w:tr>
+        <w:tc>
+          <w:tcPr/>
+          <w:p>
+            <w:pPr>
+              <w:pStyle w:val="Compact"/>
+            </w:pPr>
+            <w:r>
+              <w:rPr>
+                <w:rFonts w:ascii="Calibri" w:hAnsi="Calibri"/>
+                <w:sz w:val="20"/>
+              </w:rPr>
+              <w:t xml:space="preserve">1</w:t>
+            </w:r>
+          </w:p>
+        </w:tc>
+        <w:tc>
+          <w:tcPr/>
+          <w:p>
+            <w:pPr>
+              <w:pStyle w:val="Compact"/>
+            </w:pPr>
+            <w:r>
+              <w:rPr>
+                <w:rFonts w:ascii="Calibri" w:hAnsi="Calibri"/>
+                <w:sz w:val="20"/>
+              </w:rPr>
+              <w:t xml:space="preserve">12,351</w:t>
+            </w:r>
+          </w:p>
+        </w:tc>
+        <w:tc>
+          <w:tcPr/>
+          <w:p>
+            <w:pPr>
+              <w:pStyle w:val="Compact"/>
+            </w:pPr>
+            <w:r>
+              <w:rPr>
+                <w:rFonts w:ascii="Calibri" w:hAnsi="Calibri"/>
+                <w:sz w:val="20"/>
+              </w:rPr>
+              <w:t xml:space="preserve">13,914</w:t>
+            </w:r>
+          </w:p>
+        </w:tc>
+        <w:tc>
+          <w:tcPr/>
+          <w:p>
+            <w:pPr>
+              <w:pStyle w:val="Compact"/>
+            </w:pPr>
+            <w:r>
+              <w:rPr>
+                <w:rFonts w:ascii="Calibri" w:hAnsi="Calibri"/>
+                <w:sz w:val="20"/>
+              </w:rPr>
+              <w:t xml:space="preserve">12,985</w:t>
+            </w:r>
+          </w:p>
+        </w:tc>
+        <w:tc>
+          <w:tcPr/>
+          <w:p>
+            <w:pPr>
+              <w:pStyle w:val="Compact"/>
+            </w:pPr>
+            <w:r>
+              <w:rPr>
+                <w:rFonts w:ascii="Calibri" w:hAnsi="Calibri"/>
+                <w:sz w:val="20"/>
+              </w:rPr>
+              <w:t xml:space="preserve">0,855</w:t>
+            </w:r>
+          </w:p>
+        </w:tc>
+        <w:tc>
+          <w:tcPr/>
+          <w:p>
+            <w:pPr>
+              <w:pStyle w:val="Compact"/>
+            </w:pPr>
+            <w:r>
+              <w:rPr>
+                <w:rFonts w:ascii="Calibri" w:hAnsi="Calibri"/>
+                <w:sz w:val="20"/>
+              </w:rPr>
+              <w:t xml:space="preserve">sí</w:t>
+            </w:r>
+          </w:p>
+        </w:tc>
+        <w:tc>
+          <w:tcPr/>
+          <w:p>
+            <w:pPr>
+              <w:pStyle w:val="Compact"/>
+            </w:pPr>
+            <w:r>
+              <w:rPr>
+                <w:rFonts w:ascii="Calibri" w:hAnsi="Calibri"/>
+                <w:sz w:val="20"/>
+              </w:rPr>
+              <w:t xml:space="preserve">0,000</w:t>
+            </w:r>
+          </w:p>
+        </w:tc>
+      </w:tr>
+      <w:tr>
+        <w:tc>
+          <w:tcPr/>
+          <w:p>
+            <w:pPr>
+              <w:pStyle w:val="Compact"/>
+            </w:pPr>
+            <w:r>
+              <w:rPr>
+                <w:rFonts w:ascii="Calibri" w:hAnsi="Calibri"/>
+                <w:sz w:val="20"/>
+              </w:rPr>
+              <w:t xml:space="preserve">2</w:t>
+            </w:r>
+          </w:p>
+        </w:tc>
+        <w:tc>
+          <w:tcPr/>
+          <w:p>
+            <w:pPr>
+              <w:pStyle w:val="Compact"/>
+            </w:pPr>
+            <w:r>
+              <w:rPr>
+                <w:rFonts w:ascii="Calibri" w:hAnsi="Calibri"/>
+                <w:sz w:val="20"/>
+              </w:rPr>
+              <w:t xml:space="preserve">12,052</w:t>
+            </w:r>
+          </w:p>
+        </w:tc>
+        <w:tc>
+          <w:tcPr/>
+          <w:p>
+            <w:pPr>
+              <w:pStyle w:val="Compact"/>
+            </w:pPr>
+            <w:r>
+              <w:rPr>
+                <w:rFonts w:ascii="Calibri" w:hAnsi="Calibri"/>
+                <w:sz w:val="20"/>
+              </w:rPr>
+              <w:t xml:space="preserve">14,005</w:t>
+            </w:r>
+          </w:p>
+        </w:tc>
+        <w:tc>
+          <w:tcPr/>
+          <w:p>
+            <w:pPr>
+              <w:pStyle w:val="Compact"/>
+            </w:pPr>
+            <w:r>
+              <w:rPr>
+                <w:rFonts w:ascii="Calibri" w:hAnsi="Calibri"/>
+                <w:sz w:val="20"/>
+              </w:rPr>
+              <w:t xml:space="preserve">12,844</w:t>
+            </w:r>
+          </w:p>
+        </w:tc>
+        <w:tc>
+          <w:tcPr/>
+          <w:p>
+            <w:pPr>
+              <w:pStyle w:val="Compact"/>
+            </w:pPr>
+            <w:r>
+              <w:rPr>
+                <w:rFonts w:ascii="Calibri" w:hAnsi="Calibri"/>
+                <w:sz w:val="20"/>
+              </w:rPr>
+              <w:t xml:space="preserve">0,894</w:t>
+            </w:r>
+          </w:p>
+        </w:tc>
+        <w:tc>
+          <w:tcPr/>
+          <w:p>
+            <w:pPr>
+              <w:pStyle w:val="Compact"/>
+            </w:pPr>
+            <w:r>
+              <w:rPr>
+                <w:rFonts w:ascii="Calibri" w:hAnsi="Calibri"/>
+                <w:sz w:val="20"/>
+              </w:rPr>
+              <w:t xml:space="preserve">sí</w:t>
+            </w:r>
+          </w:p>
+        </w:tc>
+        <w:tc>
+          <w:tcPr/>
+          <w:p>
+            <w:pPr>
+              <w:pStyle w:val="Compact"/>
+            </w:pPr>
+            <w:r>
+              <w:rPr>
+                <w:rFonts w:ascii="Calibri" w:hAnsi="Calibri"/>
+                <w:sz w:val="20"/>
+              </w:rPr>
+              <w:t xml:space="preserve">0,039</w:t>
+            </w:r>
+          </w:p>
+        </w:tc>
+      </w:tr>
+      <w:tr>
+        <w:tc>
+          <w:tcPr/>
+          <w:p>
+            <w:pPr>
+              <w:pStyle w:val="Compact"/>
+            </w:pPr>
+            <w:r>
+              <w:rPr>
+                <w:rFonts w:ascii="Calibri" w:hAnsi="Calibri"/>
+                <w:sz w:val="20"/>
+              </w:rPr>
+              <w:t xml:space="preserve">3</w:t>
+            </w:r>
+          </w:p>
+        </w:tc>
+        <w:tc>
+          <w:tcPr/>
+          <w:p>
+            <w:pPr>
+              <w:pStyle w:val="Compact"/>
+            </w:pPr>
+            <w:r>
+              <w:rPr>
+                <w:rFonts w:ascii="Calibri" w:hAnsi="Calibri"/>
+                <w:sz w:val="20"/>
+              </w:rPr>
+              <w:t xml:space="preserve">12,125</w:t>
+            </w:r>
+          </w:p>
+        </w:tc>
+        <w:tc>
+          <w:tcPr/>
+          <w:p>
+            <w:pPr>
+              <w:pStyle w:val="Compact"/>
+            </w:pPr>
+            <w:r>
+              <w:rPr>
+                <w:rFonts w:ascii="Calibri" w:hAnsi="Calibri"/>
+                <w:sz w:val="20"/>
+              </w:rPr>
+              <w:t xml:space="preserve">14,468</w:t>
+            </w:r>
+          </w:p>
+        </w:tc>
+        <w:tc>
+          <w:tcPr/>
+          <w:p>
+            <w:pPr>
+              <w:pStyle w:val="Compact"/>
+            </w:pPr>
+            <w:r>
+              <w:rPr>
+                <w:rFonts w:ascii="Calibri" w:hAnsi="Calibri"/>
+                <w:sz w:val="20"/>
+              </w:rPr>
+              <w:t xml:space="preserve">13,075</w:t>
+            </w:r>
+          </w:p>
+        </w:tc>
+        <w:tc>
+          <w:tcPr/>
+          <w:p>
+            <w:pPr>
+              <w:pStyle w:val="Compact"/>
+            </w:pPr>
+            <w:r>
+              <w:rPr>
+                <w:rFonts w:ascii="Calibri" w:hAnsi="Calibri"/>
+                <w:sz w:val="20"/>
+              </w:rPr>
+              <w:t xml:space="preserve">0,964</w:t>
+            </w:r>
+          </w:p>
+        </w:tc>
+        <w:tc>
+          <w:tcPr/>
+          <w:p>
+            <w:pPr>
+              <w:pStyle w:val="Compact"/>
+            </w:pPr>
+            <w:r>
+              <w:rPr>
+                <w:rFonts w:ascii="Calibri" w:hAnsi="Calibri"/>
+                <w:sz w:val="20"/>
+              </w:rPr>
+              <w:t xml:space="preserve">sí</w:t>
+            </w:r>
+          </w:p>
+        </w:tc>
+        <w:tc>
+          <w:tcPr/>
+          <w:p>
+            <w:pPr>
+              <w:pStyle w:val="Compact"/>
+            </w:pPr>
+            <w:r>
+              <w:rPr>
+                <w:rFonts w:ascii="Calibri" w:hAnsi="Calibri"/>
+                <w:sz w:val="20"/>
+              </w:rPr>
+              <w:t xml:space="preserve">0,036</w:t>
+            </w:r>
+          </w:p>
+        </w:tc>
+      </w:tr>
+      <w:tr>
+        <w:tc>
+          <w:tcPr/>
+          <w:p>
+            <w:pPr>
+              <w:pStyle w:val="Compact"/>
+            </w:pPr>
+            <w:r>
+              <w:rPr>
+                <w:rFonts w:ascii="Calibri" w:hAnsi="Calibri"/>
+                <w:sz w:val="20"/>
+              </w:rPr>
+              <w:t xml:space="preserve">4</w:t>
+            </w:r>
+          </w:p>
+        </w:tc>
+        <w:tc>
+          <w:tcPr/>
+          <w:p>
+            <w:pPr>
+              <w:pStyle w:val="Compact"/>
+            </w:pPr>
+            <w:r>
+              <w:rPr>
+                <w:rFonts w:ascii="Calibri" w:hAnsi="Calibri"/>
+                <w:sz w:val="20"/>
+              </w:rPr>
+              <w:t xml:space="preserve">12,009</w:t>
+            </w:r>
+          </w:p>
+        </w:tc>
+        <w:tc>
+          <w:tcPr/>
+          <w:p>
+            <w:pPr>
+              <w:pStyle w:val="Compact"/>
+            </w:pPr>
+            <w:r>
+              <w:rPr>
+                <w:rFonts w:ascii="Calibri" w:hAnsi="Calibri"/>
+                <w:sz w:val="20"/>
+              </w:rPr>
+              <w:t xml:space="preserve">14,743</w:t>
+            </w:r>
+          </w:p>
+        </w:tc>
+        <w:tc>
+          <w:tcPr/>
+          <w:p>
+            <w:pPr>
+              <w:pStyle w:val="Compact"/>
+            </w:pPr>
+            <w:r>
+              <w:rPr>
+                <w:rFonts w:ascii="Calibri" w:hAnsi="Calibri"/>
+                <w:sz w:val="20"/>
+              </w:rPr>
+              <w:t xml:space="preserve">13,118</w:t>
+            </w:r>
+          </w:p>
+        </w:tc>
+        <w:tc>
+          <w:tcPr/>
+          <w:p>
+            <w:pPr>
+              <w:pStyle w:val="Compact"/>
+            </w:pPr>
+            <w:r>
+              <w:rPr>
+                <w:rFonts w:ascii="Calibri" w:hAnsi="Calibri"/>
+                <w:sz w:val="20"/>
+              </w:rPr>
+              <w:t xml:space="preserve">1,021</w:t>
+            </w:r>
+          </w:p>
+        </w:tc>
+        <w:tc>
+          <w:tcPr/>
+          <w:p>
+            <w:pPr>
+              <w:pStyle w:val="Compact"/>
+            </w:pPr>
+            <w:r>
+              <w:rPr>
+                <w:rFonts w:ascii="Calibri" w:hAnsi="Calibri"/>
+                <w:sz w:val="20"/>
+              </w:rPr>
+              <w:t xml:space="preserve">no</w:t>
+            </w:r>
+          </w:p>
+        </w:tc>
+        <w:tc>
+          <w:tcPr/>
+          <w:p>
+            <w:pPr>
+              <w:pStyle w:val="Compact"/>
+            </w:pPr>
+            <w:r>
+              <w:rPr>
+                <w:rFonts w:ascii="Calibri" w:hAnsi="Calibri"/>
+                <w:sz w:val="20"/>
+              </w:rPr>
+              <w:t xml:space="preserve">0,023</w:t>
+            </w:r>
+          </w:p>
+        </w:tc>
+      </w:tr>
+      <w:tr>
+        <w:tc>
+          <w:tcPr/>
+          <w:p>
+            <w:pPr>
+              <w:pStyle w:val="Compact"/>
+            </w:pPr>
+            <w:r>
+              <w:rPr>
+                <w:rFonts w:ascii="Calibri" w:hAnsi="Calibri"/>
+                <w:sz w:val="20"/>
+              </w:rPr>
+              <w:t xml:space="preserve">5</w:t>
+            </w:r>
+          </w:p>
+        </w:tc>
+        <w:tc>
+          <w:tcPr/>
+          <w:p>
+            <w:pPr>
+              <w:pStyle w:val="Compact"/>
+            </w:pPr>
+            <w:r>
+              <w:rPr>
+                <w:rFonts w:ascii="Calibri" w:hAnsi="Calibri"/>
+                <w:sz w:val="20"/>
+              </w:rPr>
+              <w:t xml:space="preserve">11,939</w:t>
+            </w:r>
+          </w:p>
+        </w:tc>
+        <w:tc>
+          <w:tcPr/>
+          <w:p>
+            <w:pPr>
+              <w:pStyle w:val="Compact"/>
+            </w:pPr>
+            <w:r>
+              <w:rPr>
+                <w:rFonts w:ascii="Calibri" w:hAnsi="Calibri"/>
+                <w:sz w:val="20"/>
+              </w:rPr>
+              <w:t xml:space="preserve">15,064</w:t>
+            </w:r>
+          </w:p>
+        </w:tc>
+        <w:tc>
+          <w:tcPr/>
+          <w:p>
+            <w:pPr>
+              <w:pStyle w:val="Compact"/>
+            </w:pPr>
+            <w:r>
+              <w:rPr>
+                <w:rFonts w:ascii="Calibri" w:hAnsi="Calibri"/>
+                <w:sz w:val="20"/>
+              </w:rPr>
+              <w:t xml:space="preserve">13,207</w:t>
+            </w:r>
+          </w:p>
+        </w:tc>
+        <w:tc>
+          <w:tcPr/>
+          <w:p>
+            <w:pPr>
+              <w:pStyle w:val="Compact"/>
+            </w:pPr>
+            <w:r>
+              <w:rPr>
+                <w:rFonts w:ascii="Calibri" w:hAnsi="Calibri"/>
+                <w:sz w:val="20"/>
+              </w:rPr>
+              <w:t xml:space="preserve">1,024</w:t>
+            </w:r>
+          </w:p>
+        </w:tc>
+        <w:tc>
+          <w:tcPr/>
+          <w:p>
+            <w:pPr>
+              <w:pStyle w:val="Compact"/>
+            </w:pPr>
+            <w:r>
+              <w:rPr>
+                <w:rFonts w:ascii="Calibri" w:hAnsi="Calibri"/>
+                <w:sz w:val="20"/>
+              </w:rPr>
+              <w:t xml:space="preserve">no</w:t>
+            </w:r>
+          </w:p>
+        </w:tc>
+        <w:tc>
+          <w:tcPr/>
+          <w:p>
+            <w:pPr>
+              <w:pStyle w:val="Compact"/>
+            </w:pPr>
+            <w:r>
+              <w:rPr>
+                <w:rFonts w:ascii="Calibri" w:hAnsi="Calibri"/>
+                <w:sz w:val="20"/>
+              </w:rPr>
+              <w:t xml:space="preserve">0,002</w:t>
+            </w:r>
+          </w:p>
+        </w:tc>
+      </w:tr>
+      <w:tr>
+        <w:tc>
+          <w:tcPr/>
+          <w:p>
+            <w:pPr>
+              <w:pStyle w:val="Compact"/>
+            </w:pPr>
+            <w:r>
+              <w:rPr>
+                <w:rFonts w:ascii="Calibri" w:hAnsi="Calibri"/>
+                <w:sz w:val="20"/>
+              </w:rPr>
+              <w:t xml:space="preserve">6</w:t>
+            </w:r>
+          </w:p>
+        </w:tc>
+        <w:tc>
+          <w:tcPr/>
+          <w:p>
+            <w:pPr>
+              <w:pStyle w:val="Compact"/>
+            </w:pPr>
+            <w:r>
+              <w:rPr>
+                <w:rFonts w:ascii="Calibri" w:hAnsi="Calibri"/>
+                <w:sz w:val="20"/>
+              </w:rPr>
+              <w:t xml:space="preserve">11,918</w:t>
+            </w:r>
+          </w:p>
+        </w:tc>
+        <w:tc>
+          <w:tcPr/>
+          <w:p>
+            <w:pPr>
+              <w:pStyle w:val="Compact"/>
+            </w:pPr>
+            <w:r>
+              <w:rPr>
+                <w:rFonts w:ascii="Calibri" w:hAnsi="Calibri"/>
+                <w:sz w:val="20"/>
+              </w:rPr>
+              <w:t xml:space="preserve">15,433</w:t>
+            </w:r>
+          </w:p>
+        </w:tc>
+        <w:tc>
+          <w:tcPr/>
+          <w:p>
+            <w:pPr>
+              <w:pStyle w:val="Compact"/>
+            </w:pPr>
+            <w:r>
+              <w:rPr>
+                <w:rFonts w:ascii="Calibri" w:hAnsi="Calibri"/>
+                <w:sz w:val="20"/>
+              </w:rPr>
+              <w:t xml:space="preserve">13,344</w:t>
+            </w:r>
+          </w:p>
+        </w:tc>
+        <w:tc>
+          <w:tcPr/>
+          <w:p>
+            <w:pPr>
+              <w:pStyle w:val="Compact"/>
+            </w:pPr>
+            <w:r>
+              <w:rPr>
+                <w:rFonts w:ascii="Calibri" w:hAnsi="Calibri"/>
+                <w:sz w:val="20"/>
+              </w:rPr>
+              <w:t xml:space="preserve">1,033</w:t>
+            </w:r>
+          </w:p>
+        </w:tc>
+        <w:tc>
+          <w:tcPr/>
+          <w:p>
+            <w:pPr>
+              <w:pStyle w:val="Compact"/>
+            </w:pPr>
+            <w:r>
+              <w:rPr>
+                <w:rFonts w:ascii="Calibri" w:hAnsi="Calibri"/>
+                <w:sz w:val="20"/>
+              </w:rPr>
+              <w:t xml:space="preserve">no</w:t>
+            </w:r>
+          </w:p>
+        </w:tc>
+        <w:tc>
+          <w:tcPr/>
+          <w:p>
+            <w:pPr>
+              <w:pStyle w:val="Compact"/>
+            </w:pPr>
+            <w:r>
+              <w:rPr>
+                <w:rFonts w:ascii="Calibri" w:hAnsi="Calibri"/>
+                <w:sz w:val="20"/>
+              </w:rPr>
+              <w:t xml:space="preserve">0,000</w:t>
+            </w:r>
+          </w:p>
+        </w:tc>
+      </w:tr>
+    </w:tbl>
+    <w:p>
+      <w:pPr>
+        <w:pStyle w:val="BodyText"/>
+      </w:pPr>
+      <w:r>
+        <w:rPr>
+          <w:b/>
+          <w:bCs/>
+        </w:rPr>
+        <w:t xml:space="preserve">Deuda consolidada neta, valor libros.</w:t>
+      </w:r>
+      <w:r>
+        <w:t xml:space="preserve"> </w:t>
+      </w:r>
+      <w:r>
+        <w:t xml:space="preserve">Orden elegido: 3.</w:t>
+      </w:r>
+    </w:p>
+    <w:tbl>
+      <w:tblPr>
+        <w:tblStyle w:val="Table"/>
+        <w:tblW w:type="auto" w:w="0"/>
+        <w:tblLook w:firstRow="1" w:lastRow="0" w:firstColumn="0" w:lastColumn="0" w:noHBand="0" w:noVBand="0" w:val="0020"/>
+        <w:tblBorders>
+          <w:top w:val="single" w:sz="4" w:color="808080"/>
+          <w:left w:val="single" w:sz="4" w:color="808080"/>
+          <w:bottom w:val="single" w:sz="4" w:color="808080"/>
+          <w:right w:val="single" w:sz="4" w:color="808080"/>
+          <w:insideH w:val="single" w:sz="4" w:color="808080"/>
+          <w:insideV w:val="single" w:sz="4" w:color="808080"/>
+        </w:tblBorders>
+      </w:tblPr>
+      <w:tblGrid>
+        <w:gridCol w:w="1131"/>
+        <w:gridCol w:w="1131"/>
+        <w:gridCol w:w="1131"/>
+        <w:gridCol w:w="1131"/>
+        <w:gridCol w:w="1131"/>
+        <w:gridCol w:w="1131"/>
+        <w:gridCol w:w="1131"/>
+      </w:tblGrid>
+      <w:tr>
+        <w:trPr>
+          <w:tblHeader w:val="on"/>
+        </w:trPr>
+        <w:tc>
+          <w:tcPr/>
+          <w:p>
+            <w:pPr>
+              <w:pStyle w:val="Compact"/>
+            </w:pPr>
+            <w:r>
+              <w:rPr>
+                <w:rFonts w:ascii="Calibri" w:hAnsi="Calibri"/>
+                <w:sz w:val="20"/>
+              </w:rPr>
+              <w:t xml:space="preserve">p</w:t>
+            </w:r>
+          </w:p>
+        </w:tc>
+        <w:tc>
+          <w:tcPr/>
+          <w:p>
+            <w:pPr>
+              <w:pStyle w:val="Compact"/>
+            </w:pPr>
+            <w:r>
+              <w:rPr>
+                <w:rFonts w:ascii="Calibri" w:hAnsi="Calibri"/>
+                <w:sz w:val="20"/>
+              </w:rPr>
+              <w:t xml:space="preserve">AIC</w:t>
+            </w:r>
+          </w:p>
+        </w:tc>
+        <w:tc>
+          <w:tcPr/>
+          <w:p>
+            <w:pPr>
+              <w:pStyle w:val="Compact"/>
+            </w:pPr>
+            <w:r>
+              <w:rPr>
+                <w:rFonts w:ascii="Calibri" w:hAnsi="Calibri"/>
+                <w:sz w:val="20"/>
+              </w:rPr>
+              <w:t xml:space="preserve">BIC</w:t>
+            </w:r>
+          </w:p>
+        </w:tc>
+        <w:tc>
+          <w:tcPr/>
+          <w:p>
+            <w:pPr>
+              <w:pStyle w:val="Compact"/>
+            </w:pPr>
+            <w:r>
+              <w:rPr>
+                <w:rFonts w:ascii="Calibri" w:hAnsi="Calibri"/>
+                <w:sz w:val="20"/>
+              </w:rPr>
+              <w:t xml:space="preserve">HQ</w:t>
+            </w:r>
+          </w:p>
+        </w:tc>
+        <w:tc>
+          <w:tcPr/>
+          <w:p>
+            <w:pPr>
+              <w:pStyle w:val="Compact"/>
+            </w:pPr>
+            <w:r>
+              <w:rPr>
+                <w:rFonts w:ascii="Calibri" w:hAnsi="Calibri"/>
+                <w:sz w:val="20"/>
+              </w:rPr>
+              <w:t xml:space="preserve">Raíz máxima</w:t>
+            </w:r>
+          </w:p>
+        </w:tc>
+        <w:tc>
+          <w:tcPr/>
+          <w:p>
+            <w:pPr>
+              <w:pStyle w:val="Compact"/>
+            </w:pPr>
+            <w:r>
+              <w:rPr>
+                <w:rFonts w:ascii="Calibri" w:hAnsi="Calibri"/>
+                <w:sz w:val="20"/>
+              </w:rPr>
+              <w:t xml:space="preserve">Estable</w:t>
+            </w:r>
+          </w:p>
+        </w:tc>
+        <w:tc>
+          <w:tcPr/>
+          <w:p>
+            <w:pPr>
+              <w:pStyle w:val="Compact"/>
+            </w:pPr>
+            <w:r>
+              <w:rPr>
+                <w:rFonts w:ascii="Calibri" w:hAnsi="Calibri"/>
+                <w:sz w:val="20"/>
+              </w:rPr>
+              <w:t xml:space="preserve">Portmanteau (p)</w:t>
+            </w:r>
+          </w:p>
+        </w:tc>
+      </w:tr>
+      <w:tr>
+        <w:tc>
+          <w:tcPr/>
+          <w:p>
+            <w:pPr>
+              <w:pStyle w:val="Compact"/>
+            </w:pPr>
+            <w:r>
+              <w:rPr>
+                <w:rFonts w:ascii="Calibri" w:hAnsi="Calibri"/>
+                <w:sz w:val="20"/>
+              </w:rPr>
+              <w:t xml:space="preserve">1</w:t>
+            </w:r>
+          </w:p>
+        </w:tc>
+        <w:tc>
+          <w:tcPr/>
+          <w:p>
+            <w:pPr>
+              <w:pStyle w:val="Compact"/>
+            </w:pPr>
+            <w:r>
+              <w:rPr>
+                <w:rFonts w:ascii="Calibri" w:hAnsi="Calibri"/>
+                <w:sz w:val="20"/>
+              </w:rPr>
+              <w:t xml:space="preserve">12,326</w:t>
+            </w:r>
+          </w:p>
+        </w:tc>
+        <w:tc>
+          <w:tcPr/>
+          <w:p>
+            <w:pPr>
+              <w:pStyle w:val="Compact"/>
+            </w:pPr>
+            <w:r>
+              <w:rPr>
+                <w:rFonts w:ascii="Calibri" w:hAnsi="Calibri"/>
+                <w:sz w:val="20"/>
+              </w:rPr>
+              <w:t xml:space="preserve">13,888</w:t>
+            </w:r>
+          </w:p>
+        </w:tc>
+        <w:tc>
+          <w:tcPr/>
+          <w:p>
+            <w:pPr>
+              <w:pStyle w:val="Compact"/>
+            </w:pPr>
+            <w:r>
+              <w:rPr>
+                <w:rFonts w:ascii="Calibri" w:hAnsi="Calibri"/>
+                <w:sz w:val="20"/>
+              </w:rPr>
+              <w:t xml:space="preserve">12,960</w:t>
+            </w:r>
+          </w:p>
+        </w:tc>
+        <w:tc>
+          <w:tcPr/>
+          <w:p>
+            <w:pPr>
+              <w:pStyle w:val="Compact"/>
+            </w:pPr>
+            <w:r>
+              <w:rPr>
+                <w:rFonts w:ascii="Calibri" w:hAnsi="Calibri"/>
+                <w:sz w:val="20"/>
+              </w:rPr>
+              <w:t xml:space="preserve">0,855</w:t>
+            </w:r>
+          </w:p>
+        </w:tc>
+        <w:tc>
+          <w:tcPr/>
+          <w:p>
+            <w:pPr>
+              <w:pStyle w:val="Compact"/>
+            </w:pPr>
+            <w:r>
+              <w:rPr>
+                <w:rFonts w:ascii="Calibri" w:hAnsi="Calibri"/>
+                <w:sz w:val="20"/>
+              </w:rPr>
+              <w:t xml:space="preserve">sí</w:t>
+            </w:r>
+          </w:p>
+        </w:tc>
+        <w:tc>
+          <w:tcPr/>
+          <w:p>
+            <w:pPr>
+              <w:pStyle w:val="Compact"/>
+            </w:pPr>
+            <w:r>
+              <w:rPr>
+                <w:rFonts w:ascii="Calibri" w:hAnsi="Calibri"/>
+                <w:sz w:val="20"/>
+              </w:rPr>
+              <w:t xml:space="preserve">0,000</w:t>
+            </w:r>
+          </w:p>
+        </w:tc>
+      </w:tr>
+      <w:tr>
+        <w:tc>
+          <w:tcPr/>
+          <w:p>
+            <w:pPr>
+              <w:pStyle w:val="Compact"/>
+            </w:pPr>
+            <w:r>
+              <w:rPr>
+                <w:rFonts w:ascii="Calibri" w:hAnsi="Calibri"/>
+                <w:sz w:val="20"/>
+              </w:rPr>
+              <w:t xml:space="preserve">2</w:t>
+            </w:r>
+          </w:p>
+        </w:tc>
+        <w:tc>
+          <w:tcPr/>
+          <w:p>
+            <w:pPr>
+              <w:pStyle w:val="Compact"/>
+            </w:pPr>
+            <w:r>
+              <w:rPr>
+                <w:rFonts w:ascii="Calibri" w:hAnsi="Calibri"/>
+                <w:sz w:val="20"/>
+              </w:rPr>
+              <w:t xml:space="preserve">12,043</w:t>
+            </w:r>
+          </w:p>
+        </w:tc>
+        <w:tc>
+          <w:tcPr/>
+          <w:p>
+            <w:pPr>
+              <w:pStyle w:val="Compact"/>
+            </w:pPr>
+            <w:r>
+              <w:rPr>
+                <w:rFonts w:ascii="Calibri" w:hAnsi="Calibri"/>
+                <w:sz w:val="20"/>
+              </w:rPr>
+              <w:t xml:space="preserve">13,996</w:t>
+            </w:r>
+          </w:p>
+        </w:tc>
+        <w:tc>
+          <w:tcPr/>
+          <w:p>
+            <w:pPr>
+              <w:pStyle w:val="Compact"/>
+            </w:pPr>
+            <w:r>
+              <w:rPr>
+                <w:rFonts w:ascii="Calibri" w:hAnsi="Calibri"/>
+                <w:sz w:val="20"/>
+              </w:rPr>
+              <w:t xml:space="preserve">12,835</w:t>
+            </w:r>
+          </w:p>
+        </w:tc>
+        <w:tc>
+          <w:tcPr/>
+          <w:p>
+            <w:pPr>
+              <w:pStyle w:val="Compact"/>
+            </w:pPr>
+            <w:r>
+              <w:rPr>
+                <w:rFonts w:ascii="Calibri" w:hAnsi="Calibri"/>
+                <w:sz w:val="20"/>
+              </w:rPr>
+              <w:t xml:space="preserve">0,900</w:t>
+            </w:r>
+          </w:p>
+        </w:tc>
+        <w:tc>
+          <w:tcPr/>
+          <w:p>
+            <w:pPr>
+              <w:pStyle w:val="Compact"/>
+            </w:pPr>
+            <w:r>
+              <w:rPr>
+                <w:rFonts w:ascii="Calibri" w:hAnsi="Calibri"/>
+                <w:sz w:val="20"/>
+              </w:rPr>
+              <w:t xml:space="preserve">sí</w:t>
+            </w:r>
+          </w:p>
+        </w:tc>
+        <w:tc>
+          <w:tcPr/>
+          <w:p>
+            <w:pPr>
+              <w:pStyle w:val="Compact"/>
+            </w:pPr>
+            <w:r>
+              <w:rPr>
+                <w:rFonts w:ascii="Calibri" w:hAnsi="Calibri"/>
+                <w:sz w:val="20"/>
+              </w:rPr>
+              <w:t xml:space="preserve">0,034</w:t>
+            </w:r>
+          </w:p>
+        </w:tc>
+      </w:tr>
+      <w:tr>
+        <w:tc>
+          <w:tcPr/>
+          <w:p>
+            <w:pPr>
+              <w:pStyle w:val="Compact"/>
+            </w:pPr>
+            <w:r>
+              <w:rPr>
+                <w:rFonts w:ascii="Calibri" w:hAnsi="Calibri"/>
+                <w:sz w:val="20"/>
+              </w:rPr>
+              <w:t xml:space="preserve">3</w:t>
+            </w:r>
+          </w:p>
+        </w:tc>
+        <w:tc>
+          <w:tcPr/>
+          <w:p>
+            <w:pPr>
+              <w:pStyle w:val="Compact"/>
+            </w:pPr>
+            <w:r>
+              <w:rPr>
+                <w:rFonts w:ascii="Calibri" w:hAnsi="Calibri"/>
+                <w:sz w:val="20"/>
+              </w:rPr>
+              <w:t xml:space="preserve">12,122</w:t>
+            </w:r>
+          </w:p>
+        </w:tc>
+        <w:tc>
+          <w:tcPr/>
+          <w:p>
+            <w:pPr>
+              <w:pStyle w:val="Compact"/>
+            </w:pPr>
+            <w:r>
+              <w:rPr>
+                <w:rFonts w:ascii="Calibri" w:hAnsi="Calibri"/>
+                <w:sz w:val="20"/>
+              </w:rPr>
+              <w:t xml:space="preserve">14,466</w:t>
+            </w:r>
+          </w:p>
+        </w:tc>
+        <w:tc>
+          <w:tcPr/>
+          <w:p>
+            <w:pPr>
+              <w:pStyle w:val="Compact"/>
+            </w:pPr>
+            <w:r>
+              <w:rPr>
+                <w:rFonts w:ascii="Calibri" w:hAnsi="Calibri"/>
+                <w:sz w:val="20"/>
+              </w:rPr>
+              <w:t xml:space="preserve">13,073</w:t>
+            </w:r>
+          </w:p>
+        </w:tc>
+        <w:tc>
+          <w:tcPr/>
+          <w:p>
+            <w:pPr>
+              <w:pStyle w:val="Compact"/>
+            </w:pPr>
+            <w:r>
+              <w:rPr>
+                <w:rFonts w:ascii="Calibri" w:hAnsi="Calibri"/>
+                <w:sz w:val="20"/>
+              </w:rPr>
+              <w:t xml:space="preserve">0,961</w:t>
+            </w:r>
+          </w:p>
+        </w:tc>
+        <w:tc>
+          <w:tcPr/>
+          <w:p>
+            <w:pPr>
+              <w:pStyle w:val="Compact"/>
+            </w:pPr>
+            <w:r>
+              <w:rPr>
+                <w:rFonts w:ascii="Calibri" w:hAnsi="Calibri"/>
+                <w:sz w:val="20"/>
+              </w:rPr>
+              <w:t xml:space="preserve">sí</w:t>
+            </w:r>
+          </w:p>
+        </w:tc>
+        <w:tc>
+          <w:tcPr/>
+          <w:p>
+            <w:pPr>
+              <w:pStyle w:val="Compact"/>
+            </w:pPr>
+            <w:r>
+              <w:rPr>
+                <w:rFonts w:ascii="Calibri" w:hAnsi="Calibri"/>
+                <w:sz w:val="20"/>
+              </w:rPr>
+              <w:t xml:space="preserve">0,030</w:t>
+            </w:r>
+          </w:p>
+        </w:tc>
+      </w:tr>
+      <w:tr>
+        <w:tc>
+          <w:tcPr/>
+          <w:p>
+            <w:pPr>
+              <w:pStyle w:val="Compact"/>
+            </w:pPr>
+            <w:r>
+              <w:rPr>
+                <w:rFonts w:ascii="Calibri" w:hAnsi="Calibri"/>
+                <w:sz w:val="20"/>
+              </w:rPr>
+              <w:t xml:space="preserve">4</w:t>
+            </w:r>
+          </w:p>
+        </w:tc>
+        <w:tc>
+          <w:tcPr/>
+          <w:p>
+            <w:pPr>
+              <w:pStyle w:val="Compact"/>
+            </w:pPr>
+            <w:r>
+              <w:rPr>
+                <w:rFonts w:ascii="Calibri" w:hAnsi="Calibri"/>
+                <w:sz w:val="20"/>
+              </w:rPr>
+              <w:t xml:space="preserve">12,003</w:t>
+            </w:r>
+          </w:p>
+        </w:tc>
+        <w:tc>
+          <w:tcPr/>
+          <w:p>
+            <w:pPr>
+              <w:pStyle w:val="Compact"/>
+            </w:pPr>
+            <w:r>
+              <w:rPr>
+                <w:rFonts w:ascii="Calibri" w:hAnsi="Calibri"/>
+                <w:sz w:val="20"/>
+              </w:rPr>
+              <w:t xml:space="preserve">14,737</w:t>
+            </w:r>
+          </w:p>
+        </w:tc>
+        <w:tc>
+          <w:tcPr/>
+          <w:p>
+            <w:pPr>
+              <w:pStyle w:val="Compact"/>
+            </w:pPr>
+            <w:r>
+              <w:rPr>
+                <w:rFonts w:ascii="Calibri" w:hAnsi="Calibri"/>
+                <w:sz w:val="20"/>
+              </w:rPr>
+              <w:t xml:space="preserve">13,112</w:t>
+            </w:r>
+          </w:p>
+        </w:tc>
+        <w:tc>
+          <w:tcPr/>
+          <w:p>
+            <w:pPr>
+              <w:pStyle w:val="Compact"/>
+            </w:pPr>
+            <w:r>
+              <w:rPr>
+                <w:rFonts w:ascii="Calibri" w:hAnsi="Calibri"/>
+                <w:sz w:val="20"/>
+              </w:rPr>
+              <w:t xml:space="preserve">1,014</w:t>
+            </w:r>
+          </w:p>
+        </w:tc>
+        <w:tc>
+          <w:tcPr/>
+          <w:p>
+            <w:pPr>
+              <w:pStyle w:val="Compact"/>
+            </w:pPr>
+            <w:r>
+              <w:rPr>
+                <w:rFonts w:ascii="Calibri" w:hAnsi="Calibri"/>
+                <w:sz w:val="20"/>
+              </w:rPr>
+              <w:t xml:space="preserve">no</w:t>
+            </w:r>
+          </w:p>
+        </w:tc>
+        <w:tc>
+          <w:tcPr/>
+          <w:p>
+            <w:pPr>
+              <w:pStyle w:val="Compact"/>
+            </w:pPr>
+            <w:r>
+              <w:rPr>
+                <w:rFonts w:ascii="Calibri" w:hAnsi="Calibri"/>
+                <w:sz w:val="20"/>
+              </w:rPr>
+              <w:t xml:space="preserve">0,021</w:t>
+            </w:r>
+          </w:p>
+        </w:tc>
+      </w:tr>
+      <w:tr>
+        <w:tc>
+          <w:tcPr/>
+          <w:p>
+            <w:pPr>
+              <w:pStyle w:val="Compact"/>
+            </w:pPr>
+            <w:r>
+              <w:rPr>
+                <w:rFonts w:ascii="Calibri" w:hAnsi="Calibri"/>
+                <w:sz w:val="20"/>
+              </w:rPr>
+              <w:t xml:space="preserve">5</w:t>
+            </w:r>
+          </w:p>
+        </w:tc>
+        <w:tc>
+          <w:tcPr/>
+          <w:p>
+            <w:pPr>
+              <w:pStyle w:val="Compact"/>
+            </w:pPr>
+            <w:r>
+              <w:rPr>
+                <w:rFonts w:ascii="Calibri" w:hAnsi="Calibri"/>
+                <w:sz w:val="20"/>
+              </w:rPr>
+              <w:t xml:space="preserve">11,937</w:t>
+            </w:r>
+          </w:p>
+        </w:tc>
+        <w:tc>
+          <w:tcPr/>
+          <w:p>
+            <w:pPr>
+              <w:pStyle w:val="Compact"/>
+            </w:pPr>
+            <w:r>
+              <w:rPr>
+                <w:rFonts w:ascii="Calibri" w:hAnsi="Calibri"/>
+                <w:sz w:val="20"/>
+              </w:rPr>
+              <w:t xml:space="preserve">15,062</w:t>
+            </w:r>
+          </w:p>
+        </w:tc>
+        <w:tc>
+          <w:tcPr/>
+          <w:p>
+            <w:pPr>
+              <w:pStyle w:val="Compact"/>
+            </w:pPr>
+            <w:r>
+              <w:rPr>
+                <w:rFonts w:ascii="Calibri" w:hAnsi="Calibri"/>
+                <w:sz w:val="20"/>
+              </w:rPr>
+              <w:t xml:space="preserve">13,205</w:t>
+            </w:r>
+          </w:p>
+        </w:tc>
+        <w:tc>
+          <w:tcPr/>
+          <w:p>
+            <w:pPr>
+              <w:pStyle w:val="Compact"/>
+            </w:pPr>
+            <w:r>
+              <w:rPr>
+                <w:rFonts w:ascii="Calibri" w:hAnsi="Calibri"/>
+                <w:sz w:val="20"/>
+              </w:rPr>
+              <w:t xml:space="preserve">1,017</w:t>
+            </w:r>
+          </w:p>
+        </w:tc>
+        <w:tc>
+          <w:tcPr/>
+          <w:p>
+            <w:pPr>
+              <w:pStyle w:val="Compact"/>
+            </w:pPr>
+            <w:r>
+              <w:rPr>
+                <w:rFonts w:ascii="Calibri" w:hAnsi="Calibri"/>
+                <w:sz w:val="20"/>
+              </w:rPr>
+              <w:t xml:space="preserve">no</w:t>
+            </w:r>
+          </w:p>
+        </w:tc>
+        <w:tc>
+          <w:tcPr/>
+          <w:p>
+            <w:pPr>
+              <w:pStyle w:val="Compact"/>
+            </w:pPr>
+            <w:r>
+              <w:rPr>
+                <w:rFonts w:ascii="Calibri" w:hAnsi="Calibri"/>
+                <w:sz w:val="20"/>
+              </w:rPr>
+              <w:t xml:space="preserve">0,002</w:t>
+            </w:r>
+          </w:p>
+        </w:tc>
+      </w:tr>
+      <w:tr>
+        <w:tc>
+          <w:tcPr/>
+          <w:p>
+            <w:pPr>
+              <w:pStyle w:val="Compact"/>
+            </w:pPr>
+            <w:r>
+              <w:rPr>
+                <w:rFonts w:ascii="Calibri" w:hAnsi="Calibri"/>
+                <w:sz w:val="20"/>
+              </w:rPr>
+              <w:t xml:space="preserve">6</w:t>
+            </w:r>
+          </w:p>
+        </w:tc>
+        <w:tc>
+          <w:tcPr/>
+          <w:p>
+            <w:pPr>
+              <w:pStyle w:val="Compact"/>
+            </w:pPr>
+            <w:r>
+              <w:rPr>
+                <w:rFonts w:ascii="Calibri" w:hAnsi="Calibri"/>
+                <w:sz w:val="20"/>
+              </w:rPr>
+              <w:t xml:space="preserve">11,918</w:t>
+            </w:r>
+          </w:p>
+        </w:tc>
+        <w:tc>
+          <w:tcPr/>
+          <w:p>
+            <w:pPr>
+              <w:pStyle w:val="Compact"/>
+            </w:pPr>
+            <w:r>
+              <w:rPr>
+                <w:rFonts w:ascii="Calibri" w:hAnsi="Calibri"/>
+                <w:sz w:val="20"/>
+              </w:rPr>
+              <w:t xml:space="preserve">15,433</w:t>
+            </w:r>
+          </w:p>
+        </w:tc>
+        <w:tc>
+          <w:tcPr/>
+          <w:p>
+            <w:pPr>
+              <w:pStyle w:val="Compact"/>
+            </w:pPr>
+            <w:r>
+              <w:rPr>
+                <w:rFonts w:ascii="Calibri" w:hAnsi="Calibri"/>
+                <w:sz w:val="20"/>
+              </w:rPr>
+              <w:t xml:space="preserve">13,344</w:t>
+            </w:r>
+          </w:p>
+        </w:tc>
+        <w:tc>
+          <w:tcPr/>
+          <w:p>
+            <w:pPr>
+              <w:pStyle w:val="Compact"/>
+            </w:pPr>
+            <w:r>
+              <w:rPr>
+                <w:rFonts w:ascii="Calibri" w:hAnsi="Calibri"/>
+                <w:sz w:val="20"/>
+              </w:rPr>
+              <w:t xml:space="preserve">1,015</w:t>
+            </w:r>
+          </w:p>
+        </w:tc>
+        <w:tc>
+          <w:tcPr/>
+          <w:p>
+            <w:pPr>
+              <w:pStyle w:val="Compact"/>
+            </w:pPr>
+            <w:r>
+              <w:rPr>
+                <w:rFonts w:ascii="Calibri" w:hAnsi="Calibri"/>
+                <w:sz w:val="20"/>
+              </w:rPr>
+              <w:t xml:space="preserve">no</w:t>
+            </w:r>
+          </w:p>
+        </w:tc>
+        <w:tc>
+          <w:tcPr/>
+          <w:p>
+            <w:pPr>
+              <w:pStyle w:val="Compact"/>
+            </w:pPr>
+            <w:r>
+              <w:rPr>
+                <w:rFonts w:ascii="Calibri" w:hAnsi="Calibri"/>
+                <w:sz w:val="20"/>
+              </w:rPr>
+              <w:t xml:space="preserve">0,000</w:t>
+            </w:r>
+          </w:p>
+        </w:tc>
+      </w:tr>
+    </w:tbl>
+    <w:p>
+      <w:pPr>
+        <w:pStyle w:val="BodyText"/>
+      </w:pPr>
+      <w:r>
+        <w:rPr>
+          <w:b/>
+          <w:bCs/>
+        </w:rPr>
+        <w:t xml:space="preserve">Deuda consolidada bruta.</w:t>
+      </w:r>
+      <w:r>
+        <w:t xml:space="preserve"> </w:t>
+      </w:r>
+      <w:r>
+        <w:t xml:space="preserve">Orden elegido: 4.</w:t>
+      </w:r>
+    </w:p>
+    <w:tbl>
+      <w:tblPr>
+        <w:tblStyle w:val="Table"/>
+        <w:tblW w:type="auto" w:w="0"/>
+        <w:tblLook w:firstRow="1" w:lastRow="0" w:firstColumn="0" w:lastColumn="0" w:noHBand="0" w:noVBand="0" w:val="0020"/>
+        <w:tblBorders>
+          <w:top w:val="single" w:sz="4" w:color="808080"/>
+          <w:left w:val="single" w:sz="4" w:color="808080"/>
+          <w:bottom w:val="single" w:sz="4" w:color="808080"/>
+          <w:right w:val="single" w:sz="4" w:color="808080"/>
+          <w:insideH w:val="single" w:sz="4" w:color="808080"/>
+          <w:insideV w:val="single" w:sz="4" w:color="808080"/>
+        </w:tblBorders>
+      </w:tblPr>
+      <w:tblGrid>
+        <w:gridCol w:w="1131"/>
+        <w:gridCol w:w="1131"/>
+        <w:gridCol w:w="1131"/>
+        <w:gridCol w:w="1131"/>
+        <w:gridCol w:w="1131"/>
+        <w:gridCol w:w="1131"/>
+        <w:gridCol w:w="1131"/>
+      </w:tblGrid>
+      <w:tr>
+        <w:trPr>
+          <w:tblHeader w:val="on"/>
+        </w:trPr>
+        <w:tc>
+          <w:tcPr/>
+          <w:p>
+            <w:pPr>
+              <w:pStyle w:val="Compact"/>
+            </w:pPr>
+            <w:r>
+              <w:rPr>
+                <w:rFonts w:ascii="Calibri" w:hAnsi="Calibri"/>
+                <w:sz w:val="20"/>
+              </w:rPr>
+              <w:t xml:space="preserve">p</w:t>
+            </w:r>
+          </w:p>
+        </w:tc>
+        <w:tc>
+          <w:tcPr/>
+          <w:p>
+            <w:pPr>
+              <w:pStyle w:val="Compact"/>
+            </w:pPr>
+            <w:r>
+              <w:rPr>
+                <w:rFonts w:ascii="Calibri" w:hAnsi="Calibri"/>
+                <w:sz w:val="20"/>
+              </w:rPr>
+              <w:t xml:space="preserve">AIC</w:t>
+            </w:r>
+          </w:p>
+        </w:tc>
+        <w:tc>
+          <w:tcPr/>
+          <w:p>
+            <w:pPr>
+              <w:pStyle w:val="Compact"/>
+            </w:pPr>
+            <w:r>
+              <w:rPr>
+                <w:rFonts w:ascii="Calibri" w:hAnsi="Calibri"/>
+                <w:sz w:val="20"/>
+              </w:rPr>
+              <w:t xml:space="preserve">BIC</w:t>
+            </w:r>
+          </w:p>
+        </w:tc>
+        <w:tc>
+          <w:tcPr/>
+          <w:p>
+            <w:pPr>
+              <w:pStyle w:val="Compact"/>
+            </w:pPr>
+            <w:r>
+              <w:rPr>
+                <w:rFonts w:ascii="Calibri" w:hAnsi="Calibri"/>
+                <w:sz w:val="20"/>
+              </w:rPr>
+              <w:t xml:space="preserve">HQ</w:t>
+            </w:r>
+          </w:p>
+        </w:tc>
+        <w:tc>
+          <w:tcPr/>
+          <w:p>
+            <w:pPr>
+              <w:pStyle w:val="Compact"/>
+            </w:pPr>
+            <w:r>
+              <w:rPr>
+                <w:rFonts w:ascii="Calibri" w:hAnsi="Calibri"/>
+                <w:sz w:val="20"/>
+              </w:rPr>
+              <w:t xml:space="preserve">Raíz máxima</w:t>
+            </w:r>
+          </w:p>
+        </w:tc>
+        <w:tc>
+          <w:tcPr/>
+          <w:p>
+            <w:pPr>
+              <w:pStyle w:val="Compact"/>
+            </w:pPr>
+            <w:r>
+              <w:rPr>
+                <w:rFonts w:ascii="Calibri" w:hAnsi="Calibri"/>
+                <w:sz w:val="20"/>
+              </w:rPr>
+              <w:t xml:space="preserve">Estable</w:t>
+            </w:r>
+          </w:p>
+        </w:tc>
+        <w:tc>
+          <w:tcPr/>
+          <w:p>
+            <w:pPr>
+              <w:pStyle w:val="Compact"/>
+            </w:pPr>
+            <w:r>
+              <w:rPr>
+                <w:rFonts w:ascii="Calibri" w:hAnsi="Calibri"/>
+                <w:sz w:val="20"/>
+              </w:rPr>
+              <w:t xml:space="preserve">Portmanteau (p)</w:t>
+            </w:r>
+          </w:p>
+        </w:tc>
+      </w:tr>
+      <w:tr>
+        <w:tc>
+          <w:tcPr/>
+          <w:p>
+            <w:pPr>
+              <w:pStyle w:val="Compact"/>
+            </w:pPr>
+            <w:r>
+              <w:rPr>
+                <w:rFonts w:ascii="Calibri" w:hAnsi="Calibri"/>
+                <w:sz w:val="20"/>
+              </w:rPr>
+              <w:t xml:space="preserve">1</w:t>
+            </w:r>
+          </w:p>
+        </w:tc>
+        <w:tc>
+          <w:tcPr/>
+          <w:p>
+            <w:pPr>
+              <w:pStyle w:val="Compact"/>
+            </w:pPr>
+            <w:r>
+              <w:rPr>
+                <w:rFonts w:ascii="Calibri" w:hAnsi="Calibri"/>
+                <w:sz w:val="20"/>
+              </w:rPr>
+              <w:t xml:space="preserve">12,378</w:t>
+            </w:r>
+          </w:p>
+        </w:tc>
+        <w:tc>
+          <w:tcPr/>
+          <w:p>
+            <w:pPr>
+              <w:pStyle w:val="Compact"/>
+            </w:pPr>
+            <w:r>
+              <w:rPr>
+                <w:rFonts w:ascii="Calibri" w:hAnsi="Calibri"/>
+                <w:sz w:val="20"/>
+              </w:rPr>
+              <w:t xml:space="preserve">13,940</w:t>
+            </w:r>
+          </w:p>
+        </w:tc>
+        <w:tc>
+          <w:tcPr/>
+          <w:p>
+            <w:pPr>
+              <w:pStyle w:val="Compact"/>
+            </w:pPr>
+            <w:r>
+              <w:rPr>
+                <w:rFonts w:ascii="Calibri" w:hAnsi="Calibri"/>
+                <w:sz w:val="20"/>
+              </w:rPr>
+              <w:t xml:space="preserve">13,011</w:t>
+            </w:r>
+          </w:p>
+        </w:tc>
+        <w:tc>
+          <w:tcPr/>
+          <w:p>
+            <w:pPr>
+              <w:pStyle w:val="Compact"/>
+            </w:pPr>
+            <w:r>
+              <w:rPr>
+                <w:rFonts w:ascii="Calibri" w:hAnsi="Calibri"/>
+                <w:sz w:val="20"/>
+              </w:rPr>
+              <w:t xml:space="preserve">0,818</w:t>
+            </w:r>
+          </w:p>
+        </w:tc>
+        <w:tc>
+          <w:tcPr/>
+          <w:p>
+            <w:pPr>
+              <w:pStyle w:val="Compact"/>
+            </w:pPr>
+            <w:r>
+              <w:rPr>
+                <w:rFonts w:ascii="Calibri" w:hAnsi="Calibri"/>
+                <w:sz w:val="20"/>
+              </w:rPr>
+              <w:t xml:space="preserve">sí</w:t>
+            </w:r>
+          </w:p>
+        </w:tc>
+        <w:tc>
+          <w:tcPr/>
+          <w:p>
+            <w:pPr>
+              <w:pStyle w:val="Compact"/>
+            </w:pPr>
+            <w:r>
+              <w:rPr>
+                <w:rFonts w:ascii="Calibri" w:hAnsi="Calibri"/>
+                <w:sz w:val="20"/>
+              </w:rPr>
+              <w:t xml:space="preserve">0,000</w:t>
+            </w:r>
+          </w:p>
+        </w:tc>
+      </w:tr>
+      <w:tr>
+        <w:tc>
+          <w:tcPr/>
+          <w:p>
+            <w:pPr>
+              <w:pStyle w:val="Compact"/>
+            </w:pPr>
+            <w:r>
+              <w:rPr>
+                <w:rFonts w:ascii="Calibri" w:hAnsi="Calibri"/>
+                <w:sz w:val="20"/>
+              </w:rPr>
+              <w:t xml:space="preserve">2</w:t>
+            </w:r>
+          </w:p>
+        </w:tc>
+        <w:tc>
+          <w:tcPr/>
+          <w:p>
+            <w:pPr>
+              <w:pStyle w:val="Compact"/>
+            </w:pPr>
+            <w:r>
+              <w:rPr>
+                <w:rFonts w:ascii="Calibri" w:hAnsi="Calibri"/>
+                <w:sz w:val="20"/>
+              </w:rPr>
+              <w:t xml:space="preserve">12,082</w:t>
+            </w:r>
+          </w:p>
+        </w:tc>
+        <w:tc>
+          <w:tcPr/>
+          <w:p>
+            <w:pPr>
+              <w:pStyle w:val="Compact"/>
+            </w:pPr>
+            <w:r>
+              <w:rPr>
+                <w:rFonts w:ascii="Calibri" w:hAnsi="Calibri"/>
+                <w:sz w:val="20"/>
+              </w:rPr>
+              <w:t xml:space="preserve">14,034</w:t>
+            </w:r>
+          </w:p>
+        </w:tc>
+        <w:tc>
+          <w:tcPr/>
+          <w:p>
+            <w:pPr>
+              <w:pStyle w:val="Compact"/>
+            </w:pPr>
+            <w:r>
+              <w:rPr>
+                <w:rFonts w:ascii="Calibri" w:hAnsi="Calibri"/>
+                <w:sz w:val="20"/>
+              </w:rPr>
+              <w:t xml:space="preserve">12,874</w:t>
+            </w:r>
+          </w:p>
+        </w:tc>
+        <w:tc>
+          <w:tcPr/>
+          <w:p>
+            <w:pPr>
+              <w:pStyle w:val="Compact"/>
+            </w:pPr>
+            <w:r>
+              <w:rPr>
+                <w:rFonts w:ascii="Calibri" w:hAnsi="Calibri"/>
+                <w:sz w:val="20"/>
+              </w:rPr>
+              <w:t xml:space="preserve">0,840</w:t>
+            </w:r>
+          </w:p>
+        </w:tc>
+        <w:tc>
+          <w:tcPr/>
+          <w:p>
+            <w:pPr>
+              <w:pStyle w:val="Compact"/>
+            </w:pPr>
+            <w:r>
+              <w:rPr>
+                <w:rFonts w:ascii="Calibri" w:hAnsi="Calibri"/>
+                <w:sz w:val="20"/>
+              </w:rPr>
+              <w:t xml:space="preserve">sí</w:t>
+            </w:r>
+          </w:p>
+        </w:tc>
+        <w:tc>
+          <w:tcPr/>
+          <w:p>
+            <w:pPr>
+              <w:pStyle w:val="Compact"/>
+            </w:pPr>
+            <w:r>
+              <w:rPr>
+                <w:rFonts w:ascii="Calibri" w:hAnsi="Calibri"/>
+                <w:sz w:val="20"/>
+              </w:rPr>
+              <w:t xml:space="preserve">0,071</w:t>
+            </w:r>
+          </w:p>
+        </w:tc>
+      </w:tr>
+      <w:tr>
+        <w:tc>
+          <w:tcPr/>
+          <w:p>
+            <w:pPr>
+              <w:pStyle w:val="Compact"/>
+            </w:pPr>
+            <w:r>
+              <w:rPr>
+                <w:rFonts w:ascii="Calibri" w:hAnsi="Calibri"/>
+                <w:sz w:val="20"/>
+              </w:rPr>
+              <w:t xml:space="preserve">3</w:t>
+            </w:r>
+          </w:p>
+        </w:tc>
+        <w:tc>
+          <w:tcPr/>
+          <w:p>
+            <w:pPr>
+              <w:pStyle w:val="Compact"/>
+            </w:pPr>
+            <w:r>
+              <w:rPr>
+                <w:rFonts w:ascii="Calibri" w:hAnsi="Calibri"/>
+                <w:sz w:val="20"/>
+              </w:rPr>
+              <w:t xml:space="preserve">12,170</w:t>
+            </w:r>
+          </w:p>
+        </w:tc>
+        <w:tc>
+          <w:tcPr/>
+          <w:p>
+            <w:pPr>
+              <w:pStyle w:val="Compact"/>
+            </w:pPr>
+            <w:r>
+              <w:rPr>
+                <w:rFonts w:ascii="Calibri" w:hAnsi="Calibri"/>
+                <w:sz w:val="20"/>
+              </w:rPr>
+              <w:t xml:space="preserve">14,514</w:t>
+            </w:r>
+          </w:p>
+        </w:tc>
+        <w:tc>
+          <w:tcPr/>
+          <w:p>
+            <w:pPr>
+              <w:pStyle w:val="Compact"/>
+            </w:pPr>
+            <w:r>
+              <w:rPr>
+                <w:rFonts w:ascii="Calibri" w:hAnsi="Calibri"/>
+                <w:sz w:val="20"/>
+              </w:rPr>
+              <w:t xml:space="preserve">13,121</w:t>
+            </w:r>
+          </w:p>
+        </w:tc>
+        <w:tc>
+          <w:tcPr/>
+          <w:p>
+            <w:pPr>
+              <w:pStyle w:val="Compact"/>
+            </w:pPr>
+            <w:r>
+              <w:rPr>
+                <w:rFonts w:ascii="Calibri" w:hAnsi="Calibri"/>
+                <w:sz w:val="20"/>
+              </w:rPr>
+              <w:t xml:space="preserve">0,923</w:t>
+            </w:r>
+          </w:p>
+        </w:tc>
+        <w:tc>
+          <w:tcPr/>
+          <w:p>
+            <w:pPr>
+              <w:pStyle w:val="Compact"/>
+            </w:pPr>
+            <w:r>
+              <w:rPr>
+                <w:rFonts w:ascii="Calibri" w:hAnsi="Calibri"/>
+                <w:sz w:val="20"/>
+              </w:rPr>
+              <w:t xml:space="preserve">sí</w:t>
+            </w:r>
+          </w:p>
+        </w:tc>
+        <w:tc>
+          <w:tcPr/>
+          <w:p>
+            <w:pPr>
+              <w:pStyle w:val="Compact"/>
+            </w:pPr>
+            <w:r>
+              <w:rPr>
+                <w:rFonts w:ascii="Calibri" w:hAnsi="Calibri"/>
+                <w:sz w:val="20"/>
+              </w:rPr>
+              <w:t xml:space="preserve">0,035</w:t>
+            </w:r>
+          </w:p>
+        </w:tc>
+      </w:tr>
+      <w:tr>
+        <w:tc>
+          <w:tcPr/>
+          <w:p>
+            <w:pPr>
+              <w:pStyle w:val="Compact"/>
+            </w:pPr>
+            <w:r>
+              <w:rPr>
+                <w:rFonts w:ascii="Calibri" w:hAnsi="Calibri"/>
+                <w:sz w:val="20"/>
+              </w:rPr>
+              <w:t xml:space="preserve">4</w:t>
+            </w:r>
+          </w:p>
+        </w:tc>
+        <w:tc>
+          <w:tcPr/>
+          <w:p>
+            <w:pPr>
+              <w:pStyle w:val="Compact"/>
+            </w:pPr>
+            <w:r>
+              <w:rPr>
+                <w:rFonts w:ascii="Calibri" w:hAnsi="Calibri"/>
+                <w:sz w:val="20"/>
+              </w:rPr>
+              <w:t xml:space="preserve">12,057</w:t>
+            </w:r>
+          </w:p>
+        </w:tc>
+        <w:tc>
+          <w:tcPr/>
+          <w:p>
+            <w:pPr>
+              <w:pStyle w:val="Compact"/>
+            </w:pPr>
+            <w:r>
+              <w:rPr>
+                <w:rFonts w:ascii="Calibri" w:hAnsi="Calibri"/>
+                <w:sz w:val="20"/>
+              </w:rPr>
+              <w:t xml:space="preserve">14,791</w:t>
+            </w:r>
+          </w:p>
+        </w:tc>
+        <w:tc>
+          <w:tcPr/>
+          <w:p>
+            <w:pPr>
+              <w:pStyle w:val="Compact"/>
+            </w:pPr>
+            <w:r>
+              <w:rPr>
+                <w:rFonts w:ascii="Calibri" w:hAnsi="Calibri"/>
+                <w:sz w:val="20"/>
+              </w:rPr>
+              <w:t xml:space="preserve">13,167</w:t>
+            </w:r>
+          </w:p>
+        </w:tc>
+        <w:tc>
+          <w:tcPr/>
+          <w:p>
+            <w:pPr>
+              <w:pStyle w:val="Compact"/>
+            </w:pPr>
+            <w:r>
+              <w:rPr>
+                <w:rFonts w:ascii="Calibri" w:hAnsi="Calibri"/>
+                <w:sz w:val="20"/>
+              </w:rPr>
+              <w:t xml:space="preserve">0,987</w:t>
+            </w:r>
+          </w:p>
+        </w:tc>
+        <w:tc>
+          <w:tcPr/>
+          <w:p>
+            <w:pPr>
+              <w:pStyle w:val="Compact"/>
+            </w:pPr>
+            <w:r>
+              <w:rPr>
+                <w:rFonts w:ascii="Calibri" w:hAnsi="Calibri"/>
+                <w:sz w:val="20"/>
+              </w:rPr>
+              <w:t xml:space="preserve">sí</w:t>
+            </w:r>
+          </w:p>
+        </w:tc>
+        <w:tc>
+          <w:tcPr/>
+          <w:p>
+            <w:pPr>
+              <w:pStyle w:val="Compact"/>
+            </w:pPr>
+            <w:r>
+              <w:rPr>
+                <w:rFonts w:ascii="Calibri" w:hAnsi="Calibri"/>
+                <w:sz w:val="20"/>
+              </w:rPr>
+              <w:t xml:space="preserve">0,020</w:t>
+            </w:r>
+          </w:p>
+        </w:tc>
+      </w:tr>
+      <w:tr>
+        <w:tc>
+          <w:tcPr/>
+          <w:p>
+            <w:pPr>
+              <w:pStyle w:val="Compact"/>
+            </w:pPr>
+            <w:r>
+              <w:rPr>
+                <w:rFonts w:ascii="Calibri" w:hAnsi="Calibri"/>
+                <w:sz w:val="20"/>
+              </w:rPr>
+              <w:t xml:space="preserve">5</w:t>
+            </w:r>
+          </w:p>
+        </w:tc>
+        <w:tc>
+          <w:tcPr/>
+          <w:p>
+            <w:pPr>
+              <w:pStyle w:val="Compact"/>
+            </w:pPr>
+            <w:r>
+              <w:rPr>
+                <w:rFonts w:ascii="Calibri" w:hAnsi="Calibri"/>
+                <w:sz w:val="20"/>
+              </w:rPr>
+              <w:t xml:space="preserve">11,984</w:t>
+            </w:r>
+          </w:p>
+        </w:tc>
+        <w:tc>
+          <w:tcPr/>
+          <w:p>
+            <w:pPr>
+              <w:pStyle w:val="Compact"/>
+            </w:pPr>
+            <w:r>
+              <w:rPr>
+                <w:rFonts w:ascii="Calibri" w:hAnsi="Calibri"/>
+                <w:sz w:val="20"/>
+              </w:rPr>
+              <w:t xml:space="preserve">15,108</w:t>
+            </w:r>
+          </w:p>
+        </w:tc>
+        <w:tc>
+          <w:tcPr/>
+          <w:p>
+            <w:pPr>
+              <w:pStyle w:val="Compact"/>
+            </w:pPr>
+            <w:r>
+              <w:rPr>
+                <w:rFonts w:ascii="Calibri" w:hAnsi="Calibri"/>
+                <w:sz w:val="20"/>
+              </w:rPr>
+              <w:t xml:space="preserve">13,251</w:t>
+            </w:r>
+          </w:p>
+        </w:tc>
+        <w:tc>
+          <w:tcPr/>
+          <w:p>
+            <w:pPr>
+              <w:pStyle w:val="Compact"/>
+            </w:pPr>
+            <w:r>
+              <w:rPr>
+                <w:rFonts w:ascii="Calibri" w:hAnsi="Calibri"/>
+                <w:sz w:val="20"/>
+              </w:rPr>
+              <w:t xml:space="preserve">1,004</w:t>
+            </w:r>
+          </w:p>
+        </w:tc>
+        <w:tc>
+          <w:tcPr/>
+          <w:p>
+            <w:pPr>
+              <w:pStyle w:val="Compact"/>
+            </w:pPr>
+            <w:r>
+              <w:rPr>
+                <w:rFonts w:ascii="Calibri" w:hAnsi="Calibri"/>
+                <w:sz w:val="20"/>
+              </w:rPr>
+              <w:t xml:space="preserve">no</w:t>
+            </w:r>
+          </w:p>
+        </w:tc>
+        <w:tc>
+          <w:tcPr/>
+          <w:p>
+            <w:pPr>
+              <w:pStyle w:val="Compact"/>
+            </w:pPr>
+            <w:r>
+              <w:rPr>
+                <w:rFonts w:ascii="Calibri" w:hAnsi="Calibri"/>
+                <w:sz w:val="20"/>
+              </w:rPr>
+              <w:t xml:space="preserve">0,002</w:t>
+            </w:r>
+          </w:p>
+        </w:tc>
+      </w:tr>
+      <w:tr>
+        <w:tc>
+          <w:tcPr/>
+          <w:p>
+            <w:pPr>
+              <w:pStyle w:val="Compact"/>
+            </w:pPr>
+            <w:r>
+              <w:rPr>
+                <w:rFonts w:ascii="Calibri" w:hAnsi="Calibri"/>
+                <w:sz w:val="20"/>
+              </w:rPr>
+              <w:t xml:space="preserve">6</w:t>
+            </w:r>
+          </w:p>
+        </w:tc>
+        <w:tc>
+          <w:tcPr/>
+          <w:p>
+            <w:pPr>
+              <w:pStyle w:val="Compact"/>
+            </w:pPr>
+            <w:r>
+              <w:rPr>
+                <w:rFonts w:ascii="Calibri" w:hAnsi="Calibri"/>
+                <w:sz w:val="20"/>
+              </w:rPr>
+              <w:t xml:space="preserve">11,968</w:t>
+            </w:r>
+          </w:p>
+        </w:tc>
+        <w:tc>
+          <w:tcPr/>
+          <w:p>
+            <w:pPr>
+              <w:pStyle w:val="Compact"/>
+            </w:pPr>
+            <w:r>
+              <w:rPr>
+                <w:rFonts w:ascii="Calibri" w:hAnsi="Calibri"/>
+                <w:sz w:val="20"/>
+              </w:rPr>
+              <w:t xml:space="preserve">15,483</w:t>
+            </w:r>
+          </w:p>
+        </w:tc>
+        <w:tc>
+          <w:tcPr/>
+          <w:p>
+            <w:pPr>
+              <w:pStyle w:val="Compact"/>
+            </w:pPr>
+            <w:r>
+              <w:rPr>
+                <w:rFonts w:ascii="Calibri" w:hAnsi="Calibri"/>
+                <w:sz w:val="20"/>
+              </w:rPr>
+              <w:t xml:space="preserve">13,394</w:t>
+            </w:r>
+          </w:p>
+        </w:tc>
+        <w:tc>
+          <w:tcPr/>
+          <w:p>
+            <w:pPr>
+              <w:pStyle w:val="Compact"/>
+            </w:pPr>
+            <w:r>
+              <w:rPr>
+                <w:rFonts w:ascii="Calibri" w:hAnsi="Calibri"/>
+                <w:sz w:val="20"/>
+              </w:rPr>
+              <w:t xml:space="preserve">1,027</w:t>
+            </w:r>
+          </w:p>
+        </w:tc>
+        <w:tc>
+          <w:tcPr/>
+          <w:p>
+            <w:pPr>
+              <w:pStyle w:val="Compact"/>
+            </w:pPr>
+            <w:r>
+              <w:rPr>
+                <w:rFonts w:ascii="Calibri" w:hAnsi="Calibri"/>
+                <w:sz w:val="20"/>
+              </w:rPr>
+              <w:t xml:space="preserve">no</w:t>
+            </w:r>
+          </w:p>
+        </w:tc>
+        <w:tc>
+          <w:tcPr/>
+          <w:p>
+            <w:pPr>
+              <w:pStyle w:val="Compact"/>
+            </w:pPr>
+            <w:r>
+              <w:rPr>
+                <w:rFonts w:ascii="Calibri" w:hAnsi="Calibri"/>
+                <w:sz w:val="20"/>
+              </w:rPr>
+              <w:t xml:space="preserve">0,000</w:t>
+            </w:r>
+          </w:p>
+        </w:tc>
+      </w:tr>
+    </w:tbl>
+    <w:bookmarkEnd w:id="127"/>
+    <w:bookmarkStart w:id="128" w:name="a.2-diagnósticos-de-los-residuos"/>
+    <w:p>
+      <w:pPr>
+        <w:pStyle w:val="Heading2"/>
+      </w:pPr>
+      <w:r>
+        <w:t xml:space="preserve">A.2 Diagnósticos de los residuos</w:t>
+      </w:r>
+    </w:p>
+    <w:p>
+      <w:pPr>
+        <w:pStyle w:val="FirstParagraph"/>
+      </w:pPr>
+      <w:r>
+        <w:t xml:space="preserve">Portmanteau con 12 rezagos (autocorrelación), Jarque-Bera multivariada (normalidad), ARCH-LM con cuatro rezagos por ecuación (heterocedasticidad condicional) y estabilidad (1 = estable).</w:t>
+      </w:r>
+    </w:p>
+    <w:tbl>
+      <w:tblPr>
+        <w:tblStyle w:val="Table"/>
+        <w:tblW w:type="pct" w:w="5000"/>
+        <w:tblLayout w:type="fixed"/>
+        <w:tblLook w:firstRow="1" w:lastRow="0" w:firstColumn="0" w:lastColumn="0" w:noHBand="0" w:noVBand="0" w:val="0020"/>
+        <w:tblBorders>
+          <w:top w:val="single" w:sz="4" w:color="808080"/>
+          <w:left w:val="single" w:sz="4" w:color="808080"/>
+          <w:bottom w:val="single" w:sz="4" w:color="808080"/>
+          <w:right w:val="single" w:sz="4" w:color="808080"/>
+          <w:insideH w:val="single" w:sz="4" w:color="808080"/>
+          <w:insideV w:val="single" w:sz="4" w:color="808080"/>
+        </w:tblBorders>
+      </w:tblPr>
+      <w:tblGrid>
+        <w:gridCol w:w="1980"/>
+        <w:gridCol w:w="1980"/>
+        <w:gridCol w:w="1980"/>
+        <w:gridCol w:w="1980"/>
+      </w:tblGrid>
+      <w:tr>
+        <w:trPr>
+          <w:tblHeader w:val="on"/>
+        </w:trPr>
+        <w:tc>
+          <w:tcPr/>
+          <w:p>
+            <w:pPr>
+              <w:pStyle w:val="Compact"/>
+            </w:pPr>
+            <w:r>
+              <w:rPr>
+                <w:rFonts w:ascii="Calibri" w:hAnsi="Calibri"/>
+                <w:sz w:val="20"/>
+              </w:rPr>
+              <w:t xml:space="preserve">Prueba (p-valor salvo estabilidad)</w:t>
+            </w:r>
+          </w:p>
+        </w:tc>
+        <w:tc>
+          <w:tcPr/>
+          <w:p>
+            <w:pPr>
+              <w:pStyle w:val="Compact"/>
+            </w:pPr>
+            <w:r>
+              <w:rPr>
+                <w:rFonts w:ascii="Calibri" w:hAnsi="Calibri"/>
+                <w:sz w:val="20"/>
+              </w:rPr>
+              <w:t xml:space="preserve">neta, valor nominal (principal)</w:t>
+            </w:r>
+          </w:p>
+        </w:tc>
+        <w:tc>
+          <w:tcPr/>
+          <w:p>
+            <w:pPr>
+              <w:pStyle w:val="Compact"/>
+            </w:pPr>
+            <w:r>
+              <w:rPr>
+                <w:rFonts w:ascii="Calibri" w:hAnsi="Calibri"/>
+                <w:sz w:val="20"/>
+              </w:rPr>
+              <w:t xml:space="preserve">neta, valor libros</w:t>
+            </w:r>
+          </w:p>
+        </w:tc>
+        <w:tc>
+          <w:tcPr/>
+          <w:p>
+            <w:pPr>
+              <w:pStyle w:val="Compact"/>
+            </w:pPr>
+            <w:r>
+              <w:rPr>
+                <w:rFonts w:ascii="Calibri" w:hAnsi="Calibri"/>
+                <w:sz w:val="20"/>
+              </w:rPr>
+              <w:t xml:space="preserve">bruta</w:t>
+            </w:r>
+          </w:p>
+        </w:tc>
+      </w:tr>
+      <w:tr>
+        <w:tc>
+          <w:tcPr/>
+          <w:p>
+            <w:pPr>
+              <w:pStyle w:val="Compact"/>
+            </w:pPr>
+            <w:r>
+              <w:rPr>
+                <w:rFonts w:ascii="Calibri" w:hAnsi="Calibri"/>
+                <w:sz w:val="20"/>
+              </w:rPr>
+              <w:t xml:space="preserve">Portmanteau (12 rezagos)</w:t>
+            </w:r>
+          </w:p>
+        </w:tc>
+        <w:tc>
+          <w:tcPr/>
+          <w:p>
+            <w:pPr>
+              <w:pStyle w:val="Compact"/>
+            </w:pPr>
+            <w:r>
+              <w:rPr>
+                <w:rFonts w:ascii="Calibri" w:hAnsi="Calibri"/>
+                <w:sz w:val="20"/>
+              </w:rPr>
+              <w:t xml:space="preserve">0,036</w:t>
+            </w:r>
+          </w:p>
+        </w:tc>
+        <w:tc>
+          <w:tcPr/>
+          <w:p>
+            <w:pPr>
+              <w:pStyle w:val="Compact"/>
+            </w:pPr>
+            <w:r>
+              <w:rPr>
+                <w:rFonts w:ascii="Calibri" w:hAnsi="Calibri"/>
+                <w:sz w:val="20"/>
+              </w:rPr>
+              <w:t xml:space="preserve">0,030</w:t>
+            </w:r>
+          </w:p>
+        </w:tc>
+        <w:tc>
+          <w:tcPr/>
+          <w:p>
+            <w:pPr>
+              <w:pStyle w:val="Compact"/>
+            </w:pPr>
+            <w:r>
+              <w:rPr>
+                <w:rFonts w:ascii="Calibri" w:hAnsi="Calibri"/>
+                <w:sz w:val="20"/>
+              </w:rPr>
+              <w:t xml:space="preserve">0,020</w:t>
+            </w:r>
+          </w:p>
+        </w:tc>
+      </w:tr>
+      <w:tr>
+        <w:tc>
+          <w:tcPr/>
+          <w:p>
+            <w:pPr>
+              <w:pStyle w:val="Compact"/>
+            </w:pPr>
+            <w:r>
+              <w:rPr>
+                <w:rFonts w:ascii="Calibri" w:hAnsi="Calibri"/>
+                <w:sz w:val="20"/>
+              </w:rPr>
+              <w:t xml:space="preserve">Normalidad multivariada (p-valor)</w:t>
+            </w:r>
+          </w:p>
+        </w:tc>
+        <w:tc>
+          <w:tcPr/>
+          <w:p>
+            <w:pPr>
+              <w:pStyle w:val="Compact"/>
+            </w:pPr>
+            <w:r>
+              <w:rPr>
+                <w:rFonts w:ascii="Calibri" w:hAnsi="Calibri"/>
+                <w:sz w:val="20"/>
+              </w:rPr>
+              <w:t xml:space="preserve">0,000</w:t>
+            </w:r>
+          </w:p>
+        </w:tc>
+        <w:tc>
+          <w:tcPr/>
+          <w:p>
+            <w:pPr>
+              <w:pStyle w:val="Compact"/>
+            </w:pPr>
+            <w:r>
+              <w:rPr>
+                <w:rFonts w:ascii="Calibri" w:hAnsi="Calibri"/>
+                <w:sz w:val="20"/>
+              </w:rPr>
+              <w:t xml:space="preserve">0,000</w:t>
+            </w:r>
+          </w:p>
+        </w:tc>
+        <w:tc>
+          <w:tcPr/>
+          <w:p>
+            <w:pPr>
+              <w:pStyle w:val="Compact"/>
+            </w:pPr>
+            <w:r>
+              <w:rPr>
+                <w:rFonts w:ascii="Calibri" w:hAnsi="Calibri"/>
+                <w:sz w:val="20"/>
+              </w:rPr>
+              <w:t xml:space="preserve">0,000</w:t>
+            </w:r>
+          </w:p>
+        </w:tc>
+      </w:tr>
+      <w:tr>
+        <w:tc>
+          <w:tcPr/>
+          <w:p>
+            <w:pPr>
+              <w:pStyle w:val="Compact"/>
+            </w:pPr>
+            <w:r>
+              <w:rPr>
+                <w:rFonts w:ascii="Calibri" w:hAnsi="Calibri"/>
+                <w:sz w:val="20"/>
+              </w:rPr>
+              <w:t xml:space="preserve">Estable (1 = sí)</w:t>
+            </w:r>
+          </w:p>
+        </w:tc>
+        <w:tc>
+          <w:tcPr/>
+          <w:p>
+            <w:pPr>
+              <w:pStyle w:val="Compact"/>
+            </w:pPr>
+            <w:r>
+              <w:rPr>
+                <w:rFonts w:ascii="Calibri" w:hAnsi="Calibri"/>
+                <w:sz w:val="20"/>
+              </w:rPr>
+              <w:t xml:space="preserve">1,000</w:t>
+            </w:r>
+          </w:p>
+        </w:tc>
+        <w:tc>
+          <w:tcPr/>
+          <w:p>
+            <w:pPr>
+              <w:pStyle w:val="Compact"/>
+            </w:pPr>
+            <w:r>
+              <w:rPr>
+                <w:rFonts w:ascii="Calibri" w:hAnsi="Calibri"/>
+                <w:sz w:val="20"/>
+              </w:rPr>
+              <w:t xml:space="preserve">1,000</w:t>
+            </w:r>
+          </w:p>
+        </w:tc>
+        <w:tc>
+          <w:tcPr/>
+          <w:p>
+            <w:pPr>
+              <w:pStyle w:val="Compact"/>
+            </w:pPr>
+            <w:r>
+              <w:rPr>
+                <w:rFonts w:ascii="Calibri" w:hAnsi="Calibri"/>
+                <w:sz w:val="20"/>
+              </w:rPr>
+              <w:t xml:space="preserve">1,000</w:t>
+            </w:r>
+          </w:p>
+        </w:tc>
+      </w:tr>
+      <w:tr>
+        <w:tc>
+          <w:tcPr/>
+          <w:p>
+            <w:pPr>
+              <w:pStyle w:val="Compact"/>
+            </w:pPr>
+            <w:r>
+              <w:rPr>
+                <w:rFonts w:ascii="Calibri" w:hAnsi="Calibri"/>
+                <w:sz w:val="20"/>
+              </w:rPr>
+              <w:t xml:space="preserve">ARCH-LM(4) resultado primario (p-valor)</w:t>
+            </w:r>
+          </w:p>
+        </w:tc>
+        <w:tc>
+          <w:tcPr/>
+          <w:p>
+            <w:pPr>
+              <w:pStyle w:val="Compact"/>
+            </w:pPr>
+            <w:r>
+              <w:rPr>
+                <w:rFonts w:ascii="Calibri" w:hAnsi="Calibri"/>
+                <w:sz w:val="20"/>
+              </w:rPr>
+              <w:t xml:space="preserve">0,991</w:t>
+            </w:r>
+          </w:p>
+        </w:tc>
+        <w:tc>
+          <w:tcPr/>
+          <w:p>
+            <w:pPr>
+              <w:pStyle w:val="Compact"/>
+            </w:pPr>
+            <w:r>
+              <w:rPr>
+                <w:rFonts w:ascii="Calibri" w:hAnsi="Calibri"/>
+                <w:sz w:val="20"/>
+              </w:rPr>
+              <w:t xml:space="preserve">0,988</w:t>
+            </w:r>
+          </w:p>
+        </w:tc>
+        <w:tc>
+          <w:tcPr/>
+          <w:p>
+            <w:pPr>
+              <w:pStyle w:val="Compact"/>
+            </w:pPr>
+            <w:r>
+              <w:rPr>
+                <w:rFonts w:ascii="Calibri" w:hAnsi="Calibri"/>
+                <w:sz w:val="20"/>
+              </w:rPr>
+              <w:t xml:space="preserve">0,993</w:t>
+            </w:r>
+          </w:p>
+        </w:tc>
+      </w:tr>
+      <w:tr>
+        <w:tc>
+          <w:tcPr/>
+          <w:p>
+            <w:pPr>
+              <w:pStyle w:val="Compact"/>
+            </w:pPr>
+            <w:r>
+              <w:rPr>
+                <w:rFonts w:ascii="Calibri" w:hAnsi="Calibri"/>
+                <w:sz w:val="20"/>
+              </w:rPr>
+              <w:t xml:space="preserve">ARCH-LM(4) crecimiento (p-valor)</w:t>
+            </w:r>
+          </w:p>
+        </w:tc>
+        <w:tc>
+          <w:tcPr/>
+          <w:p>
+            <w:pPr>
+              <w:pStyle w:val="Compact"/>
+            </w:pPr>
+            <w:r>
+              <w:rPr>
+                <w:rFonts w:ascii="Calibri" w:hAnsi="Calibri"/>
+                <w:sz w:val="20"/>
+              </w:rPr>
+              <w:t xml:space="preserve">0,989</w:t>
+            </w:r>
+          </w:p>
+        </w:tc>
+        <w:tc>
+          <w:tcPr/>
+          <w:p>
+            <w:pPr>
+              <w:pStyle w:val="Compact"/>
+            </w:pPr>
+            <w:r>
+              <w:rPr>
+                <w:rFonts w:ascii="Calibri" w:hAnsi="Calibri"/>
+                <w:sz w:val="20"/>
+              </w:rPr>
+              <w:t xml:space="preserve">0,990</w:t>
+            </w:r>
+          </w:p>
+        </w:tc>
+        <w:tc>
+          <w:tcPr/>
+          <w:p>
+            <w:pPr>
+              <w:pStyle w:val="Compact"/>
+            </w:pPr>
+            <w:r>
+              <w:rPr>
+                <w:rFonts w:ascii="Calibri" w:hAnsi="Calibri"/>
+                <w:sz w:val="20"/>
+              </w:rPr>
+              <w:t xml:space="preserve">0,978</w:t>
+            </w:r>
+          </w:p>
+        </w:tc>
+      </w:tr>
+      <w:tr>
+        <w:tc>
+          <w:tcPr/>
+          <w:p>
+            <w:pPr>
+              <w:pStyle w:val="Compact"/>
+            </w:pPr>
+            <w:r>
+              <w:rPr>
+                <w:rFonts w:ascii="Calibri" w:hAnsi="Calibri"/>
+                <w:sz w:val="20"/>
+              </w:rPr>
+              <w:t xml:space="preserve">ARCH-LM(4) EMBI (p-valor)</w:t>
+            </w:r>
+          </w:p>
+        </w:tc>
+        <w:tc>
+          <w:tcPr/>
+          <w:p>
+            <w:pPr>
+              <w:pStyle w:val="Compact"/>
+            </w:pPr>
+            <w:r>
+              <w:rPr>
+                <w:rFonts w:ascii="Calibri" w:hAnsi="Calibri"/>
+                <w:sz w:val="20"/>
+              </w:rPr>
+              <w:t xml:space="preserve">0,998</w:t>
+            </w:r>
+          </w:p>
+        </w:tc>
+        <w:tc>
+          <w:tcPr/>
+          <w:p>
+            <w:pPr>
+              <w:pStyle w:val="Compact"/>
+            </w:pPr>
+            <w:r>
+              <w:rPr>
+                <w:rFonts w:ascii="Calibri" w:hAnsi="Calibri"/>
+                <w:sz w:val="20"/>
+              </w:rPr>
+              <w:t xml:space="preserve">0,998</w:t>
+            </w:r>
+          </w:p>
+        </w:tc>
+        <w:tc>
+          <w:tcPr/>
+          <w:p>
+            <w:pPr>
+              <w:pStyle w:val="Compact"/>
+            </w:pPr>
+            <w:r>
+              <w:rPr>
+                <w:rFonts w:ascii="Calibri" w:hAnsi="Calibri"/>
+                <w:sz w:val="20"/>
+              </w:rPr>
+              <w:t xml:space="preserve">0,999</w:t>
+            </w:r>
+          </w:p>
+        </w:tc>
+      </w:tr>
+      <w:tr>
+        <w:tc>
+          <w:tcPr/>
+          <w:p>
+            <w:pPr>
+              <w:pStyle w:val="Compact"/>
+            </w:pPr>
+            <w:r>
+              <w:rPr>
+                <w:rFonts w:ascii="Calibri" w:hAnsi="Calibri"/>
+                <w:sz w:val="20"/>
+              </w:rPr>
+              <w:t xml:space="preserve">ARCH-LM(4) TCRM (p-valor)</w:t>
+            </w:r>
+          </w:p>
+        </w:tc>
+        <w:tc>
+          <w:tcPr/>
+          <w:p>
+            <w:pPr>
+              <w:pStyle w:val="Compact"/>
+            </w:pPr>
+            <w:r>
+              <w:rPr>
+                <w:rFonts w:ascii="Calibri" w:hAnsi="Calibri"/>
+                <w:sz w:val="20"/>
+              </w:rPr>
+              <w:t xml:space="preserve">0,867</w:t>
+            </w:r>
+          </w:p>
+        </w:tc>
+        <w:tc>
+          <w:tcPr/>
+          <w:p>
+            <w:pPr>
+              <w:pStyle w:val="Compact"/>
+            </w:pPr>
+            <w:r>
+              <w:rPr>
+                <w:rFonts w:ascii="Calibri" w:hAnsi="Calibri"/>
+                <w:sz w:val="20"/>
+              </w:rPr>
+              <w:t xml:space="preserve">0,824</w:t>
+            </w:r>
+          </w:p>
+        </w:tc>
+        <w:tc>
+          <w:tcPr/>
+          <w:p>
+            <w:pPr>
+              <w:pStyle w:val="Compact"/>
+            </w:pPr>
+            <w:r>
+              <w:rPr>
+                <w:rFonts w:ascii="Calibri" w:hAnsi="Calibri"/>
+                <w:sz w:val="20"/>
+              </w:rPr>
+              <w:t xml:space="preserve">0,395</w:t>
+            </w:r>
+          </w:p>
+        </w:tc>
+      </w:tr>
+    </w:tbl>
+    <w:bookmarkEnd w:id="128"/>
+    <w:bookmarkStart w:id="129" w:name="a.3-matriz-de-impacto-estructural"/>
+    <w:p>
+      <w:pPr>
+        <w:pStyle w:val="Heading2"/>
+      </w:pPr>
+      <w:r>
+        <w:t xml:space="preserve">A.3 Matriz de impacto estructural</w:t>
+      </w:r>
+    </w:p>
+    <w:p>
+      <w:pPr>
+        <w:pStyle w:val="FirstParagraph"/>
+      </w:pPr>
+      <w:r>
+        <w:t xml:space="preserve">Efecto en el mismo trimestre de un shock estructural de un desvío estándar (especificación principal). Los ceros son las restricciones de identificación de la sección 4.4. Los dos shocks del bloque cambiario y de riesgo no tienen interpretación por separado: solo se usa su efecto conjunto.</w:t>
+      </w:r>
+    </w:p>
+    <w:tbl>
+      <w:tblPr>
+        <w:tblStyle w:val="Table"/>
+        <w:tblW w:type="pct" w:w="5000"/>
+        <w:tblLayout w:type="fixed"/>
+        <w:tblLook w:firstRow="1" w:lastRow="0" w:firstColumn="0" w:lastColumn="0" w:noHBand="0" w:noVBand="0" w:val="0020"/>
+        <w:tblBorders>
+          <w:top w:val="single" w:sz="4" w:color="808080"/>
+          <w:left w:val="single" w:sz="4" w:color="808080"/>
+          <w:bottom w:val="single" w:sz="4" w:color="808080"/>
+          <w:right w:val="single" w:sz="4" w:color="808080"/>
+          <w:insideH w:val="single" w:sz="4" w:color="808080"/>
+          <w:insideV w:val="single" w:sz="4" w:color="808080"/>
+        </w:tblBorders>
+      </w:tblPr>
+      <w:tblGrid>
+        <w:gridCol w:w="1584"/>
+        <w:gridCol w:w="1584"/>
+        <w:gridCol w:w="1584"/>
+        <w:gridCol w:w="1584"/>
+        <w:gridCol w:w="1584"/>
+      </w:tblGrid>
+      <w:tr>
+        <w:trPr>
+          <w:tblHeader w:val="on"/>
+        </w:trPr>
+        <w:tc>
+          <w:tcPr/>
+          <w:p>
+            <w:pPr>
+              <w:pStyle w:val="Compact"/>
+            </w:pPr>
+            <w:r>
+              <w:rPr>
+                <w:rFonts w:ascii="Calibri" w:hAnsi="Calibri"/>
+                <w:sz w:val="20"/>
+              </w:rPr>
+              <w:t xml:space="preserve">Variable</w:t>
+            </w:r>
+          </w:p>
+        </w:tc>
+        <w:tc>
+          <w:tcPr/>
+          <w:p>
+            <w:pPr>
+              <w:pStyle w:val="Compact"/>
+            </w:pPr>
+            <w:r>
+              <w:rPr>
+                <w:rFonts w:ascii="Calibri" w:hAnsi="Calibri"/>
+                <w:sz w:val="20"/>
+              </w:rPr>
+              <w:t xml:space="preserve">Shock fiscal</w:t>
+            </w:r>
+          </w:p>
+        </w:tc>
+        <w:tc>
+          <w:tcPr/>
+          <w:p>
+            <w:pPr>
+              <w:pStyle w:val="Compact"/>
+            </w:pPr>
+            <w:r>
+              <w:rPr>
+                <w:rFonts w:ascii="Calibri" w:hAnsi="Calibri"/>
+                <w:sz w:val="20"/>
+              </w:rPr>
+              <w:t xml:space="preserve">Shock de actividad</w:t>
+            </w:r>
+          </w:p>
+        </w:tc>
+        <w:tc>
+          <w:tcPr/>
+          <w:p>
+            <w:pPr>
+              <w:pStyle w:val="Compact"/>
+            </w:pPr>
+            <w:r>
+              <w:rPr>
+                <w:rFonts w:ascii="Calibri" w:hAnsi="Calibri"/>
+                <w:sz w:val="20"/>
+              </w:rPr>
+              <w:t xml:space="preserve">Shock cambiario y de riesgo 1</w:t>
+            </w:r>
+          </w:p>
+        </w:tc>
+        <w:tc>
+          <w:tcPr/>
+          <w:p>
+            <w:pPr>
+              <w:pStyle w:val="Compact"/>
+            </w:pPr>
+            <w:r>
+              <w:rPr>
+                <w:rFonts w:ascii="Calibri" w:hAnsi="Calibri"/>
+                <w:sz w:val="20"/>
+              </w:rPr>
+              <w:t xml:space="preserve">Shock cambiario y de riesgo 2</w:t>
+            </w:r>
+          </w:p>
+        </w:tc>
+      </w:tr>
+      <w:tr>
+        <w:tc>
+          <w:tcPr/>
+          <w:p>
+            <w:pPr>
+              <w:pStyle w:val="Compact"/>
+            </w:pPr>
+            <w:r>
+              <w:rPr>
+                <w:rFonts w:ascii="Calibri" w:hAnsi="Calibri"/>
+                <w:sz w:val="20"/>
+              </w:rPr>
+              <w:t xml:space="preserve">Resultado primario</w:t>
+            </w:r>
+          </w:p>
+        </w:tc>
+        <w:tc>
+          <w:tcPr/>
+          <w:p>
+            <w:pPr>
+              <w:pStyle w:val="Compact"/>
+            </w:pPr>
+            <w:r>
+              <w:rPr>
+                <w:rFonts w:ascii="Calibri" w:hAnsi="Calibri"/>
+                <w:sz w:val="20"/>
+              </w:rPr>
+              <w:t xml:space="preserve">1,509</w:t>
+            </w:r>
+          </w:p>
+        </w:tc>
+        <w:tc>
+          <w:tcPr/>
+          <w:p>
+            <w:pPr>
+              <w:pStyle w:val="Compact"/>
+            </w:pPr>
+            <w:r>
+              <w:rPr>
+                <w:rFonts w:ascii="Calibri" w:hAnsi="Calibri"/>
+                <w:sz w:val="20"/>
+              </w:rPr>
+              <w:t xml:space="preserve">0,679</w:t>
+            </w:r>
+          </w:p>
+        </w:tc>
+        <w:tc>
+          <w:tcPr/>
+          <w:p>
+            <w:pPr>
+              <w:pStyle w:val="Compact"/>
+            </w:pPr>
+            <w:r>
+              <w:rPr>
+                <w:rFonts w:ascii="Calibri" w:hAnsi="Calibri"/>
+                <w:sz w:val="20"/>
+              </w:rPr>
+              <w:t xml:space="preserve">0,000</w:t>
+            </w:r>
+          </w:p>
+        </w:tc>
+        <w:tc>
+          <w:tcPr/>
+          <w:p>
+            <w:pPr>
+              <w:pStyle w:val="Compact"/>
+            </w:pPr>
+            <w:r>
+              <w:rPr>
+                <w:rFonts w:ascii="Calibri" w:hAnsi="Calibri"/>
+                <w:sz w:val="20"/>
+              </w:rPr>
+              <w:t xml:space="preserve">0,000</w:t>
+            </w:r>
+          </w:p>
+        </w:tc>
+      </w:tr>
+      <w:tr>
+        <w:tc>
+          <w:tcPr/>
+          <w:p>
+            <w:pPr>
+              <w:pStyle w:val="Compact"/>
+            </w:pPr>
+            <w:r>
+              <w:rPr>
+                <w:rFonts w:ascii="Calibri" w:hAnsi="Calibri"/>
+                <w:sz w:val="20"/>
+              </w:rPr>
+              <w:t xml:space="preserve">Crecimiento</w:t>
+            </w:r>
+          </w:p>
+        </w:tc>
+        <w:tc>
+          <w:tcPr/>
+          <w:p>
+            <w:pPr>
+              <w:pStyle w:val="Compact"/>
+            </w:pPr>
+            <w:r>
+              <w:rPr>
+                <w:rFonts w:ascii="Calibri" w:hAnsi="Calibri"/>
+                <w:sz w:val="20"/>
+              </w:rPr>
+              <w:t xml:space="preserve">-0,266</w:t>
+            </w:r>
+          </w:p>
+        </w:tc>
+        <w:tc>
+          <w:tcPr/>
+          <w:p>
+            <w:pPr>
+              <w:pStyle w:val="Compact"/>
+            </w:pPr>
+            <w:r>
+              <w:rPr>
+                <w:rFonts w:ascii="Calibri" w:hAnsi="Calibri"/>
+                <w:sz w:val="20"/>
+              </w:rPr>
+              <w:t xml:space="preserve">2,717</w:t>
+            </w:r>
+          </w:p>
+        </w:tc>
+        <w:tc>
+          <w:tcPr/>
+          <w:p>
+            <w:pPr>
+              <w:pStyle w:val="Compact"/>
+            </w:pPr>
+            <w:r>
+              <w:rPr>
+                <w:rFonts w:ascii="Calibri" w:hAnsi="Calibri"/>
+                <w:sz w:val="20"/>
+              </w:rPr>
+              <w:t xml:space="preserve">0,000</w:t>
+            </w:r>
+          </w:p>
+        </w:tc>
+        <w:tc>
+          <w:tcPr/>
+          <w:p>
+            <w:pPr>
+              <w:pStyle w:val="Compact"/>
+            </w:pPr>
+            <w:r>
+              <w:rPr>
+                <w:rFonts w:ascii="Calibri" w:hAnsi="Calibri"/>
+                <w:sz w:val="20"/>
+              </w:rPr>
+              <w:t xml:space="preserve">0,000</w:t>
+            </w:r>
+          </w:p>
+        </w:tc>
+      </w:tr>
+      <w:tr>
+        <w:tc>
+          <w:tcPr/>
+          <w:p>
+            <w:pPr>
+              <w:pStyle w:val="Compact"/>
+            </w:pPr>
+            <w:r>
+              <w:rPr>
+                <w:rFonts w:ascii="Calibri" w:hAnsi="Calibri"/>
+                <w:sz w:val="20"/>
+              </w:rPr>
+              <w:t xml:space="preserve">EMBI+</w:t>
+            </w:r>
+          </w:p>
+        </w:tc>
+        <w:tc>
+          <w:tcPr/>
+          <w:p>
+            <w:pPr>
+              <w:pStyle w:val="Compact"/>
+            </w:pPr>
+            <w:r>
+              <w:rPr>
+                <w:rFonts w:ascii="Calibri" w:hAnsi="Calibri"/>
+                <w:sz w:val="20"/>
+              </w:rPr>
+              <w:t xml:space="preserve">-118,560</w:t>
+            </w:r>
+          </w:p>
+        </w:tc>
+        <w:tc>
+          <w:tcPr/>
+          <w:p>
+            <w:pPr>
+              <w:pStyle w:val="Compact"/>
+            </w:pPr>
+            <w:r>
+              <w:rPr>
+                <w:rFonts w:ascii="Calibri" w:hAnsi="Calibri"/>
+                <w:sz w:val="20"/>
+              </w:rPr>
+              <w:t xml:space="preserve">-30,491</w:t>
+            </w:r>
+          </w:p>
+        </w:tc>
+        <w:tc>
+          <w:tcPr/>
+          <w:p>
+            <w:pPr>
+              <w:pStyle w:val="Compact"/>
+            </w:pPr>
+            <w:r>
+              <w:rPr>
+                <w:rFonts w:ascii="Calibri" w:hAnsi="Calibri"/>
+                <w:sz w:val="20"/>
+              </w:rPr>
+              <w:t xml:space="preserve">449,797</w:t>
+            </w:r>
+          </w:p>
+        </w:tc>
+        <w:tc>
+          <w:tcPr/>
+          <w:p>
+            <w:pPr>
+              <w:pStyle w:val="Compact"/>
+            </w:pPr>
+            <w:r>
+              <w:rPr>
+                <w:rFonts w:ascii="Calibri" w:hAnsi="Calibri"/>
+                <w:sz w:val="20"/>
+              </w:rPr>
+              <w:t xml:space="preserve">0,000</w:t>
+            </w:r>
+          </w:p>
+        </w:tc>
+      </w:tr>
+      <w:tr>
+        <w:tc>
+          <w:tcPr/>
+          <w:p>
+            <w:pPr>
+              <w:pStyle w:val="Compact"/>
+            </w:pPr>
+            <w:r>
+              <w:rPr>
+                <w:rFonts w:ascii="Calibri" w:hAnsi="Calibri"/>
+                <w:sz w:val="20"/>
+              </w:rPr>
+              <w:t xml:space="preserve">TCRM</w:t>
+            </w:r>
+          </w:p>
+        </w:tc>
+        <w:tc>
+          <w:tcPr/>
+          <w:p>
+            <w:pPr>
+              <w:pStyle w:val="Compact"/>
+            </w:pPr>
+            <w:r>
+              <w:rPr>
+                <w:rFonts w:ascii="Calibri" w:hAnsi="Calibri"/>
+                <w:sz w:val="20"/>
+              </w:rPr>
+              <w:t xml:space="preserve">0,022</w:t>
+            </w:r>
+          </w:p>
+        </w:tc>
+        <w:tc>
+          <w:tcPr/>
+          <w:p>
+            <w:pPr>
+              <w:pStyle w:val="Compact"/>
+            </w:pPr>
+            <w:r>
+              <w:rPr>
+                <w:rFonts w:ascii="Calibri" w:hAnsi="Calibri"/>
+                <w:sz w:val="20"/>
+              </w:rPr>
+              <w:t xml:space="preserve">-0,014</w:t>
+            </w:r>
+          </w:p>
+        </w:tc>
+        <w:tc>
+          <w:tcPr/>
+          <w:p>
+            <w:pPr>
+              <w:pStyle w:val="Compact"/>
+            </w:pPr>
+            <w:r>
+              <w:rPr>
+                <w:rFonts w:ascii="Calibri" w:hAnsi="Calibri"/>
+                <w:sz w:val="20"/>
+              </w:rPr>
+              <w:t xml:space="preserve">0,011</w:t>
+            </w:r>
+          </w:p>
+        </w:tc>
+        <w:tc>
+          <w:tcPr/>
+          <w:p>
+            <w:pPr>
+              <w:pStyle w:val="Compact"/>
+            </w:pPr>
+            <w:r>
+              <w:rPr>
+                <w:rFonts w:ascii="Calibri" w:hAnsi="Calibri"/>
+                <w:sz w:val="20"/>
+              </w:rPr>
+              <w:t xml:space="preserve">0,096</w:t>
+            </w:r>
+          </w:p>
+        </w:tc>
+      </w:tr>
+    </w:tbl>
+    <w:bookmarkEnd w:id="129"/>
+    <w:bookmarkStart w:id="130" w:name="a.4-ecuación-del-resultado-primario"/>
+    <w:p>
+      <w:pPr>
+        <w:pStyle w:val="Heading2"/>
+      </w:pPr>
+      <w:r>
+        <w:t xml:space="preserve">A.4 Ecuación del resultado primario</w:t>
+      </w:r>
+    </w:p>
+    <w:p>
+      <w:pPr>
+        <w:pStyle w:val="FirstParagraph"/>
+      </w:pPr>
+      <w:r>
+        <w:t xml:space="preserve">Ecuación del resultado primario del VARX en forma reducida, especificación principal (MCO, 1998T2-2025T4). No se muestran la constante, las variables binarias estacionales ni las de los quiebres. Los p-valores son los de MCO; el intervalo de la reacción de Bohn que se usa en el texto es el del bootstrap.</w:t>
+      </w:r>
+    </w:p>
+    <w:tbl>
+      <w:tblPr>
+        <w:tblStyle w:val="Table"/>
+        <w:tblW w:type="pct" w:w="5000"/>
+        <w:tblLayout w:type="fixed"/>
+        <w:tblLook w:firstRow="1" w:lastRow="0" w:firstColumn="0" w:lastColumn="0" w:noHBand="0" w:noVBand="0" w:val="0020"/>
+        <w:tblBorders>
+          <w:top w:val="single" w:sz="4" w:color="808080"/>
+          <w:left w:val="single" w:sz="4" w:color="808080"/>
+          <w:bottom w:val="single" w:sz="4" w:color="808080"/>
+          <w:right w:val="single" w:sz="4" w:color="808080"/>
+          <w:insideH w:val="single" w:sz="4" w:color="808080"/>
+          <w:insideV w:val="single" w:sz="4" w:color="808080"/>
+        </w:tblBorders>
+      </w:tblPr>
+      <w:tblGrid>
+        <w:gridCol w:w="1980"/>
+        <w:gridCol w:w="1980"/>
+        <w:gridCol w:w="1980"/>
+        <w:gridCol w:w="1980"/>
+      </w:tblGrid>
+      <w:tr>
+        <w:trPr>
+          <w:tblHeader w:val="on"/>
+        </w:trPr>
+        <w:tc>
+          <w:tcPr/>
+          <w:p>
+            <w:pPr>
+              <w:pStyle w:val="Compact"/>
+            </w:pPr>
+            <w:r>
+              <w:rPr>
+                <w:rFonts w:ascii="Calibri" w:hAnsi="Calibri"/>
+                <w:sz w:val="20"/>
+              </w:rPr>
+              <w:t xml:space="preserve">Regresor</w:t>
+            </w:r>
+          </w:p>
+        </w:tc>
+        <w:tc>
+          <w:tcPr/>
+          <w:p>
+            <w:pPr>
+              <w:pStyle w:val="Compact"/>
+            </w:pPr>
+            <w:r>
+              <w:rPr>
+                <w:rFonts w:ascii="Calibri" w:hAnsi="Calibri"/>
+                <w:sz w:val="20"/>
+              </w:rPr>
+              <w:t xml:space="preserve">Coeficiente</w:t>
+            </w:r>
+          </w:p>
+        </w:tc>
+        <w:tc>
+          <w:tcPr/>
+          <w:p>
+            <w:pPr>
+              <w:pStyle w:val="Compact"/>
+            </w:pPr>
+            <w:r>
+              <w:rPr>
+                <w:rFonts w:ascii="Calibri" w:hAnsi="Calibri"/>
+                <w:sz w:val="20"/>
+              </w:rPr>
+              <w:t xml:space="preserve">Error estándar</w:t>
+            </w:r>
+          </w:p>
+        </w:tc>
+        <w:tc>
+          <w:tcPr/>
+          <w:p>
+            <w:pPr>
+              <w:pStyle w:val="Compact"/>
+            </w:pPr>
+            <w:r>
+              <w:rPr>
+                <w:rFonts w:ascii="Calibri" w:hAnsi="Calibri"/>
+                <w:sz w:val="20"/>
+              </w:rPr>
+              <w:t xml:space="preserve">p-valor</w:t>
+            </w:r>
+          </w:p>
+        </w:tc>
+      </w:tr>
+      <w:tr>
+        <w:tc>
+          <w:tcPr/>
+          <w:p>
+            <w:pPr>
+              <w:pStyle w:val="Compact"/>
+            </w:pPr>
+            <w:r>
+              <w:rPr>
+                <w:rFonts w:ascii="Calibri" w:hAnsi="Calibri"/>
+                <w:sz w:val="20"/>
+              </w:rPr>
+              <w:t xml:space="preserve">Variación de la tasa de la FED, rezago 0</w:t>
+            </w:r>
+          </w:p>
+        </w:tc>
+        <w:tc>
+          <w:tcPr/>
+          <w:p>
+            <w:pPr>
+              <w:pStyle w:val="Compact"/>
+            </w:pPr>
+            <w:r>
+              <w:rPr>
+                <w:rFonts w:ascii="Calibri" w:hAnsi="Calibri"/>
+                <w:sz w:val="20"/>
+              </w:rPr>
+              <w:t xml:space="preserve">0,5297</w:t>
+            </w:r>
+          </w:p>
+        </w:tc>
+        <w:tc>
+          <w:tcPr/>
+          <w:p>
+            <w:pPr>
+              <w:pStyle w:val="Compact"/>
+            </w:pPr>
+            <w:r>
+              <w:rPr>
+                <w:rFonts w:ascii="Calibri" w:hAnsi="Calibri"/>
+                <w:sz w:val="20"/>
+              </w:rPr>
+              <w:t xml:space="preserve">0,5178</w:t>
+            </w:r>
+          </w:p>
+        </w:tc>
+        <w:tc>
+          <w:tcPr/>
+          <w:p>
+            <w:pPr>
+              <w:pStyle w:val="Compact"/>
+            </w:pPr>
+            <w:r>
+              <w:rPr>
+                <w:rFonts w:ascii="Calibri" w:hAnsi="Calibri"/>
+                <w:sz w:val="20"/>
+              </w:rPr>
+              <w:t xml:space="preserve">0,306</w:t>
+            </w:r>
+          </w:p>
+        </w:tc>
+      </w:tr>
+      <w:tr>
+        <w:tc>
+          <w:tcPr/>
+          <w:p>
+            <w:pPr>
+              <w:pStyle w:val="Compact"/>
+            </w:pPr>
+            <w:r>
+              <w:rPr>
+                <w:rFonts w:ascii="Calibri" w:hAnsi="Calibri"/>
+                <w:sz w:val="20"/>
+              </w:rPr>
+              <w:t xml:space="preserve">Variación de la tasa de la FED, rezago 1</w:t>
+            </w:r>
+          </w:p>
+        </w:tc>
+        <w:tc>
+          <w:tcPr/>
+          <w:p>
+            <w:pPr>
+              <w:pStyle w:val="Compact"/>
+            </w:pPr>
+            <w:r>
+              <w:rPr>
+                <w:rFonts w:ascii="Calibri" w:hAnsi="Calibri"/>
+                <w:sz w:val="20"/>
+              </w:rPr>
+              <w:t xml:space="preserve">-0,7911</w:t>
+            </w:r>
+          </w:p>
+        </w:tc>
+        <w:tc>
+          <w:tcPr/>
+          <w:p>
+            <w:pPr>
+              <w:pStyle w:val="Compact"/>
+            </w:pPr>
+            <w:r>
+              <w:rPr>
+                <w:rFonts w:ascii="Calibri" w:hAnsi="Calibri"/>
+                <w:sz w:val="20"/>
+              </w:rPr>
+              <w:t xml:space="preserve">0,5670</w:t>
+            </w:r>
+          </w:p>
+        </w:tc>
+        <w:tc>
+          <w:tcPr/>
+          <w:p>
+            <w:pPr>
+              <w:pStyle w:val="Compact"/>
+            </w:pPr>
+            <w:r>
+              <w:rPr>
+                <w:rFonts w:ascii="Calibri" w:hAnsi="Calibri"/>
+                <w:sz w:val="20"/>
+              </w:rPr>
+              <w:t xml:space="preserve">0,163</w:t>
+            </w:r>
+          </w:p>
+        </w:tc>
+      </w:tr>
+      <w:tr>
+        <w:tc>
+          <w:tcPr/>
+          <w:p>
+            <w:pPr>
+              <w:pStyle w:val="Compact"/>
+            </w:pPr>
+            <w:r>
+              <w:rPr>
+                <w:rFonts w:ascii="Calibri" w:hAnsi="Calibri"/>
+                <w:sz w:val="20"/>
+              </w:rPr>
+              <w:t xml:space="preserve">Variación de la tasa de la FED, rezago 2</w:t>
+            </w:r>
+          </w:p>
+        </w:tc>
+        <w:tc>
+          <w:tcPr/>
+          <w:p>
+            <w:pPr>
+              <w:pStyle w:val="Compact"/>
+            </w:pPr>
+            <w:r>
+              <w:rPr>
+                <w:rFonts w:ascii="Calibri" w:hAnsi="Calibri"/>
+                <w:sz w:val="20"/>
+              </w:rPr>
+              <w:t xml:space="preserve">0,0030</w:t>
+            </w:r>
+          </w:p>
+        </w:tc>
+        <w:tc>
+          <w:tcPr/>
+          <w:p>
+            <w:pPr>
+              <w:pStyle w:val="Compact"/>
+            </w:pPr>
+            <w:r>
+              <w:rPr>
+                <w:rFonts w:ascii="Calibri" w:hAnsi="Calibri"/>
+                <w:sz w:val="20"/>
+              </w:rPr>
+              <w:t xml:space="preserve">0,5160</w:t>
+            </w:r>
+          </w:p>
+        </w:tc>
+        <w:tc>
+          <w:tcPr/>
+          <w:p>
+            <w:pPr>
+              <w:pStyle w:val="Compact"/>
+            </w:pPr>
+            <w:r>
+              <w:rPr>
+                <w:rFonts w:ascii="Calibri" w:hAnsi="Calibri"/>
+                <w:sz w:val="20"/>
+              </w:rPr>
+              <w:t xml:space="preserve">0,995</w:t>
+            </w:r>
+          </w:p>
+        </w:tc>
+      </w:tr>
+      <w:tr>
+        <w:tc>
+          <w:tcPr/>
+          <w:p>
+            <w:pPr>
+              <w:pStyle w:val="Compact"/>
+            </w:pPr>
+            <w:r>
+              <w:rPr>
+                <w:rFonts w:ascii="Calibri" w:hAnsi="Calibri"/>
+                <w:sz w:val="20"/>
+              </w:rPr>
+              <w:t xml:space="preserve">VIX</w:t>
+            </w:r>
+          </w:p>
+        </w:tc>
+        <w:tc>
+          <w:tcPr/>
+          <w:p>
+            <w:pPr>
+              <w:pStyle w:val="Compact"/>
+            </w:pPr>
+            <w:r>
+              <w:rPr>
+                <w:rFonts w:ascii="Calibri" w:hAnsi="Calibri"/>
+                <w:sz w:val="20"/>
+              </w:rPr>
+              <w:t xml:space="preserve">-0,0253</w:t>
+            </w:r>
+          </w:p>
+        </w:tc>
+        <w:tc>
+          <w:tcPr/>
+          <w:p>
+            <w:pPr>
+              <w:pStyle w:val="Compact"/>
+            </w:pPr>
+            <w:r>
+              <w:rPr>
+                <w:rFonts w:ascii="Calibri" w:hAnsi="Calibri"/>
+                <w:sz w:val="20"/>
+              </w:rPr>
+              <w:t xml:space="preserve">0,0319</w:t>
+            </w:r>
+          </w:p>
+        </w:tc>
+        <w:tc>
+          <w:tcPr/>
+          <w:p>
+            <w:pPr>
+              <w:pStyle w:val="Compact"/>
+            </w:pPr>
+            <w:r>
+              <w:rPr>
+                <w:rFonts w:ascii="Calibri" w:hAnsi="Calibri"/>
+                <w:sz w:val="20"/>
+              </w:rPr>
+              <w:t xml:space="preserve">0,427</w:t>
+            </w:r>
+          </w:p>
+        </w:tc>
+      </w:tr>
+      <w:tr>
+        <w:tc>
+          <w:tcPr/>
+          <w:p>
+            <w:pPr>
+              <w:pStyle w:val="Compact"/>
+            </w:pPr>
+            <w:r>
+              <w:rPr>
+                <w:rFonts w:ascii="Calibri" w:hAnsi="Calibri"/>
+                <w:sz w:val="20"/>
+              </w:rPr>
+              <w:t xml:space="preserve">Deuda consolidada neta, rezago 1 (reacción de Bohn)</w:t>
+            </w:r>
+          </w:p>
+        </w:tc>
+        <w:tc>
+          <w:tcPr/>
+          <w:p>
+            <w:pPr>
+              <w:pStyle w:val="Compact"/>
+            </w:pPr>
+            <w:r>
+              <w:rPr>
+                <w:rFonts w:ascii="Calibri" w:hAnsi="Calibri"/>
+                <w:sz w:val="20"/>
+              </w:rPr>
+              <w:t xml:space="preserve">0,0505</w:t>
+            </w:r>
+          </w:p>
+        </w:tc>
+        <w:tc>
+          <w:tcPr/>
+          <w:p>
+            <w:pPr>
+              <w:pStyle w:val="Compact"/>
+            </w:pPr>
+            <w:r>
+              <w:rPr>
+                <w:rFonts w:ascii="Calibri" w:hAnsi="Calibri"/>
+                <w:sz w:val="20"/>
+              </w:rPr>
+              <w:t xml:space="preserve">0,0215</w:t>
+            </w:r>
+          </w:p>
+        </w:tc>
+        <w:tc>
+          <w:tcPr/>
+          <w:p>
+            <w:pPr>
+              <w:pStyle w:val="Compact"/>
+            </w:pPr>
+            <w:r>
+              <w:rPr>
+                <w:rFonts w:ascii="Calibri" w:hAnsi="Calibri"/>
+                <w:sz w:val="20"/>
+              </w:rPr>
+              <w:t xml:space="preserve">0,019</w:t>
+            </w:r>
+          </w:p>
+        </w:tc>
+      </w:tr>
+      <w:tr>
+        <w:tc>
+          <w:tcPr/>
+          <w:p>
+            <w:pPr>
+              <w:pStyle w:val="Compact"/>
+            </w:pPr>
+            <w:r>
+              <w:rPr>
+                <w:rFonts w:ascii="Calibri" w:hAnsi="Calibri"/>
+                <w:sz w:val="20"/>
+              </w:rPr>
+              <w:t xml:space="preserve">Resultado primario, rezago 1</w:t>
+            </w:r>
+          </w:p>
+        </w:tc>
+        <w:tc>
+          <w:tcPr/>
+          <w:p>
+            <w:pPr>
+              <w:pStyle w:val="Compact"/>
+            </w:pPr>
+            <w:r>
+              <w:rPr>
+                <w:rFonts w:ascii="Calibri" w:hAnsi="Calibri"/>
+                <w:sz w:val="20"/>
+              </w:rPr>
+              <w:t xml:space="preserve">0,3404</w:t>
+            </w:r>
+          </w:p>
+        </w:tc>
+        <w:tc>
+          <w:tcPr/>
+          <w:p>
+            <w:pPr>
+              <w:pStyle w:val="Compact"/>
+            </w:pPr>
+            <w:r>
+              <w:rPr>
+                <w:rFonts w:ascii="Calibri" w:hAnsi="Calibri"/>
+                <w:sz w:val="20"/>
+              </w:rPr>
+              <w:t xml:space="preserve">0,1116</w:t>
+            </w:r>
+          </w:p>
+        </w:tc>
+        <w:tc>
+          <w:tcPr/>
+          <w:p>
+            <w:pPr>
+              <w:pStyle w:val="Compact"/>
+            </w:pPr>
+            <w:r>
+              <w:rPr>
+                <w:rFonts w:ascii="Calibri" w:hAnsi="Calibri"/>
+                <w:sz w:val="20"/>
+              </w:rPr>
+              <w:t xml:space="preserve">0,002</w:t>
+            </w:r>
+          </w:p>
+        </w:tc>
+      </w:tr>
+      <w:tr>
+        <w:tc>
+          <w:tcPr/>
+          <w:p>
+            <w:pPr>
+              <w:pStyle w:val="Compact"/>
+            </w:pPr>
+            <w:r>
+              <w:rPr>
+                <w:rFonts w:ascii="Calibri" w:hAnsi="Calibri"/>
+                <w:sz w:val="20"/>
+              </w:rPr>
+              <w:t xml:space="preserve">Crecimiento, rezago 1</w:t>
+            </w:r>
+          </w:p>
+        </w:tc>
+        <w:tc>
+          <w:tcPr/>
+          <w:p>
+            <w:pPr>
+              <w:pStyle w:val="Compact"/>
+            </w:pPr>
+            <w:r>
+              <w:rPr>
+                <w:rFonts w:ascii="Calibri" w:hAnsi="Calibri"/>
+                <w:sz w:val="20"/>
+              </w:rPr>
+              <w:t xml:space="preserve">0,0901</w:t>
+            </w:r>
+          </w:p>
+        </w:tc>
+        <w:tc>
+          <w:tcPr/>
+          <w:p>
+            <w:pPr>
+              <w:pStyle w:val="Compact"/>
+            </w:pPr>
+            <w:r>
+              <w:rPr>
+                <w:rFonts w:ascii="Calibri" w:hAnsi="Calibri"/>
+                <w:sz w:val="20"/>
+              </w:rPr>
+              <w:t xml:space="preserve">0,0647</w:t>
+            </w:r>
+          </w:p>
+        </w:tc>
+        <w:tc>
+          <w:tcPr/>
+          <w:p>
+            <w:pPr>
+              <w:pStyle w:val="Compact"/>
+            </w:pPr>
+            <w:r>
+              <w:rPr>
+                <w:rFonts w:ascii="Calibri" w:hAnsi="Calibri"/>
+                <w:sz w:val="20"/>
+              </w:rPr>
+              <w:t xml:space="preserve">0,164</w:t>
+            </w:r>
+          </w:p>
+        </w:tc>
+      </w:tr>
+      <w:tr>
+        <w:tc>
+          <w:tcPr/>
+          <w:p>
+            <w:pPr>
+              <w:pStyle w:val="Compact"/>
+            </w:pPr>
+            <w:r>
+              <w:rPr>
+                <w:rFonts w:ascii="Calibri" w:hAnsi="Calibri"/>
+                <w:sz w:val="20"/>
+              </w:rPr>
+              <w:t xml:space="preserve">EMBI+, rezago 1</w:t>
+            </w:r>
+          </w:p>
+        </w:tc>
+        <w:tc>
+          <w:tcPr/>
+          <w:p>
+            <w:pPr>
+              <w:pStyle w:val="Compact"/>
+            </w:pPr>
+            <w:r>
+              <w:rPr>
+                <w:rFonts w:ascii="Calibri" w:hAnsi="Calibri"/>
+                <w:sz w:val="20"/>
+              </w:rPr>
+              <w:t xml:space="preserve">-0,0005</w:t>
+            </w:r>
+          </w:p>
+        </w:tc>
+        <w:tc>
+          <w:tcPr/>
+          <w:p>
+            <w:pPr>
+              <w:pStyle w:val="Compact"/>
+            </w:pPr>
+            <w:r>
+              <w:rPr>
+                <w:rFonts w:ascii="Calibri" w:hAnsi="Calibri"/>
+                <w:sz w:val="20"/>
+              </w:rPr>
+              <w:t xml:space="preserve">0,0004</w:t>
+            </w:r>
+          </w:p>
+        </w:tc>
+        <w:tc>
+          <w:tcPr/>
+          <w:p>
+            <w:pPr>
+              <w:pStyle w:val="Compact"/>
+            </w:pPr>
+            <w:r>
+              <w:rPr>
+                <w:rFonts w:ascii="Calibri" w:hAnsi="Calibri"/>
+                <w:sz w:val="20"/>
+              </w:rPr>
+              <w:t xml:space="preserve">0,189</w:t>
+            </w:r>
+          </w:p>
+        </w:tc>
+      </w:tr>
+      <w:tr>
+        <w:tc>
+          <w:tcPr/>
+          <w:p>
+            <w:pPr>
+              <w:pStyle w:val="Compact"/>
+            </w:pPr>
+            <w:r>
+              <w:rPr>
+                <w:rFonts w:ascii="Calibri" w:hAnsi="Calibri"/>
+                <w:sz w:val="20"/>
+              </w:rPr>
+              <w:t xml:space="preserve">TCRM, rezago 1</w:t>
+            </w:r>
+          </w:p>
+        </w:tc>
+        <w:tc>
+          <w:tcPr/>
+          <w:p>
+            <w:pPr>
+              <w:pStyle w:val="Compact"/>
+            </w:pPr>
+            <w:r>
+              <w:rPr>
+                <w:rFonts w:ascii="Calibri" w:hAnsi="Calibri"/>
+                <w:sz w:val="20"/>
+              </w:rPr>
+              <w:t xml:space="preserve">3,6341</w:t>
+            </w:r>
+          </w:p>
+        </w:tc>
+        <w:tc>
+          <w:tcPr/>
+          <w:p>
+            <w:pPr>
+              <w:pStyle w:val="Compact"/>
+            </w:pPr>
+            <w:r>
+              <w:rPr>
+                <w:rFonts w:ascii="Calibri" w:hAnsi="Calibri"/>
+                <w:sz w:val="20"/>
+              </w:rPr>
+              <w:t xml:space="preserve">1,7183</w:t>
+            </w:r>
+          </w:p>
+        </w:tc>
+        <w:tc>
+          <w:tcPr/>
+          <w:p>
+            <w:pPr>
+              <w:pStyle w:val="Compact"/>
+            </w:pPr>
+            <w:r>
+              <w:rPr>
+                <w:rFonts w:ascii="Calibri" w:hAnsi="Calibri"/>
+                <w:sz w:val="20"/>
+              </w:rPr>
+              <w:t xml:space="preserve">0,034</w:t>
+            </w:r>
+          </w:p>
+        </w:tc>
+      </w:tr>
+      <w:tr>
+        <w:tc>
+          <w:tcPr/>
+          <w:p>
+            <w:pPr>
+              <w:pStyle w:val="Compact"/>
+            </w:pPr>
+            <w:r>
+              <w:rPr>
+                <w:rFonts w:ascii="Calibri" w:hAnsi="Calibri"/>
+                <w:sz w:val="20"/>
+              </w:rPr>
+              <w:t xml:space="preserve">Resultado primario, rezago 2</w:t>
+            </w:r>
+          </w:p>
+        </w:tc>
+        <w:tc>
+          <w:tcPr/>
+          <w:p>
+            <w:pPr>
+              <w:pStyle w:val="Compact"/>
+            </w:pPr>
+            <w:r>
+              <w:rPr>
+                <w:rFonts w:ascii="Calibri" w:hAnsi="Calibri"/>
+                <w:sz w:val="20"/>
+              </w:rPr>
+              <w:t xml:space="preserve">0,3739</w:t>
+            </w:r>
+          </w:p>
+        </w:tc>
+        <w:tc>
+          <w:tcPr/>
+          <w:p>
+            <w:pPr>
+              <w:pStyle w:val="Compact"/>
+            </w:pPr>
+            <w:r>
+              <w:rPr>
+                <w:rFonts w:ascii="Calibri" w:hAnsi="Calibri"/>
+                <w:sz w:val="20"/>
+              </w:rPr>
+              <w:t xml:space="preserve">0,1190</w:t>
+            </w:r>
+          </w:p>
+        </w:tc>
+        <w:tc>
+          <w:tcPr/>
+          <w:p>
+            <w:pPr>
+              <w:pStyle w:val="Compact"/>
+            </w:pPr>
+            <w:r>
+              <w:rPr>
+                <w:rFonts w:ascii="Calibri" w:hAnsi="Calibri"/>
+                <w:sz w:val="20"/>
+              </w:rPr>
+              <w:t xml:space="preserve">0,002</w:t>
+            </w:r>
+          </w:p>
+        </w:tc>
+      </w:tr>
+      <w:tr>
+        <w:tc>
+          <w:tcPr/>
+          <w:p>
+            <w:pPr>
+              <w:pStyle w:val="Compact"/>
+            </w:pPr>
+            <w:r>
+              <w:rPr>
+                <w:rFonts w:ascii="Calibri" w:hAnsi="Calibri"/>
+                <w:sz w:val="20"/>
+              </w:rPr>
+              <w:t xml:space="preserve">Crecimiento, rezago 2</w:t>
+            </w:r>
+          </w:p>
+        </w:tc>
+        <w:tc>
+          <w:tcPr/>
+          <w:p>
+            <w:pPr>
+              <w:pStyle w:val="Compact"/>
+            </w:pPr>
+            <w:r>
+              <w:rPr>
+                <w:rFonts w:ascii="Calibri" w:hAnsi="Calibri"/>
+                <w:sz w:val="20"/>
+              </w:rPr>
+              <w:t xml:space="preserve">0,1250</w:t>
+            </w:r>
+          </w:p>
+        </w:tc>
+        <w:tc>
+          <w:tcPr/>
+          <w:p>
+            <w:pPr>
+              <w:pStyle w:val="Compact"/>
+            </w:pPr>
+            <w:r>
+              <w:rPr>
+                <w:rFonts w:ascii="Calibri" w:hAnsi="Calibri"/>
+                <w:sz w:val="20"/>
+              </w:rPr>
+              <w:t xml:space="preserve">0,0633</w:t>
+            </w:r>
+          </w:p>
+        </w:tc>
+        <w:tc>
+          <w:tcPr/>
+          <w:p>
+            <w:pPr>
+              <w:pStyle w:val="Compact"/>
+            </w:pPr>
+            <w:r>
+              <w:rPr>
+                <w:rFonts w:ascii="Calibri" w:hAnsi="Calibri"/>
+                <w:sz w:val="20"/>
+              </w:rPr>
+              <w:t xml:space="preserve">0,048</w:t>
+            </w:r>
+          </w:p>
+        </w:tc>
+      </w:tr>
+      <w:tr>
+        <w:tc>
+          <w:tcPr/>
+          <w:p>
+            <w:pPr>
+              <w:pStyle w:val="Compact"/>
+            </w:pPr>
+            <w:r>
+              <w:rPr>
+                <w:rFonts w:ascii="Calibri" w:hAnsi="Calibri"/>
+                <w:sz w:val="20"/>
+              </w:rPr>
+              <w:t xml:space="preserve">EMBI+, rezago 2</w:t>
+            </w:r>
+          </w:p>
+        </w:tc>
+        <w:tc>
+          <w:tcPr/>
+          <w:p>
+            <w:pPr>
+              <w:pStyle w:val="Compact"/>
+            </w:pPr>
+            <w:r>
+              <w:rPr>
+                <w:rFonts w:ascii="Calibri" w:hAnsi="Calibri"/>
+                <w:sz w:val="20"/>
+              </w:rPr>
+              <w:t xml:space="preserve">0,0001</w:t>
+            </w:r>
+          </w:p>
+        </w:tc>
+        <w:tc>
+          <w:tcPr/>
+          <w:p>
+            <w:pPr>
+              <w:pStyle w:val="Compact"/>
+            </w:pPr>
+            <w:r>
+              <w:rPr>
+                <w:rFonts w:ascii="Calibri" w:hAnsi="Calibri"/>
+                <w:sz w:val="20"/>
+              </w:rPr>
+              <w:t xml:space="preserve">0,0005</w:t>
+            </w:r>
+          </w:p>
+        </w:tc>
+        <w:tc>
+          <w:tcPr/>
+          <w:p>
+            <w:pPr>
+              <w:pStyle w:val="Compact"/>
+            </w:pPr>
+            <w:r>
+              <w:rPr>
+                <w:rFonts w:ascii="Calibri" w:hAnsi="Calibri"/>
+                <w:sz w:val="20"/>
+              </w:rPr>
+              <w:t xml:space="preserve">0,850</w:t>
+            </w:r>
+          </w:p>
+        </w:tc>
+      </w:tr>
+      <w:tr>
+        <w:tc>
+          <w:tcPr/>
+          <w:p>
+            <w:pPr>
+              <w:pStyle w:val="Compact"/>
+            </w:pPr>
+            <w:r>
+              <w:rPr>
+                <w:rFonts w:ascii="Calibri" w:hAnsi="Calibri"/>
+                <w:sz w:val="20"/>
+              </w:rPr>
+              <w:t xml:space="preserve">TCRM, rezago 2</w:t>
+            </w:r>
+          </w:p>
+        </w:tc>
+        <w:tc>
+          <w:tcPr/>
+          <w:p>
+            <w:pPr>
+              <w:pStyle w:val="Compact"/>
+            </w:pPr>
+            <w:r>
+              <w:rPr>
+                <w:rFonts w:ascii="Calibri" w:hAnsi="Calibri"/>
+                <w:sz w:val="20"/>
+              </w:rPr>
+              <w:t xml:space="preserve">-2,9019</w:t>
+            </w:r>
+          </w:p>
+        </w:tc>
+        <w:tc>
+          <w:tcPr/>
+          <w:p>
+            <w:pPr>
+              <w:pStyle w:val="Compact"/>
+            </w:pPr>
+            <w:r>
+              <w:rPr>
+                <w:rFonts w:ascii="Calibri" w:hAnsi="Calibri"/>
+                <w:sz w:val="20"/>
+              </w:rPr>
+              <w:t xml:space="preserve">2,3871</w:t>
+            </w:r>
+          </w:p>
+        </w:tc>
+        <w:tc>
+          <w:tcPr/>
+          <w:p>
+            <w:pPr>
+              <w:pStyle w:val="Compact"/>
+            </w:pPr>
+            <w:r>
+              <w:rPr>
+                <w:rFonts w:ascii="Calibri" w:hAnsi="Calibri"/>
+                <w:sz w:val="20"/>
+              </w:rPr>
+              <w:t xml:space="preserve">0,224</w:t>
+            </w:r>
+          </w:p>
+        </w:tc>
+      </w:tr>
+      <w:tr>
+        <w:tc>
+          <w:tcPr/>
+          <w:p>
+            <w:pPr>
+              <w:pStyle w:val="Compact"/>
+            </w:pPr>
+            <w:r>
+              <w:rPr>
+                <w:rFonts w:ascii="Calibri" w:hAnsi="Calibri"/>
+                <w:sz w:val="20"/>
+              </w:rPr>
+              <w:t xml:space="preserve">Resultado primario, rezago 3</w:t>
+            </w:r>
+          </w:p>
+        </w:tc>
+        <w:tc>
+          <w:tcPr/>
+          <w:p>
+            <w:pPr>
+              <w:pStyle w:val="Compact"/>
+            </w:pPr>
+            <w:r>
+              <w:rPr>
+                <w:rFonts w:ascii="Calibri" w:hAnsi="Calibri"/>
+                <w:sz w:val="20"/>
+              </w:rPr>
+              <w:t xml:space="preserve">0,0149</w:t>
+            </w:r>
+          </w:p>
+        </w:tc>
+        <w:tc>
+          <w:tcPr/>
+          <w:p>
+            <w:pPr>
+              <w:pStyle w:val="Compact"/>
+            </w:pPr>
+            <w:r>
+              <w:rPr>
+                <w:rFonts w:ascii="Calibri" w:hAnsi="Calibri"/>
+                <w:sz w:val="20"/>
+              </w:rPr>
+              <w:t xml:space="preserve">0,1154</w:t>
+            </w:r>
+          </w:p>
+        </w:tc>
+        <w:tc>
+          <w:tcPr/>
+          <w:p>
+            <w:pPr>
+              <w:pStyle w:val="Compact"/>
+            </w:pPr>
+            <w:r>
+              <w:rPr>
+                <w:rFonts w:ascii="Calibri" w:hAnsi="Calibri"/>
+                <w:sz w:val="20"/>
+              </w:rPr>
+              <w:t xml:space="preserve">0,897</w:t>
+            </w:r>
+          </w:p>
+        </w:tc>
+      </w:tr>
+      <w:tr>
+        <w:tc>
+          <w:tcPr/>
+          <w:p>
+            <w:pPr>
+              <w:pStyle w:val="Compact"/>
+            </w:pPr>
+            <w:r>
+              <w:rPr>
+                <w:rFonts w:ascii="Calibri" w:hAnsi="Calibri"/>
+                <w:sz w:val="20"/>
+              </w:rPr>
+              <w:t xml:space="preserve">Crecimiento, rezago 3</w:t>
+            </w:r>
+          </w:p>
+        </w:tc>
+        <w:tc>
+          <w:tcPr/>
+          <w:p>
+            <w:pPr>
+              <w:pStyle w:val="Compact"/>
+            </w:pPr>
+            <w:r>
+              <w:rPr>
+                <w:rFonts w:ascii="Calibri" w:hAnsi="Calibri"/>
+                <w:sz w:val="20"/>
+              </w:rPr>
+              <w:t xml:space="preserve">-0,0330</w:t>
+            </w:r>
+          </w:p>
+        </w:tc>
+        <w:tc>
+          <w:tcPr/>
+          <w:p>
+            <w:pPr>
+              <w:pStyle w:val="Compact"/>
+            </w:pPr>
+            <w:r>
+              <w:rPr>
+                <w:rFonts w:ascii="Calibri" w:hAnsi="Calibri"/>
+                <w:sz w:val="20"/>
+              </w:rPr>
+              <w:t xml:space="preserve">0,0605</w:t>
+            </w:r>
+          </w:p>
+        </w:tc>
+        <w:tc>
+          <w:tcPr/>
+          <w:p>
+            <w:pPr>
+              <w:pStyle w:val="Compact"/>
+            </w:pPr>
+            <w:r>
+              <w:rPr>
+                <w:rFonts w:ascii="Calibri" w:hAnsi="Calibri"/>
+                <w:sz w:val="20"/>
+              </w:rPr>
+              <w:t xml:space="preserve">0,586</w:t>
+            </w:r>
+          </w:p>
+        </w:tc>
+      </w:tr>
+      <w:tr>
+        <w:tc>
+          <w:tcPr/>
+          <w:p>
+            <w:pPr>
+              <w:pStyle w:val="Compact"/>
+            </w:pPr>
+            <w:r>
+              <w:rPr>
+                <w:rFonts w:ascii="Calibri" w:hAnsi="Calibri"/>
+                <w:sz w:val="20"/>
+              </w:rPr>
+              <w:t xml:space="preserve">EMBI+, rezago 3</w:t>
+            </w:r>
+          </w:p>
+        </w:tc>
+        <w:tc>
+          <w:tcPr/>
+          <w:p>
+            <w:pPr>
+              <w:pStyle w:val="Compact"/>
+            </w:pPr>
+            <w:r>
+              <w:rPr>
+                <w:rFonts w:ascii="Calibri" w:hAnsi="Calibri"/>
+                <w:sz w:val="20"/>
+              </w:rPr>
+              <w:t xml:space="preserve">0,0002</w:t>
+            </w:r>
+          </w:p>
+        </w:tc>
+        <w:tc>
+          <w:tcPr/>
+          <w:p>
+            <w:pPr>
+              <w:pStyle w:val="Compact"/>
+            </w:pPr>
+            <w:r>
+              <w:rPr>
+                <w:rFonts w:ascii="Calibri" w:hAnsi="Calibri"/>
+                <w:sz w:val="20"/>
+              </w:rPr>
+              <w:t xml:space="preserve">0,0004</w:t>
+            </w:r>
+          </w:p>
+        </w:tc>
+        <w:tc>
+          <w:tcPr/>
+          <w:p>
+            <w:pPr>
+              <w:pStyle w:val="Compact"/>
+            </w:pPr>
+            <w:r>
+              <w:rPr>
+                <w:rFonts w:ascii="Calibri" w:hAnsi="Calibri"/>
+                <w:sz w:val="20"/>
+              </w:rPr>
+              <w:t xml:space="preserve">0,520</w:t>
+            </w:r>
+          </w:p>
+        </w:tc>
+      </w:tr>
+      <w:tr>
+        <w:tc>
+          <w:tcPr/>
+          <w:p>
+            <w:pPr>
+              <w:pStyle w:val="Compact"/>
+            </w:pPr>
+            <w:r>
+              <w:rPr>
+                <w:rFonts w:ascii="Calibri" w:hAnsi="Calibri"/>
+                <w:sz w:val="20"/>
+              </w:rPr>
+              <w:t xml:space="preserve">TCRM, rezago 3</w:t>
+            </w:r>
+          </w:p>
+        </w:tc>
+        <w:tc>
+          <w:tcPr/>
+          <w:p>
+            <w:pPr>
+              <w:pStyle w:val="Compact"/>
+            </w:pPr>
+            <w:r>
+              <w:rPr>
+                <w:rFonts w:ascii="Calibri" w:hAnsi="Calibri"/>
+                <w:sz w:val="20"/>
+              </w:rPr>
+              <w:t xml:space="preserve">-0,2936</w:t>
+            </w:r>
+          </w:p>
+        </w:tc>
+        <w:tc>
+          <w:tcPr/>
+          <w:p>
+            <w:pPr>
+              <w:pStyle w:val="Compact"/>
+            </w:pPr>
+            <w:r>
+              <w:rPr>
+                <w:rFonts w:ascii="Calibri" w:hAnsi="Calibri"/>
+                <w:sz w:val="20"/>
+              </w:rPr>
+              <w:t xml:space="preserve">1,6455</w:t>
+            </w:r>
+          </w:p>
+        </w:tc>
+        <w:tc>
+          <w:tcPr/>
+          <w:p>
+            <w:pPr>
+              <w:pStyle w:val="Compact"/>
+            </w:pPr>
+            <w:r>
+              <w:rPr>
+                <w:rFonts w:ascii="Calibri" w:hAnsi="Calibri"/>
+                <w:sz w:val="20"/>
+              </w:rPr>
+              <w:t xml:space="preserve">0,858</w:t>
+            </w:r>
+          </w:p>
+        </w:tc>
+      </w:tr>
+    </w:tbl>
+    <w:bookmarkEnd w:id="130"/>
+    <w:bookmarkStart w:id="131" w:name="X75af1f7c14f81eb011f7e98c945663ad6c4e183"/>
+    <w:p>
+      <w:pPr>
+        <w:pStyle w:val="Heading2"/>
+      </w:pPr>
+      <w:r>
+        <w:t xml:space="preserve">A.5 Resultados completos de la simulación por especificación</w:t>
+      </w:r>
+    </w:p>
+    <w:p>
+      <w:pPr>
+        <w:pStyle w:val="FirstParagraph"/>
+      </w:pPr>
+      <w:r>
+        <w:t xml:space="preserve">Media entre réplicas de parámetros y, entre corchetes, percentiles 5 y 95 (300 réplicas por 400 trayectorias).</w:t>
+      </w:r>
+    </w:p>
+    <w:tbl>
+      <w:tblPr>
+        <w:tblStyle w:val="Table"/>
+        <w:tblW w:type="pct" w:w="5000"/>
+        <w:tblLayout w:type="fixed"/>
+        <w:tblLook w:firstRow="1" w:lastRow="0" w:firstColumn="0" w:lastColumn="0" w:noHBand="0" w:noVBand="0" w:val="0020"/>
+        <w:tblBorders>
+          <w:top w:val="single" w:sz="4" w:color="808080"/>
+          <w:left w:val="single" w:sz="4" w:color="808080"/>
+          <w:bottom w:val="single" w:sz="4" w:color="808080"/>
+          <w:right w:val="single" w:sz="4" w:color="808080"/>
+          <w:insideH w:val="single" w:sz="4" w:color="808080"/>
+          <w:insideV w:val="single" w:sz="4" w:color="808080"/>
+        </w:tblBorders>
+      </w:tblPr>
+      <w:tblGrid>
+        <w:gridCol w:w="1584"/>
+        <w:gridCol w:w="1584"/>
+        <w:gridCol w:w="1584"/>
+        <w:gridCol w:w="1584"/>
+        <w:gridCol w:w="1584"/>
+      </w:tblGrid>
+      <w:tr>
+        <w:trPr>
+          <w:tblHeader w:val="on"/>
+        </w:trPr>
+        <w:tc>
+          <w:tcPr/>
+          <w:p>
+            <w:pPr>
+              <w:pStyle w:val="Compact"/>
+            </w:pPr>
+            <w:r>
+              <w:rPr>
+                <w:rFonts w:ascii="Calibri" w:hAnsi="Calibri"/>
+                <w:sz w:val="20"/>
+              </w:rPr>
+              <w:t xml:space="preserve">Indicador</w:t>
+            </w:r>
+          </w:p>
+        </w:tc>
+        <w:tc>
+          <w:tcPr/>
+          <w:p>
+            <w:pPr>
+              <w:pStyle w:val="Compact"/>
+            </w:pPr>
+            <w:r>
+              <w:rPr>
+                <w:rFonts w:ascii="Calibri" w:hAnsi="Calibri"/>
+                <w:sz w:val="20"/>
+              </w:rPr>
+              <w:t xml:space="preserve">Neta (principal)</w:t>
+            </w:r>
+          </w:p>
+        </w:tc>
+        <w:tc>
+          <w:tcPr/>
+          <w:p>
+            <w:pPr>
+              <w:pStyle w:val="Compact"/>
+            </w:pPr>
+            <w:r>
+              <w:rPr>
+                <w:rFonts w:ascii="Calibri" w:hAnsi="Calibri"/>
+                <w:sz w:val="20"/>
+              </w:rPr>
+              <w:t xml:space="preserve">Neta en libros</w:t>
+            </w:r>
+          </w:p>
+        </w:tc>
+        <w:tc>
+          <w:tcPr/>
+          <w:p>
+            <w:pPr>
+              <w:pStyle w:val="Compact"/>
+            </w:pPr>
+            <w:r>
+              <w:rPr>
+                <w:rFonts w:ascii="Calibri" w:hAnsi="Calibri"/>
+                <w:sz w:val="20"/>
+              </w:rPr>
+              <w:t xml:space="preserve">Bruta</w:t>
+            </w:r>
+          </w:p>
+        </w:tc>
+        <w:tc>
+          <w:tcPr/>
+          <w:p>
+            <w:pPr>
+              <w:pStyle w:val="Compact"/>
+            </w:pPr>
+            <w:r>
+              <w:rPr>
+                <w:rFonts w:ascii="Calibri" w:hAnsi="Calibri"/>
+                <w:sz w:val="20"/>
+              </w:rPr>
+              <w:t xml:space="preserve">Neta con tasas en pesos</w:t>
+            </w:r>
+          </w:p>
+        </w:tc>
+      </w:tr>
+      <w:tr>
+        <w:tc>
+          <w:tcPr/>
+          <w:p>
+            <w:pPr>
+              <w:pStyle w:val="Compact"/>
+            </w:pPr>
+            <w:r>
+              <w:rPr>
+                <w:rFonts w:ascii="Calibri" w:hAnsi="Calibri"/>
+                <w:sz w:val="20"/>
+              </w:rPr>
+              <w:t xml:space="preserve">No estabilización 2030 (%)</w:t>
+            </w:r>
+          </w:p>
+        </w:tc>
+        <w:tc>
+          <w:tcPr/>
+          <w:p>
+            <w:pPr>
+              <w:pStyle w:val="Compact"/>
+            </w:pPr>
+            <w:r>
+              <w:rPr>
+                <w:rFonts w:ascii="Calibri" w:hAnsi="Calibri"/>
+                <w:sz w:val="20"/>
+              </w:rPr>
+              <w:t xml:space="preserve">11,8 [8,0; 15,8]</w:t>
+            </w:r>
+          </w:p>
+        </w:tc>
+        <w:tc>
+          <w:tcPr/>
+          <w:p>
+            <w:pPr>
+              <w:pStyle w:val="Compact"/>
+            </w:pPr>
+            <w:r>
+              <w:rPr>
+                <w:rFonts w:ascii="Calibri" w:hAnsi="Calibri"/>
+                <w:sz w:val="20"/>
+              </w:rPr>
+              <w:t xml:space="preserve">13,0 [9,0; 17,8]</w:t>
+            </w:r>
+          </w:p>
+        </w:tc>
+        <w:tc>
+          <w:tcPr/>
+          <w:p>
+            <w:pPr>
+              <w:pStyle w:val="Compact"/>
+            </w:pPr>
+            <w:r>
+              <w:rPr>
+                <w:rFonts w:ascii="Calibri" w:hAnsi="Calibri"/>
+                <w:sz w:val="20"/>
+              </w:rPr>
+              <w:t xml:space="preserve">12,7 [9,0; 17,0]</w:t>
+            </w:r>
+          </w:p>
+        </w:tc>
+        <w:tc>
+          <w:tcPr/>
+          <w:p>
+            <w:pPr>
+              <w:pStyle w:val="Compact"/>
+            </w:pPr>
+            <w:r>
+              <w:rPr>
+                <w:rFonts w:ascii="Calibri" w:hAnsi="Calibri"/>
+                <w:sz w:val="20"/>
+              </w:rPr>
+              <w:t xml:space="preserve">12,2 [8,5; 16,0]</w:t>
+            </w:r>
+          </w:p>
+        </w:tc>
+      </w:tr>
+      <w:tr>
+        <w:tc>
+          <w:tcPr/>
+          <w:p>
+            <w:pPr>
+              <w:pStyle w:val="Compact"/>
+            </w:pPr>
+            <w:r>
+              <w:rPr>
+                <w:rFonts w:ascii="Calibri" w:hAnsi="Calibri"/>
+                <w:sz w:val="20"/>
+              </w:rPr>
+              <w:t xml:space="preserve">No estabilización 2035 (%)</w:t>
+            </w:r>
+          </w:p>
+        </w:tc>
+        <w:tc>
+          <w:tcPr/>
+          <w:p>
+            <w:pPr>
+              <w:pStyle w:val="Compact"/>
+            </w:pPr>
+            <w:r>
+              <w:rPr>
+                <w:rFonts w:ascii="Calibri" w:hAnsi="Calibri"/>
+                <w:sz w:val="20"/>
+              </w:rPr>
+              <w:t xml:space="preserve">6,0 [3,0; 9,8]</w:t>
+            </w:r>
+          </w:p>
+        </w:tc>
+        <w:tc>
+          <w:tcPr/>
+          <w:p>
+            <w:pPr>
+              <w:pStyle w:val="Compact"/>
+            </w:pPr>
+            <w:r>
+              <w:rPr>
+                <w:rFonts w:ascii="Calibri" w:hAnsi="Calibri"/>
+                <w:sz w:val="20"/>
+              </w:rPr>
+              <w:t xml:space="preserve">6,8 [3,2; 10,8]</w:t>
+            </w:r>
+          </w:p>
+        </w:tc>
+        <w:tc>
+          <w:tcPr/>
+          <w:p>
+            <w:pPr>
+              <w:pStyle w:val="Compact"/>
+            </w:pPr>
+            <w:r>
+              <w:rPr>
+                <w:rFonts w:ascii="Calibri" w:hAnsi="Calibri"/>
+                <w:sz w:val="20"/>
+              </w:rPr>
+              <w:t xml:space="preserve">7,3 [4,0; 11,2]</w:t>
+            </w:r>
+          </w:p>
+        </w:tc>
+        <w:tc>
+          <w:tcPr/>
+          <w:p>
+            <w:pPr>
+              <w:pStyle w:val="Compact"/>
+            </w:pPr>
+            <w:r>
+              <w:rPr>
+                <w:rFonts w:ascii="Calibri" w:hAnsi="Calibri"/>
+                <w:sz w:val="20"/>
+              </w:rPr>
+              <w:t xml:space="preserve">7,6 [3,7; 12,0]</w:t>
+            </w:r>
+          </w:p>
+        </w:tc>
+      </w:tr>
+      <w:tr>
+        <w:tc>
+          <w:tcPr/>
+          <w:p>
+            <w:pPr>
+              <w:pStyle w:val="Compact"/>
+            </w:pPr>
+            <w:r>
+              <w:rPr>
+                <w:rFonts w:ascii="Calibri" w:hAnsi="Calibri"/>
+                <w:sz w:val="20"/>
+              </w:rPr>
+              <w:t xml:space="preserve">Deuda media 2035 (% PIB)</w:t>
+            </w:r>
+          </w:p>
+        </w:tc>
+        <w:tc>
+          <w:tcPr/>
+          <w:p>
+            <w:pPr>
+              <w:pStyle w:val="Compact"/>
+            </w:pPr>
+            <w:r>
+              <w:rPr>
+                <w:rFonts w:ascii="Calibri" w:hAnsi="Calibri"/>
+                <w:sz w:val="20"/>
+              </w:rPr>
+              <w:t xml:space="preserve">18,0 [17,2; 19,2]</w:t>
+            </w:r>
+          </w:p>
+        </w:tc>
+        <w:tc>
+          <w:tcPr/>
+          <w:p>
+            <w:pPr>
+              <w:pStyle w:val="Compact"/>
+            </w:pPr>
+            <w:r>
+              <w:rPr>
+                <w:rFonts w:ascii="Calibri" w:hAnsi="Calibri"/>
+                <w:sz w:val="20"/>
+              </w:rPr>
+              <w:t xml:space="preserve">19,7 [18,8; 21,0]</w:t>
+            </w:r>
+          </w:p>
+        </w:tc>
+        <w:tc>
+          <w:tcPr/>
+          <w:p>
+            <w:pPr>
+              <w:pStyle w:val="Compact"/>
+            </w:pPr>
+            <w:r>
+              <w:rPr>
+                <w:rFonts w:ascii="Calibri" w:hAnsi="Calibri"/>
+                <w:sz w:val="20"/>
+              </w:rPr>
+              <w:t xml:space="preserve">25,8 [24,9; 26,9]</w:t>
+            </w:r>
+          </w:p>
+        </w:tc>
+        <w:tc>
+          <w:tcPr/>
+          <w:p>
+            <w:pPr>
+              <w:pStyle w:val="Compact"/>
+            </w:pPr>
+            <w:r>
+              <w:rPr>
+                <w:rFonts w:ascii="Calibri" w:hAnsi="Calibri"/>
+                <w:sz w:val="20"/>
+              </w:rPr>
+              <w:t xml:space="preserve">18,6 [17,4; 20,3]</w:t>
+            </w:r>
+          </w:p>
+        </w:tc>
+      </w:tr>
+      <w:tr>
+        <w:tc>
+          <w:tcPr/>
+          <w:p>
+            <w:pPr>
+              <w:pStyle w:val="Compact"/>
+            </w:pPr>
+            <w:r>
+              <w:rPr>
+                <w:rFonts w:ascii="Calibri" w:hAnsi="Calibri"/>
+                <w:sz w:val="20"/>
+              </w:rPr>
+              <w:t xml:space="preserve">Ancho p5-p95 2030</w:t>
+            </w:r>
+          </w:p>
+        </w:tc>
+        <w:tc>
+          <w:tcPr/>
+          <w:p>
+            <w:pPr>
+              <w:pStyle w:val="Compact"/>
+            </w:pPr>
+            <w:r>
+              <w:rPr>
+                <w:rFonts w:ascii="Calibri" w:hAnsi="Calibri"/>
+                <w:sz w:val="20"/>
+              </w:rPr>
+              <w:t xml:space="preserve">19,4 [15,4; 24,3]</w:t>
+            </w:r>
+          </w:p>
+        </w:tc>
+        <w:tc>
+          <w:tcPr/>
+          <w:p>
+            <w:pPr>
+              <w:pStyle w:val="Compact"/>
+            </w:pPr>
+            <w:r>
+              <w:rPr>
+                <w:rFonts w:ascii="Calibri" w:hAnsi="Calibri"/>
+                <w:sz w:val="20"/>
+              </w:rPr>
+              <w:t xml:space="preserve">19,9 [15,8; 24,6]</w:t>
+            </w:r>
+          </w:p>
+        </w:tc>
+        <w:tc>
+          <w:tcPr/>
+          <w:p>
+            <w:pPr>
+              <w:pStyle w:val="Compact"/>
+            </w:pPr>
+            <w:r>
+              <w:rPr>
+                <w:rFonts w:ascii="Calibri" w:hAnsi="Calibri"/>
+                <w:sz w:val="20"/>
+              </w:rPr>
+              <w:t xml:space="preserve">20,9 [16,9; 26,0]</w:t>
+            </w:r>
+          </w:p>
+        </w:tc>
+        <w:tc>
+          <w:tcPr/>
+          <w:p>
+            <w:pPr>
+              <w:pStyle w:val="Compact"/>
+            </w:pPr>
+            <w:r>
+              <w:rPr>
+                <w:rFonts w:ascii="Calibri" w:hAnsi="Calibri"/>
+                <w:sz w:val="20"/>
+              </w:rPr>
+              <w:t xml:space="preserve">21,3 [16,5; 27,2]</w:t>
+            </w:r>
+          </w:p>
+        </w:tc>
+      </w:tr>
+      <w:tr>
+        <w:tc>
+          <w:tcPr/>
+          <w:p>
+            <w:pPr>
+              <w:pStyle w:val="Compact"/>
+            </w:pPr>
+            <w:r>
+              <w:rPr>
+                <w:rFonts w:ascii="Calibri" w:hAnsi="Calibri"/>
+                <w:sz w:val="20"/>
+              </w:rPr>
+              <w:t xml:space="preserve">Varianza 2035: fiscal (%)</w:t>
+            </w:r>
+          </w:p>
+        </w:tc>
+        <w:tc>
+          <w:tcPr/>
+          <w:p>
+            <w:pPr>
+              <w:pStyle w:val="Compact"/>
+            </w:pPr>
+            <w:r>
+              <w:rPr>
+                <w:rFonts w:ascii="Calibri" w:hAnsi="Calibri"/>
+                <w:sz w:val="20"/>
+              </w:rPr>
+              <w:t xml:space="preserve">19,4 [3,5; 41,2]</w:t>
+            </w:r>
+          </w:p>
+        </w:tc>
+        <w:tc>
+          <w:tcPr/>
+          <w:p>
+            <w:pPr>
+              <w:pStyle w:val="Compact"/>
+            </w:pPr>
+            <w:r>
+              <w:rPr>
+                <w:rFonts w:ascii="Calibri" w:hAnsi="Calibri"/>
+                <w:sz w:val="20"/>
+              </w:rPr>
+              <w:t xml:space="preserve">18,7 [3,6; 38,9]</w:t>
+            </w:r>
+          </w:p>
+        </w:tc>
+        <w:tc>
+          <w:tcPr/>
+          <w:p>
+            <w:pPr>
+              <w:pStyle w:val="Compact"/>
+            </w:pPr>
+            <w:r>
+              <w:rPr>
+                <w:rFonts w:ascii="Calibri" w:hAnsi="Calibri"/>
+                <w:sz w:val="20"/>
+              </w:rPr>
+              <w:t xml:space="preserve">21,4 [2,3; 50,0]</w:t>
+            </w:r>
+          </w:p>
+        </w:tc>
+        <w:tc>
+          <w:tcPr/>
+          <w:p>
+            <w:pPr>
+              <w:pStyle w:val="Compact"/>
+            </w:pPr>
+            <w:r>
+              <w:rPr>
+                <w:rFonts w:ascii="Calibri" w:hAnsi="Calibri"/>
+                <w:sz w:val="20"/>
+              </w:rPr>
+              <w:t xml:space="preserve">16,8 [2,7; 38,8]</w:t>
+            </w:r>
+          </w:p>
+        </w:tc>
+      </w:tr>
+      <w:tr>
+        <w:tc>
+          <w:tcPr/>
+          <w:p>
+            <w:pPr>
+              <w:pStyle w:val="Compact"/>
+            </w:pPr>
+            <w:r>
+              <w:rPr>
+                <w:rFonts w:ascii="Calibri" w:hAnsi="Calibri"/>
+                <w:sz w:val="20"/>
+              </w:rPr>
+              <w:t xml:space="preserve">Varianza 2035: actividad (%)</w:t>
+            </w:r>
+          </w:p>
+        </w:tc>
+        <w:tc>
+          <w:tcPr/>
+          <w:p>
+            <w:pPr>
+              <w:pStyle w:val="Compact"/>
+            </w:pPr>
+            <w:r>
+              <w:rPr>
+                <w:rFonts w:ascii="Calibri" w:hAnsi="Calibri"/>
+                <w:sz w:val="20"/>
+              </w:rPr>
+              <w:t xml:space="preserve">21,6 [3,9; 49,9]</w:t>
+            </w:r>
+          </w:p>
+        </w:tc>
+        <w:tc>
+          <w:tcPr/>
+          <w:p>
+            <w:pPr>
+              <w:pStyle w:val="Compact"/>
+            </w:pPr>
+            <w:r>
+              <w:rPr>
+                <w:rFonts w:ascii="Calibri" w:hAnsi="Calibri"/>
+                <w:sz w:val="20"/>
+              </w:rPr>
+              <w:t xml:space="preserve">22,8 [4,0; 54,2]</w:t>
+            </w:r>
+          </w:p>
+        </w:tc>
+        <w:tc>
+          <w:tcPr/>
+          <w:p>
+            <w:pPr>
+              <w:pStyle w:val="Compact"/>
+            </w:pPr>
+            <w:r>
+              <w:rPr>
+                <w:rFonts w:ascii="Calibri" w:hAnsi="Calibri"/>
+                <w:sz w:val="20"/>
+              </w:rPr>
+              <w:t xml:space="preserve">27,4 [6,6; 58,4]</w:t>
+            </w:r>
+          </w:p>
+        </w:tc>
+        <w:tc>
+          <w:tcPr/>
+          <w:p>
+            <w:pPr>
+              <w:pStyle w:val="Compact"/>
+            </w:pPr>
+            <w:r>
+              <w:rPr>
+                <w:rFonts w:ascii="Calibri" w:hAnsi="Calibri"/>
+                <w:sz w:val="20"/>
+              </w:rPr>
+              <w:t xml:space="preserve">16,3 [3,0; 40,3]</w:t>
+            </w:r>
+          </w:p>
+        </w:tc>
+      </w:tr>
+      <w:tr>
+        <w:tc>
+          <w:tcPr/>
+          <w:p>
+            <w:pPr>
+              <w:pStyle w:val="Compact"/>
+            </w:pPr>
+            <w:r>
+              <w:rPr>
+                <w:rFonts w:ascii="Calibri" w:hAnsi="Calibri"/>
+                <w:sz w:val="20"/>
+              </w:rPr>
+              <w:t xml:space="preserve">Varianza 2035: cambiario y de riesgo (%)</w:t>
+            </w:r>
+          </w:p>
+        </w:tc>
+        <w:tc>
+          <w:tcPr/>
+          <w:p>
+            <w:pPr>
+              <w:pStyle w:val="Compact"/>
+            </w:pPr>
+            <w:r>
+              <w:rPr>
+                <w:rFonts w:ascii="Calibri" w:hAnsi="Calibri"/>
+                <w:sz w:val="20"/>
+              </w:rPr>
+              <w:t xml:space="preserve">59,0 [12,5; 89,5]</w:t>
+            </w:r>
+          </w:p>
+        </w:tc>
+        <w:tc>
+          <w:tcPr/>
+          <w:p>
+            <w:pPr>
+              <w:pStyle w:val="Compact"/>
+            </w:pPr>
+            <w:r>
+              <w:rPr>
+                <w:rFonts w:ascii="Calibri" w:hAnsi="Calibri"/>
+                <w:sz w:val="20"/>
+              </w:rPr>
+              <w:t xml:space="preserve">58,4 [15,1; 88,8]</w:t>
+            </w:r>
+          </w:p>
+        </w:tc>
+        <w:tc>
+          <w:tcPr/>
+          <w:p>
+            <w:pPr>
+              <w:pStyle w:val="Compact"/>
+            </w:pPr>
+            <w:r>
+              <w:rPr>
+                <w:rFonts w:ascii="Calibri" w:hAnsi="Calibri"/>
+                <w:sz w:val="20"/>
+              </w:rPr>
+              <w:t xml:space="preserve">51,2 [6,8; 86,5]</w:t>
+            </w:r>
+          </w:p>
+        </w:tc>
+        <w:tc>
+          <w:tcPr/>
+          <w:p>
+            <w:pPr>
+              <w:pStyle w:val="Compact"/>
+            </w:pPr>
+            <w:r>
+              <w:rPr>
+                <w:rFonts w:ascii="Calibri" w:hAnsi="Calibri"/>
+                <w:sz w:val="20"/>
+              </w:rPr>
+              <w:t xml:space="preserve">66,9 [25,1; 92,3]</w:t>
+            </w:r>
+          </w:p>
+        </w:tc>
+      </w:tr>
+      <w:tr>
+        <w:tc>
+          <w:tcPr/>
+          <w:p>
+            <w:pPr>
+              <w:pStyle w:val="Compact"/>
+            </w:pPr>
+            <w:r>
+              <w:rPr>
+                <w:rFonts w:ascii="Calibri" w:hAnsi="Calibri"/>
+                <w:sz w:val="20"/>
+              </w:rPr>
+              <w:t xml:space="preserve">H1a: no fiscal menos fiscal</w:t>
+            </w:r>
+          </w:p>
+        </w:tc>
+        <w:tc>
+          <w:tcPr/>
+          <w:p>
+            <w:pPr>
+              <w:pStyle w:val="Compact"/>
+            </w:pPr>
+            <w:r>
+              <w:rPr>
+                <w:rFonts w:ascii="Calibri" w:hAnsi="Calibri"/>
+                <w:sz w:val="20"/>
+              </w:rPr>
+              <w:t xml:space="preserve">61,2 [17,5; 93,0]</w:t>
+            </w:r>
+          </w:p>
+        </w:tc>
+        <w:tc>
+          <w:tcPr/>
+          <w:p>
+            <w:pPr>
+              <w:pStyle w:val="Compact"/>
+            </w:pPr>
+            <w:r>
+              <w:rPr>
+                <w:rFonts w:ascii="Calibri" w:hAnsi="Calibri"/>
+                <w:sz w:val="20"/>
+              </w:rPr>
+              <w:t xml:space="preserve">62,5 [22,3; 92,7]</w:t>
+            </w:r>
+          </w:p>
+        </w:tc>
+        <w:tc>
+          <w:tcPr/>
+          <w:p>
+            <w:pPr>
+              <w:pStyle w:val="Compact"/>
+            </w:pPr>
+            <w:r>
+              <w:rPr>
+                <w:rFonts w:ascii="Calibri" w:hAnsi="Calibri"/>
+                <w:sz w:val="20"/>
+              </w:rPr>
+              <w:t xml:space="preserve">57,1 [0,1; 95,4]</w:t>
+            </w:r>
+          </w:p>
+        </w:tc>
+        <w:tc>
+          <w:tcPr/>
+          <w:p>
+            <w:pPr>
+              <w:pStyle w:val="Compact"/>
+            </w:pPr>
+            <w:r>
+              <w:rPr>
+                <w:rFonts w:ascii="Calibri" w:hAnsi="Calibri"/>
+                <w:sz w:val="20"/>
+              </w:rPr>
+              <w:t xml:space="preserve">66,4 [22,4; 94,7]</w:t>
+            </w:r>
+          </w:p>
+        </w:tc>
+      </w:tr>
+      <w:tr>
+        <w:tc>
+          <w:tcPr/>
+          <w:p>
+            <w:pPr>
+              <w:pStyle w:val="Compact"/>
+            </w:pPr>
+            <w:r>
+              <w:rPr>
+                <w:rFonts w:ascii="Calibri" w:hAnsi="Calibri"/>
+                <w:sz w:val="20"/>
+              </w:rPr>
+              <w:t xml:space="preserve">H2: FED 1 desvío, Δ probabilidad 2035 (pp)</w:t>
+            </w:r>
+          </w:p>
+        </w:tc>
+        <w:tc>
+          <w:tcPr/>
+          <w:p>
+            <w:pPr>
+              <w:pStyle w:val="Compact"/>
+            </w:pPr>
+            <w:r>
+              <w:rPr>
+                <w:rFonts w:ascii="Calibri" w:hAnsi="Calibri"/>
+                <w:sz w:val="20"/>
+              </w:rPr>
+              <w:t xml:space="preserve">0,5 [0,0; 1,5]</w:t>
+            </w:r>
+          </w:p>
+        </w:tc>
+        <w:tc>
+          <w:tcPr/>
+          <w:p>
+            <w:pPr>
+              <w:pStyle w:val="Compact"/>
+            </w:pPr>
+            <w:r>
+              <w:rPr>
+                <w:rFonts w:ascii="Calibri" w:hAnsi="Calibri"/>
+                <w:sz w:val="20"/>
+              </w:rPr>
+              <w:t xml:space="preserve">0,6 [0,0; 1,8]</w:t>
+            </w:r>
+          </w:p>
+        </w:tc>
+        <w:tc>
+          <w:tcPr/>
+          <w:p>
+            <w:pPr>
+              <w:pStyle w:val="Compact"/>
+            </w:pPr>
+            <w:r>
+              <w:rPr>
+                <w:rFonts w:ascii="Calibri" w:hAnsi="Calibri"/>
+                <w:sz w:val="20"/>
+              </w:rPr>
+              <w:t xml:space="preserve">0,6 [0,0; 1,5]</w:t>
+            </w:r>
+          </w:p>
+        </w:tc>
+        <w:tc>
+          <w:tcPr/>
+          <w:p>
+            <w:pPr>
+              <w:pStyle w:val="Compact"/>
+            </w:pPr>
+            <w:r>
+              <w:rPr>
+                <w:rFonts w:ascii="Calibri" w:hAnsi="Calibri"/>
+                <w:sz w:val="20"/>
+              </w:rPr>
+              <w:t xml:space="preserve">0,7 [0,0; 1,8]</w:t>
+            </w:r>
+          </w:p>
+        </w:tc>
+      </w:tr>
+      <w:tr>
+        <w:tc>
+          <w:tcPr/>
+          <w:p>
+            <w:pPr>
+              <w:pStyle w:val="Compact"/>
+            </w:pPr>
+            <w:r>
+              <w:rPr>
+                <w:rFonts w:ascii="Calibri" w:hAnsi="Calibri"/>
+                <w:sz w:val="20"/>
+              </w:rPr>
+              <w:t xml:space="preserve">H2: FED 2022-2023, Δ probabilidad 2035 (pp)</w:t>
+            </w:r>
+          </w:p>
+        </w:tc>
+        <w:tc>
+          <w:tcPr/>
+          <w:p>
+            <w:pPr>
+              <w:pStyle w:val="Compact"/>
+            </w:pPr>
+            <w:r>
+              <w:rPr>
+                <w:rFonts w:ascii="Calibri" w:hAnsi="Calibri"/>
+                <w:sz w:val="20"/>
+              </w:rPr>
+              <w:t xml:space="preserve">7,7 [2,5; 16,0]</w:t>
+            </w:r>
+          </w:p>
+        </w:tc>
+        <w:tc>
+          <w:tcPr/>
+          <w:p>
+            <w:pPr>
+              <w:pStyle w:val="Compact"/>
+            </w:pPr>
+            <w:r>
+              <w:rPr>
+                <w:rFonts w:ascii="Calibri" w:hAnsi="Calibri"/>
+                <w:sz w:val="20"/>
+              </w:rPr>
+              <w:t xml:space="preserve">8,2 [3,0; 17,3]</w:t>
+            </w:r>
+          </w:p>
+        </w:tc>
+        <w:tc>
+          <w:tcPr/>
+          <w:p>
+            <w:pPr>
+              <w:pStyle w:val="Compact"/>
+            </w:pPr>
+            <w:r>
+              <w:rPr>
+                <w:rFonts w:ascii="Calibri" w:hAnsi="Calibri"/>
+                <w:sz w:val="20"/>
+              </w:rPr>
+              <w:t xml:space="preserve">7,2 [2,0; 13,2]</w:t>
+            </w:r>
+          </w:p>
+        </w:tc>
+        <w:tc>
+          <w:tcPr/>
+          <w:p>
+            <w:pPr>
+              <w:pStyle w:val="Compact"/>
+            </w:pPr>
+            <w:r>
+              <w:rPr>
+                <w:rFonts w:ascii="Calibri" w:hAnsi="Calibri"/>
+                <w:sz w:val="20"/>
+              </w:rPr>
+              <w:t xml:space="preserve">9,0 [2,2; 20,5]</w:t>
+            </w:r>
+          </w:p>
+        </w:tc>
+      </w:tr>
+      <w:tr>
+        <w:tc>
+          <w:tcPr/>
+          <w:p>
+            <w:pPr>
+              <w:pStyle w:val="Compact"/>
+            </w:pPr>
+            <w:r>
+              <w:rPr>
+                <w:rFonts w:ascii="Calibri" w:hAnsi="Calibri"/>
+                <w:sz w:val="20"/>
+              </w:rPr>
+              <w:t xml:space="preserve">H2: FED 2022-2023, Δ deuda 2035 (pp PIB)</w:t>
+            </w:r>
+          </w:p>
+        </w:tc>
+        <w:tc>
+          <w:tcPr/>
+          <w:p>
+            <w:pPr>
+              <w:pStyle w:val="Compact"/>
+            </w:pPr>
+            <w:r>
+              <w:rPr>
+                <w:rFonts w:ascii="Calibri" w:hAnsi="Calibri"/>
+                <w:sz w:val="20"/>
+              </w:rPr>
+              <w:t xml:space="preserve">7,0 [1,4; 16,0]</w:t>
+            </w:r>
+          </w:p>
+        </w:tc>
+        <w:tc>
+          <w:tcPr/>
+          <w:p>
+            <w:pPr>
+              <w:pStyle w:val="Compact"/>
+            </w:pPr>
+            <w:r>
+              <w:rPr>
+                <w:rFonts w:ascii="Calibri" w:hAnsi="Calibri"/>
+                <w:sz w:val="20"/>
+              </w:rPr>
+              <w:t xml:space="preserve">7,5 [1,4; 17,1]</w:t>
+            </w:r>
+          </w:p>
+        </w:tc>
+        <w:tc>
+          <w:tcPr/>
+          <w:p>
+            <w:pPr>
+              <w:pStyle w:val="Compact"/>
+            </w:pPr>
+            <w:r>
+              <w:rPr>
+                <w:rFonts w:ascii="Calibri" w:hAnsi="Calibri"/>
+                <w:sz w:val="20"/>
+              </w:rPr>
+              <w:t xml:space="preserve">6,8 [0,1; 15,0]</w:t>
+            </w:r>
+          </w:p>
+        </w:tc>
+        <w:tc>
+          <w:tcPr/>
+          <w:p>
+            <w:pPr>
+              <w:pStyle w:val="Compact"/>
+            </w:pPr>
+            <w:r>
+              <w:rPr>
+                <w:rFonts w:ascii="Calibri" w:hAnsi="Calibri"/>
+                <w:sz w:val="20"/>
+              </w:rPr>
+              <w:t xml:space="preserve">7,6 [0,4; 19,5]</w:t>
+            </w:r>
+          </w:p>
+        </w:tc>
+      </w:tr>
+    </w:tbl>
+    <w:bookmarkEnd w:id="131"/>
+    <w:bookmarkEnd w:id="132"/>
+    <w:bookmarkStart w:id="133" w:name="referencias"/>
     <w:p>
       <w:pPr>
         <w:pStyle w:val="Heading1"/>
@@ -16779,8 +22806,8 @@
         </w:pict>
       </w:r>
     </w:p>
-    <w:bookmarkEnd w:id="103"/>
-    <w:bookmarkStart w:id="108" w:name="X94fa00cbba88d80644c76c995e4abd03512405e"/>
+    <w:bookmarkEnd w:id="133"/>
+    <w:bookmarkStart w:id="138" w:name="X94fa00cbba88d80644c76c995e4abd03512405e"/>
     <w:p>
       <w:pPr>
         <w:pStyle w:val="Heading1"/>
@@ -16789,7 +22816,7 @@
         <w:t xml:space="preserve">Notas para el grupo (no forman parte del texto de la tesis)</w:t>
       </w:r>
     </w:p>
-    <w:bookmarkStart w:id="104" w:name="X28ba9501ac41b1fea27c299c39d93c8cc47c96f"/>
+    <w:bookmarkStart w:id="134" w:name="X28ba9501ac41b1fea27c299c39d93c8cc47c96f"/>
     <w:p>
       <w:pPr>
         <w:pStyle w:val="Heading2"/>
@@ -16904,8 +22931,8 @@
         <w:t xml:space="preserve">El corte del 50% (equivalente a que la trayectoria mediana no se estabilice) era defendible, pero con un 97% de estabilización estimado por el FMI el resultado quedaba prácticamente determinado de antemano y no informaba nada sobre la vacancia. Se lo conserva solo como dato descriptivo.</w:t>
       </w:r>
     </w:p>
-    <w:bookmarkEnd w:id="104"/>
-    <w:bookmarkStart w:id="105" w:name="X516bcb10eb65bb639c4b0de9683673a51efbad9"/>
+    <w:bookmarkEnd w:id="134"/>
+    <w:bookmarkStart w:id="135" w:name="X516bcb10eb65bb639c4b0de9683673a51efbad9"/>
     <w:p>
       <w:pPr>
         <w:pStyle w:val="Heading2"/>
@@ -16922,8 +22949,8 @@
         <w:t xml:space="preserve">Los +100 puntos básicos de la versión anterior no estaban justificados y se sacaron. Se usan dos tamaños, los dos con fundamento: un desvío estándar de la variación trimestral de la tasa de política de la FED en 1996-2025 (0,50 puntos), que es la convención de la literatura de VAR, y una repetición del ciclo de subas de 2022-2023 (5,25 puntos en ocho trimestres), que es el episodio histórico más reciente. El primero no tiene un efecto distinguible y el segundo sí (Capítulo 6).</w:t>
       </w:r>
     </w:p>
-    <w:bookmarkEnd w:id="105"/>
-    <w:bookmarkStart w:id="106" w:name="X73c46a59ea692b6fb8fe2ed0b01725fbf578251"/>
+    <w:bookmarkEnd w:id="135"/>
+    <w:bookmarkStart w:id="136" w:name="X73c46a59ea692b6fb8fe2ed0b01725fbf578251"/>
     <w:p>
       <w:pPr>
         <w:pStyle w:val="Heading2"/>
@@ -17266,8 +23293,8 @@
         <w:t xml:space="preserve">el párrafo de Santiago sobre la subordinación del BCRA, que estaba cortado, se completó y quedó marcado para verificar.</w:t>
       </w:r>
     </w:p>
-    <w:bookmarkEnd w:id="106"/>
-    <w:bookmarkStart w:id="107" w:name="nota-4.-pendientes"/>
+    <w:bookmarkEnd w:id="136"/>
+    <w:bookmarkStart w:id="137" w:name="nota-4.-pendientes"/>
     <w:p>
       <w:pPr>
         <w:pStyle w:val="Heading2"/>
@@ -17312,8 +23339,8 @@
         <w:t xml:space="preserve">Klemm et al. (2014) y Adler y Magud (2014) salieron del texto: no se pudo leer el capítulo de Klemm et al., y en Adler y Magud no está definido el índice que se les atribuía.</w:t>
       </w:r>
     </w:p>
-    <w:bookmarkEnd w:id="107"/>
-    <w:bookmarkEnd w:id="108"/>
+    <w:bookmarkEnd w:id="137"/>
+    <w:bookmarkEnd w:id="138"/>
     <w:sectPr>
       <w:footnotePr>
         <w:numRestart w:val="eachSect"/>

--- a/tesis_oficial_borradores/para_el_grupo/Tesis_borrador.docx
+++ b/tesis_oficial_borradores/para_el_grupo/Tesis_borrador.docx
@@ -199,7 +199,7 @@
         <w:pStyle w:val="FirstParagraph"/>
       </w:pPr>
       <w:r>
-        <w:t xml:space="preserve">Frente a esta coyuntura, surge la necesidad de evaluar si la consecución de un superávit fiscal primario y la voluntad política de pago bastan para asegurar la sostenibilidad de la deuda en el mediano plazo. La alternativa es que los determinantes estructurales de la economía argentina condicionen el resultado fiscal e incrementen la probabilidad de un nuevo default o reestructuración soberana.</w:t>
+        <w:t xml:space="preserve">Resta determinar si un superávit fiscal primario y la voluntad política de pago alcanzan para asegurar la sostenibilidad de la deuda en el mediano plazo. La alternativa es que los determinantes estructurales de la economía argentina condicionen el resultado fiscal e incrementen la probabilidad de un nuevo default o reestructuración soberana.</w:t>
       </w:r>
     </w:p>
     <w:p>
@@ -919,6 +919,14 @@
       </w:pPr>
       <w:r>
         <w:t xml:space="preserve">Esta tesis atiende las tres omisiones con un solo diseño: un SVARX de caso único para Argentina (1996-2025), estimado sobre la deuda consolidada del SPNF y el BCRA, con identificación estructural de los canales y la tasa de la FED como variable exógena. Sus resultados alimentan una simulación de Monte Carlo que expresa el riesgo con las métricas del propio FMI, lo que permite comparar directamente ambos resultados.</w:t>
+      </w:r>
+    </w:p>
+    <w:p>
+      <w:pPr>
+        <w:pStyle w:val="BodyText"/>
+      </w:pPr>
+      <w:r>
+        <w:t xml:space="preserve">La elección de la metodología y de las variables responde a tres razones. Primero, la combinación no se probó para Argentina: los trabajos que identifican shocks lo hacen sobre paneles de países, y los que estudian la deuda argentina no los identifican. Segundo, el contexto cambió: desde 2024 la política fiscal tiene superávit primario y el BCRA casi no tiene pasivos remunerados, de modo que la pregunta por lo que el superávit no controla cobra más peso. Tercero, el sistema incluye una variable que los trabajos citados no suman a la deuda: los pasivos del BCRA, consolidados con los del Tesoro. Las variables endógenas son los cuatro impulsores de la deuda en la identidad del FMI (crecimiento, tipo de cambio real, costo del financiamiento a través del riesgo país y resultado primario), y la tasa de la FED entra como el shock externo que la literatura revisada vincula con esos cuatro canales.</w:t>
       </w:r>
     </w:p>
     <w:bookmarkEnd w:id="32"/>
@@ -2866,7 +2874,7 @@
           <w:b/>
           <w:bCs/>
         </w:rPr>
-        <w:t xml:space="preserve">Ventana única.</w:t>
+        <w:t xml:space="preserve">Muestra de estimación.</w:t>
       </w:r>
       <w:r>
         <w:t xml:space="preserve"> </w:t>
@@ -11893,6 +11901,24 @@
           <w:b/>
           <w:bCs/>
         </w:rPr>
+        <w:t xml:space="preserve">Retroalimentación de la deuda.</w:t>
+      </w:r>
+      <w:r>
+        <w:t xml:space="preserve"> </w:t>
+      </w:r>
+      <w:r>
+        <w:t xml:space="preserve">La deuda rezagada entra en las cuatro ecuaciones del sistema, de modo que la deuda responde a los shocks y a su vez los afecta (Favero y Giavazzi, 2007). El efecto más claro es sobre el riesgo país: un punto más de deuda en relación con el PIB eleva el EMBI+ del trimestre siguiente en 22 puntos básicos, con un intervalo de 90% del bootstrap de [11; 41]. El crecimiento también responde con signo positivo, [0,02; 0,12], y el tipo de cambio real no responde, [-0,002; 0,003]. Junto con la reacción fiscal, el sistema tiene así dos mecanismos que actúan en sentidos opuestos cuando la deuda sube: el riesgo país la encarece y el superávit primario la reduce.</w:t>
+      </w:r>
+    </w:p>
+    <w:p>
+      <w:pPr>
+        <w:pStyle w:val="BodyText"/>
+      </w:pPr>
+      <w:r>
+        <w:rPr>
+          <w:b/>
+          <w:bCs/>
+        </w:rPr>
         <w:t xml:space="preserve">Respuesta a la tasa de la FED.</w:t>
       </w:r>
       <w:r>
@@ -13493,6 +13519,24 @@
           <w:b/>
           <w:bCs/>
         </w:rPr>
+        <w:t xml:space="preserve">Sin retroalimentación de la deuda.</w:t>
+      </w:r>
+      <w:r>
+        <w:t xml:space="preserve"> </w:t>
+      </w:r>
+      <w:r>
+        <w:t xml:space="preserve">Si se anula el efecto de la deuda rezagada sobre las cuatro variables, la deuda se acumula por la identidad pero ya no realimenta al sistema. En ese caso, la probabilidad de no estabilización es de 11,6% a cinco años y de 5,7% a diez, el abanico se ensancha de 19,4 a 20,9 puntos y la contribución de los shocks no fiscales casi no cambia (61,4 puntos de diferencia con el fiscal). Los dos mecanismos de la sección 6.1 se compensan: el aumento del riesgo país que provoca una deuda mayor queda contrarrestado por la respuesta del superávit. La retroalimentación importa para la forma de la dinámica, pero no cambia las conclusiones sobre las hipótesis.</w:t>
+      </w:r>
+    </w:p>
+    <w:p>
+      <w:pPr>
+        <w:pStyle w:val="BodyText"/>
+      </w:pPr>
+      <w:r>
+        <w:rPr>
+          <w:b/>
+          <w:bCs/>
+        </w:rPr>
         <w:t xml:space="preserve">Shocks como los del FMI.</w:t>
       </w:r>
       <w:r>
@@ -13844,6 +13888,68 @@
                 <w:sz w:val="20"/>
               </w:rPr>
               <w:t xml:space="preserve">21,3</w:t>
+            </w:r>
+          </w:p>
+        </w:tc>
+      </w:tr>
+      <w:tr>
+        <w:tc>
+          <w:tcPr/>
+          <w:p>
+            <w:pPr>
+              <w:pStyle w:val="Compact"/>
+            </w:pPr>
+            <w:r>
+              <w:rPr>
+                <w:rFonts w:ascii="Calibri" w:hAnsi="Calibri"/>
+                <w:sz w:val="20"/>
+              </w:rPr>
+              <w:t xml:space="preserve">SVARX, deuda neta sin retroalimentación de la deuda</w:t>
+            </w:r>
+          </w:p>
+        </w:tc>
+        <w:tc>
+          <w:tcPr/>
+          <w:p>
+            <w:pPr>
+              <w:pStyle w:val="Compact"/>
+            </w:pPr>
+            <w:r>
+              <w:rPr>
+                <w:rFonts w:ascii="Calibri" w:hAnsi="Calibri"/>
+                <w:sz w:val="20"/>
+              </w:rPr>
+              <w:t xml:space="preserve">11,6% [7,8; 15,5]</w:t>
+            </w:r>
+          </w:p>
+        </w:tc>
+        <w:tc>
+          <w:tcPr/>
+          <w:p>
+            <w:pPr>
+              <w:pStyle w:val="Compact"/>
+            </w:pPr>
+            <w:r>
+              <w:rPr>
+                <w:rFonts w:ascii="Calibri" w:hAnsi="Calibri"/>
+                <w:sz w:val="20"/>
+              </w:rPr>
+              <w:t xml:space="preserve">5,7% [2,8; 9,3]</w:t>
+            </w:r>
+          </w:p>
+        </w:tc>
+        <w:tc>
+          <w:tcPr/>
+          <w:p>
+            <w:pPr>
+              <w:pStyle w:val="Compact"/>
+            </w:pPr>
+            <w:r>
+              <w:rPr>
+                <w:rFonts w:ascii="Calibri" w:hAnsi="Calibri"/>
+                <w:sz w:val="20"/>
+              </w:rPr>
+              <w:t xml:space="preserve">20,9</w:t>
             </w:r>
           </w:p>
         </w:tc>
@@ -15124,11 +15230,53 @@
         </w:rPr>
         <w:t xml:space="preserve">Líneas de trabajo futuro.</w:t>
       </w:r>
-      <w:r>
-        <w:t xml:space="preserve"> </w:t>
-      </w:r>
-      <w:r>
-        <w:t xml:space="preserve">Tres extensiones se desprenden de las limitaciones: incorporar los activos del FGS cuando haya una serie trimestral pública, modelar una tasa en pesos homogénea para todo el período y estimar los canales de la FED con un panel de economías emergentes que dé más precisión a las respuestas indirectas.</w:t>
+    </w:p>
+    <w:p>
+      <w:pPr>
+        <w:pStyle w:val="Compact"/>
+        <w:numPr>
+          <w:ilvl w:val="0"/>
+          <w:numId w:val="1018"/>
+        </w:numPr>
+      </w:pPr>
+      <w:r>
+        <w:t xml:space="preserve">Estimar el sistema como un panel conjunto de Argentina y Chile. Levy Yeyati y Sturzenegger (2023) aplican su VAR país por país; un panel conjunto daría más precisión a las respuestas a la FED, que con una sola serie no son significativas.</w:t>
+      </w:r>
+    </w:p>
+    <w:p>
+      <w:pPr>
+        <w:pStyle w:val="Compact"/>
+        <w:numPr>
+          <w:ilvl w:val="0"/>
+          <w:numId w:val="1018"/>
+        </w:numPr>
+      </w:pPr>
+      <w:r>
+        <w:t xml:space="preserve">Reemplazar la variación de la tasa de la FED por shocks monetarios identificados con datos de alta frecuencia, que aíslan la parte no anticipada de la política de Estados Unidos.</w:t>
+      </w:r>
+    </w:p>
+    <w:p>
+      <w:pPr>
+        <w:pStyle w:val="Compact"/>
+        <w:numPr>
+          <w:ilvl w:val="0"/>
+          <w:numId w:val="1018"/>
+        </w:numPr>
+      </w:pPr>
+      <w:r>
+        <w:t xml:space="preserve">Incorporar los términos de intercambio como variable exógena, por su peso en la generación de divisas.</w:t>
+      </w:r>
+    </w:p>
+    <w:p>
+      <w:pPr>
+        <w:pStyle w:val="Compact"/>
+        <w:numPr>
+          <w:ilvl w:val="0"/>
+          <w:numId w:val="1018"/>
+        </w:numPr>
+      </w:pPr>
+      <w:r>
+        <w:t xml:space="preserve">Restar los títulos públicos en cartera del FGS cuando haya una serie pública completa, y modelar una tasa en pesos homogénea para todo el período.</w:t>
       </w:r>
     </w:p>
     <w:bookmarkEnd w:id="126"/>
@@ -19751,11 +19899,12 @@
         </w:tblBorders>
       </w:tblPr>
       <w:tblGrid>
-        <w:gridCol w:w="1584"/>
-        <w:gridCol w:w="1584"/>
-        <w:gridCol w:w="1584"/>
-        <w:gridCol w:w="1584"/>
-        <w:gridCol w:w="1584"/>
+        <w:gridCol w:w="1320"/>
+        <w:gridCol w:w="1320"/>
+        <w:gridCol w:w="1320"/>
+        <w:gridCol w:w="1320"/>
+        <w:gridCol w:w="1320"/>
+        <w:gridCol w:w="1320"/>
       </w:tblGrid>
       <w:tr>
         <w:trPr>
@@ -19836,6 +19985,21 @@
             </w:r>
           </w:p>
         </w:tc>
+        <w:tc>
+          <w:tcPr/>
+          <w:p>
+            <w:pPr>
+              <w:pStyle w:val="Compact"/>
+            </w:pPr>
+            <w:r>
+              <w:rPr>
+                <w:rFonts w:ascii="Calibri" w:hAnsi="Calibri"/>
+                <w:sz w:val="20"/>
+              </w:rPr>
+              <w:t xml:space="preserve">Neta sin retroalimentación</w:t>
+            </w:r>
+          </w:p>
+        </w:tc>
       </w:tr>
       <w:tr>
         <w:tc>
@@ -19913,6 +20077,21 @@
             </w:r>
           </w:p>
         </w:tc>
+        <w:tc>
+          <w:tcPr/>
+          <w:p>
+            <w:pPr>
+              <w:pStyle w:val="Compact"/>
+            </w:pPr>
+            <w:r>
+              <w:rPr>
+                <w:rFonts w:ascii="Calibri" w:hAnsi="Calibri"/>
+                <w:sz w:val="20"/>
+              </w:rPr>
+              <w:t xml:space="preserve">11,6 [7,8; 15,5]</w:t>
+            </w:r>
+          </w:p>
+        </w:tc>
       </w:tr>
       <w:tr>
         <w:tc>
@@ -19990,6 +20169,21 @@
             </w:r>
           </w:p>
         </w:tc>
+        <w:tc>
+          <w:tcPr/>
+          <w:p>
+            <w:pPr>
+              <w:pStyle w:val="Compact"/>
+            </w:pPr>
+            <w:r>
+              <w:rPr>
+                <w:rFonts w:ascii="Calibri" w:hAnsi="Calibri"/>
+                <w:sz w:val="20"/>
+              </w:rPr>
+              <w:t xml:space="preserve">5,6 [2,8; 9,2]</w:t>
+            </w:r>
+          </w:p>
+        </w:tc>
       </w:tr>
       <w:tr>
         <w:tc>
@@ -20067,6 +20261,21 @@
             </w:r>
           </w:p>
         </w:tc>
+        <w:tc>
+          <w:tcPr/>
+          <w:p>
+            <w:pPr>
+              <w:pStyle w:val="Compact"/>
+            </w:pPr>
+            <w:r>
+              <w:rPr>
+                <w:rFonts w:ascii="Calibri" w:hAnsi="Calibri"/>
+                <w:sz w:val="20"/>
+              </w:rPr>
+              <w:t xml:space="preserve">18,0 [17,1; 19,1]</w:t>
+            </w:r>
+          </w:p>
+        </w:tc>
       </w:tr>
       <w:tr>
         <w:tc>
@@ -20144,6 +20353,21 @@
             </w:r>
           </w:p>
         </w:tc>
+        <w:tc>
+          <w:tcPr/>
+          <w:p>
+            <w:pPr>
+              <w:pStyle w:val="Compact"/>
+            </w:pPr>
+            <w:r>
+              <w:rPr>
+                <w:rFonts w:ascii="Calibri" w:hAnsi="Calibri"/>
+                <w:sz w:val="20"/>
+              </w:rPr>
+              <w:t xml:space="preserve">20,9 [16,4; 26,0]</w:t>
+            </w:r>
+          </w:p>
+        </w:tc>
       </w:tr>
       <w:tr>
         <w:tc>
@@ -20221,6 +20445,21 @@
             </w:r>
           </w:p>
         </w:tc>
+        <w:tc>
+          <w:tcPr/>
+          <w:p>
+            <w:pPr>
+              <w:pStyle w:val="Compact"/>
+            </w:pPr>
+            <w:r>
+              <w:rPr>
+                <w:rFonts w:ascii="Calibri" w:hAnsi="Calibri"/>
+                <w:sz w:val="20"/>
+              </w:rPr>
+              <w:t xml:space="preserve">19,3 [3,7; 41,5]</w:t>
+            </w:r>
+          </w:p>
+        </w:tc>
       </w:tr>
       <w:tr>
         <w:tc>
@@ -20298,6 +20537,21 @@
             </w:r>
           </w:p>
         </w:tc>
+        <w:tc>
+          <w:tcPr/>
+          <w:p>
+            <w:pPr>
+              <w:pStyle w:val="Compact"/>
+            </w:pPr>
+            <w:r>
+              <w:rPr>
+                <w:rFonts w:ascii="Calibri" w:hAnsi="Calibri"/>
+                <w:sz w:val="20"/>
+              </w:rPr>
+              <w:t xml:space="preserve">20,6 [5,0; 49,9]</w:t>
+            </w:r>
+          </w:p>
+        </w:tc>
       </w:tr>
       <w:tr>
         <w:tc>
@@ -20375,6 +20629,21 @@
             </w:r>
           </w:p>
         </w:tc>
+        <w:tc>
+          <w:tcPr/>
+          <w:p>
+            <w:pPr>
+              <w:pStyle w:val="Compact"/>
+            </w:pPr>
+            <w:r>
+              <w:rPr>
+                <w:rFonts w:ascii="Calibri" w:hAnsi="Calibri"/>
+                <w:sz w:val="20"/>
+              </w:rPr>
+              <w:t xml:space="preserve">60,1 [12,0; 88,4]</w:t>
+            </w:r>
+          </w:p>
+        </w:tc>
       </w:tr>
       <w:tr>
         <w:tc>
@@ -20452,6 +20721,21 @@
             </w:r>
           </w:p>
         </w:tc>
+        <w:tc>
+          <w:tcPr/>
+          <w:p>
+            <w:pPr>
+              <w:pStyle w:val="Compact"/>
+            </w:pPr>
+            <w:r>
+              <w:rPr>
+                <w:rFonts w:ascii="Calibri" w:hAnsi="Calibri"/>
+                <w:sz w:val="20"/>
+              </w:rPr>
+              <w:t xml:space="preserve">61,4 [16,9; 92,7]</w:t>
+            </w:r>
+          </w:p>
+        </w:tc>
       </w:tr>
       <w:tr>
         <w:tc>
@@ -20529,6 +20813,21 @@
             </w:r>
           </w:p>
         </w:tc>
+        <w:tc>
+          <w:tcPr/>
+          <w:p>
+            <w:pPr>
+              <w:pStyle w:val="Compact"/>
+            </w:pPr>
+            <w:r>
+              <w:rPr>
+                <w:rFonts w:ascii="Calibri" w:hAnsi="Calibri"/>
+                <w:sz w:val="20"/>
+              </w:rPr>
+              <w:t xml:space="preserve">0,5 [0,0; 1,2]</w:t>
+            </w:r>
+          </w:p>
+        </w:tc>
       </w:tr>
       <w:tr>
         <w:tc>
@@ -20606,6 +20905,21 @@
             </w:r>
           </w:p>
         </w:tc>
+        <w:tc>
+          <w:tcPr/>
+          <w:p>
+            <w:pPr>
+              <w:pStyle w:val="Compact"/>
+            </w:pPr>
+            <w:r>
+              <w:rPr>
+                <w:rFonts w:ascii="Calibri" w:hAnsi="Calibri"/>
+                <w:sz w:val="20"/>
+              </w:rPr>
+              <w:t xml:space="preserve">6,7 [2,7; 13,5]</w:t>
+            </w:r>
+          </w:p>
+        </w:tc>
       </w:tr>
       <w:tr>
         <w:tc>
@@ -20680,6 +20994,21 @@
                 <w:sz w:val="20"/>
               </w:rPr>
               <w:t xml:space="preserve">7,6 [0,4; 19,5]</w:t>
+            </w:r>
+          </w:p>
+        </w:tc>
+        <w:tc>
+          <w:tcPr/>
+          <w:p>
+            <w:pPr>
+              <w:pStyle w:val="Compact"/>
+            </w:pPr>
+            <w:r>
+              <w:rPr>
+                <w:rFonts w:ascii="Calibri" w:hAnsi="Calibri"/>
+                <w:sz w:val="20"/>
+              </w:rPr>
+              <w:t xml:space="preserve">7,0 [1,7; 15,1]</w:t>
             </w:r>
           </w:p>
         </w:tc>
@@ -20701,7 +21030,7 @@
         <w:pStyle w:val="Compact"/>
         <w:numPr>
           <w:ilvl w:val="0"/>
-          <w:numId w:val="1018"/>
+          <w:numId w:val="1019"/>
         </w:numPr>
       </w:pPr>
       <w:r>
@@ -20719,2256 +21048,6 @@
       </w:r>
       <w:r>
         <w:t xml:space="preserve">, 60, 8-28.</w:t>
-      </w:r>
-    </w:p>
-    <w:p>
-      <w:pPr>
-        <w:pStyle w:val="Compact"/>
-        <w:numPr>
-          <w:ilvl w:val="0"/>
-          <w:numId w:val="1018"/>
-        </w:numPr>
-      </w:pPr>
-      <w:r>
-        <w:t xml:space="preserve">Adler, G., y Sosa, S. (2013).</w:t>
-      </w:r>
-      <w:r>
-        <w:t xml:space="preserve"> </w:t>
-      </w:r>
-      <w:r>
-        <w:rPr>
-          <w:i/>
-          <w:iCs/>
-        </w:rPr>
-        <w:t xml:space="preserve">External conditions and debt sustainability in Latin America</w:t>
-      </w:r>
-      <w:r>
-        <w:t xml:space="preserve"> </w:t>
-      </w:r>
-      <w:r>
-        <w:t xml:space="preserve">(IMF Working Paper No. 13/27). Fondo Monetario Internacional.</w:t>
-      </w:r>
-    </w:p>
-    <w:p>
-      <w:pPr>
-        <w:pStyle w:val="Compact"/>
-        <w:numPr>
-          <w:ilvl w:val="0"/>
-          <w:numId w:val="1018"/>
-        </w:numPr>
-      </w:pPr>
-      <w:r>
-        <w:t xml:space="preserve">Ando, S., Mishra, P., Patel, N., Peralta-Alva, A., y Presbitero, A. F. (2025). Fiscal consolidation and public debt.</w:t>
-      </w:r>
-      <w:r>
-        <w:t xml:space="preserve"> </w:t>
-      </w:r>
-      <w:r>
-        <w:rPr>
-          <w:i/>
-          <w:iCs/>
-        </w:rPr>
-        <w:t xml:space="preserve">Journal of Economic Dynamics and Control</w:t>
-      </w:r>
-      <w:r>
-        <w:t xml:space="preserve">, 170, artículo 104998. https://doi.org/10.1016/j.jedc.2024.104998</w:t>
-      </w:r>
-    </w:p>
-    <w:p>
-      <w:pPr>
-        <w:pStyle w:val="Compact"/>
-        <w:numPr>
-          <w:ilvl w:val="0"/>
-          <w:numId w:val="1018"/>
-        </w:numPr>
-      </w:pPr>
-      <w:r>
-        <w:t xml:space="preserve">Aruguete, E. (2021). Crisis de balanza de pagos y recuperación de la sostenibilidad de la deuda pública en la Argentina (2016-2020).</w:t>
-      </w:r>
-      <w:r>
-        <w:t xml:space="preserve"> </w:t>
-      </w:r>
-      <w:r>
-        <w:rPr>
-          <w:i/>
-          <w:iCs/>
-        </w:rPr>
-        <w:t xml:space="preserve">Revista Estado y Políticas Públicas</w:t>
-      </w:r>
-      <w:r>
-        <w:t xml:space="preserve">, (16), 101-123.</w:t>
-      </w:r>
-    </w:p>
-    <w:p>
-      <w:pPr>
-        <w:pStyle w:val="Compact"/>
-        <w:numPr>
-          <w:ilvl w:val="0"/>
-          <w:numId w:val="1018"/>
-        </w:numPr>
-      </w:pPr>
-      <w:r>
-        <w:t xml:space="preserve">Bai, J., y Perron, P. (2003). Computation and analysis of multiple structural change models.</w:t>
-      </w:r>
-      <w:r>
-        <w:t xml:space="preserve"> </w:t>
-      </w:r>
-      <w:r>
-        <w:rPr>
-          <w:i/>
-          <w:iCs/>
-        </w:rPr>
-        <w:t xml:space="preserve">Journal of Applied Econometrics</w:t>
-      </w:r>
-      <w:r>
-        <w:t xml:space="preserve">, 18(1), 1-22.</w:t>
-      </w:r>
-    </w:p>
-    <w:p>
-      <w:pPr>
-        <w:pStyle w:val="Compact"/>
-        <w:numPr>
-          <w:ilvl w:val="0"/>
-          <w:numId w:val="1018"/>
-        </w:numPr>
-      </w:pPr>
-      <w:r>
-        <w:t xml:space="preserve">Banco Central de la República Argentina. (s. f.).</w:t>
-      </w:r>
-      <w:r>
-        <w:t xml:space="preserve"> </w:t>
-      </w:r>
-      <w:r>
-        <w:rPr>
-          <w:i/>
-          <w:iCs/>
-        </w:rPr>
-        <w:t xml:space="preserve">Balance del Banco Central, serie histórica</w:t>
-      </w:r>
-      <w:r>
-        <w:t xml:space="preserve"> </w:t>
-      </w:r>
-      <w:r>
-        <w:t xml:space="preserve">[Conjunto de datos]. https://www.bcra.gob.ar/Pdfs/PublicacionesEstadisticas/balbcrhis.xls</w:t>
-      </w:r>
-    </w:p>
-    <w:p>
-      <w:pPr>
-        <w:pStyle w:val="Compact"/>
-        <w:numPr>
-          <w:ilvl w:val="0"/>
-          <w:numId w:val="1018"/>
-        </w:numPr>
-      </w:pPr>
-      <w:r>
-        <w:t xml:space="preserve">Banco Central de la República Argentina. (2025).</w:t>
-      </w:r>
-      <w:r>
-        <w:t xml:space="preserve"> </w:t>
-      </w:r>
-      <w:r>
-        <w:rPr>
-          <w:i/>
-          <w:iCs/>
-        </w:rPr>
-        <w:t xml:space="preserve">Informe monetario mensual, junio de 2025</w:t>
-      </w:r>
-      <w:r>
-        <w:t xml:space="preserve">. https://www.bcra.gob.ar/archivos/Pdfs/PublicacionesEstadisticas/informe-monetario-mensual-jun-25.pdf</w:t>
-      </w:r>
-    </w:p>
-    <w:p>
-      <w:pPr>
-        <w:pStyle w:val="Compact"/>
-        <w:numPr>
-          <w:ilvl w:val="0"/>
-          <w:numId w:val="1018"/>
-        </w:numPr>
-      </w:pPr>
-      <w:r>
-        <w:t xml:space="preserve">Banco Central de la República Argentina. (2026).</w:t>
-      </w:r>
-      <w:r>
-        <w:t xml:space="preserve"> </w:t>
-      </w:r>
-      <w:r>
-        <w:rPr>
-          <w:i/>
-          <w:iCs/>
-        </w:rPr>
-        <w:t xml:space="preserve">Informe monetario mensual, diciembre de 2025</w:t>
-      </w:r>
-      <w:r>
-        <w:t xml:space="preserve">. https://www.bcra.gob.ar/archivos/Pdfs/PublicacionesEstadisticas/informe-monetario-mensual-dic-25.pdf</w:t>
-      </w:r>
-    </w:p>
-    <w:p>
-      <w:pPr>
-        <w:pStyle w:val="Compact"/>
-        <w:numPr>
-          <w:ilvl w:val="0"/>
-          <w:numId w:val="1018"/>
-        </w:numPr>
-      </w:pPr>
-      <w:r>
-        <w:t xml:space="preserve">Blanchard, O. (1990).</w:t>
-      </w:r>
-      <w:r>
-        <w:t xml:space="preserve"> </w:t>
-      </w:r>
-      <w:r>
-        <w:rPr>
-          <w:i/>
-          <w:iCs/>
-        </w:rPr>
-        <w:t xml:space="preserve">Suggestions for a new set of fiscal indicators</w:t>
-      </w:r>
-      <w:r>
-        <w:t xml:space="preserve"> </w:t>
-      </w:r>
-      <w:r>
-        <w:t xml:space="preserve">(OECD Economics Department Working Papers No. 79). OECD Publishing.</w:t>
-      </w:r>
-    </w:p>
-    <w:p>
-      <w:pPr>
-        <w:pStyle w:val="Compact"/>
-        <w:numPr>
-          <w:ilvl w:val="0"/>
-          <w:numId w:val="1018"/>
-        </w:numPr>
-      </w:pPr>
-      <w:r>
-        <w:t xml:space="preserve">Blanchard, O. (2019). Public debt and low interest rates.</w:t>
-      </w:r>
-      <w:r>
-        <w:t xml:space="preserve"> </w:t>
-      </w:r>
-      <w:r>
-        <w:rPr>
-          <w:i/>
-          <w:iCs/>
-        </w:rPr>
-        <w:t xml:space="preserve">American Economic Review</w:t>
-      </w:r>
-      <w:r>
-        <w:t xml:space="preserve">, 109(4), 1197-1229.</w:t>
-      </w:r>
-    </w:p>
-    <w:p>
-      <w:pPr>
-        <w:pStyle w:val="Compact"/>
-        <w:numPr>
-          <w:ilvl w:val="0"/>
-          <w:numId w:val="1018"/>
-        </w:numPr>
-      </w:pPr>
-      <w:r>
-        <w:t xml:space="preserve">Blanchard, O., y Perotti, R. (2002). An empirical characterization of the dynamic effects of changes in government spending and taxes on output.</w:t>
-      </w:r>
-      <w:r>
-        <w:t xml:space="preserve"> </w:t>
-      </w:r>
-      <w:r>
-        <w:rPr>
-          <w:i/>
-          <w:iCs/>
-        </w:rPr>
-        <w:t xml:space="preserve">Quarterly Journal of Economics</w:t>
-      </w:r>
-      <w:r>
-        <w:t xml:space="preserve">, 117(4), 1329-1368.</w:t>
-      </w:r>
-    </w:p>
-    <w:p>
-      <w:pPr>
-        <w:pStyle w:val="Compact"/>
-        <w:numPr>
-          <w:ilvl w:val="0"/>
-          <w:numId w:val="1018"/>
-        </w:numPr>
-      </w:pPr>
-      <w:r>
-        <w:t xml:space="preserve">Board of Governors of the Federal Reserve System (US). (s. f.).</w:t>
-      </w:r>
-      <w:r>
-        <w:t xml:space="preserve"> </w:t>
-      </w:r>
-      <w:r>
-        <w:rPr>
-          <w:i/>
-          <w:iCs/>
-        </w:rPr>
-        <w:t xml:space="preserve">Federal funds effective rate</w:t>
-      </w:r>
-      <w:r>
-        <w:t xml:space="preserve"> </w:t>
-      </w:r>
-      <w:r>
-        <w:t xml:space="preserve">[FEDFUNDS; conjunto de datos]. Federal Reserve Bank of St. Louis, FRED. https://fred.stlouisfed.org/series/FEDFUNDS</w:t>
-      </w:r>
-    </w:p>
-    <w:p>
-      <w:pPr>
-        <w:pStyle w:val="Compact"/>
-        <w:numPr>
-          <w:ilvl w:val="0"/>
-          <w:numId w:val="1018"/>
-        </w:numPr>
-      </w:pPr>
-      <w:r>
-        <w:t xml:space="preserve">Bohn, H. (1998). The behavior of U.S. public debt and deficits.</w:t>
-      </w:r>
-      <w:r>
-        <w:t xml:space="preserve"> </w:t>
-      </w:r>
-      <w:r>
-        <w:rPr>
-          <w:i/>
-          <w:iCs/>
-        </w:rPr>
-        <w:t xml:space="preserve">Quarterly Journal of Economics</w:t>
-      </w:r>
-      <w:r>
-        <w:t xml:space="preserve">, 113(3), 949-963.</w:t>
-      </w:r>
-    </w:p>
-    <w:p>
-      <w:pPr>
-        <w:pStyle w:val="Compact"/>
-        <w:numPr>
-          <w:ilvl w:val="0"/>
-          <w:numId w:val="1018"/>
-        </w:numPr>
-      </w:pPr>
-      <w:r>
-        <w:t xml:space="preserve">Bohn, H. (2005).</w:t>
-      </w:r>
-      <w:r>
-        <w:t xml:space="preserve"> </w:t>
-      </w:r>
-      <w:r>
-        <w:rPr>
-          <w:i/>
-          <w:iCs/>
-        </w:rPr>
-        <w:t xml:space="preserve">The sustainability of fiscal policy in the United States</w:t>
-      </w:r>
-      <w:r>
-        <w:t xml:space="preserve"> </w:t>
-      </w:r>
-      <w:r>
-        <w:t xml:space="preserve">(CESifo Working Paper No. 1446). CESifo.</w:t>
-      </w:r>
-    </w:p>
-    <w:p>
-      <w:pPr>
-        <w:pStyle w:val="Compact"/>
-        <w:numPr>
-          <w:ilvl w:val="0"/>
-          <w:numId w:val="1018"/>
-        </w:numPr>
-      </w:pPr>
-      <w:r>
-        <w:t xml:space="preserve">Bohn, H. (2007). Are stationarity and cointegration restrictions really necessary for the intertemporal budget constraint?</w:t>
-      </w:r>
-      <w:r>
-        <w:t xml:space="preserve"> </w:t>
-      </w:r>
-      <w:r>
-        <w:rPr>
-          <w:i/>
-          <w:iCs/>
-        </w:rPr>
-        <w:t xml:space="preserve">Journal of Monetary Economics, 54</w:t>
-      </w:r>
-      <w:r>
-        <w:t xml:space="preserve">(7), 1837-1847.</w:t>
-      </w:r>
-    </w:p>
-    <w:p>
-      <w:pPr>
-        <w:pStyle w:val="Compact"/>
-        <w:numPr>
-          <w:ilvl w:val="0"/>
-          <w:numId w:val="1018"/>
-        </w:numPr>
-      </w:pPr>
-      <w:r>
-        <w:t xml:space="preserve">Bohoslavsky, J. P., y Cantamutto, F. J. (2024). Deuda pública y desarrollo (no)sustentable en Argentina. Una visión crítica sobre la especialización productiva.</w:t>
-      </w:r>
-      <w:r>
-        <w:t xml:space="preserve"> </w:t>
-      </w:r>
-      <w:r>
-        <w:rPr>
-          <w:i/>
-          <w:iCs/>
-        </w:rPr>
-        <w:t xml:space="preserve">FACES</w:t>
-      </w:r>
-      <w:r>
-        <w:t xml:space="preserve">, 30(62), 1-18.</w:t>
-      </w:r>
-    </w:p>
-    <w:p>
-      <w:pPr>
-        <w:pStyle w:val="Compact"/>
-        <w:numPr>
-          <w:ilvl w:val="0"/>
-          <w:numId w:val="1018"/>
-        </w:numPr>
-      </w:pPr>
-      <w:r>
-        <w:t xml:space="preserve">Bouabdallah, O., Checherita-Westphal, C., Warmedinger, T., de Stefani, R., Drudi, F., Setzer, R., y Westphal, A. (2017).</w:t>
-      </w:r>
-      <w:r>
-        <w:t xml:space="preserve"> </w:t>
-      </w:r>
-      <w:r>
-        <w:rPr>
-          <w:i/>
-          <w:iCs/>
-        </w:rPr>
-        <w:t xml:space="preserve">Debt sustainability analysis for euro area sovereigns: A methodological framework</w:t>
-      </w:r>
-      <w:r>
-        <w:t xml:space="preserve"> </w:t>
-      </w:r>
-      <w:r>
-        <w:t xml:space="preserve">(ECB Occasional Paper No. 185). Banco Central Europeo.</w:t>
-      </w:r>
-    </w:p>
-    <w:p>
-      <w:pPr>
-        <w:pStyle w:val="Compact"/>
-        <w:numPr>
-          <w:ilvl w:val="0"/>
-          <w:numId w:val="1018"/>
-        </w:numPr>
-      </w:pPr>
-      <w:r>
-        <w:t xml:space="preserve">Braun, O., y Joy, L. (1968). A model of economic stagnation: A case study of the Argentine economy.</w:t>
-      </w:r>
-      <w:r>
-        <w:t xml:space="preserve"> </w:t>
-      </w:r>
-      <w:r>
-        <w:rPr>
-          <w:i/>
-          <w:iCs/>
-        </w:rPr>
-        <w:t xml:space="preserve">The Economic Journal, 78</w:t>
-      </w:r>
-      <w:r>
-        <w:t xml:space="preserve">(312), 868-887. https://doi.org/10.2307/2229183</w:t>
-      </w:r>
-    </w:p>
-    <w:p>
-      <w:pPr>
-        <w:pStyle w:val="Compact"/>
-        <w:numPr>
-          <w:ilvl w:val="0"/>
-          <w:numId w:val="1018"/>
-        </w:numPr>
-      </w:pPr>
-      <w:r>
-        <w:t xml:space="preserve">Calvo, G. A., Izquierdo, A., y Talvi, E. (2003).</w:t>
-      </w:r>
-      <w:r>
-        <w:t xml:space="preserve"> </w:t>
-      </w:r>
-      <w:r>
-        <w:rPr>
-          <w:i/>
-          <w:iCs/>
-        </w:rPr>
-        <w:t xml:space="preserve">Sudden stops, the real exchange rate, and fiscal sustainability: Argentina’s lessons</w:t>
-      </w:r>
-      <w:r>
-        <w:t xml:space="preserve"> </w:t>
-      </w:r>
-      <w:r>
-        <w:t xml:space="preserve">(NBER Working Paper No. 9828).</w:t>
-      </w:r>
-    </w:p>
-    <w:p>
-      <w:pPr>
-        <w:pStyle w:val="Compact"/>
-        <w:numPr>
-          <w:ilvl w:val="0"/>
-          <w:numId w:val="1018"/>
-        </w:numPr>
-      </w:pPr>
-      <w:r>
-        <w:t xml:space="preserve">Canova, F. (2005). The transmission of US shocks to Latin America.</w:t>
-      </w:r>
-      <w:r>
-        <w:t xml:space="preserve"> </w:t>
-      </w:r>
-      <w:r>
-        <w:rPr>
-          <w:i/>
-          <w:iCs/>
-        </w:rPr>
-        <w:t xml:space="preserve">Journal of Applied Econometrics</w:t>
-      </w:r>
-      <w:r>
-        <w:t xml:space="preserve">, 20(2), 229-251.</w:t>
-      </w:r>
-    </w:p>
-    <w:p>
-      <w:pPr>
-        <w:pStyle w:val="Compact"/>
-        <w:numPr>
-          <w:ilvl w:val="0"/>
-          <w:numId w:val="1018"/>
-        </w:numPr>
-      </w:pPr>
-      <w:r>
-        <w:t xml:space="preserve">Cantamutto, F. J., Lobato, J., Rodríguez-Enríquez, C., y Féliz, M. (2024). Sustentabilidad de la deuda y derechos humanos desde la perspectiva de la sostenibilidad de la vida. En J. P. Bohoslavsky y M. L. Clérico (Eds.),</w:t>
-      </w:r>
-      <w:r>
-        <w:t xml:space="preserve"> </w:t>
-      </w:r>
-      <w:r>
-        <w:rPr>
-          <w:i/>
-          <w:iCs/>
-        </w:rPr>
-        <w:t xml:space="preserve">Deuda y derechos humanos: Claves desde el sistema interamericano</w:t>
-      </w:r>
-      <w:r>
-        <w:t xml:space="preserve"> </w:t>
-      </w:r>
-      <w:r>
-        <w:t xml:space="preserve">(pp. 170-195). EDULP.</w:t>
-      </w:r>
-    </w:p>
-    <w:p>
-      <w:pPr>
-        <w:pStyle w:val="Compact"/>
-        <w:numPr>
-          <w:ilvl w:val="0"/>
-          <w:numId w:val="1018"/>
-        </w:numPr>
-      </w:pPr>
-      <w:r>
-        <w:t xml:space="preserve">Cantamutto, F. J., y Féliz, M. (2021). Argentina entre la sostenibilidad de la deuda y la vida.</w:t>
-      </w:r>
-      <w:r>
-        <w:t xml:space="preserve"> </w:t>
-      </w:r>
-      <w:r>
-        <w:rPr>
-          <w:i/>
-          <w:iCs/>
-        </w:rPr>
-        <w:t xml:space="preserve">Revista Nuestramérica</w:t>
-      </w:r>
-      <w:r>
-        <w:t xml:space="preserve">, 9(17), e6167845.</w:t>
-      </w:r>
-    </w:p>
-    <w:p>
-      <w:pPr>
-        <w:pStyle w:val="Compact"/>
-        <w:numPr>
-          <w:ilvl w:val="0"/>
-          <w:numId w:val="1018"/>
-        </w:numPr>
-      </w:pPr>
-      <w:r>
-        <w:t xml:space="preserve">Celasun, O., Debrun, X., y Ostry, J. D. (2006).</w:t>
-      </w:r>
-      <w:r>
-        <w:t xml:space="preserve"> </w:t>
-      </w:r>
-      <w:r>
-        <w:rPr>
-          <w:i/>
-          <w:iCs/>
-        </w:rPr>
-        <w:t xml:space="preserve">Primary surplus behavior and risks to fiscal sustainability in emerging market countries: A</w:t>
-      </w:r>
-      <w:r>
-        <w:rPr>
-          <w:i/>
-          <w:iCs/>
-        </w:rPr>
-        <w:t xml:space="preserve"> </w:t>
-      </w:r>
-      <w:r>
-        <w:rPr>
-          <w:i/>
-          <w:iCs/>
-        </w:rPr>
-        <w:t xml:space="preserve">“fan-chart”</w:t>
-      </w:r>
-      <w:r>
-        <w:rPr>
-          <w:i/>
-          <w:iCs/>
-        </w:rPr>
-        <w:t xml:space="preserve"> </w:t>
-      </w:r>
-      <w:r>
-        <w:rPr>
-          <w:i/>
-          <w:iCs/>
-        </w:rPr>
-        <w:t xml:space="preserve">approach</w:t>
-      </w:r>
-      <w:r>
-        <w:t xml:space="preserve"> </w:t>
-      </w:r>
-      <w:r>
-        <w:t xml:space="preserve">(IMF Working Paper WP/06/67).</w:t>
-      </w:r>
-    </w:p>
-    <w:p>
-      <w:pPr>
-        <w:pStyle w:val="Compact"/>
-        <w:numPr>
-          <w:ilvl w:val="0"/>
-          <w:numId w:val="1018"/>
-        </w:numPr>
-      </w:pPr>
-      <w:r>
-        <w:t xml:space="preserve">Cetrángolo, O., Damill, M., Frenkel, R., y Jiménez, J. P. (1997).</w:t>
-      </w:r>
-      <w:r>
-        <w:t xml:space="preserve"> </w:t>
-      </w:r>
-      <w:r>
-        <w:rPr>
-          <w:i/>
-          <w:iCs/>
-        </w:rPr>
-        <w:t xml:space="preserve">La sostenibilidad de la política fiscal en América Latina: El caso argentino</w:t>
-      </w:r>
-      <w:r>
-        <w:t xml:space="preserve"> </w:t>
-      </w:r>
-      <w:r>
-        <w:t xml:space="preserve">(Documento de Trabajo R-315). Banco Interamericano de Desarrollo, Red de Centros de Investigación.</w:t>
-      </w:r>
-    </w:p>
-    <w:p>
-      <w:pPr>
-        <w:pStyle w:val="Compact"/>
-        <w:numPr>
-          <w:ilvl w:val="0"/>
-          <w:numId w:val="1018"/>
-        </w:numPr>
-      </w:pPr>
-      <w:r>
-        <w:t xml:space="preserve">Chequeado. (2025, diciembre).</w:t>
-      </w:r>
-      <w:r>
-        <w:t xml:space="preserve"> </w:t>
-      </w:r>
-      <w:r>
-        <w:rPr>
-          <w:i/>
-          <w:iCs/>
-        </w:rPr>
-        <w:t xml:space="preserve">Luis Caputo anunció la colocación de un bono por US$ 910 millones: qué implica el regreso al mercado de deuda</w:t>
-      </w:r>
-      <w:r>
-        <w:t xml:space="preserve">. https://chequeado.com/el-explicador/luis-caputo-anuncio-un-bono-a-4-anos-que-significa-que-el-pais-vuelva-al-mercado-de-deuda/</w:t>
-      </w:r>
-    </w:p>
-    <w:p>
-      <w:pPr>
-        <w:pStyle w:val="Compact"/>
-        <w:numPr>
-          <w:ilvl w:val="0"/>
-          <w:numId w:val="1018"/>
-        </w:numPr>
-      </w:pPr>
-      <w:r>
-        <w:t xml:space="preserve">Christiano, L. J., Eichenbaum, M., y Evans, C. L. (1999). Monetary policy shocks: What have we learned and to what end? En J. B. Taylor y M. Woodford (Eds.),</w:t>
-      </w:r>
-      <w:r>
-        <w:t xml:space="preserve"> </w:t>
-      </w:r>
-      <w:r>
-        <w:rPr>
-          <w:i/>
-          <w:iCs/>
-        </w:rPr>
-        <w:t xml:space="preserve">Handbook of Macroeconomics</w:t>
-      </w:r>
-      <w:r>
-        <w:t xml:space="preserve"> </w:t>
-      </w:r>
-      <w:r>
-        <w:t xml:space="preserve">(Vol. 1A, pp. 65-148). Elsevier.</w:t>
-      </w:r>
-    </w:p>
-    <w:p>
-      <w:pPr>
-        <w:pStyle w:val="Compact"/>
-        <w:numPr>
-          <w:ilvl w:val="0"/>
-          <w:numId w:val="1018"/>
-        </w:numPr>
-      </w:pPr>
-      <w:r>
-        <w:t xml:space="preserve">Comín Comín, F. (2014).</w:t>
-      </w:r>
-      <w:r>
-        <w:t xml:space="preserve"> </w:t>
-      </w:r>
-      <w:r>
-        <w:rPr>
-          <w:i/>
-          <w:iCs/>
-        </w:rPr>
-        <w:t xml:space="preserve">Historia económica mundial: De los orígenes a la actualidad</w:t>
-      </w:r>
-      <w:r>
-        <w:t xml:space="preserve">. Alianza Editorial.</w:t>
-      </w:r>
-    </w:p>
-    <w:p>
-      <w:pPr>
-        <w:pStyle w:val="Compact"/>
-        <w:numPr>
-          <w:ilvl w:val="0"/>
-          <w:numId w:val="1018"/>
-        </w:numPr>
-      </w:pPr>
-      <w:r>
-        <w:t xml:space="preserve">Cushman, D. O., y Zha, T. (1997). Identifying monetary policy in a small open economy under flexible exchange rates.</w:t>
-      </w:r>
-      <w:r>
-        <w:t xml:space="preserve"> </w:t>
-      </w:r>
-      <w:r>
-        <w:rPr>
-          <w:i/>
-          <w:iCs/>
-        </w:rPr>
-        <w:t xml:space="preserve">Journal of Monetary Economics</w:t>
-      </w:r>
-      <w:r>
-        <w:t xml:space="preserve">, 39(3), 433-448.</w:t>
-      </w:r>
-    </w:p>
-    <w:p>
-      <w:pPr>
-        <w:pStyle w:val="Compact"/>
-        <w:numPr>
-          <w:ilvl w:val="0"/>
-          <w:numId w:val="1018"/>
-        </w:numPr>
-      </w:pPr>
-      <w:r>
-        <w:t xml:space="preserve">Damill, M., Frenkel, R., y Rapetti, M. (2015). Macroeconomic policy in Argentina during 2002-2013.</w:t>
-      </w:r>
-      <w:r>
-        <w:t xml:space="preserve"> </w:t>
-      </w:r>
-      <w:r>
-        <w:rPr>
-          <w:i/>
-          <w:iCs/>
-        </w:rPr>
-        <w:t xml:space="preserve">Comparative Economic Studies</w:t>
-      </w:r>
-      <w:r>
-        <w:t xml:space="preserve">, 57(3), 369-400.</w:t>
-      </w:r>
-    </w:p>
-    <w:p>
-      <w:pPr>
-        <w:pStyle w:val="Compact"/>
-        <w:numPr>
-          <w:ilvl w:val="0"/>
-          <w:numId w:val="1018"/>
-        </w:numPr>
-      </w:pPr>
-      <w:r>
-        <w:t xml:space="preserve">della Paolera, G., y Taylor, A. M. (2001).</w:t>
-      </w:r>
-      <w:r>
-        <w:t xml:space="preserve"> </w:t>
-      </w:r>
-      <w:r>
-        <w:rPr>
-          <w:i/>
-          <w:iCs/>
-        </w:rPr>
-        <w:t xml:space="preserve">Straining at the anchor: The Argentine currency board and the search for macroeconomic stability, 1880-1935</w:t>
-      </w:r>
-      <w:r>
-        <w:t xml:space="preserve">. University of Chicago Press.</w:t>
-      </w:r>
-    </w:p>
-    <w:p>
-      <w:pPr>
-        <w:pStyle w:val="Compact"/>
-        <w:numPr>
-          <w:ilvl w:val="0"/>
-          <w:numId w:val="1018"/>
-        </w:numPr>
-      </w:pPr>
-      <w:r>
-        <w:t xml:space="preserve">Denton, F. T. (1971). Adjustment of monthly or quarterly series to annual totals: An approach based on quadratic minimization.</w:t>
-      </w:r>
-      <w:r>
-        <w:t xml:space="preserve"> </w:t>
-      </w:r>
-      <w:r>
-        <w:rPr>
-          <w:i/>
-          <w:iCs/>
-        </w:rPr>
-        <w:t xml:space="preserve">Journal of the American Statistical Association, 66</w:t>
-      </w:r>
-      <w:r>
-        <w:t xml:space="preserve">(333), 99-102.</w:t>
-      </w:r>
-    </w:p>
-    <w:p>
-      <w:pPr>
-        <w:pStyle w:val="Compact"/>
-        <w:numPr>
-          <w:ilvl w:val="0"/>
-          <w:numId w:val="1018"/>
-        </w:numPr>
-      </w:pPr>
-      <w:r>
-        <w:t xml:space="preserve">Diamand, M. (1972). La estructura productiva desequilibrada argentina y el tipo de cambio.</w:t>
-      </w:r>
-      <w:r>
-        <w:t xml:space="preserve"> </w:t>
-      </w:r>
-      <w:r>
-        <w:rPr>
-          <w:i/>
-          <w:iCs/>
-        </w:rPr>
-        <w:t xml:space="preserve">Desarrollo Económico, 12</w:t>
-      </w:r>
-      <w:r>
-        <w:t xml:space="preserve">(45), 25-47.</w:t>
-      </w:r>
-    </w:p>
-    <w:p>
-      <w:pPr>
-        <w:pStyle w:val="Compact"/>
-        <w:numPr>
-          <w:ilvl w:val="0"/>
-          <w:numId w:val="1018"/>
-        </w:numPr>
-      </w:pPr>
-      <w:r>
-        <w:t xml:space="preserve">Díaz Alejandro, C. F. (1970).</w:t>
-      </w:r>
-      <w:r>
-        <w:t xml:space="preserve"> </w:t>
-      </w:r>
-      <w:r>
-        <w:rPr>
-          <w:i/>
-          <w:iCs/>
-        </w:rPr>
-        <w:t xml:space="preserve">Essays on the economic history of the Argentine Republic</w:t>
-      </w:r>
-      <w:r>
-        <w:t xml:space="preserve">. Yale University Press.</w:t>
-      </w:r>
-    </w:p>
-    <w:p>
-      <w:pPr>
-        <w:pStyle w:val="Compact"/>
-        <w:numPr>
-          <w:ilvl w:val="0"/>
-          <w:numId w:val="1018"/>
-        </w:numPr>
-      </w:pPr>
-      <w:r>
-        <w:t xml:space="preserve">Eichengreen, B., Hausmann, R., y Panizza, U. (2003).</w:t>
-      </w:r>
-      <w:r>
-        <w:t xml:space="preserve"> </w:t>
-      </w:r>
-      <w:r>
-        <w:rPr>
-          <w:i/>
-          <w:iCs/>
-        </w:rPr>
-        <w:t xml:space="preserve">Currency mismatches, debt intolerance and original sin: Why they are not the same and why it matters</w:t>
-      </w:r>
-      <w:r>
-        <w:t xml:space="preserve"> </w:t>
-      </w:r>
-      <w:r>
-        <w:t xml:space="preserve">(NBER Working Paper No. 10036). National Bureau of Economic Research.</w:t>
-      </w:r>
-    </w:p>
-    <w:p>
-      <w:pPr>
-        <w:pStyle w:val="Compact"/>
-        <w:numPr>
-          <w:ilvl w:val="0"/>
-          <w:numId w:val="1018"/>
-        </w:numPr>
-      </w:pPr>
-      <w:r>
-        <w:t xml:space="preserve">Everaert, G., y Jansen, S. (2018). On the estimation of panel fiscal reaction functions: Heterogeneity or fiscal fatigue?</w:t>
-      </w:r>
-      <w:r>
-        <w:t xml:space="preserve"> </w:t>
-      </w:r>
-      <w:r>
-        <w:rPr>
-          <w:i/>
-          <w:iCs/>
-        </w:rPr>
-        <w:t xml:space="preserve">Economic Modelling</w:t>
-      </w:r>
-      <w:r>
-        <w:t xml:space="preserve">, 70, 87-96.</w:t>
-      </w:r>
-    </w:p>
-    <w:p>
-      <w:pPr>
-        <w:pStyle w:val="Compact"/>
-        <w:numPr>
-          <w:ilvl w:val="0"/>
-          <w:numId w:val="1018"/>
-        </w:numPr>
-      </w:pPr>
-      <w:r>
-        <w:t xml:space="preserve">Favero, C., y Giavazzi, F. (2007).</w:t>
-      </w:r>
-      <w:r>
-        <w:t xml:space="preserve"> </w:t>
-      </w:r>
-      <w:r>
-        <w:rPr>
-          <w:i/>
-          <w:iCs/>
-        </w:rPr>
-        <w:t xml:space="preserve">Debt and the effects of fiscal policy</w:t>
-      </w:r>
-      <w:r>
-        <w:t xml:space="preserve"> </w:t>
-      </w:r>
-      <w:r>
-        <w:t xml:space="preserve">(NBER Working Paper No. 12822).</w:t>
-      </w:r>
-    </w:p>
-    <w:p>
-      <w:pPr>
-        <w:pStyle w:val="Compact"/>
-        <w:numPr>
-          <w:ilvl w:val="0"/>
-          <w:numId w:val="1018"/>
-        </w:numPr>
-      </w:pPr>
-      <w:r>
-        <w:t xml:space="preserve">Federal Reserve Bank of Atlanta. (s. f.).</w:t>
-      </w:r>
-      <w:r>
-        <w:t xml:space="preserve"> </w:t>
-      </w:r>
-      <w:r>
-        <w:rPr>
-          <w:i/>
-          <w:iCs/>
-        </w:rPr>
-        <w:t xml:space="preserve">Wu-Xia shadow federal funds rate</w:t>
-      </w:r>
-      <w:r>
-        <w:t xml:space="preserve"> </w:t>
-      </w:r>
-      <w:r>
-        <w:t xml:space="preserve">[Conjunto de datos]. https://www.atlantafed.org/cqer/research/wu-xia-shadow-federal-funds-rate</w:t>
-      </w:r>
-    </w:p>
-    <w:p>
-      <w:pPr>
-        <w:pStyle w:val="Compact"/>
-        <w:numPr>
-          <w:ilvl w:val="0"/>
-          <w:numId w:val="1018"/>
-        </w:numPr>
-      </w:pPr>
-      <w:r>
-        <w:t xml:space="preserve">Fondo Monetario Internacional y Mecanismo Europeo de Estabilidad. (2023).</w:t>
-      </w:r>
-      <w:r>
-        <w:t xml:space="preserve"> </w:t>
-      </w:r>
-      <w:r>
-        <w:rPr>
-          <w:i/>
-          <w:iCs/>
-        </w:rPr>
-        <w:t xml:space="preserve">The stochastic debt fanchart in the IMF’s Sovereign Risk and Debt Sustainability Framework for MACs</w:t>
-      </w:r>
-      <w:r>
-        <w:t xml:space="preserve"> </w:t>
-      </w:r>
-      <w:r>
-        <w:t xml:space="preserve">[Presentación, 30 de noviembre de 2023].</w:t>
-      </w:r>
-    </w:p>
-    <w:p>
-      <w:pPr>
-        <w:pStyle w:val="Compact"/>
-        <w:numPr>
-          <w:ilvl w:val="0"/>
-          <w:numId w:val="1018"/>
-        </w:numPr>
-      </w:pPr>
-      <w:r>
-        <w:t xml:space="preserve">Fondo Monetario Internacional. (2021).</w:t>
-      </w:r>
-      <w:r>
-        <w:t xml:space="preserve"> </w:t>
-      </w:r>
-      <w:r>
-        <w:rPr>
-          <w:i/>
-          <w:iCs/>
-        </w:rPr>
-        <w:t xml:space="preserve">Review of the debt sustainability framework for market access countries</w:t>
-      </w:r>
-      <w:r>
-        <w:t xml:space="preserve"> </w:t>
-      </w:r>
-      <w:r>
-        <w:t xml:space="preserve">(IMF Policy Paper). Aprobado por el Directorio el 14 de enero de 2021.</w:t>
-      </w:r>
-    </w:p>
-    <w:p>
-      <w:pPr>
-        <w:pStyle w:val="Compact"/>
-        <w:numPr>
-          <w:ilvl w:val="0"/>
-          <w:numId w:val="1018"/>
-        </w:numPr>
-      </w:pPr>
-      <w:r>
-        <w:t xml:space="preserve">Fondo Monetario Internacional. (2024).</w:t>
-      </w:r>
-      <w:r>
-        <w:t xml:space="preserve"> </w:t>
-      </w:r>
-      <w:r>
-        <w:rPr>
-          <w:i/>
-          <w:iCs/>
-        </w:rPr>
-        <w:t xml:space="preserve">Argentina: Eighth review under the extended arrangement under the Extended Fund Facility</w:t>
-      </w:r>
-      <w:r>
-        <w:t xml:space="preserve"> </w:t>
-      </w:r>
-      <w:r>
-        <w:t xml:space="preserve">(IMF Country Report No. 24/167).</w:t>
-      </w:r>
-    </w:p>
-    <w:p>
-      <w:pPr>
-        <w:pStyle w:val="Compact"/>
-        <w:numPr>
-          <w:ilvl w:val="0"/>
-          <w:numId w:val="1018"/>
-        </w:numPr>
-      </w:pPr>
-      <w:r>
-        <w:t xml:space="preserve">Fondo Monetario Internacional. (2025).</w:t>
-      </w:r>
-      <w:r>
-        <w:t xml:space="preserve"> </w:t>
-      </w:r>
-      <w:r>
-        <w:rPr>
-          <w:i/>
-          <w:iCs/>
-        </w:rPr>
-        <w:t xml:space="preserve">Argentina: Request for an extended arrangement under the Extended Fund Facility</w:t>
-      </w:r>
-      <w:r>
-        <w:t xml:space="preserve"> </w:t>
-      </w:r>
-      <w:r>
-        <w:t xml:space="preserve">(IMF Country Report No. 25/95). Anexo II: Application of the Sovereign Risk and Debt Sustainability Framework.</w:t>
-      </w:r>
-    </w:p>
-    <w:p>
-      <w:pPr>
-        <w:pStyle w:val="Compact"/>
-        <w:numPr>
-          <w:ilvl w:val="0"/>
-          <w:numId w:val="1018"/>
-        </w:numPr>
-      </w:pPr>
-      <w:r>
-        <w:t xml:space="preserve">Ghosh, A. R., Kim, J. I., Mendoza, E. G., Ostry, J. D., y Qureshi, M. S. (2013). Fiscal fatigue, fiscal space and debt sustainability in advanced economies.</w:t>
-      </w:r>
-      <w:r>
-        <w:t xml:space="preserve"> </w:t>
-      </w:r>
-      <w:r>
-        <w:rPr>
-          <w:i/>
-          <w:iCs/>
-        </w:rPr>
-        <w:t xml:space="preserve">The Economic Journal</w:t>
-      </w:r>
-      <w:r>
-        <w:t xml:space="preserve">, 123(566), F4-F30.</w:t>
-      </w:r>
-    </w:p>
-    <w:p>
-      <w:pPr>
-        <w:pStyle w:val="Compact"/>
-        <w:numPr>
-          <w:ilvl w:val="0"/>
-          <w:numId w:val="1018"/>
-        </w:numPr>
-      </w:pPr>
-      <w:r>
-        <w:t xml:space="preserve">Girouard, N., y André, C. (2005).</w:t>
-      </w:r>
-      <w:r>
-        <w:t xml:space="preserve"> </w:t>
-      </w:r>
-      <w:r>
-        <w:rPr>
-          <w:i/>
-          <w:iCs/>
-        </w:rPr>
-        <w:t xml:space="preserve">Measuring cyclically-adjusted budget balances for OECD countries</w:t>
-      </w:r>
-      <w:r>
-        <w:t xml:space="preserve"> </w:t>
-      </w:r>
-      <w:r>
-        <w:t xml:space="preserve">(OECD Economics Department Working Papers No. 434).</w:t>
-      </w:r>
-    </w:p>
-    <w:p>
-      <w:pPr>
-        <w:pStyle w:val="Compact"/>
-        <w:numPr>
-          <w:ilvl w:val="0"/>
-          <w:numId w:val="1018"/>
-        </w:numPr>
-      </w:pPr>
-      <w:r>
-        <w:t xml:space="preserve">González, M. J., y Hernández, J. M. (2023).</w:t>
-      </w:r>
-      <w:r>
-        <w:t xml:space="preserve"> </w:t>
-      </w:r>
-      <w:r>
-        <w:rPr>
-          <w:i/>
-          <w:iCs/>
-        </w:rPr>
-        <w:t xml:space="preserve">Public debt sustainability and fiscal reaction functions in Latin America and the Caribbean</w:t>
-      </w:r>
-      <w:r>
-        <w:t xml:space="preserve"> </w:t>
-      </w:r>
-      <w:r>
-        <w:t xml:space="preserve">(IDB Discussion Paper IDB-DP-988). Banco Interamericano de Desarrollo.</w:t>
-      </w:r>
-    </w:p>
-    <w:p>
-      <w:pPr>
-        <w:pStyle w:val="Compact"/>
-        <w:numPr>
-          <w:ilvl w:val="0"/>
-          <w:numId w:val="1018"/>
-        </w:numPr>
-      </w:pPr>
-      <w:r>
-        <w:t xml:space="preserve">Gonçalves, S., y Kilian, L. (2004). Bootstrapping autoregressions with conditional heteroskedasticity of unknown form.</w:t>
-      </w:r>
-      <w:r>
-        <w:t xml:space="preserve"> </w:t>
-      </w:r>
-      <w:r>
-        <w:rPr>
-          <w:i/>
-          <w:iCs/>
-        </w:rPr>
-        <w:t xml:space="preserve">Journal of Econometrics</w:t>
-      </w:r>
-      <w:r>
-        <w:t xml:space="preserve">, 123(1), 89-120.</w:t>
-      </w:r>
-    </w:p>
-    <w:p>
-      <w:pPr>
-        <w:pStyle w:val="Compact"/>
-        <w:numPr>
-          <w:ilvl w:val="0"/>
-          <w:numId w:val="1018"/>
-        </w:numPr>
-      </w:pPr>
-      <w:r>
-        <w:t xml:space="preserve">Hansen, B. E. (1999). Threshold effects in non-dynamic panels: Estimation, testing, and inference.</w:t>
-      </w:r>
-      <w:r>
-        <w:t xml:space="preserve"> </w:t>
-      </w:r>
-      <w:r>
-        <w:rPr>
-          <w:i/>
-          <w:iCs/>
-        </w:rPr>
-        <w:t xml:space="preserve">Journal of Econometrics, 93</w:t>
-      </w:r>
-      <w:r>
-        <w:t xml:space="preserve">(2), 345-368.</w:t>
-      </w:r>
-    </w:p>
-    <w:p>
-      <w:pPr>
-        <w:pStyle w:val="Compact"/>
-        <w:numPr>
-          <w:ilvl w:val="0"/>
-          <w:numId w:val="1018"/>
-        </w:numPr>
-      </w:pPr>
-      <w:r>
-        <w:t xml:space="preserve">Hébert, B., y Schreger, J. (2017). The costs of sovereign default: Evidence from Argentina.</w:t>
-      </w:r>
-      <w:r>
-        <w:t xml:space="preserve"> </w:t>
-      </w:r>
-      <w:r>
-        <w:rPr>
-          <w:i/>
-          <w:iCs/>
-        </w:rPr>
-        <w:t xml:space="preserve">American Economic Review</w:t>
-      </w:r>
-      <w:r>
-        <w:t xml:space="preserve">, 107(10), 3119-3145.</w:t>
-      </w:r>
-    </w:p>
-    <w:p>
-      <w:pPr>
-        <w:pStyle w:val="Compact"/>
-        <w:numPr>
-          <w:ilvl w:val="0"/>
-          <w:numId w:val="1018"/>
-        </w:numPr>
-      </w:pPr>
-      <w:r>
-        <w:t xml:space="preserve">Infobae. (2026, 23 de septiembre).</w:t>
-      </w:r>
-      <w:r>
-        <w:t xml:space="preserve"> </w:t>
-      </w:r>
-      <w:r>
-        <w:rPr>
-          <w:i/>
-          <w:iCs/>
-        </w:rPr>
-        <w:t xml:space="preserve">El riesgo país arriba de los 550 puntos condiciona la primera emisión de deuda internacional de una provincia</w:t>
-      </w:r>
-      <w:r>
-        <w:t xml:space="preserve">. https://www.infobae.com/economia/2026/09/23/el-riesgo-pais-arriba-de-los-550-puntos-condiciona-la-primera-emision-de-deuda-internacional-de-una-provincia/</w:t>
-      </w:r>
-    </w:p>
-    <w:p>
-      <w:pPr>
-        <w:pStyle w:val="Compact"/>
-        <w:numPr>
-          <w:ilvl w:val="0"/>
-          <w:numId w:val="1018"/>
-        </w:numPr>
-      </w:pPr>
-      <w:r>
-        <w:t xml:space="preserve">Kalemli-Özcan, Ş. (2019).</w:t>
-      </w:r>
-      <w:r>
-        <w:t xml:space="preserve"> </w:t>
-      </w:r>
-      <w:r>
-        <w:rPr>
-          <w:i/>
-          <w:iCs/>
-        </w:rPr>
-        <w:t xml:space="preserve">U.S. monetary policy and international risk spillovers</w:t>
-      </w:r>
-      <w:r>
-        <w:t xml:space="preserve"> </w:t>
-      </w:r>
-      <w:r>
-        <w:t xml:space="preserve">(NBER Working Paper No. 26297). National Bureau of Economic Research. https://www.nber.org/papers/w26297</w:t>
-      </w:r>
-    </w:p>
-    <w:p>
-      <w:pPr>
-        <w:pStyle w:val="Compact"/>
-        <w:numPr>
-          <w:ilvl w:val="0"/>
-          <w:numId w:val="1018"/>
-        </w:numPr>
-      </w:pPr>
-      <w:r>
-        <w:t xml:space="preserve">Leeper, E. M. (1991). Equilibria under</w:t>
-      </w:r>
-      <w:r>
-        <w:t xml:space="preserve"> </w:t>
-      </w:r>
-      <w:r>
-        <w:t xml:space="preserve">“active”</w:t>
-      </w:r>
-      <w:r>
-        <w:t xml:space="preserve"> </w:t>
-      </w:r>
-      <w:r>
-        <w:t xml:space="preserve">and</w:t>
-      </w:r>
-      <w:r>
-        <w:t xml:space="preserve"> </w:t>
-      </w:r>
-      <w:r>
-        <w:t xml:space="preserve">“passive”</w:t>
-      </w:r>
-      <w:r>
-        <w:t xml:space="preserve"> </w:t>
-      </w:r>
-      <w:r>
-        <w:t xml:space="preserve">monetary and fiscal policies.</w:t>
-      </w:r>
-      <w:r>
-        <w:t xml:space="preserve"> </w:t>
-      </w:r>
-      <w:r>
-        <w:rPr>
-          <w:i/>
-          <w:iCs/>
-        </w:rPr>
-        <w:t xml:space="preserve">Journal of Monetary Economics, 27</w:t>
-      </w:r>
-      <w:r>
-        <w:t xml:space="preserve">(1), 129-147. https://doi.org/10.1016/0304-3932(91)90007-B</w:t>
-      </w:r>
-    </w:p>
-    <w:p>
-      <w:pPr>
-        <w:pStyle w:val="Compact"/>
-        <w:numPr>
-          <w:ilvl w:val="0"/>
-          <w:numId w:val="1018"/>
-        </w:numPr>
-      </w:pPr>
-      <w:r>
-        <w:t xml:space="preserve">Levy Yeyati, E., y Sturzenegger, F. (2023). A balance-sheet approach to fiscal sustainability.</w:t>
-      </w:r>
-      <w:r>
-        <w:t xml:space="preserve"> </w:t>
-      </w:r>
-      <w:r>
-        <w:rPr>
-          <w:i/>
-          <w:iCs/>
-        </w:rPr>
-        <w:t xml:space="preserve">Fiscal Studies</w:t>
-      </w:r>
-      <w:r>
-        <w:t xml:space="preserve">, 44(1), 61-84. https://doi.org/10.1111/1475-5890.12319</w:t>
-      </w:r>
-    </w:p>
-    <w:p>
-      <w:pPr>
-        <w:pStyle w:val="Compact"/>
-        <w:numPr>
-          <w:ilvl w:val="0"/>
-          <w:numId w:val="1018"/>
-        </w:numPr>
-      </w:pPr>
-      <w:r>
-        <w:t xml:space="preserve">Ley 27.541 de Solidaridad Social y Reactivación Productiva en el Marco de la Emergencia Pública (2019). Boletín Oficial de la República Argentina, 23 de diciembre de 2019.</w:t>
-      </w:r>
-    </w:p>
-    <w:p>
-      <w:pPr>
-        <w:pStyle w:val="Compact"/>
-        <w:numPr>
-          <w:ilvl w:val="0"/>
-          <w:numId w:val="1018"/>
-        </w:numPr>
-      </w:pPr>
-      <w:r>
-        <w:t xml:space="preserve">Ley 27.612 de Fortalecimiento de la Sostenibilidad de la Deuda Pública (2021). Boletín Oficial de la República Argentina, 3 de marzo de 2021.</w:t>
-      </w:r>
-    </w:p>
-    <w:p>
-      <w:pPr>
-        <w:pStyle w:val="Compact"/>
-        <w:numPr>
-          <w:ilvl w:val="0"/>
-          <w:numId w:val="1018"/>
-        </w:numPr>
-      </w:pPr>
-      <w:r>
-        <w:t xml:space="preserve">Lütkepohl, H. (2005).</w:t>
-      </w:r>
-      <w:r>
-        <w:t xml:space="preserve"> </w:t>
-      </w:r>
-      <w:r>
-        <w:rPr>
-          <w:i/>
-          <w:iCs/>
-        </w:rPr>
-        <w:t xml:space="preserve">New introduction to multiple time series analysis</w:t>
-      </w:r>
-      <w:r>
-        <w:t xml:space="preserve">. Springer.</w:t>
-      </w:r>
-    </w:p>
-    <w:p>
-      <w:pPr>
-        <w:pStyle w:val="Compact"/>
-        <w:numPr>
-          <w:ilvl w:val="0"/>
-          <w:numId w:val="1018"/>
-        </w:numPr>
-      </w:pPr>
-      <w:r>
-        <w:t xml:space="preserve">Medeiros, J. (2012).</w:t>
-      </w:r>
-      <w:r>
-        <w:t xml:space="preserve"> </w:t>
-      </w:r>
-      <w:r>
-        <w:rPr>
-          <w:i/>
-          <w:iCs/>
-        </w:rPr>
-        <w:t xml:space="preserve">Stochastic debt simulation using VAR models and a panel fiscal reaction function: Results for a selected number of countries</w:t>
-      </w:r>
-      <w:r>
-        <w:t xml:space="preserve"> </w:t>
-      </w:r>
-      <w:r>
-        <w:t xml:space="preserve">(European Economy Economic Papers 459). Comisión Europea.</w:t>
-      </w:r>
-    </w:p>
-    <w:p>
-      <w:pPr>
-        <w:pStyle w:val="Compact"/>
-        <w:numPr>
-          <w:ilvl w:val="0"/>
-          <w:numId w:val="1018"/>
-        </w:numPr>
-      </w:pPr>
-      <w:r>
-        <w:t xml:space="preserve">Mendoza, E. G., y Oviedo, P. M. (2009). Public debt, fiscal solvency and macroeconomic uncertainty in Latin America: The cases of Brazil, Colombia, Costa Rica and Mexico.</w:t>
-      </w:r>
-      <w:r>
-        <w:t xml:space="preserve"> </w:t>
-      </w:r>
-      <w:r>
-        <w:rPr>
-          <w:i/>
-          <w:iCs/>
-        </w:rPr>
-        <w:t xml:space="preserve">Economía Mexicana. Nueva Época</w:t>
-      </w:r>
-      <w:r>
-        <w:t xml:space="preserve">, 18(2), 133-177.</w:t>
-      </w:r>
-    </w:p>
-    <w:p>
-      <w:pPr>
-        <w:pStyle w:val="Compact"/>
-        <w:numPr>
-          <w:ilvl w:val="0"/>
-          <w:numId w:val="1018"/>
-        </w:numPr>
-      </w:pPr>
-      <w:r>
-        <w:t xml:space="preserve">Ministerio de Economía de la Nación, Secretaría de Finanzas. (2025).</w:t>
-      </w:r>
-      <w:r>
-        <w:t xml:space="preserve"> </w:t>
-      </w:r>
-      <w:r>
-        <w:rPr>
-          <w:i/>
-          <w:iCs/>
-        </w:rPr>
-        <w:t xml:space="preserve">Informe de deuda pública al 31/12/2025</w:t>
-      </w:r>
-      <w:r>
-        <w:t xml:space="preserve"> </w:t>
-      </w:r>
-      <w:r>
-        <w:t xml:space="preserve">[Conjunto de datos]. (Archivos de los cierres 2007 a 2025 en</w:t>
-      </w:r>
-      <w:r>
-        <w:t xml:space="preserve"> </w:t>
-      </w:r>
-      <w:r>
-        <w:rPr>
-          <w:rStyle w:val="VerbatimChar"/>
-        </w:rPr>
-        <w:t xml:space="preserve">datos/crudos/mecon_deuda/</w:t>
-      </w:r>
-      <w:r>
-        <w:t xml:space="preserve">.)</w:t>
-      </w:r>
-    </w:p>
-    <w:p>
-      <w:pPr>
-        <w:pStyle w:val="Compact"/>
-        <w:numPr>
-          <w:ilvl w:val="0"/>
-          <w:numId w:val="1018"/>
-        </w:numPr>
-      </w:pPr>
-      <w:r>
-        <w:t xml:space="preserve">Ministerio de Economía y Producción, Secretaría de Hacienda, Oficina Nacional de Presupuesto. (2006).</w:t>
-      </w:r>
-      <w:r>
-        <w:t xml:space="preserve"> </w:t>
-      </w:r>
-      <w:r>
-        <w:rPr>
-          <w:i/>
-          <w:iCs/>
-        </w:rPr>
-        <w:t xml:space="preserve">Compendio fiscal 1993-2006</w:t>
-      </w:r>
-      <w:r>
-        <w:t xml:space="preserve">. https://www.economia.gob.ar/onp/documentos/ejectexto/compendio/compendio93-06.pdf</w:t>
-      </w:r>
-    </w:p>
-    <w:p>
-      <w:pPr>
-        <w:pStyle w:val="Compact"/>
-        <w:numPr>
-          <w:ilvl w:val="0"/>
-          <w:numId w:val="1018"/>
-        </w:numPr>
-      </w:pPr>
-      <w:r>
-        <w:t xml:space="preserve">Neumeyer, P. A., y Perri, F. (2005). Business cycles in emerging economies: The role of interest rates.</w:t>
-      </w:r>
-      <w:r>
-        <w:t xml:space="preserve"> </w:t>
-      </w:r>
-      <w:r>
-        <w:rPr>
-          <w:i/>
-          <w:iCs/>
-        </w:rPr>
-        <w:t xml:space="preserve">Journal of Monetary Economics</w:t>
-      </w:r>
-      <w:r>
-        <w:t xml:space="preserve">, 52(2), 345-380.</w:t>
-      </w:r>
-    </w:p>
-    <w:p>
-      <w:pPr>
-        <w:pStyle w:val="Compact"/>
-        <w:numPr>
-          <w:ilvl w:val="0"/>
-          <w:numId w:val="1018"/>
-        </w:numPr>
-      </w:pPr>
-      <w:r>
-        <w:t xml:space="preserve">Oficina de Presupuesto del Congreso. (2026).</w:t>
-      </w:r>
-      <w:r>
-        <w:t xml:space="preserve"> </w:t>
-      </w:r>
-      <w:r>
-        <w:rPr>
-          <w:i/>
-          <w:iCs/>
-        </w:rPr>
-        <w:t xml:space="preserve">Operaciones de deuda pública, julio 2026</w:t>
-      </w:r>
-      <w:r>
-        <w:t xml:space="preserve">.</w:t>
-      </w:r>
-    </w:p>
-    <w:p>
-      <w:pPr>
-        <w:pStyle w:val="Compact"/>
-        <w:numPr>
-          <w:ilvl w:val="0"/>
-          <w:numId w:val="1018"/>
-        </w:numPr>
-      </w:pPr>
-      <w:r>
-        <w:t xml:space="preserve">Poder Ejecutivo Nacional. (2007).</w:t>
-      </w:r>
-      <w:r>
-        <w:t xml:space="preserve"> </w:t>
-      </w:r>
-      <w:r>
-        <w:rPr>
-          <w:i/>
-          <w:iCs/>
-        </w:rPr>
-        <w:t xml:space="preserve">Decreto 897/2007: Fondo de Garantía de Sustentabilidad del Régimen Previsional Público de Reparto</w:t>
-      </w:r>
-      <w:r>
-        <w:t xml:space="preserve"> </w:t>
-      </w:r>
-      <w:r>
-        <w:t xml:space="preserve">(Boletín Oficial, 13 de julio de 2007). Base normativa de la AFIP. https://biblioteca.afip.gob.ar/dcp/DEC_C_000897_2007_07_12</w:t>
-      </w:r>
-    </w:p>
-    <w:p>
-      <w:pPr>
-        <w:pStyle w:val="Compact"/>
-        <w:numPr>
-          <w:ilvl w:val="0"/>
-          <w:numId w:val="1018"/>
-        </w:numPr>
-      </w:pPr>
-      <w:r>
-        <w:t xml:space="preserve">Porto, A. (2020).</w:t>
-      </w:r>
-      <w:r>
-        <w:t xml:space="preserve"> </w:t>
-      </w:r>
-      <w:r>
-        <w:rPr>
-          <w:i/>
-          <w:iCs/>
-        </w:rPr>
-        <w:t xml:space="preserve">Evolución del sector público argentino en el largo plazo</w:t>
-      </w:r>
-      <w:r>
-        <w:t xml:space="preserve"> </w:t>
-      </w:r>
-      <w:r>
-        <w:t xml:space="preserve">(Documento de Trabajo N.° 36). CEFIP, Universidad Nacional de La Plata.</w:t>
-      </w:r>
-    </w:p>
-    <w:p>
-      <w:pPr>
-        <w:pStyle w:val="Compact"/>
-        <w:numPr>
-          <w:ilvl w:val="0"/>
-          <w:numId w:val="1018"/>
-        </w:numPr>
-      </w:pPr>
-      <w:r>
-        <w:t xml:space="preserve">Rapoport, M. (2020).</w:t>
-      </w:r>
-      <w:r>
-        <w:t xml:space="preserve"> </w:t>
-      </w:r>
-      <w:r>
-        <w:rPr>
-          <w:i/>
-          <w:iCs/>
-        </w:rPr>
-        <w:t xml:space="preserve">Historia económica, política y social de la Argentina (1880-2003)</w:t>
-      </w:r>
-      <w:r>
-        <w:t xml:space="preserve">. Crítica.</w:t>
-      </w:r>
-    </w:p>
-    <w:p>
-      <w:pPr>
-        <w:pStyle w:val="Compact"/>
-        <w:numPr>
-          <w:ilvl w:val="0"/>
-          <w:numId w:val="1018"/>
-        </w:numPr>
-      </w:pPr>
-      <w:r>
-        <w:t xml:space="preserve">Reinhart, C. M., Rogoff, K. S., y Savastano, M. A. (2003). Debt intolerance.</w:t>
-      </w:r>
-      <w:r>
-        <w:t xml:space="preserve"> </w:t>
-      </w:r>
-      <w:r>
-        <w:rPr>
-          <w:i/>
-          <w:iCs/>
-        </w:rPr>
-        <w:t xml:space="preserve">Brookings Papers on Economic Activity</w:t>
-      </w:r>
-      <w:r>
-        <w:t xml:space="preserve">, 2003(1), 1-74.</w:t>
-      </w:r>
-    </w:p>
-    <w:p>
-      <w:pPr>
-        <w:pStyle w:val="Compact"/>
-        <w:numPr>
-          <w:ilvl w:val="0"/>
-          <w:numId w:val="1018"/>
-        </w:numPr>
-      </w:pPr>
-      <w:r>
-        <w:t xml:space="preserve">Reinhart, C. M., y Rogoff, K. S. (2009).</w:t>
-      </w:r>
-      <w:r>
-        <w:t xml:space="preserve"> </w:t>
-      </w:r>
-      <w:r>
-        <w:rPr>
-          <w:i/>
-          <w:iCs/>
-        </w:rPr>
-        <w:t xml:space="preserve">This time is different: Eight centuries of financial folly</w:t>
-      </w:r>
-      <w:r>
-        <w:t xml:space="preserve">. Princeton University Press.</w:t>
-      </w:r>
-    </w:p>
-    <w:p>
-      <w:pPr>
-        <w:pStyle w:val="Compact"/>
-        <w:numPr>
-          <w:ilvl w:val="0"/>
-          <w:numId w:val="1018"/>
-        </w:numPr>
-      </w:pPr>
-      <w:r>
-        <w:t xml:space="preserve">Renzhi, N., y Beirne, J. (2024).</w:t>
-      </w:r>
-      <w:r>
-        <w:t xml:space="preserve"> </w:t>
-      </w:r>
-      <w:r>
-        <w:rPr>
-          <w:i/>
-          <w:iCs/>
-        </w:rPr>
-        <w:t xml:space="preserve">Global shocks and monetary policy transmission in emerging markets</w:t>
-      </w:r>
-      <w:r>
-        <w:t xml:space="preserve"> </w:t>
-      </w:r>
-      <w:r>
-        <w:t xml:space="preserve">(ADB Economics Working Paper No. 726). Asian Development Bank.</w:t>
-      </w:r>
-    </w:p>
-    <w:p>
-      <w:pPr>
-        <w:pStyle w:val="Compact"/>
-        <w:numPr>
-          <w:ilvl w:val="0"/>
-          <w:numId w:val="1018"/>
-        </w:numPr>
-      </w:pPr>
-      <w:r>
-        <w:t xml:space="preserve">Rey, H. (2013).</w:t>
-      </w:r>
-      <w:r>
-        <w:t xml:space="preserve"> </w:t>
-      </w:r>
-      <w:r>
-        <w:rPr>
-          <w:i/>
-          <w:iCs/>
-        </w:rPr>
-        <w:t xml:space="preserve">Dilemma not trilemma: The global financial cycle and monetary policy independence</w:t>
-      </w:r>
-      <w:r>
-        <w:t xml:space="preserve"> </w:t>
-      </w:r>
-      <w:r>
-        <w:t xml:space="preserve">[Documento presentado en el Simposio de Política Económica de Jackson Hole, 2013]. Federal Reserve Bank of Kansas City. Versión en NBER Working Paper No. 21162 (2015, rev. 2018).</w:t>
-      </w:r>
-    </w:p>
-    <w:p>
-      <w:pPr>
-        <w:pStyle w:val="Compact"/>
-        <w:numPr>
-          <w:ilvl w:val="0"/>
-          <w:numId w:val="1018"/>
-        </w:numPr>
-      </w:pPr>
-      <w:r>
-        <w:t xml:space="preserve">Rigobon, R. (2003). Identification through heteroskedasticity.</w:t>
-      </w:r>
-      <w:r>
-        <w:t xml:space="preserve"> </w:t>
-      </w:r>
-      <w:r>
-        <w:rPr>
-          <w:i/>
-          <w:iCs/>
-        </w:rPr>
-        <w:t xml:space="preserve">The Review of Economics and Statistics</w:t>
-      </w:r>
-      <w:r>
-        <w:t xml:space="preserve">, 85(4), 777-792.</w:t>
-      </w:r>
-    </w:p>
-    <w:p>
-      <w:pPr>
-        <w:pStyle w:val="Compact"/>
-        <w:numPr>
-          <w:ilvl w:val="0"/>
-          <w:numId w:val="1018"/>
-        </w:numPr>
-      </w:pPr>
-      <w:r>
-        <w:t xml:space="preserve">Rigobon, R., y Sack, B. (2004). The impact of monetary policy on asset prices.</w:t>
-      </w:r>
-      <w:r>
-        <w:t xml:space="preserve"> </w:t>
-      </w:r>
-      <w:r>
-        <w:rPr>
-          <w:i/>
-          <w:iCs/>
-        </w:rPr>
-        <w:t xml:space="preserve">Journal of Monetary Economics</w:t>
-      </w:r>
-      <w:r>
-        <w:t xml:space="preserve">, 51(8), 1553-1575.</w:t>
-      </w:r>
-    </w:p>
-    <w:p>
-      <w:pPr>
-        <w:pStyle w:val="Compact"/>
-        <w:numPr>
-          <w:ilvl w:val="0"/>
-          <w:numId w:val="1018"/>
-        </w:numPr>
-      </w:pPr>
-      <w:r>
-        <w:t xml:space="preserve">Rodríguez, A. (2023). Financiamiento y sostenibilidad de la deuda pública: El caso de la economía argentina (2001-2022).</w:t>
-      </w:r>
-      <w:r>
-        <w:t xml:space="preserve"> </w:t>
-      </w:r>
-      <w:r>
-        <w:rPr>
-          <w:i/>
-          <w:iCs/>
-        </w:rPr>
-        <w:t xml:space="preserve">Ciencias Económicas</w:t>
-      </w:r>
-      <w:r>
-        <w:t xml:space="preserve">, 2(20).</w:t>
-      </w:r>
-    </w:p>
-    <w:p>
-      <w:pPr>
-        <w:pStyle w:val="Compact"/>
-        <w:numPr>
-          <w:ilvl w:val="0"/>
-          <w:numId w:val="1018"/>
-        </w:numPr>
-      </w:pPr>
-      <w:r>
-        <w:t xml:space="preserve">Roldán, V. (2021).</w:t>
-      </w:r>
-      <w:r>
-        <w:t xml:space="preserve"> </w:t>
-      </w:r>
-      <w:r>
-        <w:rPr>
-          <w:i/>
-          <w:iCs/>
-        </w:rPr>
-        <w:t xml:space="preserve">La renegociación por la reestructuración de la deuda soberana argentina con los acreedores privados poseedores de instrumentos bajo jurisdicción extranjera durante 2020</w:t>
-      </w:r>
-      <w:r>
-        <w:t xml:space="preserve"> </w:t>
-      </w:r>
-      <w:r>
-        <w:t xml:space="preserve">[Tesina de grado]. Universidad Nacional de Rosario.</w:t>
-      </w:r>
-    </w:p>
-    <w:p>
-      <w:pPr>
-        <w:pStyle w:val="Compact"/>
-        <w:numPr>
-          <w:ilvl w:val="0"/>
-          <w:numId w:val="1018"/>
-        </w:numPr>
-      </w:pPr>
-      <w:r>
-        <w:t xml:space="preserve">Sanches, P. (2019).</w:t>
-      </w:r>
-      <w:r>
-        <w:t xml:space="preserve"> </w:t>
-      </w:r>
-      <w:r>
-        <w:rPr>
-          <w:i/>
-          <w:iCs/>
-        </w:rPr>
-        <w:t xml:space="preserve">Análisis de la sostenibilidad de la deuda soberana argentina. 2019-2023</w:t>
-      </w:r>
-      <w:r>
-        <w:t xml:space="preserve"> </w:t>
-      </w:r>
-      <w:r>
-        <w:t xml:space="preserve">[Tesis de maestría]. Universidad Torcuato Di Tella.</w:t>
-      </w:r>
-    </w:p>
-    <w:p>
-      <w:pPr>
-        <w:pStyle w:val="Compact"/>
-        <w:numPr>
-          <w:ilvl w:val="0"/>
-          <w:numId w:val="1018"/>
-        </w:numPr>
-      </w:pPr>
-      <w:r>
-        <w:t xml:space="preserve">Sargent, T. J., y Wallace, N. (1981). Some unpleasant monetarist arithmetic.</w:t>
-      </w:r>
-      <w:r>
-        <w:t xml:space="preserve"> </w:t>
-      </w:r>
-      <w:r>
-        <w:rPr>
-          <w:i/>
-          <w:iCs/>
-        </w:rPr>
-        <w:t xml:space="preserve">Federal Reserve Bank of Minneapolis Quarterly Review, 5</w:t>
-      </w:r>
-      <w:r>
-        <w:t xml:space="preserve">(3), 1-17.</w:t>
-      </w:r>
-    </w:p>
-    <w:p>
-      <w:pPr>
-        <w:pStyle w:val="Compact"/>
-        <w:numPr>
-          <w:ilvl w:val="0"/>
-          <w:numId w:val="1018"/>
-        </w:numPr>
-      </w:pPr>
-      <w:r>
-        <w:t xml:space="preserve">Secretaría de Finanzas, Ministerio de Economía. (2025, 10 de diciembre).</w:t>
-      </w:r>
-      <w:r>
-        <w:t xml:space="preserve"> </w:t>
-      </w:r>
-      <w:r>
-        <w:rPr>
-          <w:i/>
-          <w:iCs/>
-        </w:rPr>
-        <w:t xml:space="preserve">Resultado de licitación del Bono del Tesoro Nacional en dólares estadounidenses 6,50% con vencimiento 30 de noviembre de 2029</w:t>
-      </w:r>
-      <w:r>
-        <w:t xml:space="preserve"> </w:t>
-      </w:r>
-      <w:r>
-        <w:t xml:space="preserve">[Comunicado]. https://www.argentina.gob.ar/noticias/resultado-de-licitacion-del-bono-del-tesoro-nacional-en-dolares-estadounidenses-650-con</w:t>
-      </w:r>
-    </w:p>
-    <w:p>
-      <w:pPr>
-        <w:pStyle w:val="Compact"/>
-        <w:numPr>
-          <w:ilvl w:val="0"/>
-          <w:numId w:val="1018"/>
-        </w:numPr>
-      </w:pPr>
-      <w:r>
-        <w:t xml:space="preserve">Sims, C. A., Stock, J. H., y Watson, M. W. (1990). Inference in linear time series models with some unit roots.</w:t>
-      </w:r>
-      <w:r>
-        <w:t xml:space="preserve"> </w:t>
-      </w:r>
-      <w:r>
-        <w:rPr>
-          <w:i/>
-          <w:iCs/>
-        </w:rPr>
-        <w:t xml:space="preserve">Econometrica</w:t>
-      </w:r>
-      <w:r>
-        <w:t xml:space="preserve">, 58(1), 113-144.</w:t>
-      </w:r>
-    </w:p>
-    <w:p>
-      <w:pPr>
-        <w:pStyle w:val="Compact"/>
-        <w:numPr>
-          <w:ilvl w:val="0"/>
-          <w:numId w:val="1018"/>
-        </w:numPr>
-      </w:pPr>
-      <w:r>
-        <w:t xml:space="preserve">Thirlwall, A. P. (1979). The balance of payments constraint as an explanation of international growth rate differences.</w:t>
-      </w:r>
-      <w:r>
-        <w:t xml:space="preserve"> </w:t>
-      </w:r>
-      <w:r>
-        <w:rPr>
-          <w:i/>
-          <w:iCs/>
-        </w:rPr>
-        <w:t xml:space="preserve">Banca Nazionale del Lavoro Quarterly Review, 32</w:t>
-      </w:r>
-      <w:r>
-        <w:t xml:space="preserve">(128), 45-53.</w:t>
-      </w:r>
-    </w:p>
-    <w:p>
-      <w:pPr>
-        <w:pStyle w:val="Compact"/>
-        <w:numPr>
-          <w:ilvl w:val="0"/>
-          <w:numId w:val="1018"/>
-        </w:numPr>
-      </w:pPr>
-      <w:r>
-        <w:t xml:space="preserve">Uribe, M., y Yue, V. Z. (2006). Country spreads and emerging countries: Who drives whom?</w:t>
-      </w:r>
-      <w:r>
-        <w:t xml:space="preserve"> </w:t>
-      </w:r>
-      <w:r>
-        <w:rPr>
-          <w:i/>
-          <w:iCs/>
-        </w:rPr>
-        <w:t xml:space="preserve">Journal of International Economics</w:t>
-      </w:r>
-      <w:r>
-        <w:t xml:space="preserve">, 69(1), 6-36.</w:t>
-      </w:r>
-    </w:p>
-    <w:p>
-      <w:pPr>
-        <w:pStyle w:val="Compact"/>
-        <w:numPr>
-          <w:ilvl w:val="0"/>
-          <w:numId w:val="1018"/>
-        </w:numPr>
-      </w:pPr>
-      <w:r>
-        <w:t xml:space="preserve">Wijayanti, R., y Rachmanira, S. (2020). Early warning system for government debt crisis in developing countries.</w:t>
-      </w:r>
-      <w:r>
-        <w:t xml:space="preserve"> </w:t>
-      </w:r>
-      <w:r>
-        <w:rPr>
-          <w:i/>
-          <w:iCs/>
-        </w:rPr>
-        <w:t xml:space="preserve">Journal of Central Banking Theory and Practice</w:t>
-      </w:r>
-      <w:r>
-        <w:t xml:space="preserve">, 9(número especial), 103-124.</w:t>
-      </w:r>
-    </w:p>
-    <w:p>
-      <w:pPr>
-        <w:pStyle w:val="Compact"/>
-        <w:numPr>
-          <w:ilvl w:val="0"/>
-          <w:numId w:val="1018"/>
-        </w:numPr>
-      </w:pPr>
-      <w:r>
-        <w:t xml:space="preserve">Wu, J. C., y Xia, F. D. (2016). Measuring the macroeconomic impact of monetary policy at the zero lower bound.</w:t>
-      </w:r>
-      <w:r>
-        <w:t xml:space="preserve"> </w:t>
-      </w:r>
-      <w:r>
-        <w:rPr>
-          <w:i/>
-          <w:iCs/>
-        </w:rPr>
-        <w:t xml:space="preserve">Journal of Money, Credit and Banking</w:t>
-      </w:r>
-      <w:r>
-        <w:t xml:space="preserve">, 48(2-3), 253-291.</w:t>
-      </w:r>
-    </w:p>
-    <w:p>
-      <w:r>
-        <w:pict>
-          <v:rect style="width:0;height:1.5pt" o:hralign="center" o:hrstd="t" o:hr="t"/>
-        </w:pict>
-      </w:r>
-    </w:p>
-    <w:bookmarkEnd w:id="133"/>
-    <w:bookmarkStart w:id="138" w:name="X94fa00cbba88d80644c76c995e4abd03512405e"/>
-    <w:p>
-      <w:pPr>
-        <w:pStyle w:val="Heading1"/>
-      </w:pPr>
-      <w:r>
-        <w:t xml:space="preserve">Notas para el grupo (no forman parte del texto de la tesis)</w:t>
-      </w:r>
-    </w:p>
-    <w:bookmarkStart w:id="134" w:name="X28ba9501ac41b1fea27c299c39d93c8cc47c96f"/>
-    <w:p>
-      <w:pPr>
-        <w:pStyle w:val="Heading2"/>
-      </w:pPr>
-      <w:r>
-        <w:t xml:space="preserve">Nota 1. Criterio de H1b (decidido el 10/10/2026)</w:t>
-      </w:r>
-    </w:p>
-    <w:p>
-      <w:pPr>
-        <w:pStyle w:val="FirstParagraph"/>
-      </w:pPr>
-      <w:r>
-        <w:rPr>
-          <w:b/>
-          <w:bCs/>
-        </w:rPr>
-        <w:t xml:space="preserve">La métrica.</w:t>
-      </w:r>
-      <w:r>
-        <w:t xml:space="preserve"> </w:t>
-      </w:r>
-      <w:r>
-        <w:t xml:space="preserve">La probabilidad de que la deuda no se estabilice: la proporción de trayectorias simuladas en las que el resultado primario al final del horizonte es menor que el necesario para estabilizar la deuda. Es la primera de las tres métricas del gráfico de abanico del FMI (FMI, 2021, párr. 53), y la no estabilización es uno de los tres conceptos centrales del marco (FMI, 2021, recuadro 2).</w:t>
-      </w:r>
-    </w:p>
-    <w:p>
-      <w:pPr>
-        <w:pStyle w:val="BodyText"/>
-      </w:pPr>
-      <w:r>
-        <w:rPr>
-          <w:b/>
-          <w:bCs/>
-        </w:rPr>
-        <w:t xml:space="preserve">El umbral: el propio resultado del FMI.</w:t>
-      </w:r>
-      <w:r>
-        <w:t xml:space="preserve"> </w:t>
-      </w:r>
-      <w:r>
-        <w:t xml:space="preserve">El FMI estimó para Argentina una probabilidad de estabilización de alrededor de 97% a mediano plazo y en su abanico a 2034 (FMI, 2025, anexo II, párrs. 6 y 8). La probabilidad de no estabilización es, entonces, de alrededor de 3%. H1b sostiene que nuestra estimación supera ese valor. El umbral no es una elección nuestra: es el diagnóstico oficial vigente. La hipótesis mide si las dos diferencias de esta tesis respecto del FMI (perímetro consolidado y shocks identificados con su dinámica) cambian ese diagnóstico, que es exactamente lo que plantea la vacancia.</w:t>
-      </w:r>
-    </w:p>
-    <w:p>
-      <w:pPr>
-        <w:pStyle w:val="BodyText"/>
-      </w:pPr>
-      <w:r>
-        <w:rPr>
-          <w:b/>
-          <w:bCs/>
-        </w:rPr>
-        <w:t xml:space="preserve">Cómo se contrasta.</w:t>
-      </w:r>
-      <w:r>
-        <w:t xml:space="preserve"> </w:t>
-      </w:r>
-      <w:r>
-        <w:t xml:space="preserve">La probabilidad estimada tiene incertidumbre, que viene del muestreo de las trayectorias y de los parámetros estimados del SVARX. Se calcula su intervalo de confianza con</w:t>
-      </w:r>
-      <w:r>
-        <w:t xml:space="preserve"> </w:t>
-      </w:r>
-      <w:r>
-        <w:rPr>
-          <w:i/>
-          <w:iCs/>
-        </w:rPr>
-        <w:t xml:space="preserve">bootstrap</w:t>
-      </w:r>
-      <w:r>
-        <w:t xml:space="preserve"> </w:t>
-      </w:r>
-      <w:r>
-        <w:t xml:space="preserve">de los parámetros. H1b se considera respaldada si el límite inferior del intervalo de 90% supera el 3%, lo que equivale a un contraste unilateral al 5%, la convención estándar de significatividad.</w:t>
-      </w:r>
-    </w:p>
-    <w:p>
-      <w:pPr>
-        <w:pStyle w:val="BodyText"/>
-      </w:pPr>
-      <w:r>
-        <w:rPr>
-          <w:b/>
-          <w:bCs/>
-        </w:rPr>
-        <w:t xml:space="preserve">Condiciones de comparabilidad.</w:t>
-      </w:r>
-      <w:r>
-        <w:t xml:space="preserve"> </w:t>
-      </w:r>
-      <w:r>
-        <w:t xml:space="preserve">El escenario base de la simulación reproduce los senderos del FMI: crecimiento, resultado primario y tasas, tomados de FMI (2025). Se reporta también el resultado con la deuda federal bruta, el perímetro del FMI, para separar cuánto de la diferencia viene del perímetro y cuánto de los shocks.</w:t>
-      </w:r>
-    </w:p>
-    <w:p>
-      <w:pPr>
-        <w:pStyle w:val="BodyText"/>
-      </w:pPr>
-      <w:r>
-        <w:rPr>
-          <w:b/>
-          <w:bCs/>
-        </w:rPr>
-        <w:t xml:space="preserve">Por qué no el 50%.</w:t>
-      </w:r>
-      <w:r>
-        <w:t xml:space="preserve"> </w:t>
-      </w:r>
-      <w:r>
-        <w:t xml:space="preserve">El corte del 50% (equivalente a que la trayectoria mediana no se estabilice) era defendible, pero con un 97% de estabilización estimado por el FMI el resultado quedaba prácticamente determinado de antemano y no informaba nada sobre la vacancia. Se lo conserva solo como dato descriptivo.</w:t>
-      </w:r>
-    </w:p>
-    <w:bookmarkEnd w:id="134"/>
-    <w:bookmarkStart w:id="135" w:name="X516bcb10eb65bb639c4b0de9683673a51efbad9"/>
-    <w:p>
-      <w:pPr>
-        <w:pStyle w:val="Heading2"/>
-      </w:pPr>
-      <w:r>
-        <w:t xml:space="preserve">Nota 2. Tamaño del shock de la FED (decidido el 11/10/2026)</w:t>
-      </w:r>
-    </w:p>
-    <w:p>
-      <w:pPr>
-        <w:pStyle w:val="FirstParagraph"/>
-      </w:pPr>
-      <w:r>
-        <w:t xml:space="preserve">Los +100 puntos básicos de la versión anterior no estaban justificados y se sacaron. Se usan dos tamaños, los dos con fundamento: un desvío estándar de la variación trimestral de la tasa de política de la FED en 1996-2025 (0,50 puntos), que es la convención de la literatura de VAR, y una repetición del ciclo de subas de 2022-2023 (5,25 puntos en ocho trimestres), que es el episodio histórico más reciente. El primero no tiene un efecto distinguible y el segundo sí (Capítulo 6).</w:t>
-      </w:r>
-    </w:p>
-    <w:bookmarkEnd w:id="135"/>
-    <w:bookmarkStart w:id="136" w:name="X73c46a59ea692b6fb8fe2ed0b01725fbf578251"/>
-    <w:p>
-      <w:pPr>
-        <w:pStyle w:val="Heading2"/>
-      </w:pPr>
-      <w:r>
-        <w:t xml:space="preserve">Nota 3. Cambios respecto del texto de Santiago</w:t>
-      </w:r>
-    </w:p>
-    <w:p>
-      <w:pPr>
-        <w:pStyle w:val="FirstParagraph"/>
-      </w:pPr>
-      <w:r>
-        <w:rPr>
-          <w:b/>
-          <w:bCs/>
-        </w:rPr>
-        <w:t xml:space="preserve">Introducción:</w:t>
       </w:r>
     </w:p>
     <w:p>
@@ -22980,32 +21059,23 @@
         </w:numPr>
       </w:pPr>
       <w:r>
-        <w:rPr>
-          <w:b/>
-          <w:bCs/>
-        </w:rPr>
-        <w:t xml:space="preserve">Coyuntura actualizada:</w:t>
-      </w:r>
-      <w:r>
-        <w:t xml:space="preserve"> </w:t>
-      </w:r>
-      <w:r>
-        <w:t xml:space="preserve">“administración ingresante”</w:t>
-      </w:r>
-      <w:r>
-        <w:t xml:space="preserve"> </w:t>
-      </w:r>
-      <w:r>
-        <w:t xml:space="preserve">pasó a</w:t>
-      </w:r>
-      <w:r>
-        <w:t xml:space="preserve"> </w:t>
-      </w:r>
-      <w:r>
-        <w:t xml:space="preserve">“la que asumió en diciembre de 2023”</w:t>
-      </w:r>
-      <w:r>
-        <w:t xml:space="preserve">, y se usan datos de la OPC de julio de 2026.</w:t>
+        <w:t xml:space="preserve">Adler, G., y Sosa, S. (2013).</w:t>
+      </w:r>
+      <w:r>
+        <w:t xml:space="preserve"> </w:t>
+      </w:r>
+      <w:r>
+        <w:rPr>
+          <w:i/>
+          <w:iCs/>
+        </w:rPr>
+        <w:t xml:space="preserve">External conditions and debt sustainability in Latin America</w:t>
+      </w:r>
+      <w:r>
+        <w:t xml:space="preserve"> </w:t>
+      </w:r>
+      <w:r>
+        <w:t xml:space="preserve">(IMF Working Paper No. 13/27). Fondo Monetario Internacional.</w:t>
       </w:r>
     </w:p>
     <w:p>
@@ -23017,71 +21087,20 @@
         </w:numPr>
       </w:pPr>
       <w:r>
-        <w:rPr>
-          <w:b/>
-          <w:bCs/>
-        </w:rPr>
-        <w:t xml:space="preserve">Citas corregidas:</w:t>
-      </w:r>
-    </w:p>
-    <w:p>
-      <w:pPr>
-        <w:pStyle w:val="Compact"/>
-        <w:numPr>
-          <w:ilvl w:val="1"/>
-          <w:numId w:val="1020"/>
-        </w:numPr>
-      </w:pPr>
-      <w:r>
-        <w:t xml:space="preserve">Reinhart et al. (2003) se usa ahora para la intolerancia a la deuda.</w:t>
-      </w:r>
-    </w:p>
-    <w:p>
-      <w:pPr>
-        <w:pStyle w:val="Compact"/>
-        <w:numPr>
-          <w:ilvl w:val="1"/>
-          <w:numId w:val="1020"/>
-        </w:numPr>
-      </w:pPr>
-      <w:r>
-        <w:t xml:space="preserve">Mendoza y Oviedo (2007), para la incertidumbre y el límite de deuda.</w:t>
-      </w:r>
-    </w:p>
-    <w:p>
-      <w:pPr>
-        <w:pStyle w:val="Compact"/>
-        <w:numPr>
-          <w:ilvl w:val="1"/>
-          <w:numId w:val="1020"/>
-        </w:numPr>
-      </w:pPr>
-      <w:r>
-        <w:t xml:space="preserve">La fatiga fiscal pasa a Ghosh et al. (2013).</w:t>
-      </w:r>
-    </w:p>
-    <w:p>
-      <w:pPr>
-        <w:pStyle w:val="Compact"/>
-        <w:numPr>
-          <w:ilvl w:val="1"/>
-          <w:numId w:val="1020"/>
-        </w:numPr>
-      </w:pPr>
-      <w:r>
-        <w:t xml:space="preserve">Ando et al. queda con año 2025.</w:t>
-      </w:r>
-    </w:p>
-    <w:p>
-      <w:pPr>
-        <w:pStyle w:val="Compact"/>
-        <w:numPr>
-          <w:ilvl w:val="1"/>
-          <w:numId w:val="1020"/>
-        </w:numPr>
-      </w:pPr>
-      <w:r>
-        <w:t xml:space="preserve">Se sacan Garud y la tesis propia.</w:t>
+        <w:t xml:space="preserve">Ando, S., Mishra, P., Patel, N., Peralta-Alva, A., y Presbitero, A. F. (2025). Fiscal consolidation and public debt.</w:t>
+      </w:r>
+      <w:r>
+        <w:t xml:space="preserve"> </w:t>
+      </w:r>
+      <w:r>
+        <w:rPr>
+          <w:i/>
+          <w:iCs/>
+        </w:rPr>
+        <w:t xml:space="preserve">Journal of Economic Dynamics and Control</w:t>
+      </w:r>
+      <w:r>
+        <w:t xml:space="preserve">, 170, artículo 104998. https://doi.org/10.1016/j.jedc.2024.104998</w:t>
       </w:r>
     </w:p>
     <w:p>
@@ -23093,17 +21112,20 @@
         </w:numPr>
       </w:pPr>
       <w:r>
-        <w:rPr>
-          <w:b/>
-          <w:bCs/>
-        </w:rPr>
-        <w:t xml:space="preserve">Canal cuasifiscal del shock de la FED:</w:t>
-      </w:r>
-      <w:r>
-        <w:t xml:space="preserve"> </w:t>
-      </w:r>
-      <w:r>
-        <w:t xml:space="preserve">se redacta en pasado.</w:t>
+        <w:t xml:space="preserve">Aruguete, E. (2021). Crisis de balanza de pagos y recuperación de la sostenibilidad de la deuda pública en la Argentina (2016-2020).</w:t>
+      </w:r>
+      <w:r>
+        <w:t xml:space="preserve"> </w:t>
+      </w:r>
+      <w:r>
+        <w:rPr>
+          <w:i/>
+          <w:iCs/>
+        </w:rPr>
+        <w:t xml:space="preserve">Revista Estado y Políticas Públicas</w:t>
+      </w:r>
+      <w:r>
+        <w:t xml:space="preserve">, (16), 101-123.</w:t>
       </w:r>
     </w:p>
     <w:p>
@@ -23115,17 +21137,20 @@
         </w:numPr>
       </w:pPr>
       <w:r>
-        <w:rPr>
-          <w:b/>
-          <w:bCs/>
-        </w:rPr>
-        <w:t xml:space="preserve">Pregunta e hipótesis:</w:t>
-      </w:r>
-      <w:r>
-        <w:t xml:space="preserve"> </w:t>
-      </w:r>
-      <w:r>
-        <w:t xml:space="preserve">se acorta la pregunta, se agregan seis objetivos específicos, y H1a mantiene el concepto central de Santiago con un criterio de contraste explícito (Capítulo 4).</w:t>
+        <w:t xml:space="preserve">Bai, J., y Perron, P. (2003). Computation and analysis of multiple structural change models.</w:t>
+      </w:r>
+      <w:r>
+        <w:t xml:space="preserve"> </w:t>
+      </w:r>
+      <w:r>
+        <w:rPr>
+          <w:i/>
+          <w:iCs/>
+        </w:rPr>
+        <w:t xml:space="preserve">Journal of Applied Econometrics</w:t>
+      </w:r>
+      <w:r>
+        <w:t xml:space="preserve">, 18(1), 1-22.</w:t>
       </w:r>
     </w:p>
     <w:p>
@@ -23137,29 +21162,23 @@
         </w:numPr>
       </w:pPr>
       <w:r>
-        <w:rPr>
-          <w:b/>
-          <w:bCs/>
-        </w:rPr>
-        <w:t xml:space="preserve">Del texto LaTeX:</w:t>
-      </w:r>
-      <w:r>
-        <w:t xml:space="preserve"> </w:t>
-      </w:r>
-      <w:r>
-        <w:t xml:space="preserve">se suman la Justificación (Ley 27.612) y la organización por capítulos.</w:t>
-      </w:r>
-    </w:p>
-    <w:p>
-      <w:pPr>
-        <w:pStyle w:val="FirstParagraph"/>
-      </w:pPr>
-      <w:r>
-        <w:rPr>
-          <w:b/>
-          <w:bCs/>
-        </w:rPr>
-        <w:t xml:space="preserve">Antecedentes:</w:t>
+        <w:t xml:space="preserve">Banco Central de la República Argentina. (s. f.).</w:t>
+      </w:r>
+      <w:r>
+        <w:t xml:space="preserve"> </w:t>
+      </w:r>
+      <w:r>
+        <w:rPr>
+          <w:i/>
+          <w:iCs/>
+        </w:rPr>
+        <w:t xml:space="preserve">Balance del Banco Central, serie histórica</w:t>
+      </w:r>
+      <w:r>
+        <w:t xml:space="preserve"> </w:t>
+      </w:r>
+      <w:r>
+        <w:t xml:space="preserve">[Conjunto de datos]. https://www.bcra.gob.ar/Pdfs/PublicacionesEstadisticas/balbcrhis.xls</w:t>
       </w:r>
     </w:p>
     <w:p>
@@ -23167,21 +21186,24 @@
         <w:pStyle w:val="Compact"/>
         <w:numPr>
           <w:ilvl w:val="0"/>
-          <w:numId w:val="1021"/>
+          <w:numId w:val="1019"/>
         </w:numPr>
       </w:pPr>
       <w:r>
-        <w:rPr>
-          <w:b/>
-          <w:bCs/>
-        </w:rPr>
-        <w:t xml:space="preserve">Fusión con el texto LaTeX:</w:t>
-      </w:r>
-      <w:r>
-        <w:t xml:space="preserve"> </w:t>
-      </w:r>
-      <w:r>
-        <w:t xml:space="preserve">se fusionaron los ocho ejes del LaTeX con la versión de Santiago, incluido su párrafo sobre Everaert y Jansen.</w:t>
+        <w:t xml:space="preserve">Banco Central de la República Argentina. (2025).</w:t>
+      </w:r>
+      <w:r>
+        <w:t xml:space="preserve"> </w:t>
+      </w:r>
+      <w:r>
+        <w:rPr>
+          <w:i/>
+          <w:iCs/>
+        </w:rPr>
+        <w:t xml:space="preserve">Informe monetario mensual, junio de 2025</w:t>
+      </w:r>
+      <w:r>
+        <w:t xml:space="preserve">. https://www.bcra.gob.ar/archivos/Pdfs/PublicacionesEstadisticas/informe-monetario-mensual-jun-25.pdf</w:t>
       </w:r>
     </w:p>
     <w:p>
@@ -23189,30 +21211,24 @@
         <w:pStyle w:val="Compact"/>
         <w:numPr>
           <w:ilvl w:val="0"/>
-          <w:numId w:val="1021"/>
+          <w:numId w:val="1019"/>
         </w:numPr>
       </w:pPr>
       <w:r>
-        <w:rPr>
-          <w:b/>
-          <w:bCs/>
-        </w:rPr>
-        <w:t xml:space="preserve">Porcentaje en Hébert y Schreger:</w:t>
-      </w:r>
-      <w:r>
-        <w:t xml:space="preserve"> </w:t>
-      </w:r>
-      <w:r>
-        <w:t xml:space="preserve">se corrigió a</w:t>
-      </w:r>
-      <w:r>
-        <w:t xml:space="preserve"> </w:t>
-      </w:r>
-      <w:r>
-        <w:t xml:space="preserve">“10 puntos porcentuales”</w:t>
-      </w:r>
-      <w:r>
-        <w:t xml:space="preserve">.</w:t>
+        <w:t xml:space="preserve">Banco Central de la República Argentina. (2026).</w:t>
+      </w:r>
+      <w:r>
+        <w:t xml:space="preserve"> </w:t>
+      </w:r>
+      <w:r>
+        <w:rPr>
+          <w:i/>
+          <w:iCs/>
+        </w:rPr>
+        <w:t xml:space="preserve">Informe monetario mensual, diciembre de 2025</w:t>
+      </w:r>
+      <w:r>
+        <w:t xml:space="preserve">. https://www.bcra.gob.ar/archivos/Pdfs/PublicacionesEstadisticas/informe-monetario-mensual-dic-25.pdf</w:t>
       </w:r>
     </w:p>
     <w:p>
@@ -23220,33 +21236,2259 @@
         <w:pStyle w:val="Compact"/>
         <w:numPr>
           <w:ilvl w:val="0"/>
+          <w:numId w:val="1019"/>
+        </w:numPr>
+      </w:pPr>
+      <w:r>
+        <w:t xml:space="preserve">Blanchard, O. (1990).</w:t>
+      </w:r>
+      <w:r>
+        <w:t xml:space="preserve"> </w:t>
+      </w:r>
+      <w:r>
+        <w:rPr>
+          <w:i/>
+          <w:iCs/>
+        </w:rPr>
+        <w:t xml:space="preserve">Suggestions for a new set of fiscal indicators</w:t>
+      </w:r>
+      <w:r>
+        <w:t xml:space="preserve"> </w:t>
+      </w:r>
+      <w:r>
+        <w:t xml:space="preserve">(OECD Economics Department Working Papers No. 79). OECD Publishing.</w:t>
+      </w:r>
+    </w:p>
+    <w:p>
+      <w:pPr>
+        <w:pStyle w:val="Compact"/>
+        <w:numPr>
+          <w:ilvl w:val="0"/>
+          <w:numId w:val="1019"/>
+        </w:numPr>
+      </w:pPr>
+      <w:r>
+        <w:t xml:space="preserve">Blanchard, O. (2019). Public debt and low interest rates.</w:t>
+      </w:r>
+      <w:r>
+        <w:t xml:space="preserve"> </w:t>
+      </w:r>
+      <w:r>
+        <w:rPr>
+          <w:i/>
+          <w:iCs/>
+        </w:rPr>
+        <w:t xml:space="preserve">American Economic Review</w:t>
+      </w:r>
+      <w:r>
+        <w:t xml:space="preserve">, 109(4), 1197-1229.</w:t>
+      </w:r>
+    </w:p>
+    <w:p>
+      <w:pPr>
+        <w:pStyle w:val="Compact"/>
+        <w:numPr>
+          <w:ilvl w:val="0"/>
+          <w:numId w:val="1019"/>
+        </w:numPr>
+      </w:pPr>
+      <w:r>
+        <w:t xml:space="preserve">Blanchard, O., y Perotti, R. (2002). An empirical characterization of the dynamic effects of changes in government spending and taxes on output.</w:t>
+      </w:r>
+      <w:r>
+        <w:t xml:space="preserve"> </w:t>
+      </w:r>
+      <w:r>
+        <w:rPr>
+          <w:i/>
+          <w:iCs/>
+        </w:rPr>
+        <w:t xml:space="preserve">Quarterly Journal of Economics</w:t>
+      </w:r>
+      <w:r>
+        <w:t xml:space="preserve">, 117(4), 1329-1368.</w:t>
+      </w:r>
+    </w:p>
+    <w:p>
+      <w:pPr>
+        <w:pStyle w:val="Compact"/>
+        <w:numPr>
+          <w:ilvl w:val="0"/>
+          <w:numId w:val="1019"/>
+        </w:numPr>
+      </w:pPr>
+      <w:r>
+        <w:t xml:space="preserve">Board of Governors of the Federal Reserve System (US). (s. f.).</w:t>
+      </w:r>
+      <w:r>
+        <w:t xml:space="preserve"> </w:t>
+      </w:r>
+      <w:r>
+        <w:rPr>
+          <w:i/>
+          <w:iCs/>
+        </w:rPr>
+        <w:t xml:space="preserve">Federal funds effective rate</w:t>
+      </w:r>
+      <w:r>
+        <w:t xml:space="preserve"> </w:t>
+      </w:r>
+      <w:r>
+        <w:t xml:space="preserve">[FEDFUNDS; conjunto de datos]. Federal Reserve Bank of St. Louis, FRED. https://fred.stlouisfed.org/series/FEDFUNDS</w:t>
+      </w:r>
+    </w:p>
+    <w:p>
+      <w:pPr>
+        <w:pStyle w:val="Compact"/>
+        <w:numPr>
+          <w:ilvl w:val="0"/>
+          <w:numId w:val="1019"/>
+        </w:numPr>
+      </w:pPr>
+      <w:r>
+        <w:t xml:space="preserve">Bohn, H. (1998). The behavior of U.S. public debt and deficits.</w:t>
+      </w:r>
+      <w:r>
+        <w:t xml:space="preserve"> </w:t>
+      </w:r>
+      <w:r>
+        <w:rPr>
+          <w:i/>
+          <w:iCs/>
+        </w:rPr>
+        <w:t xml:space="preserve">Quarterly Journal of Economics</w:t>
+      </w:r>
+      <w:r>
+        <w:t xml:space="preserve">, 113(3), 949-963.</w:t>
+      </w:r>
+    </w:p>
+    <w:p>
+      <w:pPr>
+        <w:pStyle w:val="Compact"/>
+        <w:numPr>
+          <w:ilvl w:val="0"/>
+          <w:numId w:val="1019"/>
+        </w:numPr>
+      </w:pPr>
+      <w:r>
+        <w:t xml:space="preserve">Bohn, H. (2005).</w:t>
+      </w:r>
+      <w:r>
+        <w:t xml:space="preserve"> </w:t>
+      </w:r>
+      <w:r>
+        <w:rPr>
+          <w:i/>
+          <w:iCs/>
+        </w:rPr>
+        <w:t xml:space="preserve">The sustainability of fiscal policy in the United States</w:t>
+      </w:r>
+      <w:r>
+        <w:t xml:space="preserve"> </w:t>
+      </w:r>
+      <w:r>
+        <w:t xml:space="preserve">(CESifo Working Paper No. 1446). CESifo.</w:t>
+      </w:r>
+    </w:p>
+    <w:p>
+      <w:pPr>
+        <w:pStyle w:val="Compact"/>
+        <w:numPr>
+          <w:ilvl w:val="0"/>
+          <w:numId w:val="1019"/>
+        </w:numPr>
+      </w:pPr>
+      <w:r>
+        <w:t xml:space="preserve">Bohn, H. (2007). Are stationarity and cointegration restrictions really necessary for the intertemporal budget constraint?</w:t>
+      </w:r>
+      <w:r>
+        <w:t xml:space="preserve"> </w:t>
+      </w:r>
+      <w:r>
+        <w:rPr>
+          <w:i/>
+          <w:iCs/>
+        </w:rPr>
+        <w:t xml:space="preserve">Journal of Monetary Economics, 54</w:t>
+      </w:r>
+      <w:r>
+        <w:t xml:space="preserve">(7), 1837-1847.</w:t>
+      </w:r>
+    </w:p>
+    <w:p>
+      <w:pPr>
+        <w:pStyle w:val="Compact"/>
+        <w:numPr>
+          <w:ilvl w:val="0"/>
+          <w:numId w:val="1019"/>
+        </w:numPr>
+      </w:pPr>
+      <w:r>
+        <w:t xml:space="preserve">Bohoslavsky, J. P., y Cantamutto, F. J. (2024). Deuda pública y desarrollo (no)sustentable en Argentina. Una visión crítica sobre la especialización productiva.</w:t>
+      </w:r>
+      <w:r>
+        <w:t xml:space="preserve"> </w:t>
+      </w:r>
+      <w:r>
+        <w:rPr>
+          <w:i/>
+          <w:iCs/>
+        </w:rPr>
+        <w:t xml:space="preserve">FACES</w:t>
+      </w:r>
+      <w:r>
+        <w:t xml:space="preserve">, 30(62), 1-18.</w:t>
+      </w:r>
+    </w:p>
+    <w:p>
+      <w:pPr>
+        <w:pStyle w:val="Compact"/>
+        <w:numPr>
+          <w:ilvl w:val="0"/>
+          <w:numId w:val="1019"/>
+        </w:numPr>
+      </w:pPr>
+      <w:r>
+        <w:t xml:space="preserve">Bouabdallah, O., Checherita-Westphal, C., Warmedinger, T., de Stefani, R., Drudi, F., Setzer, R., y Westphal, A. (2017).</w:t>
+      </w:r>
+      <w:r>
+        <w:t xml:space="preserve"> </w:t>
+      </w:r>
+      <w:r>
+        <w:rPr>
+          <w:i/>
+          <w:iCs/>
+        </w:rPr>
+        <w:t xml:space="preserve">Debt sustainability analysis for euro area sovereigns: A methodological framework</w:t>
+      </w:r>
+      <w:r>
+        <w:t xml:space="preserve"> </w:t>
+      </w:r>
+      <w:r>
+        <w:t xml:space="preserve">(ECB Occasional Paper No. 185). Banco Central Europeo.</w:t>
+      </w:r>
+    </w:p>
+    <w:p>
+      <w:pPr>
+        <w:pStyle w:val="Compact"/>
+        <w:numPr>
+          <w:ilvl w:val="0"/>
+          <w:numId w:val="1019"/>
+        </w:numPr>
+      </w:pPr>
+      <w:r>
+        <w:t xml:space="preserve">Braun, O., y Joy, L. (1968). A model of economic stagnation: A case study of the Argentine economy.</w:t>
+      </w:r>
+      <w:r>
+        <w:t xml:space="preserve"> </w:t>
+      </w:r>
+      <w:r>
+        <w:rPr>
+          <w:i/>
+          <w:iCs/>
+        </w:rPr>
+        <w:t xml:space="preserve">The Economic Journal, 78</w:t>
+      </w:r>
+      <w:r>
+        <w:t xml:space="preserve">(312), 868-887. https://doi.org/10.2307/2229183</w:t>
+      </w:r>
+    </w:p>
+    <w:p>
+      <w:pPr>
+        <w:pStyle w:val="Compact"/>
+        <w:numPr>
+          <w:ilvl w:val="0"/>
+          <w:numId w:val="1019"/>
+        </w:numPr>
+      </w:pPr>
+      <w:r>
+        <w:t xml:space="preserve">Calvo, G. A., Izquierdo, A., y Talvi, E. (2003).</w:t>
+      </w:r>
+      <w:r>
+        <w:t xml:space="preserve"> </w:t>
+      </w:r>
+      <w:r>
+        <w:rPr>
+          <w:i/>
+          <w:iCs/>
+        </w:rPr>
+        <w:t xml:space="preserve">Sudden stops, the real exchange rate, and fiscal sustainability: Argentina’s lessons</w:t>
+      </w:r>
+      <w:r>
+        <w:t xml:space="preserve"> </w:t>
+      </w:r>
+      <w:r>
+        <w:t xml:space="preserve">(NBER Working Paper No. 9828).</w:t>
+      </w:r>
+    </w:p>
+    <w:p>
+      <w:pPr>
+        <w:pStyle w:val="Compact"/>
+        <w:numPr>
+          <w:ilvl w:val="0"/>
+          <w:numId w:val="1019"/>
+        </w:numPr>
+      </w:pPr>
+      <w:r>
+        <w:t xml:space="preserve">Canova, F. (2005). The transmission of US shocks to Latin America.</w:t>
+      </w:r>
+      <w:r>
+        <w:t xml:space="preserve"> </w:t>
+      </w:r>
+      <w:r>
+        <w:rPr>
+          <w:i/>
+          <w:iCs/>
+        </w:rPr>
+        <w:t xml:space="preserve">Journal of Applied Econometrics</w:t>
+      </w:r>
+      <w:r>
+        <w:t xml:space="preserve">, 20(2), 229-251.</w:t>
+      </w:r>
+    </w:p>
+    <w:p>
+      <w:pPr>
+        <w:pStyle w:val="Compact"/>
+        <w:numPr>
+          <w:ilvl w:val="0"/>
+          <w:numId w:val="1019"/>
+        </w:numPr>
+      </w:pPr>
+      <w:r>
+        <w:t xml:space="preserve">Cantamutto, F. J., Lobato, J., Rodríguez-Enríquez, C., y Féliz, M. (2024). Sustentabilidad de la deuda y derechos humanos desde la perspectiva de la sostenibilidad de la vida. En J. P. Bohoslavsky y M. L. Clérico (Eds.),</w:t>
+      </w:r>
+      <w:r>
+        <w:t xml:space="preserve"> </w:t>
+      </w:r>
+      <w:r>
+        <w:rPr>
+          <w:i/>
+          <w:iCs/>
+        </w:rPr>
+        <w:t xml:space="preserve">Deuda y derechos humanos: Claves desde el sistema interamericano</w:t>
+      </w:r>
+      <w:r>
+        <w:t xml:space="preserve"> </w:t>
+      </w:r>
+      <w:r>
+        <w:t xml:space="preserve">(pp. 170-195). EDULP.</w:t>
+      </w:r>
+    </w:p>
+    <w:p>
+      <w:pPr>
+        <w:pStyle w:val="Compact"/>
+        <w:numPr>
+          <w:ilvl w:val="0"/>
+          <w:numId w:val="1019"/>
+        </w:numPr>
+      </w:pPr>
+      <w:r>
+        <w:t xml:space="preserve">Cantamutto, F. J., y Féliz, M. (2021). Argentina entre la sostenibilidad de la deuda y la vida.</w:t>
+      </w:r>
+      <w:r>
+        <w:t xml:space="preserve"> </w:t>
+      </w:r>
+      <w:r>
+        <w:rPr>
+          <w:i/>
+          <w:iCs/>
+        </w:rPr>
+        <w:t xml:space="preserve">Revista Nuestramérica</w:t>
+      </w:r>
+      <w:r>
+        <w:t xml:space="preserve">, 9(17), e6167845.</w:t>
+      </w:r>
+    </w:p>
+    <w:p>
+      <w:pPr>
+        <w:pStyle w:val="Compact"/>
+        <w:numPr>
+          <w:ilvl w:val="0"/>
+          <w:numId w:val="1019"/>
+        </w:numPr>
+      </w:pPr>
+      <w:r>
+        <w:t xml:space="preserve">Celasun, O., Debrun, X., y Ostry, J. D. (2006).</w:t>
+      </w:r>
+      <w:r>
+        <w:t xml:space="preserve"> </w:t>
+      </w:r>
+      <w:r>
+        <w:rPr>
+          <w:i/>
+          <w:iCs/>
+        </w:rPr>
+        <w:t xml:space="preserve">Primary surplus behavior and risks to fiscal sustainability in emerging market countries: A</w:t>
+      </w:r>
+      <w:r>
+        <w:rPr>
+          <w:i/>
+          <w:iCs/>
+        </w:rPr>
+        <w:t xml:space="preserve"> </w:t>
+      </w:r>
+      <w:r>
+        <w:rPr>
+          <w:i/>
+          <w:iCs/>
+        </w:rPr>
+        <w:t xml:space="preserve">“fan-chart”</w:t>
+      </w:r>
+      <w:r>
+        <w:rPr>
+          <w:i/>
+          <w:iCs/>
+        </w:rPr>
+        <w:t xml:space="preserve"> </w:t>
+      </w:r>
+      <w:r>
+        <w:rPr>
+          <w:i/>
+          <w:iCs/>
+        </w:rPr>
+        <w:t xml:space="preserve">approach</w:t>
+      </w:r>
+      <w:r>
+        <w:t xml:space="preserve"> </w:t>
+      </w:r>
+      <w:r>
+        <w:t xml:space="preserve">(IMF Working Paper WP/06/67).</w:t>
+      </w:r>
+    </w:p>
+    <w:p>
+      <w:pPr>
+        <w:pStyle w:val="Compact"/>
+        <w:numPr>
+          <w:ilvl w:val="0"/>
+          <w:numId w:val="1019"/>
+        </w:numPr>
+      </w:pPr>
+      <w:r>
+        <w:t xml:space="preserve">Cetrángolo, O., Damill, M., Frenkel, R., y Jiménez, J. P. (1997).</w:t>
+      </w:r>
+      <w:r>
+        <w:t xml:space="preserve"> </w:t>
+      </w:r>
+      <w:r>
+        <w:rPr>
+          <w:i/>
+          <w:iCs/>
+        </w:rPr>
+        <w:t xml:space="preserve">La sostenibilidad de la política fiscal en América Latina: El caso argentino</w:t>
+      </w:r>
+      <w:r>
+        <w:t xml:space="preserve"> </w:t>
+      </w:r>
+      <w:r>
+        <w:t xml:space="preserve">(Documento de Trabajo R-315). Banco Interamericano de Desarrollo, Red de Centros de Investigación.</w:t>
+      </w:r>
+    </w:p>
+    <w:p>
+      <w:pPr>
+        <w:pStyle w:val="Compact"/>
+        <w:numPr>
+          <w:ilvl w:val="0"/>
+          <w:numId w:val="1019"/>
+        </w:numPr>
+      </w:pPr>
+      <w:r>
+        <w:t xml:space="preserve">Chequeado. (2025, diciembre).</w:t>
+      </w:r>
+      <w:r>
+        <w:t xml:space="preserve"> </w:t>
+      </w:r>
+      <w:r>
+        <w:rPr>
+          <w:i/>
+          <w:iCs/>
+        </w:rPr>
+        <w:t xml:space="preserve">Luis Caputo anunció la colocación de un bono por US$ 910 millones: qué implica el regreso al mercado de deuda</w:t>
+      </w:r>
+      <w:r>
+        <w:t xml:space="preserve">. https://chequeado.com/el-explicador/luis-caputo-anuncio-un-bono-a-4-anos-que-significa-que-el-pais-vuelva-al-mercado-de-deuda/</w:t>
+      </w:r>
+    </w:p>
+    <w:p>
+      <w:pPr>
+        <w:pStyle w:val="Compact"/>
+        <w:numPr>
+          <w:ilvl w:val="0"/>
+          <w:numId w:val="1019"/>
+        </w:numPr>
+      </w:pPr>
+      <w:r>
+        <w:t xml:space="preserve">Christiano, L. J., Eichenbaum, M., y Evans, C. L. (1999). Monetary policy shocks: What have we learned and to what end? En J. B. Taylor y M. Woodford (Eds.),</w:t>
+      </w:r>
+      <w:r>
+        <w:t xml:space="preserve"> </w:t>
+      </w:r>
+      <w:r>
+        <w:rPr>
+          <w:i/>
+          <w:iCs/>
+        </w:rPr>
+        <w:t xml:space="preserve">Handbook of Macroeconomics</w:t>
+      </w:r>
+      <w:r>
+        <w:t xml:space="preserve"> </w:t>
+      </w:r>
+      <w:r>
+        <w:t xml:space="preserve">(Vol. 1A, pp. 65-148). Elsevier.</w:t>
+      </w:r>
+    </w:p>
+    <w:p>
+      <w:pPr>
+        <w:pStyle w:val="Compact"/>
+        <w:numPr>
+          <w:ilvl w:val="0"/>
+          <w:numId w:val="1019"/>
+        </w:numPr>
+      </w:pPr>
+      <w:r>
+        <w:t xml:space="preserve">Comín Comín, F. (2014).</w:t>
+      </w:r>
+      <w:r>
+        <w:t xml:space="preserve"> </w:t>
+      </w:r>
+      <w:r>
+        <w:rPr>
+          <w:i/>
+          <w:iCs/>
+        </w:rPr>
+        <w:t xml:space="preserve">Historia económica mundial: De los orígenes a la actualidad</w:t>
+      </w:r>
+      <w:r>
+        <w:t xml:space="preserve">. Alianza Editorial.</w:t>
+      </w:r>
+    </w:p>
+    <w:p>
+      <w:pPr>
+        <w:pStyle w:val="Compact"/>
+        <w:numPr>
+          <w:ilvl w:val="0"/>
+          <w:numId w:val="1019"/>
+        </w:numPr>
+      </w:pPr>
+      <w:r>
+        <w:t xml:space="preserve">Cushman, D. O., y Zha, T. (1997). Identifying monetary policy in a small open economy under flexible exchange rates.</w:t>
+      </w:r>
+      <w:r>
+        <w:t xml:space="preserve"> </w:t>
+      </w:r>
+      <w:r>
+        <w:rPr>
+          <w:i/>
+          <w:iCs/>
+        </w:rPr>
+        <w:t xml:space="preserve">Journal of Monetary Economics</w:t>
+      </w:r>
+      <w:r>
+        <w:t xml:space="preserve">, 39(3), 433-448.</w:t>
+      </w:r>
+    </w:p>
+    <w:p>
+      <w:pPr>
+        <w:pStyle w:val="Compact"/>
+        <w:numPr>
+          <w:ilvl w:val="0"/>
+          <w:numId w:val="1019"/>
+        </w:numPr>
+      </w:pPr>
+      <w:r>
+        <w:t xml:space="preserve">Damill, M., Frenkel, R., y Rapetti, M. (2015). Macroeconomic policy in Argentina during 2002-2013.</w:t>
+      </w:r>
+      <w:r>
+        <w:t xml:space="preserve"> </w:t>
+      </w:r>
+      <w:r>
+        <w:rPr>
+          <w:i/>
+          <w:iCs/>
+        </w:rPr>
+        <w:t xml:space="preserve">Comparative Economic Studies</w:t>
+      </w:r>
+      <w:r>
+        <w:t xml:space="preserve">, 57(3), 369-400.</w:t>
+      </w:r>
+    </w:p>
+    <w:p>
+      <w:pPr>
+        <w:pStyle w:val="Compact"/>
+        <w:numPr>
+          <w:ilvl w:val="0"/>
+          <w:numId w:val="1019"/>
+        </w:numPr>
+      </w:pPr>
+      <w:r>
+        <w:t xml:space="preserve">della Paolera, G., y Taylor, A. M. (2001).</w:t>
+      </w:r>
+      <w:r>
+        <w:t xml:space="preserve"> </w:t>
+      </w:r>
+      <w:r>
+        <w:rPr>
+          <w:i/>
+          <w:iCs/>
+        </w:rPr>
+        <w:t xml:space="preserve">Straining at the anchor: The Argentine currency board and the search for macroeconomic stability, 1880-1935</w:t>
+      </w:r>
+      <w:r>
+        <w:t xml:space="preserve">. University of Chicago Press.</w:t>
+      </w:r>
+    </w:p>
+    <w:p>
+      <w:pPr>
+        <w:pStyle w:val="Compact"/>
+        <w:numPr>
+          <w:ilvl w:val="0"/>
+          <w:numId w:val="1019"/>
+        </w:numPr>
+      </w:pPr>
+      <w:r>
+        <w:t xml:space="preserve">Denton, F. T. (1971). Adjustment of monthly or quarterly series to annual totals: An approach based on quadratic minimization.</w:t>
+      </w:r>
+      <w:r>
+        <w:t xml:space="preserve"> </w:t>
+      </w:r>
+      <w:r>
+        <w:rPr>
+          <w:i/>
+          <w:iCs/>
+        </w:rPr>
+        <w:t xml:space="preserve">Journal of the American Statistical Association, 66</w:t>
+      </w:r>
+      <w:r>
+        <w:t xml:space="preserve">(333), 99-102.</w:t>
+      </w:r>
+    </w:p>
+    <w:p>
+      <w:pPr>
+        <w:pStyle w:val="Compact"/>
+        <w:numPr>
+          <w:ilvl w:val="0"/>
+          <w:numId w:val="1019"/>
+        </w:numPr>
+      </w:pPr>
+      <w:r>
+        <w:t xml:space="preserve">Diamand, M. (1972). La estructura productiva desequilibrada argentina y el tipo de cambio.</w:t>
+      </w:r>
+      <w:r>
+        <w:t xml:space="preserve"> </w:t>
+      </w:r>
+      <w:r>
+        <w:rPr>
+          <w:i/>
+          <w:iCs/>
+        </w:rPr>
+        <w:t xml:space="preserve">Desarrollo Económico, 12</w:t>
+      </w:r>
+      <w:r>
+        <w:t xml:space="preserve">(45), 25-47.</w:t>
+      </w:r>
+    </w:p>
+    <w:p>
+      <w:pPr>
+        <w:pStyle w:val="Compact"/>
+        <w:numPr>
+          <w:ilvl w:val="0"/>
+          <w:numId w:val="1019"/>
+        </w:numPr>
+      </w:pPr>
+      <w:r>
+        <w:t xml:space="preserve">Díaz Alejandro, C. F. (1970).</w:t>
+      </w:r>
+      <w:r>
+        <w:t xml:space="preserve"> </w:t>
+      </w:r>
+      <w:r>
+        <w:rPr>
+          <w:i/>
+          <w:iCs/>
+        </w:rPr>
+        <w:t xml:space="preserve">Essays on the economic history of the Argentine Republic</w:t>
+      </w:r>
+      <w:r>
+        <w:t xml:space="preserve">. Yale University Press.</w:t>
+      </w:r>
+    </w:p>
+    <w:p>
+      <w:pPr>
+        <w:pStyle w:val="Compact"/>
+        <w:numPr>
+          <w:ilvl w:val="0"/>
+          <w:numId w:val="1019"/>
+        </w:numPr>
+      </w:pPr>
+      <w:r>
+        <w:t xml:space="preserve">Eichengreen, B., Hausmann, R., y Panizza, U. (2003).</w:t>
+      </w:r>
+      <w:r>
+        <w:t xml:space="preserve"> </w:t>
+      </w:r>
+      <w:r>
+        <w:rPr>
+          <w:i/>
+          <w:iCs/>
+        </w:rPr>
+        <w:t xml:space="preserve">Currency mismatches, debt intolerance and original sin: Why they are not the same and why it matters</w:t>
+      </w:r>
+      <w:r>
+        <w:t xml:space="preserve"> </w:t>
+      </w:r>
+      <w:r>
+        <w:t xml:space="preserve">(NBER Working Paper No. 10036). National Bureau of Economic Research.</w:t>
+      </w:r>
+    </w:p>
+    <w:p>
+      <w:pPr>
+        <w:pStyle w:val="Compact"/>
+        <w:numPr>
+          <w:ilvl w:val="0"/>
+          <w:numId w:val="1019"/>
+        </w:numPr>
+      </w:pPr>
+      <w:r>
+        <w:t xml:space="preserve">Everaert, G., y Jansen, S. (2018). On the estimation of panel fiscal reaction functions: Heterogeneity or fiscal fatigue?</w:t>
+      </w:r>
+      <w:r>
+        <w:t xml:space="preserve"> </w:t>
+      </w:r>
+      <w:r>
+        <w:rPr>
+          <w:i/>
+          <w:iCs/>
+        </w:rPr>
+        <w:t xml:space="preserve">Economic Modelling</w:t>
+      </w:r>
+      <w:r>
+        <w:t xml:space="preserve">, 70, 87-96.</w:t>
+      </w:r>
+    </w:p>
+    <w:p>
+      <w:pPr>
+        <w:pStyle w:val="Compact"/>
+        <w:numPr>
+          <w:ilvl w:val="0"/>
+          <w:numId w:val="1019"/>
+        </w:numPr>
+      </w:pPr>
+      <w:r>
+        <w:t xml:space="preserve">Favero, C., y Giavazzi, F. (2007).</w:t>
+      </w:r>
+      <w:r>
+        <w:t xml:space="preserve"> </w:t>
+      </w:r>
+      <w:r>
+        <w:rPr>
+          <w:i/>
+          <w:iCs/>
+        </w:rPr>
+        <w:t xml:space="preserve">Debt and the effects of fiscal policy</w:t>
+      </w:r>
+      <w:r>
+        <w:t xml:space="preserve"> </w:t>
+      </w:r>
+      <w:r>
+        <w:t xml:space="preserve">(NBER Working Paper No. 12822).</w:t>
+      </w:r>
+    </w:p>
+    <w:p>
+      <w:pPr>
+        <w:pStyle w:val="Compact"/>
+        <w:numPr>
+          <w:ilvl w:val="0"/>
+          <w:numId w:val="1019"/>
+        </w:numPr>
+      </w:pPr>
+      <w:r>
+        <w:t xml:space="preserve">Federal Reserve Bank of Atlanta. (s. f.).</w:t>
+      </w:r>
+      <w:r>
+        <w:t xml:space="preserve"> </w:t>
+      </w:r>
+      <w:r>
+        <w:rPr>
+          <w:i/>
+          <w:iCs/>
+        </w:rPr>
+        <w:t xml:space="preserve">Wu-Xia shadow federal funds rate</w:t>
+      </w:r>
+      <w:r>
+        <w:t xml:space="preserve"> </w:t>
+      </w:r>
+      <w:r>
+        <w:t xml:space="preserve">[Conjunto de datos]. https://www.atlantafed.org/cqer/research/wu-xia-shadow-federal-funds-rate</w:t>
+      </w:r>
+    </w:p>
+    <w:p>
+      <w:pPr>
+        <w:pStyle w:val="Compact"/>
+        <w:numPr>
+          <w:ilvl w:val="0"/>
+          <w:numId w:val="1019"/>
+        </w:numPr>
+      </w:pPr>
+      <w:r>
+        <w:t xml:space="preserve">Fondo Monetario Internacional y Mecanismo Europeo de Estabilidad. (2023).</w:t>
+      </w:r>
+      <w:r>
+        <w:t xml:space="preserve"> </w:t>
+      </w:r>
+      <w:r>
+        <w:rPr>
+          <w:i/>
+          <w:iCs/>
+        </w:rPr>
+        <w:t xml:space="preserve">The stochastic debt fanchart in the IMF’s Sovereign Risk and Debt Sustainability Framework for MACs</w:t>
+      </w:r>
+      <w:r>
+        <w:t xml:space="preserve"> </w:t>
+      </w:r>
+      <w:r>
+        <w:t xml:space="preserve">[Presentación, 30 de noviembre de 2023].</w:t>
+      </w:r>
+    </w:p>
+    <w:p>
+      <w:pPr>
+        <w:pStyle w:val="Compact"/>
+        <w:numPr>
+          <w:ilvl w:val="0"/>
+          <w:numId w:val="1019"/>
+        </w:numPr>
+      </w:pPr>
+      <w:r>
+        <w:t xml:space="preserve">Fondo Monetario Internacional. (2021).</w:t>
+      </w:r>
+      <w:r>
+        <w:t xml:space="preserve"> </w:t>
+      </w:r>
+      <w:r>
+        <w:rPr>
+          <w:i/>
+          <w:iCs/>
+        </w:rPr>
+        <w:t xml:space="preserve">Review of the debt sustainability framework for market access countries</w:t>
+      </w:r>
+      <w:r>
+        <w:t xml:space="preserve"> </w:t>
+      </w:r>
+      <w:r>
+        <w:t xml:space="preserve">(IMF Policy Paper). Aprobado por el Directorio el 14 de enero de 2021.</w:t>
+      </w:r>
+    </w:p>
+    <w:p>
+      <w:pPr>
+        <w:pStyle w:val="Compact"/>
+        <w:numPr>
+          <w:ilvl w:val="0"/>
+          <w:numId w:val="1019"/>
+        </w:numPr>
+      </w:pPr>
+      <w:r>
+        <w:t xml:space="preserve">Fondo Monetario Internacional. (2024).</w:t>
+      </w:r>
+      <w:r>
+        <w:t xml:space="preserve"> </w:t>
+      </w:r>
+      <w:r>
+        <w:rPr>
+          <w:i/>
+          <w:iCs/>
+        </w:rPr>
+        <w:t xml:space="preserve">Argentina: Eighth review under the extended arrangement under the Extended Fund Facility</w:t>
+      </w:r>
+      <w:r>
+        <w:t xml:space="preserve"> </w:t>
+      </w:r>
+      <w:r>
+        <w:t xml:space="preserve">(IMF Country Report No. 24/167).</w:t>
+      </w:r>
+    </w:p>
+    <w:p>
+      <w:pPr>
+        <w:pStyle w:val="Compact"/>
+        <w:numPr>
+          <w:ilvl w:val="0"/>
+          <w:numId w:val="1019"/>
+        </w:numPr>
+      </w:pPr>
+      <w:r>
+        <w:t xml:space="preserve">Fondo Monetario Internacional. (2025).</w:t>
+      </w:r>
+      <w:r>
+        <w:t xml:space="preserve"> </w:t>
+      </w:r>
+      <w:r>
+        <w:rPr>
+          <w:i/>
+          <w:iCs/>
+        </w:rPr>
+        <w:t xml:space="preserve">Argentina: Request for an extended arrangement under the Extended Fund Facility</w:t>
+      </w:r>
+      <w:r>
+        <w:t xml:space="preserve"> </w:t>
+      </w:r>
+      <w:r>
+        <w:t xml:space="preserve">(IMF Country Report No. 25/95). Anexo II: Application of the Sovereign Risk and Debt Sustainability Framework.</w:t>
+      </w:r>
+    </w:p>
+    <w:p>
+      <w:pPr>
+        <w:pStyle w:val="Compact"/>
+        <w:numPr>
+          <w:ilvl w:val="0"/>
+          <w:numId w:val="1019"/>
+        </w:numPr>
+      </w:pPr>
+      <w:r>
+        <w:t xml:space="preserve">Ghosh, A. R., Kim, J. I., Mendoza, E. G., Ostry, J. D., y Qureshi, M. S. (2013). Fiscal fatigue, fiscal space and debt sustainability in advanced economies.</w:t>
+      </w:r>
+      <w:r>
+        <w:t xml:space="preserve"> </w:t>
+      </w:r>
+      <w:r>
+        <w:rPr>
+          <w:i/>
+          <w:iCs/>
+        </w:rPr>
+        <w:t xml:space="preserve">The Economic Journal</w:t>
+      </w:r>
+      <w:r>
+        <w:t xml:space="preserve">, 123(566), F4-F30.</w:t>
+      </w:r>
+    </w:p>
+    <w:p>
+      <w:pPr>
+        <w:pStyle w:val="Compact"/>
+        <w:numPr>
+          <w:ilvl w:val="0"/>
+          <w:numId w:val="1019"/>
+        </w:numPr>
+      </w:pPr>
+      <w:r>
+        <w:t xml:space="preserve">Girouard, N., y André, C. (2005).</w:t>
+      </w:r>
+      <w:r>
+        <w:t xml:space="preserve"> </w:t>
+      </w:r>
+      <w:r>
+        <w:rPr>
+          <w:i/>
+          <w:iCs/>
+        </w:rPr>
+        <w:t xml:space="preserve">Measuring cyclically-adjusted budget balances for OECD countries</w:t>
+      </w:r>
+      <w:r>
+        <w:t xml:space="preserve"> </w:t>
+      </w:r>
+      <w:r>
+        <w:t xml:space="preserve">(OECD Economics Department Working Papers No. 434).</w:t>
+      </w:r>
+    </w:p>
+    <w:p>
+      <w:pPr>
+        <w:pStyle w:val="Compact"/>
+        <w:numPr>
+          <w:ilvl w:val="0"/>
+          <w:numId w:val="1019"/>
+        </w:numPr>
+      </w:pPr>
+      <w:r>
+        <w:t xml:space="preserve">González, M. J., y Hernández, J. M. (2023).</w:t>
+      </w:r>
+      <w:r>
+        <w:t xml:space="preserve"> </w:t>
+      </w:r>
+      <w:r>
+        <w:rPr>
+          <w:i/>
+          <w:iCs/>
+        </w:rPr>
+        <w:t xml:space="preserve">Public debt sustainability and fiscal reaction functions in Latin America and the Caribbean</w:t>
+      </w:r>
+      <w:r>
+        <w:t xml:space="preserve"> </w:t>
+      </w:r>
+      <w:r>
+        <w:t xml:space="preserve">(IDB Discussion Paper IDB-DP-988). Banco Interamericano de Desarrollo.</w:t>
+      </w:r>
+    </w:p>
+    <w:p>
+      <w:pPr>
+        <w:pStyle w:val="Compact"/>
+        <w:numPr>
+          <w:ilvl w:val="0"/>
+          <w:numId w:val="1019"/>
+        </w:numPr>
+      </w:pPr>
+      <w:r>
+        <w:t xml:space="preserve">Gonçalves, S., y Kilian, L. (2004). Bootstrapping autoregressions with conditional heteroskedasticity of unknown form.</w:t>
+      </w:r>
+      <w:r>
+        <w:t xml:space="preserve"> </w:t>
+      </w:r>
+      <w:r>
+        <w:rPr>
+          <w:i/>
+          <w:iCs/>
+        </w:rPr>
+        <w:t xml:space="preserve">Journal of Econometrics</w:t>
+      </w:r>
+      <w:r>
+        <w:t xml:space="preserve">, 123(1), 89-120.</w:t>
+      </w:r>
+    </w:p>
+    <w:p>
+      <w:pPr>
+        <w:pStyle w:val="Compact"/>
+        <w:numPr>
+          <w:ilvl w:val="0"/>
+          <w:numId w:val="1019"/>
+        </w:numPr>
+      </w:pPr>
+      <w:r>
+        <w:t xml:space="preserve">Hansen, B. E. (1999). Threshold effects in non-dynamic panels: Estimation, testing, and inference.</w:t>
+      </w:r>
+      <w:r>
+        <w:t xml:space="preserve"> </w:t>
+      </w:r>
+      <w:r>
+        <w:rPr>
+          <w:i/>
+          <w:iCs/>
+        </w:rPr>
+        <w:t xml:space="preserve">Journal of Econometrics, 93</w:t>
+      </w:r>
+      <w:r>
+        <w:t xml:space="preserve">(2), 345-368.</w:t>
+      </w:r>
+    </w:p>
+    <w:p>
+      <w:pPr>
+        <w:pStyle w:val="Compact"/>
+        <w:numPr>
+          <w:ilvl w:val="0"/>
+          <w:numId w:val="1019"/>
+        </w:numPr>
+      </w:pPr>
+      <w:r>
+        <w:t xml:space="preserve">Hébert, B., y Schreger, J. (2017). The costs of sovereign default: Evidence from Argentina.</w:t>
+      </w:r>
+      <w:r>
+        <w:t xml:space="preserve"> </w:t>
+      </w:r>
+      <w:r>
+        <w:rPr>
+          <w:i/>
+          <w:iCs/>
+        </w:rPr>
+        <w:t xml:space="preserve">American Economic Review</w:t>
+      </w:r>
+      <w:r>
+        <w:t xml:space="preserve">, 107(10), 3119-3145.</w:t>
+      </w:r>
+    </w:p>
+    <w:p>
+      <w:pPr>
+        <w:pStyle w:val="Compact"/>
+        <w:numPr>
+          <w:ilvl w:val="0"/>
+          <w:numId w:val="1019"/>
+        </w:numPr>
+      </w:pPr>
+      <w:r>
+        <w:t xml:space="preserve">Infobae. (2026, 23 de septiembre).</w:t>
+      </w:r>
+      <w:r>
+        <w:t xml:space="preserve"> </w:t>
+      </w:r>
+      <w:r>
+        <w:rPr>
+          <w:i/>
+          <w:iCs/>
+        </w:rPr>
+        <w:t xml:space="preserve">El riesgo país arriba de los 550 puntos condiciona la primera emisión de deuda internacional de una provincia</w:t>
+      </w:r>
+      <w:r>
+        <w:t xml:space="preserve">. https://www.infobae.com/economia/2026/09/23/el-riesgo-pais-arriba-de-los-550-puntos-condiciona-la-primera-emision-de-deuda-internacional-de-una-provincia/</w:t>
+      </w:r>
+    </w:p>
+    <w:p>
+      <w:pPr>
+        <w:pStyle w:val="Compact"/>
+        <w:numPr>
+          <w:ilvl w:val="0"/>
+          <w:numId w:val="1019"/>
+        </w:numPr>
+      </w:pPr>
+      <w:r>
+        <w:t xml:space="preserve">Kalemli-Özcan, Ş. (2019).</w:t>
+      </w:r>
+      <w:r>
+        <w:t xml:space="preserve"> </w:t>
+      </w:r>
+      <w:r>
+        <w:rPr>
+          <w:i/>
+          <w:iCs/>
+        </w:rPr>
+        <w:t xml:space="preserve">U.S. monetary policy and international risk spillovers</w:t>
+      </w:r>
+      <w:r>
+        <w:t xml:space="preserve"> </w:t>
+      </w:r>
+      <w:r>
+        <w:t xml:space="preserve">(NBER Working Paper No. 26297). National Bureau of Economic Research. https://www.nber.org/papers/w26297</w:t>
+      </w:r>
+    </w:p>
+    <w:p>
+      <w:pPr>
+        <w:pStyle w:val="Compact"/>
+        <w:numPr>
+          <w:ilvl w:val="0"/>
+          <w:numId w:val="1019"/>
+        </w:numPr>
+      </w:pPr>
+      <w:r>
+        <w:t xml:space="preserve">Leeper, E. M. (1991). Equilibria under</w:t>
+      </w:r>
+      <w:r>
+        <w:t xml:space="preserve"> </w:t>
+      </w:r>
+      <w:r>
+        <w:t xml:space="preserve">“active”</w:t>
+      </w:r>
+      <w:r>
+        <w:t xml:space="preserve"> </w:t>
+      </w:r>
+      <w:r>
+        <w:t xml:space="preserve">and</w:t>
+      </w:r>
+      <w:r>
+        <w:t xml:space="preserve"> </w:t>
+      </w:r>
+      <w:r>
+        <w:t xml:space="preserve">“passive”</w:t>
+      </w:r>
+      <w:r>
+        <w:t xml:space="preserve"> </w:t>
+      </w:r>
+      <w:r>
+        <w:t xml:space="preserve">monetary and fiscal policies.</w:t>
+      </w:r>
+      <w:r>
+        <w:t xml:space="preserve"> </w:t>
+      </w:r>
+      <w:r>
+        <w:rPr>
+          <w:i/>
+          <w:iCs/>
+        </w:rPr>
+        <w:t xml:space="preserve">Journal of Monetary Economics, 27</w:t>
+      </w:r>
+      <w:r>
+        <w:t xml:space="preserve">(1), 129-147. https://doi.org/10.1016/0304-3932(91)90007-B</w:t>
+      </w:r>
+    </w:p>
+    <w:p>
+      <w:pPr>
+        <w:pStyle w:val="Compact"/>
+        <w:numPr>
+          <w:ilvl w:val="0"/>
+          <w:numId w:val="1019"/>
+        </w:numPr>
+      </w:pPr>
+      <w:r>
+        <w:t xml:space="preserve">Levy Yeyati, E., y Sturzenegger, F. (2023). A balance-sheet approach to fiscal sustainability.</w:t>
+      </w:r>
+      <w:r>
+        <w:t xml:space="preserve"> </w:t>
+      </w:r>
+      <w:r>
+        <w:rPr>
+          <w:i/>
+          <w:iCs/>
+        </w:rPr>
+        <w:t xml:space="preserve">Fiscal Studies</w:t>
+      </w:r>
+      <w:r>
+        <w:t xml:space="preserve">, 44(1), 61-84. https://doi.org/10.1111/1475-5890.12319</w:t>
+      </w:r>
+    </w:p>
+    <w:p>
+      <w:pPr>
+        <w:pStyle w:val="Compact"/>
+        <w:numPr>
+          <w:ilvl w:val="0"/>
+          <w:numId w:val="1019"/>
+        </w:numPr>
+      </w:pPr>
+      <w:r>
+        <w:t xml:space="preserve">Ley 27.541 de Solidaridad Social y Reactivación Productiva en el Marco de la Emergencia Pública (2019). Boletín Oficial de la República Argentina, 23 de diciembre de 2019.</w:t>
+      </w:r>
+    </w:p>
+    <w:p>
+      <w:pPr>
+        <w:pStyle w:val="Compact"/>
+        <w:numPr>
+          <w:ilvl w:val="0"/>
+          <w:numId w:val="1019"/>
+        </w:numPr>
+      </w:pPr>
+      <w:r>
+        <w:t xml:space="preserve">Ley 27.612 de Fortalecimiento de la Sostenibilidad de la Deuda Pública (2021). Boletín Oficial de la República Argentina, 3 de marzo de 2021.</w:t>
+      </w:r>
+    </w:p>
+    <w:p>
+      <w:pPr>
+        <w:pStyle w:val="Compact"/>
+        <w:numPr>
+          <w:ilvl w:val="0"/>
+          <w:numId w:val="1019"/>
+        </w:numPr>
+      </w:pPr>
+      <w:r>
+        <w:t xml:space="preserve">Lütkepohl, H. (2005).</w:t>
+      </w:r>
+      <w:r>
+        <w:t xml:space="preserve"> </w:t>
+      </w:r>
+      <w:r>
+        <w:rPr>
+          <w:i/>
+          <w:iCs/>
+        </w:rPr>
+        <w:t xml:space="preserve">New introduction to multiple time series analysis</w:t>
+      </w:r>
+      <w:r>
+        <w:t xml:space="preserve">. Springer.</w:t>
+      </w:r>
+    </w:p>
+    <w:p>
+      <w:pPr>
+        <w:pStyle w:val="Compact"/>
+        <w:numPr>
+          <w:ilvl w:val="0"/>
+          <w:numId w:val="1019"/>
+        </w:numPr>
+      </w:pPr>
+      <w:r>
+        <w:t xml:space="preserve">Medeiros, J. (2012).</w:t>
+      </w:r>
+      <w:r>
+        <w:t xml:space="preserve"> </w:t>
+      </w:r>
+      <w:r>
+        <w:rPr>
+          <w:i/>
+          <w:iCs/>
+        </w:rPr>
+        <w:t xml:space="preserve">Stochastic debt simulation using VAR models and a panel fiscal reaction function: Results for a selected number of countries</w:t>
+      </w:r>
+      <w:r>
+        <w:t xml:space="preserve"> </w:t>
+      </w:r>
+      <w:r>
+        <w:t xml:space="preserve">(European Economy Economic Papers 459). Comisión Europea.</w:t>
+      </w:r>
+    </w:p>
+    <w:p>
+      <w:pPr>
+        <w:pStyle w:val="Compact"/>
+        <w:numPr>
+          <w:ilvl w:val="0"/>
+          <w:numId w:val="1019"/>
+        </w:numPr>
+      </w:pPr>
+      <w:r>
+        <w:t xml:space="preserve">Mendoza, E. G., y Oviedo, P. M. (2009). Public debt, fiscal solvency and macroeconomic uncertainty in Latin America: The cases of Brazil, Colombia, Costa Rica and Mexico.</w:t>
+      </w:r>
+      <w:r>
+        <w:t xml:space="preserve"> </w:t>
+      </w:r>
+      <w:r>
+        <w:rPr>
+          <w:i/>
+          <w:iCs/>
+        </w:rPr>
+        <w:t xml:space="preserve">Economía Mexicana. Nueva Época</w:t>
+      </w:r>
+      <w:r>
+        <w:t xml:space="preserve">, 18(2), 133-177.</w:t>
+      </w:r>
+    </w:p>
+    <w:p>
+      <w:pPr>
+        <w:pStyle w:val="Compact"/>
+        <w:numPr>
+          <w:ilvl w:val="0"/>
+          <w:numId w:val="1019"/>
+        </w:numPr>
+      </w:pPr>
+      <w:r>
+        <w:t xml:space="preserve">Ministerio de Economía de la Nación, Secretaría de Finanzas. (2025).</w:t>
+      </w:r>
+      <w:r>
+        <w:t xml:space="preserve"> </w:t>
+      </w:r>
+      <w:r>
+        <w:rPr>
+          <w:i/>
+          <w:iCs/>
+        </w:rPr>
+        <w:t xml:space="preserve">Informe de deuda pública al 31/12/2025</w:t>
+      </w:r>
+      <w:r>
+        <w:t xml:space="preserve"> </w:t>
+      </w:r>
+      <w:r>
+        <w:t xml:space="preserve">[Conjunto de datos]. (Archivos de los cierres 2007 a 2025 en</w:t>
+      </w:r>
+      <w:r>
+        <w:t xml:space="preserve"> </w:t>
+      </w:r>
+      <w:r>
+        <w:rPr>
+          <w:rStyle w:val="VerbatimChar"/>
+        </w:rPr>
+        <w:t xml:space="preserve">datos/crudos/mecon_deuda/</w:t>
+      </w:r>
+      <w:r>
+        <w:t xml:space="preserve">.)</w:t>
+      </w:r>
+    </w:p>
+    <w:p>
+      <w:pPr>
+        <w:pStyle w:val="Compact"/>
+        <w:numPr>
+          <w:ilvl w:val="0"/>
+          <w:numId w:val="1019"/>
+        </w:numPr>
+      </w:pPr>
+      <w:r>
+        <w:t xml:space="preserve">Ministerio de Economía y Producción, Secretaría de Hacienda, Oficina Nacional de Presupuesto. (2006).</w:t>
+      </w:r>
+      <w:r>
+        <w:t xml:space="preserve"> </w:t>
+      </w:r>
+      <w:r>
+        <w:rPr>
+          <w:i/>
+          <w:iCs/>
+        </w:rPr>
+        <w:t xml:space="preserve">Compendio fiscal 1993-2006</w:t>
+      </w:r>
+      <w:r>
+        <w:t xml:space="preserve">. https://www.economia.gob.ar/onp/documentos/ejectexto/compendio/compendio93-06.pdf</w:t>
+      </w:r>
+    </w:p>
+    <w:p>
+      <w:pPr>
+        <w:pStyle w:val="Compact"/>
+        <w:numPr>
+          <w:ilvl w:val="0"/>
+          <w:numId w:val="1019"/>
+        </w:numPr>
+      </w:pPr>
+      <w:r>
+        <w:t xml:space="preserve">Neumeyer, P. A., y Perri, F. (2005). Business cycles in emerging economies: The role of interest rates.</w:t>
+      </w:r>
+      <w:r>
+        <w:t xml:space="preserve"> </w:t>
+      </w:r>
+      <w:r>
+        <w:rPr>
+          <w:i/>
+          <w:iCs/>
+        </w:rPr>
+        <w:t xml:space="preserve">Journal of Monetary Economics</w:t>
+      </w:r>
+      <w:r>
+        <w:t xml:space="preserve">, 52(2), 345-380.</w:t>
+      </w:r>
+    </w:p>
+    <w:p>
+      <w:pPr>
+        <w:pStyle w:val="Compact"/>
+        <w:numPr>
+          <w:ilvl w:val="0"/>
+          <w:numId w:val="1019"/>
+        </w:numPr>
+      </w:pPr>
+      <w:r>
+        <w:t xml:space="preserve">Oficina de Presupuesto del Congreso. (2026).</w:t>
+      </w:r>
+      <w:r>
+        <w:t xml:space="preserve"> </w:t>
+      </w:r>
+      <w:r>
+        <w:rPr>
+          <w:i/>
+          <w:iCs/>
+        </w:rPr>
+        <w:t xml:space="preserve">Operaciones de deuda pública, julio 2026</w:t>
+      </w:r>
+      <w:r>
+        <w:t xml:space="preserve">.</w:t>
+      </w:r>
+    </w:p>
+    <w:p>
+      <w:pPr>
+        <w:pStyle w:val="Compact"/>
+        <w:numPr>
+          <w:ilvl w:val="0"/>
+          <w:numId w:val="1019"/>
+        </w:numPr>
+      </w:pPr>
+      <w:r>
+        <w:t xml:space="preserve">Poder Ejecutivo Nacional. (2007).</w:t>
+      </w:r>
+      <w:r>
+        <w:t xml:space="preserve"> </w:t>
+      </w:r>
+      <w:r>
+        <w:rPr>
+          <w:i/>
+          <w:iCs/>
+        </w:rPr>
+        <w:t xml:space="preserve">Decreto 897/2007: Fondo de Garantía de Sustentabilidad del Régimen Previsional Público de Reparto</w:t>
+      </w:r>
+      <w:r>
+        <w:t xml:space="preserve"> </w:t>
+      </w:r>
+      <w:r>
+        <w:t xml:space="preserve">(Boletín Oficial, 13 de julio de 2007). Base normativa de la AFIP. https://biblioteca.afip.gob.ar/dcp/DEC_C_000897_2007_07_12</w:t>
+      </w:r>
+    </w:p>
+    <w:p>
+      <w:pPr>
+        <w:pStyle w:val="Compact"/>
+        <w:numPr>
+          <w:ilvl w:val="0"/>
+          <w:numId w:val="1019"/>
+        </w:numPr>
+      </w:pPr>
+      <w:r>
+        <w:t xml:space="preserve">Porto, A. (2020).</w:t>
+      </w:r>
+      <w:r>
+        <w:t xml:space="preserve"> </w:t>
+      </w:r>
+      <w:r>
+        <w:rPr>
+          <w:i/>
+          <w:iCs/>
+        </w:rPr>
+        <w:t xml:space="preserve">Evolución del sector público argentino en el largo plazo</w:t>
+      </w:r>
+      <w:r>
+        <w:t xml:space="preserve"> </w:t>
+      </w:r>
+      <w:r>
+        <w:t xml:space="preserve">(Documento de Trabajo N.° 36). CEFIP, Universidad Nacional de La Plata.</w:t>
+      </w:r>
+    </w:p>
+    <w:p>
+      <w:pPr>
+        <w:pStyle w:val="Compact"/>
+        <w:numPr>
+          <w:ilvl w:val="0"/>
+          <w:numId w:val="1019"/>
+        </w:numPr>
+      </w:pPr>
+      <w:r>
+        <w:t xml:space="preserve">Rapoport, M. (2020).</w:t>
+      </w:r>
+      <w:r>
+        <w:t xml:space="preserve"> </w:t>
+      </w:r>
+      <w:r>
+        <w:rPr>
+          <w:i/>
+          <w:iCs/>
+        </w:rPr>
+        <w:t xml:space="preserve">Historia económica, política y social de la Argentina (1880-2003)</w:t>
+      </w:r>
+      <w:r>
+        <w:t xml:space="preserve">. Crítica.</w:t>
+      </w:r>
+    </w:p>
+    <w:p>
+      <w:pPr>
+        <w:pStyle w:val="Compact"/>
+        <w:numPr>
+          <w:ilvl w:val="0"/>
+          <w:numId w:val="1019"/>
+        </w:numPr>
+      </w:pPr>
+      <w:r>
+        <w:t xml:space="preserve">Reinhart, C. M., Rogoff, K. S., y Savastano, M. A. (2003). Debt intolerance.</w:t>
+      </w:r>
+      <w:r>
+        <w:t xml:space="preserve"> </w:t>
+      </w:r>
+      <w:r>
+        <w:rPr>
+          <w:i/>
+          <w:iCs/>
+        </w:rPr>
+        <w:t xml:space="preserve">Brookings Papers on Economic Activity</w:t>
+      </w:r>
+      <w:r>
+        <w:t xml:space="preserve">, 2003(1), 1-74.</w:t>
+      </w:r>
+    </w:p>
+    <w:p>
+      <w:pPr>
+        <w:pStyle w:val="Compact"/>
+        <w:numPr>
+          <w:ilvl w:val="0"/>
+          <w:numId w:val="1019"/>
+        </w:numPr>
+      </w:pPr>
+      <w:r>
+        <w:t xml:space="preserve">Reinhart, C. M., y Rogoff, K. S. (2009).</w:t>
+      </w:r>
+      <w:r>
+        <w:t xml:space="preserve"> </w:t>
+      </w:r>
+      <w:r>
+        <w:rPr>
+          <w:i/>
+          <w:iCs/>
+        </w:rPr>
+        <w:t xml:space="preserve">This time is different: Eight centuries of financial folly</w:t>
+      </w:r>
+      <w:r>
+        <w:t xml:space="preserve">. Princeton University Press.</w:t>
+      </w:r>
+    </w:p>
+    <w:p>
+      <w:pPr>
+        <w:pStyle w:val="Compact"/>
+        <w:numPr>
+          <w:ilvl w:val="0"/>
+          <w:numId w:val="1019"/>
+        </w:numPr>
+      </w:pPr>
+      <w:r>
+        <w:t xml:space="preserve">Renzhi, N., y Beirne, J. (2024).</w:t>
+      </w:r>
+      <w:r>
+        <w:t xml:space="preserve"> </w:t>
+      </w:r>
+      <w:r>
+        <w:rPr>
+          <w:i/>
+          <w:iCs/>
+        </w:rPr>
+        <w:t xml:space="preserve">Global shocks and monetary policy transmission in emerging markets</w:t>
+      </w:r>
+      <w:r>
+        <w:t xml:space="preserve"> </w:t>
+      </w:r>
+      <w:r>
+        <w:t xml:space="preserve">(ADB Economics Working Paper No. 726). Asian Development Bank.</w:t>
+      </w:r>
+    </w:p>
+    <w:p>
+      <w:pPr>
+        <w:pStyle w:val="Compact"/>
+        <w:numPr>
+          <w:ilvl w:val="0"/>
+          <w:numId w:val="1019"/>
+        </w:numPr>
+      </w:pPr>
+      <w:r>
+        <w:t xml:space="preserve">Rey, H. (2013).</w:t>
+      </w:r>
+      <w:r>
+        <w:t xml:space="preserve"> </w:t>
+      </w:r>
+      <w:r>
+        <w:rPr>
+          <w:i/>
+          <w:iCs/>
+        </w:rPr>
+        <w:t xml:space="preserve">Dilemma not trilemma: The global financial cycle and monetary policy independence</w:t>
+      </w:r>
+      <w:r>
+        <w:t xml:space="preserve"> </w:t>
+      </w:r>
+      <w:r>
+        <w:t xml:space="preserve">[Documento presentado en el Simposio de Política Económica de Jackson Hole, 2013]. Federal Reserve Bank of Kansas City. Versión en NBER Working Paper No. 21162 (2015, rev. 2018).</w:t>
+      </w:r>
+    </w:p>
+    <w:p>
+      <w:pPr>
+        <w:pStyle w:val="Compact"/>
+        <w:numPr>
+          <w:ilvl w:val="0"/>
+          <w:numId w:val="1019"/>
+        </w:numPr>
+      </w:pPr>
+      <w:r>
+        <w:t xml:space="preserve">Rigobon, R. (2003). Identification through heteroskedasticity.</w:t>
+      </w:r>
+      <w:r>
+        <w:t xml:space="preserve"> </w:t>
+      </w:r>
+      <w:r>
+        <w:rPr>
+          <w:i/>
+          <w:iCs/>
+        </w:rPr>
+        <w:t xml:space="preserve">The Review of Economics and Statistics</w:t>
+      </w:r>
+      <w:r>
+        <w:t xml:space="preserve">, 85(4), 777-792.</w:t>
+      </w:r>
+    </w:p>
+    <w:p>
+      <w:pPr>
+        <w:pStyle w:val="Compact"/>
+        <w:numPr>
+          <w:ilvl w:val="0"/>
+          <w:numId w:val="1019"/>
+        </w:numPr>
+      </w:pPr>
+      <w:r>
+        <w:t xml:space="preserve">Rigobon, R., y Sack, B. (2004). The impact of monetary policy on asset prices.</w:t>
+      </w:r>
+      <w:r>
+        <w:t xml:space="preserve"> </w:t>
+      </w:r>
+      <w:r>
+        <w:rPr>
+          <w:i/>
+          <w:iCs/>
+        </w:rPr>
+        <w:t xml:space="preserve">Journal of Monetary Economics</w:t>
+      </w:r>
+      <w:r>
+        <w:t xml:space="preserve">, 51(8), 1553-1575.</w:t>
+      </w:r>
+    </w:p>
+    <w:p>
+      <w:pPr>
+        <w:pStyle w:val="Compact"/>
+        <w:numPr>
+          <w:ilvl w:val="0"/>
+          <w:numId w:val="1019"/>
+        </w:numPr>
+      </w:pPr>
+      <w:r>
+        <w:t xml:space="preserve">Rodríguez, A. (2023). Financiamiento y sostenibilidad de la deuda pública: El caso de la economía argentina (2001-2022).</w:t>
+      </w:r>
+      <w:r>
+        <w:t xml:space="preserve"> </w:t>
+      </w:r>
+      <w:r>
+        <w:rPr>
+          <w:i/>
+          <w:iCs/>
+        </w:rPr>
+        <w:t xml:space="preserve">Ciencias Económicas</w:t>
+      </w:r>
+      <w:r>
+        <w:t xml:space="preserve">, 2(20).</w:t>
+      </w:r>
+    </w:p>
+    <w:p>
+      <w:pPr>
+        <w:pStyle w:val="Compact"/>
+        <w:numPr>
+          <w:ilvl w:val="0"/>
+          <w:numId w:val="1019"/>
+        </w:numPr>
+      </w:pPr>
+      <w:r>
+        <w:t xml:space="preserve">Roldán, V. (2021).</w:t>
+      </w:r>
+      <w:r>
+        <w:t xml:space="preserve"> </w:t>
+      </w:r>
+      <w:r>
+        <w:rPr>
+          <w:i/>
+          <w:iCs/>
+        </w:rPr>
+        <w:t xml:space="preserve">La renegociación por la reestructuración de la deuda soberana argentina con los acreedores privados poseedores de instrumentos bajo jurisdicción extranjera durante 2020</w:t>
+      </w:r>
+      <w:r>
+        <w:t xml:space="preserve"> </w:t>
+      </w:r>
+      <w:r>
+        <w:t xml:space="preserve">[Tesina de grado]. Universidad Nacional de Rosario.</w:t>
+      </w:r>
+    </w:p>
+    <w:p>
+      <w:pPr>
+        <w:pStyle w:val="Compact"/>
+        <w:numPr>
+          <w:ilvl w:val="0"/>
+          <w:numId w:val="1019"/>
+        </w:numPr>
+      </w:pPr>
+      <w:r>
+        <w:t xml:space="preserve">Sanches, P. (2019).</w:t>
+      </w:r>
+      <w:r>
+        <w:t xml:space="preserve"> </w:t>
+      </w:r>
+      <w:r>
+        <w:rPr>
+          <w:i/>
+          <w:iCs/>
+        </w:rPr>
+        <w:t xml:space="preserve">Análisis de la sostenibilidad de la deuda soberana argentina. 2019-2023</w:t>
+      </w:r>
+      <w:r>
+        <w:t xml:space="preserve"> </w:t>
+      </w:r>
+      <w:r>
+        <w:t xml:space="preserve">[Tesis de maestría]. Universidad Torcuato Di Tella.</w:t>
+      </w:r>
+    </w:p>
+    <w:p>
+      <w:pPr>
+        <w:pStyle w:val="Compact"/>
+        <w:numPr>
+          <w:ilvl w:val="0"/>
+          <w:numId w:val="1019"/>
+        </w:numPr>
+      </w:pPr>
+      <w:r>
+        <w:t xml:space="preserve">Sargent, T. J., y Wallace, N. (1981). Some unpleasant monetarist arithmetic.</w:t>
+      </w:r>
+      <w:r>
+        <w:t xml:space="preserve"> </w:t>
+      </w:r>
+      <w:r>
+        <w:rPr>
+          <w:i/>
+          <w:iCs/>
+        </w:rPr>
+        <w:t xml:space="preserve">Federal Reserve Bank of Minneapolis Quarterly Review, 5</w:t>
+      </w:r>
+      <w:r>
+        <w:t xml:space="preserve">(3), 1-17.</w:t>
+      </w:r>
+    </w:p>
+    <w:p>
+      <w:pPr>
+        <w:pStyle w:val="Compact"/>
+        <w:numPr>
+          <w:ilvl w:val="0"/>
+          <w:numId w:val="1019"/>
+        </w:numPr>
+      </w:pPr>
+      <w:r>
+        <w:t xml:space="preserve">Secretaría de Finanzas, Ministerio de Economía. (2025, 10 de diciembre).</w:t>
+      </w:r>
+      <w:r>
+        <w:t xml:space="preserve"> </w:t>
+      </w:r>
+      <w:r>
+        <w:rPr>
+          <w:i/>
+          <w:iCs/>
+        </w:rPr>
+        <w:t xml:space="preserve">Resultado de licitación del Bono del Tesoro Nacional en dólares estadounidenses 6,50% con vencimiento 30 de noviembre de 2029</w:t>
+      </w:r>
+      <w:r>
+        <w:t xml:space="preserve"> </w:t>
+      </w:r>
+      <w:r>
+        <w:t xml:space="preserve">[Comunicado]. https://www.argentina.gob.ar/noticias/resultado-de-licitacion-del-bono-del-tesoro-nacional-en-dolares-estadounidenses-650-con</w:t>
+      </w:r>
+    </w:p>
+    <w:p>
+      <w:pPr>
+        <w:pStyle w:val="Compact"/>
+        <w:numPr>
+          <w:ilvl w:val="0"/>
+          <w:numId w:val="1019"/>
+        </w:numPr>
+      </w:pPr>
+      <w:r>
+        <w:t xml:space="preserve">Sims, C. A., Stock, J. H., y Watson, M. W. (1990). Inference in linear time series models with some unit roots.</w:t>
+      </w:r>
+      <w:r>
+        <w:t xml:space="preserve"> </w:t>
+      </w:r>
+      <w:r>
+        <w:rPr>
+          <w:i/>
+          <w:iCs/>
+        </w:rPr>
+        <w:t xml:space="preserve">Econometrica</w:t>
+      </w:r>
+      <w:r>
+        <w:t xml:space="preserve">, 58(1), 113-144.</w:t>
+      </w:r>
+    </w:p>
+    <w:p>
+      <w:pPr>
+        <w:pStyle w:val="Compact"/>
+        <w:numPr>
+          <w:ilvl w:val="0"/>
+          <w:numId w:val="1019"/>
+        </w:numPr>
+      </w:pPr>
+      <w:r>
+        <w:t xml:space="preserve">Thirlwall, A. P. (1979). The balance of payments constraint as an explanation of international growth rate differences.</w:t>
+      </w:r>
+      <w:r>
+        <w:t xml:space="preserve"> </w:t>
+      </w:r>
+      <w:r>
+        <w:rPr>
+          <w:i/>
+          <w:iCs/>
+        </w:rPr>
+        <w:t xml:space="preserve">Banca Nazionale del Lavoro Quarterly Review, 32</w:t>
+      </w:r>
+      <w:r>
+        <w:t xml:space="preserve">(128), 45-53.</w:t>
+      </w:r>
+    </w:p>
+    <w:p>
+      <w:pPr>
+        <w:pStyle w:val="Compact"/>
+        <w:numPr>
+          <w:ilvl w:val="0"/>
+          <w:numId w:val="1019"/>
+        </w:numPr>
+      </w:pPr>
+      <w:r>
+        <w:t xml:space="preserve">Uribe, M., y Yue, V. Z. (2006). Country spreads and emerging countries: Who drives whom?</w:t>
+      </w:r>
+      <w:r>
+        <w:t xml:space="preserve"> </w:t>
+      </w:r>
+      <w:r>
+        <w:rPr>
+          <w:i/>
+          <w:iCs/>
+        </w:rPr>
+        <w:t xml:space="preserve">Journal of International Economics</w:t>
+      </w:r>
+      <w:r>
+        <w:t xml:space="preserve">, 69(1), 6-36.</w:t>
+      </w:r>
+    </w:p>
+    <w:p>
+      <w:pPr>
+        <w:pStyle w:val="Compact"/>
+        <w:numPr>
+          <w:ilvl w:val="0"/>
+          <w:numId w:val="1019"/>
+        </w:numPr>
+      </w:pPr>
+      <w:r>
+        <w:t xml:space="preserve">Wijayanti, R., y Rachmanira, S. (2020). Early warning system for government debt crisis in developing countries.</w:t>
+      </w:r>
+      <w:r>
+        <w:t xml:space="preserve"> </w:t>
+      </w:r>
+      <w:r>
+        <w:rPr>
+          <w:i/>
+          <w:iCs/>
+        </w:rPr>
+        <w:t xml:space="preserve">Journal of Central Banking Theory and Practice</w:t>
+      </w:r>
+      <w:r>
+        <w:t xml:space="preserve">, 9(número especial), 103-124.</w:t>
+      </w:r>
+    </w:p>
+    <w:p>
+      <w:pPr>
+        <w:pStyle w:val="Compact"/>
+        <w:numPr>
+          <w:ilvl w:val="0"/>
+          <w:numId w:val="1019"/>
+        </w:numPr>
+      </w:pPr>
+      <w:r>
+        <w:t xml:space="preserve">Wu, J. C., y Xia, F. D. (2016). Measuring the macroeconomic impact of monetary policy at the zero lower bound.</w:t>
+      </w:r>
+      <w:r>
+        <w:t xml:space="preserve"> </w:t>
+      </w:r>
+      <w:r>
+        <w:rPr>
+          <w:i/>
+          <w:iCs/>
+        </w:rPr>
+        <w:t xml:space="preserve">Journal of Money, Credit and Banking</w:t>
+      </w:r>
+      <w:r>
+        <w:t xml:space="preserve">, 48(2-3), 253-291.</w:t>
+      </w:r>
+    </w:p>
+    <w:p>
+      <w:r>
+        <w:pict>
+          <v:rect style="width:0;height:1.5pt" o:hralign="center" o:hrstd="t" o:hr="t"/>
+        </w:pict>
+      </w:r>
+    </w:p>
+    <w:bookmarkEnd w:id="133"/>
+    <w:bookmarkStart w:id="138" w:name="X94fa00cbba88d80644c76c995e4abd03512405e"/>
+    <w:p>
+      <w:pPr>
+        <w:pStyle w:val="Heading1"/>
+      </w:pPr>
+      <w:r>
+        <w:t xml:space="preserve">Notas para el grupo (no forman parte del texto de la tesis)</w:t>
+      </w:r>
+    </w:p>
+    <w:bookmarkStart w:id="134" w:name="X28ba9501ac41b1fea27c299c39d93c8cc47c96f"/>
+    <w:p>
+      <w:pPr>
+        <w:pStyle w:val="Heading2"/>
+      </w:pPr>
+      <w:r>
+        <w:t xml:space="preserve">Nota 1. Criterio de H1b (decidido el 10/10/2026)</w:t>
+      </w:r>
+    </w:p>
+    <w:p>
+      <w:pPr>
+        <w:pStyle w:val="FirstParagraph"/>
+      </w:pPr>
+      <w:r>
+        <w:rPr>
+          <w:b/>
+          <w:bCs/>
+        </w:rPr>
+        <w:t xml:space="preserve">La métrica.</w:t>
+      </w:r>
+      <w:r>
+        <w:t xml:space="preserve"> </w:t>
+      </w:r>
+      <w:r>
+        <w:t xml:space="preserve">La probabilidad de que la deuda no se estabilice: la proporción de trayectorias simuladas en las que el resultado primario al final del horizonte es menor que el necesario para estabilizar la deuda. Es la primera de las tres métricas del gráfico de abanico del FMI (FMI, 2021, párr. 53), y la no estabilización es uno de los tres conceptos centrales del marco (FMI, 2021, recuadro 2).</w:t>
+      </w:r>
+    </w:p>
+    <w:p>
+      <w:pPr>
+        <w:pStyle w:val="BodyText"/>
+      </w:pPr>
+      <w:r>
+        <w:rPr>
+          <w:b/>
+          <w:bCs/>
+        </w:rPr>
+        <w:t xml:space="preserve">El umbral: el propio resultado del FMI.</w:t>
+      </w:r>
+      <w:r>
+        <w:t xml:space="preserve"> </w:t>
+      </w:r>
+      <w:r>
+        <w:t xml:space="preserve">El FMI estimó para Argentina una probabilidad de estabilización de alrededor de 97% a mediano plazo y en su abanico a 2034 (FMI, 2025, anexo II, párrs. 6 y 8). La probabilidad de no estabilización es, entonces, de alrededor de 3%. H1b sostiene que nuestra estimación supera ese valor. El umbral no es una elección nuestra: es el diagnóstico oficial vigente. La hipótesis mide si las dos diferencias de esta tesis respecto del FMI (perímetro consolidado y shocks identificados con su dinámica) cambian ese diagnóstico, que es exactamente lo que plantea la vacancia.</w:t>
+      </w:r>
+    </w:p>
+    <w:p>
+      <w:pPr>
+        <w:pStyle w:val="BodyText"/>
+      </w:pPr>
+      <w:r>
+        <w:rPr>
+          <w:b/>
+          <w:bCs/>
+        </w:rPr>
+        <w:t xml:space="preserve">Cómo se contrasta.</w:t>
+      </w:r>
+      <w:r>
+        <w:t xml:space="preserve"> </w:t>
+      </w:r>
+      <w:r>
+        <w:t xml:space="preserve">La probabilidad estimada tiene incertidumbre, que viene del muestreo de las trayectorias y de los parámetros estimados del SVARX. Se calcula su intervalo de confianza con</w:t>
+      </w:r>
+      <w:r>
+        <w:t xml:space="preserve"> </w:t>
+      </w:r>
+      <w:r>
+        <w:rPr>
+          <w:i/>
+          <w:iCs/>
+        </w:rPr>
+        <w:t xml:space="preserve">bootstrap</w:t>
+      </w:r>
+      <w:r>
+        <w:t xml:space="preserve"> </w:t>
+      </w:r>
+      <w:r>
+        <w:t xml:space="preserve">de los parámetros. H1b se considera respaldada si el límite inferior del intervalo de 90% supera el 3%, lo que equivale a un contraste unilateral al 5%, la convención estándar de significatividad.</w:t>
+      </w:r>
+    </w:p>
+    <w:p>
+      <w:pPr>
+        <w:pStyle w:val="BodyText"/>
+      </w:pPr>
+      <w:r>
+        <w:rPr>
+          <w:b/>
+          <w:bCs/>
+        </w:rPr>
+        <w:t xml:space="preserve">Condiciones de comparabilidad.</w:t>
+      </w:r>
+      <w:r>
+        <w:t xml:space="preserve"> </w:t>
+      </w:r>
+      <w:r>
+        <w:t xml:space="preserve">El escenario base de la simulación reproduce los senderos del FMI: crecimiento, resultado primario y tasas, tomados de FMI (2025). Se reporta también el resultado con la deuda federal bruta, el perímetro del FMI, para separar cuánto de la diferencia viene del perímetro y cuánto de los shocks.</w:t>
+      </w:r>
+    </w:p>
+    <w:p>
+      <w:pPr>
+        <w:pStyle w:val="BodyText"/>
+      </w:pPr>
+      <w:r>
+        <w:rPr>
+          <w:b/>
+          <w:bCs/>
+        </w:rPr>
+        <w:t xml:space="preserve">Por qué no el 50%.</w:t>
+      </w:r>
+      <w:r>
+        <w:t xml:space="preserve"> </w:t>
+      </w:r>
+      <w:r>
+        <w:t xml:space="preserve">El corte del 50% (equivalente a que la trayectoria mediana no se estabilice) era defendible, pero con un 97% de estabilización estimado por el FMI el resultado quedaba prácticamente determinado de antemano y no informaba nada sobre la vacancia. Se lo conserva solo como dato descriptivo.</w:t>
+      </w:r>
+    </w:p>
+    <w:bookmarkEnd w:id="134"/>
+    <w:bookmarkStart w:id="135" w:name="X516bcb10eb65bb639c4b0de9683673a51efbad9"/>
+    <w:p>
+      <w:pPr>
+        <w:pStyle w:val="Heading2"/>
+      </w:pPr>
+      <w:r>
+        <w:t xml:space="preserve">Nota 2. Tamaño del shock de la FED (decidido el 11/10/2026)</w:t>
+      </w:r>
+    </w:p>
+    <w:p>
+      <w:pPr>
+        <w:pStyle w:val="FirstParagraph"/>
+      </w:pPr>
+      <w:r>
+        <w:t xml:space="preserve">Los +100 puntos básicos de la versión anterior no estaban justificados y se sacaron. Se usan dos tamaños, los dos con fundamento: un desvío estándar de la variación trimestral de la tasa de política de la FED en 1996-2025 (0,50 puntos), que es la convención de la literatura de VAR, y una repetición del ciclo de subas de 2022-2023 (5,25 puntos en ocho trimestres), que es el episodio histórico más reciente. El primero no tiene un efecto distinguible y el segundo sí (Capítulo 6).</w:t>
+      </w:r>
+    </w:p>
+    <w:bookmarkEnd w:id="135"/>
+    <w:bookmarkStart w:id="136" w:name="X73c46a59ea692b6fb8fe2ed0b01725fbf578251"/>
+    <w:p>
+      <w:pPr>
+        <w:pStyle w:val="Heading2"/>
+      </w:pPr>
+      <w:r>
+        <w:t xml:space="preserve">Nota 3. Cambios respecto del texto de Santiago</w:t>
+      </w:r>
+    </w:p>
+    <w:p>
+      <w:pPr>
+        <w:pStyle w:val="FirstParagraph"/>
+      </w:pPr>
+      <w:r>
+        <w:rPr>
+          <w:b/>
+          <w:bCs/>
+        </w:rPr>
+        <w:t xml:space="preserve">Introducción:</w:t>
+      </w:r>
+    </w:p>
+    <w:p>
+      <w:pPr>
+        <w:pStyle w:val="Compact"/>
+        <w:numPr>
+          <w:ilvl w:val="0"/>
+          <w:numId w:val="1020"/>
+        </w:numPr>
+      </w:pPr>
+      <w:r>
+        <w:rPr>
+          <w:b/>
+          <w:bCs/>
+        </w:rPr>
+        <w:t xml:space="preserve">Coyuntura actualizada:</w:t>
+      </w:r>
+      <w:r>
+        <w:t xml:space="preserve"> </w:t>
+      </w:r>
+      <w:r>
+        <w:t xml:space="preserve">“administración ingresante”</w:t>
+      </w:r>
+      <w:r>
+        <w:t xml:space="preserve"> </w:t>
+      </w:r>
+      <w:r>
+        <w:t xml:space="preserve">pasó a</w:t>
+      </w:r>
+      <w:r>
+        <w:t xml:space="preserve"> </w:t>
+      </w:r>
+      <w:r>
+        <w:t xml:space="preserve">“la que asumió en diciembre de 2023”</w:t>
+      </w:r>
+      <w:r>
+        <w:t xml:space="preserve">, y se usan datos de la OPC de julio de 2026.</w:t>
+      </w:r>
+    </w:p>
+    <w:p>
+      <w:pPr>
+        <w:pStyle w:val="Compact"/>
+        <w:numPr>
+          <w:ilvl w:val="0"/>
+          <w:numId w:val="1020"/>
+        </w:numPr>
+      </w:pPr>
+      <w:r>
+        <w:rPr>
+          <w:b/>
+          <w:bCs/>
+        </w:rPr>
+        <w:t xml:space="preserve">Citas corregidas:</w:t>
+      </w:r>
+    </w:p>
+    <w:p>
+      <w:pPr>
+        <w:pStyle w:val="Compact"/>
+        <w:numPr>
+          <w:ilvl w:val="1"/>
           <w:numId w:val="1021"/>
         </w:numPr>
       </w:pPr>
       <w:r>
+        <w:t xml:space="preserve">Reinhart et al. (2003) se usa ahora para la intolerancia a la deuda.</w:t>
+      </w:r>
+    </w:p>
+    <w:p>
+      <w:pPr>
+        <w:pStyle w:val="Compact"/>
+        <w:numPr>
+          <w:ilvl w:val="1"/>
+          <w:numId w:val="1021"/>
+        </w:numPr>
+      </w:pPr>
+      <w:r>
+        <w:t xml:space="preserve">Mendoza y Oviedo (2007), para la incertidumbre y el límite de deuda.</w:t>
+      </w:r>
+    </w:p>
+    <w:p>
+      <w:pPr>
+        <w:pStyle w:val="Compact"/>
+        <w:numPr>
+          <w:ilvl w:val="1"/>
+          <w:numId w:val="1021"/>
+        </w:numPr>
+      </w:pPr>
+      <w:r>
+        <w:t xml:space="preserve">La fatiga fiscal pasa a Ghosh et al. (2013).</w:t>
+      </w:r>
+    </w:p>
+    <w:p>
+      <w:pPr>
+        <w:pStyle w:val="Compact"/>
+        <w:numPr>
+          <w:ilvl w:val="1"/>
+          <w:numId w:val="1021"/>
+        </w:numPr>
+      </w:pPr>
+      <w:r>
+        <w:t xml:space="preserve">Ando et al. queda con año 2025.</w:t>
+      </w:r>
+    </w:p>
+    <w:p>
+      <w:pPr>
+        <w:pStyle w:val="Compact"/>
+        <w:numPr>
+          <w:ilvl w:val="1"/>
+          <w:numId w:val="1021"/>
+        </w:numPr>
+      </w:pPr>
+      <w:r>
+        <w:t xml:space="preserve">Se sacan Garud y la tesis propia.</w:t>
+      </w:r>
+    </w:p>
+    <w:p>
+      <w:pPr>
+        <w:pStyle w:val="Compact"/>
+        <w:numPr>
+          <w:ilvl w:val="0"/>
+          <w:numId w:val="1020"/>
+        </w:numPr>
+      </w:pPr>
+      <w:r>
         <w:rPr>
           <w:b/>
           <w:bCs/>
         </w:rPr>
-        <w:t xml:space="preserve">Cifras del FMI:</w:t>
-      </w:r>
-      <w:r>
-        <w:t xml:space="preserve"> </w:t>
-      </w:r>
-      <w:r>
-        <w:t xml:space="preserve">las del salto de 2023 se apoyan ahora en el informe de 2025, y las de 2024 quedan marcadas para verificar.</w:t>
-      </w:r>
-    </w:p>
-    <w:p>
-      <w:pPr>
-        <w:pStyle w:val="FirstParagraph"/>
+        <w:t xml:space="preserve">Canal cuasifiscal del shock de la FED:</w:t>
+      </w:r>
+      <w:r>
+        <w:t xml:space="preserve"> </w:t>
+      </w:r>
+      <w:r>
+        <w:t xml:space="preserve">se redacta en pasado.</w:t>
+      </w:r>
+    </w:p>
+    <w:p>
+      <w:pPr>
+        <w:pStyle w:val="Compact"/>
+        <w:numPr>
+          <w:ilvl w:val="0"/>
+          <w:numId w:val="1020"/>
+        </w:numPr>
       </w:pPr>
       <w:r>
         <w:rPr>
           <w:b/>
           <w:bCs/>
         </w:rPr>
-        <w:t xml:space="preserve">Vacancia:</w:t>
+        <w:t xml:space="preserve">Pregunta e hipótesis:</w:t>
+      </w:r>
+      <w:r>
+        <w:t xml:space="preserve"> </w:t>
+      </w:r>
+      <w:r>
+        <w:t xml:space="preserve">se acorta la pregunta, se agregan seis objetivos específicos, y H1a mantiene el concepto central de Santiago con un criterio de contraste explícito (Capítulo 4).</w:t>
+      </w:r>
+    </w:p>
+    <w:p>
+      <w:pPr>
+        <w:pStyle w:val="Compact"/>
+        <w:numPr>
+          <w:ilvl w:val="0"/>
+          <w:numId w:val="1020"/>
+        </w:numPr>
+      </w:pPr>
+      <w:r>
+        <w:rPr>
+          <w:b/>
+          <w:bCs/>
+        </w:rPr>
+        <w:t xml:space="preserve">Del texto LaTeX:</w:t>
+      </w:r>
+      <w:r>
+        <w:t xml:space="preserve"> </w:t>
+      </w:r>
+      <w:r>
+        <w:t xml:space="preserve">se suman la Justificación (Ley 27.612) y la organización por capítulos.</w:t>
+      </w:r>
+    </w:p>
+    <w:p>
+      <w:pPr>
+        <w:pStyle w:val="FirstParagraph"/>
+      </w:pPr>
+      <w:r>
+        <w:rPr>
+          <w:b/>
+          <w:bCs/>
+        </w:rPr>
+        <w:t xml:space="preserve">Antecedentes:</w:t>
       </w:r>
     </w:p>
     <w:p>
@@ -23262,13 +23504,13 @@
           <w:b/>
           <w:bCs/>
         </w:rPr>
-        <w:t xml:space="preserve">Afirmación corregida:</w:t>
-      </w:r>
-      <w:r>
-        <w:t xml:space="preserve"> </w:t>
-      </w:r>
-      <w:r>
-        <w:t xml:space="preserve">se reescribió la idea de que el marco del FMI excluye al BCRA. El marco lo admite (FMI, 2021). En su análisis de Argentina, el FMI usa la deuda federal bruta y muestra la consolidada solo como cuadro (FMI, 2025).</w:t>
+        <w:t xml:space="preserve">Fusión con el texto LaTeX:</w:t>
+      </w:r>
+      <w:r>
+        <w:t xml:space="preserve"> </w:t>
+      </w:r>
+      <w:r>
+        <w:t xml:space="preserve">se fusionaron los ocho ejes del LaTeX con la versión de Santiago, incluido su párrafo sobre Everaert y Jansen.</w:t>
       </w:r>
     </w:p>
     <w:p>
@@ -23284,23 +23526,56 @@
           <w:b/>
           <w:bCs/>
         </w:rPr>
-        <w:t xml:space="preserve">Párrafo cortado:</w:t>
-      </w:r>
-      <w:r>
-        <w:t xml:space="preserve"> </w:t>
-      </w:r>
-      <w:r>
-        <w:t xml:space="preserve">el párrafo de Santiago sobre la subordinación del BCRA, que estaba cortado, se completó y quedó marcado para verificar.</w:t>
-      </w:r>
-    </w:p>
-    <w:bookmarkEnd w:id="136"/>
-    <w:bookmarkStart w:id="137" w:name="nota-4.-pendientes"/>
-    <w:p>
-      <w:pPr>
-        <w:pStyle w:val="Heading2"/>
-      </w:pPr>
-      <w:r>
-        <w:t xml:space="preserve">Nota 4. Pendientes</w:t>
+        <w:t xml:space="preserve">Porcentaje en Hébert y Schreger:</w:t>
+      </w:r>
+      <w:r>
+        <w:t xml:space="preserve"> </w:t>
+      </w:r>
+      <w:r>
+        <w:t xml:space="preserve">se corrigió a</w:t>
+      </w:r>
+      <w:r>
+        <w:t xml:space="preserve"> </w:t>
+      </w:r>
+      <w:r>
+        <w:t xml:space="preserve">“10 puntos porcentuales”</w:t>
+      </w:r>
+      <w:r>
+        <w:t xml:space="preserve">.</w:t>
+      </w:r>
+    </w:p>
+    <w:p>
+      <w:pPr>
+        <w:pStyle w:val="Compact"/>
+        <w:numPr>
+          <w:ilvl w:val="0"/>
+          <w:numId w:val="1022"/>
+        </w:numPr>
+      </w:pPr>
+      <w:r>
+        <w:rPr>
+          <w:b/>
+          <w:bCs/>
+        </w:rPr>
+        <w:t xml:space="preserve">Cifras del FMI:</w:t>
+      </w:r>
+      <w:r>
+        <w:t xml:space="preserve"> </w:t>
+      </w:r>
+      <w:r>
+        <w:t xml:space="preserve">las del salto de 2023 se apoyan ahora en el informe de 2025, y las de 2024 quedan marcadas para verificar.</w:t>
+      </w:r>
+    </w:p>
+    <w:p>
+      <w:pPr>
+        <w:pStyle w:val="FirstParagraph"/>
+      </w:pPr>
+      <w:r>
+        <w:rPr>
+          <w:b/>
+          <w:bCs/>
+        </w:rPr>
+        <w:t xml:space="preserve">Vacancia:</w:t>
       </w:r>
     </w:p>
     <w:p>
@@ -23312,19 +23587,17 @@
         </w:numPr>
       </w:pPr>
       <w:r>
-        <w:t xml:space="preserve">Adler y Sosa: la versión de Santiago les atribuía un VAR global con un índice de precios netos de materias primas, que</w:t>
-      </w:r>
-      <w:r>
-        <w:t xml:space="preserve"> </w:t>
-      </w:r>
-      <w:r>
-        <w:t xml:space="preserve">“más de la mitad”</w:t>
-      </w:r>
-      <w:r>
-        <w:t xml:space="preserve"> </w:t>
-      </w:r>
-      <w:r>
-        <w:t xml:space="preserve">de la variabilidad de los flujos de capital responde a condiciones internacionales y una asimetría argentina. Nada de eso aparece en los trabajos de esos autores que se pudieron leer. El párrafo se reescribió con lo verificado. Si Santiago tiene la página de donde salió, se puede recuperar.</w:t>
+        <w:rPr>
+          <w:b/>
+          <w:bCs/>
+        </w:rPr>
+        <w:t xml:space="preserve">Afirmación corregida:</w:t>
+      </w:r>
+      <w:r>
+        <w:t xml:space="preserve"> </w:t>
+      </w:r>
+      <w:r>
+        <w:t xml:space="preserve">se reescribió la idea de que el marco del FMI excluye al BCRA. El marco lo admite (FMI, 2021). En su análisis de Argentina, el FMI usa la deuda federal bruta y muestra la consolidada solo como cuadro (FMI, 2025).</w:t>
       </w:r>
     </w:p>
     <w:p>
@@ -23333,6 +23606,62 @@
         <w:numPr>
           <w:ilvl w:val="0"/>
           <w:numId w:val="1023"/>
+        </w:numPr>
+      </w:pPr>
+      <w:r>
+        <w:rPr>
+          <w:b/>
+          <w:bCs/>
+        </w:rPr>
+        <w:t xml:space="preserve">Párrafo cortado:</w:t>
+      </w:r>
+      <w:r>
+        <w:t xml:space="preserve"> </w:t>
+      </w:r>
+      <w:r>
+        <w:t xml:space="preserve">el párrafo de Santiago sobre la subordinación del BCRA, que estaba cortado, se completó y quedó marcado para verificar.</w:t>
+      </w:r>
+    </w:p>
+    <w:bookmarkEnd w:id="136"/>
+    <w:bookmarkStart w:id="137" w:name="nota-4.-pendientes"/>
+    <w:p>
+      <w:pPr>
+        <w:pStyle w:val="Heading2"/>
+      </w:pPr>
+      <w:r>
+        <w:t xml:space="preserve">Nota 4. Pendientes</w:t>
+      </w:r>
+    </w:p>
+    <w:p>
+      <w:pPr>
+        <w:pStyle w:val="Compact"/>
+        <w:numPr>
+          <w:ilvl w:val="0"/>
+          <w:numId w:val="1024"/>
+        </w:numPr>
+      </w:pPr>
+      <w:r>
+        <w:t xml:space="preserve">Adler y Sosa: la versión de Santiago les atribuía un VAR global con un índice de precios netos de materias primas, que</w:t>
+      </w:r>
+      <w:r>
+        <w:t xml:space="preserve"> </w:t>
+      </w:r>
+      <w:r>
+        <w:t xml:space="preserve">“más de la mitad”</w:t>
+      </w:r>
+      <w:r>
+        <w:t xml:space="preserve"> </w:t>
+      </w:r>
+      <w:r>
+        <w:t xml:space="preserve">de la variabilidad de los flujos de capital responde a condiciones internacionales y una asimetría argentina. Nada de eso aparece en los trabajos de esos autores que se pudieron leer. El párrafo se reescribió con lo verificado. Si Santiago tiene la página de donde salió, se puede recuperar.</w:t>
+      </w:r>
+    </w:p>
+    <w:p>
+      <w:pPr>
+        <w:pStyle w:val="Compact"/>
+        <w:numPr>
+          <w:ilvl w:val="0"/>
+          <w:numId w:val="1024"/>
         </w:numPr>
       </w:pPr>
       <w:r>
@@ -23895,6 +24224,9 @@
     <w:abstractNumId w:val="991"/>
   </w:num>
   <w:num w:numId="1023">
+    <w:abstractNumId w:val="991"/>
+  </w:num>
+  <w:num w:numId="1024">
     <w:abstractNumId w:val="991"/>
   </w:num>
 </w:numbering>

--- a/tesis_oficial_borradores/para_el_grupo/Tesis_borrador.docx
+++ b/tesis_oficial_borradores/para_el_grupo/Tesis_borrador.docx
@@ -2840,25 +2840,7 @@
         <w:t xml:space="preserve"> </w:t>
       </w:r>
       <w:r>
-        <w:t xml:space="preserve">El VAR se estima en niveles aunque algunas variables tengan raíz</w:t>
-      </w:r>
-      <w:r>
-        <w:t xml:space="preserve"> </w:t>
-      </w:r>
-      <w:r>
-        <w:t xml:space="preserve">unitaria. Sims, Stock y Watson (1990) muestran que las estimaciones siguen siendo consistentes</w:t>
-      </w:r>
-      <w:r>
-        <w:t xml:space="preserve"> </w:t>
-      </w:r>
-      <w:r>
-        <w:t xml:space="preserve">sin imponer relaciones de cointegración. Para 1996-2025, la prueba de Johansen no rechaza la</w:t>
-      </w:r>
-      <w:r>
-        <w:t xml:space="preserve"> </w:t>
-      </w:r>
-      <w:r>
-        <w:t xml:space="preserve">ausencia de cointegración, por lo que imponer un rango concreto sería un supuesto sin respaldo.</w:t>
+        <w:t xml:space="preserve">El VAR se estima en niveles aunque algunas variables tengan raíz unitaria. Sims, Stock y Watson (1990) muestran que las estimaciones siguen siendo consistentes sin imponer relaciones de cointegración. Las pruebas de raíz unitaria (ADF y KPSS) no permiten clasificar con claridad la mayoría de las series, y la prueba de Johansen (1991) sobre las variables en niveles no rechaza la ausencia de cointegración (Apéndice, sección A.1). Imponer un rango de cointegración sería, entonces, un supuesto sin respaldo.</w:t>
       </w:r>
     </w:p>
     <w:p>
@@ -5225,6 +5207,24 @@
           <w:b/>
           <w:bCs/>
         </w:rPr>
+        <w:t xml:space="preserve">Propiedades de las series.</w:t>
+      </w:r>
+      <w:r>
+        <w:t xml:space="preserve"> </w:t>
+      </w:r>
+      <w:r>
+        <w:t xml:space="preserve">Las pruebas de raíz unitaria no clasifican con claridad la mayoría de las series: el resultado primario se comporta como una serie con raíz unitaria, el VIX como estacionaria, y en el resto ADF y KPSS no coinciden (Apéndice, sección A.1). Es lo esperable en series cortas con cambios de régimen, que es la razón por la que se estima el VAR en niveles. La prueba de Zivot y Andrews (1992) ubica el quiebre del tipo de cambio real en 2001T4, el mismo que encuentra el procedimiento de Bai y Perron (2003) para la deuda, que identifica tres quiebres (2001T4, 2006T2 y 2018T1). La prueba de Johansen no rechaza la ausencia de cointegración entre las variables en niveles.</w:t>
+      </w:r>
+    </w:p>
+    <w:p>
+      <w:pPr>
+        <w:pStyle w:val="BodyText"/>
+      </w:pPr>
+      <w:r>
+        <w:rPr>
+          <w:b/>
+          <w:bCs/>
+        </w:rPr>
         <w:t xml:space="preserve">Rezagos y diagnósticos.</w:t>
       </w:r>
       <w:r>
@@ -7240,6 +7240,44 @@
           <w:b/>
           <w:bCs/>
         </w:rPr>
+        <w:t xml:space="preserve">Identificación de los shocks.</w:t>
+      </w:r>
+      <w:r>
+        <w:t xml:space="preserve"> </w:t>
+      </w:r>
+      <w:r>
+        <w:t xml:space="preserve">La identificación principal descuenta del resultado primario su respuesta automática al ciclo (sección 4.4). Se la contrasta con dos ordenamientos de Cholesky, que imponen un orden de reacción contemporánea entre las variables:</w:t>
+      </w:r>
+      <w:r>
+        <w:t xml:space="preserve"> </w:t>
+      </w:r>
+      <w:r>
+        <w:t xml:space="preserve">- El primero (crecimiento, tipo de cambio real, EMBI+ y resultado primario) deja al shock fiscal en el último lugar: el resultado primario se ajusta en el mismo trimestre al ciclo y al riesgo, y no al revés. Con ese orden, la diferencia entre los shocks no fiscales y el fiscal es mayor que en la especificación principal: 78,5 puntos, con un intervalo de [34,7; 96,2].</w:t>
+      </w:r>
+      <w:r>
+        <w:t xml:space="preserve"> </w:t>
+      </w:r>
+      <w:r>
+        <w:t xml:space="preserve">- El orden inverso (resultado primario primero) le atribuye al shock fiscal toda la covarianza contemporánea con las demás variables. Es el ordenamiento más favorable a lo fiscal. Con él, la participación fiscal sube a 33,7% y la cambiaria y de riesgo queda en 59,9%. La diferencia sigue siendo positiva (32,6 puntos) y lo es en 77% de las réplicas, pero su intervalo, [-47,5; 87,4], incluye el cero.</w:t>
+      </w:r>
+    </w:p>
+    <w:p>
+      <w:pPr>
+        <w:pStyle w:val="BodyText"/>
+      </w:pPr>
+      <w:r>
+        <w:t xml:space="preserve">La identificación no cambia la varianza total de la deuda simulada, de modo que H1b y H2 dan lo mismo con cualquiera de los tres esquemas. H1a, en cambio, depende de cómo se separa el shock fiscal: se sostiene con la identificación principal y con el orden que deja al shock fiscal último, y no con el que lo pone primero.</w:t>
+      </w:r>
+    </w:p>
+    <w:p>
+      <w:pPr>
+        <w:pStyle w:val="BodyText"/>
+      </w:pPr>
+      <w:r>
+        <w:rPr>
+          <w:b/>
+          <w:bCs/>
+        </w:rPr>
         <w:t xml:space="preserve">Canal de tasas domésticas.</w:t>
       </w:r>
       <w:r>
@@ -8875,13 +8913,13 @@
           <w:b/>
           <w:bCs/>
         </w:rPr>
-        <w:t xml:space="preserve">Robustez de H1a al perímetro.</w:t>
-      </w:r>
-      <w:r>
-        <w:t xml:space="preserve"> </w:t>
-      </w:r>
-      <w:r>
-        <w:t xml:space="preserve">Con la deuda bruta, la diferencia entre los shocks no fiscales y el fiscal sigue siendo positiva (52,6 puntos), pero su intervalo de 90% incluye el cero. H1a se sostiene con las dos medidas de deuda neta, que son las que corresponden a la consolidación con el BCRA.</w:t>
+        <w:t xml:space="preserve">Robustez de H1a a la identificación.</w:t>
+      </w:r>
+      <w:r>
+        <w:t xml:space="preserve"> </w:t>
+      </w:r>
+      <w:r>
+        <w:t xml:space="preserve">H1a se sostiene con la identificación principal y con el orden de Cholesky que deja al shock fiscal último, pero no con el orden que pone primero al shock fiscal, que le atribuye toda la covarianza contemporánea. La conclusión sobre H1a descansa, por lo tanto, en la elasticidad cíclica de Blanchard y Perotti (2002), que es la que fundamenta la sección 4.4.</w:t>
       </w:r>
     </w:p>
     <w:p>
@@ -8897,13 +8935,13 @@
           <w:b/>
           <w:bCs/>
         </w:rPr>
-        <w:t xml:space="preserve">Activos del FGS.</w:t>
-      </w:r>
-      <w:r>
-        <w:t xml:space="preserve"> </w:t>
-      </w:r>
-      <w:r>
-        <w:t xml:space="preserve">La deuda neta no descuenta los títulos públicos en poder del Fondo de Garantía de Sustentabilidad, porque no hay una serie trimestral pública para todo el período (Capítulo 5). Por eso la deuda neta de esta tesis queda por encima de la consolidada que informa el FMI.</w:t>
+        <w:t xml:space="preserve">Robustez de H1a al perímetro.</w:t>
+      </w:r>
+      <w:r>
+        <w:t xml:space="preserve"> </w:t>
+      </w:r>
+      <w:r>
+        <w:t xml:space="preserve">Con la deuda bruta, la diferencia entre los shocks no fiscales y el fiscal sigue siendo positiva (52,6 puntos), pero su intervalo de 90% incluye el cero. H1a se sostiene con las dos medidas de deuda neta, que son las que corresponden a la consolidación con el BCRA.</w:t>
       </w:r>
     </w:p>
     <w:p>
@@ -8919,13 +8957,13 @@
           <w:b/>
           <w:bCs/>
         </w:rPr>
-        <w:t xml:space="preserve">Autocorrelación residual.</w:t>
-      </w:r>
-      <w:r>
-        <w:t xml:space="preserve"> </w:t>
-      </w:r>
-      <w:r>
-        <w:t xml:space="preserve">La prueba de Portmanteau rechaza la ausencia de autocorrelación al 5% (p = 0,036). Los órdenes que la eliminarían son inestables, de modo que se mantuvo el orden estable y se informa la limitación.</w:t>
+        <w:t xml:space="preserve">Activos del FGS.</w:t>
+      </w:r>
+      <w:r>
+        <w:t xml:space="preserve"> </w:t>
+      </w:r>
+      <w:r>
+        <w:t xml:space="preserve">La deuda neta no descuenta los títulos públicos en poder del Fondo de Garantía de Sustentabilidad, porque no hay una serie trimestral pública para todo el período (Capítulo 5). Por eso la deuda neta de esta tesis queda por encima de la consolidada que informa el FMI.</w:t>
       </w:r>
     </w:p>
     <w:p>
@@ -8941,6 +8979,28 @@
           <w:b/>
           <w:bCs/>
         </w:rPr>
+        <w:t xml:space="preserve">Autocorrelación residual.</w:t>
+      </w:r>
+      <w:r>
+        <w:t xml:space="preserve"> </w:t>
+      </w:r>
+      <w:r>
+        <w:t xml:space="preserve">La prueba de Portmanteau rechaza la ausencia de autocorrelación al 5% (p = 0,036). Los órdenes que la eliminarían son inestables, de modo que se mantuvo el orden estable y se informa la limitación.</w:t>
+      </w:r>
+    </w:p>
+    <w:p>
+      <w:pPr>
+        <w:pStyle w:val="Compact"/>
+        <w:numPr>
+          <w:ilvl w:val="0"/>
+          <w:numId w:val="1008"/>
+        </w:numPr>
+      </w:pPr>
+      <w:r>
+        <w:rPr>
+          <w:b/>
+          <w:bCs/>
+        </w:rPr>
         <w:t xml:space="preserve">Precisión de los canales externos.</w:t>
       </w:r>
       <w:r>
@@ -8992,7 +9052,7 @@
         <w:t xml:space="preserve"> </w:t>
       </w:r>
       <w:r>
-        <w:t xml:space="preserve">El superávit primario, por sí solo, no basta. La política fiscal respondió a la deuda en el período (una reacción de 0,05 por punto de deuda, significativa), pero los shocks cambiarios y de riesgo explican cerca de 60% de la incertidumbre sobre la deuda en 2035, y los fiscales, alrededor de 20%. El resultado se mantiene con la deuda neta a valor libros, con el canal de tasas en pesos y sin la retroalimentación de la deuda. Con la deuda bruta la diferencia sigue siendo positiva, pero deja de ser significativa.</w:t>
+        <w:t xml:space="preserve">El superávit primario, por sí solo, no basta. La política fiscal respondió a la deuda en el período (una reacción de 0,05 por punto de deuda, significativa), pero los shocks cambiarios y de riesgo explican cerca de 60% de la incertidumbre sobre la deuda en 2035, y los fiscales, alrededor de 20%. El resultado se mantiene con la deuda neta a valor libros, con el canal de tasas en pesos y sin la retroalimentación de la deuda. Con la deuda bruta, y con un ordenamiento de Cholesky que pone primero al shock fiscal, la diferencia sigue siendo positiva pero deja de ser significativa: el resultado depende de identificar el shock fiscal por su respuesta al ciclo.</w:t>
       </w:r>
     </w:p>
     <w:p>
@@ -9110,7 +9170,7 @@
       </w:r>
     </w:p>
     <w:bookmarkEnd w:id="103"/>
-    <w:bookmarkStart w:id="110" w:name="apéndice-estadístico"/>
+    <w:bookmarkStart w:id="111" w:name="apéndice-estadístico"/>
     <w:p>
       <w:pPr>
         <w:pStyle w:val="Heading1"/>
@@ -9829,13 +9889,1174 @@
       </w:tr>
     </w:tbl>
     <w:bookmarkEnd w:id="104"/>
-    <w:bookmarkStart w:id="105" w:name="a.1-selección-del-orden-del-var"/>
+    <w:bookmarkStart w:id="105" w:name="a.1-propiedades-de-las-series"/>
     <w:p>
       <w:pPr>
         <w:pStyle w:val="Heading2"/>
       </w:pPr>
       <w:r>
-        <w:t xml:space="preserve">A.1 Selección del orden del VAR</w:t>
+        <w:t xml:space="preserve">A.1 Propiedades de las series</w:t>
+      </w:r>
+    </w:p>
+    <w:p>
+      <w:pPr>
+        <w:pStyle w:val="FirstParagraph"/>
+      </w:pPr>
+      <w:r>
+        <w:rPr>
+          <w:b/>
+          <w:bCs/>
+        </w:rPr>
+        <w:t xml:space="preserve">Raíz unitaria.</w:t>
+      </w:r>
+      <w:r>
+        <w:t xml:space="preserve"> </w:t>
+      </w:r>
+      <w:r>
+        <w:t xml:space="preserve">ADF (Dickey y Fuller, 1979; hipótesis nula: raíz unitaria) y KPSS (Kwiatkowski et al., 1992; hipótesis nula: estacionariedad), con constante. Una serie se clasifica como estacionaria solo si ADF rechaza y KPSS no rechaza al 5%, y con raíz unitaria en el caso inverso. Zivot y Andrews (1992) permiten un quiebre endógeno en el nivel. Muestra 1996T4-2025T4.</w:t>
+      </w:r>
+    </w:p>
+    <w:tbl>
+      <w:tblPr>
+        <w:tblStyle w:val="Table"/>
+        <w:tblW w:type="pct" w:w="5000"/>
+        <w:tblLayout w:type="fixed"/>
+        <w:tblLook w:firstRow="1" w:lastRow="0" w:firstColumn="0" w:lastColumn="0" w:noHBand="0" w:noVBand="0" w:val="0020"/>
+        <w:tblBorders>
+          <w:top w:val="single" w:sz="4" w:color="808080"/>
+          <w:left w:val="single" w:sz="4" w:color="808080"/>
+          <w:bottom w:val="single" w:sz="4" w:color="808080"/>
+          <w:right w:val="single" w:sz="4" w:color="808080"/>
+          <w:insideH w:val="single" w:sz="4" w:color="808080"/>
+          <w:insideV w:val="single" w:sz="4" w:color="808080"/>
+        </w:tblBorders>
+      </w:tblPr>
+      <w:tblGrid>
+        <w:gridCol w:w="1320"/>
+        <w:gridCol w:w="1320"/>
+        <w:gridCol w:w="1320"/>
+        <w:gridCol w:w="1320"/>
+        <w:gridCol w:w="1320"/>
+        <w:gridCol w:w="1320"/>
+      </w:tblGrid>
+      <w:tr>
+        <w:trPr>
+          <w:tblHeader w:val="on"/>
+        </w:trPr>
+        <w:tc>
+          <w:tcPr/>
+          <w:p>
+            <w:pPr>
+              <w:pStyle w:val="Compact"/>
+            </w:pPr>
+            <w:r>
+              <w:rPr>
+                <w:rFonts w:ascii="Calibri" w:hAnsi="Calibri"/>
+                <w:sz w:val="20"/>
+              </w:rPr>
+              <w:t xml:space="preserve">Serie</w:t>
+            </w:r>
+          </w:p>
+        </w:tc>
+        <w:tc>
+          <w:tcPr/>
+          <w:p>
+            <w:pPr>
+              <w:pStyle w:val="Compact"/>
+            </w:pPr>
+            <w:r>
+              <w:rPr>
+                <w:rFonts w:ascii="Calibri" w:hAnsi="Calibri"/>
+                <w:sz w:val="20"/>
+              </w:rPr>
+              <w:t xml:space="preserve">ADF (p)</w:t>
+            </w:r>
+          </w:p>
+        </w:tc>
+        <w:tc>
+          <w:tcPr/>
+          <w:p>
+            <w:pPr>
+              <w:pStyle w:val="Compact"/>
+            </w:pPr>
+            <w:r>
+              <w:rPr>
+                <w:rFonts w:ascii="Calibri" w:hAnsi="Calibri"/>
+                <w:sz w:val="20"/>
+              </w:rPr>
+              <w:t xml:space="preserve">KPSS (p)</w:t>
+            </w:r>
+          </w:p>
+        </w:tc>
+        <w:tc>
+          <w:tcPr/>
+          <w:p>
+            <w:pPr>
+              <w:pStyle w:val="Compact"/>
+            </w:pPr>
+            <w:r>
+              <w:rPr>
+                <w:rFonts w:ascii="Calibri" w:hAnsi="Calibri"/>
+                <w:sz w:val="20"/>
+              </w:rPr>
+              <w:t xml:space="preserve">Clasificación</w:t>
+            </w:r>
+          </w:p>
+        </w:tc>
+        <w:tc>
+          <w:tcPr/>
+          <w:p>
+            <w:pPr>
+              <w:pStyle w:val="Compact"/>
+            </w:pPr>
+            <w:r>
+              <w:rPr>
+                <w:rFonts w:ascii="Calibri" w:hAnsi="Calibri"/>
+                <w:sz w:val="20"/>
+              </w:rPr>
+              <w:t xml:space="preserve">Zivot-Andrews (p)</w:t>
+            </w:r>
+          </w:p>
+        </w:tc>
+        <w:tc>
+          <w:tcPr/>
+          <w:p>
+            <w:pPr>
+              <w:pStyle w:val="Compact"/>
+            </w:pPr>
+            <w:r>
+              <w:rPr>
+                <w:rFonts w:ascii="Calibri" w:hAnsi="Calibri"/>
+                <w:sz w:val="20"/>
+              </w:rPr>
+              <w:t xml:space="preserve">Quiebre de Zivot-Andrews</w:t>
+            </w:r>
+          </w:p>
+        </w:tc>
+      </w:tr>
+      <w:tr>
+        <w:tc>
+          <w:tcPr/>
+          <w:p>
+            <w:pPr>
+              <w:pStyle w:val="Compact"/>
+            </w:pPr>
+            <w:r>
+              <w:rPr>
+                <w:rFonts w:ascii="Calibri" w:hAnsi="Calibri"/>
+                <w:sz w:val="20"/>
+              </w:rPr>
+              <w:t xml:space="preserve">Resultado primario</w:t>
+            </w:r>
+          </w:p>
+        </w:tc>
+        <w:tc>
+          <w:tcPr/>
+          <w:p>
+            <w:pPr>
+              <w:pStyle w:val="Compact"/>
+            </w:pPr>
+            <w:r>
+              <w:rPr>
+                <w:rFonts w:ascii="Calibri" w:hAnsi="Calibri"/>
+                <w:sz w:val="20"/>
+              </w:rPr>
+              <w:t xml:space="preserve">0,591</w:t>
+            </w:r>
+          </w:p>
+        </w:tc>
+        <w:tc>
+          <w:tcPr/>
+          <w:p>
+            <w:pPr>
+              <w:pStyle w:val="Compact"/>
+            </w:pPr>
+            <w:r>
+              <w:rPr>
+                <w:rFonts w:ascii="Calibri" w:hAnsi="Calibri"/>
+                <w:sz w:val="20"/>
+              </w:rPr>
+              <w:t xml:space="preserve">0,010</w:t>
+            </w:r>
+          </w:p>
+        </w:tc>
+        <w:tc>
+          <w:tcPr/>
+          <w:p>
+            <w:pPr>
+              <w:pStyle w:val="Compact"/>
+            </w:pPr>
+            <w:r>
+              <w:rPr>
+                <w:rFonts w:ascii="Calibri" w:hAnsi="Calibri"/>
+                <w:sz w:val="20"/>
+              </w:rPr>
+              <w:t xml:space="preserve">raíz unitaria</w:t>
+            </w:r>
+          </w:p>
+        </w:tc>
+        <w:tc>
+          <w:tcPr/>
+          <w:p>
+            <w:pPr>
+              <w:pStyle w:val="Compact"/>
+            </w:pPr>
+            <w:r>
+              <w:rPr>
+                <w:rFonts w:ascii="Calibri" w:hAnsi="Calibri"/>
+                <w:sz w:val="20"/>
+              </w:rPr>
+              <w:t xml:space="preserve">0,982</w:t>
+            </w:r>
+          </w:p>
+        </w:tc>
+        <w:tc>
+          <w:tcPr/>
+          <w:p>
+            <w:pPr>
+              <w:pStyle w:val="Compact"/>
+            </w:pPr>
+            <w:r>
+              <w:rPr>
+                <w:rFonts w:ascii="Calibri" w:hAnsi="Calibri"/>
+                <w:sz w:val="20"/>
+              </w:rPr>
+              <w:t xml:space="preserve">2011T2</w:t>
+            </w:r>
+          </w:p>
+        </w:tc>
+      </w:tr>
+      <w:tr>
+        <w:tc>
+          <w:tcPr/>
+          <w:p>
+            <w:pPr>
+              <w:pStyle w:val="Compact"/>
+            </w:pPr>
+            <w:r>
+              <w:rPr>
+                <w:rFonts w:ascii="Calibri" w:hAnsi="Calibri"/>
+                <w:sz w:val="20"/>
+              </w:rPr>
+              <w:t xml:space="preserve">Crecimiento real</w:t>
+            </w:r>
+          </w:p>
+        </w:tc>
+        <w:tc>
+          <w:tcPr/>
+          <w:p>
+            <w:pPr>
+              <w:pStyle w:val="Compact"/>
+            </w:pPr>
+            <w:r>
+              <w:rPr>
+                <w:rFonts w:ascii="Calibri" w:hAnsi="Calibri"/>
+                <w:sz w:val="20"/>
+              </w:rPr>
+              <w:t xml:space="preserve">0,053</w:t>
+            </w:r>
+          </w:p>
+        </w:tc>
+        <w:tc>
+          <w:tcPr/>
+          <w:p>
+            <w:pPr>
+              <w:pStyle w:val="Compact"/>
+            </w:pPr>
+            <w:r>
+              <w:rPr>
+                <w:rFonts w:ascii="Calibri" w:hAnsi="Calibri"/>
+                <w:sz w:val="20"/>
+              </w:rPr>
+              <w:t xml:space="preserve">0,100</w:t>
+            </w:r>
+          </w:p>
+        </w:tc>
+        <w:tc>
+          <w:tcPr/>
+          <w:p>
+            <w:pPr>
+              <w:pStyle w:val="Compact"/>
+            </w:pPr>
+            <w:r>
+              <w:rPr>
+                <w:rFonts w:ascii="Calibri" w:hAnsi="Calibri"/>
+                <w:sz w:val="20"/>
+              </w:rPr>
+              <w:t xml:space="preserve">ambigua</w:t>
+            </w:r>
+          </w:p>
+        </w:tc>
+        <w:tc>
+          <w:tcPr/>
+          <w:p>
+            <w:pPr>
+              <w:pStyle w:val="Compact"/>
+            </w:pPr>
+            <w:r>
+              <w:rPr>
+                <w:rFonts w:ascii="Calibri" w:hAnsi="Calibri"/>
+                <w:sz w:val="20"/>
+              </w:rPr>
+              <w:t xml:space="preserve">0,236</w:t>
+            </w:r>
+          </w:p>
+        </w:tc>
+        <w:tc>
+          <w:tcPr/>
+          <w:p>
+            <w:pPr>
+              <w:pStyle w:val="Compact"/>
+            </w:pPr>
+            <w:r>
+              <w:rPr>
+                <w:rFonts w:ascii="Calibri" w:hAnsi="Calibri"/>
+                <w:sz w:val="20"/>
+              </w:rPr>
+              <w:t xml:space="preserve">2003T1</w:t>
+            </w:r>
+          </w:p>
+        </w:tc>
+      </w:tr>
+      <w:tr>
+        <w:tc>
+          <w:tcPr/>
+          <w:p>
+            <w:pPr>
+              <w:pStyle w:val="Compact"/>
+            </w:pPr>
+            <w:r>
+              <w:rPr>
+                <w:rFonts w:ascii="Calibri" w:hAnsi="Calibri"/>
+                <w:sz w:val="20"/>
+              </w:rPr>
+              <w:t xml:space="preserve">EMBI+</w:t>
+            </w:r>
+          </w:p>
+        </w:tc>
+        <w:tc>
+          <w:tcPr/>
+          <w:p>
+            <w:pPr>
+              <w:pStyle w:val="Compact"/>
+            </w:pPr>
+            <w:r>
+              <w:rPr>
+                <w:rFonts w:ascii="Calibri" w:hAnsi="Calibri"/>
+                <w:sz w:val="20"/>
+              </w:rPr>
+              <w:t xml:space="preserve">0,151</w:t>
+            </w:r>
+          </w:p>
+        </w:tc>
+        <w:tc>
+          <w:tcPr/>
+          <w:p>
+            <w:pPr>
+              <w:pStyle w:val="Compact"/>
+            </w:pPr>
+            <w:r>
+              <w:rPr>
+                <w:rFonts w:ascii="Calibri" w:hAnsi="Calibri"/>
+                <w:sz w:val="20"/>
+              </w:rPr>
+              <w:t xml:space="preserve">0,100</w:t>
+            </w:r>
+          </w:p>
+        </w:tc>
+        <w:tc>
+          <w:tcPr/>
+          <w:p>
+            <w:pPr>
+              <w:pStyle w:val="Compact"/>
+            </w:pPr>
+            <w:r>
+              <w:rPr>
+                <w:rFonts w:ascii="Calibri" w:hAnsi="Calibri"/>
+                <w:sz w:val="20"/>
+              </w:rPr>
+              <w:t xml:space="preserve">ambigua</w:t>
+            </w:r>
+          </w:p>
+        </w:tc>
+        <w:tc>
+          <w:tcPr/>
+          <w:p>
+            <w:pPr>
+              <w:pStyle w:val="Compact"/>
+            </w:pPr>
+            <w:r>
+              <w:rPr>
+                <w:rFonts w:ascii="Calibri" w:hAnsi="Calibri"/>
+                <w:sz w:val="20"/>
+              </w:rPr>
+              <w:t xml:space="preserve">0,087</w:t>
+            </w:r>
+          </w:p>
+        </w:tc>
+        <w:tc>
+          <w:tcPr/>
+          <w:p>
+            <w:pPr>
+              <w:pStyle w:val="Compact"/>
+            </w:pPr>
+            <w:r>
+              <w:rPr>
+                <w:rFonts w:ascii="Calibri" w:hAnsi="Calibri"/>
+                <w:sz w:val="20"/>
+              </w:rPr>
+              <w:t xml:space="preserve">2005T2</w:t>
+            </w:r>
+          </w:p>
+        </w:tc>
+      </w:tr>
+      <w:tr>
+        <w:tc>
+          <w:tcPr/>
+          <w:p>
+            <w:pPr>
+              <w:pStyle w:val="Compact"/>
+            </w:pPr>
+            <w:r>
+              <w:rPr>
+                <w:rFonts w:ascii="Calibri" w:hAnsi="Calibri"/>
+                <w:sz w:val="20"/>
+              </w:rPr>
+              <w:t xml:space="preserve">TCRM</w:t>
+            </w:r>
+          </w:p>
+        </w:tc>
+        <w:tc>
+          <w:tcPr/>
+          <w:p>
+            <w:pPr>
+              <w:pStyle w:val="Compact"/>
+            </w:pPr>
+            <w:r>
+              <w:rPr>
+                <w:rFonts w:ascii="Calibri" w:hAnsi="Calibri"/>
+                <w:sz w:val="20"/>
+              </w:rPr>
+              <w:t xml:space="preserve">0,250</w:t>
+            </w:r>
+          </w:p>
+        </w:tc>
+        <w:tc>
+          <w:tcPr/>
+          <w:p>
+            <w:pPr>
+              <w:pStyle w:val="Compact"/>
+            </w:pPr>
+            <w:r>
+              <w:rPr>
+                <w:rFonts w:ascii="Calibri" w:hAnsi="Calibri"/>
+                <w:sz w:val="20"/>
+              </w:rPr>
+              <w:t xml:space="preserve">0,100</w:t>
+            </w:r>
+          </w:p>
+        </w:tc>
+        <w:tc>
+          <w:tcPr/>
+          <w:p>
+            <w:pPr>
+              <w:pStyle w:val="Compact"/>
+            </w:pPr>
+            <w:r>
+              <w:rPr>
+                <w:rFonts w:ascii="Calibri" w:hAnsi="Calibri"/>
+                <w:sz w:val="20"/>
+              </w:rPr>
+              <w:t xml:space="preserve">ambigua</w:t>
+            </w:r>
+          </w:p>
+        </w:tc>
+        <w:tc>
+          <w:tcPr/>
+          <w:p>
+            <w:pPr>
+              <w:pStyle w:val="Compact"/>
+            </w:pPr>
+            <w:r>
+              <w:rPr>
+                <w:rFonts w:ascii="Calibri" w:hAnsi="Calibri"/>
+                <w:sz w:val="20"/>
+              </w:rPr>
+              <w:t xml:space="preserve">0,000</w:t>
+            </w:r>
+          </w:p>
+        </w:tc>
+        <w:tc>
+          <w:tcPr/>
+          <w:p>
+            <w:pPr>
+              <w:pStyle w:val="Compact"/>
+            </w:pPr>
+            <w:r>
+              <w:rPr>
+                <w:rFonts w:ascii="Calibri" w:hAnsi="Calibri"/>
+                <w:sz w:val="20"/>
+              </w:rPr>
+              <w:t xml:space="preserve">2001T4</w:t>
+            </w:r>
+          </w:p>
+        </w:tc>
+      </w:tr>
+      <w:tr>
+        <w:tc>
+          <w:tcPr/>
+          <w:p>
+            <w:pPr>
+              <w:pStyle w:val="Compact"/>
+            </w:pPr>
+            <w:r>
+              <w:rPr>
+                <w:rFonts w:ascii="Calibri" w:hAnsi="Calibri"/>
+                <w:sz w:val="20"/>
+              </w:rPr>
+              <w:t xml:space="preserve">Deuda consolidada neta</w:t>
+            </w:r>
+          </w:p>
+        </w:tc>
+        <w:tc>
+          <w:tcPr/>
+          <w:p>
+            <w:pPr>
+              <w:pStyle w:val="Compact"/>
+            </w:pPr>
+            <w:r>
+              <w:rPr>
+                <w:rFonts w:ascii="Calibri" w:hAnsi="Calibri"/>
+                <w:sz w:val="20"/>
+              </w:rPr>
+              <w:t xml:space="preserve">0,099</w:t>
+            </w:r>
+          </w:p>
+        </w:tc>
+        <w:tc>
+          <w:tcPr/>
+          <w:p>
+            <w:pPr>
+              <w:pStyle w:val="Compact"/>
+            </w:pPr>
+            <w:r>
+              <w:rPr>
+                <w:rFonts w:ascii="Calibri" w:hAnsi="Calibri"/>
+                <w:sz w:val="20"/>
+              </w:rPr>
+              <w:t xml:space="preserve">0,100</w:t>
+            </w:r>
+          </w:p>
+        </w:tc>
+        <w:tc>
+          <w:tcPr/>
+          <w:p>
+            <w:pPr>
+              <w:pStyle w:val="Compact"/>
+            </w:pPr>
+            <w:r>
+              <w:rPr>
+                <w:rFonts w:ascii="Calibri" w:hAnsi="Calibri"/>
+                <w:sz w:val="20"/>
+              </w:rPr>
+              <w:t xml:space="preserve">ambigua</w:t>
+            </w:r>
+          </w:p>
+        </w:tc>
+        <w:tc>
+          <w:tcPr/>
+          <w:p>
+            <w:pPr>
+              <w:pStyle w:val="Compact"/>
+            </w:pPr>
+            <w:r>
+              <w:rPr>
+                <w:rFonts w:ascii="Calibri" w:hAnsi="Calibri"/>
+                <w:sz w:val="20"/>
+              </w:rPr>
+              <w:t xml:space="preserve">0,575</w:t>
+            </w:r>
+          </w:p>
+        </w:tc>
+        <w:tc>
+          <w:tcPr/>
+          <w:p>
+            <w:pPr>
+              <w:pStyle w:val="Compact"/>
+            </w:pPr>
+            <w:r>
+              <w:rPr>
+                <w:rFonts w:ascii="Calibri" w:hAnsi="Calibri"/>
+                <w:sz w:val="20"/>
+              </w:rPr>
+              <w:t xml:space="preserve">2005T1</w:t>
+            </w:r>
+          </w:p>
+        </w:tc>
+      </w:tr>
+      <w:tr>
+        <w:tc>
+          <w:tcPr/>
+          <w:p>
+            <w:pPr>
+              <w:pStyle w:val="Compact"/>
+            </w:pPr>
+            <w:r>
+              <w:rPr>
+                <w:rFonts w:ascii="Calibri" w:hAnsi="Calibri"/>
+                <w:sz w:val="20"/>
+              </w:rPr>
+              <w:t xml:space="preserve">Tasa de la FED (nivel)</w:t>
+            </w:r>
+          </w:p>
+        </w:tc>
+        <w:tc>
+          <w:tcPr/>
+          <w:p>
+            <w:pPr>
+              <w:pStyle w:val="Compact"/>
+            </w:pPr>
+            <w:r>
+              <w:rPr>
+                <w:rFonts w:ascii="Calibri" w:hAnsi="Calibri"/>
+                <w:sz w:val="20"/>
+              </w:rPr>
+              <w:t xml:space="preserve">0,019</w:t>
+            </w:r>
+          </w:p>
+        </w:tc>
+        <w:tc>
+          <w:tcPr/>
+          <w:p>
+            <w:pPr>
+              <w:pStyle w:val="Compact"/>
+            </w:pPr>
+            <w:r>
+              <w:rPr>
+                <w:rFonts w:ascii="Calibri" w:hAnsi="Calibri"/>
+                <w:sz w:val="20"/>
+              </w:rPr>
+              <w:t xml:space="preserve">0,047</w:t>
+            </w:r>
+          </w:p>
+        </w:tc>
+        <w:tc>
+          <w:tcPr/>
+          <w:p>
+            <w:pPr>
+              <w:pStyle w:val="Compact"/>
+            </w:pPr>
+            <w:r>
+              <w:rPr>
+                <w:rFonts w:ascii="Calibri" w:hAnsi="Calibri"/>
+                <w:sz w:val="20"/>
+              </w:rPr>
+              <w:t xml:space="preserve">ambigua</w:t>
+            </w:r>
+          </w:p>
+        </w:tc>
+        <w:tc>
+          <w:tcPr/>
+          <w:p>
+            <w:pPr>
+              <w:pStyle w:val="Compact"/>
+            </w:pPr>
+            <w:r>
+              <w:rPr>
+                <w:rFonts w:ascii="Calibri" w:hAnsi="Calibri"/>
+                <w:sz w:val="20"/>
+              </w:rPr>
+              <w:t xml:space="preserve">0,020</w:t>
+            </w:r>
+          </w:p>
+        </w:tc>
+        <w:tc>
+          <w:tcPr/>
+          <w:p>
+            <w:pPr>
+              <w:pStyle w:val="Compact"/>
+            </w:pPr>
+            <w:r>
+              <w:rPr>
+                <w:rFonts w:ascii="Calibri" w:hAnsi="Calibri"/>
+                <w:sz w:val="20"/>
+              </w:rPr>
+              <w:t xml:space="preserve">2021T2</w:t>
+            </w:r>
+          </w:p>
+        </w:tc>
+      </w:tr>
+      <w:tr>
+        <w:tc>
+          <w:tcPr/>
+          <w:p>
+            <w:pPr>
+              <w:pStyle w:val="Compact"/>
+            </w:pPr>
+            <w:r>
+              <w:rPr>
+                <w:rFonts w:ascii="Calibri" w:hAnsi="Calibri"/>
+                <w:sz w:val="20"/>
+              </w:rPr>
+              <w:t xml:space="preserve">VIX</w:t>
+            </w:r>
+          </w:p>
+        </w:tc>
+        <w:tc>
+          <w:tcPr/>
+          <w:p>
+            <w:pPr>
+              <w:pStyle w:val="Compact"/>
+            </w:pPr>
+            <w:r>
+              <w:rPr>
+                <w:rFonts w:ascii="Calibri" w:hAnsi="Calibri"/>
+                <w:sz w:val="20"/>
+              </w:rPr>
+              <w:t xml:space="preserve">0,000</w:t>
+            </w:r>
+          </w:p>
+        </w:tc>
+        <w:tc>
+          <w:tcPr/>
+          <w:p>
+            <w:pPr>
+              <w:pStyle w:val="Compact"/>
+            </w:pPr>
+            <w:r>
+              <w:rPr>
+                <w:rFonts w:ascii="Calibri" w:hAnsi="Calibri"/>
+                <w:sz w:val="20"/>
+              </w:rPr>
+              <w:t xml:space="preserve">0,100</w:t>
+            </w:r>
+          </w:p>
+        </w:tc>
+        <w:tc>
+          <w:tcPr/>
+          <w:p>
+            <w:pPr>
+              <w:pStyle w:val="Compact"/>
+            </w:pPr>
+            <w:r>
+              <w:rPr>
+                <w:rFonts w:ascii="Calibri" w:hAnsi="Calibri"/>
+                <w:sz w:val="20"/>
+              </w:rPr>
+              <w:t xml:space="preserve">estacionaria</w:t>
+            </w:r>
+          </w:p>
+        </w:tc>
+        <w:tc>
+          <w:tcPr/>
+          <w:p>
+            <w:pPr>
+              <w:pStyle w:val="Compact"/>
+            </w:pPr>
+            <w:r>
+              <w:rPr>
+                <w:rFonts w:ascii="Calibri" w:hAnsi="Calibri"/>
+                <w:sz w:val="20"/>
+              </w:rPr>
+              <w:t xml:space="preserve">0,028</w:t>
+            </w:r>
+          </w:p>
+        </w:tc>
+        <w:tc>
+          <w:tcPr/>
+          <w:p>
+            <w:pPr>
+              <w:pStyle w:val="Compact"/>
+            </w:pPr>
+            <w:r>
+              <w:rPr>
+                <w:rFonts w:ascii="Calibri" w:hAnsi="Calibri"/>
+                <w:sz w:val="20"/>
+              </w:rPr>
+              <w:t xml:space="preserve">2019T4</w:t>
+            </w:r>
+          </w:p>
+        </w:tc>
+      </w:tr>
+    </w:tbl>
+    <w:p>
+      <w:pPr>
+        <w:pStyle w:val="BodyText"/>
+      </w:pPr>
+      <w:r>
+        <w:rPr>
+          <w:b/>
+          <w:bCs/>
+        </w:rPr>
+        <w:t xml:space="preserve">Quiebres estructurales.</w:t>
+      </w:r>
+      <w:r>
+        <w:t xml:space="preserve"> </w:t>
+      </w:r>
+      <w:r>
+        <w:t xml:space="preserve">El procedimiento de Bai y Perron (2003) sobre la media de la deuda consolidada neta, con el número de quiebres elegido por el criterio de Schwarz, encuentra 3 quiebres: 2001T4, 2006T2 y 2018T1. Son los que entran como variables binarias en el SVARX.</w:t>
+      </w:r>
+    </w:p>
+    <w:p>
+      <w:pPr>
+        <w:pStyle w:val="BodyText"/>
+      </w:pPr>
+      <w:r>
+        <w:rPr>
+          <w:b/>
+          <w:bCs/>
+        </w:rPr>
+        <w:t xml:space="preserve">Cointegración.</w:t>
+      </w:r>
+      <w:r>
+        <w:t xml:space="preserve"> </w:t>
+      </w:r>
+      <w:r>
+        <w:t xml:space="preserve">Prueba de la traza de Johansen (1991) sobre las variables en niveles (resultado primario, EMBI+, TCRM y deuda), con los rezagos del VAR. El crecimiento se excluye porque es una tasa de variación: incluido, genera por sí solo una relación de cointegración trivial.</w:t>
+      </w:r>
+    </w:p>
+    <w:tbl>
+      <w:tblPr>
+        <w:tblStyle w:val="Table"/>
+        <w:tblW w:type="auto" w:w="0"/>
+        <w:tblLook w:firstRow="1" w:lastRow="0" w:firstColumn="0" w:lastColumn="0" w:noHBand="0" w:noVBand="0" w:val="0020"/>
+        <w:tblBorders>
+          <w:top w:val="single" w:sz="4" w:color="808080"/>
+          <w:left w:val="single" w:sz="4" w:color="808080"/>
+          <w:bottom w:val="single" w:sz="4" w:color="808080"/>
+          <w:right w:val="single" w:sz="4" w:color="808080"/>
+          <w:insideH w:val="single" w:sz="4" w:color="808080"/>
+          <w:insideV w:val="single" w:sz="4" w:color="808080"/>
+        </w:tblBorders>
+      </w:tblPr>
+      <w:tblGrid>
+        <w:gridCol w:w="1980"/>
+        <w:gridCol w:w="1980"/>
+        <w:gridCol w:w="1980"/>
+        <w:gridCol w:w="1980"/>
+      </w:tblGrid>
+      <w:tr>
+        <w:trPr>
+          <w:tblHeader w:val="on"/>
+        </w:trPr>
+        <w:tc>
+          <w:tcPr/>
+          <w:p>
+            <w:pPr>
+              <w:pStyle w:val="Compact"/>
+            </w:pPr>
+            <w:r>
+              <w:rPr>
+                <w:rFonts w:ascii="Calibri" w:hAnsi="Calibri"/>
+                <w:sz w:val="20"/>
+              </w:rPr>
+              <w:t xml:space="preserve">Hipótesis nula</w:t>
+            </w:r>
+          </w:p>
+        </w:tc>
+        <w:tc>
+          <w:tcPr/>
+          <w:p>
+            <w:pPr>
+              <w:pStyle w:val="Compact"/>
+            </w:pPr>
+            <w:r>
+              <w:rPr>
+                <w:rFonts w:ascii="Calibri" w:hAnsi="Calibri"/>
+                <w:sz w:val="20"/>
+              </w:rPr>
+              <w:t xml:space="preserve">Traza</w:t>
+            </w:r>
+          </w:p>
+        </w:tc>
+        <w:tc>
+          <w:tcPr/>
+          <w:p>
+            <w:pPr>
+              <w:pStyle w:val="Compact"/>
+            </w:pPr>
+            <w:r>
+              <w:rPr>
+                <w:rFonts w:ascii="Calibri" w:hAnsi="Calibri"/>
+                <w:sz w:val="20"/>
+              </w:rPr>
+              <w:t xml:space="preserve">Valor crítico 5%</w:t>
+            </w:r>
+          </w:p>
+        </w:tc>
+        <w:tc>
+          <w:tcPr/>
+          <w:p>
+            <w:pPr>
+              <w:pStyle w:val="Compact"/>
+            </w:pPr>
+            <w:r>
+              <w:rPr>
+                <w:rFonts w:ascii="Calibri" w:hAnsi="Calibri"/>
+                <w:sz w:val="20"/>
+              </w:rPr>
+              <w:t xml:space="preserve">Rechaza</w:t>
+            </w:r>
+          </w:p>
+        </w:tc>
+      </w:tr>
+      <w:tr>
+        <w:tc>
+          <w:tcPr/>
+          <w:p>
+            <w:pPr>
+              <w:pStyle w:val="Compact"/>
+            </w:pPr>
+            <w:r>
+              <w:rPr>
+                <w:rFonts w:ascii="Calibri" w:hAnsi="Calibri"/>
+                <w:sz w:val="20"/>
+              </w:rPr>
+              <w:t xml:space="preserve">rango ≤ 0</w:t>
+            </w:r>
+          </w:p>
+        </w:tc>
+        <w:tc>
+          <w:tcPr/>
+          <w:p>
+            <w:pPr>
+              <w:pStyle w:val="Compact"/>
+            </w:pPr>
+            <w:r>
+              <w:rPr>
+                <w:rFonts w:ascii="Calibri" w:hAnsi="Calibri"/>
+                <w:sz w:val="20"/>
+              </w:rPr>
+              <w:t xml:space="preserve">43,7</w:t>
+            </w:r>
+          </w:p>
+        </w:tc>
+        <w:tc>
+          <w:tcPr/>
+          <w:p>
+            <w:pPr>
+              <w:pStyle w:val="Compact"/>
+            </w:pPr>
+            <w:r>
+              <w:rPr>
+                <w:rFonts w:ascii="Calibri" w:hAnsi="Calibri"/>
+                <w:sz w:val="20"/>
+              </w:rPr>
+              <w:t xml:space="preserve">47,9</w:t>
+            </w:r>
+          </w:p>
+        </w:tc>
+        <w:tc>
+          <w:tcPr/>
+          <w:p>
+            <w:pPr>
+              <w:pStyle w:val="Compact"/>
+            </w:pPr>
+            <w:r>
+              <w:rPr>
+                <w:rFonts w:ascii="Calibri" w:hAnsi="Calibri"/>
+                <w:sz w:val="20"/>
+              </w:rPr>
+              <w:t xml:space="preserve">no</w:t>
+            </w:r>
+          </w:p>
+        </w:tc>
+      </w:tr>
+      <w:tr>
+        <w:tc>
+          <w:tcPr/>
+          <w:p>
+            <w:pPr>
+              <w:pStyle w:val="Compact"/>
+            </w:pPr>
+            <w:r>
+              <w:rPr>
+                <w:rFonts w:ascii="Calibri" w:hAnsi="Calibri"/>
+                <w:sz w:val="20"/>
+              </w:rPr>
+              <w:t xml:space="preserve">rango ≤ 1</w:t>
+            </w:r>
+          </w:p>
+        </w:tc>
+        <w:tc>
+          <w:tcPr/>
+          <w:p>
+            <w:pPr>
+              <w:pStyle w:val="Compact"/>
+            </w:pPr>
+            <w:r>
+              <w:rPr>
+                <w:rFonts w:ascii="Calibri" w:hAnsi="Calibri"/>
+                <w:sz w:val="20"/>
+              </w:rPr>
+              <w:t xml:space="preserve">20,0</w:t>
+            </w:r>
+          </w:p>
+        </w:tc>
+        <w:tc>
+          <w:tcPr/>
+          <w:p>
+            <w:pPr>
+              <w:pStyle w:val="Compact"/>
+            </w:pPr>
+            <w:r>
+              <w:rPr>
+                <w:rFonts w:ascii="Calibri" w:hAnsi="Calibri"/>
+                <w:sz w:val="20"/>
+              </w:rPr>
+              <w:t xml:space="preserve">29,8</w:t>
+            </w:r>
+          </w:p>
+        </w:tc>
+        <w:tc>
+          <w:tcPr/>
+          <w:p>
+            <w:pPr>
+              <w:pStyle w:val="Compact"/>
+            </w:pPr>
+            <w:r>
+              <w:rPr>
+                <w:rFonts w:ascii="Calibri" w:hAnsi="Calibri"/>
+                <w:sz w:val="20"/>
+              </w:rPr>
+              <w:t xml:space="preserve">no</w:t>
+            </w:r>
+          </w:p>
+        </w:tc>
+      </w:tr>
+      <w:tr>
+        <w:tc>
+          <w:tcPr/>
+          <w:p>
+            <w:pPr>
+              <w:pStyle w:val="Compact"/>
+            </w:pPr>
+            <w:r>
+              <w:rPr>
+                <w:rFonts w:ascii="Calibri" w:hAnsi="Calibri"/>
+                <w:sz w:val="20"/>
+              </w:rPr>
+              <w:t xml:space="preserve">rango ≤ 2</w:t>
+            </w:r>
+          </w:p>
+        </w:tc>
+        <w:tc>
+          <w:tcPr/>
+          <w:p>
+            <w:pPr>
+              <w:pStyle w:val="Compact"/>
+            </w:pPr>
+            <w:r>
+              <w:rPr>
+                <w:rFonts w:ascii="Calibri" w:hAnsi="Calibri"/>
+                <w:sz w:val="20"/>
+              </w:rPr>
+              <w:t xml:space="preserve">10,8</w:t>
+            </w:r>
+          </w:p>
+        </w:tc>
+        <w:tc>
+          <w:tcPr/>
+          <w:p>
+            <w:pPr>
+              <w:pStyle w:val="Compact"/>
+            </w:pPr>
+            <w:r>
+              <w:rPr>
+                <w:rFonts w:ascii="Calibri" w:hAnsi="Calibri"/>
+                <w:sz w:val="20"/>
+              </w:rPr>
+              <w:t xml:space="preserve">15,5</w:t>
+            </w:r>
+          </w:p>
+        </w:tc>
+        <w:tc>
+          <w:tcPr/>
+          <w:p>
+            <w:pPr>
+              <w:pStyle w:val="Compact"/>
+            </w:pPr>
+            <w:r>
+              <w:rPr>
+                <w:rFonts w:ascii="Calibri" w:hAnsi="Calibri"/>
+                <w:sz w:val="20"/>
+              </w:rPr>
+              <w:t xml:space="preserve">no</w:t>
+            </w:r>
+          </w:p>
+        </w:tc>
+      </w:tr>
+      <w:tr>
+        <w:tc>
+          <w:tcPr/>
+          <w:p>
+            <w:pPr>
+              <w:pStyle w:val="Compact"/>
+            </w:pPr>
+            <w:r>
+              <w:rPr>
+                <w:rFonts w:ascii="Calibri" w:hAnsi="Calibri"/>
+                <w:sz w:val="20"/>
+              </w:rPr>
+              <w:t xml:space="preserve">rango ≤ 3</w:t>
+            </w:r>
+          </w:p>
+        </w:tc>
+        <w:tc>
+          <w:tcPr/>
+          <w:p>
+            <w:pPr>
+              <w:pStyle w:val="Compact"/>
+            </w:pPr>
+            <w:r>
+              <w:rPr>
+                <w:rFonts w:ascii="Calibri" w:hAnsi="Calibri"/>
+                <w:sz w:val="20"/>
+              </w:rPr>
+              <w:t xml:space="preserve">3,3</w:t>
+            </w:r>
+          </w:p>
+        </w:tc>
+        <w:tc>
+          <w:tcPr/>
+          <w:p>
+            <w:pPr>
+              <w:pStyle w:val="Compact"/>
+            </w:pPr>
+            <w:r>
+              <w:rPr>
+                <w:rFonts w:ascii="Calibri" w:hAnsi="Calibri"/>
+                <w:sz w:val="20"/>
+              </w:rPr>
+              <w:t xml:space="preserve">3,8</w:t>
+            </w:r>
+          </w:p>
+        </w:tc>
+        <w:tc>
+          <w:tcPr/>
+          <w:p>
+            <w:pPr>
+              <w:pStyle w:val="Compact"/>
+            </w:pPr>
+            <w:r>
+              <w:rPr>
+                <w:rFonts w:ascii="Calibri" w:hAnsi="Calibri"/>
+                <w:sz w:val="20"/>
+              </w:rPr>
+              <w:t xml:space="preserve">no</w:t>
+            </w:r>
+          </w:p>
+        </w:tc>
+      </w:tr>
+    </w:tbl>
+    <w:bookmarkEnd w:id="105"/>
+    <w:bookmarkStart w:id="106" w:name="a.2-selección-del-orden-del-var"/>
+    <w:p>
+      <w:pPr>
+        <w:pStyle w:val="Heading2"/>
+      </w:pPr>
+      <w:r>
+        <w:t xml:space="preserve">A.2 Selección del orden del VAR</w:t>
       </w:r>
     </w:p>
     <w:p>
@@ -12228,14 +13449,14 @@
         </w:tc>
       </w:tr>
     </w:tbl>
-    <w:bookmarkEnd w:id="105"/>
-    <w:bookmarkStart w:id="106" w:name="a.2-diagnósticos-de-los-residuos"/>
+    <w:bookmarkEnd w:id="106"/>
+    <w:bookmarkStart w:id="107" w:name="a.3-diagnósticos-de-los-residuos"/>
     <w:p>
       <w:pPr>
         <w:pStyle w:val="Heading2"/>
       </w:pPr>
       <w:r>
-        <w:t xml:space="preserve">A.2 Diagnósticos de los residuos</w:t>
+        <w:t xml:space="preserve">A.3 Diagnósticos de los residuos</w:t>
       </w:r>
     </w:p>
     <w:p>
@@ -12767,14 +13988,14 @@
         </w:tc>
       </w:tr>
     </w:tbl>
-    <w:bookmarkEnd w:id="106"/>
-    <w:bookmarkStart w:id="107" w:name="a.3-matriz-de-impacto-estructural"/>
+    <w:bookmarkEnd w:id="107"/>
+    <w:bookmarkStart w:id="108" w:name="a.4-matriz-de-impacto-estructural"/>
     <w:p>
       <w:pPr>
         <w:pStyle w:val="Heading2"/>
       </w:pPr>
       <w:r>
-        <w:t xml:space="preserve">A.3 Matriz de impacto estructural</w:t>
+        <w:t xml:space="preserve">A.4 Matriz de impacto estructural</w:t>
       </w:r>
     </w:p>
     <w:p>
@@ -13196,14 +14417,14 @@
         </w:tc>
       </w:tr>
     </w:tbl>
-    <w:bookmarkEnd w:id="107"/>
-    <w:bookmarkStart w:id="108" w:name="a.4-ecuación-del-resultado-primario"/>
+    <w:bookmarkEnd w:id="108"/>
+    <w:bookmarkStart w:id="109" w:name="a.5-ecuación-del-resultado-primario"/>
     <w:p>
       <w:pPr>
         <w:pStyle w:val="Heading2"/>
       </w:pPr>
       <w:r>
-        <w:t xml:space="preserve">A.4 Ecuación del resultado primario</w:t>
+        <w:t xml:space="preserve">A.5 Ecuación del resultado primario</w:t>
       </w:r>
     </w:p>
     <w:p>
@@ -14355,14 +15576,14 @@
         </w:tc>
       </w:tr>
     </w:tbl>
-    <w:bookmarkEnd w:id="108"/>
-    <w:bookmarkStart w:id="109" w:name="X75af1f7c14f81eb011f7e98c945663ad6c4e183"/>
+    <w:bookmarkEnd w:id="109"/>
+    <w:bookmarkStart w:id="110" w:name="Xfa83ee6856f3aa94092aac366f9d9056731270c"/>
     <w:p>
       <w:pPr>
         <w:pStyle w:val="Heading2"/>
       </w:pPr>
       <w:r>
-        <w:t xml:space="preserve">A.5 Resultados completos de la simulación por especificación</w:t>
+        <w:t xml:space="preserve">A.6 Resultados completos de la simulación por especificación</w:t>
       </w:r>
     </w:p>
     <w:p>
@@ -14389,12 +15610,14 @@
         </w:tblBorders>
       </w:tblPr>
       <w:tblGrid>
-        <w:gridCol w:w="1320"/>
-        <w:gridCol w:w="1320"/>
-        <w:gridCol w:w="1320"/>
-        <w:gridCol w:w="1320"/>
-        <w:gridCol w:w="1320"/>
-        <w:gridCol w:w="1320"/>
+        <w:gridCol w:w="990"/>
+        <w:gridCol w:w="990"/>
+        <w:gridCol w:w="990"/>
+        <w:gridCol w:w="990"/>
+        <w:gridCol w:w="990"/>
+        <w:gridCol w:w="990"/>
+        <w:gridCol w:w="990"/>
+        <w:gridCol w:w="990"/>
       </w:tblGrid>
       <w:tr>
         <w:trPr>
@@ -14490,6 +15713,36 @@
             </w:r>
           </w:p>
         </w:tc>
+        <w:tc>
+          <w:tcPr/>
+          <w:p>
+            <w:pPr>
+              <w:pStyle w:val="Compact"/>
+            </w:pPr>
+            <w:r>
+              <w:rPr>
+                <w:rFonts w:ascii="Calibri" w:hAnsi="Calibri"/>
+                <w:sz w:val="20"/>
+              </w:rPr>
+              <w:t xml:space="preserve">Cholesky orden de Santiago</w:t>
+            </w:r>
+          </w:p>
+        </w:tc>
+        <w:tc>
+          <w:tcPr/>
+          <w:p>
+            <w:pPr>
+              <w:pStyle w:val="Compact"/>
+            </w:pPr>
+            <w:r>
+              <w:rPr>
+                <w:rFonts w:ascii="Calibri" w:hAnsi="Calibri"/>
+                <w:sz w:val="20"/>
+              </w:rPr>
+              <w:t xml:space="preserve">Cholesky fiscal primero</w:t>
+            </w:r>
+          </w:p>
+        </w:tc>
       </w:tr>
       <w:tr>
         <w:tc>
@@ -14582,6 +15835,36 @@
             </w:r>
           </w:p>
         </w:tc>
+        <w:tc>
+          <w:tcPr/>
+          <w:p>
+            <w:pPr>
+              <w:pStyle w:val="Compact"/>
+            </w:pPr>
+            <w:r>
+              <w:rPr>
+                <w:rFonts w:ascii="Calibri" w:hAnsi="Calibri"/>
+                <w:sz w:val="20"/>
+              </w:rPr>
+              <w:t xml:space="preserve">11,6 [8,0; 15,2]</w:t>
+            </w:r>
+          </w:p>
+        </w:tc>
+        <w:tc>
+          <w:tcPr/>
+          <w:p>
+            <w:pPr>
+              <w:pStyle w:val="Compact"/>
+            </w:pPr>
+            <w:r>
+              <w:rPr>
+                <w:rFonts w:ascii="Calibri" w:hAnsi="Calibri"/>
+                <w:sz w:val="20"/>
+              </w:rPr>
+              <w:t xml:space="preserve">11,5 [7,8; 15,2]</w:t>
+            </w:r>
+          </w:p>
+        </w:tc>
       </w:tr>
       <w:tr>
         <w:tc>
@@ -14674,6 +15957,36 @@
             </w:r>
           </w:p>
         </w:tc>
+        <w:tc>
+          <w:tcPr/>
+          <w:p>
+            <w:pPr>
+              <w:pStyle w:val="Compact"/>
+            </w:pPr>
+            <w:r>
+              <w:rPr>
+                <w:rFonts w:ascii="Calibri" w:hAnsi="Calibri"/>
+                <w:sz w:val="20"/>
+              </w:rPr>
+              <w:t xml:space="preserve">6,6 [3,2; 10,8]</w:t>
+            </w:r>
+          </w:p>
+        </w:tc>
+        <w:tc>
+          <w:tcPr/>
+          <w:p>
+            <w:pPr>
+              <w:pStyle w:val="Compact"/>
+            </w:pPr>
+            <w:r>
+              <w:rPr>
+                <w:rFonts w:ascii="Calibri" w:hAnsi="Calibri"/>
+                <w:sz w:val="20"/>
+              </w:rPr>
+              <w:t xml:space="preserve">6,6 [3,2; 10,5]</w:t>
+            </w:r>
+          </w:p>
+        </w:tc>
       </w:tr>
       <w:tr>
         <w:tc>
@@ -14766,6 +16079,36 @@
             </w:r>
           </w:p>
         </w:tc>
+        <w:tc>
+          <w:tcPr/>
+          <w:p>
+            <w:pPr>
+              <w:pStyle w:val="Compact"/>
+            </w:pPr>
+            <w:r>
+              <w:rPr>
+                <w:rFonts w:ascii="Calibri" w:hAnsi="Calibri"/>
+                <w:sz w:val="20"/>
+              </w:rPr>
+              <w:t xml:space="preserve">16,4 [15,4; 17,6]</w:t>
+            </w:r>
+          </w:p>
+        </w:tc>
+        <w:tc>
+          <w:tcPr/>
+          <w:p>
+            <w:pPr>
+              <w:pStyle w:val="Compact"/>
+            </w:pPr>
+            <w:r>
+              <w:rPr>
+                <w:rFonts w:ascii="Calibri" w:hAnsi="Calibri"/>
+                <w:sz w:val="20"/>
+              </w:rPr>
+              <w:t xml:space="preserve">16,4 [15,4; 17,6]</w:t>
+            </w:r>
+          </w:p>
+        </w:tc>
       </w:tr>
       <w:tr>
         <w:tc>
@@ -14858,6 +16201,36 @@
             </w:r>
           </w:p>
         </w:tc>
+        <w:tc>
+          <w:tcPr/>
+          <w:p>
+            <w:pPr>
+              <w:pStyle w:val="Compact"/>
+            </w:pPr>
+            <w:r>
+              <w:rPr>
+                <w:rFonts w:ascii="Calibri" w:hAnsi="Calibri"/>
+                <w:sz w:val="20"/>
+              </w:rPr>
+              <w:t xml:space="preserve">18,6 [14,4; 23,4]</w:t>
+            </w:r>
+          </w:p>
+        </w:tc>
+        <w:tc>
+          <w:tcPr/>
+          <w:p>
+            <w:pPr>
+              <w:pStyle w:val="Compact"/>
+            </w:pPr>
+            <w:r>
+              <w:rPr>
+                <w:rFonts w:ascii="Calibri" w:hAnsi="Calibri"/>
+                <w:sz w:val="20"/>
+              </w:rPr>
+              <w:t xml:space="preserve">18,6 [14,4; 23,3]</w:t>
+            </w:r>
+          </w:p>
+        </w:tc>
       </w:tr>
       <w:tr>
         <w:tc>
@@ -14950,6 +16323,36 @@
             </w:r>
           </w:p>
         </w:tc>
+        <w:tc>
+          <w:tcPr/>
+          <w:p>
+            <w:pPr>
+              <w:pStyle w:val="Compact"/>
+            </w:pPr>
+            <w:r>
+              <w:rPr>
+                <w:rFonts w:ascii="Calibri" w:hAnsi="Calibri"/>
+                <w:sz w:val="20"/>
+              </w:rPr>
+              <w:t xml:space="preserve">10,8 [1,9; 32,6]</w:t>
+            </w:r>
+          </w:p>
+        </w:tc>
+        <w:tc>
+          <w:tcPr/>
+          <w:p>
+            <w:pPr>
+              <w:pStyle w:val="Compact"/>
+            </w:pPr>
+            <w:r>
+              <w:rPr>
+                <w:rFonts w:ascii="Calibri" w:hAnsi="Calibri"/>
+                <w:sz w:val="20"/>
+              </w:rPr>
+              <w:t xml:space="preserve">33,7 [6,3; 73,8]</w:t>
+            </w:r>
+          </w:p>
+        </w:tc>
       </w:tr>
       <w:tr>
         <w:tc>
@@ -15042,6 +16445,36 @@
             </w:r>
           </w:p>
         </w:tc>
+        <w:tc>
+          <w:tcPr/>
+          <w:p>
+            <w:pPr>
+              <w:pStyle w:val="Compact"/>
+            </w:pPr>
+            <w:r>
+              <w:rPr>
+                <w:rFonts w:ascii="Calibri" w:hAnsi="Calibri"/>
+                <w:sz w:val="20"/>
+              </w:rPr>
+              <w:t xml:space="preserve">16,1 [2,7; 40,1]</w:t>
+            </w:r>
+          </w:p>
+        </w:tc>
+        <w:tc>
+          <w:tcPr/>
+          <w:p>
+            <w:pPr>
+              <w:pStyle w:val="Compact"/>
+            </w:pPr>
+            <w:r>
+              <w:rPr>
+                <w:rFonts w:ascii="Calibri" w:hAnsi="Calibri"/>
+                <w:sz w:val="20"/>
+              </w:rPr>
+              <w:t xml:space="preserve">6,5 [1,3; 18,7]</w:t>
+            </w:r>
+          </w:p>
+        </w:tc>
       </w:tr>
       <w:tr>
         <w:tc>
@@ -15134,6 +16567,36 @@
             </w:r>
           </w:p>
         </w:tc>
+        <w:tc>
+          <w:tcPr/>
+          <w:p>
+            <w:pPr>
+              <w:pStyle w:val="Compact"/>
+            </w:pPr>
+            <w:r>
+              <w:rPr>
+                <w:rFonts w:ascii="Calibri" w:hAnsi="Calibri"/>
+                <w:sz w:val="20"/>
+              </w:rPr>
+              <w:t xml:space="preserve">73,2 [30,2; 94,2]</w:t>
+            </w:r>
+          </w:p>
+        </w:tc>
+        <w:tc>
+          <w:tcPr/>
+          <w:p>
+            <w:pPr>
+              <w:pStyle w:val="Compact"/>
+            </w:pPr>
+            <w:r>
+              <w:rPr>
+                <w:rFonts w:ascii="Calibri" w:hAnsi="Calibri"/>
+                <w:sz w:val="20"/>
+              </w:rPr>
+              <w:t xml:space="preserve">59,9 [12,6; 90,3]</w:t>
+            </w:r>
+          </w:p>
+        </w:tc>
       </w:tr>
       <w:tr>
         <w:tc>
@@ -15226,6 +16689,36 @@
             </w:r>
           </w:p>
         </w:tc>
+        <w:tc>
+          <w:tcPr/>
+          <w:p>
+            <w:pPr>
+              <w:pStyle w:val="Compact"/>
+            </w:pPr>
+            <w:r>
+              <w:rPr>
+                <w:rFonts w:ascii="Calibri" w:hAnsi="Calibri"/>
+                <w:sz w:val="20"/>
+              </w:rPr>
+              <w:t xml:space="preserve">78,5 [34,7; 96,2]</w:t>
+            </w:r>
+          </w:p>
+        </w:tc>
+        <w:tc>
+          <w:tcPr/>
+          <w:p>
+            <w:pPr>
+              <w:pStyle w:val="Compact"/>
+            </w:pPr>
+            <w:r>
+              <w:rPr>
+                <w:rFonts w:ascii="Calibri" w:hAnsi="Calibri"/>
+                <w:sz w:val="20"/>
+              </w:rPr>
+              <w:t xml:space="preserve">32,6 [-47,5; 87,4]</w:t>
+            </w:r>
+          </w:p>
+        </w:tc>
       </w:tr>
       <w:tr>
         <w:tc>
@@ -15318,6 +16811,36 @@
             </w:r>
           </w:p>
         </w:tc>
+        <w:tc>
+          <w:tcPr/>
+          <w:p>
+            <w:pPr>
+              <w:pStyle w:val="Compact"/>
+            </w:pPr>
+            <w:r>
+              <w:rPr>
+                <w:rFonts w:ascii="Calibri" w:hAnsi="Calibri"/>
+                <w:sz w:val="20"/>
+              </w:rPr>
+              <w:t xml:space="preserve">0,7 [0,0; 1,5]</w:t>
+            </w:r>
+          </w:p>
+        </w:tc>
+        <w:tc>
+          <w:tcPr/>
+          <w:p>
+            <w:pPr>
+              <w:pStyle w:val="Compact"/>
+            </w:pPr>
+            <w:r>
+              <w:rPr>
+                <w:rFonts w:ascii="Calibri" w:hAnsi="Calibri"/>
+                <w:sz w:val="20"/>
+              </w:rPr>
+              <w:t xml:space="preserve">0,7 [0,0; 1,7]</w:t>
+            </w:r>
+          </w:p>
+        </w:tc>
       </w:tr>
       <w:tr>
         <w:tc>
@@ -15410,6 +16933,36 @@
             </w:r>
           </w:p>
         </w:tc>
+        <w:tc>
+          <w:tcPr/>
+          <w:p>
+            <w:pPr>
+              <w:pStyle w:val="Compact"/>
+            </w:pPr>
+            <w:r>
+              <w:rPr>
+                <w:rFonts w:ascii="Calibri" w:hAnsi="Calibri"/>
+                <w:sz w:val="20"/>
+              </w:rPr>
+              <w:t xml:space="preserve">9,4 [3,7; 19,0]</w:t>
+            </w:r>
+          </w:p>
+        </w:tc>
+        <w:tc>
+          <w:tcPr/>
+          <w:p>
+            <w:pPr>
+              <w:pStyle w:val="Compact"/>
+            </w:pPr>
+            <w:r>
+              <w:rPr>
+                <w:rFonts w:ascii="Calibri" w:hAnsi="Calibri"/>
+                <w:sz w:val="20"/>
+              </w:rPr>
+              <w:t xml:space="preserve">9,5 [3,5; 19,0]</w:t>
+            </w:r>
+          </w:p>
+        </w:tc>
       </w:tr>
       <w:tr>
         <w:tc>
@@ -15502,11 +17055,41 @@
             </w:r>
           </w:p>
         </w:tc>
+        <w:tc>
+          <w:tcPr/>
+          <w:p>
+            <w:pPr>
+              <w:pStyle w:val="Compact"/>
+            </w:pPr>
+            <w:r>
+              <w:rPr>
+                <w:rFonts w:ascii="Calibri" w:hAnsi="Calibri"/>
+                <w:sz w:val="20"/>
+              </w:rPr>
+              <w:t xml:space="preserve">7,8 [1,9; 17,5]</w:t>
+            </w:r>
+          </w:p>
+        </w:tc>
+        <w:tc>
+          <w:tcPr/>
+          <w:p>
+            <w:pPr>
+              <w:pStyle w:val="Compact"/>
+            </w:pPr>
+            <w:r>
+              <w:rPr>
+                <w:rFonts w:ascii="Calibri" w:hAnsi="Calibri"/>
+                <w:sz w:val="20"/>
+              </w:rPr>
+              <w:t xml:space="preserve">7,8 [1,9; 17,5]</w:t>
+            </w:r>
+          </w:p>
+        </w:tc>
       </w:tr>
     </w:tbl>
-    <w:bookmarkEnd w:id="109"/>
     <w:bookmarkEnd w:id="110"/>
-    <w:bookmarkStart w:id="111" w:name="referencias"/>
+    <w:bookmarkEnd w:id="111"/>
+    <w:bookmarkStart w:id="112" w:name="referencias"/>
     <w:p>
       <w:pPr>
         <w:pStyle w:val="Heading1"/>
@@ -16410,6 +17993,31 @@
         </w:numPr>
       </w:pPr>
       <w:r>
+        <w:t xml:space="preserve">Dickey, D. A., y Fuller, W. A. (1979). Distribution of the estimators for autoregressive time series with a unit root.</w:t>
+      </w:r>
+      <w:r>
+        <w:t xml:space="preserve"> </w:t>
+      </w:r>
+      <w:r>
+        <w:rPr>
+          <w:i/>
+          <w:iCs/>
+        </w:rPr>
+        <w:t xml:space="preserve">Journal of the American Statistical Association</w:t>
+      </w:r>
+      <w:r>
+        <w:t xml:space="preserve">, 74(366), 427-431.</w:t>
+      </w:r>
+    </w:p>
+    <w:p>
+      <w:pPr>
+        <w:pStyle w:val="Compact"/>
+        <w:numPr>
+          <w:ilvl w:val="0"/>
+          <w:numId w:val="1010"/>
+        </w:numPr>
+      </w:pPr>
+      <w:r>
         <w:t xml:space="preserve">Eichengreen, B., Hausmann, R., y Panizza, U. (2003).</w:t>
       </w:r>
       <w:r>
@@ -16840,6 +18448,31 @@
         </w:numPr>
       </w:pPr>
       <w:r>
+        <w:t xml:space="preserve">Johansen, S. (1991). Estimation and hypothesis testing of cointegration vectors in Gaussian vector autoregressive models.</w:t>
+      </w:r>
+      <w:r>
+        <w:t xml:space="preserve"> </w:t>
+      </w:r>
+      <w:r>
+        <w:rPr>
+          <w:i/>
+          <w:iCs/>
+        </w:rPr>
+        <w:t xml:space="preserve">Econometrica</w:t>
+      </w:r>
+      <w:r>
+        <w:t xml:space="preserve">, 59(6), 1551-1580.</w:t>
+      </w:r>
+    </w:p>
+    <w:p>
+      <w:pPr>
+        <w:pStyle w:val="Compact"/>
+        <w:numPr>
+          <w:ilvl w:val="0"/>
+          <w:numId w:val="1010"/>
+        </w:numPr>
+      </w:pPr>
+      <w:r>
         <w:t xml:space="preserve">Kalemli-Özcan, Ş. (2019).</w:t>
       </w:r>
       <w:r>
@@ -16868,6 +18501,31 @@
         </w:numPr>
       </w:pPr>
       <w:r>
+        <w:t xml:space="preserve">Kwiatkowski, D., Phillips, P. C. B., Schmidt, P., y Shin, Y. (1992). Testing the null hypothesis of stationarity against the alternative of a unit root.</w:t>
+      </w:r>
+      <w:r>
+        <w:t xml:space="preserve"> </w:t>
+      </w:r>
+      <w:r>
+        <w:rPr>
+          <w:i/>
+          <w:iCs/>
+        </w:rPr>
+        <w:t xml:space="preserve">Journal of Econometrics</w:t>
+      </w:r>
+      <w:r>
+        <w:t xml:space="preserve">, 54(1-3), 159-178.</w:t>
+      </w:r>
+    </w:p>
+    <w:p>
+      <w:pPr>
+        <w:pStyle w:val="Compact"/>
+        <w:numPr>
+          <w:ilvl w:val="0"/>
+          <w:numId w:val="1010"/>
+        </w:numPr>
+      </w:pPr>
+      <w:r>
         <w:t xml:space="preserve">Leeper, E. M. (1991). Equilibria under</w:t>
       </w:r>
       <w:r>
@@ -17647,14 +19305,39 @@
       </w:r>
     </w:p>
     <w:p>
+      <w:pPr>
+        <w:pStyle w:val="Compact"/>
+        <w:numPr>
+          <w:ilvl w:val="0"/>
+          <w:numId w:val="1010"/>
+        </w:numPr>
+      </w:pPr>
+      <w:r>
+        <w:t xml:space="preserve">Zivot, E., y Andrews, D. W. K. (1992). Further evidence on the great crash, the oil-price shock, and the unit-root hypothesis.</w:t>
+      </w:r>
+      <w:r>
+        <w:t xml:space="preserve"> </w:t>
+      </w:r>
+      <w:r>
+        <w:rPr>
+          <w:i/>
+          <w:iCs/>
+        </w:rPr>
+        <w:t xml:space="preserve">Journal of Business and Economic Statistics</w:t>
+      </w:r>
+      <w:r>
+        <w:t xml:space="preserve">, 10(3), 251-270.</w:t>
+      </w:r>
+    </w:p>
+    <w:p>
       <w:r>
         <w:pict>
           <v:rect style="width:0;height:1.5pt" o:hralign="center" o:hrstd="t" o:hr="t"/>
         </w:pict>
       </w:r>
     </w:p>
-    <w:bookmarkEnd w:id="111"/>
-    <w:bookmarkStart w:id="116" w:name="X94fa00cbba88d80644c76c995e4abd03512405e"/>
+    <w:bookmarkEnd w:id="112"/>
+    <w:bookmarkStart w:id="118" w:name="X94fa00cbba88d80644c76c995e4abd03512405e"/>
     <w:p>
       <w:pPr>
         <w:pStyle w:val="Heading1"/>
@@ -17663,7 +19346,7 @@
         <w:t xml:space="preserve">Notas para el grupo (no forman parte del texto de la tesis)</w:t>
       </w:r>
     </w:p>
-    <w:bookmarkStart w:id="112" w:name="X28ba9501ac41b1fea27c299c39d93c8cc47c96f"/>
+    <w:bookmarkStart w:id="113" w:name="X28ba9501ac41b1fea27c299c39d93c8cc47c96f"/>
     <w:p>
       <w:pPr>
         <w:pStyle w:val="Heading2"/>
@@ -17778,8 +19461,8 @@
         <w:t xml:space="preserve">El corte del 50% (equivalente a que la trayectoria mediana no se estabilice) era defendible, pero con un 97% de estabilización estimado por el FMI el resultado quedaba prácticamente determinado de antemano y no informaba nada sobre la vacancia. Se lo conserva solo como dato descriptivo.</w:t>
       </w:r>
     </w:p>
-    <w:bookmarkEnd w:id="112"/>
-    <w:bookmarkStart w:id="113" w:name="X516bcb10eb65bb639c4b0de9683673a51efbad9"/>
+    <w:bookmarkEnd w:id="113"/>
+    <w:bookmarkStart w:id="114" w:name="X516bcb10eb65bb639c4b0de9683673a51efbad9"/>
     <w:p>
       <w:pPr>
         <w:pStyle w:val="Heading2"/>
@@ -17796,8 +19479,8 @@
         <w:t xml:space="preserve">Los +100 puntos básicos de la versión anterior no estaban justificados y se sacaron. Se usan dos tamaños, los dos con fundamento: un desvío estándar de la variación trimestral de la tasa de política de la FED en 1996-2025 (0,50 puntos), que es la convención de la literatura de VAR, y una repetición del ciclo de subas de 2022-2023 (5,25 puntos en ocho trimestres), que es el episodio histórico más reciente. El primero no tiene un efecto distinguible y el segundo sí (Capítulo 6).</w:t>
       </w:r>
     </w:p>
-    <w:bookmarkEnd w:id="113"/>
-    <w:bookmarkStart w:id="114" w:name="X73c46a59ea692b6fb8fe2ed0b01725fbf578251"/>
+    <w:bookmarkEnd w:id="114"/>
+    <w:bookmarkStart w:id="115" w:name="X73c46a59ea692b6fb8fe2ed0b01725fbf578251"/>
     <w:p>
       <w:pPr>
         <w:pStyle w:val="Heading2"/>
@@ -18140,8 +19823,1659 @@
         <w:t xml:space="preserve">el párrafo de Santiago sobre la subordinación del BCRA, que estaba cortado, se completó y quedó marcado para verificar.</w:t>
       </w:r>
     </w:p>
-    <w:bookmarkEnd w:id="114"/>
-    <w:bookmarkStart w:id="115" w:name="nota-4.-pendientes"/>
+    <w:bookmarkEnd w:id="115"/>
+    <w:bookmarkStart w:id="116" w:name="Xb53a6fa4167288458a71c80ed74e333e2e773f9"/>
+    <w:p>
+      <w:pPr>
+        <w:pStyle w:val="Heading2"/>
+      </w:pPr>
+      <w:r>
+        <w:t xml:space="preserve">Nota 3b. Qué se hizo con cada comentario de Pablo y cada propuesta de Santiago</w:t>
+      </w:r>
+    </w:p>
+    <w:p>
+      <w:pPr>
+        <w:pStyle w:val="FirstParagraph"/>
+      </w:pPr>
+      <w:r>
+        <w:rPr>
+          <w:b/>
+          <w:bCs/>
+        </w:rPr>
+        <w:t xml:space="preserve">Comentarios de Pablo sobre Introducción y Antecedentes (PDF anotado del 15/9/2026)</w:t>
+      </w:r>
+    </w:p>
+    <w:tbl>
+      <w:tblPr>
+        <w:tblStyle w:val="Table"/>
+        <w:tblW w:type="pct" w:w="5000"/>
+        <w:tblLayout w:type="fixed"/>
+        <w:tblLook w:firstRow="1" w:lastRow="0" w:firstColumn="0" w:lastColumn="0" w:noHBand="0" w:noVBand="0" w:val="0020"/>
+        <w:tblBorders>
+          <w:top w:val="single" w:sz="4" w:color="808080"/>
+          <w:left w:val="single" w:sz="4" w:color="808080"/>
+          <w:bottom w:val="single" w:sz="4" w:color="808080"/>
+          <w:right w:val="single" w:sz="4" w:color="808080"/>
+          <w:insideH w:val="single" w:sz="4" w:color="808080"/>
+          <w:insideV w:val="single" w:sz="4" w:color="808080"/>
+        </w:tblBorders>
+      </w:tblPr>
+      <w:tblGrid>
+        <w:gridCol w:w="2640"/>
+        <w:gridCol w:w="2640"/>
+        <w:gridCol w:w="2640"/>
+      </w:tblGrid>
+      <w:tr>
+        <w:trPr>
+          <w:tblHeader w:val="on"/>
+        </w:trPr>
+        <w:tc>
+          <w:tcPr/>
+          <w:p>
+            <w:pPr>
+              <w:pStyle w:val="Compact"/>
+            </w:pPr>
+            <w:r>
+              <w:rPr>
+                <w:rFonts w:ascii="Calibri" w:hAnsi="Calibri"/>
+                <w:sz w:val="20"/>
+              </w:rPr>
+              <w:t xml:space="preserve">Comentario</w:t>
+            </w:r>
+          </w:p>
+        </w:tc>
+        <w:tc>
+          <w:tcPr/>
+          <w:p>
+            <w:pPr>
+              <w:pStyle w:val="Compact"/>
+            </w:pPr>
+            <w:r>
+              <w:rPr>
+                <w:rFonts w:ascii="Calibri" w:hAnsi="Calibri"/>
+                <w:sz w:val="20"/>
+              </w:rPr>
+              <w:t xml:space="preserve">Qué se hizo</w:t>
+            </w:r>
+          </w:p>
+        </w:tc>
+        <w:tc>
+          <w:tcPr/>
+          <w:p>
+            <w:pPr>
+              <w:pStyle w:val="Compact"/>
+            </w:pPr>
+            <w:r>
+              <w:rPr>
+                <w:rFonts w:ascii="Calibri" w:hAnsi="Calibri"/>
+                <w:sz w:val="20"/>
+              </w:rPr>
+              <w:t xml:space="preserve">Dónde</w:t>
+            </w:r>
+          </w:p>
+        </w:tc>
+      </w:tr>
+      <w:tr>
+        <w:tc>
+          <w:tcPr/>
+          <w:p>
+            <w:pPr>
+              <w:pStyle w:val="Compact"/>
+            </w:pPr>
+            <w:r>
+              <w:rPr>
+                <w:rFonts w:ascii="Calibri" w:hAnsi="Calibri"/>
+                <w:sz w:val="20"/>
+              </w:rPr>
+              <w:t xml:space="preserve">Dar citas para el patrón histórico de crisis de deuda</w:t>
+            </w:r>
+          </w:p>
+        </w:tc>
+        <w:tc>
+          <w:tcPr/>
+          <w:p>
+            <w:pPr>
+              <w:pStyle w:val="Compact"/>
+            </w:pPr>
+            <w:r>
+              <w:rPr>
+                <w:rFonts w:ascii="Calibri" w:hAnsi="Calibri"/>
+                <w:sz w:val="20"/>
+              </w:rPr>
+              <w:t xml:space="preserve">Comín Comín (2014), Reinhart y Rogoff (2009), Díaz Alejandro (1970), della Paolera y Taylor (2001), Rapoport (2020)</w:t>
+            </w:r>
+          </w:p>
+        </w:tc>
+        <w:tc>
+          <w:tcPr/>
+          <w:p>
+            <w:pPr>
+              <w:pStyle w:val="Compact"/>
+            </w:pPr>
+            <w:r>
+              <w:rPr>
+                <w:rFonts w:ascii="Calibri" w:hAnsi="Calibri"/>
+                <w:sz w:val="20"/>
+              </w:rPr>
+              <w:t xml:space="preserve">1.1</w:t>
+            </w:r>
+          </w:p>
+        </w:tc>
+      </w:tr>
+      <w:tr>
+        <w:tc>
+          <w:tcPr/>
+          <w:p>
+            <w:pPr>
+              <w:pStyle w:val="Compact"/>
+            </w:pPr>
+            <w:r>
+              <w:rPr>
+                <w:rFonts w:ascii="Calibri" w:hAnsi="Calibri"/>
+                <w:sz w:val="20"/>
+              </w:rPr>
+              <w:t xml:space="preserve">La frase sobre que la solvencia no depende solo del saldo fiscal necesita cita</w:t>
+            </w:r>
+          </w:p>
+        </w:tc>
+        <w:tc>
+          <w:tcPr/>
+          <w:p>
+            <w:pPr>
+              <w:pStyle w:val="Compact"/>
+            </w:pPr>
+            <w:r>
+              <w:rPr>
+                <w:rFonts w:ascii="Calibri" w:hAnsi="Calibri"/>
+                <w:sz w:val="20"/>
+              </w:rPr>
+              <w:t xml:space="preserve">Ando et al. (2025), Calvo et al. (2003), Levy Yeyati y Sturzenegger (2023)</w:t>
+            </w:r>
+          </w:p>
+        </w:tc>
+        <w:tc>
+          <w:tcPr/>
+          <w:p>
+            <w:pPr>
+              <w:pStyle w:val="Compact"/>
+            </w:pPr>
+            <w:r>
+              <w:rPr>
+                <w:rFonts w:ascii="Calibri" w:hAnsi="Calibri"/>
+                <w:sz w:val="20"/>
+              </w:rPr>
+              <w:t xml:space="preserve">1.1</w:t>
+            </w:r>
+          </w:p>
+        </w:tc>
+      </w:tr>
+      <w:tr>
+        <w:tc>
+          <w:tcPr/>
+          <w:p>
+            <w:pPr>
+              <w:pStyle w:val="Compact"/>
+            </w:pPr>
+            <w:r>
+              <w:rPr>
+                <w:rFonts w:ascii="Calibri" w:hAnsi="Calibri"/>
+                <w:sz w:val="20"/>
+              </w:rPr>
+              <w:t xml:space="preserve">El texto tiene que ser científico; sacar frases como</w:t>
+            </w:r>
+            <w:r>
+              <w:rPr>
+                <w:rFonts w:ascii="Calibri" w:hAnsi="Calibri"/>
+                <w:sz w:val="20"/>
+              </w:rPr>
+              <w:t xml:space="preserve"> </w:t>
+            </w:r>
+            <w:r>
+              <w:rPr>
+                <w:rFonts w:ascii="Calibri" w:hAnsi="Calibri"/>
+                <w:sz w:val="20"/>
+              </w:rPr>
+              <w:t xml:space="preserve">“reabre un interrogante decisivo”</w:t>
+            </w:r>
+            <w:r>
+              <w:rPr>
+                <w:rFonts w:ascii="Calibri" w:hAnsi="Calibri"/>
+                <w:sz w:val="20"/>
+              </w:rPr>
+              <w:t xml:space="preserve"> </w:t>
+            </w:r>
+            <w:r>
+              <w:rPr>
+                <w:rFonts w:ascii="Calibri" w:hAnsi="Calibri"/>
+                <w:sz w:val="20"/>
+              </w:rPr>
+              <w:t xml:space="preserve">y conectores como</w:t>
+            </w:r>
+            <w:r>
+              <w:rPr>
+                <w:rFonts w:ascii="Calibri" w:hAnsi="Calibri"/>
+                <w:sz w:val="20"/>
+              </w:rPr>
+              <w:t xml:space="preserve"> </w:t>
+            </w:r>
+            <w:r>
+              <w:rPr>
+                <w:rFonts w:ascii="Calibri" w:hAnsi="Calibri"/>
+                <w:sz w:val="20"/>
+              </w:rPr>
+              <w:t xml:space="preserve">“Frente a este dilema”</w:t>
+            </w:r>
+          </w:p>
+        </w:tc>
+        <w:tc>
+          <w:tcPr/>
+          <w:p>
+            <w:pPr>
+              <w:pStyle w:val="Compact"/>
+            </w:pPr>
+            <w:r>
+              <w:rPr>
+                <w:rFonts w:ascii="Calibri" w:hAnsi="Calibri"/>
+                <w:sz w:val="20"/>
+              </w:rPr>
+              <w:t xml:space="preserve">Reescrito</w:t>
+            </w:r>
+          </w:p>
+        </w:tc>
+        <w:tc>
+          <w:tcPr/>
+          <w:p>
+            <w:pPr>
+              <w:pStyle w:val="Compact"/>
+            </w:pPr>
+            <w:r>
+              <w:rPr>
+                <w:rFonts w:ascii="Calibri" w:hAnsi="Calibri"/>
+                <w:sz w:val="20"/>
+              </w:rPr>
+              <w:t xml:space="preserve">1.1</w:t>
+            </w:r>
+          </w:p>
+        </w:tc>
+      </w:tr>
+      <w:tr>
+        <w:tc>
+          <w:tcPr/>
+          <w:p>
+            <w:pPr>
+              <w:pStyle w:val="Compact"/>
+            </w:pPr>
+            <w:r>
+              <w:rPr>
+                <w:rFonts w:ascii="Calibri" w:hAnsi="Calibri"/>
+                <w:sz w:val="20"/>
+              </w:rPr>
+              <w:t xml:space="preserve">Sacar la parte de</w:t>
+            </w:r>
+            <w:r>
+              <w:rPr>
+                <w:rFonts w:ascii="Calibri" w:hAnsi="Calibri"/>
+                <w:sz w:val="20"/>
+              </w:rPr>
+              <w:t xml:space="preserve"> </w:t>
+            </w:r>
+            <w:r>
+              <w:rPr>
+                <w:rFonts w:ascii="Calibri" w:hAnsi="Calibri"/>
+                <w:sz w:val="20"/>
+              </w:rPr>
+              <w:t xml:space="preserve">“margen de solvencia para honrar los compromisos”</w:t>
+            </w:r>
+            <w:r>
+              <w:rPr>
+                <w:rFonts w:ascii="Calibri" w:hAnsi="Calibri"/>
+                <w:sz w:val="20"/>
+              </w:rPr>
+              <w:t xml:space="preserve"> </w:t>
+            </w:r>
+            <w:r>
+              <w:rPr>
+                <w:rFonts w:ascii="Calibri" w:hAnsi="Calibri"/>
+                <w:sz w:val="20"/>
+              </w:rPr>
+              <w:t xml:space="preserve">del objetivo</w:t>
+            </w:r>
+          </w:p>
+        </w:tc>
+        <w:tc>
+          <w:tcPr/>
+          <w:p>
+            <w:pPr>
+              <w:pStyle w:val="Compact"/>
+            </w:pPr>
+            <w:r>
+              <w:rPr>
+                <w:rFonts w:ascii="Calibri" w:hAnsi="Calibri"/>
+                <w:sz w:val="20"/>
+              </w:rPr>
+              <w:t xml:space="preserve">Sacada; el objetivo quedó en evaluar la dinámica y estimar la probabilidad de no estabilización</w:t>
+            </w:r>
+          </w:p>
+        </w:tc>
+        <w:tc>
+          <w:tcPr/>
+          <w:p>
+            <w:pPr>
+              <w:pStyle w:val="Compact"/>
+            </w:pPr>
+            <w:r>
+              <w:rPr>
+                <w:rFonts w:ascii="Calibri" w:hAnsi="Calibri"/>
+                <w:sz w:val="20"/>
+              </w:rPr>
+              <w:t xml:space="preserve">1.4</w:t>
+            </w:r>
+          </w:p>
+        </w:tc>
+      </w:tr>
+      <w:tr>
+        <w:tc>
+          <w:tcPr/>
+          <w:p>
+            <w:pPr>
+              <w:pStyle w:val="Compact"/>
+            </w:pPr>
+            <w:r>
+              <w:rPr>
+                <w:rFonts w:ascii="Calibri" w:hAnsi="Calibri"/>
+                <w:sz w:val="20"/>
+              </w:rPr>
+              <w:t xml:space="preserve">No escribir entre rayas (delata la IA)</w:t>
+            </w:r>
+          </w:p>
+        </w:tc>
+        <w:tc>
+          <w:tcPr/>
+          <w:p>
+            <w:pPr>
+              <w:pStyle w:val="Compact"/>
+            </w:pPr>
+            <w:r>
+              <w:rPr>
+                <w:rFonts w:ascii="Calibri" w:hAnsi="Calibri"/>
+                <w:sz w:val="20"/>
+              </w:rPr>
+              <w:t xml:space="preserve">No queda ninguna raya en la tesis</w:t>
+            </w:r>
+          </w:p>
+        </w:tc>
+        <w:tc>
+          <w:tcPr/>
+          <w:p>
+            <w:pPr>
+              <w:pStyle w:val="Compact"/>
+            </w:pPr>
+            <w:r>
+              <w:rPr>
+                <w:rFonts w:ascii="Calibri" w:hAnsi="Calibri"/>
+                <w:sz w:val="20"/>
+              </w:rPr>
+              <w:t xml:space="preserve">Todo el texto</w:t>
+            </w:r>
+          </w:p>
+        </w:tc>
+      </w:tr>
+      <w:tr>
+        <w:tc>
+          <w:tcPr/>
+          <w:p>
+            <w:pPr>
+              <w:pStyle w:val="Compact"/>
+            </w:pPr>
+            <w:r>
+              <w:rPr>
+                <w:rFonts w:ascii="Calibri" w:hAnsi="Calibri"/>
+                <w:i/>
+                <w:iCs/>
+                <w:sz w:val="20"/>
+              </w:rPr>
+              <w:t xml:space="preserve">Fan charts</w:t>
+            </w:r>
+            <w:r>
+              <w:rPr>
+                <w:rFonts w:ascii="Calibri" w:hAnsi="Calibri"/>
+                <w:sz w:val="20"/>
+              </w:rPr>
+              <w:t xml:space="preserve"> </w:t>
+            </w:r>
+            <w:r>
+              <w:rPr>
+                <w:rFonts w:ascii="Calibri" w:hAnsi="Calibri"/>
+                <w:sz w:val="20"/>
+              </w:rPr>
+              <w:t xml:space="preserve">y</w:t>
+            </w:r>
+            <w:r>
+              <w:rPr>
+                <w:rFonts w:ascii="Calibri" w:hAnsi="Calibri"/>
+                <w:sz w:val="20"/>
+              </w:rPr>
+              <w:t xml:space="preserve"> </w:t>
+            </w:r>
+            <w:r>
+              <w:rPr>
+                <w:rFonts w:ascii="Calibri" w:hAnsi="Calibri"/>
+                <w:i/>
+                <w:iCs/>
+                <w:sz w:val="20"/>
+              </w:rPr>
+              <w:t xml:space="preserve">early warning systems</w:t>
+            </w:r>
+            <w:r>
+              <w:rPr>
+                <w:rFonts w:ascii="Calibri" w:hAnsi="Calibri"/>
+                <w:sz w:val="20"/>
+              </w:rPr>
+              <w:t xml:space="preserve"> </w:t>
+            </w:r>
+            <w:r>
+              <w:rPr>
+                <w:rFonts w:ascii="Calibri" w:hAnsi="Calibri"/>
+                <w:sz w:val="20"/>
+              </w:rPr>
+              <w:t xml:space="preserve">en cursiva y con nota al pie</w:t>
+            </w:r>
+          </w:p>
+        </w:tc>
+        <w:tc>
+          <w:tcPr/>
+          <w:p>
+            <w:pPr>
+              <w:pStyle w:val="Compact"/>
+            </w:pPr>
+            <w:r>
+              <w:rPr>
+                <w:rFonts w:ascii="Calibri" w:hAnsi="Calibri"/>
+                <w:sz w:val="20"/>
+              </w:rPr>
+              <w:t xml:space="preserve">Hecho</w:t>
+            </w:r>
+          </w:p>
+        </w:tc>
+        <w:tc>
+          <w:tcPr/>
+          <w:p>
+            <w:pPr>
+              <w:pStyle w:val="Compact"/>
+            </w:pPr>
+            <w:r>
+              <w:rPr>
+                <w:rFonts w:ascii="Calibri" w:hAnsi="Calibri"/>
+                <w:sz w:val="20"/>
+              </w:rPr>
+              <w:t xml:space="preserve">Introducción y 2.5</w:t>
+            </w:r>
+          </w:p>
+        </w:tc>
+      </w:tr>
+      <w:tr>
+        <w:tc>
+          <w:tcPr/>
+          <w:p>
+            <w:pPr>
+              <w:pStyle w:val="Compact"/>
+            </w:pPr>
+            <w:r>
+              <w:rPr>
+                <w:rFonts w:ascii="Calibri" w:hAnsi="Calibri"/>
+                <w:sz w:val="20"/>
+              </w:rPr>
+              <w:t xml:space="preserve">Sacar el inciso entre rayas que seguía a</w:t>
+            </w:r>
+            <w:r>
+              <w:rPr>
+                <w:rFonts w:ascii="Calibri" w:hAnsi="Calibri"/>
+                <w:sz w:val="20"/>
+              </w:rPr>
+              <w:t xml:space="preserve"> </w:t>
+            </w:r>
+            <w:r>
+              <w:rPr>
+                <w:rFonts w:ascii="Calibri" w:hAnsi="Calibri"/>
+                <w:sz w:val="20"/>
+              </w:rPr>
+              <w:t xml:space="preserve">“de 36,5% a 50,8%”</w:t>
+            </w:r>
+          </w:p>
+        </w:tc>
+        <w:tc>
+          <w:tcPr/>
+          <w:p>
+            <w:pPr>
+              <w:pStyle w:val="Compact"/>
+            </w:pPr>
+            <w:r>
+              <w:rPr>
+                <w:rFonts w:ascii="Calibri" w:hAnsi="Calibri"/>
+                <w:sz w:val="20"/>
+              </w:rPr>
+              <w:t xml:space="preserve">Sacado</w:t>
+            </w:r>
+          </w:p>
+        </w:tc>
+        <w:tc>
+          <w:tcPr/>
+          <w:p>
+            <w:pPr>
+              <w:pStyle w:val="Compact"/>
+            </w:pPr>
+            <w:r>
+              <w:rPr>
+                <w:rFonts w:ascii="Calibri" w:hAnsi="Calibri"/>
+                <w:sz w:val="20"/>
+              </w:rPr>
+              <w:t xml:space="preserve">2.7</w:t>
+            </w:r>
+          </w:p>
+        </w:tc>
+      </w:tr>
+      <w:tr>
+        <w:tc>
+          <w:tcPr/>
+          <w:p>
+            <w:pPr>
+              <w:pStyle w:val="Compact"/>
+            </w:pPr>
+            <w:r>
+              <w:rPr>
+                <w:rFonts w:ascii="Calibri" w:hAnsi="Calibri"/>
+                <w:sz w:val="20"/>
+              </w:rPr>
+              <w:t xml:space="preserve">Cerrar Antecedentes con por qué esta metodología y estas variables (no se probó, cambió el contexto, hay una variable nueva)</w:t>
+            </w:r>
+          </w:p>
+        </w:tc>
+        <w:tc>
+          <w:tcPr/>
+          <w:p>
+            <w:pPr>
+              <w:pStyle w:val="Compact"/>
+            </w:pPr>
+            <w:r>
+              <w:rPr>
+                <w:rFonts w:ascii="Calibri" w:hAnsi="Calibri"/>
+                <w:sz w:val="20"/>
+              </w:rPr>
+              <w:t xml:space="preserve">Párrafo con esas tres razones</w:t>
+            </w:r>
+          </w:p>
+        </w:tc>
+        <w:tc>
+          <w:tcPr/>
+          <w:p>
+            <w:pPr>
+              <w:pStyle w:val="Compact"/>
+            </w:pPr>
+            <w:r>
+              <w:rPr>
+                <w:rFonts w:ascii="Calibri" w:hAnsi="Calibri"/>
+                <w:sz w:val="20"/>
+              </w:rPr>
+              <w:t xml:space="preserve">2.9</w:t>
+            </w:r>
+          </w:p>
+        </w:tc>
+      </w:tr>
+    </w:tbl>
+    <w:p>
+      <w:pPr>
+        <w:pStyle w:val="BodyText"/>
+      </w:pPr>
+      <w:r>
+        <w:rPr>
+          <w:b/>
+          <w:bCs/>
+        </w:rPr>
+        <w:t xml:space="preserve">Decisiones de reuniones con Pablo</w:t>
+      </w:r>
+    </w:p>
+    <w:tbl>
+      <w:tblPr>
+        <w:tblStyle w:val="Table"/>
+        <w:tblW w:type="pct" w:w="5000"/>
+        <w:tblLayout w:type="fixed"/>
+        <w:tblLook w:firstRow="1" w:lastRow="0" w:firstColumn="0" w:lastColumn="0" w:noHBand="0" w:noVBand="0" w:val="0020"/>
+        <w:tblBorders>
+          <w:top w:val="single" w:sz="4" w:color="808080"/>
+          <w:left w:val="single" w:sz="4" w:color="808080"/>
+          <w:bottom w:val="single" w:sz="4" w:color="808080"/>
+          <w:right w:val="single" w:sz="4" w:color="808080"/>
+          <w:insideH w:val="single" w:sz="4" w:color="808080"/>
+          <w:insideV w:val="single" w:sz="4" w:color="808080"/>
+        </w:tblBorders>
+      </w:tblPr>
+      <w:tblGrid>
+        <w:gridCol w:w="3960"/>
+        <w:gridCol w:w="3960"/>
+      </w:tblGrid>
+      <w:tr>
+        <w:trPr>
+          <w:tblHeader w:val="on"/>
+        </w:trPr>
+        <w:tc>
+          <w:tcPr/>
+          <w:p>
+            <w:pPr>
+              <w:pStyle w:val="Compact"/>
+            </w:pPr>
+            <w:r>
+              <w:rPr>
+                <w:rFonts w:ascii="Calibri" w:hAnsi="Calibri"/>
+                <w:sz w:val="20"/>
+              </w:rPr>
+              <w:t xml:space="preserve">Decisión</w:t>
+            </w:r>
+          </w:p>
+        </w:tc>
+        <w:tc>
+          <w:tcPr/>
+          <w:p>
+            <w:pPr>
+              <w:pStyle w:val="Compact"/>
+            </w:pPr>
+            <w:r>
+              <w:rPr>
+                <w:rFonts w:ascii="Calibri" w:hAnsi="Calibri"/>
+                <w:sz w:val="20"/>
+              </w:rPr>
+              <w:t xml:space="preserve">Cómo quedó</w:t>
+            </w:r>
+          </w:p>
+        </w:tc>
+      </w:tr>
+      <w:tr>
+        <w:tc>
+          <w:tcPr/>
+          <w:p>
+            <w:pPr>
+              <w:pStyle w:val="Compact"/>
+            </w:pPr>
+            <w:r>
+              <w:rPr>
+                <w:rFonts w:ascii="Calibri" w:hAnsi="Calibri"/>
+                <w:sz w:val="20"/>
+              </w:rPr>
+              <w:t xml:space="preserve">No nombrar la</w:t>
+            </w:r>
+            <w:r>
+              <w:rPr>
+                <w:rFonts w:ascii="Calibri" w:hAnsi="Calibri"/>
+                <w:sz w:val="20"/>
+              </w:rPr>
+              <w:t xml:space="preserve"> </w:t>
+            </w:r>
+            <w:r>
+              <w:rPr>
+                <w:rFonts w:ascii="Calibri" w:hAnsi="Calibri"/>
+                <w:sz w:val="20"/>
+              </w:rPr>
+              <w:t xml:space="preserve">“ventana única”</w:t>
+            </w:r>
+            <w:r>
+              <w:rPr>
+                <w:rFonts w:ascii="Calibri" w:hAnsi="Calibri"/>
+                <w:sz w:val="20"/>
+              </w:rPr>
+              <w:t xml:space="preserve"> </w:t>
+            </w:r>
+            <w:r>
+              <w:rPr>
+                <w:rFonts w:ascii="Calibri" w:hAnsi="Calibri"/>
+                <w:sz w:val="20"/>
+              </w:rPr>
+              <w:t xml:space="preserve">(18/9)</w:t>
+            </w:r>
+          </w:p>
+        </w:tc>
+        <w:tc>
+          <w:tcPr/>
+          <w:p>
+            <w:pPr>
+              <w:pStyle w:val="Compact"/>
+            </w:pPr>
+            <w:r>
+              <w:rPr>
+                <w:rFonts w:ascii="Calibri" w:hAnsi="Calibri"/>
+                <w:sz w:val="20"/>
+              </w:rPr>
+              <w:t xml:space="preserve">No aparece; se habla de</w:t>
+            </w:r>
+            <w:r>
+              <w:rPr>
+                <w:rFonts w:ascii="Calibri" w:hAnsi="Calibri"/>
+                <w:sz w:val="20"/>
+              </w:rPr>
+              <w:t xml:space="preserve"> </w:t>
+            </w:r>
+            <w:r>
+              <w:rPr>
+                <w:rFonts w:ascii="Calibri" w:hAnsi="Calibri"/>
+                <w:sz w:val="20"/>
+              </w:rPr>
+              <w:t xml:space="preserve">“muestra de estimación”</w:t>
+            </w:r>
+          </w:p>
+        </w:tc>
+      </w:tr>
+      <w:tr>
+        <w:tc>
+          <w:tcPr/>
+          <w:p>
+            <w:pPr>
+              <w:pStyle w:val="Compact"/>
+            </w:pPr>
+            <w:r>
+              <w:rPr>
+                <w:rFonts w:ascii="Calibri" w:hAnsi="Calibri"/>
+                <w:sz w:val="20"/>
+              </w:rPr>
+              <w:t xml:space="preserve">No discutir en el texto si el riesgo país es endógeno (17/9)</w:t>
+            </w:r>
+          </w:p>
+        </w:tc>
+        <w:tc>
+          <w:tcPr/>
+          <w:p>
+            <w:pPr>
+              <w:pStyle w:val="Compact"/>
+            </w:pPr>
+            <w:r>
+              <w:rPr>
+                <w:rFonts w:ascii="Calibri" w:hAnsi="Calibri"/>
+                <w:sz w:val="20"/>
+              </w:rPr>
+              <w:t xml:space="preserve">No aparece; queda como respuesta oral en la guía de defensa</w:t>
+            </w:r>
+          </w:p>
+        </w:tc>
+      </w:tr>
+      <w:tr>
+        <w:tc>
+          <w:tcPr/>
+          <w:p>
+            <w:pPr>
+              <w:pStyle w:val="Compact"/>
+            </w:pPr>
+            <w:r>
+              <w:rPr>
+                <w:rFonts w:ascii="Calibri" w:hAnsi="Calibri"/>
+                <w:sz w:val="20"/>
+              </w:rPr>
+              <w:t xml:space="preserve">Justificar la matriz del SVAR,</w:t>
+            </w:r>
+            <w:r>
+              <w:rPr>
+                <w:rFonts w:ascii="Calibri" w:hAnsi="Calibri"/>
+                <w:sz w:val="20"/>
+              </w:rPr>
+              <w:t xml:space="preserve"> </w:t>
+            </w:r>
+            <w:r>
+              <w:rPr>
+                <w:rFonts w:ascii="Calibri" w:hAnsi="Calibri"/>
+                <w:sz w:val="20"/>
+              </w:rPr>
+              <w:t xml:space="preserve">“donde gira todo”</w:t>
+            </w:r>
+          </w:p>
+        </w:tc>
+        <w:tc>
+          <w:tcPr/>
+          <w:p>
+            <w:pPr>
+              <w:pStyle w:val="Compact"/>
+            </w:pPr>
+            <w:r>
+              <w:rPr>
+                <w:rFonts w:ascii="Calibri" w:hAnsi="Calibri"/>
+                <w:sz w:val="20"/>
+              </w:rPr>
+              <w:t xml:space="preserve">Secciones 4.4 (identificación) y 4.3 (canales de la FED)</w:t>
+            </w:r>
+          </w:p>
+        </w:tc>
+      </w:tr>
+      <w:tr>
+        <w:tc>
+          <w:tcPr/>
+          <w:p>
+            <w:pPr>
+              <w:pStyle w:val="Compact"/>
+            </w:pPr>
+            <w:r>
+              <w:rPr>
+                <w:rFonts w:ascii="Calibri" w:hAnsi="Calibri"/>
+                <w:sz w:val="20"/>
+              </w:rPr>
+              <w:t xml:space="preserve">Panel Argentina-Chile como línea futura</w:t>
+            </w:r>
+          </w:p>
+        </w:tc>
+        <w:tc>
+          <w:tcPr/>
+          <w:p>
+            <w:pPr>
+              <w:pStyle w:val="Compact"/>
+            </w:pPr>
+            <w:r>
+              <w:rPr>
+                <w:rFonts w:ascii="Calibri" w:hAnsi="Calibri"/>
+                <w:sz w:val="20"/>
+              </w:rPr>
+              <w:t xml:space="preserve">Capítulo 8</w:t>
+            </w:r>
+          </w:p>
+        </w:tc>
+      </w:tr>
+      <w:tr>
+        <w:tc>
+          <w:tcPr/>
+          <w:p>
+            <w:pPr>
+              <w:pStyle w:val="Compact"/>
+            </w:pPr>
+            <w:r>
+              <w:rPr>
+                <w:rFonts w:ascii="Calibri" w:hAnsi="Calibri"/>
+                <w:sz w:val="20"/>
+              </w:rPr>
+              <w:t xml:space="preserve">Bajar la extensión</w:t>
+            </w:r>
+          </w:p>
+        </w:tc>
+        <w:tc>
+          <w:tcPr/>
+          <w:p>
+            <w:pPr>
+              <w:pStyle w:val="Compact"/>
+            </w:pPr>
+            <w:r>
+              <w:rPr>
+                <w:rFonts w:ascii="Calibri" w:hAnsi="Calibri"/>
+                <w:sz w:val="20"/>
+              </w:rPr>
+              <w:t xml:space="preserve">60 páginas</w:t>
+            </w:r>
+          </w:p>
+        </w:tc>
+      </w:tr>
+    </w:tbl>
+    <w:p>
+      <w:pPr>
+        <w:pStyle w:val="BodyText"/>
+      </w:pPr>
+      <w:r>
+        <w:rPr>
+          <w:b/>
+          <w:bCs/>
+        </w:rPr>
+        <w:t xml:space="preserve">Propuestas de la metodología de Santiago</w:t>
+      </w:r>
+    </w:p>
+    <w:tbl>
+      <w:tblPr>
+        <w:tblStyle w:val="Table"/>
+        <w:tblW w:type="pct" w:w="5000"/>
+        <w:tblLayout w:type="fixed"/>
+        <w:tblLook w:firstRow="1" w:lastRow="0" w:firstColumn="0" w:lastColumn="0" w:noHBand="0" w:noVBand="0" w:val="0020"/>
+        <w:tblBorders>
+          <w:top w:val="single" w:sz="4" w:color="808080"/>
+          <w:left w:val="single" w:sz="4" w:color="808080"/>
+          <w:bottom w:val="single" w:sz="4" w:color="808080"/>
+          <w:right w:val="single" w:sz="4" w:color="808080"/>
+          <w:insideH w:val="single" w:sz="4" w:color="808080"/>
+          <w:insideV w:val="single" w:sz="4" w:color="808080"/>
+        </w:tblBorders>
+      </w:tblPr>
+      <w:tblGrid>
+        <w:gridCol w:w="2640"/>
+        <w:gridCol w:w="2640"/>
+        <w:gridCol w:w="2640"/>
+      </w:tblGrid>
+      <w:tr>
+        <w:trPr>
+          <w:tblHeader w:val="on"/>
+        </w:trPr>
+        <w:tc>
+          <w:tcPr/>
+          <w:p>
+            <w:pPr>
+              <w:pStyle w:val="Compact"/>
+            </w:pPr>
+            <w:r>
+              <w:rPr>
+                <w:rFonts w:ascii="Calibri" w:hAnsi="Calibri"/>
+                <w:sz w:val="20"/>
+              </w:rPr>
+              <w:t xml:space="preserve">Propuesta</w:t>
+            </w:r>
+          </w:p>
+        </w:tc>
+        <w:tc>
+          <w:tcPr/>
+          <w:p>
+            <w:pPr>
+              <w:pStyle w:val="Compact"/>
+            </w:pPr>
+            <w:r>
+              <w:rPr>
+                <w:rFonts w:ascii="Calibri" w:hAnsi="Calibri"/>
+                <w:sz w:val="20"/>
+              </w:rPr>
+              <w:t xml:space="preserve">Qué se hizo</w:t>
+            </w:r>
+          </w:p>
+        </w:tc>
+        <w:tc>
+          <w:tcPr/>
+          <w:p>
+            <w:pPr>
+              <w:pStyle w:val="Compact"/>
+            </w:pPr>
+            <w:r>
+              <w:rPr>
+                <w:rFonts w:ascii="Calibri" w:hAnsi="Calibri"/>
+                <w:sz w:val="20"/>
+              </w:rPr>
+              <w:t xml:space="preserve">Dónde</w:t>
+            </w:r>
+          </w:p>
+        </w:tc>
+      </w:tr>
+      <w:tr>
+        <w:tc>
+          <w:tcPr/>
+          <w:p>
+            <w:pPr>
+              <w:pStyle w:val="Compact"/>
+            </w:pPr>
+            <w:r>
+              <w:rPr>
+                <w:rFonts w:ascii="Calibri" w:hAnsi="Calibri"/>
+                <w:sz w:val="20"/>
+              </w:rPr>
+              <w:t xml:space="preserve">ADF y KPSS para raíz unitaria, Zivot-Andrews y Bai-Perron para quiebres</w:t>
+            </w:r>
+          </w:p>
+        </w:tc>
+        <w:tc>
+          <w:tcPr/>
+          <w:p>
+            <w:pPr>
+              <w:pStyle w:val="Compact"/>
+            </w:pPr>
+            <w:r>
+              <w:rPr>
+                <w:rFonts w:ascii="Calibri" w:hAnsi="Calibri"/>
+                <w:sz w:val="20"/>
+              </w:rPr>
+              <w:t xml:space="preserve">Hecho; los quiebres de Bai-Perron entran como variables binarias</w:t>
+            </w:r>
+          </w:p>
+        </w:tc>
+        <w:tc>
+          <w:tcPr/>
+          <w:p>
+            <w:pPr>
+              <w:pStyle w:val="Compact"/>
+            </w:pPr>
+            <w:r>
+              <w:rPr>
+                <w:rFonts w:ascii="Calibri" w:hAnsi="Calibri"/>
+                <w:sz w:val="20"/>
+              </w:rPr>
+              <w:t xml:space="preserve">6.1 y A.1</w:t>
+            </w:r>
+          </w:p>
+        </w:tc>
+      </w:tr>
+      <w:tr>
+        <w:tc>
+          <w:tcPr/>
+          <w:p>
+            <w:pPr>
+              <w:pStyle w:val="Compact"/>
+            </w:pPr>
+            <w:r>
+              <w:rPr>
+                <w:rFonts w:ascii="Calibri" w:hAnsi="Calibri"/>
+                <w:sz w:val="20"/>
+              </w:rPr>
+              <w:t xml:space="preserve">Selección de rezagos por AIC y BIC con residuos sin autocorrelación</w:t>
+            </w:r>
+          </w:p>
+        </w:tc>
+        <w:tc>
+          <w:tcPr/>
+          <w:p>
+            <w:pPr>
+              <w:pStyle w:val="Compact"/>
+            </w:pPr>
+            <w:r>
+              <w:rPr>
+                <w:rFonts w:ascii="Calibri" w:hAnsi="Calibri"/>
+                <w:sz w:val="20"/>
+              </w:rPr>
+              <w:t xml:space="preserve">AIC sujeto a estabilidad; BIC y HQ informados; autocorrelación declarada</w:t>
+            </w:r>
+          </w:p>
+        </w:tc>
+        <w:tc>
+          <w:tcPr/>
+          <w:p>
+            <w:pPr>
+              <w:pStyle w:val="Compact"/>
+            </w:pPr>
+            <w:r>
+              <w:rPr>
+                <w:rFonts w:ascii="Calibri" w:hAnsi="Calibri"/>
+                <w:sz w:val="20"/>
+              </w:rPr>
+              <w:t xml:space="preserve">4.5 y A.2</w:t>
+            </w:r>
+          </w:p>
+        </w:tc>
+      </w:tr>
+      <w:tr>
+        <w:tc>
+          <w:tcPr/>
+          <w:p>
+            <w:pPr>
+              <w:pStyle w:val="Compact"/>
+            </w:pPr>
+            <w:r>
+              <w:rPr>
+                <w:rFonts w:ascii="Calibri" w:hAnsi="Calibri"/>
+                <w:sz w:val="20"/>
+              </w:rPr>
+              <w:t xml:space="preserve">Variables binarias por quiebres</w:t>
+            </w:r>
+          </w:p>
+        </w:tc>
+        <w:tc>
+          <w:tcPr/>
+          <w:p>
+            <w:pPr>
+              <w:pStyle w:val="Compact"/>
+            </w:pPr>
+            <w:r>
+              <w:rPr>
+                <w:rFonts w:ascii="Calibri" w:hAnsi="Calibri"/>
+                <w:sz w:val="20"/>
+              </w:rPr>
+              <w:t xml:space="preserve">Hecho</w:t>
+            </w:r>
+          </w:p>
+        </w:tc>
+        <w:tc>
+          <w:tcPr/>
+          <w:p>
+            <w:pPr>
+              <w:pStyle w:val="Compact"/>
+            </w:pPr>
+            <w:r>
+              <w:rPr>
+                <w:rFonts w:ascii="Calibri" w:hAnsi="Calibri"/>
+                <w:sz w:val="20"/>
+              </w:rPr>
+              <w:t xml:space="preserve">4.3</w:t>
+            </w:r>
+          </w:p>
+        </w:tc>
+      </w:tr>
+      <w:tr>
+        <w:tc>
+          <w:tcPr/>
+          <w:p>
+            <w:pPr>
+              <w:pStyle w:val="Compact"/>
+            </w:pPr>
+            <w:r>
+              <w:rPr>
+                <w:rFonts w:ascii="Calibri" w:hAnsi="Calibri"/>
+                <w:sz w:val="20"/>
+              </w:rPr>
+              <w:t xml:space="preserve">Deuda consolidada como variable del sistema, la</w:t>
+            </w:r>
+            <w:r>
+              <w:rPr>
+                <w:rFonts w:ascii="Calibri" w:hAnsi="Calibri"/>
+                <w:sz w:val="20"/>
+              </w:rPr>
+              <w:t xml:space="preserve"> </w:t>
+            </w:r>
+            <w:r>
+              <w:rPr>
+                <w:rFonts w:ascii="Calibri" w:hAnsi="Calibri"/>
+                <w:sz w:val="20"/>
+              </w:rPr>
+              <w:t xml:space="preserve">“esponja contable”</w:t>
+            </w:r>
+            <w:r>
+              <w:rPr>
+                <w:rFonts w:ascii="Calibri" w:hAnsi="Calibri"/>
+                <w:sz w:val="20"/>
+              </w:rPr>
+              <w:t xml:space="preserve"> </w:t>
+            </w:r>
+            <w:r>
+              <w:rPr>
+                <w:rFonts w:ascii="Calibri" w:hAnsi="Calibri"/>
+                <w:sz w:val="20"/>
+              </w:rPr>
+              <w:t xml:space="preserve">(retroalimentación)</w:t>
+            </w:r>
+          </w:p>
+        </w:tc>
+        <w:tc>
+          <w:tcPr/>
+          <w:p>
+            <w:pPr>
+              <w:pStyle w:val="Compact"/>
+            </w:pPr>
+            <w:r>
+              <w:rPr>
+                <w:rFonts w:ascii="Calibri" w:hAnsi="Calibri"/>
+                <w:sz w:val="20"/>
+              </w:rPr>
+              <w:t xml:space="preserve">La deuda rezagada entra en las cuatro ecuaciones y se acumula con la identidad: un punto más de deuda sube el EMBI+ 22 puntos básicos</w:t>
+            </w:r>
+          </w:p>
+        </w:tc>
+        <w:tc>
+          <w:tcPr/>
+          <w:p>
+            <w:pPr>
+              <w:pStyle w:val="Compact"/>
+            </w:pPr>
+            <w:r>
+              <w:rPr>
+                <w:rFonts w:ascii="Calibri" w:hAnsi="Calibri"/>
+                <w:sz w:val="20"/>
+              </w:rPr>
+              <w:t xml:space="preserve">6.1</w:t>
+            </w:r>
+          </w:p>
+        </w:tc>
+      </w:tr>
+      <w:tr>
+        <w:tc>
+          <w:tcPr/>
+          <w:p>
+            <w:pPr>
+              <w:pStyle w:val="Compact"/>
+            </w:pPr>
+            <w:r>
+              <w:rPr>
+                <w:rFonts w:ascii="Calibri" w:hAnsi="Calibri"/>
+                <w:sz w:val="20"/>
+              </w:rPr>
+              <w:t xml:space="preserve">Contraste con y sin retroalimentación</w:t>
+            </w:r>
+          </w:p>
+        </w:tc>
+        <w:tc>
+          <w:tcPr/>
+          <w:p>
+            <w:pPr>
+              <w:pStyle w:val="Compact"/>
+            </w:pPr>
+            <w:r>
+              <w:rPr>
+                <w:rFonts w:ascii="Calibri" w:hAnsi="Calibri"/>
+                <w:sz w:val="20"/>
+              </w:rPr>
+              <w:t xml:space="preserve">Hecho; casi no cambia porque el riesgo país y el superávit se compensan</w:t>
+            </w:r>
+          </w:p>
+        </w:tc>
+        <w:tc>
+          <w:tcPr/>
+          <w:p>
+            <w:pPr>
+              <w:pStyle w:val="Compact"/>
+            </w:pPr>
+            <w:r>
+              <w:rPr>
+                <w:rFonts w:ascii="Calibri" w:hAnsi="Calibri"/>
+                <w:sz w:val="20"/>
+              </w:rPr>
+              <w:t xml:space="preserve">6.6</w:t>
+            </w:r>
+          </w:p>
+        </w:tc>
+      </w:tr>
+      <w:tr>
+        <w:tc>
+          <w:tcPr/>
+          <w:p>
+            <w:pPr>
+              <w:pStyle w:val="Compact"/>
+            </w:pPr>
+            <w:r>
+              <w:rPr>
+                <w:rFonts w:ascii="Calibri" w:hAnsi="Calibri"/>
+                <w:sz w:val="20"/>
+              </w:rPr>
+              <w:t xml:space="preserve">Cholesky con orden crecimiento, TCRM, EMBI+, resultado primario</w:t>
+            </w:r>
+          </w:p>
+        </w:tc>
+        <w:tc>
+          <w:tcPr/>
+          <w:p>
+            <w:pPr>
+              <w:pStyle w:val="Compact"/>
+            </w:pPr>
+            <w:r>
+              <w:rPr>
+                <w:rFonts w:ascii="Calibri" w:hAnsi="Calibri"/>
+                <w:sz w:val="20"/>
+              </w:rPr>
+              <w:t xml:space="preserve">Como robustez; la identificación principal es Blanchard y Perotti, la que aprobó Pablo</w:t>
+            </w:r>
+          </w:p>
+        </w:tc>
+        <w:tc>
+          <w:tcPr/>
+          <w:p>
+            <w:pPr>
+              <w:pStyle w:val="Compact"/>
+            </w:pPr>
+            <w:r>
+              <w:rPr>
+                <w:rFonts w:ascii="Calibri" w:hAnsi="Calibri"/>
+                <w:sz w:val="20"/>
+              </w:rPr>
+              <w:t xml:space="preserve">6.6</w:t>
+            </w:r>
+          </w:p>
+        </w:tc>
+      </w:tr>
+      <w:tr>
+        <w:tc>
+          <w:tcPr/>
+          <w:p>
+            <w:pPr>
+              <w:pStyle w:val="Compact"/>
+            </w:pPr>
+            <w:r>
+              <w:rPr>
+                <w:rFonts w:ascii="Calibri" w:hAnsi="Calibri"/>
+                <w:sz w:val="20"/>
+              </w:rPr>
+              <w:t xml:space="preserve">Opción B: tasa en dólares desde el EMBI+ y tasa en pesos aparte</w:t>
+            </w:r>
+          </w:p>
+        </w:tc>
+        <w:tc>
+          <w:tcPr/>
+          <w:p>
+            <w:pPr>
+              <w:pStyle w:val="Compact"/>
+            </w:pPr>
+            <w:r>
+              <w:rPr>
+                <w:rFonts w:ascii="Calibri" w:hAnsi="Calibri"/>
+                <w:sz w:val="20"/>
+              </w:rPr>
+              <w:t xml:space="preserve">Es la especificación principal; la variante con el riesgo país en la tasa en pesos se informa como robustez</w:t>
+            </w:r>
+          </w:p>
+        </w:tc>
+        <w:tc>
+          <w:tcPr/>
+          <w:p>
+            <w:pPr>
+              <w:pStyle w:val="Compact"/>
+            </w:pPr>
+            <w:r>
+              <w:rPr>
+                <w:rFonts w:ascii="Calibri" w:hAnsi="Calibri"/>
+                <w:sz w:val="20"/>
+              </w:rPr>
+              <w:t xml:space="preserve">4.6 y 6.6</w:t>
+            </w:r>
+          </w:p>
+        </w:tc>
+      </w:tr>
+      <w:tr>
+        <w:tc>
+          <w:tcPr/>
+          <w:p>
+            <w:pPr>
+              <w:pStyle w:val="Compact"/>
+            </w:pPr>
+            <w:r>
+              <w:rPr>
+                <w:rFonts w:ascii="Calibri" w:hAnsi="Calibri"/>
+                <w:sz w:val="20"/>
+              </w:rPr>
+              <w:t xml:space="preserve">Shock de la FED con la tasa sombra</w:t>
+            </w:r>
+          </w:p>
+        </w:tc>
+        <w:tc>
+          <w:tcPr/>
+          <w:p>
+            <w:pPr>
+              <w:pStyle w:val="Compact"/>
+            </w:pPr>
+            <w:r>
+              <w:rPr>
+                <w:rFonts w:ascii="Calibri" w:hAnsi="Calibri"/>
+                <w:sz w:val="20"/>
+              </w:rPr>
+              <w:t xml:space="preserve">Hecho (Wu y Xia, 2016)</w:t>
+            </w:r>
+          </w:p>
+        </w:tc>
+        <w:tc>
+          <w:tcPr/>
+          <w:p>
+            <w:pPr>
+              <w:pStyle w:val="Compact"/>
+            </w:pPr>
+            <w:r>
+              <w:rPr>
+                <w:rFonts w:ascii="Calibri" w:hAnsi="Calibri"/>
+                <w:sz w:val="20"/>
+              </w:rPr>
+              <w:t xml:space="preserve">5.4</w:t>
+            </w:r>
+          </w:p>
+        </w:tc>
+      </w:tr>
+      <w:tr>
+        <w:tc>
+          <w:tcPr/>
+          <w:p>
+            <w:pPr>
+              <w:pStyle w:val="Compact"/>
+            </w:pPr>
+            <w:r>
+              <w:rPr>
+                <w:rFonts w:ascii="Calibri" w:hAnsi="Calibri"/>
+                <w:sz w:val="20"/>
+              </w:rPr>
+              <w:t xml:space="preserve">Shocks de la FED identificados por la literatura (alta frecuencia)</w:t>
+            </w:r>
+          </w:p>
+        </w:tc>
+        <w:tc>
+          <w:tcPr/>
+          <w:p>
+            <w:pPr>
+              <w:pStyle w:val="Compact"/>
+            </w:pPr>
+            <w:r>
+              <w:rPr>
+                <w:rFonts w:ascii="Calibri" w:hAnsi="Calibri"/>
+                <w:sz w:val="20"/>
+              </w:rPr>
+              <w:t xml:space="preserve">Línea futura</w:t>
+            </w:r>
+          </w:p>
+        </w:tc>
+        <w:tc>
+          <w:tcPr/>
+          <w:p>
+            <w:pPr>
+              <w:pStyle w:val="Compact"/>
+            </w:pPr>
+            <w:r>
+              <w:rPr>
+                <w:rFonts w:ascii="Calibri" w:hAnsi="Calibri"/>
+                <w:sz w:val="20"/>
+              </w:rPr>
+              <w:t xml:space="preserve">8</w:t>
+            </w:r>
+          </w:p>
+        </w:tc>
+      </w:tr>
+      <w:tr>
+        <w:tc>
+          <w:tcPr/>
+          <w:p>
+            <w:pPr>
+              <w:pStyle w:val="Compact"/>
+            </w:pPr>
+            <w:r>
+              <w:rPr>
+                <w:rFonts w:ascii="Calibri" w:hAnsi="Calibri"/>
+                <w:sz w:val="20"/>
+              </w:rPr>
+              <w:t xml:space="preserve">Términos de intercambio (Lanteri, 2019)</w:t>
+            </w:r>
+          </w:p>
+        </w:tc>
+        <w:tc>
+          <w:tcPr/>
+          <w:p>
+            <w:pPr>
+              <w:pStyle w:val="Compact"/>
+            </w:pPr>
+            <w:r>
+              <w:rPr>
+                <w:rFonts w:ascii="Calibri" w:hAnsi="Calibri"/>
+                <w:sz w:val="20"/>
+              </w:rPr>
+              <w:t xml:space="preserve">Línea futura</w:t>
+            </w:r>
+          </w:p>
+        </w:tc>
+        <w:tc>
+          <w:tcPr/>
+          <w:p>
+            <w:pPr>
+              <w:pStyle w:val="Compact"/>
+            </w:pPr>
+            <w:r>
+              <w:rPr>
+                <w:rFonts w:ascii="Calibri" w:hAnsi="Calibri"/>
+                <w:sz w:val="20"/>
+              </w:rPr>
+              <w:t xml:space="preserve">8</w:t>
+            </w:r>
+          </w:p>
+        </w:tc>
+      </w:tr>
+      <w:tr>
+        <w:tc>
+          <w:tcPr/>
+          <w:p>
+            <w:pPr>
+              <w:pStyle w:val="Compact"/>
+            </w:pPr>
+            <w:r>
+              <w:rPr>
+                <w:rFonts w:ascii="Calibri" w:hAnsi="Calibri"/>
+                <w:sz w:val="20"/>
+              </w:rPr>
+              <w:t xml:space="preserve">Probabilidad de que la deuda supere 100% del PIB</w:t>
+            </w:r>
+          </w:p>
+        </w:tc>
+        <w:tc>
+          <w:tcPr/>
+          <w:p>
+            <w:pPr>
+              <w:pStyle w:val="Compact"/>
+            </w:pPr>
+            <w:r>
+              <w:rPr>
+                <w:rFonts w:ascii="Calibri" w:hAnsi="Calibri"/>
+                <w:sz w:val="20"/>
+              </w:rPr>
+              <w:t xml:space="preserve">Reemplazada por la métrica del FMI, porque el 100% no tiene fuente</w:t>
+            </w:r>
+          </w:p>
+        </w:tc>
+        <w:tc>
+          <w:tcPr/>
+          <w:p>
+            <w:pPr>
+              <w:pStyle w:val="Compact"/>
+            </w:pPr>
+            <w:r>
+              <w:rPr>
+                <w:rFonts w:ascii="Calibri" w:hAnsi="Calibri"/>
+                <w:sz w:val="20"/>
+              </w:rPr>
+              <w:t xml:space="preserve">4.7</w:t>
+            </w:r>
+          </w:p>
+        </w:tc>
+      </w:tr>
+      <w:tr>
+        <w:tc>
+          <w:tcPr/>
+          <w:p>
+            <w:pPr>
+              <w:pStyle w:val="Compact"/>
+            </w:pPr>
+            <w:r>
+              <w:rPr>
+                <w:rFonts w:ascii="Calibri" w:hAnsi="Calibri"/>
+                <w:sz w:val="20"/>
+              </w:rPr>
+              <w:t xml:space="preserve">Módulo de balanza de pagos</w:t>
+            </w:r>
+          </w:p>
+        </w:tc>
+        <w:tc>
+          <w:tcPr/>
+          <w:p>
+            <w:pPr>
+              <w:pStyle w:val="Compact"/>
+            </w:pPr>
+            <w:r>
+              <w:rPr>
+                <w:rFonts w:ascii="Calibri" w:hAnsi="Calibri"/>
+                <w:sz w:val="20"/>
+              </w:rPr>
+              <w:t xml:space="preserve">Fuera del alcance (es otra tesis); línea futura</w:t>
+            </w:r>
+          </w:p>
+        </w:tc>
+        <w:tc>
+          <w:tcPr/>
+          <w:p>
+            <w:pPr>
+              <w:pStyle w:val="Compact"/>
+            </w:pPr>
+            <w:r>
+              <w:rPr>
+                <w:rFonts w:ascii="Calibri" w:hAnsi="Calibri"/>
+                <w:sz w:val="20"/>
+              </w:rPr>
+              <w:t xml:space="preserve">8</w:t>
+            </w:r>
+          </w:p>
+        </w:tc>
+      </w:tr>
+      <w:tr>
+        <w:tc>
+          <w:tcPr/>
+          <w:p>
+            <w:pPr>
+              <w:pStyle w:val="Compact"/>
+            </w:pPr>
+            <w:r>
+              <w:rPr>
+                <w:rFonts w:ascii="Calibri" w:hAnsi="Calibri"/>
+                <w:sz w:val="20"/>
+              </w:rPr>
+              <w:t xml:space="preserve">Restricciones de signo y Blanchard-Quah</w:t>
+            </w:r>
+          </w:p>
+        </w:tc>
+        <w:tc>
+          <w:tcPr/>
+          <w:p>
+            <w:pPr>
+              <w:pStyle w:val="Compact"/>
+            </w:pPr>
+            <w:r>
+              <w:rPr>
+                <w:rFonts w:ascii="Calibri" w:hAnsi="Calibri"/>
+                <w:sz w:val="20"/>
+              </w:rPr>
+              <w:t xml:space="preserve">No se usan: la neutralidad de largo plazo del TCRM es difícil de sostener para Argentina</w:t>
+            </w:r>
+          </w:p>
+        </w:tc>
+        <w:tc>
+          <w:tcPr/>
+          <w:p>
+            <w:pPr>
+              <w:pStyle w:val="Compact"/>
+            </w:pPr>
+            <w:r>
+              <w:rPr>
+                <w:rFonts w:ascii="Calibri" w:hAnsi="Calibri"/>
+                <w:sz w:val="20"/>
+              </w:rPr>
+              <w:t xml:space="preserve">Guía de defensa</w:t>
+            </w:r>
+          </w:p>
+        </w:tc>
+      </w:tr>
+      <w:tr>
+        <w:tc>
+          <w:tcPr/>
+          <w:p>
+            <w:pPr>
+              <w:pStyle w:val="Compact"/>
+            </w:pPr>
+            <w:r>
+              <w:rPr>
+                <w:rFonts w:ascii="Calibri" w:hAnsi="Calibri"/>
+                <w:sz w:val="20"/>
+              </w:rPr>
+              <w:t xml:space="preserve">X-13 para desestacionalizar</w:t>
+            </w:r>
+          </w:p>
+        </w:tc>
+        <w:tc>
+          <w:tcPr/>
+          <w:p>
+            <w:pPr>
+              <w:pStyle w:val="Compact"/>
+            </w:pPr>
+            <w:r>
+              <w:rPr>
+                <w:rFonts w:ascii="Calibri" w:hAnsi="Calibri"/>
+                <w:sz w:val="20"/>
+              </w:rPr>
+              <w:t xml:space="preserve">Se usan variables binarias estacionales</w:t>
+            </w:r>
+          </w:p>
+        </w:tc>
+        <w:tc>
+          <w:tcPr/>
+          <w:p>
+            <w:pPr>
+              <w:pStyle w:val="Compact"/>
+            </w:pPr>
+            <w:r>
+              <w:rPr>
+                <w:rFonts w:ascii="Calibri" w:hAnsi="Calibri"/>
+                <w:sz w:val="20"/>
+              </w:rPr>
+              <w:t xml:space="preserve">4.2</w:t>
+            </w:r>
+          </w:p>
+        </w:tc>
+      </w:tr>
+    </w:tbl>
+    <w:bookmarkEnd w:id="116"/>
+    <w:bookmarkStart w:id="117" w:name="nota-4.-pendientes"/>
     <w:p>
       <w:pPr>
         <w:pStyle w:val="Heading2"/>
@@ -18186,8 +21520,8 @@
         <w:t xml:space="preserve">Klemm et al. (2014) y Adler y Magud (2014) salieron del texto: no se pudo leer el capítulo de Klemm et al., y en Adler y Magud no está definido el índice que se les atribuía.</w:t>
       </w:r>
     </w:p>
-    <w:bookmarkEnd w:id="115"/>
-    <w:bookmarkEnd w:id="116"/>
+    <w:bookmarkEnd w:id="117"/>
+    <w:bookmarkEnd w:id="118"/>
     <w:sectPr>
       <w:footnotePr>
         <w:numRestart w:val="eachSect"/>

--- a/tesis_oficial_borradores/para_el_grupo/Tesis_borrador.docx
+++ b/tesis_oficial_borradores/para_el_grupo/Tesis_borrador.docx
@@ -24656,7 +24656,7 @@
                 <w:rFonts w:ascii="Calibri" w:hAnsi="Calibri"/>
                 <w:sz w:val="20"/>
               </w:rPr>
-              <w:t xml:space="preserve">60 páginas</w:t>
+              <w:t xml:space="preserve">69 páginas; falta acordar en el grupo qué se recorta para llegar a unas 60</w:t>
             </w:r>
           </w:p>
         </w:tc>

--- a/tesis_oficial_borradores/para_el_grupo/Tesis_borrador.docx
+++ b/tesis_oficial_borradores/para_el_grupo/Tesis_borrador.docx
@@ -34,7 +34,7 @@
         <w:t xml:space="preserve"> </w:t>
       </w:r>
       <w:r>
-        <w:t xml:space="preserve">La tesis evalúa la sostenibilidad de la deuda pública consolidada argentina, que suma la del Tesoro nacional y la del Banco Central, en el horizonte 2026-2035, a partir de sus determinantes macroeconómicos históricos (1996-2025): el crecimiento, el tipo de cambio real, el riesgo país y el resultado primario.</w:t>
+        <w:t xml:space="preserve">La tesis evalúa la sostenibilidad de la deuda pública consolidada argentina (Tesoro nacional y Banco Central) en 2026-2035, a partir de sus determinantes históricos (1996-2025): crecimiento, tipo de cambio real, riesgo país y resultado primario.</w:t>
       </w:r>
     </w:p>
     <w:p>
@@ -52,23 +52,7 @@
         <w:t xml:space="preserve"> </w:t>
       </w:r>
       <w:r>
-        <w:t xml:space="preserve">Se estima un modelo de vectores autorregresivos estructural con variables exógenas (SVARX) sobre datos trimestrales, con la tasa de política de la Reserva Federal y la volatilidad financiera global como variables externas. Los</w:t>
-      </w:r>
-      <w:r>
-        <w:t xml:space="preserve"> </w:t>
-      </w:r>
-      <w:r>
-        <w:rPr>
-          <w:i/>
-          <w:iCs/>
-        </w:rPr>
-        <w:t xml:space="preserve">shocks</w:t>
-      </w:r>
-      <w:r>
-        <w:t xml:space="preserve"> </w:t>
-      </w:r>
-      <w:r>
-        <w:t xml:space="preserve">fiscales se identifican con el método de Blanchard y Perotti (2002), y la deuda consolidada neta se construye según el criterio del FMI (2021). Con el modelo se simulan las trayectorias de la deuda alrededor del escenario base del análisis de sostenibilidad del FMI de 2026, y se mide la probabilidad de que la deuda no se estabilice, que es una de las métricas del marco de sostenibilidad del FMI. La comparación se hace contra las cifras que el FMI informa para la deuda federal bruta.</w:t>
+        <w:t xml:space="preserve">Se estima un modelo de vectores autorregresivos estructural (SVARX) trimestral, con la tasa de la Reserva Federal y la volatilidad financiera global como variables exógenas. La deuda consolidada neta sigue el criterio del FMI (2021), salvo las tenencias del FGS y otros organismos públicos, que no se descuentan. Se simula la deuda alrededor del escenario base del FMI de 2026 y se mide, con la métrica del FMI, la probabilidad de que no se estabilice.</w:t>
       </w:r>
     </w:p>
     <w:p>
@@ -86,7 +70,7 @@
         <w:t xml:space="preserve"> </w:t>
       </w:r>
       <w:r>
-        <w:t xml:space="preserve">La probabilidad de que la deuda no se estabilice es de 25,2% en 2031, con un intervalo de 90% de 19,0% a 27,7%, frente a 1% en el análisis del FMI, y de 22,3% en 2035, frente a menos de 3%. El resultado se mantiene en 18 especificaciones alternativas. La política fiscal respondió a la deuda en el período, pero para llevar la probabilidad al nivel del FMI el superávit primario tendría que ser de 7,0% del PIB, el doble del máximo de tres décadas. Un endurecimiento de la Reserva Federal como el de 2022-2025 eleva la probabilidad de no estabilización, pero el efecto se estima con poca precisión.</w:t>
+        <w:t xml:space="preserve">La probabilidad de no estabilización es de 25,2% en 2031 (intervalo de 90%: 19,0% a 27,7%), frente a 1% en el análisis del FMI para la deuda federal bruta, y de 22,3% en 2035, frente a menos de 3%. El resultado se mantiene en 17 especificaciones alternativas. Para llevar la probabilidad de 2031 al 1% del FMI, el superávit primario tendría que llegar a 7,05% del PIB en 2031, casi el doble del máximo de tres décadas (3,6%). Un endurecimiento de la Reserva Federal como el de 2022-2025 eleva esa probabilidad, pero el efecto sobre la deuda esperada no es significativo y pasa sobre todo por el costo de la deuda en dólares.</w:t>
       </w:r>
     </w:p>
     <w:p>
@@ -104,7 +88,7 @@
         <w:t xml:space="preserve"> </w:t>
       </w:r>
       <w:r>
-        <w:t xml:space="preserve">El superávit primario es necesario pero, por sí solo, no basta para estabilizar la deuda. Con las series argentinas de 1996-2025, el diagnóstico de sostenibilidad resulta más exigente que el del FMI.</w:t>
+        <w:t xml:space="preserve">El superávit primario es necesario pero, por sí solo, no basta para estabilizar la deuda. Con esta implementación y estos datos, la probabilidad es mayor que la del FMI; la diferencia no se pudo atribuir a una causa porque el procedimiento del FMI no se reproduce con los datos disponibles.</w:t>
       </w:r>
     </w:p>
     <w:p>
@@ -259,7 +243,15 @@
         <w:pStyle w:val="FirstParagraph"/>
       </w:pPr>
       <w:r>
-        <w:t xml:space="preserve">Resta determinar si un superávit fiscal primario alcanza para asegurar la sostenibilidad de la deuda en el mediano plazo. La alternativa es que los determinantes estructurales de la economía argentina condicionen el resultado fiscal e incrementen la probabilidad de un nuevo</w:t>
+        <w:t xml:space="preserve">El problema que aborda esta tesis es si un superávit fiscal primario alcanza para asegurar la sostenibilidad de la deuda en el mediano plazo. La alternativa es que los determinantes estructurales de la economía argentina condicionen el resultado fiscal de modo que, aun con superávit, la deuda no se estabilice.</w:t>
+      </w:r>
+    </w:p>
+    <w:p>
+      <w:pPr>
+        <w:pStyle w:val="BodyText"/>
+      </w:pPr>
+      <w:r>
+        <w:t xml:space="preserve">La evidencia internacional matiza la premisa de que la consolidación presupuestaria alcanza para disipar el riesgo de impago: en promedio, los ajustes fiscales discrecionales tienen un efecto reducido sobre la ratio de deuda, y solo se asocian con reducciones duraderas cuando se aplican en fases de expansión económica (Ando et al., 2025). La sostenibilidad depende también de otros factores. Uno es la capacidad de la economía de generar las divisas que exige el servicio de una deuda dolarizada (Calvo et al., 2003). Otro es el efecto de valuación del tipo de cambio real sobre los pasivos en moneda extranjera (Levy Yeyati y Sturzenegger, 2023). Se suman la exposición de la deuda a las condiciones financieras externas (Adler y Sosa, 2013) y la menor tolerancia a la deuda de las economías con historia de</w:t>
       </w:r>
       <w:r>
         <w:t xml:space="preserve"> </w:t>
@@ -275,31 +267,7 @@
         <w:t xml:space="preserve"> </w:t>
       </w:r>
       <w:r>
-        <w:t xml:space="preserve">o reestructuración soberana.</w:t>
-      </w:r>
-    </w:p>
-    <w:p>
-      <w:pPr>
-        <w:pStyle w:val="BodyText"/>
-      </w:pPr>
-      <w:r>
-        <w:t xml:space="preserve">La evidencia internacional matiza la premisa de que la consolidación presupuestaria alcanza para disipar el riesgo de impago: en promedio, los ajustes fiscales discrecionales tienen un efecto reducido sobre la ratio de deuda, y solo se asocian con reducciones duraderas cuando se aplican en fases de expansión económica (Ando et al., 2025). La sostenibilidad depende además de otros factores. Uno es la capacidad de la economía de generar las divisas que exige el servicio de una deuda dolarizada (Calvo et al., 2003). Otro es el efecto de valuación del tipo de cambio real sobre los pasivos en moneda extranjera (Levy Yeyati y Sturzenegger, 2023). Se suman la exposición de la deuda a las condiciones financieras externas (Adler y Sosa, 2013) y la menor tolerancia a la deuda de las economías con historia de</w:t>
-      </w:r>
-      <w:r>
-        <w:t xml:space="preserve"> </w:t>
-      </w:r>
-      <w:r>
-        <w:rPr>
-          <w:i/>
-          <w:iCs/>
-        </w:rPr>
-        <w:t xml:space="preserve">default</w:t>
-      </w:r>
-      <w:r>
-        <w:t xml:space="preserve"> </w:t>
-      </w:r>
-      <w:r>
-        <w:t xml:space="preserve">(Reinhart et al., 2003). Por último, la incertidumbre macroeconómica reduce el nivel de deuda que un gobierno puede sostener (Mendoza y Oviedo, 2009), y existe un límite político e institucional a los superávits que una sociedad acepta de manera prolongada, conocido como fatiga fiscal (Ghosh et al., 2013).</w:t>
+        <w:t xml:space="preserve">(Reinhart et al., 2003). La incertidumbre macroeconómica reduce, por otra parte, el nivel de deuda que un gobierno puede sostener (Mendoza y Oviedo, 2009), y existe un límite político e institucional a los superávits que una sociedad acepta de manera prolongada, conocido como fatiga fiscal (Ghosh et al., 2013).</w:t>
       </w:r>
     </w:p>
     <w:bookmarkEnd w:id="14"/>
@@ -333,7 +301,7 @@
         <w:pStyle w:val="BodyText"/>
       </w:pPr>
       <w:r>
-        <w:t xml:space="preserve">La elección de esta perturbación se fundamenta en que opera simultáneamente sobre varios canales. Encarece el financiamiento externo y eleva el riesgo soberano (Uribe y Yue, 2006). Desencadena una depreciación del tipo de cambio real, con efectos de valuación sobre los pasivos dolarizados (Calvo et al., 2003). Deprime el crecimiento y, con ello, deteriora el diferencial entre la tasa de interés y el crecimiento (Neumeyer y Perri, 2005; Uribe y Yue, 2006). Por último, condiciona la transmisión de la política monetaria doméstica en las economías emergentes (Renzhi y Beirne, 2024). En Argentina, ese último canal operó durante buena parte del período histórico a través del costo de los pasivos remunerados del BCRA, cuyo</w:t>
+        <w:t xml:space="preserve">La elección de esta perturbación se fundamenta en que opera simultáneamente sobre varios canales. Encarece el financiamiento externo y eleva el riesgo soberano (Uribe y Yue, 2006). Desencadena una depreciación del tipo de cambio real, con efectos de valuación sobre los pasivos dolarizados (Calvo et al., 2003). Deprime el crecimiento y, con ello, deteriora el diferencial entre la tasa de interés y el crecimiento (Neumeyer y Perri, 2005; Uribe y Yue, 2006). También condiciona la transmisión de la política monetaria doméstica en las economías emergentes (Renzhi y Beirne, 2024). En Argentina, ese último canal operó durante buena parte del período histórico a través del costo de los pasivos remunerados del BCRA, cuyo</w:t>
       </w:r>
       <w:r>
         <w:t xml:space="preserve"> </w:t>
@@ -349,7 +317,7 @@
         <w:t xml:space="preserve"> </w:t>
       </w:r>
       <w:r>
-        <w:t xml:space="preserve">llegó a 18,4% del PIB en 2023 y cayó a 2,2% en 2024, cuando la esterilización monetaria pasó al Tesoro (FMI, 2025, anexo II, cuadro 2).</w:t>
+        <w:t xml:space="preserve">llegó a 18,4% del producto interno bruto (PIB) en 2023 y cayó a 2,2% en 2024, cuando la esterilización monetaria pasó al Tesoro (FMI, 2025, anexo II, cuadro 2).</w:t>
       </w:r>
     </w:p>
     <w:bookmarkEnd w:id="15"/>
@@ -487,7 +455,7 @@
         <w:pStyle w:val="FirstParagraph"/>
       </w:pPr>
       <w:r>
-        <w:t xml:space="preserve">H1a. Los determinantes macroeconómicos históricos de Argentina (1996-2025), es decir, el crecimiento, el tipo de cambio real, el riesgo país y el resultado primario, condicionan la sostenibilidad de la deuda pública consolidada (Tesoro nacional y BCRA), de modo que el superávit primario, por sí solo, no basta para estabilizarla en 2026-2035.</w:t>
+        <w:t xml:space="preserve">H1a. Los determinantes macroeconómicos históricos de Argentina en 1996-2025 (el crecimiento, el tipo de cambio real, el riesgo país y el resultado primario) condicionan la sostenibilidad de la deuda pública consolidada (Tesoro nacional y BCRA), de modo que el superávit primario, por sí solo, no basta para estabilizarla en 2026-2035.</w:t>
       </w:r>
     </w:p>
     <w:p>
@@ -593,7 +561,7 @@
         <w:pStyle w:val="FirstParagraph"/>
       </w:pPr>
       <w:r>
-        <w:t xml:space="preserve">La Ley 27.612 de Fortalecimiento de la Sostenibilidad de la Deuda Pública (2021) dio al Congreso un papel mayor en las decisiones de endeudamiento. Exige una ley especial para emitir títulos en moneda extranjera bajo legislación y jurisdicción extranjeras por encima del máximo que fije la Ley de Presupuesto (art. 1) y una ley que apruebe de manera expresa cada programa con el FMI y sus ampliaciones (art. 2). Para esas decisiones hacen falta evaluaciones de la sostenibilidad de la deuda, y la sección 2.9 muestra que la literatura sobre Argentina no ofrece todavía una estimación con</w:t>
+        <w:t xml:space="preserve">La Ley 27.612 de Fortalecimiento de la Sostenibilidad de la Deuda Pública (2021) dio al Congreso un papel mayor en las decisiones de endeudamiento. Exige una ley especial para emitir títulos en moneda extranjera bajo legislación y jurisdicción extranjeras por encima del máximo que fije la Ley de Presupuesto (art. 1) y una ley que apruebe de manera expresa cada programa con el FMI y sus ampliaciones (art. 2). Para esas decisiones hacen falta evaluaciones de la sostenibilidad de la deuda, y en la literatura revisada (sección 2.9) no se encontró una estimación para Argentina con</w:t>
       </w:r>
       <w:r>
         <w:t xml:space="preserve"> </w:t>
@@ -667,7 +635,7 @@
         <w:t xml:space="preserve"> </w:t>
       </w:r>
       <w:r>
-        <w:t xml:space="preserve">de la FED. El Capítulo 7 los discute y presenta, en la sección 7.5, las limitaciones. El Capítulo 8 reúne las conclusiones. El Apéndice estadístico completa las pruebas y estimaciones.</w:t>
+        <w:t xml:space="preserve">de la FED. El Capítulo 7 los discute y presenta, en la sección 7.6, las limitaciones. El Capítulo 8 reúne las conclusiones. El Apéndice estadístico completa las pruebas y estimaciones.</w:t>
       </w:r>
     </w:p>
     <w:p>
@@ -802,6 +770,14 @@
         <w:t xml:space="preserve">.</w:t>
       </w:r>
     </w:p>
+    <w:p>
+      <w:pPr>
+        <w:pStyle w:val="BodyText"/>
+      </w:pPr>
+      <w:r>
+        <w:t xml:space="preserve">Para esta tesis, estos trabajos importan porque ubican el origen de la última reestructuración en el perfil de vencimientos en moneda extranjera, el tramo de la deuda que la identidad de acumulación del Capítulo 3 separa del tramo en pesos.</w:t>
+      </w:r>
+    </w:p>
     <w:bookmarkEnd w:id="26"/>
     <w:bookmarkStart w:id="27" w:name="X581ad12eca82b5a398ca516d7f4a7b074d3c308"/>
     <w:p>
@@ -826,7 +802,7 @@
         <w:t xml:space="preserve">“sostenibilidad de la vida”</w:t>
       </w:r>
       <w:r>
-        <w:t xml:space="preserve">: cuestionan que la capacidad de pago frente a los acreedores pueda evaluarse con independencia de sus efectos sobre la reproducción social. El planteo sistematiza un argumento previo de Cantamutto y Féliz (2021).</w:t>
+        <w:t xml:space="preserve">: cuestionan que la capacidad de pago frente a los acreedores pueda evaluarse con independencia de sus efectos sobre la reproducción social. El planteo sistematiza un argumento previo de Cantamutto y Féliz (2021). Para esta tesis, el eje respalda tratar la restricción externa como contexto del análisis (sección 3.1) y recuerda que un superávit primario sostenido tiene costos sociales que el modelo no mide.</w:t>
       </w:r>
     </w:p>
     <w:bookmarkEnd w:id="27"/>
@@ -852,7 +828,7 @@
         <w:pStyle w:val="BodyText"/>
       </w:pPr>
       <w:r>
-        <w:t xml:space="preserve">Everaert y Jansen (2018) discuten la fatiga fiscal desde otro ángulo. Retoman el panel de países de la OCDE (1970-2014) en el que se apoya buena parte de esta literatura y testean si el patrón no lineal que reportan Ghosh et al. (2013) es una regularidad genuina o un efecto de agregar países heterogéneos en un solo panel. Usan el estimador de grupos medios (Pesaran y Smith, 1995), que permite una pendiente de reacción fiscal distinta para cada país, y encuentran heterogeneidad significativa: la fatiga fiscal no es un rasgo compartido por todos los países, sino el promedio de comportamientos muy distintos. La implicancia para un análisis de un solo país, y en particular de Argentina, es directa. Una función de reacción estimada sobre economías avanzadas no es transferible sin más, porque esos parámetros provienen de países con marcos de disciplina institucional que Argentina no tiene. Esta advertencia respalda el diseño de caso único de esta tesis.</w:t>
+        <w:t xml:space="preserve">Everaert y Jansen (2018) discuten la fatiga fiscal desde otro ángulo. Retoman el panel de países de la OCDE (1970-2014) en el que se apoya buena parte de esta literatura y testean si el patrón no lineal que reportan Ghosh et al. (2013) es una regularidad genuina o un efecto de agregar países heterogéneos en un solo panel. Usan el estimador de grupos medios (Pesaran y Smith, 1995), que permite una pendiente de reacción fiscal distinta para cada país, y encuentran heterogeneidad significativa: la fatiga fiscal es el promedio de comportamientos muy distintos entre países y no un rasgo compartido por todos. La implicancia para un análisis de un solo país, y en particular de Argentina, es directa. Una función de reacción estimada sobre economías avanzadas no es transferible sin más, porque esos parámetros provienen de países con marcos de disciplina institucional que Argentina no tiene. Esta advertencia respalda el diseño de caso único de esta tesis.</w:t>
       </w:r>
     </w:p>
     <w:bookmarkEnd w:id="28"/>
@@ -894,7 +870,7 @@
         <w:t xml:space="preserve"> </w:t>
       </w:r>
       <w:r>
-        <w:t xml:space="preserve">externos. Adler y Sosa (2013) estimaron, país por país, modelos VAR para economías de América Latina con el crecimiento mundial, el índice VIX y los precios de las materias primas como variables externas, y simularon la trayectoria de la deuda bajo escenarios externos adversos. Entre las variables globales, el VIX fue la única con efectos significativos y robustos. Es decir, la sostenibilidad de la deuda en la región depende en buena medida de factores de empuje externos (</w:t>
+        <w:t xml:space="preserve">externos. Adler y Sosa (2013) estimaron, país por país, modelos VAR para economías de América Latina con el crecimiento mundial, el índice VIX y los precios de las materias primas como variables externas, y simularon la trayectoria de la deuda bajo escenarios externos adversos. Entre las variables globales, el VIX fue la única con efectos significativos y robustos, de modo que la sostenibilidad de la deuda en la región depende en buena medida de factores de empuje externos (</w:t>
       </w:r>
       <w:r>
         <w:rPr>
@@ -975,7 +951,7 @@
         <w:t xml:space="preserve"> </w:t>
       </w:r>
       <w:r>
-        <w:t xml:space="preserve">buscó anticipar crisis de deuda con otro objetivo: no explicar mecanismos, sino maximizar el poder predictivo. Wijayanti y Rachmanira (2020) aplicaron el enfoque de señales de Kaminsky et al. (1998) y una regresión logística a un panel de 43 países en desarrollo entre 1960 y 2017. Predijeron el 61,5% de las crisis de deuda con dos años de anticipación. El resultado expone una tensión: estos sistemas maximizan el poder predictivo sobre un panel amplio, mientras que el gráfico de abanico del FMI busca representar la distribución de riesgo de un país en particular, y ambos enfoques pueden dar señales distintas frente a un mismo episodio.</w:t>
+        <w:t xml:space="preserve">buscó anticipar crisis de deuda con otro objetivo: maximizar el poder predictivo, sin pretender explicar mecanismos. Wijayanti y Rachmanira (2020) aplicaron el enfoque de señales de Kaminsky et al. (1998) y una regresión logística a un panel de 43 países en desarrollo entre 1960 y 2017. Predijeron el 61,5% de las crisis de deuda con dos años de anticipación. El resultado expone una tensión: estos sistemas maximizan el poder predictivo sobre un panel amplio, mientras que el gráfico de abanico del FMI busca representar la distribución de riesgo de un país en particular, y ambos enfoques pueden dar señales distintas frente a un mismo episodio.</w:t>
       </w:r>
     </w:p>
     <w:bookmarkEnd w:id="31"/>
@@ -1073,7 +1049,7 @@
         <w:pStyle w:val="BodyText"/>
       </w:pPr>
       <w:r>
-        <w:t xml:space="preserve">Levy Yeyati y Sturzenegger (2023) llevaron la discusión un paso más allá: propusieron reemplazar la ratio deuda/PIB por el patrimonio neto del sector público, es decir, el valor presente de los ingresos menos el de los gastos y pasivos explícitos. Lo simularon con un</w:t>
+        <w:t xml:space="preserve">Levy Yeyati y Sturzenegger (2023) llevaron la discusión un paso más allá: propusieron reemplazar la ratio deuda/PIB por el patrimonio neto del sector público: el valor presente de los ingresos menos el de los gastos y pasivos explícitos. Lo simularon con un</w:t>
       </w:r>
       <w:r>
         <w:t xml:space="preserve"> </w:t>
@@ -1095,7 +1071,7 @@
         <w:t xml:space="preserve"> </w:t>
       </w:r>
       <w:r>
-        <w:t xml:space="preserve">de un VAR de tres variables (PIB, tipo de cambio real y tasa internacional). Para Argentina obtuvieron un patrimonio neto medio de 2,2 veces el PIB, sin valores negativos en la distribución simulada. Además, una devaluación real del 20% apenas lo modifica (de 2,225 a 2,214 veces el PIB), porque el mayor costo en dólares de la deuda se compensa con más recaudación de bienes transables y con la licuación de gastos en pesos. El resultado choca con el cálculo tradicional que los mismos autores citan de Calvo et al. (2003): con el enfoque de descalce de monedas, una devaluación del 50% eleva la ratio deuda/PIB argentina de 36,5% a 50,8%. Los autores advierten que su resultado benigno depende de que Argentina redujo la dolarización de su deuda después de 2001. Con la estructura de deuda de 2001, el mismo</w:t>
+        <w:t xml:space="preserve">de un VAR de tres variables (PIB, tipo de cambio real y tasa internacional). Para Argentina obtuvieron un patrimonio neto medio de 2,2 veces el PIB, sin valores negativos en la distribución simulada. Una devaluación real del 20% apenas lo modifica (de 2,225 a 2,214 veces el PIB), porque el mayor costo en dólares de la deuda se compensa con más recaudación de bienes transables y con la licuación de gastos en pesos. El resultado choca con el cálculo tradicional que los mismos autores citan de Calvo et al. (2003): con el enfoque de descalce de monedas, una devaluación del 50% eleva la ratio deuda/PIB argentina de 36,5% a 50,8%. Los autores advierten que su resultado benigno depende de que Argentina redujo la dolarización de su deuda después de 2001. Con la estructura de deuda de 2001, el mismo</w:t>
       </w:r>
       <w:r>
         <w:t xml:space="preserve"> </w:t>
@@ -1139,20 +1115,7 @@
         <w:pStyle w:val="FirstParagraph"/>
       </w:pPr>
       <w:r>
-        <w:t xml:space="preserve">El último antecedente no discute la sostenibilidad</w:t>
-      </w:r>
-      <w:r>
-        <w:t xml:space="preserve"> </w:t>
-      </w:r>
-      <w:r>
-        <w:rPr>
-          <w:i/>
-          <w:iCs/>
-        </w:rPr>
-        <w:t xml:space="preserve">ex ante</w:t>
-      </w:r>
-      <w:r>
-        <w:t xml:space="preserve">, sino el costo</w:t>
+        <w:t xml:space="preserve">El último antecedente discute el costo</w:t>
       </w:r>
       <w:r>
         <w:t xml:space="preserve"> </w:t>
@@ -1197,7 +1160,20 @@
         <w:t xml:space="preserve">default</w:t>
       </w:r>
       <w:r>
-        <w:t xml:space="preserve">, medida con los seguros de incumplimiento (CDS), redujo en alrededor de 6% el índice de acciones argentinas. El paso de una probabilidad de 40% a una de 100%, lo efectivamente ocurrido en 2014, implicó una pérdida de valor de mercado de las empresas cotizantes de entre 30% y 45%, concentrada en exportadoras y filiales de empresas extranjeras. Este trabajo cuantifica el costo del evento extremo que los marcos estocásticos (Medeiros, 2012; FMI, 2021) buscan mantener con baja probabilidad.</w:t>
+        <w:t xml:space="preserve">, medida con los seguros de incumplimiento (CDS), redujo en alrededor de 6% el índice de acciones argentinas. El paso de una probabilidad de 40% a una de 100%, lo efectivamente ocurrido en 2014, implicó una pérdida de valor de mercado de las empresas cotizantes de entre 30% y 45%, concentrada en exportadoras y filiales de empresas extranjeras. Este trabajo cuantifica el costo del evento extremo que los marcos estocásticos (Medeiros, 2012; FMI, 2021) buscan mantener con baja probabilidad. Para esta tesis, ese costo explica por qué interesa medir la probabilidad de que la deuda no se estabilice, aunque la tesis no estima la probabilidad de un</w:t>
+      </w:r>
+      <w:r>
+        <w:t xml:space="preserve"> </w:t>
+      </w:r>
+      <w:r>
+        <w:rPr>
+          <w:i/>
+          <w:iCs/>
+        </w:rPr>
+        <w:t xml:space="preserve">default</w:t>
+      </w:r>
+      <w:r>
+        <w:t xml:space="preserve">.</w:t>
       </w:r>
     </w:p>
     <w:bookmarkEnd w:id="36"/>
@@ -1233,7 +1209,7 @@
         <w:t xml:space="preserve"> </w:t>
       </w:r>
       <w:r>
-        <w:t xml:space="preserve">La literatura local, desde el enfoque contable (Rodríguez, 2023; Sanches, 2019) y desde la economía política (Aruguete, 2021; Bohoslavsky y Cantamutto, 2024; Cantamutto et al., 2024), vincula el esfuerzo fiscal y el riesgo soberano de forma argumentativa. Pero no estima un sistema en el que los</w:t>
+        <w:t xml:space="preserve">La literatura local, desde el enfoque contable (Rodríguez, 2023; Sanches, 2019) y desde la economía política (Aruguete, 2021; Bohoslavsky y Cantamutto, 2024; Cantamutto et al., 2024), vincula el esfuerzo fiscal y el riesgo soberano de forma argumentativa, sin estimar un sistema en el que los</w:t>
       </w:r>
       <w:r>
         <w:t xml:space="preserve"> </w:t>
@@ -1249,7 +1225,47 @@
         <w:t xml:space="preserve"> </w:t>
       </w:r>
       <w:r>
-        <w:t xml:space="preserve">se propaguen entre el resultado fiscal, el riesgo país, el tipo de cambio real y la actividad. La literatura internacional sí modela esa transmisión, aunque sobre paneles de países (Medeiros, 2012; Adler et al., 2016). En la evaluación más reciente de funciones de reacción fiscal para América Latina y el Caribe, Argentina no integra el grupo de países con series aptas para una estimación individual (González y Hernández, 2023). El gráfico de abanico del FMI, por su parte, aplica al escenario base</w:t>
+        <w:t xml:space="preserve">se propaguen entre el resultado fiscal, el riesgo país, el tipo de cambio real y la actividad. La literatura internacional modela esa transmisión, en general sobre paneles de países (Medeiros, 2012; Adler et al., 2016). Algunos trabajos incluyen a Argentina. Celasun et al. (2006) aplican su gráfico de abanico a una muestra que contiene a Argentina, con un VAR en forma reducida, sin</w:t>
+      </w:r>
+      <w:r>
+        <w:t xml:space="preserve"> </w:t>
+      </w:r>
+      <w:r>
+        <w:rPr>
+          <w:i/>
+          <w:iCs/>
+        </w:rPr>
+        <w:t xml:space="preserve">shocks</w:t>
+      </w:r>
+      <w:r>
+        <w:t xml:space="preserve"> </w:t>
+      </w:r>
+      <w:r>
+        <w:t xml:space="preserve">identificados, y una función de reacción fiscal estimada en panel. Levy Yeyati y Sturzenegger (2023) estiman un VAR para Argentina, pero la variable que simulan es el patrimonio neto del sector público. Canova (2005) identifica los</w:t>
+      </w:r>
+      <w:r>
+        <w:t xml:space="preserve"> </w:t>
+      </w:r>
+      <w:r>
+        <w:rPr>
+          <w:i/>
+          <w:iCs/>
+        </w:rPr>
+        <w:t xml:space="preserve">shocks</w:t>
+      </w:r>
+      <w:r>
+        <w:t xml:space="preserve"> </w:t>
+      </w:r>
+      <w:r>
+        <w:t xml:space="preserve">de Estados Unidos y estudia su transmisión a América Latina, sin llevarlos a la dinámica de la deuda. En la literatura revisada no se encontró una estimación para Argentina como caso único, sobre el perímetro consolidado del Tesoro y el BCRA, cuyo resultado se exprese en la métrica de no estabilización del FMI.</w:t>
+      </w:r>
+    </w:p>
+    <w:p>
+      <w:pPr>
+        <w:pStyle w:val="BodyText"/>
+      </w:pPr>
+      <w:r>
+        <w:t xml:space="preserve">En la evaluación más reciente de funciones de reacción fiscal para América Latina y el Caribe, Argentina no integra el grupo de países con series aptas para una estimación individual (González y Hernández, 2023). Esta tesis atiende esa objeción con frecuencia trimestral, que da 111 observaciones en la muestra de estimación (1998T2-2025T4), y con variables binarias para los quiebres estructurales; la longitud y la inestabilidad de las series argentinas siguen siendo, aun así, una limitación del diseño (sección 7.6). El gráfico de abanico del FMI, por su parte, aplica al escenario base</w:t>
       </w:r>
       <w:r>
         <w:t xml:space="preserve"> </w:t>
@@ -1335,7 +1351,7 @@
         <w:t xml:space="preserve"> </w:t>
       </w:r>
       <w:r>
-        <w:t xml:space="preserve">y la actividad (Uribe y Yue, 2006) y sobre los flujos de capital en paneles de países (Adler et al., 2016). No se tradujeron en un cambio en la probabilidad de que la deuda argentina no se estabilice. Levy Yeyati y Sturzenegger (2023) incluyen la tasa internacional en su VAR, pero su variable de interés es el patrimonio neto del sector público y su sistema no incorpora el riesgo soberano ni la respuesta fiscal.</w:t>
+        <w:t xml:space="preserve">y la actividad (Uribe y Yue, 2006), sobre las variables macroeconómicas de América Latina (Canova, 2005) y sobre los flujos de capital en paneles de países (Adler et al., 2016). En la literatura revisada no se encontró un trabajo que traduzca esos efectos en un cambio en la probabilidad de que la deuda argentina no se estabilice. Levy Yeyati y Sturzenegger (2023) incluyen la tasa internacional en su VAR, pero su variable de interés es el patrimonio neto del sector público y su sistema no incorpora el riesgo soberano ni la respuesta fiscal.</w:t>
       </w:r>
     </w:p>
     <w:p>
@@ -1366,7 +1382,7 @@
         <w:t xml:space="preserve">stocks</w:t>
       </w:r>
       <w:r>
-        <w:t xml:space="preserve">: 110,8% del PIB en 2023 y 51,5% en 2024, con pasivos del BCRA que pasaron de 18,4% a 2,2% del PIB (FMI, 2025, anexo II, cuadro 2). Ningún trabajo estima cómo evolucionó esa deuda consolidada junto con sus determinantes a lo largo del tiempo.</w:t>
+        <w:t xml:space="preserve">: 110,8% del PIB en 2023 y 51,5% en 2024, con pasivos del BCRA que pasaron de 18,4% a 2,2% del PIB (FMI, 2025, anexo II, cuadro 2). En la literatura revisada no se encontró un trabajo que estime cómo evolucionó esa deuda consolidada junto con sus determinantes a lo largo del tiempo.</w:t>
       </w:r>
     </w:p>
     <w:p>
@@ -1459,7 +1475,7 @@
         <w:pStyle w:val="BodyText"/>
       </w:pPr>
       <w:r>
-        <w:t xml:space="preserve">Esta tesis atiende las tres omisiones con un solo diseño: un SVARX de caso único para Argentina (1996-2025), estimado sobre la deuda consolidada del Tesoro nacional y el BCRA, con identificación estructural de los canales y la tasa de la FED como variable exógena. Sus resultados alimentan una simulación de Monte Carlo que expresa el riesgo con las métricas del propio FMI, lo que permite comparar directamente ambos resultados. La metodología se elige porque no se probó para Argentina con</w:t>
+        <w:t xml:space="preserve">Esta tesis atiende las tres omisiones con un solo diseño: un SVARX de caso único para Argentina (1996-2025), estimado sobre la deuda consolidada del Tesoro nacional y el BCRA, con identificación estructural de los canales y la tasa de la FED como variable exógena. Sus resultados alimentan una simulación de Monte Carlo que expresa el riesgo con las métricas del propio FMI. La metodología se elige porque reproduce la arquitectura que el FMI usa para evaluar la sostenibilidad, la de Celasun et al. (2006): un VAR que genera los</w:t>
       </w:r>
       <w:r>
         <w:t xml:space="preserve"> </w:t>
@@ -1475,7 +1491,7 @@
         <w:t xml:space="preserve"> </w:t>
       </w:r>
       <w:r>
-        <w:t xml:space="preserve">identificados y perímetro consolidado: los trabajos que identifican</w:t>
+        <w:t xml:space="preserve">y una función de reacción fiscal que responde a la deuda. Aplicada con datos argentinos y con la métrica de no estabilización del FMI, el resultado de la tesis es comparable con la probabilidad que el organismo informa para Argentina, y las diferencias pueden atribuirse al perímetro de la deuda y a la identificación de los</w:t>
       </w:r>
       <w:r>
         <w:t xml:space="preserve"> </w:t>
@@ -1488,10 +1504,7 @@
         <w:t xml:space="preserve">shocks</w:t>
       </w:r>
       <w:r>
-        <w:t xml:space="preserve"> </w:t>
-      </w:r>
-      <w:r>
-        <w:t xml:space="preserve">lo hacen sobre paneles de países, y los que estudian la deuda argentina no los identifican. Las variables se eligen porque son los impulsores de la deuda en la identidad del FMI (crecimiento, tipo de cambio real, costo del financiamiento a través del riesgo país y resultado primario), a los que se suma la tasa de la FED como el</w:t>
+        <w:t xml:space="preserve">. Las variables se eligen porque son los impulsores de la deuda en la identidad del FMI (crecimiento, tipo de cambio real, costo del financiamiento a través del riesgo país y resultado primario), a los que se suma la tasa de la FED como el</w:t>
       </w:r>
       <w:r>
         <w:t xml:space="preserve"> </w:t>
@@ -1543,31 +1556,7 @@
         <w:pStyle w:val="FirstParagraph"/>
       </w:pPr>
       <w:r>
-        <w:t xml:space="preserve">La tradición estructuralista argentina sostiene que el crecimiento de una economía periférica queda limitado por la disponibilidad de divisas antes que por la disponibilidad de ahorro o de capacidad ociosa. Braun y Joy (1968) formalizaron un modelo de estancamiento para la economía argentina en el que el balance de pagos, los precios internos y el nivel de actividad se determinan conjuntamente. Diamand (1972) dio la explicación de fondo con el concepto de estructura productiva desequilibrada: un sector primario que opera a precios internacionales y un sector industrial con precios y costos superiores a los internacionales. Como la industria necesita divisas para crecer y no genera las que consume, el abastecimiento de divisas recae en el sector agropecuario, y la expansión interna termina en una crisis de balanza de pagos y una devaluación (Diamand, 1972).</w:t>
-      </w:r>
-    </w:p>
-    <w:p>
-      <w:pPr>
-        <w:pStyle w:val="BodyText"/>
-      </w:pPr>
-      <w:r>
-        <w:t xml:space="preserve">Thirlwall (1979) dio a la idea una forma general. Si se exige equilibrio de la cuenta corriente en el largo plazo, la tasa de crecimiento compatible con ese equilibrio se aproxima por el cociente entre el crecimiento de las exportaciones y la elasticidad ingreso de la demanda de importaciones. En ese esquema, lo que se ajusta para equilibrar el balance de pagos es el producto, no los precios relativos (Thirlwall, 1979).</w:t>
-      </w:r>
-    </w:p>
-    <w:p>
-      <w:pPr>
-        <w:pStyle w:val="BodyText"/>
-      </w:pPr>
-      <w:r>
-        <w:t xml:space="preserve">Esos autores describen una restricción de flujos comerciales. Diamand (1972) ya advertía que el crédito externo la posterga sin resolverla, porque cada nuevo crédito agrega intereses y aumenta el déficit externo inicial, de modo que el proceso es inestable cuando se frena la entrada de capitales. Desde los años setenta, la acumulación de deuda pública y privada en moneda extranjera sumó un problema de vulnerabilidad financiera externa (Aruguete, 2021). Ese es el punto de contacto con esta tesis. La deuda en divisas convierte la restricción de divisas en una restricción sobre la deuda pública: los ingresos del Estado se obtienen en pesos y una parte del servicio se paga en dólares. El FMI reconoce esa limitación para el caso actual, al señalar que la base exportadora es pequeña y la capacidad de generar divisas es limitada, de modo que cumplir con las obligaciones en moneda extranjera exige reforzar el balance de pagos (FMI, 2025, anexo II).</w:t>
-      </w:r>
-    </w:p>
-    <w:p>
-      <w:pPr>
-        <w:pStyle w:val="BodyText"/>
-      </w:pPr>
-      <w:r>
-        <w:t xml:space="preserve">El enfoque cumple en esta tesis una función interpretativa. No se contrasta aquí la ley de Thirlwall, y el modelo no incluye el saldo comercial. Lo que el enfoque aporta es la razón para tratar al tipo de cambio real y al riesgo soberano como determinantes de la deuda y no solo como variables de control. Si la escasez de divisas es el límite del proceso, el superávit primario en pesos no se traduce de manera directa en capacidad de pago en dólares. Esa es la intuición detrás de la hipótesis H1a, y se formaliza con la identidad de la deuda de la sección siguiente.</w:t>
+        <w:t xml:space="preserve">La tradición estructuralista argentina sostiene que el crecimiento de una economía periférica queda limitado por la disponibilidad de divisas. En el modelo de estancamiento de Braun y Joy (1968), el balance de pagos, los precios internos y el nivel de actividad se determinan conjuntamente, y Diamand (1972) explica la restricción por una estructura productiva desequilibrada, en la que la industria consume divisas que no genera y la expansión interna termina en una crisis de balanza de pagos y una devaluación. Thirlwall (1979) dio a la idea una forma general: la tasa de crecimiento compatible con el equilibrio de la cuenta corriente en el largo plazo se aproxima por el cociente entre el crecimiento de las exportaciones y la elasticidad ingreso de la demanda de importaciones. Diamand (1972) advertía que el crédito externo posterga la restricción sin resolverla, porque cada crédito agrega intereses al déficit externo, y desde los años setenta la acumulación de deuda en moneda extranjera sumó un problema de vulnerabilidad financiera externa (Aruguete, 2021). Por esa vía la escasez de divisas se convierte en una restricción sobre la deuda pública, cuyos recursos se obtienen en pesos y cuyo servicio se paga en parte en dólares; el FMI reconoce esa limitación para el caso actual, al señalar que la base exportadora es pequeña y que cumplir con las obligaciones en moneda extranjera exige reforzar el balance de pagos (FMI, 2025, anexo II). En esta tesis el enfoque no se contrasta, porque el modelo no incluye el saldo comercial ni las reservas, y cumple un papel de contexto: justifica tratar al tipo de cambio real y al riesgo soberano como determinantes de la deuda con el mismo rango que el resultado primario, ya que un superávit en pesos no se traduce de manera directa en capacidad de pago en dólares.</w:t>
       </w:r>
     </w:p>
     <w:bookmarkEnd w:id="40"/>
@@ -1594,7 +1583,7 @@
         <w:pStyle w:val="FirstParagraph"/>
       </w:pPr>
       <w:r>
-        <w:t xml:space="preserve">El marco del FMI distingue tres conceptos cercanos. La deuda es sostenible cuando se estabiliza con riesgos de refinanciamiento bajos bajo un conjunto de políticas factibles, no necesariamente las del escenario base. Es insostenible cuando no existe ningún conjunto de políticas política y económicamente factibles que la estabilice con riesgo de refinanciamiento aceptable. La no estabilización bajo el escenario base describe una situación más acotada: la ratio deuda/PIB no se estabiliza con las políticas que el equipo técnico considera más probables, lo cual puede implicar solo que se requiere un ajuste, no una reestructuración (FMI, 2021, párr. 9 y recuadro 2). Esta distinción ordena el uso de las palabras en la tesis. La métrica de H1b mide la no estabilización bajo un escenario base y no la insolvencia. Se la interpreta como un indicador de riesgo, no como un diagnóstico de reestructuración.</w:t>
+        <w:t xml:space="preserve">El marco del FMI distingue tres conceptos cercanos. La deuda es sostenible cuando se estabiliza con riesgos de refinanciamiento bajos bajo un conjunto de políticas factibles, no necesariamente las del escenario base. Es insostenible cuando no existe ningún conjunto de políticas política y económicamente factibles que la estabilice con riesgo de refinanciamiento aceptable. La no estabilización bajo el escenario base describe una situación más acotada: la ratio deuda/PIB no se estabiliza con las políticas que el equipo técnico considera más probables, lo cual puede implicar solo que se requiere un ajuste, no una reestructuración (FMI, 2021, párr. 9 y recuadro 2). Esta distinción ordena el uso de las palabras en la tesis. La métrica de H1b mide la no estabilización bajo un escenario base, y se la interpreta como un indicador de riesgo y nunca como un diagnóstico de insolvencia o de reestructuración.</w:t>
       </w:r>
     </w:p>
     <w:bookmarkEnd w:id="41"/>
@@ -1686,7 +1675,23 @@
         <w:pStyle w:val="BodyText"/>
       </w:pPr>
       <w:r>
-        <w:t xml:space="preserve">con zₜ un conjunto de determinantes cíclicos. Si ρ &gt; 0, uₜ está acotado como proporción del PIB y el valor presente del PIB es finito, la política fiscal satisface la restricción presupuestaria intertemporal y la condición de transversalidad. La demostración formal figuraba en un apéndice no publicado de Bohn (1998) y se expone en Bohn (2005) como un resultado de trabajos previos del autor. La idea de la prueba es que una respuesta positiva reduce el crecimiento de la deuda respecto de un esquema Ponzi en un factor (1-ρ) por período, por lo que el valor presente de la deuda tiende a cero (Bohn, 2005).</w:t>
+        <w:t xml:space="preserve">con zₜ un conjunto de determinantes cíclicos. Si ρ &gt; 0, uₜ está acotado como proporción del PIB y el valor presente del PIB es finito, la política fiscal satisface la restricción presupuestaria intertemporal y la condición de transversalidad. La demostración formal figuraba en un apéndice no publicado de Bohn (1998) y se expone en Bohn (2005) como un resultado de trabajos previos del autor. La idea de la prueba es que una respuesta positiva reduce el crecimiento de la deuda respecto de un esquema</w:t>
+      </w:r>
+      <w:r>
+        <w:t xml:space="preserve"> </w:t>
+      </w:r>
+      <w:r>
+        <w:rPr>
+          <w:i/>
+          <w:iCs/>
+        </w:rPr>
+        <w:t xml:space="preserve">Ponzi</w:t>
+      </w:r>
+      <w:r>
+        <w:t xml:space="preserve"> </w:t>
+      </w:r>
+      <w:r>
+        <w:t xml:space="preserve">en un factor (1-ρ) por período, por lo que el valor presente de la deuda tiende a cero (Bohn, 2005).</w:t>
       </w:r>
     </w:p>
     <w:p>
@@ -1694,7 +1699,7 @@
         <w:pStyle w:val="BodyText"/>
       </w:pPr>
       <w:r>
-        <w:t xml:space="preserve">Bohn (2005) subraya tres puntos que importan para esta tesis. Primero, la proposición es una condición suficiente y no necesaria, porque una respuesta ausente o inestable es compatible tanto con una política insostenible como con una muestra insuficiente para identificarla. Segundo, la regla puede ser no lineal o variar en el tiempo y conservar la propiedad, siempre que la respuesta sea positiva a niveles altos de deuda. Tercero, los datos de Estados Unidos entre 1792 y 2003 arrojan una respuesta positiva y robusta del superávit primario a la deuda, y el propio autor la considera la evidencia más creíble a favor de la sostenibilidad (Bohn, 2005). Para el período 1916-1995, Bohn (1998) reporta un coeficiente de alrededor de 0,05.</w:t>
+        <w:t xml:space="preserve">Bohn (2005) subraya que la proposición es una condición suficiente y no necesaria: una respuesta ausente o inestable es compatible tanto con una política insostenible como con una muestra insuficiente para identificarla. La regla puede ser no lineal o variar en el tiempo y conservar la propiedad, siempre que la respuesta sea positiva a niveles altos de deuda. Con datos de Estados Unidos entre 1792 y 2003, el autor obtiene una respuesta positiva y robusta del superávit primario a la deuda, que considera la evidencia más creíble a favor de la sostenibilidad (Bohn, 2005). Para el período 1916-1995, Bohn (1998) reporta un coeficiente de alrededor de 0,05.</w:t>
       </w:r>
     </w:p>
     <w:p>
@@ -1702,7 +1707,7 @@
         <w:pStyle w:val="BodyText"/>
       </w:pPr>
       <w:r>
-        <w:t xml:space="preserve">Durante años, la ausencia de cointegración entre el resultado primario y la deuda, o entre ingresos y gastos, se leyó como evidencia contra la restricción presupuestaria intertemporal (Hakkio y Rush, 1991; Trehan y Walsh, 1991). Bohn (2007) muestra que esas pruebas no son necesarias: la restricción intertemporal se cumple aunque la deuda, o los ingresos y gastos con intereses, sean integrados de orden arbitrariamente alto, y no hace falta que ingresos y gastos cointegren. La condición suficiente es la reacción fiscal positiva, cuya demostración proviene de Bohn (1998, 2005) y no de Bohn (2007). La lectura de Bohn (2007) tiene una consecuencia para el diseño econométrico: que una prueba de cointegración no rechace la hipótesis nula de no cointegración, como ocurre en la muestra de la tesis, no permite concluir que la política sea insostenible, y por eso el sistema se estima en niveles sin imponer relaciones de cointegración.</w:t>
+        <w:t xml:space="preserve">Durante años, la ausencia de cointegración entre el resultado primario y la deuda, o entre ingresos y gastos, se leyó como evidencia contra la restricción presupuestaria intertemporal (Hakkio y Rush, 1991; Trehan y Walsh, 1991). Bohn (2007) muestra que esas pruebas no son necesarias: la restricción intertemporal se cumple aunque la deuda, o los ingresos y gastos con intereses, sean integrados de orden arbitrariamente alto, y no hace falta que ingresos y gastos cointegren. La condición suficiente es la reacción fiscal positiva, cuya demostración proviene de Bohn (1998, 2005) y no de Bohn (2007). La lectura de Bohn (2007) tiene una consecuencia para el diseño econométrico: que una prueba de cointegración no rechace la hipótesis nula de no cointegración no permite concluir que la política sea insostenible, y por eso el sistema se estima en niveles sin imponer relaciones de cointegración.</w:t>
       </w:r>
     </w:p>
     <w:bookmarkEnd w:id="43"/>
@@ -1736,7 +1741,23 @@
         <w:pStyle w:val="BodyText"/>
       </w:pPr>
       <w:r>
-        <w:t xml:space="preserve">La ratio converge a un nivel finito solo si ρ &gt; (r-g)/(1+g). Si 0 &lt; ρ &lt; (r-g)/(1+g), la deuda crece a una tasa inferior a la de un esquema Ponzi y, por lo tanto, la condición de transversalidad se cumple, pero la ratio sigue aumentando. Dicho de otro modo, un coeficiente positivo y significativo es compatible con una trayectoria que no se estabiliza en un horizonte de decisión relevante.</w:t>
+        <w:t xml:space="preserve">La ratio converge a un nivel finito solo si ρ &gt; (r-g)/(1+g). Si 0 &lt; ρ &lt; (r-g)/(1+g), la deuda crece a una tasa inferior a la de un esquema</w:t>
+      </w:r>
+      <w:r>
+        <w:t xml:space="preserve"> </w:t>
+      </w:r>
+      <w:r>
+        <w:rPr>
+          <w:i/>
+          <w:iCs/>
+        </w:rPr>
+        <w:t xml:space="preserve">Ponzi</w:t>
+      </w:r>
+      <w:r>
+        <w:t xml:space="preserve"> </w:t>
+      </w:r>
+      <w:r>
+        <w:t xml:space="preserve">y, por lo tanto, la condición de transversalidad se cumple, pero la ratio sigue aumentando. Un coeficiente positivo y significativo es, por lo tanto, compatible con una trayectoria que no se estabiliza en un horizonte de decisión relevante.</w:t>
       </w:r>
     </w:p>
     <w:p>
@@ -1776,7 +1797,7 @@
         <w:t xml:space="preserve"> </w:t>
       </w:r>
       <w:r>
-        <w:t xml:space="preserve">grandes y poco predecibles, de modo que (r-g)/(1+g) puede exceder a ρ por márgenes amplios en años de estrés. El coeficiente ρ que estima esta tesis es positivo y de magnitud reducida (Capítulo 6). La conclusión que corresponde a H1a no es que el gobierno no reaccione, sino que su reacción, por sí sola, no basta para estabilizar la deuda cuando dominan el diferencial r-g, los efectos de valuación y los</w:t>
+        <w:t xml:space="preserve">grandes y poco predecibles, de modo que (r-g)/(1+g) puede exceder a ρ por márgenes amplios en años de estrés. Si el coeficiente es positivo pero menor que ese diferencial, el gobierno reacciona y esa reacción, por sí sola, no alcanza para estabilizar la deuda cuando dominan el diferencial r-g, los efectos de valuación y los</w:t>
       </w:r>
       <w:r>
         <w:t xml:space="preserve"> </w:t>
@@ -1792,7 +1813,7 @@
         <w:t xml:space="preserve"> </w:t>
       </w:r>
       <w:r>
-        <w:t xml:space="preserve">externos. Esa lectura es compatible con la evidencia de que las consolidaciones fiscales discrecionales tienen en promedio un efecto reducido sobre la ratio de deuda (Ando et al., 2025).</w:t>
+        <w:t xml:space="preserve">externos. La evidencia de que las consolidaciones fiscales discrecionales tienen en promedio un efecto reducido sobre la ratio de deuda apunta en la misma dirección (Ando et al., 2025).</w:t>
       </w:r>
     </w:p>
     <w:bookmarkEnd w:id="44"/>
@@ -1835,7 +1856,7 @@
         <w:pStyle w:val="BodyText"/>
       </w:pPr>
       <w:r>
-        <w:t xml:space="preserve">Leeper (1991) agrega la dimensión de la interacción entre políticas. La existencia y la unicidad del equilibrio dependen de si cada autoridad responde o no a la deuda (política pasiva o activa). El caso en que la política fiscal es activa, es decir, no corrige el resultado primario ante la deuda, y la monetaria es pasiva (región II de Leeper, 1991), se asemeja al régimen fiscal dominante de Sargent y Wallace (1981) y suele llamarse dominancia fiscal. La contrapartida empírica es la regla de Bohn de la sección 3.2: un ρ positivo indica una autoridad fiscal que responde, pero solo a la deuda que se mide dentro de su perímetro.</w:t>
+        <w:t xml:space="preserve">Leeper (1991) agrega la dimensión de la interacción entre políticas. La existencia y la unicidad del equilibrio dependen de si cada autoridad responde o no a la deuda (política pasiva o activa). El caso en que la política fiscal es activa (no corrige el resultado primario ante la deuda) y la monetaria es pasiva (región II de Leeper, 1991), se asemeja al régimen fiscal dominante de Sargent y Wallace (1981) y suele llamarse dominancia fiscal. La contrapartida empírica es la regla de Bohn de la sección 3.2: un ρ positivo indica una autoridad fiscal que responde, pero solo a la deuda que se mide dentro de su perímetro.</w:t>
       </w:r>
     </w:p>
     <w:p>
@@ -1905,7 +1926,7 @@
         <w:pStyle w:val="FirstParagraph"/>
       </w:pPr>
       <w:r>
-        <w:t xml:space="preserve">La pregunta específica de la tesis es qué ocurre con la deuda consolidada ante un endurecimiento de la política de la Reserva Federal (FED). La literatura identifica cuatro canales por los que una suba de la tasa de Estados Unidos llega a las cuentas públicas de una economía emergente. Los tres primeros están en el modelo de la tesis, y el cuarto queda fuera de él.</w:t>
+        <w:t xml:space="preserve">La pregunta específica de la tesis es qué ocurre con la deuda consolidada ante un endurecimiento de la política de la Reserva Federal (FED). La literatura identifica cuatro canales por los que una suba de la tasa de Estados Unidos llega a las cuentas públicas de una economía emergente. El modelo de la tesis incluye los tres primeros.</w:t>
       </w:r>
     </w:p>
     <w:p>
@@ -2036,10 +2057,7 @@
         <w:t xml:space="preserve">spread</w:t>
       </w:r>
       <w:r>
-        <w:t xml:space="preserve"> </w:t>
-      </w:r>
-      <w:r>
-        <w:t xml:space="preserve">y no el nivel de la tasa de referencia, y coincide con el de Uribe y Yue (2006). De ahí que el crecimiento sea endógeno y que el diferencial r-g de la identidad se mueva a la vez por el numerador y el denominador.</w:t>
+        <w:t xml:space="preserve">, en línea con Uribe y Yue (2006). De ahí que el crecimiento sea endógeno y que el diferencial r-g de la identidad se mueva a la vez por el numerador y el denominador.</w:t>
       </w:r>
     </w:p>
     <w:p>
@@ -2081,68 +2099,7 @@
         <w:t xml:space="preserve"> </w:t>
       </w:r>
       <w:r>
-        <w:t xml:space="preserve">de Estados Unidos y los trata como exógenos respecto de los países latinoamericanos. Adler et al. (2016), con un VAR de panel de los flujos brutos de capital de 38 economías emergentes entre 1990 y 2012, muestran que la respuesta ante los</w:t>
-      </w:r>
-      <w:r>
-        <w:t xml:space="preserve"> </w:t>
-      </w:r>
-      <w:r>
-        <w:rPr>
-          <w:i/>
-          <w:iCs/>
-        </w:rPr>
-        <w:t xml:space="preserve">shocks</w:t>
-      </w:r>
-      <w:r>
-        <w:t xml:space="preserve"> </w:t>
-      </w:r>
-      <w:r>
-        <w:t xml:space="preserve">globales difiere según el tipo de</w:t>
-      </w:r>
-      <w:r>
-        <w:t xml:space="preserve"> </w:t>
-      </w:r>
-      <w:r>
-        <w:rPr>
-          <w:i/>
-          <w:iCs/>
-        </w:rPr>
-        <w:t xml:space="preserve">shock</w:t>
-      </w:r>
-      <w:r>
-        <w:t xml:space="preserve">. Los inversores locales cumplen un papel estabilizador ante los</w:t>
-      </w:r>
-      <w:r>
-        <w:t xml:space="preserve"> </w:t>
-      </w:r>
-      <w:r>
-        <w:rPr>
-          <w:i/>
-          <w:iCs/>
-        </w:rPr>
-        <w:t xml:space="preserve">shocks</w:t>
-      </w:r>
-      <w:r>
-        <w:t xml:space="preserve"> </w:t>
-      </w:r>
-      <w:r>
-        <w:t xml:space="preserve">de incertidumbre global, donde la repatriación de activos compensa en buena medida la salida de no residentes, y ante los de la tasa larga de Estados Unidos, donde la compensación es mucho más limitada. Ante los</w:t>
-      </w:r>
-      <w:r>
-        <w:t xml:space="preserve"> </w:t>
-      </w:r>
-      <w:r>
-        <w:rPr>
-          <w:i/>
-          <w:iCs/>
-        </w:rPr>
-        <w:t xml:space="preserve">shocks</w:t>
-      </w:r>
-      <w:r>
-        <w:t xml:space="preserve"> </w:t>
-      </w:r>
-      <w:r>
-        <w:t xml:space="preserve">de la tasa corta, residentes y no residentes retiran capital de los emergentes por igual, con magnitudes económicamente poco significativas. Esto justifica incluir a la vez la tasa de la FED y el VIX, que no se confunden entre sí.</w:t>
+        <w:t xml:space="preserve">de Estados Unidos y los trata como exógenos respecto de los países latinoamericanos. La tasa de la FED recoge la orientación de la política monetaria del centro, y el VIX, las condiciones financieras globales a través de las cuales esa política se transmite (Rey, 2013).</w:t>
       </w:r>
     </w:p>
     <w:bookmarkEnd w:id="48"/>
@@ -2256,7 +2213,7 @@
         <w:t xml:space="preserve"> </w:t>
       </w:r>
       <w:r>
-        <w:t xml:space="preserve">(los efectos de valuación, de riesgo y de crecimiento) de la trayectoria central. También tiene el límite que se desprende de la sección 3.2: una probabilidad de no estabilización es una medida de riesgo bajo un escenario base, no una prueba de insostenibilidad en el sentido formal del FMI (FMI, 2021, recuadro 2).</w:t>
+        <w:t xml:space="preserve">(los efectos de valuación, de riesgo y de crecimiento) de la trayectoria central. También tiene el límite que se desprende de la sección 3.2: una probabilidad de no estabilización mide el riesgo bajo un escenario base y no prueba la insostenibilidad en el sentido formal del FMI (FMI, 2021, recuadro 2).</w:t>
       </w:r>
     </w:p>
     <w:bookmarkEnd w:id="49"/>
@@ -2274,15 +2231,7 @@
         <w:pStyle w:val="FirstParagraph"/>
       </w:pPr>
       <w:r>
-        <w:t xml:space="preserve">La regla lineal de Bohn supone que la respuesta del resultado primario es constante. Ghosh et al. (2013) sostienen que esa respuesta se debilita cuando la deuda crece, porque la capacidad de aumentar el resultado primario no sigue el ritmo del aumento de la deuda. Esa fatiga fiscal genera un límite endógeno de la deuda más allá del cual no puede refinanciarse (Ghosh et al., 2013). Su evidencia proviene de 23 economías avanzadas entre 1970 y 2007, por lo que trasladarla a una economía emergente con restricción externa requiere cautela.</w:t>
-      </w:r>
-    </w:p>
-    <w:p>
-      <w:pPr>
-        <w:pStyle w:val="BodyText"/>
-      </w:pPr>
-      <w:r>
-        <w:t xml:space="preserve">En esta tesis la fatiga fiscal no organiza el marco ni sustenta una hipótesis, y no se contrasta. Queda como marco de referencia y como limitación de la regla lineal que se estima (Ghosh et al., 2013). La razón es que el objetivo es evaluar el peso conjunto de los canales sobre la deuda y la probabilidad de que no se estabilice, y para eso la reacción fiscal es un componente más del sistema.</w:t>
+        <w:t xml:space="preserve">La regla lineal de Bohn supone que la respuesta del resultado primario es constante. Ghosh et al. (2013) sostienen que esa respuesta se debilita cuando la deuda crece, porque la capacidad de aumentar el resultado primario no sigue el ritmo de la deuda, y que esa fatiga fiscal genera un límite endógeno más allá del cual la deuda no puede refinanciarse. Su evidencia proviene de 23 economías avanzadas entre 1970 y 2007, por lo que trasladarla a una economía emergente con restricción externa requiere cautela. En esta tesis la fatiga fiscal no se contrasta y cumple el papel de un límite: recuerda que el superávit primario que una sociedad sostiene de manera prolongada tiene un techo realista, de modo que la regla lineal que se estima describe la respuesta fiscal dentro del rango de deuda observado y no debe extrapolarse a niveles muy superiores.</w:t>
       </w:r>
     </w:p>
     <w:bookmarkEnd w:id="50"/>
@@ -2300,7 +2249,7 @@
         <w:pStyle w:val="FirstParagraph"/>
       </w:pPr>
       <w:r>
-        <w:t xml:space="preserve">El marco tiene cuatro límites. Primero, la restricción externa se usa como enfoque interpretativo y no se contrasta de manera directa, porque el sistema no incluye el saldo comercial ni la disponibilidad de reservas. Segundo, la regla de Bohn es una condición suficiente de solvencia asintótica, no una prueba de que la deuda se estabilice en el horizonte 2026-2035, y su interpretación requiere compararla con el diferencial r-g. Tercero, el canal de las tasas domésticas y del costo cuasifiscal no se identifica por separado y se absorbe en la deuda consolidada y en la tasa efectiva del escenario base. Cuarto, la probabilidad de no estabilización se mide bajo el escenario base del FMI y no es una medida de insolvencia ni de la necesidad de una reestructuración.</w:t>
+        <w:t xml:space="preserve">La restricción externa se usa como enfoque interpretativo y no se contrasta de manera directa, porque el sistema no incluye el saldo comercial ni la disponibilidad de reservas. La regla de Bohn es una condición suficiente de solvencia asintótica que no asegura que la deuda se estabilice en el horizonte 2026-2035, y su interpretación requiere compararla con el diferencial r-g. El canal de las tasas domésticas y del costo cuasifiscal no se identifica por separado y se absorbe en la deuda consolidada y en la tasa efectiva del escenario base. La probabilidad de no estabilización se mide bajo el escenario base del FMI y no mide la insolvencia ni la necesidad de una reestructuración.</w:t>
       </w:r>
     </w:p>
     <w:p>
@@ -3418,7 +3367,7 @@
         <w:pStyle w:val="BodyText"/>
       </w:pPr>
       <w:r>
-        <w:t xml:space="preserve">El canal cuasifiscal, es decir, el mayor costo de los pasivos remunerados del BCRA, operó en el período de estimación a través de la deuda consolidada. No se proyecta como un canal separado porque esos pasivos son mínimos desde 2024 (FMI, 2025, anexo II).</w:t>
+        <w:t xml:space="preserve">El canal cuasifiscal, que es el mayor costo de los pasivos remunerados del BCRA, operó en el período de estimación a través de la deuda consolidada. No se proyecta como un canal separado porque esos pasivos son mínimos desde 2024 (FMI, 2025, anexo II).</w:t>
       </w:r>
     </w:p>
     <w:bookmarkEnd w:id="55"/>
@@ -3630,7 +3579,7 @@
         <w:t xml:space="preserve"> </w:t>
       </w:r>
       <w:r>
-        <w:t xml:space="preserve">de ese bloque. Es el supuesto de rezagos de decisión y de información de Blanchard y Perotti (2002) aplicado a la política fiscal, y el de rigidez del producto en el trimestre que usan los VAR monetarios (Christiano et al., 1999). Dentro del bloque no se impone ningún orden con interpretación económica: se usa una ortonormalización cualquiera y solo se informa la contribución conjunta, que no depende de ella (Christiano et al., 1999).</w:t>
+        <w:t xml:space="preserve">de ese bloque. Es el supuesto de rezagos de decisión y de información de Blanchard y Perotti (2002) aplicado a la política fiscal, y el de rigidez del producto en el trimestre que usan los VAR monetarios (Christiano et al., 1999). Dentro del bloque no se impone ningún orden con interpretación económica: se usa una ortonormalización arbitraria y solo se informa la contribución conjunta, que no depende de ella (Christiano et al., 1999).</w:t>
       </w:r>
     </w:p>
     <w:p>
@@ -4025,7 +3974,7 @@
         <w:pStyle w:val="BodyText"/>
       </w:pPr>
       <w:r>
-        <w:t xml:space="preserve">Dos supuestos merecen discusión. El primero es la elasticidad de 0,25, que proviene de estimaciones para países de la OCDE (Girouard y André, 2005); para acotar su efecto, la simulación se repite con elasticidades de 0 y 0,5. El segundo es que el resultado primario no responda en el trimestre al tipo de cambio, cuando en Argentina los derechos de exportación dependen de él. Para evaluarlo se usan dos ordenamientos de Cholesky como robustez: uno que pone primero al resultado primario y otro que lo pone último.</w:t>
+        <w:t xml:space="preserve">La elasticidad de 0,25 proviene de estimaciones para países de la OCDE (Girouard y André, 2005); para acotar su efecto, la simulación se repite con elasticidades de 0 y 0,5. La identificación también supone que el resultado primario no responda en el trimestre al tipo de cambio, cuando en Argentina los derechos de exportación dependen de él. Para evaluarlo se usan dos ordenamientos de Cholesky como robustez: uno que pone primero al resultado primario y otro que lo pone último.</w:t>
       </w:r>
     </w:p>
     <w:bookmarkEnd w:id="56"/>
@@ -4171,7 +4120,61 @@
         <w:t xml:space="preserve"> </w:t>
       </w:r>
       <w:r>
-        <w:t xml:space="preserve">salvaje de diseño recursivo, válido con heterocedasticidad condicional de forma desconocida (Gonçalves y Kilian, 2004). En cada réplica se regenera también la deuda, con un VAR auxiliar que la incluye como quinta variable, de modo que la retroalimentación entre la deuda y el sistema esté presente en los datos simulados. Los coeficientes de rezago se corrigen por el sesgo de muestra chica con el procedimiento de Kilian (1998): una primera etapa de 100 réplicas mide el sesgo, y la estimación y cada réplica de la segunda etapa se corrigen por él, con una corrección reducida cuando la completa volvería inestable al VAR. La semilla es fija para que los resultados se puedan reproducir.</w:t>
+        <w:t xml:space="preserve">salvaje de diseño recursivo, válido con heterocedasticidad condicional de forma desconocida (Gonçalves y Kilian, 2004). En cada réplica se regenera también la deuda, con un VAR auxiliar que la incluye como quinta variable, de modo que la retroalimentación entre la deuda y el sistema esté presente en los datos simulados. Los coeficientes de rezago se corrigen por el sesgo de muestra pequeña con el procedimiento de Kilian (1998): una primera etapa de 100 réplicas mide el sesgo, y la estimación y cada réplica de la segunda etapa se corrigen por él, con una corrección reducida cuando la completa volvería inestable al VAR. La semilla es fija para que los resultados se puedan reproducir.</w:t>
+      </w:r>
+    </w:p>
+    <w:p>
+      <w:pPr>
+        <w:pStyle w:val="Compact"/>
+        <w:numPr>
+          <w:ilvl w:val="0"/>
+          <w:numId w:val="1004"/>
+        </w:numPr>
+      </w:pPr>
+      <w:r>
+        <w:rPr>
+          <w:b/>
+          <w:bCs/>
+        </w:rPr>
+        <w:t xml:space="preserve">Persistencia de la estimación central.</w:t>
+      </w:r>
+      <w:r>
+        <w:t xml:space="preserve"> </w:t>
+      </w:r>
+      <w:r>
+        <w:t xml:space="preserve">El autovalor de mayor módulo del VAR estimado por mínimos cuadrados es 0,964. La estimación central usa los coeficientes corregidos por sesgo, con la corrección multiplicada por un factor δ = 0,9 para mantener la estabilidad, y su autovalor máximo es 0,9998, prácticamente una raíz unitaria. Con esa dinámica los</w:t>
+      </w:r>
+      <w:r>
+        <w:t xml:space="preserve"> </w:t>
+      </w:r>
+      <w:r>
+        <w:rPr>
+          <w:i/>
+          <w:iCs/>
+        </w:rPr>
+        <w:t xml:space="preserve">shocks</w:t>
+      </w:r>
+      <w:r>
+        <w:t xml:space="preserve"> </w:t>
+      </w:r>
+      <w:r>
+        <w:t xml:space="preserve">son muy persistentes, lo que eleva las probabilidades de no estabilización. Las réplicas del</w:t>
+      </w:r>
+      <w:r>
+        <w:t xml:space="preserve"> </w:t>
+      </w:r>
+      <w:r>
+        <w:rPr>
+          <w:i/>
+          <w:iCs/>
+        </w:rPr>
+        <w:t xml:space="preserve">bootstrap</w:t>
+      </w:r>
+      <w:r>
+        <w:t xml:space="preserve"> </w:t>
+      </w:r>
+      <w:r>
+        <w:t xml:space="preserve">generan los datos con un proceso cuyo factor δ es menor, de modo que los intervalos percentiles no quedan centrados en la estimación central, que se ubica cerca de su límite superior.</w:t>
       </w:r>
     </w:p>
     <w:bookmarkEnd w:id="57"/>
@@ -4273,7 +4276,7 @@
         <w:t xml:space="preserve"> </w:t>
       </w:r>
       <w:r>
-        <w:t xml:space="preserve">en moneda extranjera. La tasa en dólares se reprecia de a poco: cada año se refinancia la fracción λ = 18,0/63,6 ≈ 0,28, cociente entre las necesidades brutas de financiamiento promedio y la deuda promedio de los seis primeros años del escenario del FMI. Como esa fracción incluye la refinanciación de letras en pesos de corto plazo, se informa la sensibilidad a λ = 0,15 y 0,40.</w:t>
+        <w:t xml:space="preserve">en moneda extranjera. La tasa en dólares se reprecia gradualmente: cada año se refinancia la fracción λ = 18,0/63,6 ≈ 0,28, cociente entre las necesidades brutas de financiamiento promedio y la deuda promedio de los seis primeros años del escenario del FMI. Como esa fracción incluye la refinanciación de letras en pesos de corto plazo, se informa la sensibilidad a λ = 0,15 y 0,40.</w:t>
       </w:r>
     </w:p>
     <w:p>
@@ -4459,7 +4462,7 @@
         <w:t xml:space="preserve"> </w:t>
       </w:r>
       <w:r>
-        <w:t xml:space="preserve">Se usan dos escenarios. El primero es una suba de un desvío estándar de la variación trimestral de la tasa (0,50 puntos), la convención para medir respuestas en estos modelos. El segundo repite la senda trimestral efectiva de la tasa de fondos federales de 2022 a 2025: sube de 0,08% a 5,33% hasta fines de 2023 y baja a 3,90% en 2025.</w:t>
+        <w:t xml:space="preserve">La tasa de la FED entra al modelo como variación trimestral, de modo que el desvío del nivel de la tasa respecto del escenario base es la suma acumulada de esas variaciones y persiste mientras no se revierta. Se usan dos escenarios. El primero es una suba de un desvío estándar de la variación trimestral de la tasa (0,50 puntos), la convención para medir respuestas en estos modelos: el nivel de la tasa queda 0,50 puntos por encima del base de 2026 a 2035. El segundo repite las variaciones trimestrales efectivas de la tasa de fondos federales de 2022 a 2025 (de 0,08% a 5,33% hasta fines de 2023 y a 3,90% en 2025): en 2026-2029 el nivel sube 5,25 puntos y luego baja 1,43, y desde entonces queda 3,82 puntos por encima del base hasta 2035.</w:t>
       </w:r>
     </w:p>
     <w:p>
@@ -4600,7 +4603,7 @@
         <w:t xml:space="preserve"> </w:t>
       </w:r>
       <w:r>
-        <w:t xml:space="preserve">La elección se fijó antes de ver los resultados. El procedimiento del FMI genera</w:t>
+        <w:t xml:space="preserve">El procedimiento del FMI genera</w:t>
       </w:r>
       <w:r>
         <w:t xml:space="preserve"> </w:t>
@@ -4632,7 +4635,39 @@
         <w:t xml:space="preserve"> </w:t>
       </w:r>
       <w:r>
-        <w:t xml:space="preserve">fiscal de uno cambiario ni aísla la tasa de la FED, de modo que no permite descomponer la incertidumbre por origen ni contrastar H2. La identificación, en cambio, no influye en la probabilidad de no estabilización: los</w:t>
+        <w:t xml:space="preserve">fiscal de uno cambiario ni aísla la tasa de la FED, de modo que no permite descomponer la incertidumbre por origen ni contrastar H2. La identificación sirve para separar la varianza de la deuda por bloque de</w:t>
+      </w:r>
+      <w:r>
+        <w:t xml:space="preserve"> </w:t>
+      </w:r>
+      <w:r>
+        <w:rPr>
+          <w:i/>
+          <w:iCs/>
+        </w:rPr>
+        <w:t xml:space="preserve">shocks</w:t>
+      </w:r>
+      <w:r>
+        <w:t xml:space="preserve"> </w:t>
+      </w:r>
+      <w:r>
+        <w:t xml:space="preserve">y para definir el</w:t>
+      </w:r>
+      <w:r>
+        <w:t xml:space="preserve"> </w:t>
+      </w:r>
+      <w:r>
+        <w:rPr>
+          <w:i/>
+          <w:iCs/>
+        </w:rPr>
+        <w:t xml:space="preserve">shock</w:t>
+      </w:r>
+      <w:r>
+        <w:t xml:space="preserve"> </w:t>
+      </w:r>
+      <w:r>
+        <w:t xml:space="preserve">fiscal. La probabilidad de no estabilización no depende de ella: los</w:t>
       </w:r>
       <w:r>
         <w:t xml:space="preserve"> </w:t>
@@ -4770,7 +4805,7 @@
                 <w:rFonts w:ascii="Calibri" w:hAnsi="Calibri"/>
                 <w:sz w:val="20"/>
               </w:rPr>
-              <w:t xml:space="preserve">(i) Resultado primario necesario en 2031 para que la probabilidad de no estabilización baje al nivel del FMI (1%), y (ii) contribución de cada bloque de</w:t>
+              <w:t xml:space="preserve">(i) Resultado primario necesario en 2031 para que la probabilidad de no estabilización en 2031 baje a la estimación puntual del FMI para Argentina (1%), desplazando en la misma magnitud el resultado primario de todos los años 2026-2035 del escenario base, y (ii) contribución de cada bloque de</w:t>
             </w:r>
             <w:r>
               <w:rPr>
@@ -4843,7 +4878,7 @@
                 <w:rFonts w:ascii="Calibri" w:hAnsi="Calibri"/>
                 <w:sz w:val="20"/>
               </w:rPr>
-              <w:t xml:space="preserve">si el necesario supera el máximo del Sector Público Nacional en 1996-2025 (3,6% del PIB en 2004). La descomposición de la varianza muestra de dónde viene el riesgo que el superávit no cubre.</w:t>
+              <w:t xml:space="preserve">si el necesario supera el máximo del Sector Público Nacional en 1996-2025: 3,6% del PIB en la suma de los cuatro trimestres a diciembre de 2004, con rentas de la propiedad (el máximo de la suma móvil de cuatro trimestres es 3,93%, en 2004T3, y sin rentas de la propiedad es 3,29%). La descomposición de la varianza se informa como complemento.</w:t>
             </w:r>
           </w:p>
         </w:tc>
@@ -4956,12 +4991,62 @@
         <w:pStyle w:val="BodyText"/>
       </w:pPr>
       <w:r>
-        <w:t xml:space="preserve">El criterio (i) de H1a mide directamente lo que afirma la hipótesis: si con un superávit de la magnitud que la Argentina alcanzó en su mejor año la deuda sigue teniendo una probabilidad de no estabilizarse mayor que la que el FMI considera baja, el superávit, por sí solo, no basta. Como H1b se contrasta en dos horizontes y H2 en dos escenarios, se informa además si las conclusiones se sostienen con la corrección de Bonferroni, es decir, con los límites de 2,5%.</w:t>
+        <w:t xml:space="preserve">El criterio (i) de H1a mide directamente lo que afirma la hipótesis: si con un superávit de la magnitud que la Argentina alcanzó en su mejor año la probabilidad de no estabilización sigue por encima de la que el FMI estima para el país, el superávit, por sí solo, no basta. El 1% es la estimación puntual del FMI para Argentina (FMI, 2026), no un umbral de riesgo bajo definido por el FMI. Como H1b se contrasta en dos horizontes y H2 en dos escenarios, se informa también si las conclusiones se sostienen con la corrección de Bonferroni, que usa los límites de 2,5%.</w:t>
+      </w:r>
+    </w:p>
+    <w:p>
+      <w:pPr>
+        <w:pStyle w:val="BodyText"/>
+      </w:pPr>
+      <w:r>
+        <w:rPr>
+          <w:b/>
+          <w:bCs/>
+        </w:rPr>
+        <w:t xml:space="preserve">Revisión de los criterios.</w:t>
+      </w:r>
+      <w:r>
+        <w:t xml:space="preserve"> </w:t>
+      </w:r>
+      <w:r>
+        <w:t xml:space="preserve">Los criterios de la Tabla 4.4 se revisaron después de la primera estimación, en octubre de 2026. El criterio original de H1a era la descomposición de la varianza: la hipótesis se consideraba respaldada si el intervalo de 90% de la diferencia entre la contribución de los</w:t>
+      </w:r>
+      <w:r>
+        <w:t xml:space="preserve"> </w:t>
+      </w:r>
+      <w:r>
+        <w:rPr>
+          <w:i/>
+          <w:iCs/>
+        </w:rPr>
+        <w:t xml:space="preserve">shocks</w:t>
+      </w:r>
+      <w:r>
+        <w:t xml:space="preserve"> </w:t>
+      </w:r>
+      <w:r>
+        <w:t xml:space="preserve">no fiscales y la del fiscal excluía el cero. Ese intervalo, [-4,8; 91,2], no cumple el criterio. Se adoptó el criterio de suficiencia porque mide directamente lo que afirma la hipótesis, y el Capítulo 6 informa los dos. Los tamaños de los</w:t>
+      </w:r>
+      <w:r>
+        <w:t xml:space="preserve"> </w:t>
+      </w:r>
+      <w:r>
+        <w:rPr>
+          <w:i/>
+          <w:iCs/>
+        </w:rPr>
+        <w:t xml:space="preserve">shocks</w:t>
+      </w:r>
+      <w:r>
+        <w:t xml:space="preserve"> </w:t>
+      </w:r>
+      <w:r>
+        <w:t xml:space="preserve">de la FED también se definieron en octubre de 2026.</w:t>
       </w:r>
     </w:p>
     <w:bookmarkEnd w:id="59"/>
     <w:bookmarkEnd w:id="60"/>
-    <w:bookmarkStart w:id="77" w:name="datos"/>
+    <w:bookmarkStart w:id="79" w:name="datos"/>
     <w:p>
       <w:pPr>
         <w:pStyle w:val="Heading1"/>
@@ -4975,7 +5060,7 @@
         <w:pStyle w:val="FirstParagraph"/>
       </w:pPr>
       <w:r>
-        <w:t xml:space="preserve">Las series son trimestrales y cubren 1996T1-2025T4. Todas se construyeron desde fuentes primarias con procedimientos reproducibles, sin intervención manual sobre los datos. Este capítulo resume qué mide cada serie, de dónde sale y por qué se la construyó así, y la contrasta con las cifras del FMI. Los estadísticos descriptivos de la muestra de estimación están en el Apéndice.</w:t>
+        <w:t xml:space="preserve">Las series son trimestrales y cubren 1996T1-2025T4; la muestra de estimación es 1998T2-2025T4 (111 trimestres). Provienen de fuentes secundarias, oficiales en su mayoría: el Ministerio de Economía de la Nación (MECON), el BCRA, el Instituto Nacional de Estadística y Censos (INDEC), la Reserva Federal de Estados Unidos y J.P. Morgan. Casi todas se construyen con procedimientos reproducibles a partir de los archivos descargados. La excepción es el riesgo país de 1996T1-1998T3, cuyos valores trimestrales están transcriptos en el código de construcción (sección 5.4). Este capítulo resume qué mide cada serie, de dónde sale y por qué se la construyó así, y la contrasta con las cifras del FMI. Los estadísticos descriptivos de la muestra de estimación están en el Apéndice.</w:t>
       </w:r>
     </w:p>
     <w:bookmarkStart w:id="61" w:name="series-y-fuentes"/>
@@ -4985,6 +5070,18 @@
       </w:pPr>
       <w:r>
         <w:t xml:space="preserve">5.1 Series y fuentes</w:t>
+      </w:r>
+    </w:p>
+    <w:p>
+      <w:pPr>
+        <w:pStyle w:val="FirstParagraph"/>
+      </w:pPr>
+      <w:r>
+        <w:rPr>
+          <w:b/>
+          <w:bCs/>
+        </w:rPr>
+        <w:t xml:space="preserve">Tabla 5.1. Series del modelo: rol, fuente y construcción</w:t>
       </w:r>
     </w:p>
     <w:tbl>
@@ -5301,7 +5398,7 @@
                 <w:rFonts w:ascii="Calibri" w:hAnsi="Calibri"/>
                 <w:sz w:val="20"/>
               </w:rPr>
-              <w:t xml:space="preserve">J.P. Morgan desde 1999; 1996-1998,</w:t>
+              <w:t xml:space="preserve">J.P. Morgan, EMBI+ desde 1998 (desde 1998T4, serie diaria publicada por Ámbito Financiero; 1998T1-1998T3, valores transcriptos); 1996-1997,</w:t>
             </w:r>
             <w:r>
               <w:rPr>
@@ -5331,22 +5428,38 @@
                 <w:rFonts w:ascii="Calibri" w:hAnsi="Calibri"/>
                 <w:sz w:val="20"/>
               </w:rPr>
-              <w:t xml:space="preserve">de los bonos Brady</w:t>
-            </w:r>
-          </w:p>
-        </w:tc>
-        <w:tc>
-          <w:tcPr/>
-          <w:p>
-            <w:pPr>
-              <w:pStyle w:val="Compact"/>
-            </w:pPr>
-            <w:r>
-              <w:rPr>
-                <w:rFonts w:ascii="Calibri" w:hAnsi="Calibri"/>
-                <w:sz w:val="20"/>
-              </w:rPr>
-              <w:t xml:space="preserve">Promedio trimestral, con empalme en 1999</w:t>
+              <w:t xml:space="preserve">de los bonos</w:t>
+            </w:r>
+            <w:r>
+              <w:rPr>
+                <w:rFonts w:ascii="Calibri" w:hAnsi="Calibri"/>
+                <w:sz w:val="20"/>
+              </w:rPr>
+              <w:t xml:space="preserve"> </w:t>
+            </w:r>
+            <w:r>
+              <w:rPr>
+                <w:rFonts w:ascii="Calibri" w:hAnsi="Calibri"/>
+                <w:i/>
+                <w:iCs/>
+                <w:sz w:val="20"/>
+              </w:rPr>
+              <w:t xml:space="preserve">Brady</w:t>
+            </w:r>
+          </w:p>
+        </w:tc>
+        <w:tc>
+          <w:tcPr/>
+          <w:p>
+            <w:pPr>
+              <w:pStyle w:val="Compact"/>
+            </w:pPr>
+            <w:r>
+              <w:rPr>
+                <w:rFonts w:ascii="Calibri" w:hAnsi="Calibri"/>
+                <w:sz w:val="20"/>
+              </w:rPr>
+              <w:t xml:space="preserve">Promedio trimestral, con empalme en 1998</w:t>
             </w:r>
           </w:p>
         </w:tc>
@@ -5515,6 +5628,20 @@
             <w:r>
               <w:rPr>
                 <w:rFonts w:ascii="Calibri" w:hAnsi="Calibri"/>
+                <w:sz w:val="20"/>
+              </w:rPr>
+              <w:t xml:space="preserve">Índice VIX de la</w:t>
+            </w:r>
+            <w:r>
+              <w:rPr>
+                <w:rFonts w:ascii="Calibri" w:hAnsi="Calibri"/>
+                <w:sz w:val="20"/>
+              </w:rPr>
+              <w:t xml:space="preserve"> </w:t>
+            </w:r>
+            <w:r>
+              <w:rPr>
+                <w:rFonts w:ascii="Calibri" w:hAnsi="Calibri"/>
                 <w:i/>
                 <w:iCs/>
                 <w:sz w:val="20"/>
@@ -5533,7 +5660,7 @@
                 <w:rFonts w:ascii="Calibri" w:hAnsi="Calibri"/>
                 <w:sz w:val="20"/>
               </w:rPr>
-              <w:t xml:space="preserve">(CBOE)</w:t>
+              <w:t xml:space="preserve">(CBOE), descargado de Yahoo Finance</w:t>
             </w:r>
           </w:p>
         </w:tc>
@@ -5559,6 +5686,14 @@
         <w:pStyle w:val="BodyText"/>
       </w:pPr>
       <w:r>
+        <w:t xml:space="preserve">Fuente: elaboración propia.</w:t>
+      </w:r>
+    </w:p>
+    <w:p>
+      <w:pPr>
+        <w:pStyle w:val="BodyText"/>
+      </w:pPr>
+      <w:r>
         <w:rPr>
           <w:b/>
           <w:bCs/>
@@ -5569,7 +5704,7 @@
         <w:t xml:space="preserve"> </w:t>
       </w:r>
       <w:r>
-        <w:t xml:space="preserve">Todos los cocientes usan el PIB nominal de los últimos cuatro trimestres. Dividir un</w:t>
+        <w:t xml:space="preserve">Todos los cocientes usan como denominador el promedio móvil de cuatro trimestres del PIB nominal trimestral anualizado, equivalente a la suma del PIB de los últimos cuatro trimestres. Dividir un</w:t>
       </w:r>
       <w:r>
         <w:t xml:space="preserve"> </w:t>
@@ -5633,7 +5768,7 @@
         <w:t xml:space="preserve"> </w:t>
       </w:r>
       <w:r>
-        <w:t xml:space="preserve">Informe de Deuda Pública del MECON (Ministerio de Economía de la Nación, 2025), convertida a pesos con el tipo de cambio de fin de trimestre. En 1996-2001 el tipo de cambio es 1, por la convertibilidad. Los seis trimestres de 1996-1997 que no son cierre de año se interpolan en dólares.</w:t>
+        <w:t xml:space="preserve">Informe de Deuda Pública del MECON (Ministerio de Economía de la Nación, 2025), convertida a pesos con el tipo de cambio de fin de trimestre. En 1996-2001 el tipo de cambio es 1, por la convertibilidad. Los seis trimestres de 1996-1997 que no son cierre de año se interpolan en dólares. Incluye la deuda en poder del BCRA, del Fondo de Garantía de Sustentabilidad (FGS) de la Administración Nacional de la Seguridad Social (ANSES) y de otros organismos públicos.</w:t>
       </w:r>
     </w:p>
     <w:p>
@@ -5744,7 +5879,7 @@
           <wp:inline>
             <wp:extent cx="5334000" cy="2743200"/>
             <wp:effectExtent b="0" l="0" r="0" t="0"/>
-            <wp:docPr descr="Figura 5.1. Deuda pública consolidada, 1996-2025 (% del PIB de los últimos cuatro trimestres). Los puntos son la deuda consolidada neta del FMI (2025, anexo II, cuadro 2) a diciembre de 2023 y de 2024." title="" id="64" name="Picture"/>
+            <wp:docPr descr="Figura 5.1. Deuda pública consolidada, 1996-2025 (% del PIB de los últimos cuatro trimestres). Los puntos son la deuda consolidada neta del FMI (2025, anexo II, cuadro 2) a diciembre de 2023 y de 2024. Fuente: elaboración propia con datos del MECON, el BCRA y el INDEC, y FMI (2025, anexo II, cuadro 2)." title="" id="64" name="Picture"/>
             <a:graphic>
               <a:graphicData uri="http://schemas.openxmlformats.org/drawingml/2006/picture">
                 <pic:pic>
@@ -5787,7 +5922,7 @@
         <w:pStyle w:val="ImageCaption"/>
       </w:pPr>
       <w:r>
-        <w:t xml:space="preserve">Figura 5.1. Deuda pública consolidada, 1996-2025 (% del PIB de los últimos cuatro trimestres). Los puntos son la deuda consolidada neta del FMI (2025, anexo II, cuadro 2) a diciembre de 2023 y de 2024.</w:t>
+        <w:t xml:space="preserve">Figura 5.1. Deuda pública consolidada, 1996-2025 (% del PIB de los últimos cuatro trimestres). Los puntos son la deuda consolidada neta del FMI (2025, anexo II, cuadro 2) a diciembre de 2023 y de 2024. Fuente: elaboración propia con datos del MECON, el BCRA y el INDEC, y FMI (2025, anexo II, cuadro 2).</w:t>
       </w:r>
     </w:p>
     <w:bookmarkEnd w:id="66"/>
@@ -5815,7 +5950,7 @@
         <w:t xml:space="preserve"> </w:t>
       </w:r>
       <w:r>
-        <w:t xml:space="preserve">La serie del MECON es mensual desde 1993 y se publica en tres tramos metodológicos (1993-2006, 2007-2014 y desde 2015). Cada trimestre es la suma de sus tres meses, sin interpolar. La medida que entra al modelo es el flujo trimestral anualizado, no la suma móvil de cuatro trimestres: la suma móvil superpone trimestres y crea una autocorrelación artificial (0,97 de orden 1, contra 0,65 del flujo trimestral). La estacionalidad que conserva el flujo trimestral la absorben las variables binarias del modelo. La serie incluye las rentas de la propiedad, entre ellas las utilidades del BCRA, porque la fuente no permite separarlas.</w:t>
+        <w:t xml:space="preserve">La serie del MECON es mensual desde 1993 y se publica en tres tramos metodológicos (1993-2006, 2007-2014 y desde 2015). Cada trimestre es la suma de sus tres meses, sin interpolar. La medida que entra al modelo es el flujo trimestral anualizado, no la suma móvil de cuatro trimestres: la suma móvil superpone trimestres y crea una autocorrelación artificial (0,97 de orden 1, contra 0,65 del flujo trimestral). La estacionalidad que conserva el flujo trimestral la absorben las variables binarias del modelo. La serie incluye las rentas de la propiedad, entre ellas las transferencias de utilidades del BCRA al Tesoro, porque la fuente no permite separar estas últimas. Dentro del perímetro consolidado del Tesoro y el BCRA esas transferencias son un movimiento interno, que no cambia los recursos del conjunto. Por eso se informa también una variante sin rentas de la propiedad, que excluye más que esas transferencias (Tabla 6.6). La serie principal es la que incluye las rentas.</w:t>
       </w:r>
     </w:p>
     <w:p>
@@ -5837,7 +5972,7 @@
       </w:r>
     </w:p>
     <w:bookmarkEnd w:id="67"/>
-    <w:bookmarkStart w:id="74" w:name="variables-financieras-y-externas"/>
+    <w:bookmarkStart w:id="76" w:name="variables-financieras-y-externas"/>
     <w:p>
       <w:pPr>
         <w:pStyle w:val="Heading2"/>
@@ -5865,7 +6000,7 @@
         <w:t xml:space="preserve"> </w:t>
       </w:r>
       <w:r>
-        <w:t xml:space="preserve">Desde 1999 es el EMBI+ de J.P. Morgan, promedio trimestral de datos diarios. Para 1996-1998 se usa el</w:t>
+        <w:t xml:space="preserve">Desde 1998T4 es el EMBI+ de J.P. Morgan, promedio trimestral de la serie diaria que publica Ámbito Financiero. Los valores de 1998T1-1998T3 corresponden al mismo índice, pero no provienen de esa serie diaria: están transcriptos en el código de construcción. Para 1996-1997 se usa el</w:t>
       </w:r>
       <w:r>
         <w:t xml:space="preserve"> </w:t>
@@ -5878,10 +6013,51 @@
         <w:t xml:space="preserve">stripped spread</w:t>
       </w:r>
       <w:r>
-        <w:t xml:space="preserve"> </w:t>
-      </w:r>
-      <w:r>
-        <w:t xml:space="preserve">de los bonos Brady, ajustado con una corrección proporcional en el punto de unión para que el empalme no introduzca un salto de nivel. Son 12 de los 120 trimestres.</w:t>
+        <w:rPr>
+          <w:rStyle w:val="FootnoteReference"/>
+        </w:rPr>
+        <w:footnoteReference w:id="68"/>
+      </w:r>
+      <w:r>
+        <w:t xml:space="preserve"> </w:t>
+      </w:r>
+      <w:r>
+        <w:t xml:space="preserve">de los bonos</w:t>
+      </w:r>
+      <w:r>
+        <w:t xml:space="preserve"> </w:t>
+      </w:r>
+      <w:r>
+        <w:rPr>
+          <w:i/>
+          <w:iCs/>
+        </w:rPr>
+        <w:t xml:space="preserve">Brady</w:t>
+      </w:r>
+      <w:r>
+        <w:rPr>
+          <w:rStyle w:val="FootnoteReference"/>
+        </w:rPr>
+        <w:footnoteReference w:id="69"/>
+      </w:r>
+      <w:r>
+        <w:t xml:space="preserve">, también transcripto en el código, que atribuye los valores al índice EMBI de J.P. Morgan tal como lo emplean Neumeyer y Perri (2005) y Uribe y Yue (2006). Esos ocho trimestres se ajustan con una corrección proporcional en el punto de unión (factor 0,871, el cociente entre el EMBI+ de 1998T1 y el</w:t>
+      </w:r>
+      <w:r>
+        <w:t xml:space="preserve"> </w:t>
+      </w:r>
+      <w:r>
+        <w:rPr>
+          <w:i/>
+          <w:iCs/>
+        </w:rPr>
+        <w:t xml:space="preserve">stripped spread</w:t>
+      </w:r>
+      <w:r>
+        <w:t xml:space="preserve"> </w:t>
+      </w:r>
+      <w:r>
+        <w:t xml:space="preserve">de 1997T4) para que el empalme no introduzca un salto de nivel.</w:t>
       </w:r>
     </w:p>
     <w:p>
@@ -5963,7 +6139,7 @@
         <w:t xml:space="preserve"> </w:t>
       </w:r>
       <w:r>
-        <w:t xml:space="preserve">Volatilidad implícita del índice S&amp;P 500, promedio trimestral.</w:t>
+        <w:t xml:space="preserve">Volatilidad implícita del índice S&amp;P 500, promedio trimestral del cierre diario descargado de Yahoo Finance.</w:t>
       </w:r>
     </w:p>
     <w:p>
@@ -5983,18 +6159,18 @@
           <wp:inline>
             <wp:extent cx="5334000" cy="3657600"/>
             <wp:effectExtent b="0" l="0" r="0" t="0"/>
-            <wp:docPr descr="Figura 5.2. Variables endógenas del SVARX, 1996-2025. El crecimiento es la variación trimestral del PIB real sin desestacionalizar; la estacionalidad la absorben las variables binarias del modelo. Las líneas punteadas marcan los quiebres de Bai y Perron." title="" id="69" name="Picture"/>
+            <wp:docPr descr="Figura 5.2. Variables endógenas del SVARX, 1996-2025. El crecimiento es la variación trimestral del PIB real sin desestacionalizar; la estacionalidad la absorben las variables binarias del modelo. Las líneas punteadas marcan los quiebres de Bai y Perron. Fuente: elaboración propia con datos del INDEC, el MECON, el BCRA y J.P. Morgan (sección 5.4)." title="" id="71" name="Picture"/>
             <a:graphic>
               <a:graphicData uri="http://schemas.openxmlformats.org/drawingml/2006/picture">
                 <pic:pic>
                   <pic:nvPicPr>
-                    <pic:cNvPr descr="../tesis/figuras/fig5_2_variables_endogenas.png" id="70" name="Picture"/>
+                    <pic:cNvPr descr="../tesis/figuras/fig5_2_variables_endogenas.png" id="72" name="Picture"/>
                     <pic:cNvPicPr>
                       <a:picLocks noChangeArrowheads="1" noChangeAspect="1"/>
                     </pic:cNvPicPr>
                   </pic:nvPicPr>
                   <pic:blipFill>
-                    <a:blip r:embed="rId68"/>
+                    <a:blip r:embed="rId70"/>
                     <a:stretch>
                       <a:fillRect/>
                     </a:stretch>
@@ -6026,7 +6202,7 @@
         <w:pStyle w:val="ImageCaption"/>
       </w:pPr>
       <w:r>
-        <w:t xml:space="preserve">Figura 5.2. Variables endógenas del SVARX, 1996-2025. El crecimiento es la variación trimestral del PIB real sin desestacionalizar; la estacionalidad la absorben las variables binarias del modelo. Las líneas punteadas marcan los quiebres de Bai y Perron.</w:t>
+        <w:t xml:space="preserve">Figura 5.2. Variables endógenas del SVARX, 1996-2025. El crecimiento es la variación trimestral del PIB real sin desestacionalizar; la estacionalidad la absorben las variables binarias del modelo. Las líneas punteadas marcan los quiebres de Bai y Perron. Fuente: elaboración propia con datos del INDEC, el MECON, el BCRA y J.P. Morgan (sección 5.4).</w:t>
       </w:r>
     </w:p>
     <w:p>
@@ -6038,18 +6214,18 @@
           <wp:inline>
             <wp:extent cx="5334000" cy="3200400"/>
             <wp:effectExtent b="0" l="0" r="0" t="0"/>
-            <wp:docPr descr="Figura 5.3. Variables exógenas del SVARX. Arriba, tasa de política de la Reserva Federal: tasa de fondos federales y, en el límite cero, tasa sombra de Wu y Xia (2016). Abajo, VIX. Promedios trimestrales." title="" id="72" name="Picture"/>
+            <wp:docPr descr="Figura 5.3. Variables exógenas del SVARX. Arriba, tasa de política de la Reserva Federal: tasa de fondos federales y, en el límite cero, tasa sombra de Wu y Xia (2016). Abajo, VIX. Promedios trimestrales. Fuente: elaboración propia con datos de Board of Governors of the Federal Reserve System (s. f.), Federal Reserve Bank of Atlanta (s. f.) y CBOE, descargados de Yahoo Finance." title="" id="74" name="Picture"/>
             <a:graphic>
               <a:graphicData uri="http://schemas.openxmlformats.org/drawingml/2006/picture">
                 <pic:pic>
                   <pic:nvPicPr>
-                    <pic:cNvPr descr="../tesis/figuras/fig5_3_fed_y_vix.png" id="73" name="Picture"/>
+                    <pic:cNvPr descr="../tesis/figuras/fig5_3_fed_y_vix.png" id="75" name="Picture"/>
                     <pic:cNvPicPr>
                       <a:picLocks noChangeArrowheads="1" noChangeAspect="1"/>
                     </pic:cNvPicPr>
                   </pic:nvPicPr>
                   <pic:blipFill>
-                    <a:blip r:embed="rId71"/>
+                    <a:blip r:embed="rId73"/>
                     <a:stretch>
                       <a:fillRect/>
                     </a:stretch>
@@ -6081,11 +6257,11 @@
         <w:pStyle w:val="ImageCaption"/>
       </w:pPr>
       <w:r>
-        <w:t xml:space="preserve">Figura 5.3. Variables exógenas del SVARX. Arriba, tasa de política de la Reserva Federal: tasa de fondos federales y, en el límite cero, tasa sombra de Wu y Xia (2016). Abajo, VIX. Promedios trimestrales.</w:t>
-      </w:r>
-    </w:p>
-    <w:bookmarkEnd w:id="74"/>
-    <w:bookmarkStart w:id="75" w:name="contraste-con-el-fmi"/>
+        <w:t xml:space="preserve">Figura 5.3. Variables exógenas del SVARX. Arriba, tasa de política de la Reserva Federal: tasa de fondos federales y, en el límite cero, tasa sombra de Wu y Xia (2016). Abajo, VIX. Promedios trimestrales. Fuente: elaboración propia con datos de Board of Governors of the Federal Reserve System (s. f.), Federal Reserve Bank of Atlanta (s. f.) y CBOE, descargados de Yahoo Finance.</w:t>
+      </w:r>
+    </w:p>
+    <w:bookmarkEnd w:id="76"/>
+    <w:bookmarkStart w:id="77" w:name="contraste-con-el-fmi"/>
     <w:p>
       <w:pPr>
         <w:pStyle w:val="Heading2"/>
@@ -6099,7 +6275,7 @@
         <w:pStyle w:val="FirstParagraph"/>
       </w:pPr>
       <w:r>
-        <w:t xml:space="preserve">El FMI (2025, anexo II, cuadro 2) publica la deuda consolidada para 2023 y 2024. La Tabla 5.1 la compara con la de esta tesis.</w:t>
+        <w:t xml:space="preserve">El FMI (2025, anexo II, cuadro 2) publica la deuda consolidada para 2023 y 2024. La Tabla 5.2 la compara con la de esta tesis.</w:t>
       </w:r>
     </w:p>
     <w:p>
@@ -6111,7 +6287,7 @@
           <w:b/>
           <w:bCs/>
         </w:rPr>
-        <w:t xml:space="preserve">Tabla 5.1. Deuda consolidada: esta tesis y FMI (% del PIB, diciembre)</w:t>
+        <w:t xml:space="preserve">Tabla 5.2. Deuda consolidada: esta tesis y FMI (% del PIB, diciembre)</w:t>
       </w:r>
     </w:p>
     <w:tbl>
@@ -6617,6 +6793,14 @@
         <w:pStyle w:val="BodyText"/>
       </w:pPr>
       <w:r>
+        <w:t xml:space="preserve">Fuente: elaboración propia con datos del MECON, el BCRA y el INDEC, y FMI (2025, anexo II, cuadro 2).</w:t>
+      </w:r>
+    </w:p>
+    <w:p>
+      <w:pPr>
+        <w:pStyle w:val="BodyText"/>
+      </w:pPr>
+      <w:r>
         <w:t xml:space="preserve">La deuda bruta y los depósitos coinciden con el FMI dentro de 3,2 puntos. La deuda bruta del FMI es algo mayor porque suma intereses capitalizados, deuda con acreedores que no entraron a los canjes (</w:t>
       </w:r>
       <w:r>
@@ -6643,7 +6827,7 @@
         <w:t xml:space="preserve"> </w:t>
       </w:r>
       <w:r>
-        <w:t xml:space="preserve">con China. La diferencia principal está en la segunda línea: el FMI resta también la deuda del Tesoro en poder del Fondo de Garantía de Sustentabilidad (FGS) de la ANSES, que esta tesis no resta. La Administración Nacional de la Seguridad Social (ANSES) no publica una serie histórica de la cartera del FGS por tipo de activo; los datos están dispersos en informes en PDF que no cubren todo el período. Por eso, la deuda neta de esta tesis queda 8,2 puntos por encima de la del FMI en 2023 y 9,6 puntos en 2024. Es esperable que la brecha aparezca desde 2007, cuando se creó el FGS (Poder Ejecutivo Nacional, 2007), aunque la tesis solo puede medirla en los años que publica el FMI.</w:t>
+        <w:t xml:space="preserve">con China. La diferencia principal está en la segunda línea: el FMI resta también la deuda del Tesoro en poder del FGS, que la serie principal de esta tesis no resta. Por eso, la deuda neta de esta tesis queda 8,2 puntos por encima de la del FMI en 2023 y 9,6 puntos en 2024. Es esperable que la brecha aparezca desde 2007, cuando se creó el FGS (Poder Ejecutivo Nacional, 2007), aunque la comparación directa con el FMI solo es posible en los años que este publica. La Secretaría de Finanzas del MECON publica, en su presentación trimestral de la deuda, la deuda bruta de la Administración Central por acreedor, con la parte en poder de agencias del sector público, entre ellas el FGS. Ese dato es anual entre 2004 y 2020 y trimestral desde el cuarto trimestre de 2021. La serie principal no descuenta esas tenencias, y una variante que las descuente queda pendiente.</w:t>
       </w:r>
     </w:p>
     <w:p>
@@ -6662,8 +6846,8 @@
         <w:t xml:space="preserve">El resultado primario de esta tesis da −2,7% del PIB en 2023 y 1,8% en 2024, frente a −2,8% y 1,8% del FMI (2025, cuadro 3b). El crecimiento real da −1,9% y −1,4%, frente a −1,6% y −1,7% del FMI.</w:t>
       </w:r>
     </w:p>
-    <w:bookmarkEnd w:id="75"/>
-    <w:bookmarkStart w:id="76" w:name="limitaciones-de-los-datos"/>
+    <w:bookmarkEnd w:id="77"/>
+    <w:bookmarkStart w:id="78" w:name="limitaciones-de-los-datos"/>
     <w:p>
       <w:pPr>
         <w:pStyle w:val="Heading2"/>
@@ -6691,7 +6875,7 @@
         <w:t xml:space="preserve"> </w:t>
       </w:r>
       <w:r>
-        <w:t xml:space="preserve">La deuda neta no descuenta la deuda del Tesoro en poder del FGS, y por eso queda por encima de la del FMI (8,2 puntos del PIB en 2023 y 9,6 en 2024). La ANSES no publica una serie histórica de la cartera del FGS por tipo de activo; los datos están dispersos en informes en PDF que no cubren todo el período. Como en el modelo la deuda entra rezagada y la diferencia es estable, su efecto sobre la dinámica estimada debería ser acotado. El modelo se estima también con la deuda bruta. Para acotar el efecto sobre la proyección, la simulación se repite partiendo de la deuda consolidada neta del FMI (52,1% del PIB en 2025), que sí descuenta el FGS (Capítulo 6).</w:t>
+        <w:t xml:space="preserve">La deuda neta no descuenta la deuda del Tesoro en poder del FGS ni la de otras agencias del sector público, y por eso queda por encima de la del FMI (sección 5.5). Como en el modelo la deuda entra rezagada y la diferencia es estable, su efecto sobre la dinámica estimada debería ser acotado. El modelo se estima también con la deuda bruta. Para acotar el efecto sobre la proyección, la simulación se repite partiendo de la deuda consolidada neta del FMI (52,1% del PIB en 2025), que sí descuenta el FGS (Capítulo 6).</w:t>
       </w:r>
     </w:p>
     <w:p>
@@ -6713,7 +6897,7 @@
         <w:t xml:space="preserve"> </w:t>
       </w:r>
       <w:r>
-        <w:t xml:space="preserve">El valor nominal está disponible en 80 de los 120 trimestres. En el resto se interpola entre fechas con dato o, antes de 2006, cuando las Letras no existían, se usa el valor contable. La serie con valor contable se usa como robustez.</w:t>
+        <w:t xml:space="preserve">El valor nominal está disponible en 80 de los 120 trimestres: 17 son anclas oficiales del MECON, 39 se reconstruyen con las fechas de emisión de cada letra y 24 se interpolan entre anclas con canjes o cambios de monto. Los 40 trimestres anteriores a 2006, cuando las Letras no existían, conservan el valor contable. La serie con valor contable se usa como robustez.</w:t>
       </w:r>
     </w:p>
     <w:p>
@@ -6729,13 +6913,29 @@
           <w:b/>
           <w:bCs/>
         </w:rPr>
-        <w:t xml:space="preserve">Empalmes.</w:t>
-      </w:r>
-      <w:r>
-        <w:t xml:space="preserve"> </w:t>
-      </w:r>
-      <w:r>
-        <w:t xml:space="preserve">El PIB de 1996-2003 (cambio de base) tiene incertidumbre de nivel, pero el empalme no afecta las tasas de crecimiento que entran al modelo. El EMBI+, en cambio, entra en niveles, y el empalme afecta el nivel de 12 trimestres (1996-1998). De ellos, solo 1998T2-1998T4 caen dentro de la muestra efectiva de estimación (1998T2-2025T4); los anteriores entran únicamente como rezagos iniciales.</w:t>
+        <w:t xml:space="preserve">Empalmes y valores transcriptos.</w:t>
+      </w:r>
+      <w:r>
+        <w:t xml:space="preserve"> </w:t>
+      </w:r>
+      <w:r>
+        <w:t xml:space="preserve">El PIB de 1996-2003 (cambio de base) tiene incertidumbre de nivel, pero el empalme no afecta las tasas de crecimiento que entran al modelo. El EMBI+, en cambio, entra en niveles. Los ocho trimestres de 1996-1997 provienen del</w:t>
+      </w:r>
+      <w:r>
+        <w:t xml:space="preserve"> </w:t>
+      </w:r>
+      <w:r>
+        <w:rPr>
+          <w:i/>
+          <w:iCs/>
+        </w:rPr>
+        <w:t xml:space="preserve">stripped spread</w:t>
+      </w:r>
+      <w:r>
+        <w:t xml:space="preserve"> </w:t>
+      </w:r>
+      <w:r>
+        <w:t xml:space="preserve">empalmado y quedan fuera de la muestra de estimación (1998T2-2025T4), en la que entran a lo sumo como rezagos iniciales. Los valores transcriptos de 1998T1-1998T3 no tienen una serie diaria de respaldo, y dos de ellos (1998T2 y 1998T3) caen dentro de la muestra.</w:t>
       </w:r>
     </w:p>
     <w:p>
@@ -6806,9 +7006,9 @@
         <w:t xml:space="preserve">El detalle de cada construcción, con sus controles, está en el informe de datos del repositorio de la tesis.</w:t>
       </w:r>
     </w:p>
-    <w:bookmarkEnd w:id="76"/>
-    <w:bookmarkEnd w:id="77"/>
-    <w:bookmarkStart w:id="99" w:name="resultados"/>
+    <w:bookmarkEnd w:id="78"/>
+    <w:bookmarkEnd w:id="79"/>
+    <w:bookmarkStart w:id="101" w:name="resultados"/>
     <w:p>
       <w:pPr>
         <w:pStyle w:val="Heading1"/>
@@ -6841,7 +7041,7 @@
         <w:t xml:space="preserve">descripto en la sección 4.5.</w:t>
       </w:r>
     </w:p>
-    <w:bookmarkStart w:id="81" w:name="el-svarx-estimado"/>
+    <w:bookmarkStart w:id="83" w:name="el-svarx-estimado"/>
     <w:p>
       <w:pPr>
         <w:pStyle w:val="Heading2"/>
@@ -6883,7 +7083,39 @@
         <w:t xml:space="preserve"> </w:t>
       </w:r>
       <w:r>
-        <w:t xml:space="preserve">El modelo usa tres rezagos (sección 4.5); el autovalor de mayor módulo de la matriz compañera es 0,96, de modo que el sistema es estable. La prueba de Portmanteau con 12 rezagos rechaza la ausencia de autocorrelación al 5% (p = 0,036). Los residuos no son normales (p &lt; 0,001), lo que justifica remuestrear</w:t>
+        <w:t xml:space="preserve">El modelo usa tres rezagos (sección 4.5); el autovalor de mayor módulo de la matriz compañera es 0,96, de modo que el sistema es estable. La estimación central de la simulación usa los coeficientes corregidos por sesgo (sección 4.5), cuyo autovalor máximo es 0,9998, prácticamente una raíz unitaria. Con esa dinámica los</w:t>
+      </w:r>
+      <w:r>
+        <w:t xml:space="preserve"> </w:t>
+      </w:r>
+      <w:r>
+        <w:rPr>
+          <w:i/>
+          <w:iCs/>
+        </w:rPr>
+        <w:t xml:space="preserve">shocks</w:t>
+      </w:r>
+      <w:r>
+        <w:t xml:space="preserve"> </w:t>
+      </w:r>
+      <w:r>
+        <w:t xml:space="preserve">son muy persistentes, lo que eleva las probabilidades de no estabilización. Como las réplicas del</w:t>
+      </w:r>
+      <w:r>
+        <w:t xml:space="preserve"> </w:t>
+      </w:r>
+      <w:r>
+        <w:rPr>
+          <w:i/>
+          <w:iCs/>
+        </w:rPr>
+        <w:t xml:space="preserve">bootstrap</w:t>
+      </w:r>
+      <w:r>
+        <w:t xml:space="preserve"> </w:t>
+      </w:r>
+      <w:r>
+        <w:t xml:space="preserve">usan una corrección menor, los intervalos percentiles no quedan centrados en la estimación central, que se ubica cerca de su límite superior. La prueba de Portmanteau con 12 rezagos rechaza la ausencia de autocorrelación al 5% (p = 0,036). Los residuos no son normales (p &lt; 0,001), lo que justifica remuestrear</w:t>
       </w:r>
       <w:r>
         <w:t xml:space="preserve"> </w:t>
@@ -6917,7 +7149,7 @@
         <w:t xml:space="preserve"> </w:t>
       </w:r>
       <w:r>
-        <w:t xml:space="preserve">El coeficiente de la deuda rezagada en la ecuación del resultado primario es 0,051, con un intervalo de [0,010; 0,103]. Diez puntos más de deuda en relación con el PIB se asocian, en promedio, con medio punto más de superávit primario. El resultado no depende del perímetro de la deuda (Tabla 6.1).</w:t>
+        <w:t xml:space="preserve">El coeficiente de la deuda rezagada en la ecuación del resultado primario es 0,051, con un intervalo de [0,010; 0,103]. Es el efecto de impacto de la deuda del trimestre anterior sobre el resultado primario trimestral, en un VAR con tres rezagos. Como el resultado primario depende también de sus propios rezagos (coeficientes de 0,340, 0,374 y 0,015 en la estimación por mínimos cuadrados), el multiplicador de largo plazo es 0,051/(1 − 0,340 − 0,374 − 0,015) ≈ 0,19. Es una estimación puntual: no se calculó su intervalo (Apéndice, sección A.6). El coeficiente de impacto casi no cambia con el perímetro de la deuda (Tabla 6.1).</w:t>
       </w:r>
     </w:p>
     <w:p>
@@ -7280,7 +7512,7 @@
         <w:pStyle w:val="BodyText"/>
       </w:pPr>
       <w:r>
-        <w:t xml:space="preserve">El signo coincide con el que encuentran Celasun et al. (2006) en su panel de economías emergentes. Una reacción positiva es condición suficiente para la solvencia en el sentido de Bohn (2007), pero no dice si alcanza para estabilizar la deuda frente a los</w:t>
+        <w:t xml:space="preserve">El signo coincide con el que encuentran Celasun et al. (2006) en su panel de economías emergentes. Una reacción positiva es condición suficiente para la solvencia en el sentido de Bohn (1998, 2005), pero no dice si alcanza para estabilizar la deuda frente a los</w:t>
       </w:r>
       <w:r>
         <w:t xml:space="preserve"> </w:t>
@@ -7386,18 +7618,18 @@
           <wp:inline>
             <wp:extent cx="5334000" cy="3501390"/>
             <wp:effectExtent b="0" l="0" r="0" t="0"/>
-            <wp:docPr descr="Figura 6.1. Respuestas al impulso ante una suba de la tasa de la FED. Aumento de un desvío estándar (0,50 puntos porcentuales) de la tasa de política; deuda consolidada neta, tres rezagos; coeficientes corregidos por sesgo; bandas de 90% del bootstrap (1.000 réplicas)." title="" id="79" name="Picture"/>
+            <wp:docPr descr="Figura 6.1. Respuestas al impulso ante una suba de la tasa de la FED. Aumento de un desvío estándar (0,50 puntos porcentuales) de la tasa de política; deuda consolidada neta, tres rezagos; coeficientes corregidos por sesgo; bandas de 90% del bootstrap (1.000 réplicas)." title="" id="81" name="Picture"/>
             <a:graphic>
               <a:graphicData uri="http://schemas.openxmlformats.org/drawingml/2006/picture">
                 <pic:pic>
                   <pic:nvPicPr>
-                    <pic:cNvPr descr="../tesis/figuras/fig6_1_respuesta_fed.png" id="80" name="Picture"/>
+                    <pic:cNvPr descr="../tesis/figuras/fig6_1_respuesta_fed.png" id="82" name="Picture"/>
                     <pic:cNvPicPr>
                       <a:picLocks noChangeArrowheads="1" noChangeAspect="1"/>
                     </pic:cNvPicPr>
                   </pic:nvPicPr>
                   <pic:blipFill>
-                    <a:blip r:embed="rId78"/>
+                    <a:blip r:embed="rId80"/>
                     <a:stretch>
                       <a:fillRect/>
                     </a:stretch>
@@ -7448,8 +7680,8 @@
         <w:t xml:space="preserve">(1.000 réplicas).</w:t>
       </w:r>
     </w:p>
-    <w:bookmarkEnd w:id="81"/>
-    <w:bookmarkStart w:id="85" w:name="el-gráfico-de-abanico"/>
+    <w:bookmarkEnd w:id="83"/>
+    <w:bookmarkStart w:id="87" w:name="el-gráfico-de-abanico"/>
     <w:p>
       <w:pPr>
         <w:pStyle w:val="Heading2"/>
@@ -7463,7 +7695,7 @@
         <w:pStyle w:val="FirstParagraph"/>
       </w:pPr>
       <w:r>
-        <w:t xml:space="preserve">La Tabla 6.2 resume la distribución de la deuda simulada (Figura 6.2). La mediana baja de 61,0% del PIB en 2025 a 39,5% en 2031 y a 29,9% en 2035, prácticamente la senda determinista del escenario base aplicada al punto de partida de esta tesis (40,2% y 30,3%). La caída la determina el escenario del FMI (2026, cuadro 6): un superávit primario que sube de 1,4% del PIB en 2026 a 2,3% desde 2029 y una tasa de interés efectiva de entre 2,6% y 5,1%, mientras el deflactor del PIB pasa de 30,2% en 2026 a 7,5% desde 2029. La inflación relativa, es decir, la valuación de la deuda en moneda extranjera por la depreciación nominal del escenario, suma en sentido contrario, sobre todo en 2026 y 2027.</w:t>
+        <w:t xml:space="preserve">La Tabla 6.2 resume la distribución de la deuda simulada (Figura 6.2). La mediana baja de 61,0% del PIB en 2025 a 39,5% en 2031 y a 29,9% en 2035, prácticamente la senda determinista del escenario base aplicada al punto de partida de esta tesis (40,2% y 30,3%). La caída la determina el escenario del FMI (2026, cuadro 6): un superávit primario que sube de 1,4% del PIB en 2026 a 2,3% desde 2029 y una tasa de interés efectiva de entre 2,6% y 5,1%, mientras el deflactor del PIB pasa de 30,2% en 2026 a 7,5% desde 2029. La inflación relativa, que es la valuación de la deuda en moneda extranjera por la depreciación nominal del escenario, suma en sentido contrario, sobre todo en 2026 y 2027.</w:t>
       </w:r>
     </w:p>
     <w:p>
@@ -8073,18 +8305,18 @@
           <wp:inline>
             <wp:extent cx="5334000" cy="3048000"/>
             <wp:effectExtent b="0" l="0" r="0" t="0"/>
-            <wp:docPr descr="Figura 6.2. Gráfico de abanico de la deuda consolidada neta simulada, 2025-2035 (% del PIB). Escenario base del FMI (2026) con shocks estructurales del SVARX; estimación central con parámetros corregidos por sesgo y 20.000 trayectorias." title="" id="83" name="Picture"/>
+            <wp:docPr descr="Figura 6.2. Gráfico de abanico de la deuda consolidada neta simulada, 2025-2035 (% del PIB). Escenario base del FMI (2026) con shocks estructurales del SVARX; estimación central con parámetros corregidos por sesgo y 20.000 trayectorias." title="" id="85" name="Picture"/>
             <a:graphic>
               <a:graphicData uri="http://schemas.openxmlformats.org/drawingml/2006/picture">
                 <pic:pic>
                   <pic:nvPicPr>
-                    <pic:cNvPr descr="../tesis/figuras/fig6_2_abanico_deuda_neta.png" id="84" name="Picture"/>
+                    <pic:cNvPr descr="../tesis/figuras/fig6_2_abanico_deuda_neta.png" id="86" name="Picture"/>
                     <pic:cNvPicPr>
                       <a:picLocks noChangeArrowheads="1" noChangeAspect="1"/>
                     </pic:cNvPicPr>
                   </pic:nvPicPr>
                   <pic:blipFill>
-                    <a:blip r:embed="rId82"/>
+                    <a:blip r:embed="rId84"/>
                     <a:stretch>
                       <a:fillRect/>
                     </a:stretch>
@@ -8143,8 +8375,8 @@
         <w:t xml:space="preserve">El ancho del abanico entre los percentiles 5 y 95 es de 35,3 puntos en 2031, con un intervalo de [19,1; 37,6]. El del FMI para la deuda federal bruta es 71,5 (FMI, 2026, cuadro 7). El Capítulo 7 analiza esta diferencia.</w:t>
       </w:r>
     </w:p>
-    <w:bookmarkEnd w:id="85"/>
-    <w:bookmarkStart w:id="92" w:name="contraste-de-h1a"/>
+    <w:bookmarkEnd w:id="87"/>
+    <w:bookmarkStart w:id="94" w:name="contraste-de-h1a"/>
     <w:p>
       <w:pPr>
         <w:pStyle w:val="Heading2"/>
@@ -8176,23 +8408,31 @@
         <w:t xml:space="preserve"> </w:t>
       </w:r>
       <w:r>
-        <w:t xml:space="preserve">Con el superávit del escenario base (2,3% del PIB desde 2029), la probabilidad de que la deuda no se estabilice en 2031 es de 25,2%. La Figura 6.5 muestra cómo baja esa probabilidad a medida que se eleva el superávit primario de todos los años del escenario. Para llevarla al 1% que estima el FMI, el superávit de 2031 tendría que ser de 7,0% del PIB, el doble del máximo que alcanzó el Sector Público Nacional en 1996-2025 (3,6% en 2004). Aun con un superávit igual a ese máximo, la probabilidad de no estabilización sería de alrededor de 15%.</w:t>
-      </w:r>
-      <w:r>
-        <w:t xml:space="preserve"> </w:t>
-      </w:r>
-      <w:r>
-        <w:rPr>
-          <w:b/>
-          <w:bCs/>
-        </w:rPr>
-        <w:t xml:space="preserve">H1a queda respaldada:</w:t>
-      </w:r>
-      <w:r>
-        <w:t xml:space="preserve"> </w:t>
-      </w:r>
-      <w:r>
-        <w:t xml:space="preserve">ningún superávit dentro del rango observado en tres décadas lleva el riesgo al nivel que el FMI considera bajo.</w:t>
+        <w:t xml:space="preserve">Con el superávit del escenario base (1,4% del PIB en 2026 y 2,3% desde 2029), la probabilidad de que la deuda no se estabilice en 2031 es de 25,2%. El contraste desplaza en la misma magnitud el resultado primario de todos los años de 2026 a 2035, y la Figura 6.3 muestra cómo baja la probabilidad de 2031 a medida que crece ese desplazamiento. Para llevarla al 1%, que es la estimación puntual del FMI para Argentina (FMI, 2026), el desplazamiento tiene que ser de alrededor de 4,75 puntos: un superávit primario de 6,15% del PIB en 2026 que sube a 7,05% en 2031. El máximo del Sector Público Nacional en 1996-2025 es 3,6% del PIB, la suma de los cuatro trimestres a diciembre de 2004, que incluye las rentas de la propiedad; el máximo de la suma móvil de cuatro trimestres es 3,93% (2004T3), y sin rentas de la propiedad es 3,29%. Con un superávit de 3,6% en 2031, la probabilidad de no estabilización sería de alrededor de 15%. Con este criterio, H1a queda respaldada: ningún superávit dentro del rango observado en tres décadas lleva la probabilidad a la estimación del FMI.</w:t>
+      </w:r>
+    </w:p>
+    <w:p>
+      <w:pPr>
+        <w:pStyle w:val="BodyText"/>
+      </w:pPr>
+      <w:r>
+        <w:t xml:space="preserve">En 2035 la probabilidad no baja de manera monótona: cae hasta 1,15% con un desplazamiento de 4,5 puntos y vuelve a subir, hasta 1,93% con 6,0 puntos. Con superávits tan altos la deuda queda cerca de cero, y la métrica, que se evalúa año por año, se activa con</w:t>
+      </w:r>
+      <w:r>
+        <w:t xml:space="preserve"> </w:t>
+      </w:r>
+      <w:r>
+        <w:rPr>
+          <w:i/>
+          <w:iCs/>
+        </w:rPr>
+        <w:t xml:space="preserve">shocks</w:t>
+      </w:r>
+      <w:r>
+        <w:t xml:space="preserve"> </w:t>
+      </w:r>
+      <w:r>
+        <w:t xml:space="preserve">pequeños.</w:t>
       </w:r>
     </w:p>
     <w:p>
@@ -8204,18 +8444,18 @@
           <wp:inline>
             <wp:extent cx="5334000" cy="2790092"/>
             <wp:effectExtent b="0" l="0" r="0" t="0"/>
-            <wp:docPr descr="Figura 6.5. Contraste de suficiencia del superávit. Probabilidad de no estabilización en 2031 según el resultado primario de 2031, con el escenario base del FMI (2026) desplazado en paralelo. Estimación central, 10.000 trayectorias." title="" id="87" name="Picture"/>
+            <wp:docPr descr="Figura 6.3. Contraste de suficiencia del superávit. Probabilidad de no estabilización en 2031 según el resultado primario de 2031, con el resultado primario de todos los años del escenario base del FMI (2026) desplazado en la misma magnitud. Estimación central, 10.000 trayectorias." title="" id="89" name="Picture"/>
             <a:graphic>
               <a:graphicData uri="http://schemas.openxmlformats.org/drawingml/2006/picture">
                 <pic:pic>
                   <pic:nvPicPr>
-                    <pic:cNvPr descr="../tesis/figuras/fig6_5_suficiencia_superavit.png" id="88" name="Picture"/>
+                    <pic:cNvPr descr="../tesis/figuras/fig6_5_suficiencia_superavit.png" id="90" name="Picture"/>
                     <pic:cNvPicPr>
                       <a:picLocks noChangeArrowheads="1" noChangeAspect="1"/>
                     </pic:cNvPicPr>
                   </pic:nvPicPr>
                   <pic:blipFill>
-                    <a:blip r:embed="rId86"/>
+                    <a:blip r:embed="rId88"/>
                     <a:stretch>
                       <a:fillRect/>
                     </a:stretch>
@@ -8247,7 +8487,7 @@
         <w:pStyle w:val="ImageCaption"/>
       </w:pPr>
       <w:r>
-        <w:t xml:space="preserve">Figura 6.5. Contraste de suficiencia del superávit. Probabilidad de no estabilización en 2031 según el resultado primario de 2031, con el escenario base del FMI (2026) desplazado en paralelo. Estimación central, 10.000 trayectorias.</w:t>
+        <w:t xml:space="preserve">Figura 6.3. Contraste de suficiencia del superávit. Probabilidad de no estabilización en 2031 según el resultado primario de 2031, con el resultado primario de todos los años del escenario base del FMI (2026) desplazado en la misma magnitud. Estimación central, 10.000 trayectorias.</w:t>
       </w:r>
     </w:p>
     <w:p>
@@ -8281,7 +8521,7 @@
         <w:t xml:space="preserve"> </w:t>
       </w:r>
       <w:r>
-        <w:t xml:space="preserve">(Figura 6.3). En la estimación central, el bloque cambiario y de riesgo explica 58,7%, el fiscal 32,1% y el de actividad 9,3%. Los intervalos son amplios y se superponen: la diferencia entre los</w:t>
+        <w:t xml:space="preserve">(Figura 6.4). En la estimación central, el bloque cambiario y de riesgo explica 58,7%, el fiscal 32,1% y el de actividad 9,3%. Los intervalos son amplios y se superponen: la diferencia entre los</w:t>
       </w:r>
       <w:r>
         <w:t xml:space="preserve"> </w:t>
@@ -8633,18 +8873,18 @@
           <wp:inline>
             <wp:extent cx="5334000" cy="2667000"/>
             <wp:effectExtent b="0" l="0" r="0" t="0"/>
-            <wp:docPr descr="Figura 6.3. Varianza de la deuda en 2035 por bloque de shocks. Participación de cada bloque de shocks estructurales en la varianza de la deuda simulada en 2035; estimación central y barras de error hasta los percentiles 5 y 95 entre réplicas." title="" id="90" name="Picture"/>
+            <wp:docPr descr="Figura 6.4. Varianza de la deuda en 2035 por bloque de shocks. Participación de cada bloque de shocks estructurales en la varianza de la deuda simulada en 2035; estimación central y barras de error hasta los percentiles 5 y 95 entre réplicas." title="" id="92" name="Picture"/>
             <a:graphic>
               <a:graphicData uri="http://schemas.openxmlformats.org/drawingml/2006/picture">
                 <pic:pic>
                   <pic:nvPicPr>
-                    <pic:cNvPr descr="../tesis/figuras/fig6_3_varianza_por_bloque.png" id="91" name="Picture"/>
+                    <pic:cNvPr descr="../tesis/figuras/fig6_3_varianza_por_bloque.png" id="93" name="Picture"/>
                     <pic:cNvPicPr>
                       <a:picLocks noChangeArrowheads="1" noChangeAspect="1"/>
                     </pic:cNvPicPr>
                   </pic:nvPicPr>
                   <pic:blipFill>
-                    <a:blip r:embed="rId89"/>
+                    <a:blip r:embed="rId91"/>
                     <a:stretch>
                       <a:fillRect/>
                     </a:stretch>
@@ -8676,7 +8916,7 @@
         <w:pStyle w:val="ImageCaption"/>
       </w:pPr>
       <w:r>
-        <w:t xml:space="preserve">Figura 6.3. Varianza de la deuda en 2035 por bloque de</w:t>
+        <w:t xml:space="preserve">Figura 6.4. Varianza de la deuda en 2035 por bloque de</w:t>
       </w:r>
       <w:r>
         <w:t xml:space="preserve"> </w:t>
@@ -8708,8 +8948,8 @@
         <w:t xml:space="preserve">estructurales en la varianza de la deuda simulada en 2035; estimación central y barras de error hasta los percentiles 5 y 95 entre réplicas.</w:t>
       </w:r>
     </w:p>
-    <w:bookmarkEnd w:id="92"/>
-    <w:bookmarkStart w:id="93" w:name="contraste-de-h1b"/>
+    <w:bookmarkEnd w:id="94"/>
+    <w:bookmarkStart w:id="95" w:name="contraste-de-h1b"/>
     <w:p>
       <w:pPr>
         <w:pStyle w:val="Heading2"/>
@@ -8820,7 +9060,7 @@
                 <w:rFonts w:ascii="Calibri" w:hAnsi="Calibri"/>
                 <w:sz w:val="20"/>
               </w:rPr>
-              <w:t xml:space="preserve">Umbral del FMI</w:t>
+              <w:t xml:space="preserve">Cifra del FMI</w:t>
             </w:r>
           </w:p>
         </w:tc>
@@ -9008,21 +9248,35 @@
         <w:pStyle w:val="BodyText"/>
       </w:pPr>
       <w:r>
-        <w:t xml:space="preserve">En los dos horizontes, el intervalo queda entero muy por encima del umbral del FMI, y la conclusión se mantiene con la corrección de Bonferroni (límites inferiores de 2,5%: 18,0% y 14,6%). Con dos medidas alternativas el resultado es el mismo: si se usa el resultado primario simulado en lugar del previsto, la probabilidad en 2031 es de 29,2%, y la probabilidad de que la deuda de 2031 supere a la de 2029 es de 22,0%.</w:t>
-      </w:r>
-      <w:r>
-        <w:t xml:space="preserve"> </w:t>
-      </w:r>
-      <w:r>
-        <w:rPr>
-          <w:b/>
-          <w:bCs/>
-        </w:rPr>
-        <w:t xml:space="preserve">H1b queda respaldada en los dos horizontes.</w:t>
-      </w:r>
-    </w:p>
-    <w:bookmarkEnd w:id="93"/>
-    <w:bookmarkStart w:id="94" w:name="contraste-de-h2"/>
+        <w:t xml:space="preserve">En los dos horizontes, el intervalo queda entero muy por encima de la cifra del FMI, y la conclusión se mantiene con la corrección de Bonferroni (límites inferiores de 2,5%: 18,0% y 14,6%). Con dos medidas alternativas el resultado es el mismo: si se usa el resultado primario simulado en lugar del previsto, la probabilidad en 2031 es de 29,2%, y la probabilidad de que la deuda de 2031 supere a la de 2029 es de 22,0%. H1b queda respaldada en los dos horizontes.</w:t>
+      </w:r>
+    </w:p>
+    <w:p>
+      <w:pPr>
+        <w:pStyle w:val="BodyText"/>
+      </w:pPr>
+      <w:r>
+        <w:t xml:space="preserve">La comparación con el FMI tiene un límite. Las cifras del FMI corresponden a la deuda federal bruta, que parte de 80,3% del PIB, y esta tesis mide la deuda consolidada neta, que parte de 61,0%. Con un procedimiento de</w:t>
+      </w:r>
+      <w:r>
+        <w:t xml:space="preserve"> </w:t>
+      </w:r>
+      <w:r>
+        <w:rPr>
+          <w:i/>
+          <w:iCs/>
+        </w:rPr>
+        <w:t xml:space="preserve">shocks</w:t>
+      </w:r>
+      <w:r>
+        <w:t xml:space="preserve"> </w:t>
+      </w:r>
+      <w:r>
+        <w:t xml:space="preserve">a la manera del FMI aplicado a los datos de esta tesis, la probabilidad en 2031 es de 23,7% y el ancho del abanico de 114 puntos, frente a 1% y 71,5 del FMI (sección 6.6). La tesis no reproduce la cifra del FMI ni siquiera con ese procedimiento, de modo que no puede identificar de dónde viene la diferencia.</w:t>
+      </w:r>
+    </w:p>
+    <w:bookmarkEnd w:id="95"/>
+    <w:bookmarkStart w:id="96" w:name="contraste-de-h2"/>
     <w:p>
       <w:pPr>
         <w:pStyle w:val="Heading2"/>
@@ -9125,7 +9379,7 @@
                 <w:rFonts w:ascii="Calibri" w:hAnsi="Calibri"/>
                 <w:sz w:val="20"/>
               </w:rPr>
-              <w:t xml:space="preserve">Suba de un desvío estándar (0,50 pp)</w:t>
+              <w:t xml:space="preserve">Nivel 0,50 pp más alto en 2026-2035 (un desvío estándar)</w:t>
             </w:r>
           </w:p>
         </w:tc>
@@ -9172,7 +9426,7 @@
                 <w:rFonts w:ascii="Calibri" w:hAnsi="Calibri"/>
                 <w:sz w:val="20"/>
               </w:rPr>
-              <w:t xml:space="preserve">Repetición de la senda de 2022-2025</w:t>
+              <w:t xml:space="preserve">Variaciones de 2022-2025 (nivel 3,82 pp más alto desde 2029)</w:t>
             </w:r>
           </w:p>
         </w:tc>
@@ -9221,23 +9475,7 @@
         <w:pStyle w:val="BodyText"/>
       </w:pPr>
       <w:r>
-        <w:t xml:space="preserve">En los dos escenarios, la suba de la tasa de la FED eleva la probabilidad de no estabilización en 2035 con un intervalo de 90% que excluye el cero, aunque por poco. El efecto sobre la deuda esperada tiene el signo previsto en los dos casos, pero sus intervalos incluyen el cero. Con la corrección de Bonferroni, ninguno de los efectos sobre la probabilidad se sostiene (límites inferiores de 2,5% de -0,1 y -0,2 puntos).</w:t>
-      </w:r>
-      <w:r>
-        <w:t xml:space="preserve"> </w:t>
-      </w:r>
-      <w:r>
-        <w:rPr>
-          <w:b/>
-          <w:bCs/>
-        </w:rPr>
-        <w:t xml:space="preserve">H2 queda respaldada de manera débil:</w:t>
-      </w:r>
-      <w:r>
-        <w:t xml:space="preserve"> </w:t>
-      </w:r>
-      <w:r>
-        <w:t xml:space="preserve">la dirección del efecto es la que plantea la hipótesis, pero su magnitud no se puede estimar con precisión.</w:t>
+        <w:t xml:space="preserve">Los dos escenarios dejan el nivel de la tasa de la FED por encima del base hasta 2035: 0,50 puntos en el primero; en el segundo, el nivel sube 5,25 puntos y baja 1,43 en 2026-2029, y queda 3,82 puntos por encima del base hasta 2035 (sección 4.6). En los dos, la suba eleva la probabilidad de no estabilización en 2035 con un intervalo de 90% que excluye el cero, con límites inferiores de 0,1 y 1,0 puntos. El efecto sobre la deuda esperada tiene el signo previsto, pero sus intervalos incluyen el cero, de modo que no cumple el criterio de la Tabla 4.4. Con la corrección de Bonferroni, ninguno de los efectos sobre la probabilidad se sostiene (límites inferiores de 2,5% de -0,1 y -0,2 puntos). En las respuestas al impulso, 5 de las 84 bandas excluyen el cero, menos que las ocho que produciría el azar (sección 6.1).</w:t>
       </w:r>
     </w:p>
     <w:p>
@@ -9245,11 +9483,19 @@
         <w:pStyle w:val="BodyText"/>
       </w:pPr>
       <w:r>
-        <w:t xml:space="preserve">Para saber por qué canal pasa el efecto, se repitió el escenario de 2022-2025 anulando la respuesta de las variables domésticas a la FED, de modo que solo actúa el mayor costo de refinanciar la deuda en dólares. Ese costo directo explica 4,7 de los 7,8 puntos de aumento de la deuda en 2035 (60%). El resto corresponde a la respuesta del riesgo país, el tipo de cambio real y el crecimiento, ninguna de ellas significativa por separado (sección 6.1). El efecto que la tesis puede atribuir a la FED pasa, entonces, sobre todo por el costo de la deuda en dólares, y no por los canales de riesgo, tipo de cambio y crecimiento que la hipótesis destaca.</w:t>
-      </w:r>
-    </w:p>
-    <w:bookmarkEnd w:id="94"/>
-    <w:bookmarkStart w:id="98" w:name="robustez"/>
+        <w:t xml:space="preserve">Para saber por qué canal pasa el efecto, se repitió el escenario de 2022-2025 anulando la respuesta de las variables domésticas a la FED, de modo que solo actúa el mayor costo de refinanciar la deuda en dólares. Ese costo directo explica 4,7 de los 7,8 puntos de aumento de la deuda en 2035 (60%). El resto corresponde a la respuesta del riesgo país, el tipo de cambio real y el crecimiento, ninguna de ellas significativa por separado (sección 6.1).</w:t>
+      </w:r>
+    </w:p>
+    <w:p>
+      <w:pPr>
+        <w:pStyle w:val="BodyText"/>
+      </w:pPr>
+      <w:r>
+        <w:t xml:space="preserve">H2 queda respaldada solo en parte: el efecto sobre la probabilidad cumple el criterio al 90%, pero no el efecto sobre la deuda esperada, no resiste la corrección por contrastes múltiples y los canales que nombra la hipótesis (riesgo, tipo de cambio real, crecimiento) no se distinguen del azar; la mayor parte del efecto es el costo directo de la deuda en dólares, que el modelo incorpora por construcción.</w:t>
+      </w:r>
+    </w:p>
+    <w:bookmarkEnd w:id="96"/>
+    <w:bookmarkStart w:id="100" w:name="robustez"/>
     <w:p>
       <w:pPr>
         <w:pStyle w:val="Heading2"/>
@@ -9263,7 +9509,23 @@
         <w:pStyle w:val="FirstParagraph"/>
       </w:pPr>
       <w:r>
-        <w:t xml:space="preserve">La Tabla 6.6 resume las 18 especificaciones alternativas.</w:t>
+        <w:t xml:space="preserve">La Tabla 6.6 resume las 17 especificaciones alternativas a la principal, dos variantes con</w:t>
+      </w:r>
+      <w:r>
+        <w:t xml:space="preserve"> </w:t>
+      </w:r>
+      <w:r>
+        <w:rPr>
+          <w:i/>
+          <w:iCs/>
+        </w:rPr>
+        <w:t xml:space="preserve">shocks</w:t>
+      </w:r>
+      <w:r>
+        <w:t xml:space="preserve"> </w:t>
+      </w:r>
+      <w:r>
+        <w:t xml:space="preserve">a la manera del FMI y la cifra de referencia del FMI.</w:t>
       </w:r>
     </w:p>
     <w:p>
@@ -11065,7 +11327,7 @@
         <w:pStyle w:val="BodyText"/>
       </w:pPr>
       <w:r>
-        <w:t xml:space="preserve">Fuente: elaboración propia. Entre corchetes, intervalos de 90%. Las filas a la manera del FMI no tienen intervalo porque ese procedimiento no estima parámetros.</w:t>
+        <w:t xml:space="preserve">Fuente: elaboración propia. Entre corchetes, intervalos de 90%. Las filas a la manera del FMI no tienen intervalo porque ese procedimiento no estima parámetros. Con la muestra desde 2004 (82 trimestres), la estimación de 2035 queda por encima del intervalo: en 48 de las 200 réplicas la corrección del sesgo tuvo que reducirse para mantener la estabilidad, esas réplicas generan menos persistencia que la estimación central y el intervalo percentil se corre hacia abajo. El sesgo juega en contra de H1b, de modo que su límite inferior es conservador. Las filas de Cholesky y de elasticidad cíclica difieren de la principal en 0,5 a 0,8 puntos de probabilidad por las extracciones de Monte Carlo, no por la identificación, que no altera la probabilidad de no estabilización (sección 4.6).</w:t>
       </w:r>
     </w:p>
     <w:p>
@@ -11077,13 +11339,13 @@
           <w:b/>
           <w:bCs/>
         </w:rPr>
-        <w:t xml:space="preserve">H1b es robusta.</w:t>
-      </w:r>
-      <w:r>
-        <w:t xml:space="preserve"> </w:t>
-      </w:r>
-      <w:r>
-        <w:t xml:space="preserve">En todas las especificaciones, la probabilidad de no estabilización supera con holgura los umbrales del FMI en los dos horizontes. El valor más bajo, con el ajuste stock-flujo en cero, tiene un límite inferior de 9,4% en 2035. Partir de la deuda consolidada neta del FMI (52,1% del PIB), que descuenta las tenencias del FGS, apenas reduce la probabilidad (22,8% en 2031). Tampoco cambia el resultado restar del remuestreo los</w:t>
+        <w:t xml:space="preserve">H1b.</w:t>
+      </w:r>
+      <w:r>
+        <w:t xml:space="preserve"> </w:t>
+      </w:r>
+      <w:r>
+        <w:t xml:space="preserve">En todas las especificaciones, la probabilidad de no estabilización supera con holgura las cifras del FMI en los dos horizontes. El valor más bajo, con el ajuste stock-flujo en cero, tiene un límite inferior de 9,4% en 2035. Partir de la deuda consolidada neta del FMI (52,1% del PIB), que descuenta las tenencias del FGS, apenas reduce la probabilidad (22,8% en 2031). Tampoco cambia el resultado restar del remuestreo los</w:t>
       </w:r>
       <w:r>
         <w:t xml:space="preserve"> </w:t>
@@ -11111,7 +11373,7 @@
           <w:b/>
           <w:bCs/>
         </w:rPr>
-        <w:t xml:space="preserve">El perímetro no cambia los resultados.</w:t>
+        <w:t xml:space="preserve">Perímetro.</w:t>
       </w:r>
       <w:r>
         <w:t xml:space="preserve"> </w:t>
@@ -11129,7 +11391,7 @@
           <w:b/>
           <w:bCs/>
         </w:rPr>
-        <w:t xml:space="preserve">La descomposición de la varianza no es robusta.</w:t>
+        <w:t xml:space="preserve">Descomposición de la varianza.</w:t>
       </w:r>
       <w:r>
         <w:t xml:space="preserve"> </w:t>
@@ -11151,7 +11413,7 @@
         <w:t xml:space="preserve"> </w:t>
       </w:r>
       <w:r>
-        <w:t xml:space="preserve">no fiscales y el fiscal es positiva en la mayoría de las especificaciones, pero su intervalo solo excluye el cero con dos rezagos, con una elasticidad cíclica de 0,5 y con el ordenamiento de Cholesky que pone último al resultado primario. Se vuelve negativa con la muestra desde 2004 y con el resultado primario sin rentas de la propiedad. La identificación del</w:t>
+        <w:t xml:space="preserve">no fiscales y el fiscal es positiva en la mayoría de las especificaciones, pero no es robusta: su intervalo solo excluye el cero con dos rezagos, con una elasticidad cíclica de 0,5 y con el ordenamiento de Cholesky que pone último al resultado primario. Se vuelve negativa con la muestra desde 2004 y con el resultado primario sin rentas de la propiedad. La identificación del</w:t>
       </w:r>
       <w:r>
         <w:t xml:space="preserve"> </w:t>
@@ -11179,7 +11441,7 @@
           <w:b/>
           <w:bCs/>
         </w:rPr>
-        <w:t xml:space="preserve">H2 es frágil.</w:t>
+        <w:t xml:space="preserve">H2.</w:t>
       </w:r>
       <w:r>
         <w:t xml:space="preserve"> </w:t>
@@ -11193,7 +11455,7 @@
         <w:pStyle w:val="BodyText"/>
       </w:pPr>
       <w:r>
-        <w:t xml:space="preserve">La Figura 6.4 resume la tabla para H1b.</w:t>
+        <w:t xml:space="preserve">La Figura 6.5 resume la tabla para H1b.</w:t>
       </w:r>
     </w:p>
     <w:p>
@@ -11205,18 +11467,18 @@
           <wp:inline>
             <wp:extent cx="5334000" cy="2667000"/>
             <wp:effectExtent b="0" l="0" r="0" t="0"/>
-            <wp:docPr descr="Figura 6.4. Probabilidad de no estabilización por especificación. Estimaciones centrales en 2031 y 2035, con intervalos de 90%, y los umbrales del FMI (2026): 1% a mediano plazo y menos de 3% a diez años. La variante a la manera del FMI no tiene intervalo porque no estima parámetros." title="" id="96" name="Picture"/>
+            <wp:docPr descr="Figura 6.5. Probabilidad de no estabilización por especificación. Estimaciones centrales en 2031 y 2035, con intervalos de 90%, y las cifras del FMI (2026): 1% a mediano plazo y menos de 3% a diez años. La variante a la manera del FMI no tiene intervalo porque no estima parámetros." title="" id="98" name="Picture"/>
             <a:graphic>
               <a:graphicData uri="http://schemas.openxmlformats.org/drawingml/2006/picture">
                 <pic:pic>
                   <pic:nvPicPr>
-                    <pic:cNvPr descr="../tesis/figuras/fig6_4_probabilidad_no_estabilizacion.png" id="97" name="Picture"/>
+                    <pic:cNvPr descr="../tesis/figuras/fig6_4_probabilidad_no_estabilizacion.png" id="99" name="Picture"/>
                     <pic:cNvPicPr>
                       <a:picLocks noChangeArrowheads="1" noChangeAspect="1"/>
                     </pic:cNvPicPr>
                   </pic:nvPicPr>
                   <pic:blipFill>
-                    <a:blip r:embed="rId95"/>
+                    <a:blip r:embed="rId97"/>
                     <a:stretch>
                       <a:fillRect/>
                     </a:stretch>
@@ -11248,12 +11510,12 @@
         <w:pStyle w:val="ImageCaption"/>
       </w:pPr>
       <w:r>
-        <w:t xml:space="preserve">Figura 6.4. Probabilidad de no estabilización por especificación. Estimaciones centrales en 2031 y 2035, con intervalos de 90%, y los umbrales del FMI (2026): 1% a mediano plazo y menos de 3% a diez años. La variante a la manera del FMI no tiene intervalo porque no estima parámetros.</w:t>
-      </w:r>
-    </w:p>
-    <w:bookmarkEnd w:id="98"/>
-    <w:bookmarkEnd w:id="99"/>
-    <w:bookmarkStart w:id="112" w:name="discusión"/>
+        <w:t xml:space="preserve">Figura 6.5. Probabilidad de no estabilización por especificación. Estimaciones centrales en 2031 y 2035, con intervalos de 90%, y las cifras del FMI (2026): 1% a mediano plazo y menos de 3% a diez años. La variante a la manera del FMI no tiene intervalo porque no estima parámetros.</w:t>
+      </w:r>
+    </w:p>
+    <w:bookmarkEnd w:id="100"/>
+    <w:bookmarkEnd w:id="101"/>
+    <w:bookmarkStart w:id="114" w:name="discusión"/>
     <w:p>
       <w:pPr>
         <w:pStyle w:val="Heading1"/>
@@ -11262,7 +11524,7 @@
         <w:t xml:space="preserve">7. Discusión</w:t>
       </w:r>
     </w:p>
-    <w:bookmarkStart w:id="100" w:name="Xd2bfaf14c1e57bc7fc44159cc760bdc22586e66"/>
+    <w:bookmarkStart w:id="102" w:name="Xd2bfaf14c1e57bc7fc44159cc760bdc22586e66"/>
     <w:p>
       <w:pPr>
         <w:pStyle w:val="Heading2"/>
@@ -11289,7 +11551,7 @@
         <w:t xml:space="preserve">shocks</w:t>
       </w:r>
       <w:r>
-        <w:t xml:space="preserve">, que no altera la probabilidad. Con el procedimiento de</w:t>
+        <w:t xml:space="preserve">, que no altera la probabilidad. Con un procedimiento de</w:t>
       </w:r>
       <w:r>
         <w:t xml:space="preserve"> </w:t>
@@ -11305,7 +11567,7 @@
         <w:t xml:space="preserve"> </w:t>
       </w:r>
       <w:r>
-        <w:t xml:space="preserve">del propio FMI aplicado a los mismos datos, la probabilidad es de 23,7%, del mismo orden que la del SVARX. La diferencia con el 1% del FMI, entonces, no depende del método de esta tesis. Proviene de los datos históricos con los que se generan los</w:t>
+        <w:t xml:space="preserve">a la manera del FMI aplicado a los datos de esta tesis, la probabilidad es de 23,7%, del mismo orden que la del SVARX, y el ancho del abanico es de 114 puntos, contra 71,5 del FMI. Ese procedimiento no reproduce la cifra del FMI, de modo que la tesis no puede atribuir la diferencia ni al método ni a los datos: el FMI no publica la historia con la que genera sus</w:t>
       </w:r>
       <w:r>
         <w:t xml:space="preserve"> </w:t>
@@ -11318,7 +11580,10 @@
         <w:t xml:space="preserve">shocks</w:t>
       </w:r>
       <w:r>
-        <w:t xml:space="preserve">, que el FMI no publica para Argentina, y de cómo esa historia se proyecta sobre el escenario base. Lo que la tesis puede afirmar es que, con las series argentinas de 1996-2025 y con cualquiera de los dos procedimientos, la probabilidad de no estabilización es un orden de magnitud mayor que la que informa el FMI.</w:t>
+        <w:t xml:space="preserve"> </w:t>
+      </w:r>
+      <w:r>
+        <w:t xml:space="preserve">para Argentina, y los perímetros también difieren (deuda consolidada neta que parte de 61,0% del PIB, contra deuda federal bruta que parte de 80,3%). Lo que la tesis puede afirmar es que, con esta implementación y las series argentinas de 1996-2025, la probabilidad de no estabilización es un orden de magnitud mayor que la que informa el FMI con los dos procedimientos usados.</w:t>
       </w:r>
     </w:p>
     <w:p>
@@ -11329,8 +11594,8 @@
         <w:t xml:space="preserve">A diez años, la probabilidad es algo menor (22,3%) pero sigue muy por encima del umbral. La métrica del FMI pregunta si el ajuste del escenario base alcanza para poner la deuda en una senda descendente (FMI, 2021, anexo VI, nota 9). En una de cada cuatro o cinco trayectorias, ese ajuste no alcanza, incluso diez años después.</w:t>
       </w:r>
     </w:p>
-    <w:bookmarkEnd w:id="100"/>
-    <w:bookmarkStart w:id="107" w:name="X296fb36fe1945ef431d31692b730d7f1c364e24"/>
+    <w:bookmarkEnd w:id="102"/>
+    <w:bookmarkStart w:id="109" w:name="X296fb36fe1945ef431d31692b730d7f1c364e24"/>
     <w:p>
       <w:pPr>
         <w:pStyle w:val="Heading2"/>
@@ -11398,18 +11663,18 @@
           <wp:inline>
             <wp:extent cx="5334000" cy="2895600"/>
             <wp:effectExtent b="0" l="0" r="0" t="0"/>
-            <wp:docPr descr="Figura 7.1. Abanicos con shocks del SVARX y con shocks a la manera del FMI. Deuda consolidada neta simulada, percentiles 5 y 95 y mediana (% del PIB). Los shocks a la manera del FMI son bloques de dos años de desvíos históricos, 1997-2025." title="" id="102" name="Picture"/>
+            <wp:docPr descr="Figura 7.1. Abanicos con shocks del SVARX y con shocks a la manera del FMI. Deuda consolidada neta simulada, percentiles 5 y 95 y mediana (% del PIB). Los shocks a la manera del FMI son bloques de dos años de desvíos históricos, 1997-2025." title="" id="104" name="Picture"/>
             <a:graphic>
               <a:graphicData uri="http://schemas.openxmlformats.org/drawingml/2006/picture">
                 <pic:pic>
                   <pic:nvPicPr>
-                    <pic:cNvPr descr="../tesis/figuras/fig7_1_abanico_svarx_vs_fmi.png" id="103" name="Picture"/>
+                    <pic:cNvPr descr="../tesis/figuras/fig7_1_abanico_svarx_vs_fmi.png" id="105" name="Picture"/>
                     <pic:cNvPicPr>
                       <a:picLocks noChangeArrowheads="1" noChangeAspect="1"/>
                     </pic:cNvPicPr>
                   </pic:nvPicPr>
                   <pic:blipFill>
-                    <a:blip r:embed="rId101"/>
+                    <a:blip r:embed="rId103"/>
                     <a:stretch>
                       <a:fillRect/>
                     </a:stretch>
@@ -12068,18 +12333,18 @@
           <wp:inline>
             <wp:extent cx="5334000" cy="3501390"/>
             <wp:effectExtent b="0" l="0" r="0" t="0"/>
-            <wp:docPr descr="Figura 7.2. Impulsores anuales de la deuda que usa la variante a la manera del FMI, 1997-2025. La tasa real efectiva pasa de valores positivos en la convertibilidad a valores muy negativos con la inflación posterior." title="" id="105" name="Picture"/>
+            <wp:docPr descr="Figura 7.2. Impulsores anuales de la deuda que usa la variante a la manera del FMI, 1997-2025. La tasa real efectiva pasa de valores positivos en la convertibilidad a valores muy negativos con la inflación posterior." title="" id="107" name="Picture"/>
             <a:graphic>
               <a:graphicData uri="http://schemas.openxmlformats.org/drawingml/2006/picture">
                 <pic:pic>
                   <pic:nvPicPr>
-                    <pic:cNvPr descr="../tesis/figuras/fig7_2_impulsores_historicos.png" id="106" name="Picture"/>
+                    <pic:cNvPr descr="../tesis/figuras/fig7_2_impulsores_historicos.png" id="108" name="Picture"/>
                     <pic:cNvPicPr>
                       <a:picLocks noChangeArrowheads="1" noChangeAspect="1"/>
                     </pic:cNvPicPr>
                   </pic:nvPicPr>
                   <pic:blipFill>
-                    <a:blip r:embed="rId104"/>
+                    <a:blip r:embed="rId106"/>
                     <a:stretch>
                       <a:fillRect/>
                     </a:stretch>
@@ -12129,7 +12394,7 @@
         <w:t xml:space="preserve"> </w:t>
       </w:r>
       <w:r>
-        <w:t xml:space="preserve">El SVARX trata los cambios de régimen con las variables binarias de los quiebres estructurales (2001, 2006 y 2018) y separa lo que la dinámica del sistema permite anticipar de lo que es sorpresa: solo remuestrea las sorpresas, que son menores que los desvíos respecto de una media de largo plazo. Además, la tasa en dólares se reprecia de a poco, a medida que vence la deuda. Por eso el abanico es más angosto. Que la probabilidad de no estabilización sea aun así alta indica que la métrica no depende tanto de la dispersión total como de la frecuencia de años en los que una depreciación real o una suba del riesgo país elevan el resultado primario necesario por encima del previsto. Esta tesis no aísla qué parte de ese resultado se debe a la persistencia de los</w:t>
+        <w:t xml:space="preserve">El SVARX trata los cambios de régimen con las variables binarias de los quiebres estructurales (2001, 2006 y 2018) y separa lo que la dinámica del sistema permite anticipar de lo que es sorpresa: solo remuestrea las sorpresas, que son menores que los desvíos respecto de una media de largo plazo. La tasa en dólares, por su parte, se reprecia gradualmente, a medida que vence la deuda. Por eso el abanico es más angosto. Que la probabilidad de no estabilización sea aun así alta indica que la métrica no depende tanto de la dispersión total como de la frecuencia de años en los que una depreciación real o una suba del riesgo país elevan el resultado primario necesario por encima del previsto. Esta tesis no aísla qué parte de ese resultado se debe a la persistencia de los</w:t>
       </w:r>
       <w:r>
         <w:t xml:space="preserve"> </w:t>
@@ -12145,8 +12410,8 @@
         <w:t xml:space="preserve">; queda como hipótesis para trabajo futuro.</w:t>
       </w:r>
     </w:p>
-    <w:bookmarkEnd w:id="107"/>
-    <w:bookmarkStart w:id="108" w:name="el-papel-del-superávit-primario"/>
+    <w:bookmarkEnd w:id="109"/>
+    <w:bookmarkStart w:id="110" w:name="el-papel-del-superávit-primario"/>
     <w:p>
       <w:pPr>
         <w:pStyle w:val="Heading2"/>
@@ -12160,7 +12425,7 @@
         <w:pStyle w:val="FirstParagraph"/>
       </w:pPr>
       <w:r>
-        <w:t xml:space="preserve">La reacción fiscal estimada es positiva (0,051, con un intervalo de 0,010 a 0,103): en 1998-2025, el resultado primario respondió a la deuda, en línea con la condición de Bohn (1998). Una reacción de esa magnitud estabiliza la deuda mientras el diferencial entre tasa y crecimiento, ajustado por el crecimiento, se mantenga por debajo de unos cinco puntos. Argentina lo superó con frecuencia en los años de depreciación real y suba del riesgo país.</w:t>
+        <w:t xml:space="preserve">La reacción fiscal estimada es positiva (0,051, con un intervalo de 0,010 a 0,103): en 1998-2025, el resultado primario respondió a la deuda, en línea con la condición de Bohn (1998). Ese coeficiente es el efecto de impacto sobre el resultado primario trimestral; teniendo en cuenta los rezagos del propio resultado primario, el multiplicador de largo plazo de la estimación por mínimos cuadrados es de alrededor de 0,19, una estimación puntual sin intervalo. La tesis no traduce esa reacción en un diferencial entre tasa y crecimiento que la deuda pueda tolerar.</w:t>
       </w:r>
     </w:p>
     <w:p>
@@ -12168,7 +12433,7 @@
         <w:pStyle w:val="BodyText"/>
       </w:pPr>
       <w:r>
-        <w:t xml:space="preserve">El contraste de suficiencia de la sección 6.3 da la medida de esa insuficiencia. Para que la probabilidad de no estabilización baje al nivel que el FMI considera bajo, el superávit tendría que ser de 7,0% del PIB, el doble del máximo de las últimas tres décadas. El superávit es necesario, y el escenario base del FMI se apoya en él, pero no alcanza para controlar la trayectoria: una parte del riesgo viene de variables que el superávit no controla. El resultado coincide con el diagnóstico de la restricción externa del Capítulo 3: con 58% de la deuda en moneda extranjera, una depreciación real cambia el cociente de deuda aunque las cuentas fiscales estén en orden (Calvo et al., 2003).</w:t>
+        <w:t xml:space="preserve">El contraste de suficiencia de la sección 6.3 mide si el superávit alcanza. Para que la probabilidad de no estabilización en 2031 baje al 1% que estima el FMI para Argentina, el resultado primario de todos los años tendría que subir unos 4,75 puntos, hasta 7,05% del PIB en 2031, casi el doble del máximo de las últimas tres décadas (3,6% en 2004). El superávit es necesario, y el escenario base del FMI se apoya en él, pero en el rango observado no alcanza para llevar la probabilidad a la cifra del FMI. Con 58% de la deuda en moneda extranjera, la identidad hace que una depreciación real cambie el cociente de deuda aunque las cuentas fiscales estén en orden (Calvo et al., 2003); cuánto del riesgo simulado viene de esa fuente depende de la descomposición de la varianza, que no es robusta.</w:t>
       </w:r>
     </w:p>
     <w:p>
@@ -12211,8 +12476,8 @@
         <w:t xml:space="preserve">cambiarios y de riesgo dominen a los fiscales. Sí puede afirmar que el superávit, en el rango observado, no basta.</w:t>
       </w:r>
     </w:p>
-    <w:bookmarkEnd w:id="108"/>
-    <w:bookmarkStart w:id="109" w:name="el-shock-de-la-fed"/>
+    <w:bookmarkEnd w:id="110"/>
+    <w:bookmarkStart w:id="111" w:name="el-shock-de-la-fed"/>
     <w:p>
       <w:pPr>
         <w:pStyle w:val="Heading2"/>
@@ -12242,11 +12507,11 @@
         <w:pStyle w:val="FirstParagraph"/>
       </w:pPr>
       <w:r>
-        <w:t xml:space="preserve">La suba de la tasa de la FED eleva la probabilidad de no estabilización, pero el efecto está estimado con poca precisión. Una repetición de la senda de 2022-2025 suma 13 puntos de probabilidad en 2035, con un intervalo de 1 a 25 puntos, y no se sostiene con la corrección por contrastes múltiples. Tres quintos del efecto sobre la deuda vienen del canal más directo, el mayor costo de refinanciar la deuda en dólares; el resto, de la respuesta del riesgo país, el tipo de cambio real y el crecimiento, que no son significativas por separado. Esto no quiere decir que los canales indirectos no existan: Uribe y Yue (2006) y Canova (2005) los documentan con paneles y muestras más largas. Quiere decir que una sola serie argentina de 111 trimestres no alcanza para medirlos. La conclusión sobre H2 descansa, por lo tanto, sobre todo en el canal de costo.</w:t>
-      </w:r>
-    </w:p>
-    <w:bookmarkEnd w:id="109"/>
-    <w:bookmarkStart w:id="110" w:name="diálogo-con-la-literatura"/>
+        <w:t xml:space="preserve">H2 queda respaldada solo en parte. Repetir las variaciones de la tasa de la FED de 2022-2025, que dejan su nivel 3,82 puntos por encima del base desde 2029, suma 13 puntos de probabilidad de no estabilización en 2035, con un intervalo de 1 a 25 puntos. El efecto sobre la probabilidad cumple el criterio al 90%, pero el efecto sobre la deuda esperada no lo cumple, ninguno resiste la corrección por contrastes múltiples, y en las respuestas al impulso los canales que nombra la hipótesis (riesgo, tipo de cambio real, crecimiento) no se distinguen del azar. Tres quintos del efecto sobre la deuda vienen del mayor costo de refinanciar la deuda en dólares, que el modelo incorpora por construcción a través de la identidad. Esto no quiere decir que los canales indirectos no existan: Uribe y Yue (2006) y Canova (2005) los documentan con paneles y muestras más largas. Quiere decir que una sola serie argentina de 111 trimestres no alcanza para medirlos.</w:t>
+      </w:r>
+    </w:p>
+    <w:bookmarkEnd w:id="111"/>
+    <w:bookmarkStart w:id="112" w:name="diálogo-con-la-literatura"/>
     <w:p>
       <w:pPr>
         <w:pStyle w:val="Heading2"/>
@@ -12274,7 +12539,7 @@
         <w:t xml:space="preserve"> </w:t>
       </w:r>
       <w:r>
-        <w:t xml:space="preserve">Levy Yeyati y Sturzenegger (2023) encuentran que una devaluación real de 20% casi no modifica el patrimonio neto del sector público argentino, porque el mayor costo de la deuda en dólares se compensa con más recaudación de bienes transables. Esta tesis mide otro objeto, el cociente de deuda, y encuentra que la valuación por el tipo de cambio es una de sus principales fuentes de riesgo. Las dos conclusiones son compatibles: el cociente de deuda puede no estabilizarse aunque el patrimonio neto se mantenga, y por eso Rodríguez (2023) advierte que el cociente es una medida engañosa después de un salto cambiario.</w:t>
+        <w:t xml:space="preserve">Levy Yeyati y Sturzenegger (2023) encuentran que una devaluación real de 20% casi no modifica el patrimonio neto del sector público argentino, porque el mayor costo de la deuda en dólares se compensa con más recaudación de bienes transables. Esta tesis mide otro objeto, el cociente de deuda. En la estimación central, el bloque cambiario y de riesgo es el mayor componente de la varianza de ese cociente, aunque la descomposición no es robusta y no permite afirmar que domine al fiscal. Si ese peso se confirmara, las dos conclusiones serían compatibles: el cociente de deuda puede no estabilizarse aunque el patrimonio neto se mantenga, y por eso Rodríguez (2023) advierte que el cociente es una medida engañosa después de un salto cambiario.</w:t>
       </w:r>
     </w:p>
     <w:p>
@@ -12321,8 +12586,8 @@
         <w:t xml:space="preserve">Ghosh et al. (2013) sostienen que la respuesta del superávit se debilita con deuda alta; Everaert y Jansen (2018) no encuentran ese patrón de manera robusta. Esta tesis estima una regla lineal y no puede contrastar la fatiga; si existiera, el contraste de suficiencia sería todavía más desfavorable al superávit.</w:t>
       </w:r>
     </w:p>
-    <w:bookmarkEnd w:id="110"/>
-    <w:bookmarkStart w:id="111" w:name="limitaciones"/>
+    <w:bookmarkEnd w:id="112"/>
+    <w:bookmarkStart w:id="113" w:name="limitaciones"/>
     <w:p>
       <w:pPr>
         <w:pStyle w:val="Heading2"/>
@@ -12394,7 +12659,7 @@
         <w:t xml:space="preserve"> </w:t>
       </w:r>
       <w:r>
-        <w:t xml:space="preserve">La deuda neta no descuenta los títulos en poder del FGS, porque no hay una serie histórica pública de su cartera (Capítulo 5). Partir de la deuda del FMI, que sí lo descuenta, no cambia las conclusiones.</w:t>
+        <w:t xml:space="preserve">La deuda neta no descuenta los títulos en poder del FGS ni de otros organismos públicos. La ANSES no publica una serie histórica de la cartera del FGS por tipo de activo (Capítulo 5); hay datos anuales de la deuda en manos de organismos del sector público desde 2004, que no se usaron para descontar porque no cubren todo el período de estimación ni separan al FGS. Partir de la deuda del FMI, que sí descuenta el FGS, no cambia las conclusiones.</w:t>
       </w:r>
     </w:p>
     <w:p>
@@ -12410,29 +12675,13 @@
           <w:b/>
           <w:bCs/>
         </w:rPr>
-        <w:t xml:space="preserve">Autocorrelación residual y remuestreo.</w:t>
-      </w:r>
-      <w:r>
-        <w:t xml:space="preserve"> </w:t>
-      </w:r>
-      <w:r>
-        <w:t xml:space="preserve">La prueba de Portmanteau rechaza la ausencia de autocorrelación (p = 0,036), y los</w:t>
-      </w:r>
-      <w:r>
-        <w:t xml:space="preserve"> </w:t>
-      </w:r>
-      <w:r>
-        <w:rPr>
-          <w:i/>
-          <w:iCs/>
-        </w:rPr>
-        <w:t xml:space="preserve">shocks</w:t>
-      </w:r>
-      <w:r>
-        <w:t xml:space="preserve"> </w:t>
-      </w:r>
-      <w:r>
-        <w:t xml:space="preserve">se remuestrean como independientes entre trimestres. Los órdenes que podrían eliminarla son inestables.</w:t>
+        <w:t xml:space="preserve">Persistencia.</w:t>
+      </w:r>
+      <w:r>
+        <w:t xml:space="preserve"> </w:t>
+      </w:r>
+      <w:r>
+        <w:t xml:space="preserve">La estimación central usa coeficientes corregidos por sesgo con un autovalor máximo de 0,9998, casi una raíz unitaria. Esa persistencia eleva las probabilidades de no estabilización, y los intervalos percentiles no quedan centrados en la estimación central, que se ubica cerca de su límite superior.</w:t>
       </w:r>
     </w:p>
     <w:p>
@@ -12448,13 +12697,13 @@
           <w:b/>
           <w:bCs/>
         </w:rPr>
-        <w:t xml:space="preserve">Tamaño de la muestra.</w:t>
-      </w:r>
-      <w:r>
-        <w:t xml:space="preserve"> </w:t>
-      </w:r>
-      <w:r>
-        <w:t xml:space="preserve">Cada ecuación tiene unos 25 regresores para 111 trimestres. Eso explica los intervalos amplios de la descomposición de la varianza y de los efectos de la FED.</w:t>
+        <w:t xml:space="preserve">Resultado primario.</w:t>
+      </w:r>
+      <w:r>
+        <w:t xml:space="preserve"> </w:t>
+      </w:r>
+      <w:r>
+        <w:t xml:space="preserve">Incluye las rentas de la propiedad, entre ellas las utilidades del BCRA. Sin ellas, la probabilidad de no estabilización es de 23,4% en 2031 y 19,6% en 2035.</w:t>
       </w:r>
     </w:p>
     <w:p>
@@ -12470,13 +12719,29 @@
           <w:b/>
           <w:bCs/>
         </w:rPr>
-        <w:t xml:space="preserve">Cambios de régimen.</w:t>
-      </w:r>
-      <w:r>
-        <w:t xml:space="preserve"> </w:t>
-      </w:r>
-      <w:r>
-        <w:t xml:space="preserve">Los quiebres solo mueven el nivel de las ecuaciones, no sus coeficientes, y el régimen fiscal y monetario posterior a 2024 casi no está en la muestra. La simulación supone que la dinámica de 1998-2025 sigue vigente.</w:t>
+        <w:t xml:space="preserve">Autocorrelación residual y remuestreo.</w:t>
+      </w:r>
+      <w:r>
+        <w:t xml:space="preserve"> </w:t>
+      </w:r>
+      <w:r>
+        <w:t xml:space="preserve">La prueba de Portmanteau rechaza la ausencia de autocorrelación (p = 0,036), y los</w:t>
+      </w:r>
+      <w:r>
+        <w:t xml:space="preserve"> </w:t>
+      </w:r>
+      <w:r>
+        <w:rPr>
+          <w:i/>
+          <w:iCs/>
+        </w:rPr>
+        <w:t xml:space="preserve">shocks</w:t>
+      </w:r>
+      <w:r>
+        <w:t xml:space="preserve"> </w:t>
+      </w:r>
+      <w:r>
+        <w:t xml:space="preserve">se remuestrean como independientes entre trimestres. Los órdenes que podrían eliminarla son inestables.</w:t>
       </w:r>
     </w:p>
     <w:p>
@@ -12492,13 +12757,13 @@
           <w:b/>
           <w:bCs/>
         </w:rPr>
-        <w:t xml:space="preserve">Identificación.</w:t>
-      </w:r>
-      <w:r>
-        <w:t xml:space="preserve"> </w:t>
-      </w:r>
-      <w:r>
-        <w:t xml:space="preserve">La descomposición de la varianza, pero no la probabilidad de no estabilización, depende de la elasticidad cíclica de 0,25, estimada para la OCDE, y del supuesto de que el resultado primario no responde en el trimestre al tipo de cambio.</w:t>
+        <w:t xml:space="preserve">Tamaño de la muestra.</w:t>
+      </w:r>
+      <w:r>
+        <w:t xml:space="preserve"> </w:t>
+      </w:r>
+      <w:r>
+        <w:t xml:space="preserve">Cada ecuación tiene unos 25 regresores para 111 trimestres. Eso explica los intervalos amplios de la descomposición de la varianza y de los efectos de la FED.</w:t>
       </w:r>
     </w:p>
     <w:p>
@@ -12513,154 +12778,109 @@
         <w:rPr>
           <w:b/>
           <w:bCs/>
-          <w:i/>
-          <w:iCs/>
-        </w:rPr>
-        <w:t xml:space="preserve">Shock</w:t>
-      </w:r>
+        </w:rPr>
+        <w:t xml:space="preserve">Cambios de régimen.</w:t>
+      </w:r>
+      <w:r>
+        <w:t xml:space="preserve"> </w:t>
+      </w:r>
+      <w:r>
+        <w:t xml:space="preserve">Los quiebres solo mueven el nivel de las ecuaciones, no sus coeficientes, y el régimen fiscal y monetario posterior a 2024 casi no está en la muestra. La simulación supone que la dinámica de 1998-2025 sigue vigente.</w:t>
+      </w:r>
+    </w:p>
+    <w:p>
+      <w:pPr>
+        <w:pStyle w:val="Compact"/>
+        <w:numPr>
+          <w:ilvl w:val="0"/>
+          <w:numId w:val="1011"/>
+        </w:numPr>
+      </w:pPr>
       <w:r>
         <w:rPr>
           <w:b/>
           <w:bCs/>
         </w:rPr>
-        <w:t xml:space="preserve"> </w:t>
-      </w:r>
+        <w:t xml:space="preserve">Identificación.</w:t>
+      </w:r>
+      <w:r>
+        <w:t xml:space="preserve"> </w:t>
+      </w:r>
+      <w:r>
+        <w:t xml:space="preserve">La descomposición de la varianza, pero no la probabilidad de no estabilización, depende de la elasticidad cíclica de 0,25, estimada para la OCDE, y del supuesto de que el resultado primario no responde en el trimestre al tipo de cambio.</w:t>
+      </w:r>
+    </w:p>
+    <w:p>
+      <w:pPr>
+        <w:pStyle w:val="Compact"/>
+        <w:numPr>
+          <w:ilvl w:val="0"/>
+          <w:numId w:val="1011"/>
+        </w:numPr>
+      </w:pPr>
       <w:r>
         <w:rPr>
           <w:b/>
           <w:bCs/>
-        </w:rPr>
-        <w:t xml:space="preserve">de la FED.</w:t>
-      </w:r>
-      <w:r>
-        <w:t xml:space="preserve"> </w:t>
-      </w:r>
-      <w:r>
-        <w:t xml:space="preserve">Se usa la variación observada de la tasa y no un</w:t>
-      </w:r>
-      <w:r>
-        <w:t xml:space="preserve"> </w:t>
-      </w:r>
-      <w:r>
-        <w:rPr>
-          <w:i/>
-          <w:iCs/>
-        </w:rPr>
-        <w:t xml:space="preserve">shock</w:t>
-      </w:r>
-      <w:r>
-        <w:t xml:space="preserve"> </w:t>
-      </w:r>
-      <w:r>
-        <w:t xml:space="preserve">monetario identificado con datos de alta frecuencia, y el VIX no responde a la FED en la simulación.</w:t>
-      </w:r>
-    </w:p>
-    <w:bookmarkEnd w:id="111"/>
-    <w:bookmarkEnd w:id="112"/>
-    <w:bookmarkStart w:id="113" w:name="conclusiones"/>
-    <w:p>
-      <w:pPr>
-        <w:pStyle w:val="Heading1"/>
-      </w:pPr>
-      <w:r>
-        <w:t xml:space="preserve">8. Conclusiones</w:t>
-      </w:r>
-    </w:p>
-    <w:p>
-      <w:pPr>
-        <w:pStyle w:val="FirstParagraph"/>
-      </w:pPr>
-      <w:r>
-        <w:t xml:space="preserve">Esta tesis se preguntó en qué medida el crecimiento, el tipo de cambio real, el riesgo país y el resultado primario condicionan la sostenibilidad de la deuda pública consolidada argentina (Tesoro nacional y BCRA) en 2026-2035, y cuál es la probabilidad de que no se estabilice bajo el escenario base. Para responderla se estimó un SVARX sobre datos trimestrales de 1996-2025, con la deuda consolidada neta construida según el criterio del FMI (2021, anexo II), y se lo usó para simular la deuda alrededor del escenario base del análisis de sostenibilidad más reciente del FMI (2026).</w:t>
-      </w:r>
-    </w:p>
-    <w:p>
-      <w:pPr>
-        <w:pStyle w:val="BodyText"/>
-      </w:pPr>
-      <w:r>
-        <w:t xml:space="preserve">Las respuestas son tres.</w:t>
-      </w:r>
-    </w:p>
-    <w:p>
-      <w:pPr>
-        <w:pStyle w:val="BodyText"/>
-      </w:pPr>
+          <w:i/>
+          <w:iCs/>
+        </w:rPr>
+        <w:t xml:space="preserve">Shock</w:t>
+      </w:r>
       <w:r>
         <w:rPr>
           <w:b/>
           <w:bCs/>
         </w:rPr>
-        <w:t xml:space="preserve">Primera (H1a).</w:t>
-      </w:r>
-      <w:r>
-        <w:t xml:space="preserve"> </w:t>
-      </w:r>
-      <w:r>
-        <w:t xml:space="preserve">El superávit primario, por sí solo, no basta para estabilizar la deuda. La política fiscal respondió a la deuda en el período (una reacción de 0,05 por punto de deuda), pero para que la probabilidad de no estabilización baje al nivel que el FMI considera bajo, el superávit tendría que ser de 7,0% del PIB, el doble del máximo que alcanzó el Sector Público Nacional en tres décadas. La descomposición de la varianza ubica al bloque cambiario y de riesgo como la mayor fuente de incertidumbre en la estimación central (59%), pero ese resultado depende de cómo se identifica el</w:t>
-      </w:r>
-      <w:r>
-        <w:t xml:space="preserve"> </w:t>
-      </w:r>
-      <w:r>
-        <w:rPr>
-          <w:i/>
-          <w:iCs/>
-        </w:rPr>
-        <w:t xml:space="preserve">shock</w:t>
-      </w:r>
-      <w:r>
-        <w:t xml:space="preserve"> </w:t>
-      </w:r>
-      <w:r>
-        <w:t xml:space="preserve">fiscal y no permite afirmar con el nivel de confianza fijado que domine al fiscal.</w:t>
-      </w:r>
-    </w:p>
-    <w:p>
-      <w:pPr>
-        <w:pStyle w:val="BodyText"/>
-      </w:pPr>
+        <w:t xml:space="preserve"> </w:t>
+      </w:r>
       <w:r>
         <w:rPr>
           <w:b/>
           <w:bCs/>
         </w:rPr>
-        <w:t xml:space="preserve">Segunda (H1b).</w:t>
-      </w:r>
-      <w:r>
-        <w:t xml:space="preserve"> </w:t>
-      </w:r>
-      <w:r>
-        <w:t xml:space="preserve">La probabilidad de que la deuda consolidada no se estabilice es de 25,2% en 2031 (entre 19,0% y 27,7%) y de 22,3% en 2035, frente a 1% y menos de 3% en el análisis del FMI. El resultado se mantiene en las 18 especificaciones alternativas, con el procedimiento de</w:t>
-      </w:r>
-      <w:r>
-        <w:t xml:space="preserve"> </w:t>
-      </w:r>
-      <w:r>
-        <w:rPr>
-          <w:i/>
-          <w:iCs/>
-        </w:rPr>
-        <w:t xml:space="preserve">shocks</w:t>
-      </w:r>
-      <w:r>
-        <w:t xml:space="preserve"> </w:t>
-      </w:r>
-      <w:r>
-        <w:t xml:space="preserve">del propio FMI y partiendo de la deuda consolidada que informa el FMI. No se lo puede atribuir a una causa única: no lo explican el perímetro, el punto de partida ni la identificación, y la diferencia con el FMI proviene de la historia argentina con la que se generan los</w:t>
-      </w:r>
-      <w:r>
-        <w:t xml:space="preserve"> </w:t>
-      </w:r>
-      <w:r>
-        <w:rPr>
-          <w:i/>
-          <w:iCs/>
-        </w:rPr>
-        <w:t xml:space="preserve">shocks</w:t>
-      </w:r>
-      <w:r>
-        <w:t xml:space="preserve">. Con las series de 1996-2025, el diagnóstico de sostenibilidad del FMI resulta más optimista que el que surge de la experiencia histórica del país.</w:t>
+        <w:t xml:space="preserve">de la FED.</w:t>
+      </w:r>
+      <w:r>
+        <w:t xml:space="preserve"> </w:t>
+      </w:r>
+      <w:r>
+        <w:t xml:space="preserve">Se usa la variación observada de la tasa y no un</w:t>
+      </w:r>
+      <w:r>
+        <w:t xml:space="preserve"> </w:t>
+      </w:r>
+      <w:r>
+        <w:rPr>
+          <w:i/>
+          <w:iCs/>
+        </w:rPr>
+        <w:t xml:space="preserve">shock</w:t>
+      </w:r>
+      <w:r>
+        <w:t xml:space="preserve"> </w:t>
+      </w:r>
+      <w:r>
+        <w:t xml:space="preserve">monetario identificado con datos de alta frecuencia, y el VIX no responde a la FED en la simulación.</w:t>
+      </w:r>
+    </w:p>
+    <w:bookmarkEnd w:id="113"/>
+    <w:bookmarkEnd w:id="114"/>
+    <w:bookmarkStart w:id="115" w:name="conclusiones"/>
+    <w:p>
+      <w:pPr>
+        <w:pStyle w:val="Heading1"/>
+      </w:pPr>
+      <w:r>
+        <w:t xml:space="preserve">8. Conclusiones</w:t>
+      </w:r>
+    </w:p>
+    <w:p>
+      <w:pPr>
+        <w:pStyle w:val="FirstParagraph"/>
+      </w:pPr>
+      <w:r>
+        <w:t xml:space="preserve">Esta tesis se preguntó en qué medida el crecimiento, el tipo de cambio real, el riesgo país y el resultado primario condicionan la sostenibilidad de la deuda pública consolidada argentina (Tesoro nacional y BCRA) en 2026-2035, y cuál es la probabilidad de que no se estabilice bajo el escenario base. Para responderla se estimó un SVARX sobre datos trimestrales de 1996-2025, con la deuda consolidada neta construida según el criterio del FMI (2021, anexo II), salvo las tenencias del FGS y otros organismos públicos, que no se descuentan, y se lo usó para simular la deuda alrededor del escenario base del análisis de sostenibilidad más reciente del FMI (2026).</w:t>
       </w:r>
     </w:p>
     <w:p>
@@ -12672,13 +12892,29 @@
           <w:b/>
           <w:bCs/>
         </w:rPr>
-        <w:t xml:space="preserve">Tercera (H2).</w:t>
-      </w:r>
-      <w:r>
-        <w:t xml:space="preserve"> </w:t>
-      </w:r>
-      <w:r>
-        <w:t xml:space="preserve">Un endurecimiento de la FED eleva la probabilidad de no estabilización: una repetición de la senda de 2022-2025 la aumenta en 13 puntos en 2035. El efecto tiene la dirección prevista, pero está estimado con poca precisión: su intervalo va de 1 a 25 puntos, el efecto sobre la deuda esperada no es significativo y ninguno se sostiene con la corrección por contrastes múltiples. Tres quintos del efecto pasan por el costo de refinanciar la deuda en dólares; los canales de riesgo país, tipo de cambio real y crecimiento empujan en la misma dirección, pero con 30 años de datos de un solo país no se los puede medir con precisión.</w:t>
+        <w:t xml:space="preserve">H1a.</w:t>
+      </w:r>
+      <w:r>
+        <w:t xml:space="preserve"> </w:t>
+      </w:r>
+      <w:r>
+        <w:t xml:space="preserve">El superávit primario, por sí solo, no basta para estabilizar la deuda. La política fiscal respondió a la deuda en el período (un coeficiente de impacto de 0,051 sobre el resultado primario trimestral), pero para que la probabilidad de no estabilización en 2031 baje al 1% que estima el FMI para Argentina, el resultado primario de todos los años tendría que subir unos 4,75 puntos, hasta 7,05% del PIB en 2031, casi el doble del máximo que alcanzó el Sector Público Nacional en tres décadas (3,6% en 2004). La descomposición de la varianza ubica al bloque cambiario y de riesgo como la mayor fuente de incertidumbre en la estimación central (59%), pero ese resultado depende de cómo se identifica el</w:t>
+      </w:r>
+      <w:r>
+        <w:t xml:space="preserve"> </w:t>
+      </w:r>
+      <w:r>
+        <w:rPr>
+          <w:i/>
+          <w:iCs/>
+        </w:rPr>
+        <w:t xml:space="preserve">shock</w:t>
+      </w:r>
+      <w:r>
+        <w:t xml:space="preserve"> </w:t>
+      </w:r>
+      <w:r>
+        <w:t xml:space="preserve">fiscal y no permite afirmar con el nivel de confianza fijado que domine al fiscal. Ese era el criterio original de H1a, que no se cumple; el de suficiencia se adoptó después de la primera estimación (sección 4.7).</w:t>
       </w:r>
     </w:p>
     <w:p>
@@ -12690,13 +12926,29 @@
           <w:b/>
           <w:bCs/>
         </w:rPr>
-        <w:t xml:space="preserve">Implicancia.</w:t>
-      </w:r>
-      <w:r>
-        <w:t xml:space="preserve"> </w:t>
-      </w:r>
-      <w:r>
-        <w:t xml:space="preserve">El riesgo de la deuda argentina no se reduce solo con más esfuerzo fiscal, que el escenario base ya incorpora: con 58% de la deuda en moneda extranjera, la valuación por el tipo de cambio y el costo del financiamiento externo pesan sobre la trayectoria aunque las cuentas fiscales estén en orden. Esta tesis no simula cambios en la composición por moneda ni en los plazos de la deuda; evaluar si reducir la proporción en moneda extranjera o alargar los vencimientos baja la probabilidad de no estabilización es una extensión directa del modelo.</w:t>
+        <w:t xml:space="preserve">H1b.</w:t>
+      </w:r>
+      <w:r>
+        <w:t xml:space="preserve"> </w:t>
+      </w:r>
+      <w:r>
+        <w:t xml:space="preserve">La probabilidad de que la deuda consolidada no se estabilice es de 25,2% en 2031 (entre 19,0% y 27,7%) y de 22,3% en 2035, frente a 1% y menos de 3% en el análisis del FMI. El resultado se mantiene en las 17 especificaciones alternativas, con un procedimiento de</w:t>
+      </w:r>
+      <w:r>
+        <w:t xml:space="preserve"> </w:t>
+      </w:r>
+      <w:r>
+        <w:rPr>
+          <w:i/>
+          <w:iCs/>
+        </w:rPr>
+        <w:t xml:space="preserve">shocks</w:t>
+      </w:r>
+      <w:r>
+        <w:t xml:space="preserve"> </w:t>
+      </w:r>
+      <w:r>
+        <w:t xml:space="preserve">a la manera del FMI y partiendo de la deuda consolidada que informa el FMI. No lo explican el perímetro de la deuda simulada, el punto de partida ni la identificación. Con esta implementación y estos datos, la probabilidad es mayor que la del FMI; la diferencia no se pudo atribuir a una causa porque el procedimiento del FMI no se reproduce con los datos disponibles (a su manera, da 23,7% en 2031). Las cifras tampoco miden el mismo perímetro: la deuda consolidada neta parte de 61,0% del PIB y la federal bruta del FMI, de 80,3%.</w:t>
       </w:r>
     </w:p>
     <w:p>
@@ -12708,13 +12960,49 @@
           <w:b/>
           <w:bCs/>
         </w:rPr>
+        <w:t xml:space="preserve">H2.</w:t>
+      </w:r>
+      <w:r>
+        <w:t xml:space="preserve"> </w:t>
+      </w:r>
+      <w:r>
+        <w:t xml:space="preserve">H2 queda respaldada solo en parte. Repetir las variaciones de la tasa de la FED de 2022-2025, que dejan su nivel 3,82 puntos por encima del base desde 2029, aumenta la probabilidad de no estabilización en 13 puntos en 2035, con un intervalo de 1 a 25 puntos. El efecto sobre la probabilidad cumple el criterio al 90%, pero no el efecto sobre la deuda esperada, no resiste la corrección por contrastes múltiples y los canales que nombra la hipótesis (riesgo, tipo de cambio real, crecimiento) no se distinguen del azar; la mayor parte del efecto es el costo directo de la deuda en dólares, que el modelo incorpora por construcción.</w:t>
+      </w:r>
+    </w:p>
+    <w:p>
+      <w:pPr>
+        <w:pStyle w:val="BodyText"/>
+      </w:pPr>
+      <w:r>
+        <w:rPr>
+          <w:b/>
+          <w:bCs/>
+        </w:rPr>
+        <w:t xml:space="preserve">Implicancia.</w:t>
+      </w:r>
+      <w:r>
+        <w:t xml:space="preserve"> </w:t>
+      </w:r>
+      <w:r>
+        <w:t xml:space="preserve">Con la dinámica histórica estimada, ni siquiera un superávit en el máximo de tres décadas lleva la probabilidad de no estabilización a la cifra del FMI. La tesis no permite atribuir el riesgo restante a una fuente en particular, porque la descomposición de la varianza no es robusta. Tampoco simula cambios en la composición por moneda ni en los plazos de la deuda; evaluar si reducir la proporción en moneda extranjera (58%) o alargar los vencimientos baja la probabilidad de no estabilización es una extensión directa del modelo.</w:t>
+      </w:r>
+    </w:p>
+    <w:p>
+      <w:pPr>
+        <w:pStyle w:val="BodyText"/>
+      </w:pPr>
+      <w:r>
+        <w:rPr>
+          <w:b/>
+          <w:bCs/>
+        </w:rPr>
         <w:t xml:space="preserve">Alcance.</w:t>
       </w:r>
       <w:r>
         <w:t xml:space="preserve"> </w:t>
       </w:r>
       <w:r>
-        <w:t xml:space="preserve">Los resultados están condicionados al escenario base del FMI y a que la dinámica de 1998-2025 siga vigente; las limitaciones se detallan en la sección 7.6.</w:t>
+        <w:t xml:space="preserve">Los resultados están condicionados al escenario base del FMI, que fue construido para la deuda federal bruta, y a que la dinámica de 1998-2025 siga vigente. La estimación central es muy persistente (autovalor máximo de 0,9998), lo que eleva las probabilidades. Las limitaciones se detallan en la sección 7.6.</w:t>
       </w:r>
     </w:p>
     <w:p>
@@ -12805,8 +13093,8 @@
         <w:t xml:space="preserve">Restar los títulos públicos en cartera del FGS cuando haya una serie pública completa, y modelar una tasa en pesos homogénea para todo el período.</w:t>
       </w:r>
     </w:p>
-    <w:bookmarkEnd w:id="113"/>
-    <w:bookmarkStart w:id="121" w:name="apéndice-estadístico"/>
+    <w:bookmarkEnd w:id="115"/>
+    <w:bookmarkStart w:id="123" w:name="apéndice-estadístico"/>
     <w:p>
       <w:pPr>
         <w:pStyle w:val="Heading1"/>
@@ -12823,7 +13111,7 @@
         <w:t xml:space="preserve">Fuente de todas las tablas: elaboración propia.</w:t>
       </w:r>
     </w:p>
-    <w:bookmarkStart w:id="114" w:name="a.1-estadísticos-descriptivos"/>
+    <w:bookmarkStart w:id="116" w:name="a.1-estadísticos-descriptivos"/>
     <w:p>
       <w:pPr>
         <w:pStyle w:val="Heading2"/>
@@ -13482,8 +13770,8 @@
         </w:tc>
       </w:tr>
     </w:tbl>
-    <w:bookmarkEnd w:id="114"/>
-    <w:bookmarkStart w:id="115" w:name="a.2-propiedades-de-las-series"/>
+    <w:bookmarkEnd w:id="116"/>
+    <w:bookmarkStart w:id="117" w:name="a.2-propiedades-de-las-series"/>
     <w:p>
       <w:pPr>
         <w:pStyle w:val="Heading2"/>
@@ -14643,8 +14931,8 @@
         </w:tc>
       </w:tr>
     </w:tbl>
-    <w:bookmarkEnd w:id="115"/>
-    <w:bookmarkStart w:id="116" w:name="a.3-selección-del-orden-del-var"/>
+    <w:bookmarkEnd w:id="117"/>
+    <w:bookmarkStart w:id="118" w:name="a.3-selección-del-orden-del-var"/>
     <w:p>
       <w:pPr>
         <w:pStyle w:val="Heading2"/>
@@ -17043,8 +17331,8 @@
         </w:tc>
       </w:tr>
     </w:tbl>
-    <w:bookmarkEnd w:id="116"/>
-    <w:bookmarkStart w:id="117" w:name="a.4-diagnósticos-de-los-residuos"/>
+    <w:bookmarkEnd w:id="118"/>
+    <w:bookmarkStart w:id="119" w:name="a.4-diagnósticos-de-los-residuos"/>
     <w:p>
       <w:pPr>
         <w:pStyle w:val="Heading2"/>
@@ -17582,8 +17870,8 @@
         </w:tc>
       </w:tr>
     </w:tbl>
-    <w:bookmarkEnd w:id="117"/>
-    <w:bookmarkStart w:id="118" w:name="a.5-matriz-de-impacto-estructural"/>
+    <w:bookmarkEnd w:id="119"/>
+    <w:bookmarkStart w:id="120" w:name="a.5-matriz-de-impacto-estructural"/>
     <w:p>
       <w:pPr>
         <w:pStyle w:val="Heading2"/>
@@ -18107,8 +18395,8 @@
         </w:tc>
       </w:tr>
     </w:tbl>
-    <w:bookmarkEnd w:id="118"/>
-    <w:bookmarkStart w:id="119" w:name="a.6-ecuación-del-resultado-primario"/>
+    <w:bookmarkEnd w:id="120"/>
+    <w:bookmarkStart w:id="121" w:name="a.6-ecuación-del-resultado-primario"/>
     <w:p>
       <w:pPr>
         <w:pStyle w:val="Heading2"/>
@@ -18135,7 +18423,7 @@
         <w:t xml:space="preserve">bootstrap</w:t>
       </w:r>
       <w:r>
-        <w:t xml:space="preserve">.</w:t>
+        <w:t xml:space="preserve">. El coeficiente de la deuda rezagada es un efecto de impacto sobre el resultado primario trimestral. Con los rezagos propios del resultado primario (suma 0,729), el multiplicador de largo plazo de la estimación por MCO es 0,051/(1 − 0,729) ≈ 0,19; no se calculó su intervalo.</w:t>
       </w:r>
     </w:p>
     <w:tbl>
@@ -18484,7 +18772,7 @@
                 <w:rFonts w:ascii="Calibri" w:hAnsi="Calibri"/>
                 <w:sz w:val="20"/>
               </w:rPr>
-              <w:t xml:space="preserve">Deuda consolidada neta, rezago 1 (reacción de Bohn)</w:t>
+              <w:t xml:space="preserve">Deuda consolidada neta, rezago 1 (reacción fiscal de impacto)</w:t>
             </w:r>
           </w:p>
         </w:tc>
@@ -19279,8 +19567,8 @@
         </w:tc>
       </w:tr>
     </w:tbl>
-    <w:bookmarkEnd w:id="119"/>
-    <w:bookmarkStart w:id="120" w:name="Xed04215d0de9ac77779145f331c8c308a56c2f4"/>
+    <w:bookmarkEnd w:id="121"/>
+    <w:bookmarkStart w:id="122" w:name="Xed04215d0de9ac77779145f331c8c308a56c2f4"/>
     <w:p>
       <w:pPr>
         <w:pStyle w:val="Heading2"/>
@@ -19294,7 +19582,7 @@
         <w:pStyle w:val="FirstParagraph"/>
       </w:pPr>
       <w:r>
-        <w:t xml:space="preserve">Estimación central con parámetros corregidos por sesgo (Kilian, 1998) y 20.000 trayectorias; intervalos de 200 réplicas con 1.000 trayectorias cada una. Autovalor máximo del VAR: 0,964 estimado y 0,9998 corregido.</w:t>
+        <w:t xml:space="preserve">Estimación central con parámetros corregidos por sesgo (Kilian, 1998) y 20.000 trayectorias; intervalos de 200 réplicas con 1.000 trayectorias cada una. Autovalor máximo del VAR: 0,964 estimado y 0,9998 corregido. Las réplicas usan una corrección del sesgo más reducida que la estimación central, de modo que los intervalos percentiles no quedan centrados en ella y la estimación central se ubica cerca de su límite superior (sección 4.5).</w:t>
       </w:r>
     </w:p>
     <w:tbl>
@@ -20020,7 +20308,7 @@
                 <w:rFonts w:ascii="Calibri" w:hAnsi="Calibri"/>
                 <w:sz w:val="20"/>
               </w:rPr>
-              <w:t xml:space="preserve">FED, un desvío: diferencia en la probabilidad 2035 (pp)</w:t>
+              <w:t xml:space="preserve">FED, nivel 0,50 pp más alto: diferencia en la probabilidad 2035 (pp)</w:t>
             </w:r>
           </w:p>
         </w:tc>
@@ -20067,7 +20355,7 @@
                 <w:rFonts w:ascii="Calibri" w:hAnsi="Calibri"/>
                 <w:sz w:val="20"/>
               </w:rPr>
-              <w:t xml:space="preserve">FED, un desvío: diferencia en la deuda 2035 (pp del PIB)</w:t>
+              <w:t xml:space="preserve">FED, nivel 0,50 pp más alto: diferencia en la deuda 2035 (pp del PIB)</w:t>
             </w:r>
           </w:p>
         </w:tc>
@@ -20244,9 +20532,9 @@
         </w:tc>
       </w:tr>
     </w:tbl>
-    <w:bookmarkEnd w:id="120"/>
-    <w:bookmarkEnd w:id="121"/>
-    <w:bookmarkStart w:id="122" w:name="referencias"/>
+    <w:bookmarkEnd w:id="122"/>
+    <w:bookmarkEnd w:id="123"/>
+    <w:bookmarkStart w:id="124" w:name="referencias"/>
     <w:p>
       <w:pPr>
         <w:pStyle w:val="Heading1"/>
@@ -20431,7 +20719,7 @@
         </w:numPr>
       </w:pPr>
       <w:r>
-        <w:t xml:space="preserve">Banco Central de la República Argentina. (s. f.).</w:t>
+        <w:t xml:space="preserve">Banco Central de la República Argentina [BCRA]. (s. f.).</w:t>
       </w:r>
       <w:r>
         <w:t xml:space="preserve"> </w:t>
@@ -20459,7 +20747,7 @@
         </w:numPr>
       </w:pPr>
       <w:r>
-        <w:t xml:space="preserve">Banco Central de la República Argentina. (2025).</w:t>
+        <w:t xml:space="preserve">Banco Central de la República Argentina [BCRA]. (2025).</w:t>
       </w:r>
       <w:r>
         <w:t xml:space="preserve"> </w:t>
@@ -20484,7 +20772,7 @@
         </w:numPr>
       </w:pPr>
       <w:r>
-        <w:t xml:space="preserve">Banco Central de la República Argentina. (2026).</w:t>
+        <w:t xml:space="preserve">Banco Central de la República Argentina [BCRA]. (2026).</w:t>
       </w:r>
       <w:r>
         <w:t xml:space="preserve"> </w:t>
@@ -20771,7 +21059,7 @@
         <w:t xml:space="preserve">30</w:t>
       </w:r>
       <w:r>
-        <w:t xml:space="preserve">(62), 1-18.</w:t>
+        <w:t xml:space="preserve">(62), 1-18. https://nulan.mdp.edu.ar/id/eprint/4109/1/FACES-30-62-bohoslavsky-cantamutto.pdf</w:t>
       </w:r>
     </w:p>
     <w:p>
@@ -20799,7 +21087,7 @@
         <w:t xml:space="preserve"> </w:t>
       </w:r>
       <w:r>
-        <w:t xml:space="preserve">(ECB Occasional Paper No. 185). Banco Central Europeo.</w:t>
+        <w:t xml:space="preserve">(ECB Occasional Paper No. 185). Banco Central Europeo. https://ecb.europa.eu/pub/pdf/scpops/ecbop185.bg.pdf</w:t>
       </w:r>
     </w:p>
     <w:p>
@@ -21053,7 +21341,7 @@
         <w:t xml:space="preserve"> </w:t>
       </w:r>
       <w:r>
-        <w:t xml:space="preserve">(Documento de Trabajo R-315). Banco Interamericano de Desarrollo, Red de Centros de Investigación.</w:t>
+        <w:t xml:space="preserve">(Documento de Trabajo R-315). Banco Interamericano de Desarrollo, Red de Centros de Investigación. https://doi.org/10.18235/0011989</w:t>
       </w:r>
     </w:p>
     <w:p>
@@ -21480,7 +21768,7 @@
         </w:numPr>
       </w:pPr>
       <w:r>
-        <w:t xml:space="preserve">Fondo Monetario Internacional. (2021).</w:t>
+        <w:t xml:space="preserve">Fondo Monetario Internacional [FMI]. (2021).</w:t>
       </w:r>
       <w:r>
         <w:t xml:space="preserve"> </w:t>
@@ -21496,7 +21784,7 @@
         <w:t xml:space="preserve"> </w:t>
       </w:r>
       <w:r>
-        <w:t xml:space="preserve">(IMF Policy Paper). Aprobado por el Directorio el 14 de enero de 2021.</w:t>
+        <w:t xml:space="preserve">(IMF Policy Paper).</w:t>
       </w:r>
     </w:p>
     <w:p>
@@ -21508,7 +21796,7 @@
         </w:numPr>
       </w:pPr>
       <w:r>
-        <w:t xml:space="preserve">Fondo Monetario Internacional. (2024).</w:t>
+        <w:t xml:space="preserve">Fondo Monetario Internacional [FMI]. (2024).</w:t>
       </w:r>
       <w:r>
         <w:t xml:space="preserve"> </w:t>
@@ -21536,7 +21824,7 @@
         </w:numPr>
       </w:pPr>
       <w:r>
-        <w:t xml:space="preserve">Fondo Monetario Internacional. (2025).</w:t>
+        <w:t xml:space="preserve">Fondo Monetario Internacional [FMI]. (2025).</w:t>
       </w:r>
       <w:r>
         <w:t xml:space="preserve"> </w:t>
@@ -21552,7 +21840,7 @@
         <w:t xml:space="preserve"> </w:t>
       </w:r>
       <w:r>
-        <w:t xml:space="preserve">(IMF Country Report No. 25/95). Anexo II: Application of the Sovereign Risk and Debt Sustainability Framework.</w:t>
+        <w:t xml:space="preserve">(IMF Country Report No. 25/95).</w:t>
       </w:r>
     </w:p>
     <w:p>
@@ -21564,7 +21852,7 @@
         </w:numPr>
       </w:pPr>
       <w:r>
-        <w:t xml:space="preserve">Fondo Monetario Internacional. (2026).</w:t>
+        <w:t xml:space="preserve">Fondo Monetario Internacional [FMI]. (2026).</w:t>
       </w:r>
       <w:r>
         <w:t xml:space="preserve"> </w:t>
@@ -21580,7 +21868,7 @@
         <w:t xml:space="preserve"> </w:t>
       </w:r>
       <w:r>
-        <w:t xml:space="preserve">(IMF Country Report No. 26/105). Anexo: Sovereign Risk and Debt Sustainability Assessment.</w:t>
+        <w:t xml:space="preserve">(IMF Country Report No. 26/105).</w:t>
       </w:r>
     </w:p>
     <w:p>
@@ -22394,7 +22682,7 @@
         <w:t xml:space="preserve"> </w:t>
       </w:r>
       <w:r>
-        <w:t xml:space="preserve">(European Economy Economic Papers No. 459). Comisión Europea.</w:t>
+        <w:t xml:space="preserve">(European Economy Economic Papers No. 459). Comisión Europea. https://doi.org/10.2765/26084</w:t>
       </w:r>
     </w:p>
     <w:p>
@@ -22510,7 +22798,7 @@
         </w:numPr>
       </w:pPr>
       <w:r>
-        <w:t xml:space="preserve">Oficina de Presupuesto del Congreso. (2026).</w:t>
+        <w:t xml:space="preserve">Oficina de Presupuesto del Congreso [OPC]. (2026).</w:t>
       </w:r>
       <w:r>
         <w:t xml:space="preserve"> </w:t>
@@ -22655,7 +22943,7 @@
         <w:t xml:space="preserve"> </w:t>
       </w:r>
       <w:r>
-        <w:t xml:space="preserve">(Documento de Trabajo N.° 36). CEFIP, Universidad Nacional de La Plata.</w:t>
+        <w:t xml:space="preserve">(Documento de Trabajo N.° 36). CEFIP, Universidad Nacional de La Plata. https://www.mfp.econo.unlp.edu.ar/wp-content/uploads/2020/06/DocTrab36.pdf</w:t>
       </w:r>
     </w:p>
     <w:p>
@@ -22799,7 +23087,7 @@
         <w:t xml:space="preserve"> </w:t>
       </w:r>
       <w:r>
-        <w:t xml:space="preserve">[Documento presentado en el Simposio de Política Económica de Jackson Hole, 2013]. Federal Reserve Bank of Kansas City. Versión en NBER Working Paper No. 21162 (2015, rev. 2018).</w:t>
+        <w:t xml:space="preserve">[Ponencia]. Economic Policy Symposium, Federal Reserve Bank of Kansas City, Jackson Hole, Wyoming, Estados Unidos.</w:t>
       </w:r>
     </w:p>
     <w:p>
@@ -23311,8 +23599,8 @@
         </w:pict>
       </w:r>
     </w:p>
-    <w:bookmarkEnd w:id="122"/>
-    <w:bookmarkStart w:id="128" w:name="X94fa00cbba88d80644c76c995e4abd03512405e"/>
+    <w:bookmarkEnd w:id="124"/>
+    <w:bookmarkStart w:id="130" w:name="X94fa00cbba88d80644c76c995e4abd03512405e"/>
     <w:p>
       <w:pPr>
         <w:pStyle w:val="Heading1"/>
@@ -23321,7 +23609,7 @@
         <w:t xml:space="preserve">Notas para el grupo (no forman parte del texto de la tesis)</w:t>
       </w:r>
     </w:p>
-    <w:bookmarkStart w:id="123" w:name="Xd257d1bb1a88d9ab0c41730ebfc4ce881e14dfa"/>
+    <w:bookmarkStart w:id="125" w:name="Xd257d1bb1a88d9ab0c41730ebfc4ce881e14dfa"/>
     <w:p>
       <w:pPr>
         <w:pStyle w:val="Heading2"/>
@@ -23418,8 +23706,8 @@
         <w:t xml:space="preserve">El escenario base reproduce los senderos del FMI, incluida la inflación relativa (la valuación de la deuda en moneda extranjera por la depreciación del escenario); la identidad reproduce la senda de deuda del FMI con un desvío máximo de 0,1 puntos. Se informan también la deuda bruta, la deuda solo del Tesoro y un punto de partida igual a la deuda del FMI.</w:t>
       </w:r>
     </w:p>
-    <w:bookmarkEnd w:id="123"/>
-    <w:bookmarkStart w:id="124" w:name="X516bcb10eb65bb639c4b0de9683673a51efbad9"/>
+    <w:bookmarkEnd w:id="125"/>
+    <w:bookmarkStart w:id="126" w:name="X516bcb10eb65bb639c4b0de9683673a51efbad9"/>
     <w:p>
       <w:pPr>
         <w:pStyle w:val="Heading2"/>
@@ -23436,14 +23724,14 @@
         <w:t xml:space="preserve">Los +100 puntos básicos de la versión anterior no estaban justificados y se sacaron. Se usan dos tamaños, los dos con fundamento: un desvío estándar de la variación trimestral de la tasa de política de la FED en 1996-2025 (0,50 puntos), que es la convención de la literatura de VAR, y una repetición del ciclo de subas de 2022-2023 (5,25 puntos en ocho trimestres), que es el episodio histórico más reciente. El primero no tiene un efecto distinguible y el segundo sí (Capítulo 6).</w:t>
       </w:r>
     </w:p>
-    <w:bookmarkEnd w:id="124"/>
-    <w:bookmarkStart w:id="125" w:name="X73c46a59ea692b6fb8fe2ed0b01725fbf578251"/>
+    <w:bookmarkEnd w:id="126"/>
+    <w:bookmarkStart w:id="127" w:name="Xdc62a78a0129496ecd1fbc5ea8002834bc8b4bf"/>
     <w:p>
       <w:pPr>
         <w:pStyle w:val="Heading2"/>
       </w:pPr>
       <w:r>
-        <w:t xml:space="preserve">Nota 3. Cambios respecto del texto de Santiago</w:t>
+        <w:t xml:space="preserve">Nota 3. Cambios respecto de la versión anterior del texto</w:t>
       </w:r>
     </w:p>
     <w:p>
@@ -23532,7 +23820,7 @@
         </w:numPr>
       </w:pPr>
       <w:r>
-        <w:t xml:space="preserve">Mendoza y Oviedo (2007), para la incertidumbre y el límite de deuda.</w:t>
+        <w:t xml:space="preserve">Mendoza y Oviedo (2009), para la incertidumbre y el límite de deuda.</w:t>
       </w:r>
     </w:p>
     <w:p>
@@ -23612,7 +23900,7 @@
         <w:t xml:space="preserve"> </w:t>
       </w:r>
       <w:r>
-        <w:t xml:space="preserve">se acorta la pregunta, se agregan seis objetivos específicos, y H1a mantiene el concepto central de Santiago con un criterio de contraste explícito (Capítulo 4).</w:t>
+        <w:t xml:space="preserve">se acorta la pregunta, se agregan seis objetivos específicos, y H1a mantiene su concepto central con un criterio de contraste explícito (Capítulo 4).</w:t>
       </w:r>
     </w:p>
     <w:p>
@@ -23668,7 +23956,7 @@
         <w:t xml:space="preserve"> </w:t>
       </w:r>
       <w:r>
-        <w:t xml:space="preserve">se fusionaron los ocho ejes del LaTeX con la versión de Santiago, incluido su párrafo sobre Everaert y Jansen.</w:t>
+        <w:t xml:space="preserve">se fusionaron los ocho ejes del LaTeX con la versión anterior, incluido el párrafo sobre Everaert y Jansen.</w:t>
       </w:r>
     </w:p>
     <w:p>
@@ -23777,17 +24065,17 @@
         <w:t xml:space="preserve"> </w:t>
       </w:r>
       <w:r>
-        <w:t xml:space="preserve">el párrafo de Santiago sobre la subordinación del BCRA, que estaba cortado, se completó y quedó marcado para verificar.</w:t>
-      </w:r>
-    </w:p>
-    <w:bookmarkEnd w:id="125"/>
-    <w:bookmarkStart w:id="126" w:name="Xb53a6fa4167288458a71c80ed74e333e2e773f9"/>
+        <w:t xml:space="preserve">el párrafo sobre la subordinación del BCRA, que estaba cortado, se completó y quedó marcado para verificar.</w:t>
+      </w:r>
+    </w:p>
+    <w:bookmarkEnd w:id="127"/>
+    <w:bookmarkStart w:id="128" w:name="X5356dde57f307558a0c9819d9bda278c8d20a6f"/>
     <w:p>
       <w:pPr>
         <w:pStyle w:val="Heading2"/>
       </w:pPr>
       <w:r>
-        <w:t xml:space="preserve">Nota 3b. Qué se hizo con cada comentario de Pablo y cada propuesta de Santiago</w:t>
+        <w:t xml:space="preserve">Nota 3b. Qué se hizo con cada comentario de Pablo y cada punto de la propuesta metodológica</w:t>
       </w:r>
     </w:p>
     <w:p>
@@ -24358,7 +24646,7 @@
                 <w:rFonts w:ascii="Calibri" w:hAnsi="Calibri"/>
                 <w:sz w:val="20"/>
               </w:rPr>
-              <w:t xml:space="preserve">Párrafo con esas tres razones</w:t>
+              <w:t xml:space="preserve">Párrafo de cierre; la justificación de la metodología se reformuló: arquitectura de Celasun et al. (2006) con datos argentinos y la métrica del FMI, para que el resultado sea comparable</w:t>
             </w:r>
           </w:p>
         </w:tc>
@@ -24671,7 +24959,7 @@
           <w:b/>
           <w:bCs/>
         </w:rPr>
-        <w:t xml:space="preserve">Propuestas de la metodología de Santiago</w:t>
+        <w:t xml:space="preserve">Propuesta metodológica</w:t>
       </w:r>
     </w:p>
     <w:tbl>
@@ -25431,8 +25719,8 @@
         </w:tc>
       </w:tr>
     </w:tbl>
-    <w:bookmarkEnd w:id="126"/>
-    <w:bookmarkStart w:id="127" w:name="nota-4.-pendientes"/>
+    <w:bookmarkEnd w:id="128"/>
+    <w:bookmarkStart w:id="129" w:name="nota-4.-pendientes"/>
     <w:p>
       <w:pPr>
         <w:pStyle w:val="Heading2"/>
@@ -25450,7 +25738,7 @@
         </w:numPr>
       </w:pPr>
       <w:r>
-        <w:t xml:space="preserve">Adler y Sosa: la versión de Santiago les atribuía un VAR global con un índice de precios netos de materias primas, que</w:t>
+        <w:t xml:space="preserve">Adler y Sosa: la versión anterior les atribuía un VAR global con un índice de precios netos de materias primas, que</w:t>
       </w:r>
       <w:r>
         <w:t xml:space="preserve"> </w:t>
@@ -25462,7 +25750,7 @@
         <w:t xml:space="preserve"> </w:t>
       </w:r>
       <w:r>
-        <w:t xml:space="preserve">de la variabilidad de los flujos de capital responde a condiciones internacionales y una asimetría argentina. Nada de eso aparece en los trabajos de esos autores que se pudieron leer. El párrafo se reescribió con lo verificado. Si Santiago tiene la página de donde salió, se puede recuperar.</w:t>
+        <w:t xml:space="preserve">de la variabilidad de los flujos de capital responde a condiciones internacionales y una asimetría argentina. Nada de eso aparece en los trabajos de esos autores que se pudieron leer. El párrafo se reescribió con lo verificado. Si alguien del equipo tiene la página de donde salió, se puede recuperar.</w:t>
       </w:r>
     </w:p>
     <w:p>
@@ -25477,8 +25765,8 @@
         <w:t xml:space="preserve">Klemm et al. (2014) y Adler y Magud (2014) salieron del texto: no se pudo leer el capítulo de Klemm et al., y en Adler y Magud no está definido el índice que se les atribuía.</w:t>
       </w:r>
     </w:p>
-    <w:bookmarkEnd w:id="127"/>
-    <w:bookmarkEnd w:id="128"/>
+    <w:bookmarkEnd w:id="129"/>
+    <w:bookmarkEnd w:id="130"/>
     <w:sectPr>
       <w:footnotePr>
         <w:numRestart w:val="eachSect"/>
@@ -25785,6 +26073,87 @@
       </w:r>
       <w:r>
         <w:t xml:space="preserve">: acuerdo de intercambio de monedas entre bancos centrales.</w:t>
+      </w:r>
+    </w:p>
+  </w:footnote>
+  <w:footnote w:id="68">
+    <w:p>
+      <w:pPr>
+        <w:pStyle w:val="FootnoteText"/>
+      </w:pPr>
+      <w:r>
+        <w:rPr>
+          <w:rStyle w:val="FootnoteReference"/>
+        </w:rPr>
+        <w:footnoteRef/>
+      </w:r>
+      <w:r>
+        <w:t xml:space="preserve"> </w:t>
+      </w:r>
+      <w:r>
+        <w:rPr>
+          <w:i/>
+          <w:iCs/>
+        </w:rPr>
+        <w:t xml:space="preserve">Stripped spread</w:t>
+      </w:r>
+      <w:r>
+        <w:t xml:space="preserve">: diferencial de rendimiento de un bono</w:t>
+      </w:r>
+      <w:r>
+        <w:t xml:space="preserve"> </w:t>
+      </w:r>
+      <w:r>
+        <w:rPr>
+          <w:i/>
+          <w:iCs/>
+        </w:rPr>
+        <w:t xml:space="preserve">Brady</w:t>
+      </w:r>
+      <w:r>
+        <w:t xml:space="preserve"> </w:t>
+      </w:r>
+      <w:r>
+        <w:t xml:space="preserve">calculado sobre la parte no garantizada de sus flujos, una vez descontado el valor de las garantías en bonos del Tesoro de Estados Unidos.</w:t>
+      </w:r>
+    </w:p>
+  </w:footnote>
+  <w:footnote w:id="69">
+    <w:p>
+      <w:pPr>
+        <w:pStyle w:val="FootnoteText"/>
+      </w:pPr>
+      <w:r>
+        <w:rPr>
+          <w:rStyle w:val="FootnoteReference"/>
+        </w:rPr>
+        <w:footnoteRef/>
+      </w:r>
+      <w:r>
+        <w:t xml:space="preserve"> </w:t>
+      </w:r>
+      <w:r>
+        <w:rPr>
+          <w:i/>
+          <w:iCs/>
+        </w:rPr>
+        <w:t xml:space="preserve">Brady</w:t>
+      </w:r>
+      <w:r>
+        <w:t xml:space="preserve">: bonos emitidos por países en desarrollo en la década de 1990 para canjear préstamos bancarios en cesación de pagos, según el plan que lleva el nombre del secretario del Tesoro de Estados Unidos Nicholas</w:t>
+      </w:r>
+      <w:r>
+        <w:t xml:space="preserve"> </w:t>
+      </w:r>
+      <w:r>
+        <w:rPr>
+          <w:i/>
+          <w:iCs/>
+        </w:rPr>
+        <w:t xml:space="preserve">Brady</w:t>
+      </w:r>
+      <w:r>
+        <w:t xml:space="preserve">.</w:t>
       </w:r>
     </w:p>
   </w:footnote>

--- a/tesis_oficial_borradores/para_el_grupo/Tesis_borrador.docx
+++ b/tesis_oficial_borradores/para_el_grupo/Tesis_borrador.docx
@@ -70,7 +70,7 @@
         <w:t xml:space="preserve"> </w:t>
       </w:r>
       <w:r>
-        <w:t xml:space="preserve">Se estima un modelo de vectores autorregresivos estructural con variables exógenas (SVARX) con datos trimestrales de 1996-2025 sobre la deuda federal bruta, el perímetro del análisis de sostenibilidad del Fondo Monetario Internacional (FMI), con la tasa de la Reserva Federal (FED) y la volatilidad financiera global como exógenas. La deuda se simula alrededor del escenario base del FMI de 2026, desde su punto de partida, y la no estabilización se mide con una métrica anual y con la definición operativa del FMI. La deuda consolidada con el Banco Central es una extensión.</w:t>
+        <w:t xml:space="preserve">Se estima un modelo de vectores autorregresivos estructural con variables exógenas (SVARX) con datos trimestrales de 1996-2025 sobre la deuda federal bruta, el perímetro del análisis de sostenibilidad del Fondo Monetario Internacional (FMI), con la tasa de la Reserva Federal (FED) y la volatilidad financiera global como exógenas. La deuda se simula alrededor del escenario base del FMI de 2026, desde su punto de partida, y la no estabilización se mide con la definición operativa del FMI y, como complemento, con una métrica anual que incluye la valuación de la deuda en moneda extranjera de cada año. La deuda consolidada con el Banco Central es una extensión.</w:t>
       </w:r>
     </w:p>
     <w:p>
@@ -88,7 +88,7 @@
         <w:t xml:space="preserve"> </w:t>
       </w:r>
       <w:r>
-        <w:t xml:space="preserve">Con la métrica anual, la probabilidad de no estabilización es de 27,7% en 2031 (intervalo de 90%: 20,6% a 34,7%) y de 29,0% en 2035 (25,0% a 36,1%), frente a cerca de 1% y menos de 3% según el FMI, y supera esas cifras en las 21 especificaciones. Con la definición operativa del FMI es de 3,1% (0,0% a 6,3%) y de 5,1% (0,0% a 10,2%), y no se distingue de las cifras del organismo. Los</w:t>
+        <w:t xml:space="preserve">Con la definición operativa del FMI, la probabilidad de no estabilización es de 3,1% en 2031 (intervalo de 90%: 0,0% a 6,3%) y de 5,1% en 2035 (0,0% a 10,2%), frente a cerca de 1% y menos de 3% según el FMI: las estimaciones centrales son mayores, pero los intervalos incluyen las cifras del organismo, y la hipótesis de que la probabilidad es mayor que la del FMI no queda respaldada. Con la métrica anual, que suma el riesgo cambiario de cada año, la probabilidad sube a 27,7% en 2031 (20,6% a 34,7%) y a 29,0% en 2035 (25,0% a 36,1%). Los</w:t>
       </w:r>
       <w:r>
         <w:t xml:space="preserve"> </w:t>
@@ -104,7 +104,7 @@
         <w:t xml:space="preserve"> </w:t>
       </w:r>
       <w:r>
-        <w:t xml:space="preserve">no fiscales aportan a la varianza de la deuda de 2035 96,8 puntos más que el fiscal (77,9 sin las binarias presidenciales). Repetir la senda de la tasa de la FED de 2022-2025 eleva la probabilidad de 2035 en 18,4 puntos (17,1 con la definición del FMI); el efecto sobre la deuda esperada incluye el cero, y la hipótesis sobre la FED queda parcialmente respaldada: el 77% del aumento de la deuda proviene del costo directo de la deuda en dólares. Con la deuda consolidada, la probabilidad es de 31,1% en 2031 con la métrica anual.</w:t>
+        <w:t xml:space="preserve">no fiscales aportan a la varianza de la deuda de 2035 96,8 puntos más que el fiscal (77,9 sin las binarias presidenciales). Repetir la senda de la tasa de la FED de 2022-2025 eleva la probabilidad de 2035 en 18,4 puntos (17,1 con la definición del FMI); el efecto sobre la deuda esperada incluye el cero, y la hipótesis sobre la FED queda parcialmente respaldada: el 77% del aumento de la deuda proviene del costo directo de la deuda en dólares. Con la deuda consolidada, la probabilidad en 2031 es de 11,0% con la definición del FMI y de 31,1% con la métrica anual.</w:t>
       </w:r>
     </w:p>
     <w:p>
@@ -122,23 +122,7 @@
         <w:t xml:space="preserve"> </w:t>
       </w:r>
       <w:r>
-        <w:t xml:space="preserve">Que la probabilidad de no estabilización supere a la del FMI depende de la métrica: la supera con la anual, que incluye la valuación de la deuda en moneda extranjera de cada año, y no se distingue de ella con la definición operativa del organismo, que promedia los</w:t>
-      </w:r>
-      <w:r>
-        <w:t xml:space="preserve"> </w:t>
-      </w:r>
-      <w:r>
-        <w:rPr>
-          <w:iCs/>
-          <w:i/>
-        </w:rPr>
-        <w:t xml:space="preserve">shocks</w:t>
-      </w:r>
-      <w:r>
-        <w:t xml:space="preserve"> </w:t>
-      </w:r>
-      <w:r>
-        <w:t xml:space="preserve">de la trayectoria. Con cualquiera de las dos, la mayor parte de la incertidumbre proviene de</w:t>
+        <w:t xml:space="preserve">Con la métrica del FMI, la dinámica histórica estimada da una probabilidad de no estabilización del mismo orden que la del organismo, de modo que la tesis no encuentra que el FMI subestime ese riesgo. La diferencia aparece cuando se incorpora la valuación de la deuda en moneda extranjera de cada año, que la métrica del FMI excluye por construcción. Con cualquiera de las dos medidas, la mayor parte de la incertidumbre proviene de</w:t>
       </w:r>
       <w:r>
         <w:t xml:space="preserve"> </w:t>
@@ -513,7 +497,7 @@
         <w:pStyle w:val="BodyText"/>
       </w:pPr>
       <w:r>
-        <w:t xml:space="preserve">H1b. La probabilidad de que la deuda pública no se estabilice, medida en 2031 (el último año del abanico de mediano plazo del FMI) y en 2035 (el final del horizonte de proyección y de su abanico de diez años), es mayor que la que el FMI reporta en su análisis más reciente: alrededor de 1% a mediano plazo y menos de 3% a diez años (FMI, 2026). Para que la comparación sea válida, se hace sobre el perímetro que usa el FMI, la deuda federal bruta, con el mismo punto de partida y el mismo escenario base. La no estabilización se mide de dos maneras: con una métrica anual, que compara cada año el resultado primario previsto con el que estabilizaría la deuda ese año, y con la definición operativa del FMI, que promedia los</w:t>
+        <w:t xml:space="preserve">H1b. La probabilidad de que la deuda pública no se estabilice, medida en 2031 (el último año del abanico de mediano plazo del FMI) y en 2035 (el final del horizonte de proyección y de su abanico de diez años), es mayor que la que el FMI reporta en su análisis más reciente: alrededor de 1% a mediano plazo y menos de 3% a diez años (FMI, 2026). Para que la comparación sea válida, se hace sobre el perímetro que usa el FMI, la deuda federal bruta, con el mismo punto de partida y el mismo escenario base. La no estabilización se mide con la definición operativa del FMI, que promedia los</w:t>
       </w:r>
       <w:r>
         <w:t xml:space="preserve"> </w:t>
@@ -529,7 +513,7 @@
         <w:t xml:space="preserve"> </w:t>
       </w:r>
       <w:r>
-        <w:t xml:space="preserve">a lo largo de la trayectoria (sección 4.6).</w:t>
+        <w:t xml:space="preserve">a lo largo de la trayectoria, porque de ella surgen las cifras de comparación. Como complemento se informa una métrica anual, que compara cada año el resultado primario previsto con el que estabilizaría la deuda ese año e incluye la valuación de la deuda en moneda extranjera (sección 4.6).</w:t>
       </w:r>
     </w:p>
     <w:p>
@@ -609,7 +593,7 @@
         <w:t xml:space="preserve"> </w:t>
       </w:r>
       <w:r>
-        <w:t xml:space="preserve">y en la probabilidad de no estabilización, medida con una métrica anual y con la definición operativa del FMI. El mismo ejercicio se repite con la deuda consolidada con el BCRA, estimada desde 2002.</w:t>
+        <w:t xml:space="preserve">y en la probabilidad de no estabilización, medida con la definición operativa del FMI y, como complemento, con una métrica anual. El mismo ejercicio se repite con la deuda consolidada con el BCRA, estimada desde 2002.</w:t>
       </w:r>
     </w:p>
     <w:bookmarkEnd w:id="31"/>
@@ -4322,7 +4306,7 @@
         <w:t xml:space="preserve"> </w:t>
       </w:r>
       <w:r>
-        <w:t xml:space="preserve">La no estabilización se mide de dos maneras, que la tesis informa con el mismo peso. La primera, la métrica anual, aplica la definición del FMI (2021, párr. 53) año por año: la deuda no se estabiliza en el año T si el resultado primario del escenario base es menor que el que la estabilizaría ese año en la trayectoria simulada,</w:t>
+        <w:t xml:space="preserve">La no estabilización se mide de dos maneras. La medida principal, con la que se contrastan H1b y la condición (ii) de H1a, es la definición operativa del FMI, porque las cifras con que se compara H1b surgen de ella y la hipótesis exige comparar magnitudes equivalentes. La medida complementaria es una métrica anual, que la tesis agrega porque capta un riesgo que la definición del FMI deja afuera por construcción: la valuación de la deuda en moneda extranjera año por año. Se presenta primero la métrica anual, porque la definición del FMI se obtiene a partir de ella. La métrica anual aplica la definición del FMI (2021, párr. 53) año por año: la deuda no se estabiliza en el año T si el resultado primario del escenario base es menor que el que la estabilizaría ese año en la trayectoria simulada,</w:t>
       </w:r>
     </w:p>
     <w:p>
@@ -4346,7 +4330,7 @@
         <w:pStyle w:val="BodyText"/>
       </w:pPr>
       <w:r>
-        <w:t xml:space="preserve">La segunda es una reconstrucción de la definición operativa del FMI, la que el organismo usa para las cifras con que se compara H1b; como el FMI no publica el cálculo, la tesis la reconstruye a partir de su guía. El resultado primario que estabiliza la deuda se calcula sin variación del tipo de cambio real ni ajuste stock-flujo, con las variables promediadas a lo largo de la trayectoria (FMI, 2022, recuadro 3). La tesis usa los impulsores del escenario en el año T más el desvío promedio de la trayectoria desde 2026,</w:t>
+        <w:t xml:space="preserve">La medida principal es una reconstrucción de la definición operativa del FMI, la que el organismo usa para las cifras con que se compara H1b; como el FMI no publica el cálculo, la tesis la reconstruye a partir de su guía. El resultado primario que estabiliza la deuda se calcula sin variación del tipo de cambio real ni ajuste stock-flujo, con las variables promediadas a lo largo de la trayectoria (FMI, 2022, recuadro 3). La tesis usa los impulsores del escenario en el año T más el desvío promedio de la trayectoria desde 2026,</w:t>
       </w:r>
     </w:p>
     <w:p>
@@ -4735,7 +4719,7 @@
                 <w:rFonts w:ascii="Calibri" w:hAnsi="Calibri"/>
                 <w:sz w:val="20"/>
               </w:rPr>
-              <w:t xml:space="preserve">(i) La contribución de los bloques no fiscales supera a la del fiscal, con un intervalo de 90% de la diferencia que excluye el cero. (ii) Con el resultado primario de todos los años desplazado en la misma magnitud hasta que el de 2031 alcanza su máximo anual de 1996-2025, la probabilidad de no estabilización en 2031 sigue superando la cifra del FMI (1%), con cada métrica. H1a se acepta si se cumplen las dos condiciones.</w:t>
+              <w:t xml:space="preserve">(i) La contribución de los bloques no fiscales supera a la del fiscal, con un intervalo de 90% de la diferencia que excluye el cero. (ii) Con el resultado primario de todos los años desplazado en la misma magnitud hasta que el de 2031 alcanza su máximo anual de 1996-2025, la probabilidad de no estabilización en 2031 sigue superando la cifra del FMI (1%), con cada métrica. H1a se acepta si se cumplen las dos condiciones. La condición (ii) se evalúa con la definición operativa del FMI; la métrica anual se informa como complemento.</w:t>
             </w:r>
           </w:p>
         </w:tc>
@@ -4769,23 +4753,23 @@
                 <w:rFonts w:ascii="Calibri" w:hAnsi="Calibri"/>
                 <w:sz w:val="20"/>
               </w:rPr>
-              <w:t xml:space="preserve">Probabilidad de no estabilización con el escenario base del FMI, en 2031 y en 2035, con la métrica anual y con la definición operativa del FMI</w:t>
-            </w:r>
-          </w:p>
-        </w:tc>
-        <w:tc>
-          <w:tcPr/>
-          <w:p>
-            <w:pPr>
-              <w:pStyle w:val="Compact"/>
-              <w:jc w:val="left"/>
-            </w:pPr>
-            <w:r>
-              <w:rPr>
-                <w:rFonts w:ascii="Calibri" w:hAnsi="Calibri"/>
-                <w:sz w:val="20"/>
-              </w:rPr>
-              <w:t xml:space="preserve">El límite inferior del intervalo de 90% supera la cifra del FMI para el mismo horizonte (contraste unilateral al 5%): 1% a mediano plazo y menos de 3% a diez años (FMI, 2026). Se evalúa con cada métrica.</w:t>
+              <w:t xml:space="preserve">Probabilidad de no estabilización con el escenario base del FMI, en 2031 y en 2035, con la definición operativa del FMI (la métrica anual se informa como complemento)</w:t>
+            </w:r>
+          </w:p>
+        </w:tc>
+        <w:tc>
+          <w:tcPr/>
+          <w:p>
+            <w:pPr>
+              <w:pStyle w:val="Compact"/>
+              <w:jc w:val="left"/>
+            </w:pPr>
+            <w:r>
+              <w:rPr>
+                <w:rFonts w:ascii="Calibri" w:hAnsi="Calibri"/>
+                <w:sz w:val="20"/>
+              </w:rPr>
+              <w:t xml:space="preserve">El límite inferior del intervalo de 90% supera la cifra del FMI para el mismo horizonte (contraste unilateral al 5%): 1% a mediano plazo y menos de 3% a diez años (FMI, 2026).</w:t>
             </w:r>
           </w:p>
         </w:tc>
@@ -4854,7 +4838,7 @@
         <w:pStyle w:val="BodyText"/>
       </w:pPr>
       <w:r>
-        <w:t xml:space="preserve">Como las cuatro participaciones de la condición (i) suman 100, esa condición equivale a que el bloque fiscal explique menos de la mitad de la varianza; la que contrasta que el superávit no baste es la condición (ii). Las dos métricas de la sección 4.6 pueden llevar a veredictos distintos en H1a (ii) y en H1b, de modo que esos veredictos se informan con cada una.</w:t>
+        <w:t xml:space="preserve">Como las cuatro participaciones de la condición (i) suman 100, esa condición equivale a que el bloque fiscal explique menos de la mitad de la varianza; la que contrasta que el superávit no baste es la condición (ii). El veredicto de H1a (ii) y de H1b se establece con la definición operativa del FMI. Como la métrica anual puede llevar a un resultado distinto, también se informa, pero no decide el contraste.</w:t>
       </w:r>
     </w:p>
     <w:p>
@@ -8786,7 +8770,7 @@
         <w:t xml:space="preserve"> </w:t>
       </w:r>
       <w:r>
-        <w:t xml:space="preserve">La segunda condición de H1a (Tabla 4.4) se evalúa desplazando en la misma magnitud el resultado primario de todos los años del escenario base (Figura 6.4). El máximo anual de 1996-2025 es 3,29% del PIB, en 2004, con la definición de la tesis (sin rentas de la propiedad); con rentas de la propiedad es 3,58%, el mismo año. Con un desplazamiento uniforme que lleva el resultado primario de 2031 a ese máximo, la probabilidad de no estabilización en 2031 con la métrica anual es 23,0% (el de 2026 queda en 2,39%, porque el escenario base del FMI parte de 1,40% en 2026 y de 2,30% en 2031); con el máximo de la variante con rentas es 21,6%. Para llevarla al 1% que estima el FMI para Argentina hay que sumar 7,25 puntos al resultado primario del escenario en todos los años: un superávit de 8,65% del PIB en 2026 y de 9,55% en 2031, casi el triple del máximo observado. Con la métrica anual se cumple, entonces, la segunda condición de H1a (sección 4.7): aun con el resultado primario de 2031 en el máximo histórico, la probabilidad queda más de veinte veces por encima de la cifra del FMI, de modo que el superávit por sí solo no basta. Con la definición operativa del FMI la condición no se cumple: ya sin desplazamiento, el intervalo de la probabilidad de 2031, 3,1% [0,0; 6,3], incluye la cifra del FMI, y con el resultado primario de 2031 en el máximo histórico la estimación central baja a 0,9%; alcanza un desplazamiento de 1,00 punto. H1a queda respaldada con la métrica anual; con la definición operativa se sostiene la condición (i), que no depende de la métrica, pero no la (ii).</w:t>
+        <w:t xml:space="preserve">La segunda condición de H1a (Tabla 4.4) se evalúa desplazando en la misma magnitud el resultado primario de todos los años del escenario base (Figura 6.4). El máximo anual de 1996-2025 es 3,29% del PIB, en 2004, con la definición de la tesis (sin rentas de la propiedad); con rentas de la propiedad es 3,58%, el mismo año. Con un desplazamiento uniforme que lleva el resultado primario de 2031 a ese máximo, la probabilidad de no estabilización en 2031 con la métrica anual es 23,0% (el de 2026 queda en 2,39%, porque el escenario base del FMI parte de 1,40% en 2026 y de 2,30% en 2031); con el máximo de la variante con rentas es 21,6%. Para llevarla al 1% que estima el FMI para Argentina hay que sumar 7,25 puntos al resultado primario del escenario en todos los años: un superávit de 8,65% del PIB en 2026 y de 9,55% en 2031, casi el triple del máximo observado. Con la definición operativa del FMI, que es la medida del contraste (sección 4.6), la segunda condición de H1a no se cumple: ya sin desplazamiento, el intervalo de la probabilidad de 2031, 3,1% [0,0; 6,3], incluye la cifra del FMI, y con el resultado primario de 2031 en el máximo histórico la estimación central baja a 0,9%; alcanza un desplazamiento de 1,00 punto. Con la métrica anual, en cambio, aun con el resultado primario de 2031 en el máximo histórico la probabilidad queda más de veinte veces por encima de la cifra del FMI. H1a no queda respaldada: se cumple la condición (i), que no depende de la métrica, pero no la (ii). La lectura es que, medido como lo mide el FMI, un superávit cercano al máximo histórico alcanza para llevar la probabilidad a la cifra del organismo; lo que no controla es el riesgo cambiario de cada año, que solo capta la métrica anual.</w:t>
       </w:r>
     </w:p>
     <w:p>
@@ -8883,7 +8867,7 @@
         <w:pStyle w:val="FirstParagraph"/>
       </w:pPr>
       <w:r>
-        <w:t xml:space="preserve">El FMI (2026) estima una probabilidad de no estabilización de 1% en su abanico de mediano plazo (cuadro 7) y menor que 3% en su abanico de diez años, que termina en 2035. Con la deuda federal bruta, el mismo punto de partida y el mismo escenario, cada horizonte se contrasta contra la cifra del FMI correspondiente con las dos métricas de la sección 4.6 (Tabla 6.4).</w:t>
+        <w:t xml:space="preserve">El FMI (2026) estima una probabilidad de no estabilización de 1% en su abanico de mediano plazo (cuadro 7) y menor que 3% en su abanico de diez años, que termina en 2035. Con la deuda federal bruta, el mismo punto de partida y el mismo escenario, cada horizonte se contrasta contra la cifra del FMI correspondiente con la definición operativa del organismo, y se informa al lado la métrica anual (sección 4.6; Tabla 6.4).</w:t>
       </w:r>
     </w:p>
     <w:p>
@@ -9051,39 +9035,39 @@
                 <w:rFonts w:ascii="Calibri" w:hAnsi="Calibri"/>
                 <w:sz w:val="20"/>
               </w:rPr>
-              <w:t xml:space="preserve">Anual</w:t>
-            </w:r>
-          </w:p>
-        </w:tc>
-        <w:tc>
-          <w:tcPr/>
-          <w:p>
-            <w:pPr>
-              <w:pStyle w:val="Compact"/>
-              <w:jc w:val="left"/>
-            </w:pPr>
-            <w:r>
-              <w:rPr>
-                <w:rFonts w:ascii="Calibri" w:hAnsi="Calibri"/>
-                <w:sz w:val="20"/>
-              </w:rPr>
-              <w:t xml:space="preserve">27,7%</w:t>
-            </w:r>
-          </w:p>
-        </w:tc>
-        <w:tc>
-          <w:tcPr/>
-          <w:p>
-            <w:pPr>
-              <w:pStyle w:val="Compact"/>
-              <w:jc w:val="left"/>
-            </w:pPr>
-            <w:r>
-              <w:rPr>
-                <w:rFonts w:ascii="Calibri" w:hAnsi="Calibri"/>
-                <w:sz w:val="20"/>
-              </w:rPr>
-              <w:t xml:space="preserve">[20,6; 34,7]</w:t>
+              <w:t xml:space="preserve">Definición operativa del FMI (contraste)</w:t>
+            </w:r>
+          </w:p>
+        </w:tc>
+        <w:tc>
+          <w:tcPr/>
+          <w:p>
+            <w:pPr>
+              <w:pStyle w:val="Compact"/>
+              <w:jc w:val="left"/>
+            </w:pPr>
+            <w:r>
+              <w:rPr>
+                <w:rFonts w:ascii="Calibri" w:hAnsi="Calibri"/>
+                <w:sz w:val="20"/>
+              </w:rPr>
+              <w:t xml:space="preserve">3,1%</w:t>
+            </w:r>
+          </w:p>
+        </w:tc>
+        <w:tc>
+          <w:tcPr/>
+          <w:p>
+            <w:pPr>
+              <w:pStyle w:val="Compact"/>
+              <w:jc w:val="left"/>
+            </w:pPr>
+            <w:r>
+              <w:rPr>
+                <w:rFonts w:ascii="Calibri" w:hAnsi="Calibri"/>
+                <w:sz w:val="20"/>
+              </w:rPr>
+              <w:t xml:space="preserve">[0,0; 6,3]</w:t>
             </w:r>
           </w:p>
         </w:tc>
@@ -9115,7 +9099,7 @@
                 <w:rFonts w:ascii="Calibri" w:hAnsi="Calibri"/>
                 <w:sz w:val="20"/>
               </w:rPr>
-              <w:t xml:space="preserve">Se cumple</w:t>
+              <w:t xml:space="preserve">No se cumple</w:t>
             </w:r>
           </w:p>
         </w:tc>
@@ -9149,39 +9133,39 @@
                 <w:rFonts w:ascii="Calibri" w:hAnsi="Calibri"/>
                 <w:sz w:val="20"/>
               </w:rPr>
-              <w:t xml:space="preserve">Definición operativa del FMI</w:t>
-            </w:r>
-          </w:p>
-        </w:tc>
-        <w:tc>
-          <w:tcPr/>
-          <w:p>
-            <w:pPr>
-              <w:pStyle w:val="Compact"/>
-              <w:jc w:val="left"/>
-            </w:pPr>
-            <w:r>
-              <w:rPr>
-                <w:rFonts w:ascii="Calibri" w:hAnsi="Calibri"/>
-                <w:sz w:val="20"/>
-              </w:rPr>
-              <w:t xml:space="preserve">3,1%</w:t>
-            </w:r>
-          </w:p>
-        </w:tc>
-        <w:tc>
-          <w:tcPr/>
-          <w:p>
-            <w:pPr>
-              <w:pStyle w:val="Compact"/>
-              <w:jc w:val="left"/>
-            </w:pPr>
-            <w:r>
-              <w:rPr>
-                <w:rFonts w:ascii="Calibri" w:hAnsi="Calibri"/>
-                <w:sz w:val="20"/>
-              </w:rPr>
-              <w:t xml:space="preserve">[0,0; 6,3]</w:t>
+              <w:t xml:space="preserve">Anual (complemento)</w:t>
+            </w:r>
+          </w:p>
+        </w:tc>
+        <w:tc>
+          <w:tcPr/>
+          <w:p>
+            <w:pPr>
+              <w:pStyle w:val="Compact"/>
+              <w:jc w:val="left"/>
+            </w:pPr>
+            <w:r>
+              <w:rPr>
+                <w:rFonts w:ascii="Calibri" w:hAnsi="Calibri"/>
+                <w:sz w:val="20"/>
+              </w:rPr>
+              <w:t xml:space="preserve">27,7%</w:t>
+            </w:r>
+          </w:p>
+        </w:tc>
+        <w:tc>
+          <w:tcPr/>
+          <w:p>
+            <w:pPr>
+              <w:pStyle w:val="Compact"/>
+              <w:jc w:val="left"/>
+            </w:pPr>
+            <w:r>
+              <w:rPr>
+                <w:rFonts w:ascii="Calibri" w:hAnsi="Calibri"/>
+                <w:sz w:val="20"/>
+              </w:rPr>
+              <w:t xml:space="preserve">[20,6; 34,7]</w:t>
             </w:r>
           </w:p>
         </w:tc>
@@ -9213,7 +9197,7 @@
                 <w:rFonts w:ascii="Calibri" w:hAnsi="Calibri"/>
                 <w:sz w:val="20"/>
               </w:rPr>
-              <w:t xml:space="preserve">No se cumple</w:t>
+              <w:t xml:space="preserve">Lo supera</w:t>
             </w:r>
           </w:p>
         </w:tc>
@@ -9247,39 +9231,39 @@
                 <w:rFonts w:ascii="Calibri" w:hAnsi="Calibri"/>
                 <w:sz w:val="20"/>
               </w:rPr>
-              <w:t xml:space="preserve">Anual</w:t>
-            </w:r>
-          </w:p>
-        </w:tc>
-        <w:tc>
-          <w:tcPr/>
-          <w:p>
-            <w:pPr>
-              <w:pStyle w:val="Compact"/>
-              <w:jc w:val="left"/>
-            </w:pPr>
-            <w:r>
-              <w:rPr>
-                <w:rFonts w:ascii="Calibri" w:hAnsi="Calibri"/>
-                <w:sz w:val="20"/>
-              </w:rPr>
-              <w:t xml:space="preserve">29,0%</w:t>
-            </w:r>
-          </w:p>
-        </w:tc>
-        <w:tc>
-          <w:tcPr/>
-          <w:p>
-            <w:pPr>
-              <w:pStyle w:val="Compact"/>
-              <w:jc w:val="left"/>
-            </w:pPr>
-            <w:r>
-              <w:rPr>
-                <w:rFonts w:ascii="Calibri" w:hAnsi="Calibri"/>
-                <w:sz w:val="20"/>
-              </w:rPr>
-              <w:t xml:space="preserve">[25,0; 36,1]</w:t>
+              <w:t xml:space="preserve">Definición operativa del FMI (contraste)</w:t>
+            </w:r>
+          </w:p>
+        </w:tc>
+        <w:tc>
+          <w:tcPr/>
+          <w:p>
+            <w:pPr>
+              <w:pStyle w:val="Compact"/>
+              <w:jc w:val="left"/>
+            </w:pPr>
+            <w:r>
+              <w:rPr>
+                <w:rFonts w:ascii="Calibri" w:hAnsi="Calibri"/>
+                <w:sz w:val="20"/>
+              </w:rPr>
+              <w:t xml:space="preserve">5,1%</w:t>
+            </w:r>
+          </w:p>
+        </w:tc>
+        <w:tc>
+          <w:tcPr/>
+          <w:p>
+            <w:pPr>
+              <w:pStyle w:val="Compact"/>
+              <w:jc w:val="left"/>
+            </w:pPr>
+            <w:r>
+              <w:rPr>
+                <w:rFonts w:ascii="Calibri" w:hAnsi="Calibri"/>
+                <w:sz w:val="20"/>
+              </w:rPr>
+              <w:t xml:space="preserve">[0,0; 10,2]</w:t>
             </w:r>
           </w:p>
         </w:tc>
@@ -9311,7 +9295,7 @@
                 <w:rFonts w:ascii="Calibri" w:hAnsi="Calibri"/>
                 <w:sz w:val="20"/>
               </w:rPr>
-              <w:t xml:space="preserve">Se cumple</w:t>
+              <w:t xml:space="preserve">No se cumple</w:t>
             </w:r>
           </w:p>
         </w:tc>
@@ -9345,39 +9329,39 @@
                 <w:rFonts w:ascii="Calibri" w:hAnsi="Calibri"/>
                 <w:sz w:val="20"/>
               </w:rPr>
-              <w:t xml:space="preserve">Definición operativa del FMI</w:t>
-            </w:r>
-          </w:p>
-        </w:tc>
-        <w:tc>
-          <w:tcPr/>
-          <w:p>
-            <w:pPr>
-              <w:pStyle w:val="Compact"/>
-              <w:jc w:val="left"/>
-            </w:pPr>
-            <w:r>
-              <w:rPr>
-                <w:rFonts w:ascii="Calibri" w:hAnsi="Calibri"/>
-                <w:sz w:val="20"/>
-              </w:rPr>
-              <w:t xml:space="preserve">5,1%</w:t>
-            </w:r>
-          </w:p>
-        </w:tc>
-        <w:tc>
-          <w:tcPr/>
-          <w:p>
-            <w:pPr>
-              <w:pStyle w:val="Compact"/>
-              <w:jc w:val="left"/>
-            </w:pPr>
-            <w:r>
-              <w:rPr>
-                <w:rFonts w:ascii="Calibri" w:hAnsi="Calibri"/>
-                <w:sz w:val="20"/>
-              </w:rPr>
-              <w:t xml:space="preserve">[0,0; 10,2]</w:t>
+              <w:t xml:space="preserve">Anual (complemento)</w:t>
+            </w:r>
+          </w:p>
+        </w:tc>
+        <w:tc>
+          <w:tcPr/>
+          <w:p>
+            <w:pPr>
+              <w:pStyle w:val="Compact"/>
+              <w:jc w:val="left"/>
+            </w:pPr>
+            <w:r>
+              <w:rPr>
+                <w:rFonts w:ascii="Calibri" w:hAnsi="Calibri"/>
+                <w:sz w:val="20"/>
+              </w:rPr>
+              <w:t xml:space="preserve">29,0%</w:t>
+            </w:r>
+          </w:p>
+        </w:tc>
+        <w:tc>
+          <w:tcPr/>
+          <w:p>
+            <w:pPr>
+              <w:pStyle w:val="Compact"/>
+              <w:jc w:val="left"/>
+            </w:pPr>
+            <w:r>
+              <w:rPr>
+                <w:rFonts w:ascii="Calibri" w:hAnsi="Calibri"/>
+                <w:sz w:val="20"/>
+              </w:rPr>
+              <w:t xml:space="preserve">[25,0; 36,1]</w:t>
             </w:r>
           </w:p>
         </w:tc>
@@ -9409,7 +9393,7 @@
                 <w:rFonts w:ascii="Calibri" w:hAnsi="Calibri"/>
                 <w:sz w:val="20"/>
               </w:rPr>
-              <w:t xml:space="preserve">No se cumple</w:t>
+              <w:t xml:space="preserve">Lo supera</w:t>
             </w:r>
           </w:p>
         </w:tc>
@@ -9428,15 +9412,7 @@
         <w:pStyle w:val="BodyText"/>
       </w:pPr>
       <w:r>
-        <w:t xml:space="preserve">Con la métrica anual, en los dos horizontes el intervalo queda entero muy por encima de la cifra del FMI, y la conclusión se mantiene con la corrección de Bonferroni (límites inferiores de 19,0% y 24,1%). Las medidas alternativas van en la misma dirección: con el resultado primario simulado en lugar del previsto, la probabilidad en 2031 es 29,7% [23,5; 37,3], y la probabilidad de que la deuda de 2031 supere a la de 2029 es 20,0% [17,3; 26,7]. En las 21 especificaciones el límite inferior supera las cifras del FMI; el menor, 16,2% en 2031, corresponde a la variante de tres rezagos, y en 2035 es 18,0% (la variante sin ajuste stock-flujo y la del escenario de 2025).</w:t>
-      </w:r>
-    </w:p>
-    <w:p>
-      <w:pPr>
-        <w:pStyle w:val="BodyText"/>
-      </w:pPr>
-      <w:r>
-        <w:t xml:space="preserve">Con la definición operativa del FMI el resultado es otro. La estimación central triplica la cifra del FMI en 2031 (3,1% contra 1%) y la supera en 2035 (5,1% contra menos de 3%), pero los intervalos incluyen esas cifras, de modo que no se distinguen de ellas. El límite inferior supera la cifra del FMI, en los dos horizontes, solo en 2 de las 21 especificaciones: la deuda consolidada (11,0% [2,7; 20,2] en 2031) y el canal de tasas en pesos (9,0% [2,7; 17,0]). Con la lectura literal del recuadro 3, que promedia también el escenario, la probabilidad es 0,0% en 2031 y 0,9% en 2035. En el SVARX, la diferencia entre las dos métricas es la volatilidad de un solo año: la anual se activa con que la deuda suba un año por una depreciación real o un crecimiento bajo; la definición operativa promedia los</w:t>
+        <w:t xml:space="preserve">Con la definición operativa del FMI, la estimación central triplica la cifra del FMI en 2031 (3,1% contra 1%) y la supera en 2035 (5,1% contra menos de 3%), pero los intervalos incluyen esas cifras, de modo que no se distinguen de ellas. El límite inferior supera la cifra del FMI, en los dos horizontes, solo en 2 de las 21 especificaciones: la deuda consolidada (11,0% [2,7; 20,2] en 2031) y el canal de tasas en pesos (9,0% [2,7; 17,0]). Con la lectura literal del recuadro 3, que promedia también el escenario, la probabilidad es 0,0% en 2031 y 0,9% en 2035. En el SVARX, la diferencia entre las dos métricas es la volatilidad de un solo año: la anual se activa con que la deuda suba un año por una depreciación real o un crecimiento bajo; la definición operativa promedia los</w:t>
       </w:r>
       <w:r>
         <w:t xml:space="preserve"> </w:t>
@@ -9460,7 +9436,15 @@
         <w:pStyle w:val="BodyText"/>
       </w:pPr>
       <w:r>
-        <w:t xml:space="preserve">H1b queda respaldada con la métrica anual y no respaldada con la definición operativa del FMI. Con la métrica anual, el 1% y el menos de 3% son cifras de referencia calculadas con otra definición: el veredicto compara la probabilidad de un evento más amplio con la del FMI, y por eso no prueba que el organismo subestime el riesgo. La tesis informa los dos resultados; los argumentos a favor de cada métrica se discuten en la sección 7.1.</w:t>
+        <w:t xml:space="preserve">Con la métrica anual, el resultado es otro: en los dos horizontes el intervalo queda entero muy por encima de la cifra del FMI, y la conclusión se mantiene con la corrección de Bonferroni (límites inferiores de 19,0% y 24,1%). Las medidas alternativas van en la misma dirección: con el resultado primario simulado en lugar del previsto, la probabilidad en 2031 es 29,7% [23,5; 37,3], y la probabilidad de que la deuda de 2031 supere a la de 2029 es 20,0% [17,3; 26,7]. En las 21 especificaciones el límite inferior supera las cifras del FMI; el menor, 16,2% en 2031, corresponde a la variante de tres rezagos, y en 2035 es 18,0% (la variante sin ajuste stock-flujo y la del escenario de 2025).</w:t>
+      </w:r>
+    </w:p>
+    <w:p>
+      <w:pPr>
+        <w:pStyle w:val="BodyText"/>
+      </w:pPr>
+      <w:r>
+        <w:t xml:space="preserve">H1b no queda respaldada. Con la medida del contraste, la probabilidad de no estabilización no se distingue de la que informa el FMI. Con la métrica anual la supera con holgura, pero el 1% y el menos de 3% son cifras calculadas con otra definición, de modo que esa comparación no prueba que el organismo subestime el riesgo: muestra cuánto pesa la valuación anual de la deuda en moneda extranjera, que la definición del FMI excluye (sección 7.1).</w:t>
       </w:r>
     </w:p>
     <w:bookmarkEnd w:id="104"/>
@@ -9787,7 +9771,7 @@
         <w:pStyle w:val="FirstParagraph"/>
       </w:pPr>
       <w:r>
-        <w:t xml:space="preserve">La Tabla 6.6 resume las especificaciones alternativas más relevantes. Las probabilidades de la tabla usan la métrica anual. La tabla completa, con las 21 especificaciones del SVARX, la probabilidad de 2031 con la definición operativa del FMI, las dos filas a la manera del FMI y la cifra del FMI, está en el Apéndice, sección A.10.</w:t>
+        <w:t xml:space="preserve">La Tabla 6.6 resume las especificaciones alternativas más relevantes. La primera columna usa la definición operativa del FMI, que es la del contraste; las demás probabilidades, la métrica anual. La tabla completa, con las 21 especificaciones del SVARX, las dos filas a la manera del FMI y la cifra del FMI, está en el Apéndice, sección A.10.</w:t>
       </w:r>
     </w:p>
     <w:p>
@@ -9818,13 +9802,14 @@
         </w:tblBorders>
       </w:tblPr>
       <w:tblGrid>
-        <w:gridCol w:w="1131"/>
-        <w:gridCol w:w="1131"/>
-        <w:gridCol w:w="1131"/>
-        <w:gridCol w:w="1131"/>
-        <w:gridCol w:w="1131"/>
-        <w:gridCol w:w="1131"/>
-        <w:gridCol w:w="1131"/>
+        <w:gridCol w:w="990"/>
+        <w:gridCol w:w="990"/>
+        <w:gridCol w:w="990"/>
+        <w:gridCol w:w="990"/>
+        <w:gridCol w:w="990"/>
+        <w:gridCol w:w="990"/>
+        <w:gridCol w:w="990"/>
+        <w:gridCol w:w="990"/>
       </w:tblGrid>
       <w:tr>
         <w:trPr>
@@ -9858,23 +9843,39 @@
                 <w:rFonts w:ascii="Calibri" w:hAnsi="Calibri"/>
                 <w:sz w:val="20"/>
               </w:rPr>
-              <w:t xml:space="preserve">No estabilización 2031</w:t>
-            </w:r>
-          </w:p>
-        </w:tc>
-        <w:tc>
-          <w:tcPr/>
-          <w:p>
-            <w:pPr>
-              <w:pStyle w:val="Compact"/>
-              <w:jc w:val="left"/>
-            </w:pPr>
-            <w:r>
-              <w:rPr>
-                <w:rFonts w:ascii="Calibri" w:hAnsi="Calibri"/>
-                <w:sz w:val="20"/>
-              </w:rPr>
-              <w:t xml:space="preserve">No estabilización 2035</w:t>
+              <w:t xml:space="preserve">No estabilización 2031, definición del FMI</w:t>
+            </w:r>
+          </w:p>
+        </w:tc>
+        <w:tc>
+          <w:tcPr/>
+          <w:p>
+            <w:pPr>
+              <w:pStyle w:val="Compact"/>
+              <w:jc w:val="left"/>
+            </w:pPr>
+            <w:r>
+              <w:rPr>
+                <w:rFonts w:ascii="Calibri" w:hAnsi="Calibri"/>
+                <w:sz w:val="20"/>
+              </w:rPr>
+              <w:t xml:space="preserve">No estabilización 2031, anual</w:t>
+            </w:r>
+          </w:p>
+        </w:tc>
+        <w:tc>
+          <w:tcPr/>
+          <w:p>
+            <w:pPr>
+              <w:pStyle w:val="Compact"/>
+              <w:jc w:val="left"/>
+            </w:pPr>
+            <w:r>
+              <w:rPr>
+                <w:rFonts w:ascii="Calibri" w:hAnsi="Calibri"/>
+                <w:sz w:val="20"/>
+              </w:rPr>
+              <w:t xml:space="preserve">No estabilización 2035, anual</w:t>
             </w:r>
           </w:p>
         </w:tc>
@@ -9972,6 +9973,22 @@
                 <w:rFonts w:ascii="Calibri" w:hAnsi="Calibri"/>
                 <w:sz w:val="20"/>
               </w:rPr>
+              <w:t xml:space="preserve">3,1% [0,0; 6,3]</w:t>
+            </w:r>
+          </w:p>
+        </w:tc>
+        <w:tc>
+          <w:tcPr/>
+          <w:p>
+            <w:pPr>
+              <w:pStyle w:val="Compact"/>
+              <w:jc w:val="left"/>
+            </w:pPr>
+            <w:r>
+              <w:rPr>
+                <w:rFonts w:ascii="Calibri" w:hAnsi="Calibri"/>
+                <w:sz w:val="20"/>
+              </w:rPr>
               <w:t xml:space="preserve">27,7% [20,6; 34,7]</w:t>
             </w:r>
           </w:p>
@@ -10086,6 +10103,22 @@
                 <w:rFonts w:ascii="Calibri" w:hAnsi="Calibri"/>
                 <w:sz w:val="20"/>
               </w:rPr>
+              <w:t xml:space="preserve">6,2% [0,2; 11,9]</w:t>
+            </w:r>
+          </w:p>
+        </w:tc>
+        <w:tc>
+          <w:tcPr/>
+          <w:p>
+            <w:pPr>
+              <w:pStyle w:val="Compact"/>
+              <w:jc w:val="left"/>
+            </w:pPr>
+            <w:r>
+              <w:rPr>
+                <w:rFonts w:ascii="Calibri" w:hAnsi="Calibri"/>
+                <w:sz w:val="20"/>
+              </w:rPr>
               <w:t xml:space="preserve">31,8% [25,2; 36,3]</w:t>
             </w:r>
           </w:p>
@@ -10200,6 +10233,22 @@
                 <w:rFonts w:ascii="Calibri" w:hAnsi="Calibri"/>
                 <w:sz w:val="20"/>
               </w:rPr>
+              <w:t xml:space="preserve">11,0% [2,7; 20,2]</w:t>
+            </w:r>
+          </w:p>
+        </w:tc>
+        <w:tc>
+          <w:tcPr/>
+          <w:p>
+            <w:pPr>
+              <w:pStyle w:val="Compact"/>
+              <w:jc w:val="left"/>
+            </w:pPr>
+            <w:r>
+              <w:rPr>
+                <w:rFonts w:ascii="Calibri" w:hAnsi="Calibri"/>
+                <w:sz w:val="20"/>
+              </w:rPr>
               <w:t xml:space="preserve">31,1% [27,6; 41,5]</w:t>
             </w:r>
           </w:p>
@@ -10314,6 +10363,22 @@
                 <w:rFonts w:ascii="Calibri" w:hAnsi="Calibri"/>
                 <w:sz w:val="20"/>
               </w:rPr>
+              <w:t xml:space="preserve">2,9% [0,0; 5,8]</w:t>
+            </w:r>
+          </w:p>
+        </w:tc>
+        <w:tc>
+          <w:tcPr/>
+          <w:p>
+            <w:pPr>
+              <w:pStyle w:val="Compact"/>
+              <w:jc w:val="left"/>
+            </w:pPr>
+            <w:r>
+              <w:rPr>
+                <w:rFonts w:ascii="Calibri" w:hAnsi="Calibri"/>
+                <w:sz w:val="20"/>
+              </w:rPr>
               <w:t xml:space="preserve">28,5% [22,3; 36,0]</w:t>
             </w:r>
           </w:p>
@@ -10428,6 +10493,22 @@
                 <w:rFonts w:ascii="Calibri" w:hAnsi="Calibri"/>
                 <w:sz w:val="20"/>
               </w:rPr>
+              <w:t xml:space="preserve">1,3% [0,0; 2,7]</w:t>
+            </w:r>
+          </w:p>
+        </w:tc>
+        <w:tc>
+          <w:tcPr/>
+          <w:p>
+            <w:pPr>
+              <w:pStyle w:val="Compact"/>
+              <w:jc w:val="left"/>
+            </w:pPr>
+            <w:r>
+              <w:rPr>
+                <w:rFonts w:ascii="Calibri" w:hAnsi="Calibri"/>
+                <w:sz w:val="20"/>
+              </w:rPr>
               <w:t xml:space="preserve">27,2% [22,0; 34,1]</w:t>
             </w:r>
           </w:p>
@@ -10542,6 +10623,22 @@
                 <w:rFonts w:ascii="Calibri" w:hAnsi="Calibri"/>
                 <w:sz w:val="20"/>
               </w:rPr>
+              <w:t xml:space="preserve">2,5% [0,0; 5,1]</w:t>
+            </w:r>
+          </w:p>
+        </w:tc>
+        <w:tc>
+          <w:tcPr/>
+          <w:p>
+            <w:pPr>
+              <w:pStyle w:val="Compact"/>
+              <w:jc w:val="left"/>
+            </w:pPr>
+            <w:r>
+              <w:rPr>
+                <w:rFonts w:ascii="Calibri" w:hAnsi="Calibri"/>
+                <w:sz w:val="20"/>
+              </w:rPr>
               <w:t xml:space="preserve">25,9% [16,2; 32,5]</w:t>
             </w:r>
           </w:p>
@@ -10656,6 +10753,22 @@
                 <w:rFonts w:ascii="Calibri" w:hAnsi="Calibri"/>
                 <w:sz w:val="20"/>
               </w:rPr>
+              <w:t xml:space="preserve">3,6% [0,0; 7,2]</w:t>
+            </w:r>
+          </w:p>
+        </w:tc>
+        <w:tc>
+          <w:tcPr/>
+          <w:p>
+            <w:pPr>
+              <w:pStyle w:val="Compact"/>
+              <w:jc w:val="left"/>
+            </w:pPr>
+            <w:r>
+              <w:rPr>
+                <w:rFonts w:ascii="Calibri" w:hAnsi="Calibri"/>
+                <w:sz w:val="20"/>
+              </w:rPr>
               <w:t xml:space="preserve">29,5% [22,5; 36,7]</w:t>
             </w:r>
           </w:p>
@@ -10770,6 +10883,22 @@
                 <w:rFonts w:ascii="Calibri" w:hAnsi="Calibri"/>
                 <w:sz w:val="20"/>
               </w:rPr>
+              <w:t xml:space="preserve">6,2% [0,0; 12,5]</w:t>
+            </w:r>
+          </w:p>
+        </w:tc>
+        <w:tc>
+          <w:tcPr/>
+          <w:p>
+            <w:pPr>
+              <w:pStyle w:val="Compact"/>
+              <w:jc w:val="left"/>
+            </w:pPr>
+            <w:r>
+              <w:rPr>
+                <w:rFonts w:ascii="Calibri" w:hAnsi="Calibri"/>
+                <w:sz w:val="20"/>
+              </w:rPr>
               <w:t xml:space="preserve">31,1% [26,8; 39,3]</w:t>
             </w:r>
           </w:p>
@@ -10884,6 +11013,22 @@
                 <w:rFonts w:ascii="Calibri" w:hAnsi="Calibri"/>
                 <w:sz w:val="20"/>
               </w:rPr>
+              <w:t xml:space="preserve">6,0% [0,0; 11,5]</w:t>
+            </w:r>
+          </w:p>
+        </w:tc>
+        <w:tc>
+          <w:tcPr/>
+          <w:p>
+            <w:pPr>
+              <w:pStyle w:val="Compact"/>
+              <w:jc w:val="left"/>
+            </w:pPr>
+            <w:r>
+              <w:rPr>
+                <w:rFonts w:ascii="Calibri" w:hAnsi="Calibri"/>
+                <w:sz w:val="20"/>
+              </w:rPr>
               <w:t xml:space="preserve">29,1% [20,8; 35,0]</w:t>
             </w:r>
           </w:p>
@@ -11014,6 +11159,22 @@
                 <w:rFonts w:ascii="Calibri" w:hAnsi="Calibri"/>
                 <w:sz w:val="20"/>
               </w:rPr>
+              <w:t xml:space="preserve">29,1%</w:t>
+            </w:r>
+          </w:p>
+        </w:tc>
+        <w:tc>
+          <w:tcPr/>
+          <w:p>
+            <w:pPr>
+              <w:pStyle w:val="Compact"/>
+              <w:jc w:val="left"/>
+            </w:pPr>
+            <w:r>
+              <w:rPr>
+                <w:rFonts w:ascii="Calibri" w:hAnsi="Calibri"/>
+                <w:sz w:val="20"/>
+              </w:rPr>
               <w:t xml:space="preserve">24,1%</w:t>
             </w:r>
           </w:p>
@@ -11144,6 +11305,22 @@
                 <w:rFonts w:ascii="Calibri" w:hAnsi="Calibri"/>
                 <w:sz w:val="20"/>
               </w:rPr>
+              <w:t xml:space="preserve">1%</w:t>
+            </w:r>
+          </w:p>
+        </w:tc>
+        <w:tc>
+          <w:tcPr/>
+          <w:p>
+            <w:pPr>
+              <w:pStyle w:val="Compact"/>
+              <w:jc w:val="left"/>
+            </w:pPr>
+            <w:r>
+              <w:rPr>
+                <w:rFonts w:ascii="Calibri" w:hAnsi="Calibri"/>
+                <w:sz w:val="20"/>
+              </w:rPr>
               <w:t xml:space="preserve">menos de 3%</w:t>
             </w:r>
           </w:p>
@@ -11252,7 +11429,7 @@
         <w:t xml:space="preserve"> </w:t>
       </w:r>
       <w:r>
-        <w:t xml:space="preserve">Con la métrica anual, H1b se cumple en todas las especificaciones, con límites inferiores de entre 16,2% (tres rezagos) y 27,7% (un rezago) en 2031 y de entre 18,0% y 32,3% en 2035, contra el 1% y el menos del 3% del FMI; con la definición operativa del FMI se cumple solo en 2 de las 21, la deuda consolidada y el canal de tasas en pesos. La condición (i) de H1a también se sostiene: la diferencia entre los</w:t>
+        <w:t xml:space="preserve">Con la definición operativa del FMI, el criterio de H1b se cumple solo en 2 de las 21 especificaciones, la deuda consolidada y el canal de tasas en pesos, de modo que el veredicto no depende de la especificación. Con la métrica anual, el límite inferior supera las cifras del FMI en todas, con valores de entre 16,2% (tres rezagos) y 27,7% (un rezago) en 2031 y de entre 18,0% y 32,3% en 2035. La condición (i) de H1a también se sostiene: la diferencia entre los</w:t>
       </w:r>
       <w:r>
         <w:t xml:space="preserve"> </w:t>
@@ -11484,7 +11661,7 @@
         <w:pStyle w:val="FirstParagraph"/>
       </w:pPr>
       <w:r>
-        <w:t xml:space="preserve">El FMI (2026) concluye que la deuda federal bruta argentina es sostenible pero no con alta probabilidad, y estima en 1% la probabilidad de que no se estabilice en el mediano plazo. Esta tesis mide la misma deuda desde el mismo punto de partida, con el mismo escenario y horizonte, y su conclusión depende de cómo se mida la no estabilización. Con la definición operativa del FMI, la probabilidad del SVARX en 2031 es 3,1% [0,0; 6,3]: del mismo orden que la del organismo y estadísticamente indistinguible de ella. Con la métrica anual es 27,7%.</w:t>
+        <w:t xml:space="preserve">El FMI (2026) concluye que la deuda federal bruta argentina es sostenible pero no con alta probabilidad, y estima en 1% la probabilidad de que no se estabilice en el mediano plazo. Esta tesis mide la misma deuda desde el mismo punto de partida, con el mismo escenario y horizonte. Con la definición operativa del FMI, que es la medida del contraste, la probabilidad del SVARX en 2031 es 3,1% [0,0; 6,3]: del mismo orden que la del organismo y estadísticamente indistinguible de ella. La tesis no encuentra, entonces, que el FMI subestime el riesgo de no estabilización tal como el organismo lo mide. Con la métrica anual, la probabilidad es 27,7%.</w:t>
       </w:r>
     </w:p>
     <w:p>
@@ -11496,13 +11673,13 @@
           <w:bCs/>
           <w:b/>
         </w:rPr>
-        <w:t xml:space="preserve">Qué métrica usar.</w:t>
-      </w:r>
-      <w:r>
-        <w:t xml:space="preserve"> </w:t>
-      </w:r>
-      <w:r>
-        <w:t xml:space="preserve">Las dos tienen argumentos. La definición operativa es la que el FMI usa para su cifra, de modo que, en la reconstrucción de la tesis, da la comparación más cercana, y mide un deterioro persistente de las condiciones de la deuda. La métrica anual conserva la valuación de la deuda en moneda extranjera, que en Argentina pesa más que en la mayoría de los países a los que se aplica el marco (57,8% de la deuda federal bruta está en moneda extranjera), pero se activa con que la deuda suba un solo año. La tesis informa las dos con el mismo peso, y los veredictos de H1a y H1b se leen con esa salvedad (Capítulo 8).</w:t>
+        <w:t xml:space="preserve">Por qué la definición del FMI decide el contraste y qué agrega la métrica anual.</w:t>
+      </w:r>
+      <w:r>
+        <w:t xml:space="preserve"> </w:t>
+      </w:r>
+      <w:r>
+        <w:t xml:space="preserve">H1b compara la probabilidad de la tesis con las cifras del FMI, y esas cifras surgen de su definición operativa; contrastarlas con otra medida compararía eventos distintos. Por eso la definición operativa decide H1b y la condición (ii) de H1a. Mide un deterioro persistente de las condiciones de la deuda a lo largo de la trayectoria y deja afuera, por construcción, la variación del tipo de cambio real. La métrica anual conserva esa valuación, que en Argentina pesa más que en la mayoría de los países a los que se aplica el marco (57,8% de la deuda federal bruta está en moneda extranjera), y se activa con que la deuda suba un solo año. La distancia entre las dos, de 3,1% a 27,7% en 2031, mide cuánto del riesgo de no estabilización proviene de la valuación anual de la deuda en moneda extranjera: es el aporte de la métrica anual, no una prueba de que la cifra del FMI esté mal calculada.</w:t>
       </w:r>
     </w:p>
     <w:p>
@@ -12498,7 +12675,7 @@
         <w:pStyle w:val="BodyText"/>
       </w:pPr>
       <w:r>
-        <w:t xml:space="preserve">El análisis de suficiencia lo ilustra desde otro ángulo. Un desplazamiento uniforme del superávit que lleve el de 2031 al mejor año de la ventana, 3,29% del PIB en 2004, deja sin estabilizar la deuda de 2031 en casi una de cada cuatro trayectorias con la métrica anual (23,0%), y llevar la probabilidad a la cifra del FMI exigiría un superávit cercano al 9% del PIB todos los años, casi el triple del máximo y sin precedentes en la historia argentina. Con la definición operativa del FMI, en cambio, ese mismo superávit baja la probabilidad a 0,9%, debajo de la cifra del organismo: con esa métrica, la conclusión de que el superávit no basta no se sostiene. El superávit es necesario, y el escenario del FMI se apoya en él, pero no controla las fuentes de riesgo que dominan la varianza.</w:t>
+        <w:t xml:space="preserve">El análisis de suficiencia lo ilustra desde otro ángulo. Un desplazamiento uniforme del superávit que lleve el de 2031 al mejor año de la ventana, 3,29% del PIB en 2004, deja sin estabilizar la deuda de 2031 en casi una de cada cuatro trayectorias con la métrica anual (23,0%), y llevar la probabilidad a la cifra del FMI exigiría un superávit cercano al 9% del PIB todos los años, casi el triple del máximo y sin precedentes en la historia argentina. Con la definición operativa del FMI, que es la del contraste, ese mismo superávit baja la probabilidad a 0,9%, debajo de la cifra del organismo, y alcanza un desplazamiento de un punto: con la métrica del FMI, la afirmación de que el superávit no basta no se sostiene, y por eso H1a no queda respaldada. Las dos lecturas son compatibles. El superávit alcanza para estabilizar la deuda frente a un deterioro persistente de la tasa y del crecimiento, que es lo que mide el FMI, pero no la protege de la valuación anual de la deuda en moneda extranjera, que domina la varianza y que la política fiscal no controla.</w:t>
       </w:r>
     </w:p>
     <w:bookmarkEnd w:id="119"/>
@@ -13043,7 +13220,7 @@
         <w:pStyle w:val="FirstParagraph"/>
       </w:pPr>
       <w:r>
-        <w:t xml:space="preserve">Esta tesis se preguntó en qué medida el crecimiento, el tipo de cambio real, el riesgo país y el resultado primario condicionan la sostenibilidad de la deuda pública argentina en 2026-2035, y cuál es la probabilidad de que no se estabilice bajo el escenario base. Para responderla se estimó un SVARX con datos trimestrales de 1996-2025 sobre la deuda federal bruta, que es el perímetro del análisis de sostenibilidad del FMI, y se lo usó para simular la deuda alrededor del escenario base más reciente del FMI (2026), desde su mismo punto de partida, y la no estabilización se midió con una métrica anual y con la definición operativa del FMI. Las variables endógenas son el resultado primario, el crecimiento, el riesgo país, medido por el diferencial del índice EMBI de J.P. Morgan para Argentina (EMBI), y el tipo de cambio real multilateral (TCRM). Los</w:t>
+        <w:t xml:space="preserve">Esta tesis se preguntó en qué medida el crecimiento, el tipo de cambio real, el riesgo país y el resultado primario condicionan la sostenibilidad de la deuda pública argentina en 2026-2035, y cuál es la probabilidad de que no se estabilice bajo el escenario base. Para responderla se estimó un SVARX con datos trimestrales de 1996-2025 sobre la deuda federal bruta, que es el perímetro del análisis de sostenibilidad del FMI, y se lo usó para simular la deuda alrededor del escenario base más reciente del FMI (2026), desde su mismo punto de partida, y la no estabilización se midió con la definición operativa del FMI, que decide el contraste, y con una métrica anual como complemento. Las variables endógenas son el resultado primario, el crecimiento, el riesgo país, medido por el diferencial del índice EMBI de J.P. Morgan para Argentina (EMBI), y el tipo de cambio real multilateral (TCRM). Los</w:t>
       </w:r>
       <w:r>
         <w:t xml:space="preserve"> </w:t>
@@ -13109,7 +13286,7 @@
         <w:t xml:space="preserve"> </w:t>
       </w:r>
       <w:r>
-        <w:t xml:space="preserve">fiscal en 96,8 puntos, con un intervalo de 90% de 90,8 a 99,8. El bloque externo (FED y VIX) aporta 59,4% de la varianza y el cambiario y de riesgo, 28,3%, frente a 1,6% del fiscal. La primera condición de H1a se cumple en las 20 especificaciones en que se informa; el menor límite inferior, 67,3 puntos, corresponde a la variante sin binarias presidenciales, en la que la diferencia es de 77,9 puntos: la cifra fiscal es tan baja en la especificación principal en parte porque esas binarias absorben variación del resultado primario, de modo que lo robusto es el orden de magnitud y no el valor puntual. La política fiscal respondió a la deuda en el período: el coeficiente de impacto de la deuda rezagada sobre el resultado primario trimestral es 0,0466, con un intervalo de 0,0231 a 0,0835, y el de largo plazo, 0,079 (0,062 a 0,147). La segunda condición de H1a, la suficiencia del superávit, se cumple con la métrica anual: con un desplazamiento uniforme del resultado primario que lleve el de 2031 a su máximo anual de 1996-2025 (3,29% del PIB, en 2004; el de 2026 quedaría en 2,39%), la probabilidad de no estabilización en 2031 sería de 23,0% (21,6% con el máximo de la serie con rentas, 3,58%), muy por encima del 1% del FMI, y llevarla a esa cifra requeriría sumar 7,25 puntos al resultado primario del escenario en todos los años (8,65% del PIB en 2026 y 9,55% en 2031). Con la definición operativa del FMI no se cumple: con el resultado primario de 2031 en su máximo histórico, la probabilidad baja a 0,9%. H1a queda respaldada con la métrica anual; con la definición operativa se sostiene solo la parte que no depende de la métrica, el predominio de los</w:t>
+        <w:t xml:space="preserve">fiscal en 96,8 puntos, con un intervalo de 90% de 90,8 a 99,8. El bloque externo (FED y VIX) aporta 59,4% de la varianza y el cambiario y de riesgo, 28,3%, frente a 1,6% del fiscal. La primera condición de H1a se cumple en las 20 especificaciones en que se informa; el menor límite inferior, 67,3 puntos, corresponde a la variante sin binarias presidenciales, en la que la diferencia es de 77,9 puntos: la cifra fiscal es tan baja en la especificación principal en parte porque esas binarias absorben variación del resultado primario, de modo que lo robusto es el orden de magnitud y no el valor puntual. La política fiscal respondió a la deuda en el período: el coeficiente de impacto de la deuda rezagada sobre el resultado primario trimestral es 0,0466, con un intervalo de 0,0231 a 0,0835, y el de largo plazo, 0,079 (0,062 a 0,147). La segunda condición de H1a, la suficiencia del superávit, se evalúa con la definición operativa del FMI y no se cumple: con el resultado primario de 2031 en su máximo histórico, la probabilidad de no estabilización en 2031 baja a 0,9%, debajo del 1% del FMI, y alcanza un desplazamiento de un punto. Con la métrica anual el resultado es otro: con un desplazamiento uniforme del resultado primario que lleve el de 2031 a su máximo anual de 1996-2025 (3,29% del PIB, en 2004; el de 2026 quedaría en 2,39%), la probabilidad de no estabilización en 2031 sería de 23,0% (21,6% con el máximo de la serie con rentas, 3,58%), muy por encima del 1% del FMI, y llevarla a esa cifra requeriría sumar 7,25 puntos al resultado primario del escenario en todos los años (8,65% del PIB en 2026 y 9,55% en 2031). H1a no queda respaldada: se sostiene el predominio de los</w:t>
       </w:r>
       <w:r>
         <w:t xml:space="preserve"> </w:t>
@@ -13125,7 +13302,7 @@
         <w:t xml:space="preserve"> </w:t>
       </w:r>
       <w:r>
-        <w:t xml:space="preserve">no fiscales en la incertidumbre.</w:t>
+        <w:t xml:space="preserve">no fiscales en la incertidumbre, que no depende de la métrica, pero no que el superávit por sí solo no baste para estabilizar la deuda tal como la mide el FMI.</w:t>
       </w:r>
     </w:p>
     <w:p>
@@ -13143,7 +13320,7 @@
         <w:t xml:space="preserve"> </w:t>
       </w:r>
       <w:r>
-        <w:t xml:space="preserve">Con la métrica anual, la probabilidad de que la deuda federal bruta no se estabilice es de 27,7% en 2031 (intervalo de 90%: 20,6% a 34,7%) y de 29,0% en 2035 (25,0% a 36,1%), frente a alrededor de 1% y menos de 3% en el análisis del FMI con el mismo perímetro, punto de partida y escenario. Los límites inferiores superan las cifras del FMI con la corrección de Bonferroni (19,0% y 24,1%) y en las 21 especificaciones; el menor, 16,2%, corresponde a la variante de tres rezagos. Con la definición operativa del FMI, la probabilidad es de 3,1% en 2031 (0,0% a 6,3%) y de 5,1% en 2035 (0,0% a 10,2%): las estimaciones centrales superan las cifras del FMI, pero los intervalos las incluyen, y el límite inferior las supera solo en 2 de las 21 especificaciones. H1b queda respaldada con la métrica anual y no respaldada con la definición operativa del FMI. En el SVARX, la diferencia entre las dos proviene de que la anual recoge la volatilidad de un solo año, incluida la valuación de la deuda en moneda extranjera, y la operativa la promedia. Con la métrica anual, además, las cifras del FMI son una referencia calculada con otra definición, de modo que ese veredicto no prueba que el organismo subestime el riesgo. Con el procedimiento de</w:t>
+        <w:t xml:space="preserve">Con la definición operativa del FMI, la probabilidad de que la deuda federal bruta no se estabilice es de 3,1% en 2031 (intervalo de 90%: 0,0% a 6,3%) y de 5,1% en 2035 (0,0% a 10,2%), frente a alrededor de 1% y menos de 3% en el análisis del FMI con el mismo perímetro, punto de partida y escenario. Las estimaciones centrales son mayores que las del organismo, pero los intervalos las incluyen, y el límite inferior las supera solo en 2 de las 21 especificaciones (la deuda consolidada y el canal de tasas en pesos). H1b no queda respaldada: con la métrica del FMI, la dinámica histórica estimada da una probabilidad del mismo orden que la del organismo. La comparación es, además, asimétrica, porque la cifra del FMI no tiene intervalo (sección 7.1). Con la métrica anual, que incluye la valuación de la deuda en moneda extranjera de cada año, la probabilidad sube a 27,7% en 2031 (20,6% a 34,7%) y a 29,0% en 2035 (25,0% a 36,1%), con límites inferiores por encima de las cifras del FMI en las 21 especificaciones y con la corrección de Bonferroni (19,0% y 24,1%). Esa distancia no prueba que el FMI subestime el riesgo, porque sus cifras se calculan con otra definición; mide cuánto del riesgo de no estabilización proviene de la valuación anual de la deuda en moneda extranjera, que la definición del FMI excluye por construcción. Con el procedimiento de</w:t>
       </w:r>
       <w:r>
         <w:t xml:space="preserve"> </w:t>
@@ -13159,7 +13336,7 @@
         <w:t xml:space="preserve"> </w:t>
       </w:r>
       <w:r>
-        <w:t xml:space="preserve">del FMI aplicado a los impulsores anuales de la historia argentina, la probabilidad de 2031 es de 24,1% con la métrica anual y de 29,1% con la definición operativa, de modo que con la historia argentina tampoco se reproduce el 1%. La tesis no atribuye la diferencia con el organismo a una causa que no puede verificar, porque el FMI no publica su distribución de</w:t>
+        <w:t xml:space="preserve">del FMI aplicado a los impulsores anuales de la historia argentina, la probabilidad de 2031 es de 29,1% con la definición operativa y de 24,1% con la métrica anual: con la historia argentina, el procedimiento del propio organismo no reproduce el 1%, y la tesis no atribuye esa diferencia a una causa que no puede verificar, porque el FMI no publica su distribución de</w:t>
       </w:r>
       <w:r>
         <w:t xml:space="preserve"> </w:t>
@@ -13172,7 +13349,7 @@
         <w:t xml:space="preserve">shocks</w:t>
       </w:r>
       <w:r>
-        <w:t xml:space="preserve">, y la comparación es asimétrica, porque su cifra no tiene intervalo (sección 7.1). Con la métrica anual, el resultado no depende de los empalmes del EMBI y del TCRM en 1996-1998 (Capítulo 5): con datos desde 1999, la probabilidad de 2031 es de 29,5%.</w:t>
+        <w:t xml:space="preserve">.</w:t>
       </w:r>
     </w:p>
     <w:p>
@@ -13237,7 +13414,7 @@
         <w:t xml:space="preserve"> </w:t>
       </w:r>
       <w:r>
-        <w:t xml:space="preserve">Con la deuda consolidada con el BCRA, que parte de 52,1% del PIB y se estima desde 2002, la probabilidad de no estabilización es de 31,1% en 2031 (27,6% a 41,5%) y de 35,0% en 2035 (32,3% a 49,8%). La senda de la FED eleva la probabilidad de 2035 en 19,2 puntos (3,2 a 33,8). No se informan el reparto de la varianza ni la media de la deuda consolidada, porque trayectorias explosivas dominan esas medidas en 368 de las 1.000 réplicas, más de un tercio; por eso la extensión es exploratoria y solo respalda el orden de magnitud de la probabilidad de no estabilización, que supera la del FMI con las dos métricas (con la definición operativa, 11,0% en 2031, de 2,7% a 20,2%).</w:t>
+        <w:t xml:space="preserve">Con la deuda consolidada con el BCRA, que parte de 52,1% del PIB y se estima desde 2002, la probabilidad de no estabilización es de 31,1% en 2031 (27,6% a 41,5%) y de 35,0% en 2035 (32,3% a 49,8%). La senda de la FED eleva la probabilidad de 2035 en 19,2 puntos (3,2 a 33,8). No se informan el reparto de la varianza ni la media de la deuda consolidada, porque trayectorias explosivas dominan esas medidas en 368 de las 1.000 réplicas, más de un tercio; por eso la extensión es exploratoria y solo respalda el orden de magnitud de la probabilidad de no estabilización, que supera la del FMI con las dos métricas (con la definición operativa, 11,0% en 2031, de 2,7% a 20,2%), aunque con los intervalos poco confiables de esa extensión.</w:t>
       </w:r>
     </w:p>
     <w:p>
@@ -13255,7 +13432,7 @@
         <w:t xml:space="preserve"> </w:t>
       </w:r>
       <w:r>
-        <w:t xml:space="preserve">Si la deuda federal bruta argentina tiene más riesgo de no estabilizarse que el que informa el FMI depende de cómo se mida ese riesgo. Con la definición operativa del organismo, que promedia los</w:t>
+        <w:t xml:space="preserve">Medido como lo mide el FMI, el riesgo de que la deuda federal bruta argentina no se estabilice es del mismo orden que el que informa el organismo: la tesis no encuentra que el FMI lo subestime. El riesgo que queda fuera de esa medida es el de la valuación anual de la deuda en moneda extranjera: cuando se lo incorpora, la probabilidad de no estabilización sube a 27,7% en 2031, y la de que la deuda de 2031 supere a la de 2029 es de 20,0%. Lo que no depende de la métrica es de dónde viene la incertidumbre: la mayor parte proviene de</w:t>
       </w:r>
       <w:r>
         <w:t xml:space="preserve"> </w:t>
@@ -13271,23 +13448,7 @@
         <w:t xml:space="preserve"> </w:t>
       </w:r>
       <w:r>
-        <w:t xml:space="preserve">de la trayectoria, la dinámica histórica estimada da una probabilidad del mismo orden que la del FMI. Con la métrica anual, que incluye la valuación de la deuda en moneda extranjera año por año, la probabilidad es mucho mayor, y la de que la deuda de 2031 supere a la de 2029 es de 20,0%. Cuál de las dos es la referencia adecuada es una decisión de criterio, que la tesis deja explícita (sección 7.1). Lo que no depende de la métrica es de dónde viene la incertidumbre: la mayor parte proviene de</w:t>
-      </w:r>
-      <w:r>
-        <w:t xml:space="preserve"> </w:t>
-      </w:r>
-      <w:r>
-        <w:rPr>
-          <w:iCs/>
-          <w:i/>
-        </w:rPr>
-        <w:t xml:space="preserve">shocks</w:t>
-      </w:r>
-      <w:r>
-        <w:t xml:space="preserve"> </w:t>
-      </w:r>
-      <w:r>
-        <w:t xml:space="preserve">externos, cambiarios y de riesgo, que la política fiscal no controla, y la senda de la FED de 2022-2025 eleva la probabilidad de no estabilización con las dos métricas. Con la métrica anual, un superávit de 2031 en el máximo de 1996-2025 reduce la probabilidad, pero la deja lejos de la cifra del FMI; con la definición operativa, alcanza para llegar a ella. La tesis no simula cambios en la composición por moneda ni en los plazos de la deuda, de modo que no permite evaluar esas alternativas.</w:t>
+        <w:t xml:space="preserve">externos, cambiarios y de riesgo, que la política fiscal no controla, y la senda de la FED de 2022-2025 eleva la probabilidad de no estabilización con las dos métricas. Un superávit de 2031 en el máximo de 1996-2025 alcanza para llevar la probabilidad a la cifra del FMI con su propia métrica, pero no protege a la deuda de la valuación anual: con la métrica anual, la probabilidad queda lejos de esa cifra. La tesis no simula cambios en la composición por moneda ni en los plazos de la deuda, de modo que no permite evaluar esas alternativas.</w:t>
       </w:r>
     </w:p>
     <w:p>
